--- a/assets/data/Mindset 01/Mindset1- Audio Scripts_markers.docx
+++ b/assets/data/Mindset 01/Mindset1- Audio Scripts_markers.docx
@@ -6914,30 +6914,6 @@
           </w:tcPr>
           <w:p>
             <w:pPr>
-              <w:tabs>
-                <w:tab w:val="left" w:pos="4413"/>
-              </w:tabs>
-              <w:rPr>
-                <w:rFonts w:ascii="Source Sans 3" w:hAnsi="Source Sans 3"/>
-                <w:b/>
-                <w:bCs/>
-                <w:sz w:val="23"/>
-                <w:szCs w:val="23"/>
-              </w:rPr>
-            </w:pPr>
-            <w:r>
-              <w:rPr>
-                <w:rFonts w:ascii="Source Sans 3" w:hAnsi="Source Sans 3"/>
-                <w:b/>
-                <w:bCs/>
-                <w:sz w:val="23"/>
-                <w:szCs w:val="23"/>
-              </w:rPr>
-              <w:t>[0]</w:t>
-            </w:r>
-          </w:p>
-          <w:p>
-            <w:pPr>
               <w:pStyle w:val="ListParagraph"/>
               <w:numPr>
                 <w:ilvl w:val="0"/>
@@ -7027,7 +7003,7 @@
                 <w:sz w:val="23"/>
                 <w:szCs w:val="23"/>
               </w:rPr>
-              <w:t>[13020] Examiner</w:t>
+              <w:t xml:space="preserve"> Examiner</w:t>
             </w:r>
             <w:r>
               <w:rPr>
@@ -7094,7 +7070,7 @@
                 <w:sz w:val="23"/>
                 <w:szCs w:val="23"/>
               </w:rPr>
-              <w:t>[26320] Examiner</w:t>
+              <w:t xml:space="preserve"> Examiner</w:t>
             </w:r>
             <w:r>
               <w:rPr>
@@ -7161,7 +7137,7 @@
                 <w:sz w:val="23"/>
                 <w:szCs w:val="23"/>
               </w:rPr>
-              <w:t>[50280] Examiner</w:t>
+              <w:t xml:space="preserve"> Examiner</w:t>
             </w:r>
             <w:r>
               <w:rPr>
@@ -7264,26 +7240,6 @@
           </w:tcPr>
           <w:p>
             <w:pPr>
-              <w:tabs>
-                <w:tab w:val="left" w:pos="4413"/>
-              </w:tabs>
-              <w:rPr>
-                <w:rFonts w:ascii="Source Sans 3" w:hAnsi="Source Sans 3"/>
-                <w:sz w:val="23"/>
-                <w:szCs w:val="23"/>
-              </w:rPr>
-            </w:pPr>
-            <w:r>
-              <w:rPr>
-                <w:rFonts w:ascii="Source Sans 3" w:hAnsi="Source Sans 3"/>
-                <w:sz w:val="23"/>
-                <w:szCs w:val="23"/>
-              </w:rPr>
-              <w:t>[0]</w:t>
-            </w:r>
-          </w:p>
-          <w:p>
-            <w:pPr>
               <w:pStyle w:val="ListParagraph"/>
               <w:numPr>
                 <w:ilvl w:val="0"/>
@@ -7345,7 +7301,7 @@
                 <w:sz w:val="23"/>
                 <w:szCs w:val="23"/>
               </w:rPr>
-              <w:t>[8780] The[10760] statue[11400] was[11600] built[12080] in[15020] 1985.[15020]</w:t>
+              <w:t xml:space="preserve"> The[10760] statue[11400] was[11600] built[12080] in[15020] 1985.[15020]</w:t>
             </w:r>
           </w:p>
           <w:p>
@@ -7370,7 +7326,7 @@
                 <w:sz w:val="23"/>
                 <w:szCs w:val="23"/>
               </w:rPr>
-              <w:t>[15020] Our[18000] town[18520] is[18660] situated[19620] on[19820] the[19980] Yangtze[20500] river.[22760]</w:t>
+              <w:t xml:space="preserve"> Our[18000] town[18520] is[18660] situated[19620] on[19820] the[19980] Yangtze[20500] river.[22760]</w:t>
             </w:r>
           </w:p>
           <w:p>
@@ -7395,7 +7351,7 @@
                 <w:sz w:val="23"/>
                 <w:szCs w:val="23"/>
               </w:rPr>
-              <w:t>[22760] The[24780] shopping[25260] mall[25580] is[25740] called[26180] 'the[26480] Galleria'.[29200]</w:t>
+              <w:t xml:space="preserve"> The[24780] shopping[25260] mall[25580] is[25740] called[26180] 'the[26480] Galleria'.[29200]</w:t>
             </w:r>
           </w:p>
           <w:p>
@@ -7420,7 +7376,7 @@
                 <w:sz w:val="23"/>
                 <w:szCs w:val="23"/>
               </w:rPr>
-              <w:t>[29200] The[31260] library[31960] is[32140] located[32960] across[33460] from[33640] the[33800] swimming[34200] pool.[36520]</w:t>
+              <w:t xml:space="preserve"> The[31260] library[31960] is[32140] located[32960] across[33460] from[33640] the[33800] swimming[34200] pool.[36520]</w:t>
             </w:r>
           </w:p>
           <w:p>
@@ -7445,7 +7401,7 @@
                 <w:sz w:val="23"/>
                 <w:szCs w:val="23"/>
               </w:rPr>
-              <w:t>[36520] Many[38780] things[39040] have[39320] changed[39960] over[40180] the[40300] years[40700] in[40820] my[41060] home[41400] town.[43680]</w:t>
+              <w:t xml:space="preserve"> Many[38780] things[39040] have[39320] changed[39960] over[40180] the[40300] years[40700] in[40820] my[41060] home[41400] town.[43680]</w:t>
             </w:r>
           </w:p>
           <w:p>
@@ -7470,7 +7426,7 @@
                 <w:sz w:val="23"/>
                 <w:szCs w:val="23"/>
               </w:rPr>
-              <w:t>[43680] A[45640] number[46080] of[46240] new[46480] apartments[47300] were[47500] developed[48120] by[48380] the[48520] harbour.[50840]</w:t>
+              <w:t xml:space="preserve"> A[45640] number[46080] of[46240] new[46480] apartments[47300] were[47500] developed[48120] by[48380] the[48520] harbour.[50840]</w:t>
             </w:r>
           </w:p>
           <w:p>
@@ -7495,7 +7451,7 @@
                 <w:sz w:val="23"/>
                 <w:szCs w:val="23"/>
               </w:rPr>
-              <w:t>[50840] The[52800] bridge[53180] was[53380] designed[54120] by[54360] a[54480] famous[55080] architect[55740] from[55980] London.[58420]</w:t>
+              <w:t xml:space="preserve"> The[52800] bridge[53180] was[53380] designed[54120] by[54360] a[54480] famous[55080] architect[55740] from[55980] London.[58420]</w:t>
             </w:r>
           </w:p>
           <w:p>
@@ -7520,7 +7476,7 @@
                 <w:sz w:val="23"/>
                 <w:szCs w:val="23"/>
               </w:rPr>
-              <w:t>[58420] Recently,[61240] scientists[62440] discovered[63060] a[63160] large[63680] cave[64280] near[64540] our[64740] village.[67100]</w:t>
+              <w:t xml:space="preserve"> Recently,[61240] scientists[62440] discovered[63060] a[63160] large[63680] cave[64280] near[64540] our[64740] village.[67100]</w:t>
             </w:r>
           </w:p>
           <w:p>
@@ -7545,7 +7501,7 @@
                 <w:sz w:val="23"/>
                 <w:szCs w:val="23"/>
               </w:rPr>
-              <w:t>[67100] Recently,[69840] many[70500] young[70940] people[71460] have[71720] started[72320] to[72520] leave[72920] my[73140] home[73460] town[73940] to[74120] look[74400] for[74580] work.[76960]</w:t>
+              <w:t xml:space="preserve"> Recently,[69840] many[70500] young[70940] people[71460] have[71720] started[72320] to[72520] leave[72920] my[73140] home[73460] town[73940] to[74120] look[74400] for[74580] work.[76960]</w:t>
             </w:r>
           </w:p>
           <w:p>
@@ -7571,7 +7527,7 @@
                 <w:szCs w:val="23"/>
               </w:rPr>
               <w:lastRenderedPageBreak/>
-              <w:t>[76960] A[78960] long[79240] time[79600] ago[80060] many[80600] people[81120] used[81460] to[81600] work[81920] in[82080] factories[82820] in[82960] my[83200] town.[85540]</w:t>
+              <w:t xml:space="preserve"> A[78960] long[79240] time[79600] ago[80060] many[80600] people[81120] used[81460] to[81600] work[81920] in[82080] factories[82820] in[82960] my[83200] town.[85540]</w:t>
             </w:r>
           </w:p>
           <w:p>
@@ -7597,7 +7553,7 @@
                 <w:sz w:val="23"/>
                 <w:szCs w:val="23"/>
               </w:rPr>
-              <w:t>[85540] A[87500] tourist[88180] who[88320] visited[88860] recently[89560] said[89980] our[90260] town[90800] is[90980] a[91080] great[91620] place[92040] to[92160] visit.[92620]</w:t>
+              <w:t xml:space="preserve"> A[87500] tourist[88180] who[88320] visited[88860] recently[89560] said[89980] our[90260] town[90800] is[90980] a[91080] great[91620] place[92040] to[92160] visit.[92620]</w:t>
             </w:r>
           </w:p>
         </w:tc>

--- a/assets/data/Mindset 01/Mindset1- Audio Scripts_markers.docx
+++ b/assets/data/Mindset 01/Mindset1- Audio Scripts_markers.docx
@@ -7526,7 +7526,6 @@
                 <w:sz w:val="23"/>
                 <w:szCs w:val="23"/>
               </w:rPr>
-              <w:lastRenderedPageBreak/>
               <w:t xml:space="preserve"> A[78960] long[79240] time[79600] ago[80060] many[80600] people[81120] used[81460] to[81600] work[81920] in[82080] factories[82820] in[82960] my[83200] town.[85540]</w:t>
             </w:r>
           </w:p>
@@ -7553,6 +7552,7 @@
                 <w:sz w:val="23"/>
                 <w:szCs w:val="23"/>
               </w:rPr>
+              <w:lastRenderedPageBreak/>
               <w:t xml:space="preserve"> A[87500] tourist[88180] who[88320] visited[88860] recently[89560] said[89980] our[90260] town[90800] is[90980] a[91080] great[91620] place[92040] to[92160] visit.[92620]</w:t>
             </w:r>
           </w:p>
@@ -8548,7 +8548,6 @@
                 <w:sz w:val="23"/>
                 <w:szCs w:val="23"/>
               </w:rPr>
-              <w:lastRenderedPageBreak/>
               <w:t>Manager:</w:t>
             </w:r>
             <w:r>
@@ -9579,8 +9578,17 @@
                 <w:sz w:val="23"/>
                 <w:szCs w:val="23"/>
               </w:rPr>
+              <w:t xml:space="preserve">What[7920] did[8140] I[8280] learn?[9080] Well,[10040] I've[10500] always[10960] been[11280] an[11560] active[12180] and[12420] sporty[12940] person[13720] and[14140] I[14260] really[14620] like[14980] cold[15420] weather[16240] -[16240] I[16780] love[17120] it[17260] when[17480] it[17640] snows[18180] in[18340] my[18520] country.[19420] That's[20180] why[20660] I[20860] decided[21480] to[21620] learn[21960] </w:t>
+            </w:r>
+            <w:r>
+              <w:rPr>
+                <w:rFonts w:ascii="Source Sans 3" w:hAnsi="Source Sans 3"/>
+                <w:bCs/>
+                <w:sz w:val="23"/>
+                <w:szCs w:val="23"/>
+              </w:rPr>
               <w:lastRenderedPageBreak/>
-              <w:t>What[7920] did[8140] I[8280] learn?[9080] Well,[10040] I've[10500] always[10960] been[11280] an[11560] active[12180] and[12420] sporty[12940] person[13720] and[14140] I[14260] really[14620] like[14980] cold[15420] weather[16240] -[16240] I[16780] love[17120] it[17260] when[17480] it[17640] snows[18180] in[18340] my[18520] country.[19420] That's[20180] why[20660] I[20860] decided[21480] to[21620] learn[21960] something[22520] that[22800] mixes[23420] these[23700] things[24060] together[24980] -[24980] winter,[26060] sport[26900] and[27220] snow![28100] So,[29140] I[29680] decided[30340] to[30520] learn[30820] to[30980] ski![31960]</w:t>
+              <w:t>something[22520] that[22800] mixes[23420] these[23700] things[24060] together[24980] -[24980] winter,[26060] sport[26900] and[27220] snow![28100] So,[29140] I[29680] decided[30340] to[30520] learn[30820] to[30980] ski![31960]</w:t>
             </w:r>
           </w:p>
           <w:p>
@@ -10680,36 +10688,28 @@
                 <w:sz w:val="23"/>
                 <w:szCs w:val="23"/>
               </w:rPr>
-              <w:t xml:space="preserve">[1500] In[2940] this[3320] new[3720] series[4360] of[4660] 'Talk[5040] of[5180] the[5340] Town'[5800] we'll[6000] be[6160] looking[6560] at[6700] the[6860] different[7340] restaurants[7980] in[8320] and[8620] around[9300] Ogdenville[10180] and[10600] getting[10980] some[11260] </w:t>
-            </w:r>
-            <w:r>
-              <w:rPr>
-                <w:rFonts w:ascii="Source Sans 3" w:hAnsi="Source Sans 3"/>
+              <w:t>[1500] In[2940] this[3320] new[3720] series[4360] of[4660] 'Talk[5040] of[5180] the[5340] Town'[5800] we'll[6000] be[6160] looking[6560] at[6700] the[6860] different[7340] restaurants[7980] in[8320] and[8620] around[9300] Ogdenville[10180] and[10600] getting[10980] some[11260] tips[11680] and[11840] recommendations[12700] from[12920] our[13140] resident[13660] food[13960] critic,[14580] Chris[15080] Griffin.[15780] So[16220] Chris,[16920] where[17320] have[17460] you[17560] been[17740] this[17940] week?[18560]</w:t>
+            </w:r>
+          </w:p>
+          <w:p>
+            <w:pPr>
+              <w:tabs>
+                <w:tab w:val="left" w:pos="4413"/>
+              </w:tabs>
+              <w:rPr>
+                <w:rFonts w:ascii="Source Sans 3" w:hAnsi="Source Sans 3"/>
+                <w:sz w:val="23"/>
+                <w:szCs w:val="23"/>
+              </w:rPr>
+            </w:pPr>
+            <w:r>
+              <w:rPr>
+                <w:rFonts w:ascii="Source Sans 3" w:hAnsi="Source Sans 3"/>
+                <w:b/>
                 <w:sz w:val="23"/>
                 <w:szCs w:val="23"/>
               </w:rPr>
               <w:lastRenderedPageBreak/>
-              <w:t>tips[11680] and[11840] recommendations[12700] from[12920] our[13140] resident[13660] food[13960] critic,[14580] Chris[15080] Griffin.[15780] So[16220] Chris,[16920] where[17320] have[17460] you[17560] been[17740] this[17940] week?[18560]</w:t>
-            </w:r>
-          </w:p>
-          <w:p>
-            <w:pPr>
-              <w:tabs>
-                <w:tab w:val="left" w:pos="4413"/>
-              </w:tabs>
-              <w:rPr>
-                <w:rFonts w:ascii="Source Sans 3" w:hAnsi="Source Sans 3"/>
-                <w:sz w:val="23"/>
-                <w:szCs w:val="23"/>
-              </w:rPr>
-            </w:pPr>
-            <w:r>
-              <w:rPr>
-                <w:rFonts w:ascii="Source Sans 3" w:hAnsi="Source Sans 3"/>
-                <w:b/>
-                <w:sz w:val="23"/>
-                <w:szCs w:val="23"/>
-              </w:rPr>
               <w:t>B:</w:t>
             </w:r>
             <w:r>
@@ -11303,35 +11303,35 @@
                 <w:sz w:val="23"/>
                 <w:szCs w:val="23"/>
               </w:rPr>
+              <w:t>Graham:</w:t>
+            </w:r>
+            <w:r>
+              <w:rPr>
+                <w:rFonts w:ascii="Source Sans 3" w:hAnsi="Source Sans 3"/>
+                <w:sz w:val="23"/>
+                <w:szCs w:val="23"/>
+              </w:rPr>
+              <w:t>[67440] Oh,[67580] yes.[68200] One[68660] of[68740] the[68860] things[69160] that[69300] I[69400] had[69660] was[69880] jellyfish.[70900] It[71340] added[71580] a[71660]</w:t>
+            </w:r>
+          </w:p>
+          <w:p>
+            <w:pPr>
+              <w:tabs>
+                <w:tab w:val="left" w:pos="4413"/>
+              </w:tabs>
+              <w:rPr>
+                <w:rFonts w:ascii="Source Sans 3" w:hAnsi="Source Sans 3"/>
+                <w:sz w:val="23"/>
+                <w:szCs w:val="23"/>
+              </w:rPr>
+            </w:pPr>
+            <w:r>
+              <w:rPr>
+                <w:rFonts w:ascii="Source Sans 3" w:hAnsi="Source Sans 3"/>
+                <w:sz w:val="23"/>
+                <w:szCs w:val="23"/>
+              </w:rPr>
               <w:lastRenderedPageBreak/>
-              <w:t>Graham:</w:t>
-            </w:r>
-            <w:r>
-              <w:rPr>
-                <w:rFonts w:ascii="Source Sans 3" w:hAnsi="Source Sans 3"/>
-                <w:sz w:val="23"/>
-                <w:szCs w:val="23"/>
-              </w:rPr>
-              <w:t>[67440] Oh,[67580] yes.[68200] One[68660] of[68740] the[68860] things[69160] that[69300] I[69400] had[69660] was[69880] jellyfish.[70900] It[71340] added[71580] a[71660]</w:t>
-            </w:r>
-          </w:p>
-          <w:p>
-            <w:pPr>
-              <w:tabs>
-                <w:tab w:val="left" w:pos="4413"/>
-              </w:tabs>
-              <w:rPr>
-                <w:rFonts w:ascii="Source Sans 3" w:hAnsi="Source Sans 3"/>
-                <w:sz w:val="23"/>
-                <w:szCs w:val="23"/>
-              </w:rPr>
-            </w:pPr>
-            <w:r>
-              <w:rPr>
-                <w:rFonts w:ascii="Source Sans 3" w:hAnsi="Source Sans 3"/>
-                <w:sz w:val="23"/>
-                <w:szCs w:val="23"/>
-              </w:rPr>
               <w:t>nice[71980] texture[72480] to[72560] the[72680] dish,[73180] but[73540] I[73620] thought[73840] it[73940] didn't[74220] taste[74580] of[74680] much.[75440] One[76020] dish[76260] that[76440] did[76680] have[76840] a[76880] strong[77260] taste[77660] was[77820] hotpot.[78660] The[79040] dish[79340] I[79460] had[79700] was[79860] made[80180] in[80280] the[80400] Sichuan[80940] style,[81620] so[82000] it[82120] was[82280] very[82600] spicy.[83720] What[84480] I[84560] found[84860] interesting[85420] was[85560] that[85660] the[85780] hotpot[86340] was[86520] put[86720] on[86840] a[86900] hotplate[87500] in[87620] the[87740] centre[88120] of[88200] the[88300] table,[88940] and[89280] we[89380] were[89540] given[89760] a[89840] dish[90120] of[90260] raw[90500] food[91240] and[91680] we[91780] chose[92140] what[92260] we[92360] wanted[92860] and[93060] put[93240] it[93340] into[93520] the[93620] pot[93840] ourselves,[94580] and[94840] got[95040] it[95160] out[95400] when[95560] it[95620] was[95760] ready.[96440] It[96940] was[97080] great[97440] fun[97960] and[98300] very[98540] sociable.[99280] And[99640] very[100080] tasty![100560]</w:t>
             </w:r>
           </w:p>
@@ -11843,16 +11843,7 @@
                 <w:sz w:val="23"/>
                 <w:szCs w:val="23"/>
               </w:rPr>
-              <w:t xml:space="preserve">You[121160] can[121360] get[121720] risotto[122300] everywhere[122860] nowadays,[123500] but[124280] it[124740] isn't[125140] always[125860] that[126180] good.[126980] If[127640] you[127900] visit[128300] my[128540] country,[129260] especially[130100] the[130240] northern[130660] part,[131400] I[131840] recommend[132440] that[132660] you[132840] try[133220] to[133400] taste[133900] risotto[134560] there.[135260] </w:t>
-            </w:r>
-            <w:r>
-              <w:rPr>
-                <w:rFonts w:ascii="Source Sans 3" w:hAnsi="Source Sans 3"/>
-                <w:sz w:val="23"/>
-                <w:szCs w:val="23"/>
-              </w:rPr>
-              <w:lastRenderedPageBreak/>
-              <w:t>It[135800] really[136300] is[136600] special[137340] and[137620] I[137720] promise[138640] that[139140] you[139280] will[139440] find[139700] it[139840] different[140520] to[140880] any[141260] risotto[141920] that[142180] you[142320] have[142480] tasted[142960] before.[143420]</w:t>
+              <w:t>You[121160] can[121360] get[121720] risotto[122300] everywhere[122860] nowadays,[123500] but[124280] it[124740] isn't[125140] always[125860] that[126180] good.[126980] If[127640] you[127900] visit[128300] my[128540] country,[129260] especially[130100] the[130240] northern[130660] part,[131400] I[131840] recommend[132440] that[132660] you[132840] try[133220] to[133400] taste[133900] risotto[134560] there.[135260] It[135800] really[136300] is[136600] special[137340] and[137620] I[137720] promise[138640] that[139140] you[139280] will[139440] find[139700] it[139840] different[140520] to[140880] any[141260] risotto[141920] that[142180] you[142320] have[142480] tasted[142960] before.[143420]</w:t>
             </w:r>
           </w:p>
         </w:tc>
@@ -11910,320 +11901,314 @@
                 <w:tab w:val="left" w:pos="4413"/>
               </w:tabs>
               <w:rPr>
-                <w:rFonts w:ascii="Source Sans 3 SemiBold" w:hAnsi="Source Sans 3 SemiBold"/>
-                <w:b/>
-                <w:bCs/>
-                <w:sz w:val="23"/>
-                <w:szCs w:val="23"/>
-              </w:rPr>
-            </w:pPr>
-            <w:r>
-              <w:rPr>
-                <w:rFonts w:ascii="Source Sans 3 SemiBold" w:hAnsi="Source Sans 3 SemiBold"/>
-                <w:b/>
-                <w:bCs/>
-                <w:sz w:val="23"/>
-                <w:szCs w:val="23"/>
-              </w:rPr>
-              <w:t>[2020]Recording[4200] 1[4200]</w:t>
-            </w:r>
-          </w:p>
-          <w:p>
-            <w:pPr>
-              <w:tabs>
-                <w:tab w:val="left" w:pos="4413"/>
-              </w:tabs>
-              <w:rPr>
-                <w:rFonts w:ascii="Source Sans 3" w:hAnsi="Source Sans 3"/>
-                <w:sz w:val="23"/>
-                <w:szCs w:val="23"/>
-              </w:rPr>
-            </w:pPr>
-            <w:r>
-              <w:rPr>
-                <w:rFonts w:ascii="Source Sans 3" w:hAnsi="Source Sans 3"/>
-                <w:sz w:val="23"/>
-                <w:szCs w:val="23"/>
-              </w:rPr>
-              <w:t>Whatever[6320] you[6500] do,[6880] don't[7480] miss[7840] our[8060] Summer[8540] Sale.[9320] This[9840] weekend,[10560] and[10820] this[11120] weekend[11660] only,[12200] we're[12600] reducing[13300] all[13620] our[13800] prices[14480] right[14800] across[15220] our[15420] store.[16220] So,[16920] on[17260] our[17460] first[17840] floor[18240] you'll[18500] find[18860] women's[19320] jeans[19820] at[20000] just[20740] $20[20740] a[21260] pair.[21980] And,[22560] just[22940] in[23100] time[23460] for[23580] the[23680] holiday[24140] season,[24740] our[25080] T-shirts[25780] and[25940] swimwear[26580] are[26800] on[26980] special[27480] offer[27780] too.[28480]</w:t>
-            </w:r>
-          </w:p>
-          <w:p>
-            <w:pPr>
-              <w:tabs>
-                <w:tab w:val="left" w:pos="4413"/>
-              </w:tabs>
-              <w:rPr>
-                <w:rFonts w:ascii="Source Sans 3" w:hAnsi="Source Sans 3"/>
-                <w:sz w:val="23"/>
-                <w:szCs w:val="23"/>
-              </w:rPr>
-            </w:pPr>
-            <w:r>
-              <w:rPr>
-                <w:rFonts w:ascii="Source Sans 3" w:hAnsi="Source Sans 3"/>
-                <w:sz w:val="23"/>
-                <w:szCs w:val="23"/>
-              </w:rPr>
-              <w:t>And[29040] if[29180] you're[29360] looking[29660] for[29860] shoes,[30480] you'll[30820] want[31060] to[31200] visit[31540] the[31680] fourth[32040] floor.[32660] You'll[33140] find[33420] a[33500] good[33740] selection[34320] of[34480] styles[35040] and[35200] colours[35700] in[35860] our[36040] footwear[36560] department[37260] situated[38000] right[38300] next[38600] to[38680] the[38800] coffee[39180] shop.[39800] This[40380] weekend,[40960] they're[41240] all[41520] half[41840] price[42540] and[42880] that[43100] includes[43600] a[43700] wide[44100] choice[44520] of[44640] sports[45080] shoes[45520] in[45680] most[46020] sizes![46940] So,[47460] hurry[47920] before[48360] they're[48580] all[48740] gone![49420] Sale[50040] ends[50280] Sunday![51060] Miss[51620] our[51800] sale?[52440] Miss[52980] out![55540]</w:t>
-            </w:r>
-          </w:p>
-          <w:p>
-            <w:pPr>
-              <w:tabs>
-                <w:tab w:val="left" w:pos="4413"/>
-              </w:tabs>
-              <w:rPr>
-                <w:rFonts w:ascii="Source Sans 3 SemiBold" w:hAnsi="Source Sans 3 SemiBold"/>
-                <w:b/>
-                <w:bCs/>
-                <w:sz w:val="23"/>
-                <w:szCs w:val="23"/>
-              </w:rPr>
-            </w:pPr>
-            <w:r>
-              <w:rPr>
-                <w:rFonts w:ascii="Source Sans 3 SemiBold" w:hAnsi="Source Sans 3 SemiBold"/>
-                <w:b/>
-                <w:bCs/>
-                <w:sz w:val="23"/>
-                <w:szCs w:val="23"/>
-              </w:rPr>
-              <w:t>Recording[58300] 2[58300]</w:t>
-            </w:r>
-          </w:p>
-          <w:p>
-            <w:pPr>
-              <w:tabs>
-                <w:tab w:val="left" w:pos="4413"/>
-              </w:tabs>
-              <w:rPr>
-                <w:rFonts w:ascii="Source Sans 3" w:hAnsi="Source Sans 3"/>
-                <w:sz w:val="23"/>
-                <w:szCs w:val="23"/>
-              </w:rPr>
-            </w:pPr>
-            <w:r>
-              <w:rPr>
-                <w:rFonts w:ascii="Source Sans 3" w:hAnsi="Source Sans 3"/>
-                <w:b/>
-                <w:bCs/>
-                <w:sz w:val="23"/>
-                <w:szCs w:val="23"/>
-              </w:rPr>
-              <w:t>Dan</w:t>
-            </w:r>
-            <w:r>
-              <w:rPr>
-                <w:rFonts w:ascii="Source Sans 3" w:hAnsi="Source Sans 3"/>
-                <w:sz w:val="23"/>
-                <w:szCs w:val="23"/>
-              </w:rPr>
-              <w:t>:[59560] So,[60560] Jess,[61160] what[61500] do[61580] you[61760] think[62020] of[62140] my[62320] hat?[62920]</w:t>
-            </w:r>
-          </w:p>
-          <w:p>
-            <w:pPr>
-              <w:tabs>
-                <w:tab w:val="left" w:pos="4413"/>
-              </w:tabs>
-              <w:rPr>
-                <w:rFonts w:ascii="Source Sans 3" w:hAnsi="Source Sans 3"/>
-                <w:sz w:val="23"/>
-                <w:szCs w:val="23"/>
-              </w:rPr>
-            </w:pPr>
-            <w:r>
-              <w:rPr>
-                <w:rFonts w:ascii="Source Sans 3" w:hAnsi="Source Sans 3"/>
-                <w:b/>
-                <w:bCs/>
-                <w:sz w:val="23"/>
-                <w:szCs w:val="23"/>
-              </w:rPr>
-              <w:t>Jess</w:t>
-            </w:r>
-            <w:r>
-              <w:rPr>
-                <w:rFonts w:ascii="Source Sans 3" w:hAnsi="Source Sans 3"/>
-                <w:sz w:val="23"/>
-                <w:szCs w:val="23"/>
-              </w:rPr>
-              <w:t>:[63300] It's[63640] very[64020] nice[64940] -[64940] I[65320] like[65540] the[65660] colour,[66360] and[67140] it'll[67480] definitely[68080] keep[68340] the[68460] sun[68720] off[68880] your[69060] face.[70100] Actually,[71280] I[71580] didn't[71820] notice[72340] the[72480] clothing[73020] stalls.[73560]</w:t>
-            </w:r>
-          </w:p>
-          <w:p>
-            <w:pPr>
-              <w:tabs>
-                <w:tab w:val="left" w:pos="4413"/>
-              </w:tabs>
-              <w:rPr>
-                <w:rFonts w:ascii="Source Sans 3" w:hAnsi="Source Sans 3"/>
-                <w:sz w:val="23"/>
-                <w:szCs w:val="23"/>
-              </w:rPr>
-            </w:pPr>
-            <w:r>
-              <w:rPr>
-                <w:rFonts w:ascii="Source Sans 3" w:hAnsi="Source Sans 3"/>
-                <w:b/>
-                <w:bCs/>
-                <w:sz w:val="23"/>
-                <w:szCs w:val="23"/>
-              </w:rPr>
-              <w:t>Dan</w:t>
-            </w:r>
-            <w:r>
-              <w:rPr>
-                <w:rFonts w:ascii="Source Sans 3" w:hAnsi="Source Sans 3"/>
-                <w:sz w:val="23"/>
-                <w:szCs w:val="23"/>
-              </w:rPr>
-              <w:t>:[74220] I[74320] know[74700] you[74860] didn't![75580] That's[76000] because[76320] you[76520] spent[76860] most[77220] of[77340] your[77520] time[77920] there[78180] looking[78520] at[78640] all[78820] the[79000] jewellery![80180] And[80860] relaxing[81600] in[81700] all[81840] that[82060] fresh[82480] air,[82780] of[82900] course![83620]</w:t>
-            </w:r>
-          </w:p>
-          <w:p>
-            <w:pPr>
-              <w:tabs>
-                <w:tab w:val="left" w:pos="4413"/>
-              </w:tabs>
-              <w:rPr>
-                <w:rFonts w:ascii="Source Sans 3" w:hAnsi="Source Sans 3"/>
-                <w:sz w:val="23"/>
-                <w:szCs w:val="23"/>
-              </w:rPr>
-            </w:pPr>
-            <w:r>
-              <w:rPr>
-                <w:rFonts w:ascii="Source Sans 3" w:hAnsi="Source Sans 3"/>
-                <w:b/>
-                <w:bCs/>
-                <w:sz w:val="23"/>
-                <w:szCs w:val="23"/>
-              </w:rPr>
-              <w:t>Jess</w:t>
-            </w:r>
-            <w:r>
-              <w:rPr>
-                <w:rFonts w:ascii="Source Sans 3" w:hAnsi="Source Sans 3"/>
-                <w:sz w:val="23"/>
-                <w:szCs w:val="23"/>
-              </w:rPr>
-              <w:t>:[84000] That's[84300] true[85000] -[85000] but[85520] actually,[86180] I[86460] managed[86820] to[86900] find[87160] a[87280] really[87760] nice[88160] necklace.[88900] And[89240] you'll[89460] never[89780] guess[90160] how[90400] cheap[90820] it[90960] was![91700] Do[92160] you[92260] want[92420] to[92500] have[92680] a[92740] look?[94200]</w:t>
-            </w:r>
-          </w:p>
-          <w:p>
-            <w:pPr>
-              <w:tabs>
-                <w:tab w:val="left" w:pos="4413"/>
-              </w:tabs>
-              <w:rPr>
-                <w:rFonts w:ascii="Source Sans 3 SemiBold" w:hAnsi="Source Sans 3 SemiBold"/>
-                <w:b/>
-                <w:bCs/>
-                <w:sz w:val="23"/>
-                <w:szCs w:val="23"/>
-              </w:rPr>
-            </w:pPr>
-            <w:r>
-              <w:rPr>
-                <w:rFonts w:ascii="Source Sans 3 SemiBold" w:hAnsi="Source Sans 3 SemiBold"/>
-                <w:b/>
-                <w:bCs/>
-                <w:sz w:val="23"/>
-                <w:szCs w:val="23"/>
-              </w:rPr>
-              <w:t>Recording[96020] 3[96020]</w:t>
-            </w:r>
-          </w:p>
-          <w:p>
-            <w:pPr>
-              <w:tabs>
-                <w:tab w:val="left" w:pos="4413"/>
-              </w:tabs>
-              <w:rPr>
-                <w:rFonts w:ascii="Source Sans 3" w:hAnsi="Source Sans 3"/>
-                <w:sz w:val="23"/>
-                <w:szCs w:val="23"/>
-              </w:rPr>
-            </w:pPr>
-            <w:r>
-              <w:rPr>
-                <w:rFonts w:ascii="Source Sans 3" w:hAnsi="Source Sans 3"/>
-                <w:b/>
-                <w:bCs/>
-                <w:sz w:val="23"/>
-                <w:szCs w:val="23"/>
-              </w:rPr>
-              <w:t>A</w:t>
-            </w:r>
-            <w:r>
-              <w:rPr>
-                <w:rFonts w:ascii="Source Sans 3" w:hAnsi="Source Sans 3"/>
-                <w:sz w:val="23"/>
-                <w:szCs w:val="23"/>
-              </w:rPr>
-              <w:t>:[97060] So[98100] what[98300] did[98440] you[98540] think[98800] of[98940] it?[99440] It[99880] only[100160] opened[100520] a[100580] few[100780] weeks[101040] ago,[101260] didn't[101540] it?[101720]</w:t>
-            </w:r>
-          </w:p>
-          <w:p>
-            <w:pPr>
-              <w:tabs>
-                <w:tab w:val="left" w:pos="4413"/>
-              </w:tabs>
-              <w:rPr>
-                <w:rFonts w:ascii="Source Sans 3" w:hAnsi="Source Sans 3"/>
-                <w:sz w:val="23"/>
-                <w:szCs w:val="23"/>
-              </w:rPr>
-            </w:pPr>
-            <w:r>
-              <w:rPr>
-                <w:rFonts w:ascii="Source Sans 3" w:hAnsi="Source Sans 3"/>
-                <w:b/>
-                <w:bCs/>
-                <w:sz w:val="23"/>
-                <w:szCs w:val="23"/>
-              </w:rPr>
-              <w:t>B</w:t>
-            </w:r>
-            <w:r>
-              <w:rPr>
-                <w:rFonts w:ascii="Source Sans 3" w:hAnsi="Source Sans 3"/>
-                <w:sz w:val="23"/>
-                <w:szCs w:val="23"/>
-              </w:rPr>
-              <w:t>:[101880] Yes,[102420] that's[102680] right,[103320] so[103700] that's[104100] why[104380] it[104500] was[104680] very[104940] busy.[105680] In[106180] fact,[106600] it[106760] was[106920] a[106980] bit[107180] like[107460] being[107780] at[107900] a[107980] football[108460] match[108980] there[109240] were[109420] so[109700] many[110100] people![110980] But[111460] I[111580] really[111940] liked[112360] it[112640] -[112640] it's[112840] very[113080] convenient[113860] because[114280] there[114480] were[114620] at[114760] least[115380] 50[115380] different[116080] shops[116480] all[116720] under[117000] one[117240] roof[117760] and[118100] there's[118280] a[118340] car[118600] park[118920] too.[119620] I'd[120200] really[120600] like[120860] to[120940] go[121080] back.[121560]</w:t>
-            </w:r>
-          </w:p>
-          <w:p>
-            <w:pPr>
-              <w:tabs>
-                <w:tab w:val="left" w:pos="4413"/>
-              </w:tabs>
-              <w:rPr>
-                <w:rFonts w:ascii="Source Sans 3" w:hAnsi="Source Sans 3"/>
-                <w:sz w:val="23"/>
-                <w:szCs w:val="23"/>
-              </w:rPr>
-            </w:pPr>
-            <w:r>
-              <w:rPr>
-                <w:rFonts w:ascii="Source Sans 3" w:hAnsi="Source Sans 3"/>
-                <w:b/>
-                <w:bCs/>
-                <w:sz w:val="23"/>
-                <w:szCs w:val="23"/>
-              </w:rPr>
-              <w:t>A</w:t>
-            </w:r>
-            <w:r>
-              <w:rPr>
-                <w:rFonts w:ascii="Source Sans 3" w:hAnsi="Source Sans 3"/>
-                <w:sz w:val="23"/>
-                <w:szCs w:val="23"/>
-              </w:rPr>
-              <w:t>:[121740] Then[122140] how[122340] about[122600] going[122880] along[123120] there[123280] together[123660] next[123940] weekend?[124780] I'd[125140] really[125400] like[125620] to[125720] see[125920] it[126020] for[126140] myself.[127180] I[127680] also[127940] need[128140] to[128220] buy[128420] a[128480] birthday[128980] present[129320] for[129420] my[129560] mum.[130180] You[130620] could[130780] help[130960] me[131060] choose[131400] something[131780] for[132000] her.[132500] And[132940] we[133040] can[133200] go[133320] for[133500] a[133560] coffee[134000] afterwards![134840] I'll[135180] pay![135420]</w:t>
+                <w:rFonts w:ascii="Source Sans 3" w:hAnsi="Source Sans 3"/>
+                <w:b/>
+                <w:bCs/>
+                <w:sz w:val="23"/>
+                <w:szCs w:val="23"/>
+              </w:rPr>
+            </w:pPr>
+            <w:r>
+              <w:rPr>
+                <w:rFonts w:ascii="Source Sans 3" w:hAnsi="Source Sans 3"/>
+                <w:b/>
+                <w:bCs/>
+                <w:sz w:val="23"/>
+                <w:szCs w:val="23"/>
+              </w:rPr>
+              <w:t xml:space="preserve">[2020]Recording[4200] 1[4200]</w:t>
+            </w:r>
+          </w:p>
+          <w:p>
+            <w:pPr>
+              <w:tabs>
+                <w:tab w:val="left" w:pos="4413"/>
+              </w:tabs>
+              <w:rPr>
+                <w:rFonts w:ascii="Source Sans 3" w:hAnsi="Source Sans 3"/>
+                <w:sz w:val="23"/>
+                <w:szCs w:val="23"/>
+              </w:rPr>
+            </w:pPr>
+            <w:r>
+              <w:rPr>
+                <w:rFonts w:ascii="Source Sans 3" w:hAnsi="Source Sans 3"/>
+                <w:sz w:val="23"/>
+                <w:szCs w:val="23"/>
+              </w:rPr>
+              <w:t xml:space="preserve">Whatever[6320] you[6500] do,[6880] don't[7480] miss[7840] our[8060] Summer[8540] Sale.[9320] This[9840] weekend,[10560] and[10820] this[11120] weekend[11660] only,[12200] we're[12600] reducing[13300] all[13620] our[13800] prices[14480] right[14800] across[15220] our[15420] store.[16220] So,[16920] on[17260] our[17460] first[17840] floor[18240] you'll[18500] find[18860] women's[19320] jeans[19820] at[20000] just[20740] $20[20740] a[21260] pair.[21980] And,[22560] just[22940] in[23100] time[23460] for[23580] the[23680] holiday[24140] season,[24740] our[25080] T-shirts[25780] and[25940] swimwear[26580] are[26800] on[26980] special[27480] offer[27780] too.[28480]</w:t>
+            </w:r>
+          </w:p>
+          <w:p>
+            <w:pPr>
+              <w:tabs>
+                <w:tab w:val="left" w:pos="4413"/>
+              </w:tabs>
+              <w:rPr>
+                <w:rFonts w:ascii="Source Sans 3" w:hAnsi="Source Sans 3"/>
+                <w:sz w:val="23"/>
+                <w:szCs w:val="23"/>
+              </w:rPr>
+            </w:pPr>
+            <w:r>
+              <w:rPr>
+                <w:rFonts w:ascii="Source Sans 3" w:hAnsi="Source Sans 3"/>
+                <w:sz w:val="23"/>
+                <w:szCs w:val="23"/>
+              </w:rPr>
+              <w:t xml:space="preserve">And[29040] if[29180] you're[29360] looking[29660] for[29860] shoes,[30480] you'll[30820] want[31060] to[31200] visit[31540] the[31680] fourth[32040] floor.[32660] You'll[33140] find[33420] a[33500] good[33740] selection[34320] of[34480] styles[35040] and[35200] colours[35700] in[35860] our[36040] footwear[36560] department[37260] situated[38000] right[38300] next[38600] to[38680] the[38800] coffee[39180] shop.[39800] This[40380] weekend,[40960] they're[41240] all[41520] half[41840] price[42540] and[42880] that[43100] includes[43600] a[43700] wide[44100] choice[44520] of[44640] sports[45080] shoes[45520] in[45680] most[46020] sizes![46940] So,[47460] hurry[47920] before[48360] they're[48580] all[48740] gone![49420] Sale[50040] ends[50280] Sunday![51060] Miss[51620] our[51800] sale?[52440] Miss[52980] out![55540]</w:t>
+            </w:r>
+          </w:p>
+          <w:p>
+            <w:pPr>
+              <w:tabs>
+                <w:tab w:val="left" w:pos="4413"/>
+              </w:tabs>
+              <w:rPr>
+                <w:rFonts w:ascii="Source Sans 3" w:hAnsi="Source Sans 3"/>
+                <w:b/>
+                <w:bCs/>
+                <w:sz w:val="23"/>
+                <w:szCs w:val="23"/>
+              </w:rPr>
+            </w:pPr>
+            <w:r>
+              <w:rPr>
+                <w:rFonts w:ascii="Source Sans 3" w:hAnsi="Source Sans 3"/>
+                <w:b/>
+                <w:bCs/>
+                <w:sz w:val="23"/>
+                <w:szCs w:val="23"/>
+              </w:rPr>
+              <w:t xml:space="preserve">Recording[58300] 2[58300]</w:t>
+            </w:r>
+          </w:p>
+          <w:p>
+            <w:pPr>
+              <w:tabs>
+                <w:tab w:val="left" w:pos="4413"/>
+              </w:tabs>
+              <w:rPr>
+                <w:rFonts w:ascii="Source Sans 3" w:hAnsi="Source Sans 3"/>
+                <w:sz w:val="23"/>
+                <w:szCs w:val="23"/>
+              </w:rPr>
+            </w:pPr>
+            <w:r>
+              <w:rPr>
+                <w:rFonts w:ascii="Source Sans 3" w:hAnsi="Source Sans 3"/>
+                <w:b/>
+                <w:sz w:val="23"/>
+                <w:szCs w:val="23"/>
+              </w:rPr>
+              <w:t xml:space="preserve">Dan:[59560] </w:t>
+            </w:r>
+            <w:r>
+              <w:rPr>
+                <w:rFonts w:ascii="Source Sans 3" w:hAnsi="Source Sans 3"/>
+                <w:sz w:val="23"/>
+                <w:szCs w:val="23"/>
+              </w:rPr>
+              <w:t xml:space="preserve">So,[60560] Jess,[61160] what[61500] do[61580] you[61760] think[62020] of[62140] my[62320] hat?[62920]</w:t>
+            </w:r>
+          </w:p>
+          <w:p>
+            <w:pPr>
+              <w:tabs>
+                <w:tab w:val="left" w:pos="4413"/>
+              </w:tabs>
+              <w:rPr>
+                <w:rFonts w:ascii="Source Sans 3" w:hAnsi="Source Sans 3"/>
+                <w:sz w:val="23"/>
+                <w:szCs w:val="23"/>
+              </w:rPr>
+            </w:pPr>
+            <w:r>
+              <w:rPr>
+                <w:rFonts w:ascii="Source Sans 3" w:hAnsi="Source Sans 3"/>
+                <w:b/>
+                <w:sz w:val="23"/>
+                <w:szCs w:val="23"/>
+              </w:rPr>
+              <w:t xml:space="preserve">Jess:[63300] </w:t>
+            </w:r>
+            <w:r>
+              <w:rPr>
+                <w:rFonts w:ascii="Source Sans 3" w:hAnsi="Source Sans 3"/>
+                <w:sz w:val="23"/>
+                <w:szCs w:val="23"/>
+              </w:rPr>
+              <w:t xml:space="preserve">It's[63640] very[64020] nice[64940] -[64940] I[65320] like[65540] the[65660] colour,[66360] and[67140] it'll[67480] definitely[68080] keep[68340] the[68460] sun[68720] off[68880] your[69060] face.[70100] Actually,[71280] I[71580] didn't[71820] notice[72340] the[72480] clothing[73020] stalls.[73560]</w:t>
+            </w:r>
+          </w:p>
+          <w:p>
+            <w:pPr>
+              <w:tabs>
+                <w:tab w:val="left" w:pos="4413"/>
+              </w:tabs>
+              <w:rPr>
+                <w:rFonts w:ascii="Source Sans 3" w:hAnsi="Source Sans 3"/>
+                <w:sz w:val="23"/>
+                <w:szCs w:val="23"/>
+              </w:rPr>
+            </w:pPr>
+            <w:r>
+              <w:rPr>
+                <w:rFonts w:ascii="Source Sans 3" w:hAnsi="Source Sans 3"/>
+                <w:b/>
+                <w:sz w:val="23"/>
+                <w:szCs w:val="23"/>
+              </w:rPr>
+              <w:t xml:space="preserve">Dan:[74220] </w:t>
+            </w:r>
+            <w:r>
+              <w:rPr>
+                <w:rFonts w:ascii="Source Sans 3" w:hAnsi="Source Sans 3"/>
+                <w:sz w:val="23"/>
+                <w:szCs w:val="23"/>
+              </w:rPr>
+              <w:t xml:space="preserve">I[74320] know[74700] you[74860] didn't![75580] That's[76000] because[76320] you[76520] spent[76860] most[77220] of[77340] your[77520] time[77920] there[78180] looking[78520] at[78640] all[78820] the[79000] jewellery![80180] And[80860] relaxing[81600] in[81700] all[81840] that[82060] fresh[82480] air,[82780] of[82900] course![83620]</w:t>
+            </w:r>
+          </w:p>
+          <w:p>
+            <w:pPr>
+              <w:tabs>
+                <w:tab w:val="left" w:pos="4413"/>
+              </w:tabs>
+              <w:rPr>
+                <w:rFonts w:ascii="Source Sans 3" w:hAnsi="Source Sans 3"/>
+                <w:sz w:val="23"/>
+                <w:szCs w:val="23"/>
+              </w:rPr>
+            </w:pPr>
+            <w:r>
+              <w:rPr>
+                <w:rFonts w:ascii="Source Sans 3" w:hAnsi="Source Sans 3"/>
+                <w:b/>
+                <w:sz w:val="23"/>
+                <w:szCs w:val="23"/>
+              </w:rPr>
+              <w:t xml:space="preserve">Jess:[84000] </w:t>
+            </w:r>
+            <w:r>
+              <w:rPr>
+                <w:rFonts w:ascii="Source Sans 3" w:hAnsi="Source Sans 3"/>
+                <w:sz w:val="23"/>
+                <w:szCs w:val="23"/>
+              </w:rPr>
+              <w:t xml:space="preserve">That's[84300] true[85000] -[85000] but[85520] actually,[86180] I[86460] managed[86820] to[86900] find[87160] a[87280] really[87760] nice[88160] necklace.[88900] And[89240] you'll[89460] never[89780] guess[90160] how[90400] cheap[90820] it[90960] was![91700] Do[92160] you[92260] want[92420] to[92500] have[92680] a[92740] look?[94200]</w:t>
+            </w:r>
+          </w:p>
+          <w:p>
+            <w:pPr>
+              <w:tabs>
+                <w:tab w:val="left" w:pos="4413"/>
+              </w:tabs>
+              <w:rPr>
+                <w:rFonts w:ascii="Source Sans 3" w:hAnsi="Source Sans 3"/>
+                <w:b/>
+                <w:bCs/>
+                <w:sz w:val="23"/>
+                <w:szCs w:val="23"/>
+              </w:rPr>
+            </w:pPr>
+            <w:r>
+              <w:rPr>
+                <w:rFonts w:ascii="Source Sans 3" w:hAnsi="Source Sans 3"/>
+                <w:b/>
+                <w:bCs/>
+                <w:sz w:val="23"/>
+                <w:szCs w:val="23"/>
+              </w:rPr>
+              <w:t xml:space="preserve">Recording[96020] 3[96020]</w:t>
+            </w:r>
+          </w:p>
+          <w:p>
+            <w:pPr>
+              <w:tabs>
+                <w:tab w:val="left" w:pos="4413"/>
+              </w:tabs>
+              <w:rPr>
+                <w:rFonts w:ascii="Source Sans 3" w:hAnsi="Source Sans 3"/>
+                <w:sz w:val="23"/>
+                <w:szCs w:val="23"/>
+              </w:rPr>
+            </w:pPr>
+            <w:r>
+              <w:rPr>
+                <w:rFonts w:ascii="Source Sans 3" w:hAnsi="Source Sans 3"/>
+                <w:b/>
+                <w:sz w:val="23"/>
+                <w:szCs w:val="23"/>
+              </w:rPr>
+              <w:t xml:space="preserve">A:[97060] </w:t>
+            </w:r>
+            <w:r>
+              <w:rPr>
+                <w:rFonts w:ascii="Source Sans 3" w:hAnsi="Source Sans 3"/>
+                <w:sz w:val="23"/>
+                <w:szCs w:val="23"/>
+              </w:rPr>
+              <w:t xml:space="preserve">So[98100] what[98300] did[98440] you[98540] think[98800] of[98940] it?[99440] It[99880] only[100160] opened[100520] a[100580] few[100780] weeks[101040] ago,[101260] didn't[101540] it?[101720]</w:t>
+            </w:r>
+          </w:p>
+          <w:p>
+            <w:pPr>
+              <w:tabs>
+                <w:tab w:val="left" w:pos="4413"/>
+              </w:tabs>
+              <w:rPr>
+                <w:rFonts w:ascii="Source Sans 3" w:hAnsi="Source Sans 3"/>
+                <w:sz w:val="23"/>
+                <w:szCs w:val="23"/>
+              </w:rPr>
+            </w:pPr>
+            <w:r>
+              <w:rPr>
+                <w:rFonts w:ascii="Source Sans 3" w:hAnsi="Source Sans 3"/>
+                <w:b/>
+                <w:bCs/>
+                <w:sz w:val="23"/>
+                <w:szCs w:val="23"/>
+              </w:rPr>
+              <w:t>B:</w:t>
+            </w:r>
+            <w:r>
+              <w:rPr>
+                <w:rFonts w:ascii="Source Sans 3" w:hAnsi="Source Sans 3"/>
+                <w:sz w:val="23"/>
+                <w:szCs w:val="23"/>
+              </w:rPr>
+              <w:t xml:space="preserve">[101880] Yes,[102420] that's[102680] right,[103320] so[103700] that's[104100] why[104380] it[104500] was[104680] very[104940] busy.[105680] In[106180] fact,[106600] it[106760] was[106920] a[106980] bit[107180] like[107460] being[107780] at[107900] a[107980] football[108460] match[108980] -[108980] there[109240] were[109420] so[109700] many[110100] people![110980] But[111460] I[111580] really[111940] liked[112360] it[112640] -[112640] it's[112840] very[113080] convenient[113860] because[114280] there[114480] were[114620] at[114760] least[115380] 50[115380] different[116080] shops[116480] all[116720] under[117000] one[117240] roof[117760] and[118100] there's[118280] a[118340] car[118600] park[118920] too.[119620] I'd[120200] really[120600] like[120860] to[120940] go[121080] back.[121560]</w:t>
+            </w:r>
+          </w:p>
+          <w:p>
+            <w:pPr>
+              <w:tabs>
+                <w:tab w:val="left" w:pos="4413"/>
+              </w:tabs>
+              <w:rPr>
+                <w:rFonts w:ascii="Source Sans 3" w:hAnsi="Source Sans 3"/>
+                <w:sz w:val="23"/>
+                <w:szCs w:val="23"/>
+              </w:rPr>
+            </w:pPr>
+            <w:r>
+              <w:rPr>
+                <w:rFonts w:ascii="Source Sans 3" w:hAnsi="Source Sans 3"/>
+                <w:b/>
+                <w:sz w:val="23"/>
+                <w:szCs w:val="23"/>
+              </w:rPr>
+              <w:t xml:space="preserve">A:[121740] </w:t>
+            </w:r>
+            <w:r>
+              <w:rPr>
+                <w:rFonts w:ascii="Source Sans 3" w:hAnsi="Source Sans 3"/>
+                <w:sz w:val="23"/>
+                <w:szCs w:val="23"/>
+              </w:rPr>
+              <w:t xml:space="preserve">Then[122140] how[122340] about[122600] going[122880] along[123120] there[123280] together[123660] next[123940] weekend?[124780] I'd[125140] really[125400] like[125620] to[125720] see[125920] it[126020] for[126140] myself.[127180] I[127680] also[127940] need[128140] to[128220] buy[128420] a[128480] birthday[128980] present[129320] for[129420] my[129560] mum.[130180] You[130620] could[130780] help[130960] me[131060] choose[131400] something[131780] for[132000] her.[132500] And[132940] we[133040] can[133200] go[133320] for[133500] a[133560] coffee[134000] afterwards![134840] I'll[135180] pay![135420]</w:t>
             </w:r>
           </w:p>
         </w:tc>
@@ -12620,7 +12605,16 @@
                 <w:sz w:val="23"/>
                 <w:szCs w:val="23"/>
               </w:rPr>
-              <w:t>.[18180] He[18680] is[18760] expected[19260] to[19360] get[19560] there[19840] at[20060] quarter[20420] past[20720] two[21060] and[21280] will[21460] stay[21780] until[22180] half[22520] past[22940] three.[23660] Get[24280] there[24580] as[24780] soon[25020] as[25140] you[25240] can[25580] because[26000] queues[26380] will[26560] start[26800] to[26900] form[27200] as[27400] early[27760] as[27960] noon.[28700] Don't[29300] miss[29580] this[29780] great[30200] opportunity[30820] to[31000] meet[31280] everyone's[31900] favourite[32360] writer![32740]</w:t>
+              <w:t xml:space="preserve">.[18180] He[18680] is[18760] expected[19260] to[19360] get[19560] there[19840] at[20060] quarter[20420] past[20720] two[21060] </w:t>
+            </w:r>
+            <w:r>
+              <w:rPr>
+                <w:rFonts w:ascii="Source Sans 3" w:hAnsi="Source Sans 3"/>
+                <w:sz w:val="23"/>
+                <w:szCs w:val="23"/>
+              </w:rPr>
+              <w:lastRenderedPageBreak/>
+              <w:t>and[21280] will[21460] stay[21780] until[22180] half[22520] past[22940] three.[23660] Get[24280] there[24580] as[24780] soon[25020] as[25140] you[25240] can[25580] because[26000] queues[26380] will[26560] start[26800] to[26900] form[27200] as[27400] early[27760] as[27960] noon.[28700] Don't[29300] miss[29580] this[29780] great[30200] opportunity[30820] to[31000] meet[31280] everyone's[31900] favourite[32360] writer![32740]</w:t>
             </w:r>
           </w:p>
         </w:tc>
@@ -12958,16 +12952,7 @@
                 <w:sz w:val="23"/>
                 <w:szCs w:val="23"/>
               </w:rPr>
-              <w:t xml:space="preserve">tour[160880] with[161100] a[161160] visit[161600] to[161860] the[162020] Regional[162580] Food[163000] Centre.[163880] Here[164640] you[164800] can[164960] find[165360] over[166020] 50[166020] types[166900] of[167100] local[167480] cheeses![168480] There[169100] is[169240] also[169600] fresh[169980] fruit[170240] juice[170560] on[170780] sale-orange[172180] juice,[172700] peach[173160] juice,[173680] pomegranate[174480] juice,[175040] produced[175760] in[175860] the[175960] villages[176380] of[176500] </w:t>
-            </w:r>
-            <w:r>
-              <w:rPr>
-                <w:rFonts w:ascii="Source Sans 3" w:hAnsi="Source Sans 3"/>
-                <w:sz w:val="23"/>
-                <w:szCs w:val="23"/>
-              </w:rPr>
-              <w:lastRenderedPageBreak/>
-              <w:t>the[176600] region,[177300] and[177760] local[178100] jam[178460] too.[179280] You're[180000] welcome[180340] to[180440] buy[180720] things[181020] to[181140] take[181400] home[181620] with[181760] you,[182180] but[182620] the[182780] real[183160] reason[183560] for[183740] our[183880] visit[184240] is[184420] lunch.[185200] The[185800] idea[186300] is[186580] that[186780] you[186980] buy[187340] food[187680] and[187820] drink[188120] from[188300] the[188400] stalls[189200] and[189660] take[189980] it[190100] to[190280] eat[190660] in[190880] the[191020] lovely[191500] open[191840] air[192000] dining[192420] area.[193440]</w:t>
+              <w:t>tour[160880] with[161100] a[161160] visit[161600] to[161860] the[162020] Regional[162580] Food[163000] Centre.[163880] Here[164640] you[164800] can[164960] find[165360] over[166020] 50[166020] types[166900] of[167100] local[167480] cheeses![168480] There[169100] is[169240] also[169600] fresh[169980] fruit[170240] juice[170560] on[170780] sale-orange[172180] juice,[172700] peach[173160] juice,[173680] pomegranate[174480] juice,[175040] produced[175760] in[175860] the[175960] villages[176380] of[176500] the[176600] region,[177300] and[177760] local[178100] jam[178460] too.[179280] You're[180000] welcome[180340] to[180440] buy[180720] things[181020] to[181140] take[181400] home[181620] with[181760] you,[182180] but[182620] the[182780] real[183160] reason[183560] for[183740] our[183880] visit[184240] is[184420] lunch.[185200] The[185800] idea[186300] is[186580] that[186780] you[186980] buy[187340] food[187680] and[187820] drink[188120] from[188300] the[188400] stalls[189200] and[189660] take[189980] it[190100] to[190280] eat[190660] in[190880] the[191020] lovely[191500] open[191840] air[192000] dining[192420] area.[193440]</w:t>
             </w:r>
           </w:p>
           <w:p>
@@ -13076,6 +13061,7 @@
                 <w:sz w:val="23"/>
                 <w:szCs w:val="23"/>
               </w:rPr>
+              <w:lastRenderedPageBreak/>
               <w:t>[2840]The[2940] place[3260] where[3440] I[3540] really[3800] enjoy[4300] shopping[4900] is[5240] Covent[5640] Garden[6060] Market.[6920] It's[7360] very[7600] convenient[8300] because[8580] it[8660] isn't[8940] far[9220] from[9420] where[9720] I[9840] live.[10620] It[11220] isn't[11560] a[11640] traditional[12260] food[12620] market,[13420] though[13840] at[13960] one[14160] time[14460] it[14580] used[14760] to[14860] sell[15180] fruit[15500] and[15620] vegetables.[16660] Now,[17460] it's[17800] a[17860] collection[18340] of[18440] all[18640] sorts[18980] of[19100] independent[19740] shops[20160] and[20320] stalls.[21220] There's[21740] an[21840] amazing[22360] selection[22860] of[22960] things[23260] to[23360] buy[24000] clothes,[25040] jewellery,[25840] books,[26740] art[27420] and[27780] crafts.[28800] I[29260] love[29480] it[29600] because[29840] it[29920] has[30060] a[30160] great[30660] atmosphere.[31740] There[32260] are[32380] cafés[32880] outside[33480] in[33560] the[33660] square,[34380] and[34760] often[35240] you[35540] can[35720] see[35940] street[36300] performers.[37240] It's[37700] very[38000] lively[38600] and[38760] friendly.[39760] I[40360] avoid[40740] the[40860] big[41080] malls[41600] because[41900] they're[42100] often[42340] out-of-the-way-you[43800] need[43960] a[44040] car[44360] to[44520] get[44740] to[44860] them.[45620]</w:t>
             </w:r>
           </w:p>
@@ -13340,16 +13326,7 @@
                 <w:sz w:val="23"/>
                 <w:szCs w:val="23"/>
               </w:rPr>
-              <w:t xml:space="preserve">kind[5740] of[5820] you[6100] and[6420] makes[6760] getting[7040] there[7200] much[7540] easier.[8320] I[8660] don't[8860] live[9040] far[9280] from[9480] you[9600] at[9760] all.[10500] First,[11680] you[11940] need[12260] to[12420] turn[12800] right[13300] onto[13880] Maple[14360] Avenue[14920] and[15160] drive[15500] to[15600] the[15720] bottom[16040] of[16140] the[16240] road,[16780] passing[17420] the[17600] supermarket[18420] on[18600] your[18840] left.[19680] Then,[20460] you[20720] need[20940] to[21060] turn[21500] left[22120] at[22340] the[22500] traffic[23040] lights[23680] and[24020] then[24260] take[24540] a[24640] sharp[25080] right[25560] onto[25980] Main[26420] Street.[27280] You[27760] can[27900] also[28140] go[28360] straight[28840] on[29060] here,[29620] past[30160] the[30300] surgery,[31120] but[31760] I[32060] usually[32520] drive[32900] down[33140] Main[33380] Street.[34160] Follow[34840] this[35080] road[35380] until[35720] you[35840] reach[36080] a[36180] roundabout[37200] -[37200] you'll[37600] pass[38100] a[38280] park[39160] and[39680] some[39980] </w:t>
-            </w:r>
-            <w:r>
-              <w:rPr>
-                <w:rFonts w:ascii="Source Sans 3" w:hAnsi="Source Sans 3"/>
-                <w:sz w:val="23"/>
-                <w:szCs w:val="23"/>
-              </w:rPr>
-              <w:lastRenderedPageBreak/>
-              <w:t>shops[40300] on[40400] your[40580] right.[41400] When[41940] you[42060] get[42280] to[42400] the[42540] roundabout,[43400] take[43800] the[43920] first[44400] turning[44860] on[45020] the[45160] left,[45680] onto[46100] Silver[46600] Street.[47380] As[47860] you[47980] approach[48380] the[48480] crossroads[49040] here,[49500] my[49880] house[50360] is[50520] the[50700] first[51340] on[51540] the[51660] corner.[52000]</w:t>
+              <w:t>kind[5740] of[5820] you[6100] and[6420] makes[6760] getting[7040] there[7200] much[7540] easier.[8320] I[8660] don't[8860] live[9040] far[9280] from[9480] you[9600] at[9760] all.[10500] First,[11680] you[11940] need[12260] to[12420] turn[12800] right[13300] onto[13880] Maple[14360] Avenue[14920] and[15160] drive[15500] to[15600] the[15720] bottom[16040] of[16140] the[16240] road,[16780] passing[17420] the[17600] supermarket[18420] on[18600] your[18840] left.[19680] Then,[20460] you[20720] need[20940] to[21060] turn[21500] left[22120] at[22340] the[22500] traffic[23040] lights[23680] and[24020] then[24260] take[24540] a[24640] sharp[25080] right[25560] onto[25980] Main[26420] Street.[27280] You[27760] can[27900] also[28140] go[28360] straight[28840] on[29060] here,[29620] past[30160] the[30300] surgery,[31120] but[31760] I[32060] usually[32520] drive[32900] down[33140] Main[33380] Street.[34160] Follow[34840] this[35080] road[35380] until[35720] you[35840] reach[36080] a[36180] roundabout[37200] -[37200] you'll[37600] pass[38100] a[38280] park[39160] and[39680] some[39980] shops[40300] on[40400] your[40580] right.[41400] When[41940] you[42060] get[42280] to[42400] the[42540] roundabout,[43400] take[43800] the[43920] first[44400] turning[44860] on[45020] the[45160] left,[45680] onto[46100] Silver[46600] Street.[47380] As[47860] you[47980] approach[48380] the[48480] crossroads[49040] here,[49500] my[49880] house[50360] is[50520] the[50700] first[51340] on[51540] the[51660] corner.[52000]</w:t>
             </w:r>
           </w:p>
         </w:tc>
@@ -13486,6 +13463,7 @@
                 <w:sz w:val="23"/>
                 <w:szCs w:val="23"/>
               </w:rPr>
+              <w:lastRenderedPageBreak/>
               <w:t>Mindset_L1_51.mp3</w:t>
             </w:r>
           </w:p>
@@ -13712,16 +13690,7 @@
                 <w:sz w:val="23"/>
                 <w:szCs w:val="23"/>
               </w:rPr>
-              <w:t xml:space="preserve">However,[63760] we'll[64120] continue[64700] our[64900] walk[65220] along[65480] the[65580] lake[65860] shore[66580] and[67260] I'd[67440] like[67600] to[67700] draw[67960] your[68140] attention[68660] to[68840] two[69120] other[69420] areas.[70380] One[71180] is[71540] this[71780] part[72040] of[72120] the[72220] lake,[72760] which[73160] is[73360] perfect[73940] for[74100] swimming,[74820] but,[75340] for[75580] safety[76000] reasons,[76760] only[77320] when[77520] an[77620] instructor[78260] is[78400] present.[79360] Unfortunately[80800] we[81060] can't[81440] offer[81800] sailing[82420] as[82660] an[82800] option[83180] here[83420] this[83640] year.[84560] And[85560] I[85720] also[85980] want[86180] to[86240] point[86560] out,[86960] just[87360] across[87840] the[87980] lake,[88600] a[89040] track[89680] for[89920] cycling.[90940] Some[91680] people[92020] in[92120] the[92240] past[92700] have[92880] also[93180] gone[93520] running[93940] on[94060] the[94200] </w:t>
-            </w:r>
-            <w:r>
-              <w:rPr>
-                <w:rFonts w:ascii="Source Sans 3" w:hAnsi="Source Sans 3"/>
-                <w:sz w:val="23"/>
-                <w:szCs w:val="23"/>
-              </w:rPr>
-              <w:lastRenderedPageBreak/>
-              <w:t>track,[94880] but[95420] there[95660] were[95840] a[95900] few[96180] accidents[96920] because[97360] there[97560] isn't[97840] enough[98120] space[98540] for[98700] runners[99200] and[99580] cyclists,[100620] so[101140] now[101560] running[102040] isn't[102360] allowed.[103560]</w:t>
+              <w:t>However,[63760] we'll[64120] continue[64700] our[64900] walk[65220] along[65480] the[65580] lake[65860] shore[66580] and[67260] I'd[67440] like[67600] to[67700] draw[67960] your[68140] attention[68660] to[68840] two[69120] other[69420] areas.[70380] One[71180] is[71540] this[71780] part[72040] of[72120] the[72220] lake,[72760] which[73160] is[73360] perfect[73940] for[74100] swimming,[74820] but,[75340] for[75580] safety[76000] reasons,[76760] only[77320] when[77520] an[77620] instructor[78260] is[78400] present.[79360] Unfortunately[80800] we[81060] can't[81440] offer[81800] sailing[82420] as[82660] an[82800] option[83180] here[83420] this[83640] year.[84560] And[85560] I[85720] also[85980] want[86180] to[86240] point[86560] out,[86960] just[87360] across[87840] the[87980] lake,[88600] a[89040] track[89680] for[89920] cycling.[90940] Some[91680] people[92020] in[92120] the[92240] past[92700] have[92880] also[93180] gone[93520] running[93940] on[94060] the[94200] track,[94880] but[95420] there[95660] were[95840] a[95900] few[96180] accidents[96920] because[97360] there[97560] isn't[97840] enough[98120] space[98540] for[98700] runners[99200] and[99580] cyclists,[100620] so[101140] now[101560] running[102040] isn't[102360] allowed.[103560]</w:t>
             </w:r>
           </w:p>
           <w:p>
@@ -13830,7 +13799,16 @@
                 <w:sz w:val="23"/>
                 <w:szCs w:val="23"/>
               </w:rPr>
-              <w:t>[2680]Good[2860] morning.[3640] I'd[4080] like[4280] to[4420] thank[4780] the[4920] council[5460] for[5660] agreeing[6140] to[6240] this[6440] meeting[7100] and[7580] for[7760] welcoming[8300] us[8460] here[8740] today[9180] to[9340] explain[9900] to[10060] you[10360] our[10640] plans[11260] for[11420] Pine[11880] Woods[12200] Centre.[13100] Our[13760] aim[14100] is[14340] to[14460] make[14700] Pine[15040] Woods[15620] a[15900] place[16260] where[16460] people[16860] of[17060] all[17360] ages[17900] can[18140] come[18560] and[18700] enjoy[19240] their[19520] free[19840] time.[20820] The[21400] centre[21800] will[22000] feature[22500] our[22740] Tree[23100] Tops[23640] Challenge-only[25140] for[25280] the[25400] brave[25920] and[26120] fearless![27020] For[27400] the[27500] less[27800] brave,[28500] and[28860] for[29020] families[29540] with[29700] children,[30380] there[30720] will[30900] be[31160] adventure[31860] playgrounds,[32780] indoor[33340] and[33620] outdoor,[34380] and[34820] a[34900] feeding[35360] area[35760] for[36000] farm[36340] animals[37100] and[37460] we[37560] will[37720] also[38020] offer[38380] cycle[38840] trails[39340] through[39600] the[39700] woods.[40780]</w:t>
+              <w:t xml:space="preserve">[2680]Good[2860] morning.[3640] I'd[4080] like[4280] to[4420] thank[4780] the[4920] council[5460] for[5660] agreeing[6140] to[6240] this[6440] meeting[7100] and[7580] for[7760] welcoming[8300] us[8460] here[8740] today[9180] to[9340] explain[9900] to[10060] you[10360] our[10640] plans[11260] for[11420] Pine[11880] Woods[12200] Centre.[13100] Our[13760] aim[14100] is[14340] to[14460] make[14700] Pine[15040] Woods[15620] a[15900] place[16260] where[16460] people[16860] of[17060] all[17360] ages[17900] can[18140] come[18560] and[18700] enjoy[19240] their[19520] free[19840] time.[20820] The[21400] centre[21800] will[22000] feature[22500] our[22740] Tree[23100] Tops[23640] Challenge-only[25140] for[25280] the[25400] brave[25920] and[26120] fearless![27020] For[27400] the[27500] less[27800] brave,[28500] and[28860] </w:t>
+            </w:r>
+            <w:r>
+              <w:rPr>
+                <w:rFonts w:ascii="Source Sans 3" w:hAnsi="Source Sans 3"/>
+                <w:sz w:val="23"/>
+                <w:szCs w:val="23"/>
+              </w:rPr>
+              <w:lastRenderedPageBreak/>
+              <w:t>for[29020] families[29540] with[29700] children,[30380] there[30720] will[30900] be[31160] adventure[31860] playgrounds,[32780] indoor[33340] and[33620] outdoor,[34380] and[34820] a[34900] feeding[35360] area[35760] for[36000] farm[36340] animals[37100] and[37460] we[37560] will[37720] also[38020] offer[38380] cycle[38840] trails[39340] through[39600] the[39700] woods.[40780]</w:t>
             </w:r>
           </w:p>
           <w:p>
@@ -13999,16 +13977,7 @@
                 <w:sz w:val="23"/>
                 <w:szCs w:val="23"/>
               </w:rPr>
-              <w:t xml:space="preserve">[2680]I'm[2800] going[3140] to[3340] talk[3720] about[4080] a[4180] hobby[4660] I'd[4940] like[5220] to[5340] take[5660] up[5820] in[5940] the[6040] future.[6980] I[7500] really[7820] want[8040] to[8160] learn[8600] ballroom[9200] dancing.[10260] This[10940] is[11080] because[11600] I[11780] love[12300] Latin[12820] music[13520] and[13940] I[14060] love[14360] the[14480] way[14720] the[14900] dancers[15540] move[16060] and[16300] shake.[17160] I[17660] also[18100] want[18380] to[18500] give[18780] myself[19280] a[19400] challenge[20260] and[20640] learn[21100] something[21600] new.[22380] Watching[23440] ballroom[23940] dancing[24680] always[25380] makes[25780] me[25940] feel[26220] excited.[27340] I[27960] don't[28380] think[28740] it'll[29060] be[29220] too[29580] difficult[30140] for[30340] me,[30780] because[31600] I[31760] already[32220] do[32500] ballet[33140] and[33560] tap[33920] dancing.[34960] I[35480] like[35860] learning[36360] new[36580] steps.[37440] </w:t>
-            </w:r>
-            <w:r>
-              <w:rPr>
-                <w:rFonts w:ascii="Source Sans 3" w:hAnsi="Source Sans 3"/>
-                <w:sz w:val="23"/>
-                <w:szCs w:val="23"/>
-              </w:rPr>
-              <w:lastRenderedPageBreak/>
-              <w:t>For[37960] example,[38740] I[39040] really[39360] want[39580] to[39720] learn[40080] the[40260] tango[41040] or[41480] the[41720] samba[42400] because[43100] these[43480] are[43640] exciting[44520] and[44820] look[45060] good[45400] to[45580] people[45960] watching.[46960] I've[47640] tried[48080] Flamenco[48720] dancing[49460] but[50020] I'm[50360] not[50600] very[50920] good.[51700] I'm[52260] also[52700] worried[53180] about[53540] finding[54080] the[54200] right[54480] dance[54920] partner,[55700] because[56780] I'll[57160] be[57340] a[57460] little[57880] slow[58300] to[58480] learn[58860] in[58980] the[59080] beginning.[59880] So[60500] I[60740] might</w:t>
+              <w:t>[2680]I'm[2800] going[3140] to[3340] talk[3720] about[4080] a[4180] hobby[4660] I'd[4940] like[5220] to[5340] take[5660] up[5820] in[5940] the[6040] future.[6980] I[7500] really[7820] want[8040] to[8160] learn[8600] ballroom[9200] dancing.[10260] This[10940] is[11080] because[11600] I[11780] love[12300] Latin[12820] music[13520] and[13940] I[14060] love[14360] the[14480] way[14720] the[14900] dancers[15540] move[16060] and[16300] shake.[17160] I[17660] also[18100] want[18380] to[18500] give[18780] myself[19280] a[19400] challenge[20260] and[20640] learn[21100] something[21600] new.[22380] Watching[23440] ballroom[23940] dancing[24680] always[25380] makes[25780] me[25940] feel[26220] excited.[27340] I[27960] don't[28380] think[28740] it'll[29060] be[29220] too[29580] difficult[30140] for[30340] me,[30780] because[31600] I[31760] already[32220] do[32500] ballet[33140] and[33560] tap[33920] dancing.[34960] I[35480] like[35860] learning[36360] new[36580] steps.[37440] For[37960] example,[38740] I[39040] really[39360] want[39580] to[39720] learn[40080] the[40260] tango[41040] or[41480] the[41720] samba[42400] because[43100] these[43480] are[43640] exciting[44520] and[44820] look[45060] good[45400] to[45580] people[45960] watching.[46960] I've[47640] tried[48080] Flamenco[48720] dancing[49460] but[50020] I'm[50360] not[50600] very[50920] good.[51700] I'm[52260] also[52700] worried[53180] about[53540] finding[54080] the[54200] right[54480] dance[54920] partner,[55700] because[56780] I'll[57160] be[57340] a[57460] little[57880] slow[58300] to[58480] learn[58860] in[58980] the[59080] beginning.[59880] So[60500] I[60740] might</w:t>
             </w:r>
             <w:r>
               <w:rPr>
@@ -14145,7 +14114,16 @@
                 <w:sz w:val="23"/>
                 <w:szCs w:val="23"/>
               </w:rPr>
-              <w:t>I[49520] can't[49840] think[50100] about[50420] learning[50820] it[50980] at[51180] the[51320] moment[52020] because[52600] I'm[52800] too[53020] busy.[53780] I[54300] need[54500] to[54620] focus[55060] on[55200] my[55380] studies[55960] and[56160] prepare[56540] for[56660] my[56840] exams.[57980] I[58580] think[58840] that[59060] I'd[59200] like[59420] to[59520] take[59780] up[59900] the[60000] guitar[60500] next[60920] year.[61600] All[62200] my[62360] exams[62860] will[63000] be[63140] over[63500] by[63680] then,[64200] so[64840] I'll[65240] have[65580] more[65820] time,[66600] and[67040] more[67280] money[67620] too.[68320] In[68880] fact,[69440] I'll[69800] need[70020] money[70340] to[70480] pay[70680] for[70820] lessons![72040] I[72800] think[73080] that[73280] learning[73660] the[73760] guitar[74240] would[74560] change[75000] my[75180] life[75620] in[75800] a[75880] positive[76420] way.[77120] If[77780] I[77900] learn[78140] to[78260] play[78540] it[78780] really[79200] well,[79800] I'll[80260] start[80680] my[80860] own[81060] band.[81840] I'd[82340] love[82620] to[82720] perform[83180] live[83620] on[83780] stage[84240] at[84340] a[84400] concert.[85320] I[85740] think[86000] that[86280] would[86460] be[86580] fantastic![87380]</w:t>
+              <w:t xml:space="preserve">I[49520] can't[49840] think[50100] about[50420] learning[50820] it[50980] at[51180] the[51320] moment[52020] because[52600] I'm[52800] too[53020] busy.[53780] I[54300] need[54500] to[54620] focus[55060] on[55200] my[55380] studies[55960] and[56160] prepare[56540] for[56660] my[56840] exams.[57980] I[58580] think[58840] that[59060] I'd[59200] like[59420] to[59520] take[59780] up[59900] the[60000] guitar[60500] </w:t>
+            </w:r>
+            <w:r>
+              <w:rPr>
+                <w:rFonts w:ascii="Source Sans 3" w:hAnsi="Source Sans 3"/>
+                <w:sz w:val="23"/>
+                <w:szCs w:val="23"/>
+              </w:rPr>
+              <w:lastRenderedPageBreak/>
+              <w:t>next[60920] year.[61600] All[62200] my[62360] exams[62860] will[63000] be[63140] over[63500] by[63680] then,[64200] so[64840] I'll[65240] have[65580] more[65820] time,[66600] and[67040] more[67280] money[67620] too.[68320] In[68880] fact,[69440] I'll[69800] need[70020] money[70340] to[70480] pay[70680] for[70820] lessons![72040] I[72800] think[73080] that[73280] learning[73660] the[73760] guitar[74240] would[74560] change[75000] my[75180] life[75620] in[75800] a[75880] positive[76420] way.[77120] If[77780] I[77900] learn[78140] to[78260] play[78540] it[78780] really[79200] well,[79800] I'll[80260] start[80680] my[80860] own[81060] band.[81840] I'd[82340] love[82620] to[82720] perform[83180] live[83620] on[83780] stage[84240] at[84340] a[84400] concert.[85320] I[85740] think[86000] that[86280] would[86460] be[86580] fantastic![87380]</w:t>
             </w:r>
           </w:p>
         </w:tc>
@@ -14781,7 +14759,6 @@
                 <w:sz w:val="23"/>
                 <w:szCs w:val="23"/>
               </w:rPr>
-              <w:lastRenderedPageBreak/>
               <w:t>[180]A</w:t>
             </w:r>
             <w:r>
@@ -14993,6 +14970,7 @@
                 <w:sz w:val="23"/>
                 <w:szCs w:val="23"/>
               </w:rPr>
+              <w:lastRenderedPageBreak/>
               <w:t>Celebrity:</w:t>
             </w:r>
             <w:r>
@@ -15387,8 +15365,60 @@
                 <w:sz w:val="23"/>
                 <w:szCs w:val="23"/>
               </w:rPr>
-              <w:t xml:space="preserve">[2780]So[3040] welcome[3580] to[3740] Film-makers'[4480] Club.[5120] I[5480] hope[5680] you're[5860] excited[6400] at[6480] the[6600] thought[6900] of[7040] making[7400] a[7460] film[7980] and[8280] that[8400] you're[8640] bursting[9200] with[9360] great[9680] ideas.[10480] I've[11000] put[11240] you[11380] all[11520] into[11800] groups,[12380] so[12740] here's[13240] what[13440] you're[13600] going[13780] to[13880] </w:t>
-            </w:r>
+              <w:t>[2780]So[3040] welcome[3580] to[3740] Film-makers'[4480] Club.[5120] I[5480] hope[5680] you're[5860] excited[6400] at[6480] the[6600] thought[6900] of[7040] making[7400] a[7460] film[7980] and[8280] that[8400] you're[8640] bursting[9200] with[9360] great[9680] ideas.[10480] I've[11000] put[11240] you[11380] all[11520] into[11800] groups,[12380] so[12740] here's[13240] what[13440] you're[13600] going[13780] to[13880] do.[14340] Now[14920] you[15140] might[15580] think[15920] the[16100] first[16520] thing[16720] that[16860] you[17000] need[17220] to[17340] do[17620] is[17900] to[18020] come[18280] up[18420] with[18580] an[18700] idea[19100] for[19280] a[19360] story,[20060] but[20460] even[20700] before[21220] that[21580] you[21760] need[21980] to[22120] think[22380] about[22740] what[23040] type[23460] of[23600] film[23980] you[24140] want[24340] to[24460] make.[25120]</w:t>
+            </w:r>
+          </w:p>
+          <w:p>
+            <w:pPr>
+              <w:tabs>
+                <w:tab w:val="left" w:pos="4413"/>
+              </w:tabs>
+              <w:rPr>
+                <w:rFonts w:ascii="Source Sans 3" w:hAnsi="Source Sans 3"/>
+                <w:sz w:val="23"/>
+                <w:szCs w:val="23"/>
+              </w:rPr>
+            </w:pPr>
+            <w:r>
+              <w:rPr>
+                <w:rFonts w:ascii="Source Sans 3" w:hAnsi="Source Sans 3"/>
+                <w:sz w:val="23"/>
+                <w:szCs w:val="23"/>
+              </w:rPr>
+              <w:t>Remember[25880] that[26100] a[26180] film[26500] is[26640] really[26960] a[27080] story[27640] in[27900] pictures.[28620] There[28960] are[29060] lots[29320] of[29460] ways[29800] of[29940] telling[30240] a[30300] story.[30900] So[31300] choose[31740] a[31840] style[32260] of[32380] film[32740] that[32980] suits[33340] the[33480] talents[33980] of[34080] the[34200] group.[34900] If[35380] you[35520] have[35760] talented[36280] artists,[37100] but[37420] no[37600] good[37880] writers,[38500] or[38660] actors,[39380] you[39740] might[40060] want[40340] to[40480] make[40720] your[40880] film[41180] in[41280] the[41400] style[41780] of[41860] a[41940] cartoon[42720] or[43020] someother[43500] kind[43800] of[43900] animation.[44940] Last[45720] year[45960] a[46080] group[46400] made[46720] an[46860] excellent[47400] film[47740] using[48100] Lego[48440] bricks.[49260]</w:t>
+            </w:r>
+          </w:p>
+          <w:p>
+            <w:pPr>
+              <w:tabs>
+                <w:tab w:val="left" w:pos="4413"/>
+              </w:tabs>
+              <w:rPr>
+                <w:rFonts w:ascii="Source Sans 3" w:hAnsi="Source Sans 3"/>
+                <w:sz w:val="23"/>
+                <w:szCs w:val="23"/>
+              </w:rPr>
+            </w:pPr>
+            <w:r>
+              <w:rPr>
+                <w:rFonts w:ascii="Source Sans 3" w:hAnsi="Source Sans 3"/>
+                <w:sz w:val="23"/>
+                <w:szCs w:val="23"/>
+              </w:rPr>
+              <w:t>So[49840] having[50200] decided[50760] that,[51320] you[51720] can[51940] start[52320] to[52420] think[52680] of[52780] your[53020] idea[53420] for[53560] the[53680] story.[54480] Think[55100] about[55360] the[55520] movies[56080] you[56300] like[56580] to[56720] watch.[57360] What[57800] is[57940] it[58060] that[58240] makes[58520] them[58660] interesting?[59460] Is[59820] it[59900] the[60000] characters,[60740] the[60980] plot?[61680] As[62200] regards[62740] plot,[63400] my[63840] advice[64420] is[64900] -[64900] don't[65420] be[65660] too[65960] ambitious,[66700] don't[67200] make[67460] it[67580] complicated.[68480] Keep[68940] it[69180] simple-the[70320] simplest[70980] ideas[71580] are[71800] often[72120] the[72280] ones[72560] that[72740] work[73020] the[73160] best.[74020] Initially[75100] you[75400] just[75680] need[75880] to[76000] find[76440] the[76620] basic[77120] concept.[78120] You[78580] can[78780] fill[79000] in[79100] the[79200] details[79740] later.[80560] It's[81160] a[81220] good[81460] idea[81840] to[81980] keep[82260] a[82400] notebook[82960] in[83080] your[83260] pocket[83840] and[84160] carry[84540] it[84700] everywhere.[85440] You[85840] never[86140] know[86400] when[86640] a[86740] great[87180] idea[87620] will[87880] suddenly[88280] come[88520] to[88640] you![89000] And[89360] the[89520] more[89940] ideas,[90500] the[90640] better,[91160] in[91360] my[91520] opinion.[92280]</w:t>
+            </w:r>
+          </w:p>
+          <w:p>
+            <w:pPr>
+              <w:tabs>
+                <w:tab w:val="left" w:pos="4413"/>
+              </w:tabs>
+              <w:rPr>
+                <w:rFonts w:ascii="Source Sans 3" w:hAnsi="Source Sans 3"/>
+                <w:sz w:val="23"/>
+                <w:szCs w:val="23"/>
+              </w:rPr>
+            </w:pPr>
             <w:r>
               <w:rPr>
                 <w:rFonts w:ascii="Source Sans 3" w:hAnsi="Source Sans 3"/>
@@ -15396,66 +15426,6 @@
                 <w:szCs w:val="23"/>
               </w:rPr>
               <w:lastRenderedPageBreak/>
-              <w:t>do.[14340] Now[14920] you[15140] might[15580] think[15920] the[16100] first[16520] thing[16720] that[16860] you[17000] need[17220] to[17340] do[17620] is[17900] to[18020] come[18280] up[18420] with[18580] an[18700] idea[19100] for[19280] a[19360] story,[20060] but[20460] even[20700] before[21220] that[21580] you[21760] need[21980] to[22120] think[22380] about[22740] what[23040] type[23460] of[23600] film[23980] you[24140] want[24340] to[24460] make.[25120]</w:t>
-            </w:r>
-          </w:p>
-          <w:p>
-            <w:pPr>
-              <w:tabs>
-                <w:tab w:val="left" w:pos="4413"/>
-              </w:tabs>
-              <w:rPr>
-                <w:rFonts w:ascii="Source Sans 3" w:hAnsi="Source Sans 3"/>
-                <w:sz w:val="23"/>
-                <w:szCs w:val="23"/>
-              </w:rPr>
-            </w:pPr>
-            <w:r>
-              <w:rPr>
-                <w:rFonts w:ascii="Source Sans 3" w:hAnsi="Source Sans 3"/>
-                <w:sz w:val="23"/>
-                <w:szCs w:val="23"/>
-              </w:rPr>
-              <w:t>Remember[25880] that[26100] a[26180] film[26500] is[26640] really[26960] a[27080] story[27640] in[27900] pictures.[28620] There[28960] are[29060] lots[29320] of[29460] ways[29800] of[29940] telling[30240] a[30300] story.[30900] So[31300] choose[31740] a[31840] style[32260] of[32380] film[32740] that[32980] suits[33340] the[33480] talents[33980] of[34080] the[34200] group.[34900] If[35380] you[35520] have[35760] talented[36280] artists,[37100] but[37420] no[37600] good[37880] writers,[38500] or[38660] actors,[39380] you[39740] might[40060] want[40340] to[40480] make[40720] your[40880] film[41180] in[41280] the[41400] style[41780] of[41860] a[41940] cartoon[42720] or[43020] someother[43500] kind[43800] of[43900] animation.[44940] Last[45720] year[45960] a[46080] group[46400] made[46720] an[46860] excellent[47400] film[47740] using[48100] Lego[48440] bricks.[49260]</w:t>
-            </w:r>
-          </w:p>
-          <w:p>
-            <w:pPr>
-              <w:tabs>
-                <w:tab w:val="left" w:pos="4413"/>
-              </w:tabs>
-              <w:rPr>
-                <w:rFonts w:ascii="Source Sans 3" w:hAnsi="Source Sans 3"/>
-                <w:sz w:val="23"/>
-                <w:szCs w:val="23"/>
-              </w:rPr>
-            </w:pPr>
-            <w:r>
-              <w:rPr>
-                <w:rFonts w:ascii="Source Sans 3" w:hAnsi="Source Sans 3"/>
-                <w:sz w:val="23"/>
-                <w:szCs w:val="23"/>
-              </w:rPr>
-              <w:t>So[49840] having[50200] decided[50760] that,[51320] you[51720] can[51940] start[52320] to[52420] think[52680] of[52780] your[53020] idea[53420] for[53560] the[53680] story.[54480] Think[55100] about[55360] the[55520] movies[56080] you[56300] like[56580] to[56720] watch.[57360] What[57800] is[57940] it[58060] that[58240] makes[58520] them[58660] interesting?[59460] Is[59820] it[59900] the[60000] characters,[60740] the[60980] plot?[61680] As[62200] regards[62740] plot,[63400] my[63840] advice[64420] is[64900] -[64900] don't[65420] be[65660] too[65960] ambitious,[66700] don't[67200] make[67460] it[67580] complicated.[68480] Keep[68940] it[69180] simple-the[70320] simplest[70980] ideas[71580] are[71800] often[72120] the[72280] ones[72560] that[72740] work[73020] the[73160] best.[74020] Initially[75100] you[75400] just[75680] need[75880] to[76000] find[76440] the[76620] basic[77120] concept.[78120] You[78580] can[78780] fill[79000] in[79100] the[79200] details[79740] later.[80560] It's[81160] a[81220] good[81460] idea[81840] to[81980] keep[82260] a[82400] notebook[82960] in[83080] your[83260] pocket[83840] and[84160] carry[84540] it[84700] everywhere.[85440] You[85840] never[86140] know[86400] when[86640] a[86740] great[87180] idea[87620] will[87880] suddenly[88280] come[88520] to[88640] you![89000] And[89360] the[89520] more[89940] ideas,[90500] the[90640] better,[91160] in[91360] my[91520] opinion.[92280]</w:t>
-            </w:r>
-          </w:p>
-          <w:p>
-            <w:pPr>
-              <w:tabs>
-                <w:tab w:val="left" w:pos="4413"/>
-              </w:tabs>
-              <w:rPr>
-                <w:rFonts w:ascii="Source Sans 3" w:hAnsi="Source Sans 3"/>
-                <w:sz w:val="23"/>
-                <w:szCs w:val="23"/>
-              </w:rPr>
-            </w:pPr>
-            <w:r>
-              <w:rPr>
-                <w:rFonts w:ascii="Source Sans 3" w:hAnsi="Source Sans 3"/>
-                <w:sz w:val="23"/>
-                <w:szCs w:val="23"/>
-              </w:rPr>
               <w:t>The[92780] next[93140] stage[93580] is[93740] to[93860] write[94200] the[94360] screenplay-for[95720] this[96000] you[96200] need[96420] to[96520] divide[96980] the[97100] story[97540] up[97840] into[98140] a[98260] series[98680] of[98800] scenes.[99580] For[100040] each[100280] scene,[100720] the[100940] screenplay[101580] should[101820] begin[102280] with[102460] a[102540] short[102880] description[103500] of[103660] where[103980] it[104100] takes[104380] place[104880] and[105140] the[105280] time[105580] of[105680] day,[106160] that[106520] is[106760] day[107080] or[107240] night.[108000] Then[108600] the[108760] rest[109180] consists[109700] of[109780] the[109920] script[110520] -[110520] the[110780] lines[111180] the[111320] actors[111660] will[111860] speak,[112420] and[112760] it[112860] should[113100] also[113500] describe[114140] the[114280] camera[114740] movements,[115440] and[115740] give[115980] directions[116680] to[116780] the[116940] actors[117500] about[117920] how[118180] they[118340] should[118580] move.[119400]</w:t>
             </w:r>
           </w:p>
@@ -15703,7 +15673,6 @@
                 <w:sz w:val="23"/>
                 <w:szCs w:val="23"/>
               </w:rPr>
-              <w:lastRenderedPageBreak/>
               <w:t>Mindset_L1_</w:t>
             </w:r>
             <w:r>
@@ -15787,7 +15756,16 @@
                 <w:sz w:val="23"/>
                 <w:szCs w:val="23"/>
               </w:rPr>
-              <w:t>I[65020] adored[65500] him[65680] as[65840] a[65920] boy[66280] because[66820] I[66940] was[67200] mad[67580] about[67940] football[68800] and[69220] he[69380] was[69620] my[69820] hero.[70660] The[71280] reason[71700] why[72000] I[72140] still[72440] like[72760] him[73080] is[73420] that[73900] in[74220] spite[74580] of[74680] his[74880] fame[75480] he[75780] behaves[76380] like[76640] a[76700] normal[77040] guy.[77900] I[78440] heard[78720] a[78840] story[79380] from[79720] someone[80340] whose[80820] car[81220] was[81480] broken[81940] down[82320] in[82420] the[82560] middle[82880] of[82980] the[83100] countryside.[84320] And[84720] then[85140] a[85360] car[85740] stopped[86340] and[86560] a[86620] man[86840] got[87080] out[87480] and[87740] asked[88160] him[88440] if[88720] he[88880] needed[89260] a[89340] push.[90120] It[90620] was[90920] David[91340] Beckham![91860]</w:t>
+              <w:t xml:space="preserve">I[65020] adored[65500] him[65680] as[65840] a[65920] boy[66280] because[66820] I[66940] was[67200] mad[67580] about[67940] football[68800] and[69220] he[69380] was[69620] my[69820] hero.[70660] The[71280] reason[71700] why[72000] I[72140] still[72440] like[72760] him[73080] is[73420] that[73900] in[74220] spite[74580] of[74680] his[74880] fame[75480] he[75780] behaves[76380] like[76640] a[76700] normal[77040] guy.[77900] I[78440] heard[78720] a[78840] story[79380] from[79720] someone[80340] whose[80820] car[81220] was[81480] broken[81940] down[82320] in[82420] the[82560] middle[82880] of[82980] the[83100] countryside.[84320] And[84720] then[85140] a[85360] car[85740] </w:t>
+            </w:r>
+            <w:r>
+              <w:rPr>
+                <w:rFonts w:ascii="Source Sans 3" w:hAnsi="Source Sans 3"/>
+                <w:sz w:val="23"/>
+                <w:szCs w:val="23"/>
+              </w:rPr>
+              <w:lastRenderedPageBreak/>
+              <w:t>stopped[86340] and[86560] a[86620] man[86840] got[87080] out[87480] and[87740] asked[88160] him[88440] if[88720] he[88880] needed[89260] a[89340] push.[90120] It[90620] was[90920] David[91340] Beckham![91860]</w:t>
             </w:r>
           </w:p>
         </w:tc>
@@ -16229,28 +16207,36 @@
                 <w:sz w:val="23"/>
                 <w:szCs w:val="23"/>
               </w:rPr>
+              <w:t>Next,[90160] I'm[90420] going[90720] to[90820] tell[91040] you[91160] a[91240] little[91480] about[91720] the[91840] diet[92300] of[92400] the[92500] mountain[92860] gorilla.[93680] Interestingly,[94940] mountain[95480] gorillas[95880] are[96040] herbivores.[97140] In[97540] other[97720] words,[98180] they[98460] survive[99000] on[99100] a[99180] diet[99560] of[99700] plants.[100880] As[101500] you[101620] can[101800] see[102060] from[102240] this[102480] next[102860] picture,[103600] this[104080] gorilla[104560] is[104900] eating[105240] leaves.[106180] They[106700] also[107040] eat[107260] fruit[107620] and[107780] flowers.[108760] They[109260] occasionally[110140] eat[110440] insects[111060] too,[111560] but[111940] only[112240] when[112400] they're[112660] very[113020] hungry![114000] And[114780] it[114920] might[115240] interest[115660] you[115780] to[115900] know[116200] that[116380] mountain[116760] gorillas[117320] very[117760] rarely[118140] drink[118440] water,[119120] even[119660] though[119880] they[120020] live[120200] in[120260] a[120300] very[120580] warm[120940] climate.[121920] It[122420] appears[122820] they[122980] get[123240] all[123460] the[123580] water[123860] they[124040] need[124400] from[124620] plants.[125980]</w:t>
+            </w:r>
+          </w:p>
+          <w:p>
+            <w:pPr>
+              <w:tabs>
+                <w:tab w:val="left" w:pos="4413"/>
+              </w:tabs>
+              <w:rPr>
+                <w:rFonts w:ascii="Source Sans 3" w:hAnsi="Source Sans 3"/>
+                <w:sz w:val="23"/>
+                <w:szCs w:val="23"/>
+              </w:rPr>
+            </w:pPr>
+            <w:r>
+              <w:rPr>
+                <w:rFonts w:ascii="Source Sans 3" w:hAnsi="Source Sans 3"/>
+                <w:sz w:val="23"/>
+                <w:szCs w:val="23"/>
+              </w:rPr>
+              <w:t xml:space="preserve">I'd[126900] like[127140] to[127240] conclude[127980] by[128320] talking[128780] about[129100] some[129320] of[129400] the[129520] threats[130040] that[130260] mountain[130620] gorillas[131040] face.[131860] They[132380] are[132620] in[132860] serious[133460] danger[133880] of[134000] disappearing[134640] from[134800] our[134960] world[135280] altogether.[136360] Let's[137020] have[137160] a[137220] look[137400] at[137520] two[137800] reasons[138240] why[138460] they're[138680] in[138820] such[139200] danger.[140000] And[140420] both[140700] of[140780] these[141000] reasons[141560] are[141820] connected[142320] to[142480] human[142900] activity.[143980] Firstly,[145200] people[145800] are[145960] damaging[146480] the[146600] mountain[147000] forests[147500] where[147660] these[147860] gorillas[148280] live.[148980] They're[149480] cutting[149800] down[150020] the[150140] trees[150560] to[150680] build[150960] farms[151520] and[151660] towns.[152700] Mountain[153480] gorillas[154020] live[154300] in[154400] close[154880] family[155320] groups[156060] and[156420] this[156620] means[156940] that[157040] it's[157200] difficult[157640] for[157780] them[157940] to[158060] get[158240] enough[158500] to[158660] eat[158940] in[159040] the[159160] small[159540] areas[159980] they[160120] now[160340] have[160520] to[160640] live[160880] in.[161540] Secondly,[162680] gorillas[163380] are[163560] also[163940] suffering[164560] as[164800] a[164880] result[165340] of[165480] hunting.[166480] Sadly,[167560] </w:t>
+            </w:r>
+            <w:r>
+              <w:rPr>
+                <w:rFonts w:ascii="Source Sans 3" w:hAnsi="Source Sans 3"/>
+                <w:sz w:val="23"/>
+                <w:szCs w:val="23"/>
+              </w:rPr>
               <w:lastRenderedPageBreak/>
-              <w:t>Next,[90160] I'm[90420] going[90720] to[90820] tell[91040] you[91160] a[91240] little[91480] about[91720] the[91840] diet[92300] of[92400] the[92500] mountain[92860] gorilla.[93680] Interestingly,[94940] mountain[95480] gorillas[95880] are[96040] herbivores.[97140] In[97540] other[97720] words,[98180] they[98460] survive[99000] on[99100] a[99180] diet[99560] of[99700] plants.[100880] As[101500] you[101620] can[101800] see[102060] from[102240] this[102480] next[102860] picture,[103600] this[104080] gorilla[104560] is[104900] eating[105240] leaves.[106180] They[106700] also[107040] eat[107260] fruit[107620] and[107780] flowers.[108760] They[109260] occasionally[110140] eat[110440] insects[111060] too,[111560] but[111940] only[112240] when[112400] they're[112660] very[113020] hungry![114000] And[114780] it[114920] might[115240] interest[115660] you[115780] to[115900] know[116200] that[116380] mountain[116760] gorillas[117320] very[117760] rarely[118140] drink[118440] water,[119120] even[119660] though[119880] they[120020] live[120200] in[120260] a[120300] very[120580] warm[120940] climate.[121920] It[122420] appears[122820] they[122980] get[123240] all[123460] the[123580] water[123860] they[124040] need[124400] from[124620] plants.[125980]</w:t>
-            </w:r>
-          </w:p>
-          <w:p>
-            <w:pPr>
-              <w:tabs>
-                <w:tab w:val="left" w:pos="4413"/>
-              </w:tabs>
-              <w:rPr>
-                <w:rFonts w:ascii="Source Sans 3" w:hAnsi="Source Sans 3"/>
-                <w:sz w:val="23"/>
-                <w:szCs w:val="23"/>
-              </w:rPr>
-            </w:pPr>
-            <w:r>
-              <w:rPr>
-                <w:rFonts w:ascii="Source Sans 3" w:hAnsi="Source Sans 3"/>
-                <w:sz w:val="23"/>
-                <w:szCs w:val="23"/>
-              </w:rPr>
-              <w:t>I'd[126900] like[127140] to[127240] conclude[127980] by[128320] talking[128780] about[129100] some[129320] of[129400] the[129520] threats[130040] that[130260] mountain[130620] gorillas[131040] face.[131860] They[132380] are[132620] in[132860] serious[133460] danger[133880] of[134000] disappearing[134640] from[134800] our[134960] world[135280] altogether.[136360] Let's[137020] have[137160] a[137220] look[137400] at[137520] two[137800] reasons[138240] why[138460] they're[138680] in[138820] such[139200] danger.[140000] And[140420] both[140700] of[140780] these[141000] reasons[141560] are[141820] connected[142320] to[142480] human[142900] activity.[143980] Firstly,[145200] people[145800] are[145960] damaging[146480] the[146600] mountain[147000] forests[147500] where[147660] these[147860] gorillas[148280] live.[148980] They're[149480] cutting[149800] down[150020] the[150140] trees[150560] to[150680] build[150960] farms[151520] and[151660] towns.[152700] Mountain[153480] gorillas[154020] live[154300] in[154400] close[154880] family[155320] groups[156060] and[156420] this[156620] means[156940] that[157040] it's[157200] difficult[157640] for[157780] them[157940] to[158060] get[158240] enough[158500] to[158660] eat[158940] in[159040] the[159160] small[159540] areas[159980] they[160120] now[160340] have[160520] to[160640] live[160880] in.[161540] Secondly,[162680] gorillas[163380] are[163560] also[163940] suffering[164560] as[164800] a[164880] result[165340] of[165480] hunting.[166480] Sadly,[167560] some[168000] people[168340] find[168760] and[168940] kill[169240] them[169420] to[169580] sell.[170460] So[171180] it's[171540] a[171600] very[171940] sad[172360] situation[173120] indeed[173580] for[173700] these[173980] beautiful[174640] animals.[175240]</w:t>
+              <w:t>some[168000] people[168340] find[168760] and[168940] kill[169240] them[169420] to[169580] sell.[170460] So[171180] it's[171540] a[171600] very[171940] sad[172360] situation[173120] indeed[173580] for[173700] these[173980] beautiful[174640] animals.[175240]</w:t>
             </w:r>
           </w:p>
         </w:tc>
@@ -16540,107 +16526,107 @@
                 <w:sz w:val="23"/>
                 <w:szCs w:val="23"/>
               </w:rPr>
+              <w:t>OK,[45600] so[46040] now[46240] let's[46480] examine[46940] what[47160] these[47420] box[47680] jellyfish[48260] look[48480] like.[49420] There[50100] are[50200] no[50320] prizes[50880] for[51020] guessing[51360] why[51560] it's[51740] called[52100] a[52140] box[52380] jellyfish![53260] You[53660] can[53880] see[54240] that[54420] it's[54640] shaped[55020] like[55240] a[55320] box[55760] or[55940] a[56000] cube,[56740] with[57180] four[57500] sides[58180] and[58420] rounded[58920] corners.[59920]</w:t>
+            </w:r>
+          </w:p>
+          <w:p>
+            <w:pPr>
+              <w:tabs>
+                <w:tab w:val="left" w:pos="4413"/>
+              </w:tabs>
+              <w:rPr>
+                <w:rFonts w:ascii="Source Sans 3" w:hAnsi="Source Sans 3"/>
+                <w:sz w:val="23"/>
+                <w:szCs w:val="23"/>
+              </w:rPr>
+            </w:pPr>
+            <w:r>
+              <w:rPr>
+                <w:rFonts w:ascii="Source Sans 3" w:hAnsi="Source Sans 3"/>
+                <w:sz w:val="23"/>
+                <w:szCs w:val="23"/>
+              </w:rPr>
+              <w:t>And[60460] you[60580] can[60720] also[61040] see[61300] that[61440] its[61620] body[61900] is[62080] light[62460] blue.[63620]</w:t>
+            </w:r>
+          </w:p>
+          <w:p>
+            <w:pPr>
+              <w:tabs>
+                <w:tab w:val="left" w:pos="4413"/>
+              </w:tabs>
+              <w:rPr>
+                <w:rFonts w:ascii="Source Sans 3" w:hAnsi="Source Sans 3"/>
+                <w:sz w:val="23"/>
+                <w:szCs w:val="23"/>
+              </w:rPr>
+            </w:pPr>
+            <w:r>
+              <w:rPr>
+                <w:rFonts w:ascii="Source Sans 3" w:hAnsi="Source Sans 3"/>
+                <w:sz w:val="23"/>
+                <w:szCs w:val="23"/>
+              </w:rPr>
+              <w:t>So,[64820] let's[65340] take[65540] a[65580] look[65740] at[65820] the[65960] tentacles[66800] of[66920] the[67060] box[67300] jellyfish[67880] more[68120] closely.[69080]</w:t>
+            </w:r>
+          </w:p>
+          <w:p>
+            <w:pPr>
+              <w:tabs>
+                <w:tab w:val="left" w:pos="4413"/>
+              </w:tabs>
+              <w:rPr>
+                <w:rFonts w:ascii="Source Sans 3" w:hAnsi="Source Sans 3"/>
+                <w:sz w:val="23"/>
+                <w:szCs w:val="23"/>
+              </w:rPr>
+            </w:pPr>
+            <w:r>
+              <w:rPr>
+                <w:rFonts w:ascii="Source Sans 3" w:hAnsi="Source Sans 3"/>
+                <w:sz w:val="23"/>
+                <w:szCs w:val="23"/>
+              </w:rPr>
+              <w:t>It's[69640] got[70180] 15[70180] of[70660] these[70940] growing[71340] from[71680] each[72060] of[72160] the[72300] four[72620] corners[73080] of[73200] the[73320] box.[74220] Now,[75140] you[75460] may[75680] be[75840] surprised[76460] to[76540] learn[76760] that[76900] these[77180] tentacles[77840] can[78280] grow[78680] to[78860] a[78960] length[79260] of[79420] three[79900] metres![81060] And[81760] another[82160] surprising[82780] thing[83340] is[83680] its[83920] large[84380] number[84640] of[84840] eyes,[85480] that's[85880] six[86180] eyes[86560] on[86740] each[87020] of[87100] its[87280] four[87580] sides,[88240] so[89060] 24[89060] altogether.[90900]</w:t>
+            </w:r>
+          </w:p>
+          <w:p>
+            <w:pPr>
+              <w:tabs>
+                <w:tab w:val="left" w:pos="4413"/>
+              </w:tabs>
+              <w:rPr>
+                <w:rFonts w:ascii="Source Sans 3" w:hAnsi="Source Sans 3"/>
+                <w:sz w:val="23"/>
+                <w:szCs w:val="23"/>
+              </w:rPr>
+            </w:pPr>
+            <w:r>
+              <w:rPr>
+                <w:rFonts w:ascii="Source Sans 3" w:hAnsi="Source Sans 3"/>
+                <w:sz w:val="23"/>
+                <w:szCs w:val="23"/>
+              </w:rPr>
+              <w:t>So[91780] now[92060] let's[92360] move[92620] on[92780] to[92900] talk[93140] about[93400] the[93580] sting[94140] of[94300] a[94380] box[94680] jellyfish.[95900] What[96680] is[96880] it?[97400] Well,[98100] a[98280] jellyfish[98840] has[99040] a[99160] lot[99460] of[99600] tentacles,[100360] and[100680] each[101000] tentacle[101580] has[101840] thousands[102400] of[102540] cells[103200] which[103540] can[103700] produce[104180] a[104300] poison.[105440] If[106120] the[106240] tentacles[106940] come[107160] into[107360] contact[107940] with[108080] a[108160] fish,[108660] or[108900] a[108980] person,[109840] they[110340] stick[110640] to[110760] their[110980] skin.[111980] If[112700] the[112840] tentacles[113400] are[113500] very[113780] long,[114460] they[114900] are[115060] in[115180] contact[115680] with[115820] a[115940] lot[116300] of[116460] the[116620] body,[117040] giving[117420] a[117540] bad[117960] sting[118320] which[118580] hurts[118940] terribly.[119980] This[120740] can[120940] be[121060] dangerous[121620] to[121740] the[121840] victim.[122800]</w:t>
+            </w:r>
+          </w:p>
+          <w:p>
+            <w:pPr>
+              <w:tabs>
+                <w:tab w:val="left" w:pos="4413"/>
+              </w:tabs>
+              <w:rPr>
+                <w:rFonts w:ascii="Source Sans 3" w:hAnsi="Source Sans 3"/>
+                <w:sz w:val="23"/>
+                <w:szCs w:val="23"/>
+              </w:rPr>
+            </w:pPr>
+            <w:r>
+              <w:rPr>
+                <w:rFonts w:ascii="Source Sans 3" w:hAnsi="Source Sans 3"/>
+                <w:sz w:val="23"/>
+                <w:szCs w:val="23"/>
+              </w:rPr>
               <w:lastRenderedPageBreak/>
-              <w:t>OK,[45600] so[46040] now[46240] let's[46480] examine[46940] what[47160] these[47420] box[47680] jellyfish[48260] look[48480] like.[49420] There[50100] are[50200] no[50320] prizes[50880] for[51020] guessing[51360] why[51560] it's[51740] called[52100] a[52140] box[52380] jellyfish![53260] You[53660] can[53880] see[54240] that[54420] it's[54640] shaped[55020] like[55240] a[55320] box[55760] or[55940] a[56000] cube,[56740] with[57180] four[57500] sides[58180] and[58420] rounded[58920] corners.[59920]</w:t>
-            </w:r>
-          </w:p>
-          <w:p>
-            <w:pPr>
-              <w:tabs>
-                <w:tab w:val="left" w:pos="4413"/>
-              </w:tabs>
-              <w:rPr>
-                <w:rFonts w:ascii="Source Sans 3" w:hAnsi="Source Sans 3"/>
-                <w:sz w:val="23"/>
-                <w:szCs w:val="23"/>
-              </w:rPr>
-            </w:pPr>
-            <w:r>
-              <w:rPr>
-                <w:rFonts w:ascii="Source Sans 3" w:hAnsi="Source Sans 3"/>
-                <w:sz w:val="23"/>
-                <w:szCs w:val="23"/>
-              </w:rPr>
-              <w:t>And[60460] you[60580] can[60720] also[61040] see[61300] that[61440] its[61620] body[61900] is[62080] light[62460] blue.[63620]</w:t>
-            </w:r>
-          </w:p>
-          <w:p>
-            <w:pPr>
-              <w:tabs>
-                <w:tab w:val="left" w:pos="4413"/>
-              </w:tabs>
-              <w:rPr>
-                <w:rFonts w:ascii="Source Sans 3" w:hAnsi="Source Sans 3"/>
-                <w:sz w:val="23"/>
-                <w:szCs w:val="23"/>
-              </w:rPr>
-            </w:pPr>
-            <w:r>
-              <w:rPr>
-                <w:rFonts w:ascii="Source Sans 3" w:hAnsi="Source Sans 3"/>
-                <w:sz w:val="23"/>
-                <w:szCs w:val="23"/>
-              </w:rPr>
-              <w:t>So,[64820] let's[65340] take[65540] a[65580] look[65740] at[65820] the[65960] tentacles[66800] of[66920] the[67060] box[67300] jellyfish[67880] more[68120] closely.[69080]</w:t>
-            </w:r>
-          </w:p>
-          <w:p>
-            <w:pPr>
-              <w:tabs>
-                <w:tab w:val="left" w:pos="4413"/>
-              </w:tabs>
-              <w:rPr>
-                <w:rFonts w:ascii="Source Sans 3" w:hAnsi="Source Sans 3"/>
-                <w:sz w:val="23"/>
-                <w:szCs w:val="23"/>
-              </w:rPr>
-            </w:pPr>
-            <w:r>
-              <w:rPr>
-                <w:rFonts w:ascii="Source Sans 3" w:hAnsi="Source Sans 3"/>
-                <w:sz w:val="23"/>
-                <w:szCs w:val="23"/>
-              </w:rPr>
-              <w:t>It's[69640] got[70180] 15[70180] of[70660] these[70940] growing[71340] from[71680] each[72060] of[72160] the[72300] four[72620] corners[73080] of[73200] the[73320] box.[74220] Now,[75140] you[75460] may[75680] be[75840] surprised[76460] to[76540] learn[76760] that[76900] these[77180] tentacles[77840] can[78280] grow[78680] to[78860] a[78960] length[79260] of[79420] three[79900] metres![81060] And[81760] another[82160] surprising[82780] thing[83340] is[83680] its[83920] large[84380] number[84640] of[84840] eyes,[85480] that's[85880] six[86180] eyes[86560] on[86740] each[87020] of[87100] its[87280] four[87580] sides,[88240] so[89060] 24[89060] altogether.[90900]</w:t>
-            </w:r>
-          </w:p>
-          <w:p>
-            <w:pPr>
-              <w:tabs>
-                <w:tab w:val="left" w:pos="4413"/>
-              </w:tabs>
-              <w:rPr>
-                <w:rFonts w:ascii="Source Sans 3" w:hAnsi="Source Sans 3"/>
-                <w:sz w:val="23"/>
-                <w:szCs w:val="23"/>
-              </w:rPr>
-            </w:pPr>
-            <w:r>
-              <w:rPr>
-                <w:rFonts w:ascii="Source Sans 3" w:hAnsi="Source Sans 3"/>
-                <w:sz w:val="23"/>
-                <w:szCs w:val="23"/>
-              </w:rPr>
-              <w:t>So[91780] now[92060] let's[92360] move[92620] on[92780] to[92900] talk[93140] about[93400] the[93580] sting[94140] of[94300] a[94380] box[94680] jellyfish.[95900] What[96680] is[96880] it?[97400] Well,[98100] a[98280] jellyfish[98840] has[99040] a[99160] lot[99460] of[99600] tentacles,[100360] and[100680] each[101000] tentacle[101580] has[101840] thousands[102400] of[102540] cells[103200] which[103540] can[103700] produce[104180] a[104300] poison.[105440] If[106120] the[106240] tentacles[106940] come[107160] into[107360] contact[107940] with[108080] a[108160] fish,[108660] or[108900] a[108980] person,[109840] they[110340] stick[110640] to[110760] their[110980] skin.[111980] If[112700] the[112840] tentacles[113400] are[113500] very[113780] long,[114460] they[114900] are[115060] in[115180] contact[115680] with[115820] a[115940] lot[116300] of[116460] the[116620] body,[117040] giving[117420] a[117540] bad[117960] sting[118320] which[118580] hurts[118940] terribly.[119980] This[120740] can[120940] be[121060] dangerous[121620] to[121740] the[121840] victim.[122800]</w:t>
-            </w:r>
-          </w:p>
-          <w:p>
-            <w:pPr>
-              <w:tabs>
-                <w:tab w:val="left" w:pos="4413"/>
-              </w:tabs>
-              <w:rPr>
-                <w:rFonts w:ascii="Source Sans 3" w:hAnsi="Source Sans 3"/>
-                <w:sz w:val="23"/>
-                <w:szCs w:val="23"/>
-              </w:rPr>
-            </w:pPr>
-            <w:r>
-              <w:rPr>
-                <w:rFonts w:ascii="Source Sans 3" w:hAnsi="Source Sans 3"/>
-                <w:sz w:val="23"/>
-                <w:szCs w:val="23"/>
-              </w:rPr>
               <w:t>There[123540] are[123700] two[123980] ways[124320] that[124480] people[124760] can[124940] die[125400] as[125580] the[125700] result[126140] of[126240] a[126300] jellyfish[126840] sting.[127560] Firstly,[128700] a[129060] very[129420] severe[129860] sting[130180] can[130380] cause[130680] a[130740] person[131080] to[131220] have[131400] a[131460] heart[131760] attack.[132540] This[133140] can[133320] happen[133640] within[133940] minutes.[135020] Secondly,[136300] sometimes[137160] a[137280] swimmer[137620] goes[137860] into[138120] shock[138720] and[139060] can't[139380] make[139600] it[139700] back[139940] to[140060] the[140200] beach[140540] because[140820] they[140960] are[141080] in[141280] such[141680] extreme[142240] pain.[143200] If[143880] they're[144120] in[144200] the[144320] water[144680] alone,[145340] they'll[145760] die.[146920]</w:t>
             </w:r>
           </w:p>
@@ -17335,7 +17321,6 @@
                 <w:sz w:val="23"/>
                 <w:szCs w:val="23"/>
               </w:rPr>
-              <w:lastRenderedPageBreak/>
               <w:t>A[54800] good[55040] reason[55600] for[55840] this[56420] is[56800] that[57000] it[57140] might[57440] cause[58160] the[58360] demand[58900] for[59080] things[59480] made[59780] from[60040] animals[60580] to[60780] drop.[61700] For[62400] instance,[62960] many[63220] of[63320] the[63440] world's[63880] most[64240] famous[64720] fashion[65160] designers[65940] have[66240] stopped[66720] using[67280] real[67660] animal[68060] fur[68400] in[68500] their[68660] clothes.[70340]</w:t>
             </w:r>
           </w:p>

--- a/assets/data/Mindset 01/Mindset1- Audio Scripts_markers.docx
+++ b/assets/data/Mindset 01/Mindset1- Audio Scripts_markers.docx
@@ -7240,320 +7240,572 @@
           </w:tcPr>
           <w:p>
             <w:pPr>
-              <w:pStyle w:val="ListParagraph"/>
-              <w:numPr>
-                <w:ilvl w:val="0"/>
-                <w:numId w:val="2"/>
-              </w:numPr>
-              <w:tabs>
-                <w:tab w:val="left" w:pos="4413"/>
-              </w:tabs>
-              <w:rPr>
-                <w:rFonts w:ascii="Source Sans 3" w:hAnsi="Source Sans 3"/>
-                <w:sz w:val="23"/>
-                <w:szCs w:val="23"/>
-              </w:rPr>
-            </w:pPr>
-            <w:r>
-              <w:rPr>
-                <w:rFonts w:ascii="Source Sans 3" w:hAnsi="Source Sans 3"/>
-                <w:sz w:val="23"/>
-                <w:szCs w:val="23"/>
-              </w:rPr>
-              <w:t>[3620] Ou</w:t>
-            </w:r>
-            <w:r>
-              <w:rPr>
-                <w:rFonts w:ascii="Source Sans 3" w:hAnsi="Source Sans 3"/>
-                <w:sz w:val="23"/>
-                <w:szCs w:val="23"/>
-              </w:rPr>
-              <w:t>r</w:t>
-            </w:r>
-            <w:r>
-              <w:rPr>
-                <w:rFonts w:ascii="Source Sans 3" w:hAnsi="Source Sans 3"/>
-                <w:sz w:val="23"/>
-                <w:szCs w:val="23"/>
-              </w:rPr>
-              <w:t>[3860] family[4460] bought[4840] an[4940] apartment[5700] in[5820] the[5960] middle[6320] of[6460] town.[8780]</w:t>
-            </w:r>
-          </w:p>
-          <w:p>
-            <w:pPr>
-              <w:pStyle w:val="ListParagraph"/>
-              <w:numPr>
-                <w:ilvl w:val="0"/>
-                <w:numId w:val="2"/>
-              </w:numPr>
-              <w:tabs>
-                <w:tab w:val="left" w:pos="4413"/>
-              </w:tabs>
-              <w:rPr>
-                <w:rFonts w:ascii="Source Sans 3" w:hAnsi="Source Sans 3"/>
-                <w:sz w:val="23"/>
-                <w:szCs w:val="23"/>
-              </w:rPr>
-            </w:pPr>
-            <w:r>
-              <w:rPr>
-                <w:rFonts w:ascii="Source Sans 3" w:hAnsi="Source Sans 3"/>
-                <w:sz w:val="23"/>
-                <w:szCs w:val="23"/>
-              </w:rPr>
-              <w:t xml:space="preserve"> The[10760] statue[11400] was[11600] built[12080] in[15020] 1985.[15020]</w:t>
-            </w:r>
-          </w:p>
-          <w:p>
-            <w:pPr>
-              <w:pStyle w:val="ListParagraph"/>
-              <w:numPr>
-                <w:ilvl w:val="0"/>
-                <w:numId w:val="2"/>
-              </w:numPr>
-              <w:tabs>
-                <w:tab w:val="left" w:pos="4413"/>
-              </w:tabs>
-              <w:rPr>
-                <w:rFonts w:ascii="Source Sans 3" w:hAnsi="Source Sans 3"/>
-                <w:sz w:val="23"/>
-                <w:szCs w:val="23"/>
-              </w:rPr>
-            </w:pPr>
-            <w:r>
-              <w:rPr>
-                <w:rFonts w:ascii="Source Sans 3" w:hAnsi="Source Sans 3"/>
-                <w:sz w:val="23"/>
-                <w:szCs w:val="23"/>
-              </w:rPr>
-              <w:t xml:space="preserve"> Our[18000] town[18520] is[18660] situated[19620] on[19820] the[19980] Yangtze[20500] river.[22760]</w:t>
-            </w:r>
-          </w:p>
-          <w:p>
-            <w:pPr>
-              <w:pStyle w:val="ListParagraph"/>
-              <w:numPr>
-                <w:ilvl w:val="0"/>
-                <w:numId w:val="2"/>
-              </w:numPr>
-              <w:tabs>
-                <w:tab w:val="left" w:pos="4413"/>
-              </w:tabs>
-              <w:rPr>
-                <w:rFonts w:ascii="Source Sans 3" w:hAnsi="Source Sans 3"/>
-                <w:sz w:val="23"/>
-                <w:szCs w:val="23"/>
-              </w:rPr>
-            </w:pPr>
-            <w:r>
-              <w:rPr>
-                <w:rFonts w:ascii="Source Sans 3" w:hAnsi="Source Sans 3"/>
-                <w:sz w:val="23"/>
-                <w:szCs w:val="23"/>
-              </w:rPr>
-              <w:t xml:space="preserve"> The[24780] shopping[25260] mall[25580] is[25740] called[26180] 'the[26480] Galleria'.[29200]</w:t>
-            </w:r>
-          </w:p>
-          <w:p>
-            <w:pPr>
-              <w:pStyle w:val="ListParagraph"/>
-              <w:numPr>
-                <w:ilvl w:val="0"/>
-                <w:numId w:val="2"/>
-              </w:numPr>
-              <w:tabs>
-                <w:tab w:val="left" w:pos="4413"/>
-              </w:tabs>
-              <w:rPr>
-                <w:rFonts w:ascii="Source Sans 3" w:hAnsi="Source Sans 3"/>
-                <w:sz w:val="23"/>
-                <w:szCs w:val="23"/>
-              </w:rPr>
-            </w:pPr>
-            <w:r>
-              <w:rPr>
-                <w:rFonts w:ascii="Source Sans 3" w:hAnsi="Source Sans 3"/>
-                <w:sz w:val="23"/>
-                <w:szCs w:val="23"/>
-              </w:rPr>
-              <w:t xml:space="preserve"> The[31260] library[31960] is[32140] located[32960] across[33460] from[33640] the[33800] swimming[34200] pool.[36520]</w:t>
-            </w:r>
-          </w:p>
-          <w:p>
-            <w:pPr>
-              <w:pStyle w:val="ListParagraph"/>
-              <w:numPr>
-                <w:ilvl w:val="0"/>
-                <w:numId w:val="2"/>
-              </w:numPr>
-              <w:tabs>
-                <w:tab w:val="left" w:pos="4413"/>
-              </w:tabs>
-              <w:rPr>
-                <w:rFonts w:ascii="Source Sans 3" w:hAnsi="Source Sans 3"/>
-                <w:sz w:val="23"/>
-                <w:szCs w:val="23"/>
-              </w:rPr>
-            </w:pPr>
-            <w:r>
-              <w:rPr>
-                <w:rFonts w:ascii="Source Sans 3" w:hAnsi="Source Sans 3"/>
-                <w:sz w:val="23"/>
-                <w:szCs w:val="23"/>
-              </w:rPr>
-              <w:t xml:space="preserve"> Many[38780] things[39040] have[39320] changed[39960] over[40180] the[40300] years[40700] in[40820] my[41060] home[41400] town.[43680]</w:t>
-            </w:r>
-          </w:p>
-          <w:p>
-            <w:pPr>
-              <w:pStyle w:val="ListParagraph"/>
-              <w:numPr>
-                <w:ilvl w:val="0"/>
-                <w:numId w:val="2"/>
-              </w:numPr>
-              <w:tabs>
-                <w:tab w:val="left" w:pos="4413"/>
-              </w:tabs>
-              <w:rPr>
-                <w:rFonts w:ascii="Source Sans 3" w:hAnsi="Source Sans 3"/>
-                <w:sz w:val="23"/>
-                <w:szCs w:val="23"/>
-              </w:rPr>
-            </w:pPr>
-            <w:r>
-              <w:rPr>
-                <w:rFonts w:ascii="Source Sans 3" w:hAnsi="Source Sans 3"/>
-                <w:sz w:val="23"/>
-                <w:szCs w:val="23"/>
-              </w:rPr>
-              <w:t xml:space="preserve"> A[45640] number[46080] of[46240] new[46480] apartments[47300] were[47500] developed[48120] by[48380] the[48520] harbour.[50840]</w:t>
-            </w:r>
-          </w:p>
-          <w:p>
-            <w:pPr>
-              <w:pStyle w:val="ListParagraph"/>
-              <w:numPr>
-                <w:ilvl w:val="0"/>
-                <w:numId w:val="2"/>
-              </w:numPr>
-              <w:tabs>
-                <w:tab w:val="left" w:pos="4413"/>
-              </w:tabs>
-              <w:rPr>
-                <w:rFonts w:ascii="Source Sans 3" w:hAnsi="Source Sans 3"/>
-                <w:sz w:val="23"/>
-                <w:szCs w:val="23"/>
-              </w:rPr>
-            </w:pPr>
-            <w:r>
-              <w:rPr>
-                <w:rFonts w:ascii="Source Sans 3" w:hAnsi="Source Sans 3"/>
-                <w:sz w:val="23"/>
-                <w:szCs w:val="23"/>
-              </w:rPr>
-              <w:t xml:space="preserve"> The[52800] bridge[53180] was[53380] designed[54120] by[54360] a[54480] famous[55080] architect[55740] from[55980] London.[58420]</w:t>
-            </w:r>
-          </w:p>
-          <w:p>
-            <w:pPr>
-              <w:pStyle w:val="ListParagraph"/>
-              <w:numPr>
-                <w:ilvl w:val="0"/>
-                <w:numId w:val="2"/>
-              </w:numPr>
-              <w:tabs>
-                <w:tab w:val="left" w:pos="4413"/>
-              </w:tabs>
-              <w:rPr>
-                <w:rFonts w:ascii="Source Sans 3" w:hAnsi="Source Sans 3"/>
-                <w:sz w:val="23"/>
-                <w:szCs w:val="23"/>
-              </w:rPr>
-            </w:pPr>
-            <w:r>
-              <w:rPr>
-                <w:rFonts w:ascii="Source Sans 3" w:hAnsi="Source Sans 3"/>
-                <w:sz w:val="23"/>
-                <w:szCs w:val="23"/>
-              </w:rPr>
-              <w:t xml:space="preserve"> Recently,[61240] scientists[62440] discovered[63060] a[63160] large[63680] cave[64280] near[64540] our[64740] village.[67100]</w:t>
-            </w:r>
-          </w:p>
-          <w:p>
-            <w:pPr>
-              <w:pStyle w:val="ListParagraph"/>
-              <w:numPr>
-                <w:ilvl w:val="0"/>
-                <w:numId w:val="2"/>
-              </w:numPr>
-              <w:tabs>
-                <w:tab w:val="left" w:pos="4413"/>
-              </w:tabs>
-              <w:rPr>
-                <w:rFonts w:ascii="Source Sans 3" w:hAnsi="Source Sans 3"/>
-                <w:sz w:val="23"/>
-                <w:szCs w:val="23"/>
-              </w:rPr>
-            </w:pPr>
-            <w:r>
-              <w:rPr>
-                <w:rFonts w:ascii="Source Sans 3" w:hAnsi="Source Sans 3"/>
-                <w:sz w:val="23"/>
-                <w:szCs w:val="23"/>
-              </w:rPr>
-              <w:t xml:space="preserve"> Recently,[69840] many[70500] young[70940] people[71460] have[71720] started[72320] to[72520] leave[72920] my[73140] home[73460] town[73940] to[74120] look[74400] for[74580] work.[76960]</w:t>
-            </w:r>
-          </w:p>
-          <w:p>
-            <w:pPr>
-              <w:pStyle w:val="ListParagraph"/>
-              <w:numPr>
-                <w:ilvl w:val="0"/>
-                <w:numId w:val="2"/>
-              </w:numPr>
-              <w:tabs>
-                <w:tab w:val="left" w:pos="4413"/>
-              </w:tabs>
-              <w:rPr>
-                <w:rFonts w:ascii="Source Sans 3" w:hAnsi="Source Sans 3"/>
-                <w:sz w:val="23"/>
-                <w:szCs w:val="23"/>
-              </w:rPr>
-            </w:pPr>
-            <w:r>
-              <w:rPr>
-                <w:rFonts w:ascii="Source Sans 3" w:hAnsi="Source Sans 3"/>
-                <w:sz w:val="23"/>
-                <w:szCs w:val="23"/>
-              </w:rPr>
-              <w:t xml:space="preserve"> A[78960] long[79240] time[79600] ago[80060] many[80600] people[81120] used[81460] to[81600] work[81920] in[82080] factories[82820] in[82960] my[83200] town.[85540]</w:t>
-            </w:r>
-          </w:p>
-          <w:p>
-            <w:pPr>
-              <w:pStyle w:val="ListParagraph"/>
-              <w:numPr>
-                <w:ilvl w:val="0"/>
-                <w:numId w:val="2"/>
-              </w:numPr>
-              <w:tabs>
-                <w:tab w:val="left" w:pos="4413"/>
-              </w:tabs>
-              <w:rPr>
-                <w:rFonts w:ascii="Source Sans 3" w:hAnsi="Source Sans 3"/>
-                <w:bCs/>
-                <w:sz w:val="23"/>
-                <w:szCs w:val="23"/>
-              </w:rPr>
-            </w:pPr>
-            <w:r>
-              <w:rPr>
-                <w:rFonts w:ascii="Source Sans 3" w:hAnsi="Source Sans 3"/>
+              <w:tabs>
+                <w:tab w:val="left" w:pos="4413"/>
+              </w:tabs>
+              <w:rPr>
+                <w:rFonts w:ascii="Source Sans 3" w:hAnsi="Source Sans 3"/>
+                <w:b/>
+                <w:bCs/>
+                <w:sz w:val="23"/>
+                <w:szCs w:val="23"/>
+              </w:rPr>
+            </w:pPr>
+            <w:r>
+              <w:rPr>
+                <w:rFonts w:ascii="Source Sans 3" w:hAnsi="Source Sans 3"/>
+                <w:b/>
+                <w:bCs/>
+                <w:sz w:val="23"/>
+                <w:szCs w:val="23"/>
+              </w:rPr>
+              <w:t xml:space="preserve">[0]1[3620]</w:t>
+            </w:r>
+          </w:p>
+          <w:p>
+            <w:pPr>
+              <w:tabs>
+                <w:tab w:val="left" w:pos="4413"/>
+              </w:tabs>
+              <w:rPr>
+                <w:rFonts w:ascii="Source Sans 3" w:hAnsi="Source Sans 3"/>
+                <w:bCs/>
+                <w:sz w:val="23"/>
+                <w:szCs w:val="23"/>
+              </w:rPr>
+            </w:pPr>
+            <w:r>
+              <w:rPr>
+                <w:rFonts w:ascii="Source Sans 3" w:hAnsi="Source Sans 3"/>
+                <w:bCs/>
+                <w:sz w:val="23"/>
+                <w:szCs w:val="23"/>
+              </w:rPr>
+              <w:t xml:space="preserve">Our[3860] family[4460] bought[4840] an[4940] apartment[5700] in[5820] the[5960] middle[6320] of[6460] town.[8780]</w:t>
+            </w:r>
+          </w:p>
+          <w:p>
+            <w:pPr>
+              <w:tabs>
+                <w:tab w:val="left" w:pos="4413"/>
+              </w:tabs>
+              <w:rPr>
+                <w:rFonts w:ascii="Source Sans 3" w:hAnsi="Source Sans 3"/>
+                <w:b/>
+                <w:bCs/>
+                <w:sz w:val="23"/>
+                <w:szCs w:val="23"/>
+              </w:rPr>
+            </w:pPr>
+            <w:r>
+              <w:rPr>
+                <w:rFonts w:ascii="Source Sans 3" w:hAnsi="Source Sans 3"/>
+                <w:b/>
+                <w:bCs/>
+                <w:sz w:val="23"/>
+                <w:szCs w:val="23"/>
+              </w:rPr>
+              <w:t xml:space="preserve">2[8780]</w:t>
+            </w:r>
+          </w:p>
+          <w:p>
+            <w:pPr>
+              <w:tabs>
+                <w:tab w:val="left" w:pos="4413"/>
+              </w:tabs>
+              <w:rPr>
+                <w:rFonts w:ascii="Source Sans 3" w:hAnsi="Source Sans 3"/>
+                <w:bCs/>
+                <w:sz w:val="23"/>
+                <w:szCs w:val="23"/>
+              </w:rPr>
+            </w:pPr>
+            <w:r>
+              <w:rPr>
+                <w:rFonts w:ascii="Source Sans 3" w:hAnsi="Source Sans 3"/>
+                <w:bCs/>
+                <w:sz w:val="23"/>
+                <w:szCs w:val="23"/>
+              </w:rPr>
+              <w:t xml:space="preserve">The[10760] statue[11400] was[11600] built[12080] in[15020] </w:t>
+            </w:r>
+            <w:r>
+              <w:rPr>
+                <w:rFonts w:ascii="Source Sans 3" w:hAnsi="Source Sans 3"/>
+                <w:sz w:val="23"/>
+                <w:szCs w:val="23"/>
+              </w:rPr>
+              <w:t>1985</w:t>
+            </w:r>
+            <w:r>
+              <w:rPr>
+                <w:rFonts w:ascii="Source Sans 3" w:hAnsi="Source Sans 3"/>
+                <w:bCs/>
+                <w:sz w:val="23"/>
+                <w:szCs w:val="23"/>
+              </w:rPr>
+              <w:t xml:space="preserve">.[15020]</w:t>
+            </w:r>
+          </w:p>
+          <w:p>
+            <w:pPr>
+              <w:tabs>
+                <w:tab w:val="left" w:pos="4413"/>
+              </w:tabs>
+              <w:rPr>
+                <w:rFonts w:ascii="Source Sans 3" w:hAnsi="Source Sans 3"/>
+                <w:b/>
+                <w:bCs/>
+                <w:sz w:val="23"/>
+                <w:szCs w:val="23"/>
+              </w:rPr>
+            </w:pPr>
+            <w:r>
+              <w:rPr>
+                <w:rFonts w:ascii="Source Sans 3" w:hAnsi="Source Sans 3"/>
+                <w:b/>
+                <w:bCs/>
+                <w:sz w:val="23"/>
+                <w:szCs w:val="23"/>
+              </w:rPr>
+              <w:t xml:space="preserve">3[15020]</w:t>
+            </w:r>
+          </w:p>
+          <w:p>
+            <w:pPr>
+              <w:tabs>
+                <w:tab w:val="left" w:pos="4413"/>
+              </w:tabs>
+              <w:rPr>
+                <w:rFonts w:ascii="Source Sans 3" w:hAnsi="Source Sans 3"/>
+                <w:bCs/>
+                <w:sz w:val="23"/>
+                <w:szCs w:val="23"/>
+              </w:rPr>
+            </w:pPr>
+            <w:r>
+              <w:rPr>
+                <w:rFonts w:ascii="Source Sans 3" w:hAnsi="Source Sans 3"/>
+                <w:bCs/>
+                <w:sz w:val="23"/>
+                <w:szCs w:val="23"/>
+              </w:rPr>
+              <w:t xml:space="preserve">Our[18000] town[18520] is[18660] situated[19620] on[19820] the[19980] Yangtze[20500] river.[22760]</w:t>
+            </w:r>
+          </w:p>
+          <w:p>
+            <w:pPr>
+              <w:tabs>
+                <w:tab w:val="left" w:pos="4413"/>
+              </w:tabs>
+              <w:rPr>
+                <w:rFonts w:ascii="Source Sans 3" w:hAnsi="Source Sans 3"/>
+                <w:b/>
+                <w:bCs/>
+                <w:sz w:val="23"/>
+                <w:szCs w:val="23"/>
+              </w:rPr>
+            </w:pPr>
+            <w:r>
+              <w:rPr>
+                <w:rFonts w:ascii="Source Sans 3" w:hAnsi="Source Sans 3"/>
+                <w:b/>
+                <w:bCs/>
+                <w:sz w:val="23"/>
+                <w:szCs w:val="23"/>
+              </w:rPr>
+              <w:t xml:space="preserve">4[22760]</w:t>
+            </w:r>
+          </w:p>
+          <w:p>
+            <w:pPr>
+              <w:tabs>
+                <w:tab w:val="left" w:pos="4413"/>
+              </w:tabs>
+              <w:rPr>
+                <w:rFonts w:ascii="Source Sans 3" w:hAnsi="Source Sans 3"/>
+                <w:bCs/>
+                <w:sz w:val="23"/>
+                <w:szCs w:val="23"/>
+              </w:rPr>
+            </w:pPr>
+            <w:r>
+              <w:rPr>
+                <w:rFonts w:ascii="Source Sans 3" w:hAnsi="Source Sans 3"/>
+                <w:bCs/>
+                <w:sz w:val="23"/>
+                <w:szCs w:val="23"/>
+              </w:rPr>
+              <w:t xml:space="preserve">The[24780] shopping[25260] mall[25580] is[25740] called[26180] 'the[26480] Galleria'.[29200]</w:t>
+            </w:r>
+          </w:p>
+          <w:p>
+            <w:pPr>
+              <w:tabs>
+                <w:tab w:val="left" w:pos="4413"/>
+              </w:tabs>
+              <w:rPr>
+                <w:rFonts w:ascii="Source Sans 3" w:hAnsi="Source Sans 3"/>
+                <w:b/>
+                <w:bCs/>
+                <w:sz w:val="23"/>
+                <w:szCs w:val="23"/>
+              </w:rPr>
+            </w:pPr>
+            <w:r>
+              <w:rPr>
+                <w:rFonts w:ascii="Source Sans 3" w:hAnsi="Source Sans 3"/>
+                <w:b/>
+                <w:bCs/>
+                <w:sz w:val="23"/>
+                <w:szCs w:val="23"/>
+              </w:rPr>
+              <w:t xml:space="preserve">5[29200]</w:t>
+            </w:r>
+          </w:p>
+          <w:p>
+            <w:pPr>
+              <w:tabs>
+                <w:tab w:val="left" w:pos="4413"/>
+              </w:tabs>
+              <w:rPr>
+                <w:rFonts w:ascii="Source Sans 3" w:hAnsi="Source Sans 3"/>
+                <w:bCs/>
+                <w:sz w:val="23"/>
+                <w:szCs w:val="23"/>
+              </w:rPr>
+            </w:pPr>
+            <w:r>
+              <w:rPr>
+                <w:rFonts w:ascii="Source Sans 3" w:hAnsi="Source Sans 3"/>
+                <w:bCs/>
+                <w:sz w:val="23"/>
+                <w:szCs w:val="23"/>
+              </w:rPr>
+              <w:t xml:space="preserve">The[31260] library[31960] is[32140] located[32960] across[33460] from[33640] the[33800] swimming[34200] pool.[36520]</w:t>
+            </w:r>
+          </w:p>
+          <w:p>
+            <w:pPr>
+              <w:tabs>
+                <w:tab w:val="left" w:pos="4413"/>
+              </w:tabs>
+              <w:rPr>
+                <w:rFonts w:ascii="Source Sans 3" w:hAnsi="Source Sans 3"/>
+                <w:b/>
+                <w:bCs/>
+                <w:sz w:val="23"/>
+                <w:szCs w:val="23"/>
+              </w:rPr>
+            </w:pPr>
+            <w:r>
+              <w:rPr>
+                <w:rFonts w:ascii="Source Sans 3" w:hAnsi="Source Sans 3"/>
+                <w:b/>
+                <w:bCs/>
+                <w:sz w:val="23"/>
+                <w:szCs w:val="23"/>
+              </w:rPr>
+              <w:t xml:space="preserve">6[36520]</w:t>
+            </w:r>
+          </w:p>
+          <w:p>
+            <w:pPr>
+              <w:tabs>
+                <w:tab w:val="left" w:pos="4413"/>
+              </w:tabs>
+              <w:rPr>
+                <w:rFonts w:ascii="Source Sans 3" w:hAnsi="Source Sans 3"/>
+                <w:bCs/>
+                <w:sz w:val="23"/>
+                <w:szCs w:val="23"/>
+              </w:rPr>
+            </w:pPr>
+            <w:r>
+              <w:rPr>
+                <w:rFonts w:ascii="Source Sans 3" w:hAnsi="Source Sans 3"/>
+                <w:bCs/>
+                <w:sz w:val="23"/>
+                <w:szCs w:val="23"/>
+              </w:rPr>
+              <w:t xml:space="preserve">Many[38780] things[39120] have[39320] changed[39960] over[40180] the[40300] years[40700] in[40820] my[41060] home[41400] town.[43680]</w:t>
+            </w:r>
+          </w:p>
+          <w:p>
+            <w:pPr>
+              <w:tabs>
+                <w:tab w:val="left" w:pos="4413"/>
+              </w:tabs>
+              <w:rPr>
+                <w:rFonts w:ascii="Source Sans 3" w:hAnsi="Source Sans 3"/>
+                <w:b/>
+                <w:bCs/>
+                <w:sz w:val="23"/>
+                <w:szCs w:val="23"/>
+              </w:rPr>
+            </w:pPr>
+            <w:r>
+              <w:rPr>
+                <w:rFonts w:ascii="Source Sans 3" w:hAnsi="Source Sans 3"/>
+                <w:b/>
+                <w:bCs/>
+                <w:sz w:val="23"/>
+                <w:szCs w:val="23"/>
+              </w:rPr>
+              <w:t xml:space="preserve">7[43680]</w:t>
+            </w:r>
+          </w:p>
+          <w:p>
+            <w:pPr>
+              <w:tabs>
+                <w:tab w:val="left" w:pos="4413"/>
+              </w:tabs>
+              <w:rPr>
+                <w:rFonts w:ascii="Source Sans 3" w:hAnsi="Source Sans 3"/>
+                <w:bCs/>
+                <w:sz w:val="23"/>
+                <w:szCs w:val="23"/>
+              </w:rPr>
+            </w:pPr>
+            <w:r>
+              <w:rPr>
+                <w:rFonts w:ascii="Source Sans 3" w:hAnsi="Source Sans 3"/>
+                <w:bCs/>
+                <w:sz w:val="23"/>
+                <w:szCs w:val="23"/>
+              </w:rPr>
+              <w:t xml:space="preserve">A[45640] number[46080] of[46240] new[46480] apartments[47300] were[47500] developed[48120] by[48380] the[48520] harbour.[50840]</w:t>
+            </w:r>
+          </w:p>
+          <w:p>
+            <w:pPr>
+              <w:tabs>
+                <w:tab w:val="left" w:pos="4413"/>
+              </w:tabs>
+              <w:rPr>
+                <w:rFonts w:ascii="Source Sans 3" w:hAnsi="Source Sans 3"/>
+                <w:b/>
+                <w:bCs/>
+                <w:sz w:val="23"/>
+                <w:szCs w:val="23"/>
+              </w:rPr>
+            </w:pPr>
+            <w:r>
+              <w:rPr>
+                <w:rFonts w:ascii="Source Sans 3" w:hAnsi="Source Sans 3"/>
+                <w:b/>
+                <w:bCs/>
+                <w:sz w:val="23"/>
+                <w:szCs w:val="23"/>
+              </w:rPr>
+              <w:t xml:space="preserve">8[50840]</w:t>
+            </w:r>
+          </w:p>
+          <w:p>
+            <w:pPr>
+              <w:tabs>
+                <w:tab w:val="left" w:pos="4413"/>
+              </w:tabs>
+              <w:rPr>
+                <w:rFonts w:ascii="Source Sans 3" w:hAnsi="Source Sans 3"/>
+                <w:bCs/>
+                <w:sz w:val="23"/>
+                <w:szCs w:val="23"/>
+              </w:rPr>
+            </w:pPr>
+            <w:r>
+              <w:rPr>
+                <w:rFonts w:ascii="Source Sans 3" w:hAnsi="Source Sans 3"/>
+                <w:bCs/>
                 <w:sz w:val="23"/>
                 <w:szCs w:val="23"/>
               </w:rPr>
               <w:lastRenderedPageBreak/>
-              <w:t xml:space="preserve"> A[87500] tourist[88180] who[88320] visited[88860] recently[89560] said[89980] our[90260] town[90800] is[90980] a[91080] great[91620] place[92040] to[92160] visit.[92620]</w:t>
+              <w:t xml:space="preserve">The[52800] bridge[53180] was[53380] designed[54120] by[54360] a[54480] famous[55080] architect[55740] from[55980] London.[58420]</w:t>
+            </w:r>
+          </w:p>
+          <w:p>
+            <w:pPr>
+              <w:tabs>
+                <w:tab w:val="left" w:pos="4413"/>
+              </w:tabs>
+              <w:rPr>
+                <w:rFonts w:ascii="Source Sans 3" w:hAnsi="Source Sans 3"/>
+                <w:b/>
+                <w:bCs/>
+                <w:sz w:val="23"/>
+                <w:szCs w:val="23"/>
+              </w:rPr>
+            </w:pPr>
+            <w:r>
+              <w:rPr>
+                <w:rFonts w:ascii="Source Sans 3" w:hAnsi="Source Sans 3"/>
+                <w:b/>
+                <w:bCs/>
+                <w:sz w:val="23"/>
+                <w:szCs w:val="23"/>
+              </w:rPr>
+              <w:t xml:space="preserve">9[58420]</w:t>
+            </w:r>
+          </w:p>
+          <w:p>
+            <w:pPr>
+              <w:tabs>
+                <w:tab w:val="left" w:pos="4413"/>
+              </w:tabs>
+              <w:rPr>
+                <w:rFonts w:ascii="Source Sans 3" w:hAnsi="Source Sans 3"/>
+                <w:bCs/>
+                <w:sz w:val="23"/>
+                <w:szCs w:val="23"/>
+              </w:rPr>
+            </w:pPr>
+            <w:r>
+              <w:rPr>
+                <w:rFonts w:ascii="Source Sans 3" w:hAnsi="Source Sans 3"/>
+                <w:bCs/>
+                <w:sz w:val="23"/>
+                <w:szCs w:val="23"/>
+              </w:rPr>
+              <w:t xml:space="preserve">Recently,[61240] scientists[62440] discovered[63060] a[63160] large[63680] cave[64280] near[64540] our[64740] village.[67100]</w:t>
+            </w:r>
+          </w:p>
+          <w:p>
+            <w:pPr>
+              <w:tabs>
+                <w:tab w:val="left" w:pos="4413"/>
+              </w:tabs>
+              <w:rPr>
+                <w:rFonts w:ascii="Source Sans 3" w:hAnsi="Source Sans 3"/>
+                <w:b/>
+                <w:bCs/>
+                <w:sz w:val="23"/>
+                <w:szCs w:val="23"/>
+              </w:rPr>
+            </w:pPr>
+            <w:r>
+              <w:rPr>
+                <w:rFonts w:ascii="Source Sans 3" w:hAnsi="Source Sans 3"/>
+                <w:b/>
+                <w:bCs/>
+                <w:sz w:val="23"/>
+                <w:szCs w:val="23"/>
+              </w:rPr>
+              <w:t xml:space="preserve">10[67100]</w:t>
+            </w:r>
+          </w:p>
+          <w:p>
+            <w:pPr>
+              <w:tabs>
+                <w:tab w:val="left" w:pos="4413"/>
+              </w:tabs>
+              <w:rPr>
+                <w:rFonts w:ascii="Source Sans 3" w:hAnsi="Source Sans 3"/>
+                <w:bCs/>
+                <w:sz w:val="23"/>
+                <w:szCs w:val="23"/>
+              </w:rPr>
+            </w:pPr>
+            <w:r>
+              <w:rPr>
+                <w:rFonts w:ascii="Source Sans 3" w:hAnsi="Source Sans 3"/>
+                <w:bCs/>
+                <w:sz w:val="23"/>
+                <w:szCs w:val="23"/>
+              </w:rPr>
+              <w:t xml:space="preserve">Recently,[69840] many[70500] young[70940] people[71460] have[71720] started[72320] to[72520] leave[72920] my[73140] home[73460] town[73940] to[74120] look[74400] for[74580] work.[76960]</w:t>
+            </w:r>
+          </w:p>
+          <w:p>
+            <w:pPr>
+              <w:tabs>
+                <w:tab w:val="left" w:pos="4413"/>
+              </w:tabs>
+              <w:rPr>
+                <w:rFonts w:ascii="Source Sans 3" w:hAnsi="Source Sans 3"/>
+                <w:b/>
+                <w:bCs/>
+                <w:sz w:val="23"/>
+                <w:szCs w:val="23"/>
+              </w:rPr>
+            </w:pPr>
+            <w:r>
+              <w:rPr>
+                <w:rFonts w:ascii="Source Sans 3" w:hAnsi="Source Sans 3"/>
+                <w:b/>
+                <w:bCs/>
+                <w:sz w:val="23"/>
+                <w:szCs w:val="23"/>
+              </w:rPr>
+              <w:t xml:space="preserve">11[76960]</w:t>
+            </w:r>
+          </w:p>
+          <w:p>
+            <w:pPr>
+              <w:tabs>
+                <w:tab w:val="left" w:pos="4413"/>
+              </w:tabs>
+              <w:rPr>
+                <w:rFonts w:ascii="Source Sans 3" w:hAnsi="Source Sans 3"/>
+                <w:bCs/>
+                <w:sz w:val="23"/>
+                <w:szCs w:val="23"/>
+              </w:rPr>
+            </w:pPr>
+            <w:r>
+              <w:rPr>
+                <w:rFonts w:ascii="Source Sans 3" w:hAnsi="Source Sans 3"/>
+                <w:bCs/>
+                <w:sz w:val="23"/>
+                <w:szCs w:val="23"/>
+              </w:rPr>
+              <w:t xml:space="preserve">A[78960] long[79240] time[79600] ago[80060] many[80600] people[81120] used[81460] to[81600] work[81920] in[82080] factories[82820] in[82960] my[83200] town.[85540]</w:t>
+            </w:r>
+          </w:p>
+          <w:p>
+            <w:pPr>
+              <w:tabs>
+                <w:tab w:val="left" w:pos="4413"/>
+              </w:tabs>
+              <w:rPr>
+                <w:rFonts w:ascii="Source Sans 3" w:hAnsi="Source Sans 3"/>
+                <w:b/>
+                <w:bCs/>
+                <w:sz w:val="23"/>
+                <w:szCs w:val="23"/>
+              </w:rPr>
+            </w:pPr>
+            <w:r>
+              <w:rPr>
+                <w:rFonts w:ascii="Source Sans 3" w:hAnsi="Source Sans 3"/>
+                <w:b/>
+                <w:bCs/>
+                <w:sz w:val="23"/>
+                <w:szCs w:val="23"/>
+              </w:rPr>
+              <w:t xml:space="preserve">12[85540]</w:t>
+            </w:r>
+          </w:p>
+          <w:p>
+            <w:pPr>
+              <w:tabs>
+                <w:tab w:val="left" w:pos="4413"/>
+              </w:tabs>
+              <w:rPr>
+                <w:rFonts w:ascii="Source Sans 3" w:hAnsi="Source Sans 3"/>
+                <w:bCs/>
+                <w:sz w:val="23"/>
+                <w:szCs w:val="23"/>
+              </w:rPr>
+            </w:pPr>
+            <w:r>
+              <w:rPr>
+                <w:rFonts w:ascii="Source Sans 3" w:hAnsi="Source Sans 3"/>
+                <w:bCs/>
+                <w:sz w:val="23"/>
+                <w:szCs w:val="23"/>
+              </w:rPr>
+              <w:t xml:space="preserve">A[87500] tourist[88180] who[88320] visited[88860] recently[89560] said[89980] our[90260] town[90800] is[90980] a[91080] great[91620] place[92040] to[92160] visit.[92620]</w:t>
             </w:r>
           </w:p>
         </w:tc>
@@ -8484,6 +8736,7 @@
                 <w:sz w:val="23"/>
                 <w:szCs w:val="23"/>
               </w:rPr>
+              <w:lastRenderedPageBreak/>
               <w:t>Manager:</w:t>
             </w:r>
             <w:r>
@@ -9510,6 +9763,7 @@
                 <w:sz w:val="23"/>
                 <w:szCs w:val="23"/>
               </w:rPr>
+              <w:lastRenderedPageBreak/>
               <w:t>Mindset</w:t>
             </w:r>
             <w:r>
@@ -9578,17 +9832,7 @@
                 <w:sz w:val="23"/>
                 <w:szCs w:val="23"/>
               </w:rPr>
-              <w:t xml:space="preserve">What[7920] did[8140] I[8280] learn?[9080] Well,[10040] I've[10500] always[10960] been[11280] an[11560] active[12180] and[12420] sporty[12940] person[13720] and[14140] I[14260] really[14620] like[14980] cold[15420] weather[16240] -[16240] I[16780] love[17120] it[17260] when[17480] it[17640] snows[18180] in[18340] my[18520] country.[19420] That's[20180] why[20660] I[20860] decided[21480] to[21620] learn[21960] </w:t>
-            </w:r>
-            <w:r>
-              <w:rPr>
-                <w:rFonts w:ascii="Source Sans 3" w:hAnsi="Source Sans 3"/>
-                <w:bCs/>
-                <w:sz w:val="23"/>
-                <w:szCs w:val="23"/>
-              </w:rPr>
-              <w:lastRenderedPageBreak/>
-              <w:t>something[22520] that[22800] mixes[23420] these[23700] things[24060] together[24980] -[24980] winter,[26060] sport[26900] and[27220] snow![28100] So,[29140] I[29680] decided[30340] to[30520] learn[30820] to[30980] ski![31960]</w:t>
+              <w:t>What[7920] did[8140] I[8280] learn?[9080] Well,[10040] I've[10500] always[10960] been[11280] an[11560] active[12180] and[12420] sporty[12940] person[13720] and[14140] I[14260] really[14620] like[14980] cold[15420] weather[16240] -[16240] I[16780] love[17120] it[17260] when[17480] it[17640] snows[18180] in[18340] my[18520] country.[19420] That's[20180] why[20660] I[20860] decided[21480] to[21620] learn[21960] something[22520] that[22800] mixes[23420] these[23700] things[24060] together[24980] -[24980] winter,[26060] sport[26900] and[27220] snow![28100] So,[29140] I[29680] decided[30340] to[30520] learn[30820] to[30980] ski![31960]</w:t>
             </w:r>
           </w:p>
           <w:p>
@@ -10644,6 +10888,7 @@
                 <w:sz w:val="23"/>
                 <w:szCs w:val="23"/>
               </w:rPr>
+              <w:lastRenderedPageBreak/>
               <w:t>Mindset</w:t>
             </w:r>
             <w:r>
@@ -10709,7 +10954,6 @@
                 <w:sz w:val="23"/>
                 <w:szCs w:val="23"/>
               </w:rPr>
-              <w:lastRenderedPageBreak/>
               <w:t>B:</w:t>
             </w:r>
             <w:r>
@@ -11252,7 +11496,16 @@
                 <w:sz w:val="23"/>
                 <w:szCs w:val="23"/>
               </w:rPr>
-              <w:t>think[26960] of[27160] Beijing[27620] duck[27980] when[28140] they[28300] think[28560] of[28680] Beijing[29420] and[29860] I[29920] did[30080] try[30400] some[30600] of[30680] this[30900] tasty[31340] traditional[31900] dish,[32440] but[32780] with[32960] so[33120] many[33360] people[33740] from[33980] all[34160] over[34320] the[34420] country[34860] living[35220] in[35360] Beijing[36140] there[36620] really[36900] are[37100] a[37160] lot[37320] of[37440] different[37820] foods[38220] from[38400] all[38600] regions[39040] of[39120] the[39200] country.[39900] One[40420] dish[40680] that[40880] I[40980] really[41280] enjoyed[41740] and[41900] I[41980] didn't[42220] expect[42560] to[42660] find[43020] was[43180] kebabs.[44040] These[44640] tasty[45100] snacks[45580] are[45720] originally[46300] from[46520] north-west[47160] China,[47800] but[48200] they're[48360] very[48640] popular[49120] street[49440] food[49760] in[49920] Beijing.[50820] They're[51460] especially[51980] popular[52420] as[52560] a[52640] tasty[53060] snack[53380] at[53520] lunchtime[54120] for[54260] school[54560] pupils.[55360] They[55760] have[55960] less[56220] meat[56640] and[56880] more[57080] vegetables[57640] than[57820] we[58020] are[58220] used[58480] to,[58840] so[59200] they're[59420] a[59440] bit[59620] healthier.[59940]</w:t>
+              <w:t xml:space="preserve">think[26960] of[27160] Beijing[27620] duck[27980] when[28140] they[28300] think[28560] of[28680] Beijing[29420] and[29860] I[29920] did[30080] try[30400] some[30600] of[30680] this[30900] tasty[31340] traditional[31900] dish,[32440] but[32780] with[32960] so[33120] many[33360] people[33740] from[33980] all[34160] over[34320] the[34420] country[34860] living[35220] in[35360] Beijing[36140] there[36620] really[36900] are[37100] a[37160] lot[37320] of[37440] different[37820] foods[38220] from[38400] all[38600] regions[39040] of[39120] the[39200] country.[39900] One[40420] dish[40680] that[40880] I[40980] really[41280] enjoyed[41740] and[41900] I[41980] didn't[42220] expect[42560] to[42660] find[43020] was[43180] kebabs.[44040] These[44640] tasty[45100] snacks[45580] are[45720] originally[46300] from[46520] north-west[47160] China,[47800] but[48200] they're[48360] very[48640] popular[49120] street[49440] food[49760] in[49920] Beijing.[50820] They're[51460] especially[51980] popular[52420] as[52560] a[52640] tasty[53060] snack[53380] at[53520] lunchtime[54120] for[54260] school[54560] pupils.[55360] They[55760] </w:t>
+            </w:r>
+            <w:r>
+              <w:rPr>
+                <w:rFonts w:ascii="Source Sans 3" w:hAnsi="Source Sans 3"/>
+                <w:sz w:val="23"/>
+                <w:szCs w:val="23"/>
+              </w:rPr>
+              <w:lastRenderedPageBreak/>
+              <w:t>have[55960] less[56220] meat[56640] and[56880] more[57080] vegetables[57640] than[57820] we[58020] are[58220] used[58480] to,[58840] so[59200] they're[59420] a[59440] bit[59620] healthier.[59940]</w:t>
             </w:r>
           </w:p>
           <w:p>
@@ -11331,7 +11584,6 @@
                 <w:sz w:val="23"/>
                 <w:szCs w:val="23"/>
               </w:rPr>
-              <w:lastRenderedPageBreak/>
               <w:t>nice[71980] texture[72480] to[72560] the[72680] dish,[73180] but[73540] I[73620] thought[73840] it[73940] didn't[74220] taste[74580] of[74680] much.[75440] One[76020] dish[76260] that[76440] did[76680] have[76840] a[76880] strong[77260] taste[77660] was[77820] hotpot.[78660] The[79040] dish[79340] I[79460] had[79700] was[79860] made[80180] in[80280] the[80400] Sichuan[80940] style,[81620] so[82000] it[82120] was[82280] very[82600] spicy.[83720] What[84480] I[84560] found[84860] interesting[85420] was[85560] that[85660] the[85780] hotpot[86340] was[86520] put[86720] on[86840] a[86900] hotplate[87500] in[87620] the[87740] centre[88120] of[88200] the[88300] table,[88940] and[89280] we[89380] were[89540] given[89760] a[89840] dish[90120] of[90260] raw[90500] food[91240] and[91680] we[91780] chose[92140] what[92260] we[92360] wanted[92860] and[93060] put[93240] it[93340] into[93520] the[93620] pot[93840] ourselves,[94580] and[94840] got[95040] it[95160] out[95400] when[95560] it[95620] was[95760] ready.[96440] It[96940] was[97080] great[97440] fun[97960] and[98300] very[98540] sociable.[99280] And[99640] very[100080] tasty![100560]</w:t>
             </w:r>
           </w:p>
@@ -11823,7 +12075,16 @@
                 <w:sz w:val="23"/>
                 <w:szCs w:val="23"/>
               </w:rPr>
-              <w:t>I[86800] love[87080] it[87380] first[87840] of[87980] all[88200] because[89180] it[89580] always[90020] reminds[90480] me[90620] of[90780] home.[91540] My[92160] mother's[92560] very[92920] fond[93260] of[93400] cooking[93780] risotto[94440] and[94960] if[95420] I[95500] was[95700] unhappy,[96520] she[97040] used[97300] to[97400] make[97660] it[97760] for[97940] me[98200] and[98600] it[98760] always[99140] cheered[99500] me[99640] up.[100260] I[100720] don't[101140] live[101500] at[101640] home[102020] now[102640] and[103060] so[103300] when[103580] I'm[103780] feeling[104160] homesick[104880] and[105380] missing[105780] my[105920] family,[106740] I[107180] always[107480] try[107740] to[107880] find[108180] an[108280] Italian[108760] restaurant[109440] and[109640] have[109880] some[110100] risotto![111160] And[111800] secondly,[112480] I[112760] like[113280] it[113600] because[114220] it's[114420] a[114500] great[114960] meal[115300] to[115500] make[115860] for[116000] friends[116880] easy[117680] to[117840] prepare,[118500] but[119020] very[119440] tasty.[120440]</w:t>
+              <w:t xml:space="preserve">I[86800] love[87080] it[87380] first[87840] of[87980] all[88200] because[89180] it[89580] always[90020] reminds[90480] me[90620] of[90780] home.[91540] My[92160] mother's[92560] very[92920] fond[93260] of[93400] cooking[93780] risotto[94440] and[94960] if[95420] I[95500] was[95700] unhappy,[96520] she[97040] used[97300] to[97400] make[97660] it[97760] for[97940] me[98200] and[98600] it[98760] always[99140] cheered[99500] me[99640] up.[100260] I[100720] don't[101140] live[101500] at[101640] home[102020] now[102640] and[103060] so[103300] when[103580] I'm[103780] feeling[104160] homesick[104880] and[105380] missing[105780] my[105920] family,[106740] I[107180] always[107480] try[107740] to[107880] find[108180] an[108280] Italian[108760] restaurant[109440] and[109640] have[109880] some[110100] risotto![111160] And[111800] </w:t>
+            </w:r>
+            <w:r>
+              <w:rPr>
+                <w:rFonts w:ascii="Source Sans 3" w:hAnsi="Source Sans 3"/>
+                <w:sz w:val="23"/>
+                <w:szCs w:val="23"/>
+              </w:rPr>
+              <w:lastRenderedPageBreak/>
+              <w:t>secondly,[112480] I[112760] like[113280] it[113600] because[114220] it's[114420] a[114500] great[114960] meal[115300] to[115500] make[115860] for[116000] friends[116880] easy[117680] to[117840] prepare,[118500] but[119020] very[119440] tasty.[120440]</w:t>
             </w:r>
           </w:p>
           <w:p>
@@ -11916,71 +12177,71 @@
                 <w:sz w:val="23"/>
                 <w:szCs w:val="23"/>
               </w:rPr>
-              <w:t xml:space="preserve">[2020]Recording[4200] 1[4200]</w:t>
-            </w:r>
-          </w:p>
-          <w:p>
-            <w:pPr>
-              <w:tabs>
-                <w:tab w:val="left" w:pos="4413"/>
-              </w:tabs>
-              <w:rPr>
-                <w:rFonts w:ascii="Source Sans 3" w:hAnsi="Source Sans 3"/>
-                <w:sz w:val="23"/>
-                <w:szCs w:val="23"/>
-              </w:rPr>
-            </w:pPr>
-            <w:r>
-              <w:rPr>
-                <w:rFonts w:ascii="Source Sans 3" w:hAnsi="Source Sans 3"/>
-                <w:sz w:val="23"/>
-                <w:szCs w:val="23"/>
-              </w:rPr>
-              <w:t xml:space="preserve">Whatever[6320] you[6500] do,[6880] don't[7480] miss[7840] our[8060] Summer[8540] Sale.[9320] This[9840] weekend,[10560] and[10820] this[11120] weekend[11660] only,[12200] we're[12600] reducing[13300] all[13620] our[13800] prices[14480] right[14800] across[15220] our[15420] store.[16220] So,[16920] on[17260] our[17460] first[17840] floor[18240] you'll[18500] find[18860] women's[19320] jeans[19820] at[20000] just[20740] $20[20740] a[21260] pair.[21980] And,[22560] just[22940] in[23100] time[23460] for[23580] the[23680] holiday[24140] season,[24740] our[25080] T-shirts[25780] and[25940] swimwear[26580] are[26800] on[26980] special[27480] offer[27780] too.[28480]</w:t>
-            </w:r>
-          </w:p>
-          <w:p>
-            <w:pPr>
-              <w:tabs>
-                <w:tab w:val="left" w:pos="4413"/>
-              </w:tabs>
-              <w:rPr>
-                <w:rFonts w:ascii="Source Sans 3" w:hAnsi="Source Sans 3"/>
-                <w:sz w:val="23"/>
-                <w:szCs w:val="23"/>
-              </w:rPr>
-            </w:pPr>
-            <w:r>
-              <w:rPr>
-                <w:rFonts w:ascii="Source Sans 3" w:hAnsi="Source Sans 3"/>
-                <w:sz w:val="23"/>
-                <w:szCs w:val="23"/>
-              </w:rPr>
-              <w:t xml:space="preserve">And[29040] if[29180] you're[29360] looking[29660] for[29860] shoes,[30480] you'll[30820] want[31060] to[31200] visit[31540] the[31680] fourth[32040] floor.[32660] You'll[33140] find[33420] a[33500] good[33740] selection[34320] of[34480] styles[35040] and[35200] colours[35700] in[35860] our[36040] footwear[36560] department[37260] situated[38000] right[38300] next[38600] to[38680] the[38800] coffee[39180] shop.[39800] This[40380] weekend,[40960] they're[41240] all[41520] half[41840] price[42540] and[42880] that[43100] includes[43600] a[43700] wide[44100] choice[44520] of[44640] sports[45080] shoes[45520] in[45680] most[46020] sizes![46940] So,[47460] hurry[47920] before[48360] they're[48580] all[48740] gone![49420] Sale[50040] ends[50280] Sunday![51060] Miss[51620] our[51800] sale?[52440] Miss[52980] out![55540]</w:t>
-            </w:r>
-          </w:p>
-          <w:p>
-            <w:pPr>
-              <w:tabs>
-                <w:tab w:val="left" w:pos="4413"/>
-              </w:tabs>
-              <w:rPr>
-                <w:rFonts w:ascii="Source Sans 3" w:hAnsi="Source Sans 3"/>
-                <w:b/>
-                <w:bCs/>
-                <w:sz w:val="23"/>
-                <w:szCs w:val="23"/>
-              </w:rPr>
-            </w:pPr>
-            <w:r>
-              <w:rPr>
-                <w:rFonts w:ascii="Source Sans 3" w:hAnsi="Source Sans 3"/>
-                <w:b/>
-                <w:bCs/>
-                <w:sz w:val="23"/>
-                <w:szCs w:val="23"/>
-              </w:rPr>
-              <w:t xml:space="preserve">Recording[58300] 2[58300]</w:t>
+              <w:t>[2020]Recording[4200] 1[4200]</w:t>
+            </w:r>
+          </w:p>
+          <w:p>
+            <w:pPr>
+              <w:tabs>
+                <w:tab w:val="left" w:pos="4413"/>
+              </w:tabs>
+              <w:rPr>
+                <w:rFonts w:ascii="Source Sans 3" w:hAnsi="Source Sans 3"/>
+                <w:sz w:val="23"/>
+                <w:szCs w:val="23"/>
+              </w:rPr>
+            </w:pPr>
+            <w:r>
+              <w:rPr>
+                <w:rFonts w:ascii="Source Sans 3" w:hAnsi="Source Sans 3"/>
+                <w:sz w:val="23"/>
+                <w:szCs w:val="23"/>
+              </w:rPr>
+              <w:t>Whatever[6320] you[6500] do,[6880] don't[7480] miss[7840] our[8060] Summer[8540] Sale.[9320] This[9840] weekend,[10560] and[10820] this[11120] weekend[11660] only,[12200] we're[12600] reducing[13300] all[13620] our[13800] prices[14480] right[14800] across[15220] our[15420] store.[16220] So,[16920] on[17260] our[17460] first[17840] floor[18240] you'll[18500] find[18860] women's[19320] jeans[19820] at[20000] just[20740] $20[20740] a[21260] pair.[21980] And,[22560] just[22940] in[23100] time[23460] for[23580] the[23680] holiday[24140] season,[24740] our[25080] T-shirts[25780] and[25940] swimwear[26580] are[26800] on[26980] special[27480] offer[27780] too.[28480]</w:t>
+            </w:r>
+          </w:p>
+          <w:p>
+            <w:pPr>
+              <w:tabs>
+                <w:tab w:val="left" w:pos="4413"/>
+              </w:tabs>
+              <w:rPr>
+                <w:rFonts w:ascii="Source Sans 3" w:hAnsi="Source Sans 3"/>
+                <w:sz w:val="23"/>
+                <w:szCs w:val="23"/>
+              </w:rPr>
+            </w:pPr>
+            <w:r>
+              <w:rPr>
+                <w:rFonts w:ascii="Source Sans 3" w:hAnsi="Source Sans 3"/>
+                <w:sz w:val="23"/>
+                <w:szCs w:val="23"/>
+              </w:rPr>
+              <w:t>And[29040] if[29180] you're[29360] looking[29660] for[29860] shoes,[30480] you'll[30820] want[31060] to[31200] visit[31540] the[31680] fourth[32040] floor.[32660] You'll[33140] find[33420] a[33500] good[33740] selection[34320] of[34480] styles[35040] and[35200] colours[35700] in[35860] our[36040] footwear[36560] department[37260] situated[38000] right[38300] next[38600] to[38680] the[38800] coffee[39180] shop.[39800] This[40380] weekend,[40960] they're[41240] all[41520] half[41840] price[42540] and[42880] that[43100] includes[43600] a[43700] wide[44100] choice[44520] of[44640] sports[45080] shoes[45520] in[45680] most[46020] sizes![46940] So,[47460] hurry[47920] before[48360] they're[48580] all[48740] gone![49420] Sale[50040] ends[50280] Sunday![51060] Miss[51620] our[51800] sale?[52440] Miss[52980] out![55540]</w:t>
+            </w:r>
+          </w:p>
+          <w:p>
+            <w:pPr>
+              <w:tabs>
+                <w:tab w:val="left" w:pos="4413"/>
+              </w:tabs>
+              <w:rPr>
+                <w:rFonts w:ascii="Source Sans 3" w:hAnsi="Source Sans 3"/>
+                <w:b/>
+                <w:bCs/>
+                <w:sz w:val="23"/>
+                <w:szCs w:val="23"/>
+              </w:rPr>
+            </w:pPr>
+            <w:r>
+              <w:rPr>
+                <w:rFonts w:ascii="Source Sans 3" w:hAnsi="Source Sans 3"/>
+                <w:b/>
+                <w:bCs/>
+                <w:sz w:val="23"/>
+                <w:szCs w:val="23"/>
+              </w:rPr>
+              <w:t>Recording[58300] 2[58300]</w:t>
             </w:r>
           </w:p>
           <w:p>
@@ -12009,7 +12270,7 @@
                 <w:sz w:val="23"/>
                 <w:szCs w:val="23"/>
               </w:rPr>
-              <w:t xml:space="preserve">So,[60560] Jess,[61160] what[61500] do[61580] you[61760] think[62020] of[62140] my[62320] hat?[62920]</w:t>
+              <w:t>So,[60560] Jess,[61160] what[61500] do[61580] you[61760] think[62020] of[62140] my[62320] hat?[62920]</w:t>
             </w:r>
           </w:p>
           <w:p>
@@ -12038,7 +12299,7 @@
                 <w:sz w:val="23"/>
                 <w:szCs w:val="23"/>
               </w:rPr>
-              <w:t xml:space="preserve">It's[63640] very[64020] nice[64940] -[64940] I[65320] like[65540] the[65660] colour,[66360] and[67140] it'll[67480] definitely[68080] keep[68340] the[68460] sun[68720] off[68880] your[69060] face.[70100] Actually,[71280] I[71580] didn't[71820] notice[72340] the[72480] clothing[73020] stalls.[73560]</w:t>
+              <w:t>It's[63640] very[64020] nice[64940] -[64940] I[65320] like[65540] the[65660] colour,[66360] and[67140] it'll[67480] definitely[68080] keep[68340] the[68460] sun[68720] off[68880] your[69060] face.[70100] Actually,[71280] I[71580] didn't[71820] notice[72340] the[72480] clothing[73020] stalls.[73560]</w:t>
             </w:r>
           </w:p>
           <w:p>
@@ -12067,7 +12328,7 @@
                 <w:sz w:val="23"/>
                 <w:szCs w:val="23"/>
               </w:rPr>
-              <w:t xml:space="preserve">I[74320] know[74700] you[74860] didn't![75580] That's[76000] because[76320] you[76520] spent[76860] most[77220] of[77340] your[77520] time[77920] there[78180] looking[78520] at[78640] all[78820] the[79000] jewellery![80180] And[80860] relaxing[81600] in[81700] all[81840] that[82060] fresh[82480] air,[82780] of[82900] course![83620]</w:t>
+              <w:t>I[74320] know[74700] you[74860] didn't![75580] That's[76000] because[76320] you[76520] spent[76860] most[77220] of[77340] your[77520] time[77920] there[78180] looking[78520] at[78640] all[78820] the[79000] jewellery![80180] And[80860] relaxing[81600] in[81700] all[81840] that[82060] fresh[82480] air,[82780] of[82900] course![83620]</w:t>
             </w:r>
           </w:p>
           <w:p>
@@ -12096,31 +12357,31 @@
                 <w:sz w:val="23"/>
                 <w:szCs w:val="23"/>
               </w:rPr>
-              <w:t xml:space="preserve">That's[84300] true[85000] -[85000] but[85520] actually,[86180] I[86460] managed[86820] to[86900] find[87160] a[87280] really[87760] nice[88160] necklace.[88900] And[89240] you'll[89460] never[89780] guess[90160] how[90400] cheap[90820] it[90960] was![91700] Do[92160] you[92260] want[92420] to[92500] have[92680] a[92740] look?[94200]</w:t>
-            </w:r>
-          </w:p>
-          <w:p>
-            <w:pPr>
-              <w:tabs>
-                <w:tab w:val="left" w:pos="4413"/>
-              </w:tabs>
-              <w:rPr>
-                <w:rFonts w:ascii="Source Sans 3" w:hAnsi="Source Sans 3"/>
-                <w:b/>
-                <w:bCs/>
-                <w:sz w:val="23"/>
-                <w:szCs w:val="23"/>
-              </w:rPr>
-            </w:pPr>
-            <w:r>
-              <w:rPr>
-                <w:rFonts w:ascii="Source Sans 3" w:hAnsi="Source Sans 3"/>
-                <w:b/>
-                <w:bCs/>
-                <w:sz w:val="23"/>
-                <w:szCs w:val="23"/>
-              </w:rPr>
-              <w:t xml:space="preserve">Recording[96020] 3[96020]</w:t>
+              <w:t>That's[84300] true[85000] -[85000] but[85520] actually,[86180] I[86460] managed[86820] to[86900] find[87160] a[87280] really[87760] nice[88160] necklace.[88900] And[89240] you'll[89460] never[89780] guess[90160] how[90400] cheap[90820] it[90960] was![91700] Do[92160] you[92260] want[92420] to[92500] have[92680] a[92740] look?[94200]</w:t>
+            </w:r>
+          </w:p>
+          <w:p>
+            <w:pPr>
+              <w:tabs>
+                <w:tab w:val="left" w:pos="4413"/>
+              </w:tabs>
+              <w:rPr>
+                <w:rFonts w:ascii="Source Sans 3" w:hAnsi="Source Sans 3"/>
+                <w:b/>
+                <w:bCs/>
+                <w:sz w:val="23"/>
+                <w:szCs w:val="23"/>
+              </w:rPr>
+            </w:pPr>
+            <w:r>
+              <w:rPr>
+                <w:rFonts w:ascii="Source Sans 3" w:hAnsi="Source Sans 3"/>
+                <w:b/>
+                <w:bCs/>
+                <w:sz w:val="23"/>
+                <w:szCs w:val="23"/>
+              </w:rPr>
+              <w:t>Recording[96020] 3[96020]</w:t>
             </w:r>
           </w:p>
           <w:p>
@@ -12149,7 +12410,7 @@
                 <w:sz w:val="23"/>
                 <w:szCs w:val="23"/>
               </w:rPr>
-              <w:t xml:space="preserve">So[98100] what[98300] did[98440] you[98540] think[98800] of[98940] it?[99440] It[99880] only[100160] opened[100520] a[100580] few[100780] weeks[101040] ago,[101260] didn't[101540] it?[101720]</w:t>
+              <w:t>So[98100] what[98300] did[98440] you[98540] think[98800] of[98940] it?[99440] It[99880] only[100160] opened[100520] a[100580] few[100780] weeks[101040] ago,[101260] didn't[101540] it?[101720]</w:t>
             </w:r>
           </w:p>
           <w:p>
@@ -12179,7 +12440,7 @@
                 <w:sz w:val="23"/>
                 <w:szCs w:val="23"/>
               </w:rPr>
-              <w:t xml:space="preserve">[101880] Yes,[102420] that's[102680] right,[103320] so[103700] that's[104100] why[104380] it[104500] was[104680] very[104940] busy.[105680] In[106180] fact,[106600] it[106760] was[106920] a[106980] bit[107180] like[107460] being[107780] at[107900] a[107980] football[108460] match[108980] -[108980] there[109240] were[109420] so[109700] many[110100] people![110980] But[111460] I[111580] really[111940] liked[112360] it[112640] -[112640] it's[112840] very[113080] convenient[113860] because[114280] there[114480] were[114620] at[114760] least[115380] 50[115380] different[116080] shops[116480] all[116720] under[117000] one[117240] roof[117760] and[118100] there's[118280] a[118340] car[118600] park[118920] too.[119620] I'd[120200] really[120600] like[120860] to[120940] go[121080] back.[121560]</w:t>
+              <w:t>[101880] Yes,[102420] that's[102680] right,[103320] so[103700] that's[104100] why[104380] it[104500] was[104680] very[104940] busy.[105680] In[106180] fact,[106600] it[106760] was[106920] a[106980] bit[107180] like[107460] being[107780] at[107900] a[107980] football[108460] match[108980] -[108980] there[109240] were[109420] so[109700] many[110100] people![110980] But[111460] I[111580] really[111940] liked[112360] it[112640] -[112640] it's[112840] very[113080] convenient[113860] because[114280] there[114480] were[114620] at[114760] least[115380] 50[115380] different[116080] shops[116480] all[116720] under[117000] one[117240] roof[117760] and[118100] there's[118280] a[118340] car[118600] park[118920] too.[119620] I'd[120200] really[120600] like[120860] to[120940] go[121080] back.[121560]</w:t>
             </w:r>
           </w:p>
           <w:p>
@@ -12208,7 +12469,7 @@
                 <w:sz w:val="23"/>
                 <w:szCs w:val="23"/>
               </w:rPr>
-              <w:t xml:space="preserve">Then[122140] how[122340] about[122600] going[122880] along[123120] there[123280] together[123660] next[123940] weekend?[124780] I'd[125140] really[125400] like[125620] to[125720] see[125920] it[126020] for[126140] myself.[127180] I[127680] also[127940] need[128140] to[128220] buy[128420] a[128480] birthday[128980] present[129320] for[129420] my[129560] mum.[130180] You[130620] could[130780] help[130960] me[131060] choose[131400] something[131780] for[132000] her.[132500] And[132940] we[133040] can[133200] go[133320] for[133500] a[133560] coffee[134000] afterwards![134840] I'll[135180] pay![135420]</w:t>
+              <w:t>Then[122140] how[122340] about[122600] going[122880] along[123120] there[123280] together[123660] next[123940] weekend?[124780] I'd[125140] really[125400] like[125620] to[125720] see[125920] it[126020] for[126140] myself.[127180] I[127680] also[127940] need[128140] to[128220] buy[128420] a[128480] birthday[128980] present[129320] for[129420] my[129560] mum.[130180] You[130620] could[130780] help[130960] me[131060] choose[131400] something[131780] for[132000] her.[132500] And[132940] we[133040] can[133200] go[133320] for[133500] a[133560] coffee[134000] afterwards![134840] I'll[135180] pay![135420]</w:t>
             </w:r>
           </w:p>
         </w:tc>
@@ -12433,7 +12694,16 @@
                 <w:sz w:val="23"/>
                 <w:szCs w:val="23"/>
               </w:rPr>
-              <w:t xml:space="preserve">When[111240] I[111380] first[111820] opened[112180] the[112280] shop[112580] three[112880] years[113180] ago,[113600] we[113980] mainly[114420] sold[114800] shirts[115240] and[115420] jackets[116020] that[116200] I[116320] had[116460] designed,[117240] and[117560] these[117780] proved[118120] very[118360] popular.[119060] However,[119800] we[120140] added[120460] more[120660] products[121160] as[121280] the[121420] business[121920] started[122380] to[122480] grow.[123060] We[123480] also[123860] started[124280] selling[124600] online.[125320] The[125660] jackets[126120] and[126300] shirts[126760] are[126900] still[127260] </w:t>
+              <w:t xml:space="preserve">When[111240] I[111380] first[111820] opened[112180] the[112280] shop[112580] three[112880] years[113180] ago,[113600] we[113980] mainly[114420] sold[114800] shirts[115240] and[115420] jackets[116020] that[116200] I[116320] had[116460] designed,[117240] and[117560] </w:t>
+            </w:r>
+            <w:r>
+              <w:rPr>
+                <w:rFonts w:ascii="Source Sans 3" w:hAnsi="Source Sans 3"/>
+                <w:sz w:val="23"/>
+                <w:szCs w:val="23"/>
+              </w:rPr>
+              <w:lastRenderedPageBreak/>
+              <w:t xml:space="preserve">these[117780] proved[118120] very[118360] popular.[119060] However,[119800] we[120140] added[120460] more[120660] products[121160] as[121280] the[121420] business[121920] started[122380] to[122480] grow.[123060] We[123480] also[123860] started[124280] selling[124600] online.[125320] The[125660] jackets[126120] and[126300] shirts[126760] are[126900] still[127260] </w:t>
             </w:r>
             <w:r>
               <w:rPr>
@@ -12605,16 +12875,7 @@
                 <w:sz w:val="23"/>
                 <w:szCs w:val="23"/>
               </w:rPr>
-              <w:t xml:space="preserve">.[18180] He[18680] is[18760] expected[19260] to[19360] get[19560] there[19840] at[20060] quarter[20420] past[20720] two[21060] </w:t>
-            </w:r>
-            <w:r>
-              <w:rPr>
-                <w:rFonts w:ascii="Source Sans 3" w:hAnsi="Source Sans 3"/>
-                <w:sz w:val="23"/>
-                <w:szCs w:val="23"/>
-              </w:rPr>
-              <w:lastRenderedPageBreak/>
-              <w:t>and[21280] will[21460] stay[21780] until[22180] half[22520] past[22940] three.[23660] Get[24280] there[24580] as[24780] soon[25020] as[25140] you[25240] can[25580] because[26000] queues[26380] will[26560] start[26800] to[26900] form[27200] as[27400] early[27760] as[27960] noon.[28700] Don't[29300] miss[29580] this[29780] great[30200] opportunity[30820] to[31000] meet[31280] everyone's[31900] favourite[32360] writer![32740]</w:t>
+              <w:t>.[18180] He[18680] is[18760] expected[19260] to[19360] get[19560] there[19840] at[20060] quarter[20420] past[20720] two[21060] and[21280] will[21460] stay[21780] until[22180] half[22520] past[22940] three.[23660] Get[24280] there[24580] as[24780] soon[25020] as[25140] you[25240] can[25580] because[26000] queues[26380] will[26560] start[26800] to[26900] form[27200] as[27400] early[27760] as[27960] noon.[28700] Don't[29300] miss[29580] this[29780] great[30200] opportunity[30820] to[31000] meet[31280] everyone's[31900] favourite[32360] writer![32740]</w:t>
             </w:r>
           </w:p>
         </w:tc>
@@ -12936,7 +13197,16 @@
                 <w:sz w:val="23"/>
                 <w:szCs w:val="23"/>
               </w:rPr>
-              <w:t>s.[144020] You[144500] really[144800] won't[145020] find[145340] anything[145800] like[146040] it[146220] anywhere[146760] else![147540] But[148280] if[148460] you're[148640] looking[148900] for[149060] clothes,[150060] I'm[150660] afraid[151060] you'll[151240] be[151360] disappointed.[152540] Wait[153480] for[153760] this[154000] afternoon's[154720] visit.[155500] We'll[156200] stop[156660] at[156800] Market[157180] Place[157620] for[157880] an[158040] hour[158360] and[158500] a[158560] half[159220] and[159620] then[159860] continue[160400] the</w:t>
+              <w:t xml:space="preserve">s.[144020] You[144500] really[144800] won't[145020] find[145340] anything[145800] like[146040] it[146220] anywhere[146760] else![147540] But[148280] if[148460] you're[148640] looking[148900] for[149060] clothes,[150060] I'm[150660] afraid[151060] you'll[151240] be[151360] disappointed.[152540] Wait[153480] for[153760] this[154000] afternoon's[154720] visit.[155500] We'll[156200] </w:t>
+            </w:r>
+            <w:r>
+              <w:rPr>
+                <w:rFonts w:ascii="Source Sans 3" w:hAnsi="Source Sans 3"/>
+                <w:sz w:val="23"/>
+                <w:szCs w:val="23"/>
+              </w:rPr>
+              <w:lastRenderedPageBreak/>
+              <w:t>stop[156660] at[156800] Market[157180] Place[157620] for[157880] an[158040] hour[158360] and[158500] a[158560] half[159220] and[159620] then[159860] continue[160400] the</w:t>
             </w:r>
             <w:r>
               <w:rPr>
@@ -13061,7 +13331,6 @@
                 <w:sz w:val="23"/>
                 <w:szCs w:val="23"/>
               </w:rPr>
-              <w:lastRenderedPageBreak/>
               <w:t>[2840]The[2940] place[3260] where[3440] I[3540] really[3800] enjoy[4300] shopping[4900] is[5240] Covent[5640] Garden[6060] Market.[6920] It's[7360] very[7600] convenient[8300] because[8580] it[8660] isn't[8940] far[9220] from[9420] where[9720] I[9840] live.[10620] It[11220] isn't[11560] a[11640] traditional[12260] food[12620] market,[13420] though[13840] at[13960] one[14160] time[14460] it[14580] used[14760] to[14860] sell[15180] fruit[15500] and[15620] vegetables.[16660] Now,[17460] it's[17800] a[17860] collection[18340] of[18440] all[18640] sorts[18980] of[19100] independent[19740] shops[20160] and[20320] stalls.[21220] There's[21740] an[21840] amazing[22360] selection[22860] of[22960] things[23260] to[23360] buy[24000] clothes,[25040] jewellery,[25840] books,[26740] art[27420] and[27780] crafts.[28800] I[29260] love[29480] it[29600] because[29840] it[29920] has[30060] a[30160] great[30660] atmosphere.[31740] There[32260] are[32380] cafés[32880] outside[33480] in[33560] the[33660] square,[34380] and[34760] often[35240] you[35540] can[35720] see[35940] street[36300] performers.[37240] It's[37700] very[38000] lively[38600] and[38760] friendly.[39760] I[40360] avoid[40740] the[40860] big[41080] malls[41600] because[41900] they're[42100] often[42340] out-of-the-way-you[43800] need[43960] a[44040] car[44360] to[44520] get[44740] to[44860] them.[45620]</w:t>
             </w:r>
           </w:p>
@@ -13326,7 +13595,16 @@
                 <w:sz w:val="23"/>
                 <w:szCs w:val="23"/>
               </w:rPr>
-              <w:t>kind[5740] of[5820] you[6100] and[6420] makes[6760] getting[7040] there[7200] much[7540] easier.[8320] I[8660] don't[8860] live[9040] far[9280] from[9480] you[9600] at[9760] all.[10500] First,[11680] you[11940] need[12260] to[12420] turn[12800] right[13300] onto[13880] Maple[14360] Avenue[14920] and[15160] drive[15500] to[15600] the[15720] bottom[16040] of[16140] the[16240] road,[16780] passing[17420] the[17600] supermarket[18420] on[18600] your[18840] left.[19680] Then,[20460] you[20720] need[20940] to[21060] turn[21500] left[22120] at[22340] the[22500] traffic[23040] lights[23680] and[24020] then[24260] take[24540] a[24640] sharp[25080] right[25560] onto[25980] Main[26420] Street.[27280] You[27760] can[27900] also[28140] go[28360] straight[28840] on[29060] here,[29620] past[30160] the[30300] surgery,[31120] but[31760] I[32060] usually[32520] drive[32900] down[33140] Main[33380] Street.[34160] Follow[34840] this[35080] road[35380] until[35720] you[35840] reach[36080] a[36180] roundabout[37200] -[37200] you'll[37600] pass[38100] a[38280] park[39160] and[39680] some[39980] shops[40300] on[40400] your[40580] right.[41400] When[41940] you[42060] get[42280] to[42400] the[42540] roundabout,[43400] take[43800] the[43920] first[44400] turning[44860] on[45020] the[45160] left,[45680] onto[46100] Silver[46600] Street.[47380] As[47860] you[47980] approach[48380] the[48480] crossroads[49040] here,[49500] my[49880] house[50360] is[50520] the[50700] first[51340] on[51540] the[51660] corner.[52000]</w:t>
+              <w:t xml:space="preserve">kind[5740] of[5820] you[6100] and[6420] makes[6760] getting[7040] there[7200] much[7540] easier.[8320] I[8660] don't[8860] live[9040] far[9280] from[9480] you[9600] at[9760] all.[10500] First,[11680] you[11940] need[12260] to[12420] turn[12800] right[13300] onto[13880] Maple[14360] Avenue[14920] and[15160] drive[15500] to[15600] the[15720] bottom[16040] of[16140] the[16240] road,[16780] passing[17420] </w:t>
+            </w:r>
+            <w:r>
+              <w:rPr>
+                <w:rFonts w:ascii="Source Sans 3" w:hAnsi="Source Sans 3"/>
+                <w:sz w:val="23"/>
+                <w:szCs w:val="23"/>
+              </w:rPr>
+              <w:lastRenderedPageBreak/>
+              <w:t>the[17600] supermarket[18420] on[18600] your[18840] left.[19680] Then,[20460] you[20720] need[20940] to[21060] turn[21500] left[22120] at[22340] the[22500] traffic[23040] lights[23680] and[24020] then[24260] take[24540] a[24640] sharp[25080] right[25560] onto[25980] Main[26420] Street.[27280] You[27760] can[27900] also[28140] go[28360] straight[28840] on[29060] here,[29620] past[30160] the[30300] surgery,[31120] but[31760] I[32060] usually[32520] drive[32900] down[33140] Main[33380] Street.[34160] Follow[34840] this[35080] road[35380] until[35720] you[35840] reach[36080] a[36180] roundabout[37200] -[37200] you'll[37600] pass[38100] a[38280] park[39160] and[39680] some[39980] shops[40300] on[40400] your[40580] right.[41400] When[41940] you[42060] get[42280] to[42400] the[42540] roundabout,[43400] take[43800] the[43920] first[44400] turning[44860] on[45020] the[45160] left,[45680] onto[46100] Silver[46600] Street.[47380] As[47860] you[47980] approach[48380] the[48480] crossroads[49040] here,[49500] my[49880] house[50360] is[50520] the[50700] first[51340] on[51540] the[51660] corner.[52000]</w:t>
             </w:r>
           </w:p>
         </w:tc>
@@ -13463,7 +13741,6 @@
                 <w:sz w:val="23"/>
                 <w:szCs w:val="23"/>
               </w:rPr>
-              <w:lastRenderedPageBreak/>
               <w:t>Mindset_L1_51.mp3</w:t>
             </w:r>
           </w:p>
@@ -13690,7 +13967,16 @@
                 <w:sz w:val="23"/>
                 <w:szCs w:val="23"/>
               </w:rPr>
-              <w:t>However,[63760] we'll[64120] continue[64700] our[64900] walk[65220] along[65480] the[65580] lake[65860] shore[66580] and[67260] I'd[67440] like[67600] to[67700] draw[67960] your[68140] attention[68660] to[68840] two[69120] other[69420] areas.[70380] One[71180] is[71540] this[71780] part[72040] of[72120] the[72220] lake,[72760] which[73160] is[73360] perfect[73940] for[74100] swimming,[74820] but,[75340] for[75580] safety[76000] reasons,[76760] only[77320] when[77520] an[77620] instructor[78260] is[78400] present.[79360] Unfortunately[80800] we[81060] can't[81440] offer[81800] sailing[82420] as[82660] an[82800] option[83180] here[83420] this[83640] year.[84560] And[85560] I[85720] also[85980] want[86180] to[86240] point[86560] out,[86960] just[87360] across[87840] the[87980] lake,[88600] a[89040] track[89680] for[89920] cycling.[90940] Some[91680] people[92020] in[92120] the[92240] past[92700] have[92880] also[93180] gone[93520] running[93940] on[94060] the[94200] track,[94880] but[95420] there[95660] were[95840] a[95900] few[96180] accidents[96920] because[97360] there[97560] isn't[97840] enough[98120] space[98540] for[98700] runners[99200] and[99580] cyclists,[100620] so[101140] now[101560] running[102040] isn't[102360] allowed.[103560]</w:t>
+              <w:t xml:space="preserve">However,[63760] we'll[64120] continue[64700] our[64900] walk[65220] along[65480] the[65580] lake[65860] shore[66580] and[67260] I'd[67440] like[67600] to[67700] draw[67960] your[68140] attention[68660] to[68840] two[69120] other[69420] areas.[70380] One[71180] is[71540] this[71780] part[72040] of[72120] the[72220] lake,[72760] which[73160] is[73360] perfect[73940] for[74100] swimming,[74820] but,[75340] for[75580] </w:t>
+            </w:r>
+            <w:r>
+              <w:rPr>
+                <w:rFonts w:ascii="Source Sans 3" w:hAnsi="Source Sans 3"/>
+                <w:sz w:val="23"/>
+                <w:szCs w:val="23"/>
+              </w:rPr>
+              <w:lastRenderedPageBreak/>
+              <w:t>safety[76000] reasons,[76760] only[77320] when[77520] an[77620] instructor[78260] is[78400] present.[79360] Unfortunately[80800] we[81060] can't[81440] offer[81800] sailing[82420] as[82660] an[82800] option[83180] here[83420] this[83640] year.[84560] And[85560] I[85720] also[85980] want[86180] to[86240] point[86560] out,[86960] just[87360] across[87840] the[87980] lake,[88600] a[89040] track[89680] for[89920] cycling.[90940] Some[91680] people[92020] in[92120] the[92240] past[92700] have[92880] also[93180] gone[93520] running[93940] on[94060] the[94200] track,[94880] but[95420] there[95660] were[95840] a[95900] few[96180] accidents[96920] because[97360] there[97560] isn't[97840] enough[98120] space[98540] for[98700] runners[99200] and[99580] cyclists,[100620] so[101140] now[101560] running[102040] isn't[102360] allowed.[103560]</w:t>
             </w:r>
           </w:p>
           <w:p>
@@ -13799,16 +14085,7 @@
                 <w:sz w:val="23"/>
                 <w:szCs w:val="23"/>
               </w:rPr>
-              <w:t xml:space="preserve">[2680]Good[2860] morning.[3640] I'd[4080] like[4280] to[4420] thank[4780] the[4920] council[5460] for[5660] agreeing[6140] to[6240] this[6440] meeting[7100] and[7580] for[7760] welcoming[8300] us[8460] here[8740] today[9180] to[9340] explain[9900] to[10060] you[10360] our[10640] plans[11260] for[11420] Pine[11880] Woods[12200] Centre.[13100] Our[13760] aim[14100] is[14340] to[14460] make[14700] Pine[15040] Woods[15620] a[15900] place[16260] where[16460] people[16860] of[17060] all[17360] ages[17900] can[18140] come[18560] and[18700] enjoy[19240] their[19520] free[19840] time.[20820] The[21400] centre[21800] will[22000] feature[22500] our[22740] Tree[23100] Tops[23640] Challenge-only[25140] for[25280] the[25400] brave[25920] and[26120] fearless![27020] For[27400] the[27500] less[27800] brave,[28500] and[28860] </w:t>
-            </w:r>
-            <w:r>
-              <w:rPr>
-                <w:rFonts w:ascii="Source Sans 3" w:hAnsi="Source Sans 3"/>
-                <w:sz w:val="23"/>
-                <w:szCs w:val="23"/>
-              </w:rPr>
-              <w:lastRenderedPageBreak/>
-              <w:t>for[29020] families[29540] with[29700] children,[30380] there[30720] will[30900] be[31160] adventure[31860] playgrounds,[32780] indoor[33340] and[33620] outdoor,[34380] and[34820] a[34900] feeding[35360] area[35760] for[36000] farm[36340] animals[37100] and[37460] we[37560] will[37720] also[38020] offer[38380] cycle[38840] trails[39340] through[39600] the[39700] woods.[40780]</w:t>
+              <w:t>[2680]Good[2860] morning.[3640] I'd[4080] like[4280] to[4420] thank[4780] the[4920] council[5460] for[5660] agreeing[6140] to[6240] this[6440] meeting[7100] and[7580] for[7760] welcoming[8300] us[8460] here[8740] today[9180] to[9340] explain[9900] to[10060] you[10360] our[10640] plans[11260] for[11420] Pine[11880] Woods[12200] Centre.[13100] Our[13760] aim[14100] is[14340] to[14460] make[14700] Pine[15040] Woods[15620] a[15900] place[16260] where[16460] people[16860] of[17060] all[17360] ages[17900] can[18140] come[18560] and[18700] enjoy[19240] their[19520] free[19840] time.[20820] The[21400] centre[21800] will[22000] feature[22500] our[22740] Tree[23100] Tops[23640] Challenge-only[25140] for[25280] the[25400] brave[25920] and[26120] fearless![27020] For[27400] the[27500] less[27800] brave,[28500] and[28860] for[29020] families[29540] with[29700] children,[30380] there[30720] will[30900] be[31160] adventure[31860] playgrounds,[32780] indoor[33340] and[33620] outdoor,[34380] and[34820] a[34900] feeding[35360] area[35760] for[36000] farm[36340] animals[37100] and[37460] we[37560] will[37720] also[38020] offer[38380] cycle[38840] trails[39340] through[39600] the[39700] woods.[40780]</w:t>
             </w:r>
           </w:p>
           <w:p>
@@ -13977,7 +14254,16 @@
                 <w:sz w:val="23"/>
                 <w:szCs w:val="23"/>
               </w:rPr>
-              <w:t>[2680]I'm[2800] going[3140] to[3340] talk[3720] about[4080] a[4180] hobby[4660] I'd[4940] like[5220] to[5340] take[5660] up[5820] in[5940] the[6040] future.[6980] I[7500] really[7820] want[8040] to[8160] learn[8600] ballroom[9200] dancing.[10260] This[10940] is[11080] because[11600] I[11780] love[12300] Latin[12820] music[13520] and[13940] I[14060] love[14360] the[14480] way[14720] the[14900] dancers[15540] move[16060] and[16300] shake.[17160] I[17660] also[18100] want[18380] to[18500] give[18780] myself[19280] a[19400] challenge[20260] and[20640] learn[21100] something[21600] new.[22380] Watching[23440] ballroom[23940] dancing[24680] always[25380] makes[25780] me[25940] feel[26220] excited.[27340] I[27960] don't[28380] think[28740] it'll[29060] be[29220] too[29580] difficult[30140] for[30340] me,[30780] because[31600] I[31760] already[32220] do[32500] ballet[33140] and[33560] tap[33920] dancing.[34960] I[35480] like[35860] learning[36360] new[36580] steps.[37440] For[37960] example,[38740] I[39040] really[39360] want[39580] to[39720] learn[40080] the[40260] tango[41040] or[41480] the[41720] samba[42400] because[43100] these[43480] are[43640] exciting[44520] and[44820] look[45060] good[45400] to[45580] people[45960] watching.[46960] I've[47640] tried[48080] Flamenco[48720] dancing[49460] but[50020] I'm[50360] not[50600] very[50920] good.[51700] I'm[52260] also[52700] worried[53180] about[53540] finding[54080] the[54200] right[54480] dance[54920] partner,[55700] because[56780] I'll[57160] be[57340] a[57460] little[57880] slow[58300] to[58480] learn[58860] in[58980] the[59080] beginning.[59880] So[60500] I[60740] might</w:t>
+              <w:t xml:space="preserve">[2680]I'm[2800] going[3140] to[3340] talk[3720] about[4080] a[4180] hobby[4660] I'd[4940] like[5220] to[5340] take[5660] up[5820] in[5940] the[6040] future.[6980] I[7500] really[7820] want[8040] to[8160] learn[8600] ballroom[9200] dancing.[10260] This[10940] is[11080] because[11600] I[11780] love[12300] Latin[12820] music[13520] and[13940] I[14060] love[14360] the[14480] way[14720] the[14900] dancers[15540] move[16060] </w:t>
+            </w:r>
+            <w:r>
+              <w:rPr>
+                <w:rFonts w:ascii="Source Sans 3" w:hAnsi="Source Sans 3"/>
+                <w:sz w:val="23"/>
+                <w:szCs w:val="23"/>
+              </w:rPr>
+              <w:lastRenderedPageBreak/>
+              <w:t>and[16300] shake.[17160] I[17660] also[18100] want[18380] to[18500] give[18780] myself[19280] a[19400] challenge[20260] and[20640] learn[21100] something[21600] new.[22380] Watching[23440] ballroom[23940] dancing[24680] always[25380] makes[25780] me[25940] feel[26220] excited.[27340] I[27960] don't[28380] think[28740] it'll[29060] be[29220] too[29580] difficult[30140] for[30340] me,[30780] because[31600] I[31760] already[32220] do[32500] ballet[33140] and[33560] tap[33920] dancing.[34960] I[35480] like[35860] learning[36360] new[36580] steps.[37440] For[37960] example,[38740] I[39040] really[39360] want[39580] to[39720] learn[40080] the[40260] tango[41040] or[41480] the[41720] samba[42400] because[43100] these[43480] are[43640] exciting[44520] and[44820] look[45060] good[45400] to[45580] people[45960] watching.[46960] I've[47640] tried[48080] Flamenco[48720] dancing[49460] but[50020] I'm[50360] not[50600] very[50920] good.[51700] I'm[52260] also[52700] worried[53180] about[53540] finding[54080] the[54200] right[54480] dance[54920] partner,[55700] because[56780] I'll[57160] be[57340] a[57460] little[57880] slow[58300] to[58480] learn[58860] in[58980] the[59080] beginning.[59880] So[60500] I[60740] might</w:t>
             </w:r>
             <w:r>
               <w:rPr>
@@ -14114,16 +14400,7 @@
                 <w:sz w:val="23"/>
                 <w:szCs w:val="23"/>
               </w:rPr>
-              <w:t xml:space="preserve">I[49520] can't[49840] think[50100] about[50420] learning[50820] it[50980] at[51180] the[51320] moment[52020] because[52600] I'm[52800] too[53020] busy.[53780] I[54300] need[54500] to[54620] focus[55060] on[55200] my[55380] studies[55960] and[56160] prepare[56540] for[56660] my[56840] exams.[57980] I[58580] think[58840] that[59060] I'd[59200] like[59420] to[59520] take[59780] up[59900] the[60000] guitar[60500] </w:t>
-            </w:r>
-            <w:r>
-              <w:rPr>
-                <w:rFonts w:ascii="Source Sans 3" w:hAnsi="Source Sans 3"/>
-                <w:sz w:val="23"/>
-                <w:szCs w:val="23"/>
-              </w:rPr>
-              <w:lastRenderedPageBreak/>
-              <w:t>next[60920] year.[61600] All[62200] my[62360] exams[62860] will[63000] be[63140] over[63500] by[63680] then,[64200] so[64840] I'll[65240] have[65580] more[65820] time,[66600] and[67040] more[67280] money[67620] too.[68320] In[68880] fact,[69440] I'll[69800] need[70020] money[70340] to[70480] pay[70680] for[70820] lessons![72040] I[72800] think[73080] that[73280] learning[73660] the[73760] guitar[74240] would[74560] change[75000] my[75180] life[75620] in[75800] a[75880] positive[76420] way.[77120] If[77780] I[77900] learn[78140] to[78260] play[78540] it[78780] really[79200] well,[79800] I'll[80260] start[80680] my[80860] own[81060] band.[81840] I'd[82340] love[82620] to[82720] perform[83180] live[83620] on[83780] stage[84240] at[84340] a[84400] concert.[85320] I[85740] think[86000] that[86280] would[86460] be[86580] fantastic![87380]</w:t>
+              <w:t>I[49520] can't[49840] think[50100] about[50420] learning[50820] it[50980] at[51180] the[51320] moment[52020] because[52600] I'm[52800] too[53020] busy.[53780] I[54300] need[54500] to[54620] focus[55060] on[55200] my[55380] studies[55960] and[56160] prepare[56540] for[56660] my[56840] exams.[57980] I[58580] think[58840] that[59060] I'd[59200] like[59420] to[59520] take[59780] up[59900] the[60000] guitar[60500] next[60920] year.[61600] All[62200] my[62360] exams[62860] will[63000] be[63140] over[63500] by[63680] then,[64200] so[64840] I'll[65240] have[65580] more[65820] time,[66600] and[67040] more[67280] money[67620] too.[68320] In[68880] fact,[69440] I'll[69800] need[70020] money[70340] to[70480] pay[70680] for[70820] lessons![72040] I[72800] think[73080] that[73280] learning[73660] the[73760] guitar[74240] would[74560] change[75000] my[75180] life[75620] in[75800] a[75880] positive[76420] way.[77120] If[77780] I[77900] learn[78140] to[78260] play[78540] it[78780] really[79200] well,[79800] I'll[80260] start[80680] my[80860] own[81060] band.[81840] I'd[82340] love[82620] to[82720] perform[83180] live[83620] on[83780] stage[84240] at[84340] a[84400] concert.[85320] I[85740] think[86000] that[86280] would[86460] be[86580] fantastic![87380]</w:t>
             </w:r>
           </w:p>
         </w:tc>
@@ -14970,7 +15247,6 @@
                 <w:sz w:val="23"/>
                 <w:szCs w:val="23"/>
               </w:rPr>
-              <w:lastRenderedPageBreak/>
               <w:t>Celebrity:</w:t>
             </w:r>
             <w:r>
@@ -15365,6 +15641,7 @@
                 <w:sz w:val="23"/>
                 <w:szCs w:val="23"/>
               </w:rPr>
+              <w:lastRenderedPageBreak/>
               <w:t>[2780]So[3040] welcome[3580] to[3740] Film-makers'[4480] Club.[5120] I[5480] hope[5680] you're[5860] excited[6400] at[6480] the[6600] thought[6900] of[7040] making[7400] a[7460] film[7980] and[8280] that[8400] you're[8640] bursting[9200] with[9360] great[9680] ideas.[10480] I've[11000] put[11240] you[11380] all[11520] into[11800] groups,[12380] so[12740] here's[13240] what[13440] you're[13600] going[13780] to[13880] do.[14340] Now[14920] you[15140] might[15580] think[15920] the[16100] first[16520] thing[16720] that[16860] you[17000] need[17220] to[17340] do[17620] is[17900] to[18020] come[18280] up[18420] with[18580] an[18700] idea[19100] for[19280] a[19360] story,[20060] but[20460] even[20700] before[21220] that[21580] you[21760] need[21980] to[22120] think[22380] about[22740] what[23040] type[23460] of[23600] film[23980] you[24140] want[24340] to[24460] make.[25120]</w:t>
             </w:r>
           </w:p>
@@ -15425,7 +15702,6 @@
                 <w:sz w:val="23"/>
                 <w:szCs w:val="23"/>
               </w:rPr>
-              <w:lastRenderedPageBreak/>
               <w:t>The[92780] next[93140] stage[93580] is[93740] to[93860] write[94200] the[94360] screenplay-for[95720] this[96000] you[96200] need[96420] to[96520] divide[96980] the[97100] story[97540] up[97840] into[98140] a[98260] series[98680] of[98800] scenes.[99580] For[100040] each[100280] scene,[100720] the[100940] screenplay[101580] should[101820] begin[102280] with[102460] a[102540] short[102880] description[103500] of[103660] where[103980] it[104100] takes[104380] place[104880] and[105140] the[105280] time[105580] of[105680] day,[106160] that[106520] is[106760] day[107080] or[107240] night.[108000] Then[108600] the[108760] rest[109180] consists[109700] of[109780] the[109920] script[110520] -[110520] the[110780] lines[111180] the[111320] actors[111660] will[111860] speak,[112420] and[112760] it[112860] should[113100] also[113500] describe[114140] the[114280] camera[114740] movements,[115440] and[115740] give[115980] directions[116680] to[116780] the[116940] actors[117500] about[117920] how[118180] they[118340] should[118580] move.[119400]</w:t>
             </w:r>
           </w:p>
@@ -15631,7 +15907,16 @@
                 <w:sz w:val="23"/>
                 <w:szCs w:val="23"/>
               </w:rPr>
-              <w:t>I[66740] also[67080] like[67420] him[67580] because[68300] he[68640] was[68860] the[69020] world's[69500] youngest[70200] self-made[71040] billionaire[71880] at[72100] the[72240] time.[73060] If[73640] he[73840] could[74100] do[74280] it,[74800] I[75200] like[75500] to[75620] I[75660] think[76180] I[76440] could[76680] do[76840] it[77040] too.[78020] Finally,[79580] I[79960] admire[80440] him[80660] because[81160] he's[81480] very[81840] generous[83100] and[84040] uses[84520] his[84780] money[85160] to[85460] help[85880] people.[86900] He[87600] has[87900] given[88260] away[88880] a[89220] huge[89700] amount[90080] of[90200] his[90420] money[90800] to[91020] charity,[91900] and[92800] I[92980] believe[93380] he[93480] plans[93920] to[94040] give[94320] most[94700] of[94840] it[94980] away[95400] in[95580] the[95740] end.[96480] I[96960] think[97340] this[97660] is[97880] an[98100] excellent[98820] idea[99520] and[100320] I[100560] hope[100860] this[101100] can[101360] show[101800] other[102180] rich[102700] and[103140] powerful[103760] people[104520] that[105080] they[105360] should[105720] also[106260] help[106660] others.[107080]</w:t>
+              <w:t xml:space="preserve">I[66740] also[67080] like[67420] him[67580] because[68300] he[68640] was[68860] the[69020] world's[69500] youngest[70200] self-made[71040] billionaire[71880] at[72100] the[72240] time.[73060] If[73640] he[73840] could[74100] do[74280] it,[74800] I[75200] like[75500] to[75620] I[75660] think[76180] I[76440] could[76680] do[76840] it[77040] too.[78020] Finally,[79580] I[79960] admire[80440] him[80660] because[81160] he's[81480] very[81840] generous[83100] and[84040] uses[84520] his[84780] money[85160] to[85460] help[85880] people.[86900] He[87600] has[87900] given[88260] away[88880] a[89220] huge[89700] amount[90080] of[90200] his[90420] money[90800] to[91020] charity,[91900] and[92800] I[92980] believe[93380] he[93480] plans[93920] to[94040] give[94320] most[94700] of[94840] it[94980] away[95400] in[95580] the[95740] end.[96480] I[96960] think[97340] this[97660] is[97880] an[98100] excellent[98820] idea[99520] and[100320] I[100560] hope[100860] this[101100] can[101360] </w:t>
+            </w:r>
+            <w:r>
+              <w:rPr>
+                <w:rFonts w:ascii="Source Sans 3" w:hAnsi="Source Sans 3"/>
+                <w:sz w:val="23"/>
+                <w:szCs w:val="23"/>
+              </w:rPr>
+              <w:lastRenderedPageBreak/>
+              <w:t>show[101800] other[102180] rich[102700] and[103140] powerful[103760] people[104520] that[105080] they[105360] should[105720] also[106260] help[106660] others.[107080]</w:t>
             </w:r>
           </w:p>
         </w:tc>
@@ -15756,16 +16041,7 @@
                 <w:sz w:val="23"/>
                 <w:szCs w:val="23"/>
               </w:rPr>
-              <w:t xml:space="preserve">I[65020] adored[65500] him[65680] as[65840] a[65920] boy[66280] because[66820] I[66940] was[67200] mad[67580] about[67940] football[68800] and[69220] he[69380] was[69620] my[69820] hero.[70660] The[71280] reason[71700] why[72000] I[72140] still[72440] like[72760] him[73080] is[73420] that[73900] in[74220] spite[74580] of[74680] his[74880] fame[75480] he[75780] behaves[76380] like[76640] a[76700] normal[77040] guy.[77900] I[78440] heard[78720] a[78840] story[79380] from[79720] someone[80340] whose[80820] car[81220] was[81480] broken[81940] down[82320] in[82420] the[82560] middle[82880] of[82980] the[83100] countryside.[84320] And[84720] then[85140] a[85360] car[85740] </w:t>
-            </w:r>
-            <w:r>
-              <w:rPr>
-                <w:rFonts w:ascii="Source Sans 3" w:hAnsi="Source Sans 3"/>
-                <w:sz w:val="23"/>
-                <w:szCs w:val="23"/>
-              </w:rPr>
-              <w:lastRenderedPageBreak/>
-              <w:t>stopped[86340] and[86560] a[86620] man[86840] got[87080] out[87480] and[87740] asked[88160] him[88440] if[88720] he[88880] needed[89260] a[89340] push.[90120] It[90620] was[90920] David[91340] Beckham![91860]</w:t>
+              <w:t>I[65020] adored[65500] him[65680] as[65840] a[65920] boy[66280] because[66820] I[66940] was[67200] mad[67580] about[67940] football[68800] and[69220] he[69380] was[69620] my[69820] hero.[70660] The[71280] reason[71700] why[72000] I[72140] still[72440] like[72760] him[73080] is[73420] that[73900] in[74220] spite[74580] of[74680] his[74880] fame[75480] he[75780] behaves[76380] like[76640] a[76700] normal[77040] guy.[77900] I[78440] heard[78720] a[78840] story[79380] from[79720] someone[80340] whose[80820] car[81220] was[81480] broken[81940] down[82320] in[82420] the[82560] middle[82880] of[82980] the[83100] countryside.[84320] And[84720] then[85140] a[85360] car[85740] stopped[86340] and[86560] a[86620] man[86840] got[87080] out[87480] and[87740] asked[88160] him[88440] if[88720] he[88880] needed[89260] a[89340] push.[90120] It[90620] was[90920] David[91340] Beckham![91860]</w:t>
             </w:r>
           </w:p>
         </w:tc>
@@ -16187,7 +16463,16 @@
                 <w:sz w:val="23"/>
                 <w:szCs w:val="23"/>
               </w:rPr>
-              <w:t>gorillas[40180] make[40420] them[40540] on[40660] the[40780] ground[41260] instead.[42160] And[42580] they[42720] sleep[43080] wherever[43400] they[43540] end[43700] their[43860] day[44380] and[44680] they[44820] rarely[45220] sleep[45520] in[45620] the[45740] same[46060] bed[46360] twice![47420] So,[48240] I'll[48660] move[48900] on[49080] to[49200] talk[49460] about[49720] the[49860] physical[50340] features[50780] of[50860] the[50960] mountain[51300] gorilla.[52020] In[52460] other[52660] words,[53160] what[53500] it[53660] looks[53960] like.[54760] So[55620] here[56220] are[56460] some[56680] more[56920] photographs[57580] on[57720] screen[58140] for[58300] you[58440] all[58580] to[58680] have[58860] a[58920] look[59160] at.[59800] This[60460] gorilla[60900] here[61160] on[61280] the[61400] left[61860] is[62060] a[62180] male[62660] gorilla.[63560] We[64100] know[64340] that[64500] he's[64700] an[64880] older[65300] male[65580] gorilla[66060] because[66420] of[66500] the[66600] colour[66960] of[67060] his[67220] coat.[67980] As[68500] you[68620] can[68800] see,[69280] his[69700] coat[70080] is[70260] grey.[71100] He's[71720] called[72240] a[72460] silverback.[73940] Younger[74940] male[75260] gorillas[75800] are[75980] called[76500] blackbacks.[77840] And[78300] there's[78520] an[78680] obvious[79140] reason[79500] for[79640] that![80320] Yes,[81180] a[81420] young[81880] adult[82300] male[82740] has[83020] a[83100] black[83560] coat.[84520] As[85140] he[85260] gets[85620] older,[86240] his[86640] coat[86940] turns[87260] from[87420] black[87880] to[88040] grey.[89020]</w:t>
+              <w:t xml:space="preserve">gorillas[40180] make[40420] them[40540] on[40660] the[40780] ground[41260] instead.[42160] And[42580] they[42720] sleep[43080] wherever[43400] they[43540] end[43700] their[43860] day[44380] and[44680] they[44820] rarely[45220] sleep[45520] in[45620] the[45740] same[46060] bed[46360] twice![47420] So,[48240] I'll[48660] move[48900] on[49080] to[49200] talk[49460] about[49720] the[49860] physical[50340] features[50780] of[50860] the[50960] mountain[51300] gorilla.[52020] In[52460] other[52660] words,[53160] what[53500] it[53660] looks[53960] like.[54760] So[55620] here[56220] are[56460] some[56680] more[56920] photographs[57580] on[57720] screen[58140] for[58300] you[58440] all[58580] to[58680] have[58860] a[58920] look[59160] at.[59800] This[60460] gorilla[60900] here[61160] on[61280] the[61400] left[61860] is[62060] a[62180] male[62660] gorilla.[63560] We[64100] know[64340] that[64500] he's[64700] an[64880] older[65300] male[65580] gorilla[66060] because[66420] of[66500] the[66600] colour[66960] of[67060] his[67220] coat.[67980] As[68500] you[68620] can[68800] see,[69280] his[69700] coat[70080] is[70260] grey.[71100] He's[71720] called[72240] a[72460] silverback.[73940] Younger[74940] male[75260] gorillas[75800] are[75980] called[76500] blackbacks.[77840] And[78300] there's[78520] an[78680] obvious[79140] reason[79500] for[79640] that![80320] Yes,[81180] a[81420] </w:t>
+            </w:r>
+            <w:r>
+              <w:rPr>
+                <w:rFonts w:ascii="Source Sans 3" w:hAnsi="Source Sans 3"/>
+                <w:sz w:val="23"/>
+                <w:szCs w:val="23"/>
+              </w:rPr>
+              <w:lastRenderedPageBreak/>
+              <w:t>young[81880] adult[82300] male[82740] has[83020] a[83100] black[83560] coat.[84520] As[85140] he[85260] gets[85620] older,[86240] his[86640] coat[86940] turns[87260] from[87420] black[87880] to[88040] grey.[89020]</w:t>
             </w:r>
           </w:p>
           <w:p>
@@ -16227,16 +16512,7 @@
                 <w:sz w:val="23"/>
                 <w:szCs w:val="23"/>
               </w:rPr>
-              <w:t xml:space="preserve">I'd[126900] like[127140] to[127240] conclude[127980] by[128320] talking[128780] about[129100] some[129320] of[129400] the[129520] threats[130040] that[130260] mountain[130620] gorillas[131040] face.[131860] They[132380] are[132620] in[132860] serious[133460] danger[133880] of[134000] disappearing[134640] from[134800] our[134960] world[135280] altogether.[136360] Let's[137020] have[137160] a[137220] look[137400] at[137520] two[137800] reasons[138240] why[138460] they're[138680] in[138820] such[139200] danger.[140000] And[140420] both[140700] of[140780] these[141000] reasons[141560] are[141820] connected[142320] to[142480] human[142900] activity.[143980] Firstly,[145200] people[145800] are[145960] damaging[146480] the[146600] mountain[147000] forests[147500] where[147660] these[147860] gorillas[148280] live.[148980] They're[149480] cutting[149800] down[150020] the[150140] trees[150560] to[150680] build[150960] farms[151520] and[151660] towns.[152700] Mountain[153480] gorillas[154020] live[154300] in[154400] close[154880] family[155320] groups[156060] and[156420] this[156620] means[156940] that[157040] it's[157200] difficult[157640] for[157780] them[157940] to[158060] get[158240] enough[158500] to[158660] eat[158940] in[159040] the[159160] small[159540] areas[159980] they[160120] now[160340] have[160520] to[160640] live[160880] in.[161540] Secondly,[162680] gorillas[163380] are[163560] also[163940] suffering[164560] as[164800] a[164880] result[165340] of[165480] hunting.[166480] Sadly,[167560] </w:t>
-            </w:r>
-            <w:r>
-              <w:rPr>
-                <w:rFonts w:ascii="Source Sans 3" w:hAnsi="Source Sans 3"/>
-                <w:sz w:val="23"/>
-                <w:szCs w:val="23"/>
-              </w:rPr>
-              <w:lastRenderedPageBreak/>
-              <w:t>some[168000] people[168340] find[168760] and[168940] kill[169240] them[169420] to[169580] sell.[170460] So[171180] it's[171540] a[171600] very[171940] sad[172360] situation[173120] indeed[173580] for[173700] these[173980] beautiful[174640] animals.[175240]</w:t>
+              <w:t>I'd[126900] like[127140] to[127240] conclude[127980] by[128320] talking[128780] about[129100] some[129320] of[129400] the[129520] threats[130040] that[130260] mountain[130620] gorillas[131040] face.[131860] They[132380] are[132620] in[132860] serious[133460] danger[133880] of[134000] disappearing[134640] from[134800] our[134960] world[135280] altogether.[136360] Let's[137020] have[137160] a[137220] look[137400] at[137520] two[137800] reasons[138240] why[138460] they're[138680] in[138820] such[139200] danger.[140000] And[140420] both[140700] of[140780] these[141000] reasons[141560] are[141820] connected[142320] to[142480] human[142900] activity.[143980] Firstly,[145200] people[145800] are[145960] damaging[146480] the[146600] mountain[147000] forests[147500] where[147660] these[147860] gorillas[148280] live.[148980] They're[149480] cutting[149800] down[150020] the[150140] trees[150560] to[150680] build[150960] farms[151520] and[151660] towns.[152700] Mountain[153480] gorillas[154020] live[154300] in[154400] close[154880] family[155320] groups[156060] and[156420] this[156620] means[156940] that[157040] it's[157200] difficult[157640] for[157780] them[157940] to[158060] get[158240] enough[158500] to[158660] eat[158940] in[159040] the[159160] small[159540] areas[159980] they[160120] now[160340] have[160520] to[160640] live[160880] in.[161540] Secondly,[162680] gorillas[163380] are[163560] also[163940] suffering[164560] as[164800] a[164880] result[165340] of[165480] hunting.[166480] Sadly,[167560] some[168000] people[168340] find[168760] and[168940] kill[169240] them[169420] to[169580] sell.[170460] So[171180] it's[171540] a[171600] very[171940] sad[172360] situation[173120] indeed[173580] for[173700] these[173980] beautiful[174640] animals.[175240]</w:t>
             </w:r>
           </w:p>
         </w:tc>
@@ -16506,7 +16782,16 @@
                 <w:sz w:val="23"/>
                 <w:szCs w:val="23"/>
               </w:rPr>
-              <w:t>There[31020] are[31120] different[31480] types[31860] of[32000] box[32260] jellyfish,[33120] and[33440] they[33560] are[33720] found[34060] in[34200] warm[34580] coastal[35080] seas[35660] anywhere[36160] from[36340] the[36520] Indian[36960] Ocean[37580] to[37940] as[38100] far[38400] north[38700] as[38840] Japan,[39640] but[40020] the[40180] most[40540] dangerous[41120] ones[41500] are[41660] found[41920] in[42020] the[42160] oceans[42580] around[42880] Australia.[44300]</w:t>
+              <w:t xml:space="preserve">There[31020] are[31120] different[31480] types[31860] of[32000] box[32260] jellyfish,[33120] and[33440] they[33560] are[33720] found[34060] in[34200] warm[34580] coastal[35080] seas[35660] anywhere[36160] from[36340] the[36520] Indian[36960] Ocean[37580] to[37940] as[38100] </w:t>
+            </w:r>
+            <w:r>
+              <w:rPr>
+                <w:rFonts w:ascii="Source Sans 3" w:hAnsi="Source Sans 3"/>
+                <w:sz w:val="23"/>
+                <w:szCs w:val="23"/>
+              </w:rPr>
+              <w:lastRenderedPageBreak/>
+              <w:t>far[38400] north[38700] as[38840] Japan,[39640] but[40020] the[40180] most[40540] dangerous[41120] ones[41500] are[41660] found[41920] in[42020] the[42160] oceans[42580] around[42880] Australia.[44300]</w:t>
             </w:r>
           </w:p>
           <w:p>
@@ -16626,7 +16911,6 @@
                 <w:sz w:val="23"/>
                 <w:szCs w:val="23"/>
               </w:rPr>
-              <w:lastRenderedPageBreak/>
               <w:t>There[123540] are[123700] two[123980] ways[124320] that[124480] people[124760] can[124940] die[125400] as[125580] the[125700] result[126140] of[126240] a[126300] jellyfish[126840] sting.[127560] Firstly,[128700] a[129060] very[129420] severe[129860] sting[130180] can[130380] cause[130680] a[130740] person[131080] to[131220] have[131400] a[131460] heart[131760] attack.[132540] This[133140] can[133320] happen[133640] within[133940] minutes.[135020] Secondly,[136300] sometimes[137160] a[137280] swimmer[137620] goes[137860] into[138120] shock[138720] and[139060] can't[139380] make[139600] it[139700] back[139940] to[140060] the[140200] beach[140540] because[140820] they[140960] are[141080] in[141280] such[141680] extreme[142240] pain.[143200] If[143880] they're[144120] in[144200] the[144320] water[144680] alone,[145340] they'll[145760] die.[146920]</w:t>
             </w:r>
           </w:p>
@@ -17293,6 +17577,7 @@
                 <w:sz w:val="23"/>
                 <w:szCs w:val="23"/>
               </w:rPr>
+              <w:lastRenderedPageBreak/>
               <w:t>Student</w:t>
             </w:r>
             <w:r>

--- a/assets/data/Mindset 01/Mindset1- Audio Scripts_markers.docx
+++ b/assets/data/Mindset 01/Mindset1- Audio Scripts_markers.docx
@@ -4182,6 +4182,62 @@
               <w:rPr>
                 <w:rStyle w:val="NotSpokenChar"/>
               </w:rPr>
+              <w:t xml:space="preserve">[2740]Man:</w:t>
+            </w:r>
+            <w:r>
+              <w:rPr>
+                <w:rFonts w:ascii="Source Sans 3" w:hAnsi="Source Sans 3"/>
+                <w:bCs/>
+                <w:sz w:val="23"/>
+                <w:szCs w:val="23"/>
+              </w:rPr>
+              <w:t xml:space="preserve">[2740] Do[2800] you[2890] want[2990] to[3060] make[3270] a[3320] note[3550] of[3610] the[3700] address?[4100]</w:t>
+            </w:r>
+          </w:p>
+          <w:p>
+            <w:pPr>
+              <w:tabs>
+                <w:tab w:val="left" w:pos="4413"/>
+              </w:tabs>
+              <w:rPr>
+                <w:rFonts w:ascii="Source Sans 3" w:hAnsi="Source Sans 3"/>
+                <w:bCs/>
+                <w:sz w:val="23"/>
+                <w:szCs w:val="23"/>
+              </w:rPr>
+            </w:pPr>
+            <w:r>
+              <w:rPr>
+                <w:rStyle w:val="NotSpokenChar"/>
+              </w:rPr>
+              <w:t>Woman:</w:t>
+            </w:r>
+            <w:r>
+              <w:rPr>
+                <w:rFonts w:ascii="Source Sans 3" w:hAnsi="Source Sans 3"/>
+                <w:bCs/>
+                <w:sz w:val="23"/>
+                <w:szCs w:val="23"/>
+              </w:rPr>
+              <w:t xml:space="preserve">[4960] Oh,[5180] yes[5480] please.[6360] I'll[6790] just[7000] put[7180] it[7300] on[7410] my[7600] phone[8070] now.[8180]</w:t>
+            </w:r>
+          </w:p>
+          <w:p>
+            <w:pPr>
+              <w:tabs>
+                <w:tab w:val="left" w:pos="4413"/>
+              </w:tabs>
+              <w:rPr>
+                <w:rFonts w:ascii="Source Sans 3" w:hAnsi="Source Sans 3"/>
+                <w:bCs/>
+                <w:sz w:val="23"/>
+                <w:szCs w:val="23"/>
+              </w:rPr>
+            </w:pPr>
+            <w:r>
+              <w:rPr>
+                <w:rStyle w:val="NotSpokenChar"/>
+              </w:rPr>
               <w:t>Man:</w:t>
             </w:r>
             <w:r>
@@ -4191,7 +4247,7 @@
                 <w:sz w:val="23"/>
                 <w:szCs w:val="23"/>
               </w:rPr>
-              <w:t xml:space="preserve"> Do you want to make a note of the address?</w:t>
+              <w:t xml:space="preserve">[8260] OK,[8750] it's[9550] W[10020] W[10390] W[10610] dot[11220] getactive[12740] dot[13210] com.[13890] That's[14590] G-E-T-A-C-T-I-V-E[19130] dot[19610] com.[19860]</w:t>
             </w:r>
           </w:p>
           <w:p>
@@ -4219,7 +4275,7 @@
                 <w:sz w:val="23"/>
                 <w:szCs w:val="23"/>
               </w:rPr>
-              <w:t xml:space="preserve"> Oh, yes please. I'll just put it on my phone now.</w:t>
+              <w:t xml:space="preserve">[19880] 'Get[20880] active'[21930] is[22320] that[22550] all[22800] one[23000] word?[23360]</w:t>
             </w:r>
           </w:p>
           <w:p>
@@ -4247,343 +4303,287 @@
                 <w:sz w:val="23"/>
                 <w:szCs w:val="23"/>
               </w:rPr>
-              <w:t xml:space="preserve"> OK, it's W W W dot getactive dot com. That's G-E-T-A-C-T-I-V-E dot com.</w:t>
-            </w:r>
-          </w:p>
-          <w:p>
-            <w:pPr>
-              <w:tabs>
-                <w:tab w:val="left" w:pos="4413"/>
-              </w:tabs>
-              <w:rPr>
-                <w:rFonts w:ascii="Source Sans 3" w:hAnsi="Source Sans 3"/>
-                <w:bCs/>
-                <w:sz w:val="23"/>
-                <w:szCs w:val="23"/>
-              </w:rPr>
-            </w:pPr>
-            <w:r>
-              <w:rPr>
-                <w:rStyle w:val="NotSpokenChar"/>
-              </w:rPr>
-              <w:t>Woman:</w:t>
-            </w:r>
-            <w:r>
-              <w:rPr>
-                <w:rFonts w:ascii="Source Sans 3" w:hAnsi="Source Sans 3"/>
-                <w:bCs/>
-                <w:sz w:val="23"/>
-                <w:szCs w:val="23"/>
-              </w:rPr>
-              <w:t xml:space="preserve"> 'Get active' is that all one word?</w:t>
-            </w:r>
-          </w:p>
-          <w:p>
-            <w:pPr>
-              <w:tabs>
-                <w:tab w:val="left" w:pos="4413"/>
-              </w:tabs>
-              <w:rPr>
-                <w:rFonts w:ascii="Source Sans 3" w:hAnsi="Source Sans 3"/>
-                <w:bCs/>
-                <w:sz w:val="23"/>
-                <w:szCs w:val="23"/>
-              </w:rPr>
-            </w:pPr>
-            <w:r>
-              <w:rPr>
-                <w:rStyle w:val="NotSpokenChar"/>
-              </w:rPr>
-              <w:t>Man:</w:t>
-            </w:r>
-            <w:r>
-              <w:rPr>
-                <w:rFonts w:ascii="Source Sans 3" w:hAnsi="Source Sans 3"/>
-                <w:bCs/>
-                <w:sz w:val="23"/>
-                <w:szCs w:val="23"/>
-              </w:rPr>
-              <w:t xml:space="preserve"> Yes, that's right.</w:t>
-            </w:r>
-          </w:p>
-          <w:p>
-            <w:pPr>
-              <w:tabs>
-                <w:tab w:val="left" w:pos="4413"/>
-              </w:tabs>
-              <w:rPr>
-                <w:rFonts w:ascii="Source Sans 3" w:hAnsi="Source Sans 3"/>
-                <w:bCs/>
-                <w:sz w:val="23"/>
-                <w:szCs w:val="23"/>
-              </w:rPr>
-            </w:pPr>
-            <w:r>
-              <w:rPr>
-                <w:rStyle w:val="NotSpokenChar"/>
-              </w:rPr>
-              <w:t>Bank clerk:</w:t>
-            </w:r>
-            <w:r>
-              <w:rPr>
-                <w:rFonts w:ascii="Source Sans 3" w:hAnsi="Source Sans 3"/>
-                <w:bCs/>
-                <w:sz w:val="23"/>
-                <w:szCs w:val="23"/>
-              </w:rPr>
-              <w:t xml:space="preserve"> So, I just need a few personal details. Can you give me your full name, please?</w:t>
-            </w:r>
-          </w:p>
-          <w:p>
-            <w:pPr>
-              <w:tabs>
-                <w:tab w:val="left" w:pos="4413"/>
-              </w:tabs>
-              <w:rPr>
-                <w:rFonts w:ascii="Source Sans 3" w:hAnsi="Source Sans 3"/>
-                <w:bCs/>
-                <w:sz w:val="23"/>
-                <w:szCs w:val="23"/>
-              </w:rPr>
-            </w:pPr>
-            <w:r>
-              <w:rPr>
-                <w:rStyle w:val="NotSpokenChar"/>
-              </w:rPr>
-              <w:t xml:space="preserve">Customer: </w:t>
-            </w:r>
-            <w:r>
-              <w:rPr>
-                <w:rFonts w:ascii="Source Sans 3" w:hAnsi="Source Sans 3"/>
-                <w:bCs/>
-                <w:sz w:val="23"/>
-                <w:szCs w:val="23"/>
-              </w:rPr>
-              <w:t>James Clarke.</w:t>
-            </w:r>
-          </w:p>
-          <w:p>
-            <w:pPr>
-              <w:tabs>
-                <w:tab w:val="left" w:pos="4413"/>
-              </w:tabs>
-              <w:rPr>
-                <w:rFonts w:ascii="Source Sans 3" w:hAnsi="Source Sans 3"/>
-                <w:bCs/>
-                <w:sz w:val="23"/>
-                <w:szCs w:val="23"/>
-              </w:rPr>
-            </w:pPr>
-            <w:r>
-              <w:rPr>
-                <w:rStyle w:val="NotSpokenChar"/>
-              </w:rPr>
-              <w:t>Bank clerk:</w:t>
-            </w:r>
-            <w:r>
-              <w:rPr>
-                <w:rFonts w:ascii="Source Sans 3" w:hAnsi="Source Sans 3"/>
-                <w:bCs/>
-                <w:sz w:val="23"/>
-                <w:szCs w:val="23"/>
-              </w:rPr>
-              <w:t xml:space="preserve"> Is that Clark with an 'e' or without?</w:t>
-            </w:r>
-          </w:p>
-          <w:p>
-            <w:pPr>
-              <w:tabs>
-                <w:tab w:val="left" w:pos="4413"/>
-              </w:tabs>
-              <w:rPr>
-                <w:rFonts w:ascii="Source Sans 3" w:hAnsi="Source Sans 3"/>
-                <w:bCs/>
-                <w:sz w:val="23"/>
-                <w:szCs w:val="23"/>
-              </w:rPr>
-            </w:pPr>
-            <w:r>
-              <w:rPr>
-                <w:rStyle w:val="NotSpokenChar"/>
-              </w:rPr>
-              <w:t xml:space="preserve">Customer: </w:t>
-            </w:r>
-            <w:r>
-              <w:rPr>
-                <w:rFonts w:ascii="Source Sans 3" w:hAnsi="Source Sans 3"/>
-                <w:bCs/>
-                <w:sz w:val="23"/>
-                <w:szCs w:val="23"/>
-              </w:rPr>
-              <w:t>It's got an 'e' at the end. C-L-A-R-K-E.</w:t>
-            </w:r>
-          </w:p>
-          <w:p>
-            <w:pPr>
-              <w:tabs>
-                <w:tab w:val="left" w:pos="4413"/>
-              </w:tabs>
-              <w:rPr>
-                <w:rFonts w:ascii="Source Sans 3" w:hAnsi="Source Sans 3"/>
-                <w:bCs/>
-                <w:sz w:val="23"/>
-                <w:szCs w:val="23"/>
-              </w:rPr>
-            </w:pPr>
-            <w:r>
-              <w:rPr>
-                <w:rStyle w:val="NotSpokenChar"/>
-              </w:rPr>
-              <w:t>Bank clerk:</w:t>
-            </w:r>
-            <w:r>
-              <w:rPr>
-                <w:rFonts w:ascii="Source Sans 3" w:hAnsi="Source Sans 3"/>
-                <w:bCs/>
-                <w:sz w:val="23"/>
-                <w:szCs w:val="23"/>
-              </w:rPr>
-              <w:t xml:space="preserve"> And where do you live? What's your address?</w:t>
-            </w:r>
-          </w:p>
-          <w:p>
-            <w:pPr>
-              <w:tabs>
-                <w:tab w:val="left" w:pos="4413"/>
-              </w:tabs>
-              <w:rPr>
-                <w:rFonts w:ascii="Source Sans 3" w:hAnsi="Source Sans 3"/>
-                <w:bCs/>
-                <w:sz w:val="23"/>
-                <w:szCs w:val="23"/>
-              </w:rPr>
-            </w:pPr>
-            <w:r>
-              <w:rPr>
-                <w:rStyle w:val="NotSpokenChar"/>
-              </w:rPr>
-              <w:t xml:space="preserve">Customer: </w:t>
-            </w:r>
-            <w:r>
-              <w:rPr>
-                <w:rFonts w:ascii="Source Sans 3" w:hAnsi="Source Sans 3"/>
-                <w:bCs/>
-                <w:sz w:val="23"/>
-                <w:szCs w:val="23"/>
-              </w:rPr>
-              <w:t>2 Waddington Road.</w:t>
-            </w:r>
-          </w:p>
-          <w:p>
-            <w:pPr>
-              <w:tabs>
-                <w:tab w:val="left" w:pos="4413"/>
-              </w:tabs>
-              <w:rPr>
-                <w:rFonts w:ascii="Source Sans 3" w:hAnsi="Source Sans 3"/>
-                <w:bCs/>
-                <w:sz w:val="23"/>
-                <w:szCs w:val="23"/>
-              </w:rPr>
-            </w:pPr>
-            <w:r>
-              <w:rPr>
-                <w:rStyle w:val="NotSpokenChar"/>
-              </w:rPr>
-              <w:t>Bank clerk:</w:t>
-            </w:r>
-            <w:r>
-              <w:rPr>
-                <w:rFonts w:ascii="Source Sans 3" w:hAnsi="Source Sans 3"/>
-                <w:bCs/>
-                <w:sz w:val="23"/>
-                <w:szCs w:val="23"/>
-              </w:rPr>
-              <w:t xml:space="preserve"> Can you spell that for me?</w:t>
-            </w:r>
-          </w:p>
-          <w:p>
-            <w:pPr>
-              <w:tabs>
-                <w:tab w:val="left" w:pos="4413"/>
-              </w:tabs>
-              <w:rPr>
-                <w:rFonts w:ascii="Source Sans 3" w:hAnsi="Source Sans 3"/>
-                <w:bCs/>
-                <w:sz w:val="23"/>
-                <w:szCs w:val="23"/>
-              </w:rPr>
-            </w:pPr>
-            <w:r>
-              <w:rPr>
-                <w:rStyle w:val="NotSpokenChar"/>
-              </w:rPr>
-              <w:t xml:space="preserve">Customer: </w:t>
-            </w:r>
-            <w:r>
-              <w:rPr>
-                <w:rFonts w:ascii="Source Sans 3" w:hAnsi="Source Sans 3"/>
-                <w:bCs/>
-                <w:sz w:val="23"/>
-                <w:szCs w:val="23"/>
-              </w:rPr>
-              <w:t>That's W-A-double D-I-N-G-T-O-N Road.</w:t>
-            </w:r>
-          </w:p>
-          <w:p>
-            <w:pPr>
-              <w:tabs>
-                <w:tab w:val="left" w:pos="4413"/>
-              </w:tabs>
-              <w:rPr>
-                <w:rFonts w:ascii="Source Sans 3" w:hAnsi="Source Sans 3"/>
-                <w:bCs/>
-                <w:sz w:val="23"/>
-                <w:szCs w:val="23"/>
-              </w:rPr>
-            </w:pPr>
-            <w:r>
-              <w:rPr>
-                <w:rStyle w:val="NotSpokenChar"/>
-              </w:rPr>
-              <w:t>Bank clerk:</w:t>
-            </w:r>
-            <w:r>
-              <w:rPr>
-                <w:rFonts w:ascii="Source Sans 3" w:hAnsi="Source Sans 3"/>
-                <w:bCs/>
-                <w:sz w:val="23"/>
-                <w:szCs w:val="23"/>
-              </w:rPr>
-              <w:t xml:space="preserve"> Is that Waddington with a double D, did you say?</w:t>
-            </w:r>
-          </w:p>
-          <w:p>
-            <w:pPr>
-              <w:tabs>
-                <w:tab w:val="left" w:pos="4413"/>
-              </w:tabs>
-              <w:rPr>
-                <w:rFonts w:ascii="Source Sans 3" w:hAnsi="Source Sans 3"/>
-                <w:bCs/>
-                <w:sz w:val="23"/>
-                <w:szCs w:val="23"/>
-              </w:rPr>
-            </w:pPr>
-            <w:r>
-              <w:rPr>
-                <w:rStyle w:val="NotSpokenChar"/>
-              </w:rPr>
-              <w:t xml:space="preserve">Customer: </w:t>
-            </w:r>
-            <w:r>
-              <w:rPr>
-                <w:rFonts w:ascii="Source Sans 3" w:hAnsi="Source Sans 3"/>
-                <w:bCs/>
-                <w:sz w:val="23"/>
-                <w:szCs w:val="23"/>
-              </w:rPr>
-              <w:t>That's right.</w:t>
+              <w:t xml:space="preserve">[23620] Yes,[23880] that's[24140] right.[24420]</w:t>
+            </w:r>
+          </w:p>
+          <w:p>
+            <w:pPr>
+              <w:tabs>
+                <w:tab w:val="left" w:pos="4413"/>
+              </w:tabs>
+              <w:rPr>
+                <w:rFonts w:ascii="Source Sans 3" w:hAnsi="Source Sans 3"/>
+                <w:bCs/>
+                <w:sz w:val="23"/>
+                <w:szCs w:val="23"/>
+              </w:rPr>
+            </w:pPr>
+            <w:r>
+              <w:rPr>
+                <w:rStyle w:val="NotSpokenChar"/>
+              </w:rPr>
+              <w:t xml:space="preserve">Bank[26440] clerk:</w:t>
+            </w:r>
+            <w:r>
+              <w:rPr>
+                <w:rFonts w:ascii="Source Sans 3" w:hAnsi="Source Sans 3"/>
+                <w:bCs/>
+                <w:sz w:val="23"/>
+                <w:szCs w:val="23"/>
+              </w:rPr>
+              <w:t xml:space="preserve">[28460] So,[28820] I[29150] just[29530] need[29790] a[29890] few[30200] personal[30720] details.[31540] Can[31980] you[32100] give[32300] me[32390] your[32600] full[32910] name,[33240] please?[33660]</w:t>
+            </w:r>
+          </w:p>
+          <w:p>
+            <w:pPr>
+              <w:tabs>
+                <w:tab w:val="left" w:pos="4413"/>
+              </w:tabs>
+              <w:rPr>
+                <w:rFonts w:ascii="Source Sans 3" w:hAnsi="Source Sans 3"/>
+                <w:bCs/>
+                <w:sz w:val="23"/>
+                <w:szCs w:val="23"/>
+              </w:rPr>
+            </w:pPr>
+            <w:r>
+              <w:rPr>
+                <w:rStyle w:val="NotSpokenChar"/>
+              </w:rPr>
+              <w:t xml:space="preserve">Customer:[34200] </w:t>
+            </w:r>
+            <w:r>
+              <w:rPr>
+                <w:rFonts w:ascii="Source Sans 3" w:hAnsi="Source Sans 3"/>
+                <w:bCs/>
+                <w:sz w:val="23"/>
+                <w:szCs w:val="23"/>
+              </w:rPr>
+              <w:t xml:space="preserve">James[34710] Clarke.[35300]</w:t>
+            </w:r>
+          </w:p>
+          <w:p>
+            <w:pPr>
+              <w:tabs>
+                <w:tab w:val="left" w:pos="4413"/>
+              </w:tabs>
+              <w:rPr>
+                <w:rFonts w:ascii="Source Sans 3" w:hAnsi="Source Sans 3"/>
+                <w:bCs/>
+                <w:sz w:val="23"/>
+                <w:szCs w:val="23"/>
+              </w:rPr>
+            </w:pPr>
+            <w:r>
+              <w:rPr>
+                <w:rStyle w:val="NotSpokenChar"/>
+              </w:rPr>
+              <w:t xml:space="preserve">Bank[35660] clerk:</w:t>
+            </w:r>
+            <w:r>
+              <w:rPr>
+                <w:rFonts w:ascii="Source Sans 3" w:hAnsi="Source Sans 3"/>
+                <w:bCs/>
+                <w:sz w:val="23"/>
+                <w:szCs w:val="23"/>
+              </w:rPr>
+              <w:t xml:space="preserve">[36020] Is[36160] that[36420] Clark[36960] with[37170] an[37290] 'e'[37980] or[38190] without?[38740]</w:t>
+            </w:r>
+          </w:p>
+          <w:p>
+            <w:pPr>
+              <w:tabs>
+                <w:tab w:val="left" w:pos="4413"/>
+              </w:tabs>
+              <w:rPr>
+                <w:rFonts w:ascii="Source Sans 3" w:hAnsi="Source Sans 3"/>
+                <w:bCs/>
+                <w:sz w:val="23"/>
+                <w:szCs w:val="23"/>
+              </w:rPr>
+            </w:pPr>
+            <w:r>
+              <w:rPr>
+                <w:rStyle w:val="NotSpokenChar"/>
+              </w:rPr>
+              <w:t xml:space="preserve">Customer:[39100] </w:t>
+            </w:r>
+            <w:r>
+              <w:rPr>
+                <w:rFonts w:ascii="Source Sans 3" w:hAnsi="Source Sans 3"/>
+                <w:bCs/>
+                <w:sz w:val="23"/>
+                <w:szCs w:val="23"/>
+              </w:rPr>
+              <w:t xml:space="preserve">It's[39270] got[39510] an[39610] 'e'[39790] at[39910] the[40060] end.[40680] C-L-A-R-K-E.[43520]</w:t>
+            </w:r>
+          </w:p>
+          <w:p>
+            <w:pPr>
+              <w:tabs>
+                <w:tab w:val="left" w:pos="4413"/>
+              </w:tabs>
+              <w:rPr>
+                <w:rFonts w:ascii="Source Sans 3" w:hAnsi="Source Sans 3"/>
+                <w:bCs/>
+                <w:sz w:val="23"/>
+                <w:szCs w:val="23"/>
+              </w:rPr>
+            </w:pPr>
+            <w:r>
+              <w:rPr>
+                <w:rStyle w:val="NotSpokenChar"/>
+              </w:rPr>
+              <w:t xml:space="preserve">Bank[43840] clerk:</w:t>
+            </w:r>
+            <w:r>
+              <w:rPr>
+                <w:rFonts w:ascii="Source Sans 3" w:hAnsi="Source Sans 3"/>
+                <w:bCs/>
+                <w:sz w:val="23"/>
+                <w:szCs w:val="23"/>
+              </w:rPr>
+              <w:t xml:space="preserve">[44160] And[44420] where[44630] do[44720] you[44860] live?[45470] What's[45830] your[45990] address?[46400]</w:t>
+            </w:r>
+          </w:p>
+          <w:p>
+            <w:pPr>
+              <w:tabs>
+                <w:tab w:val="left" w:pos="4413"/>
+              </w:tabs>
+              <w:rPr>
+                <w:rFonts w:ascii="Source Sans 3" w:hAnsi="Source Sans 3"/>
+                <w:bCs/>
+                <w:sz w:val="23"/>
+                <w:szCs w:val="23"/>
+              </w:rPr>
+            </w:pPr>
+            <w:r>
+              <w:rPr>
+                <w:rStyle w:val="NotSpokenChar"/>
+              </w:rPr>
+              <w:t xml:space="preserve">Customer:[46860] </w:t>
+            </w:r>
+            <w:r>
+              <w:rPr>
+                <w:rFonts w:ascii="Source Sans 3" w:hAnsi="Source Sans 3"/>
+                <w:bCs/>
+                <w:sz w:val="23"/>
+                <w:szCs w:val="23"/>
+              </w:rPr>
+              <w:t xml:space="preserve">2[47300] Waddington[48020] Road.[48380]</w:t>
+            </w:r>
+          </w:p>
+          <w:p>
+            <w:pPr>
+              <w:tabs>
+                <w:tab w:val="left" w:pos="4413"/>
+              </w:tabs>
+              <w:rPr>
+                <w:rFonts w:ascii="Source Sans 3" w:hAnsi="Source Sans 3"/>
+                <w:bCs/>
+                <w:sz w:val="23"/>
+                <w:szCs w:val="23"/>
+              </w:rPr>
+            </w:pPr>
+            <w:r>
+              <w:rPr>
+                <w:rStyle w:val="NotSpokenChar"/>
+              </w:rPr>
+              <w:t xml:space="preserve">Bank[48610] clerk:</w:t>
+            </w:r>
+            <w:r>
+              <w:rPr>
+                <w:rFonts w:ascii="Source Sans 3" w:hAnsi="Source Sans 3"/>
+                <w:bCs/>
+                <w:sz w:val="23"/>
+                <w:szCs w:val="23"/>
+              </w:rPr>
+              <w:t xml:space="preserve">[48840] Can[49000] you[49140] spell[49440] that[49650] for[49850] me?[49940]</w:t>
+            </w:r>
+          </w:p>
+          <w:p>
+            <w:pPr>
+              <w:tabs>
+                <w:tab w:val="left" w:pos="4413"/>
+              </w:tabs>
+              <w:rPr>
+                <w:rFonts w:ascii="Source Sans 3" w:hAnsi="Source Sans 3"/>
+                <w:bCs/>
+                <w:sz w:val="23"/>
+                <w:szCs w:val="23"/>
+              </w:rPr>
+            </w:pPr>
+            <w:r>
+              <w:rPr>
+                <w:rStyle w:val="NotSpokenChar"/>
+              </w:rPr>
+              <w:t xml:space="preserve">Customer:[50560] </w:t>
+            </w:r>
+            <w:r>
+              <w:rPr>
+                <w:rFonts w:ascii="Source Sans 3" w:hAnsi="Source Sans 3"/>
+                <w:bCs/>
+                <w:sz w:val="23"/>
+                <w:szCs w:val="23"/>
+              </w:rPr>
+              <w:t xml:space="preserve">That's[51050] W-A-double[52600] D-I-N-G-T-O-N[56240] Road.[56780]</w:t>
+            </w:r>
+          </w:p>
+          <w:p>
+            <w:pPr>
+              <w:tabs>
+                <w:tab w:val="left" w:pos="4413"/>
+              </w:tabs>
+              <w:rPr>
+                <w:rFonts w:ascii="Source Sans 3" w:hAnsi="Source Sans 3"/>
+                <w:bCs/>
+                <w:sz w:val="23"/>
+                <w:szCs w:val="23"/>
+              </w:rPr>
+            </w:pPr>
+            <w:r>
+              <w:rPr>
+                <w:rStyle w:val="NotSpokenChar"/>
+              </w:rPr>
+              <w:t xml:space="preserve">Bank[57080] clerk:</w:t>
+            </w:r>
+            <w:r>
+              <w:rPr>
+                <w:rFonts w:ascii="Source Sans 3" w:hAnsi="Source Sans 3"/>
+                <w:bCs/>
+                <w:sz w:val="23"/>
+                <w:szCs w:val="23"/>
+              </w:rPr>
+              <w:t xml:space="preserve">[57380] Is[57530] that[57830] Waddington[58560] with[58810] a[58940] double[59360] D,[59590] did[59890] you[60000] say?[60220]</w:t>
+            </w:r>
+          </w:p>
+          <w:p>
+            <w:pPr>
+              <w:tabs>
+                <w:tab w:val="left" w:pos="4413"/>
+              </w:tabs>
+              <w:rPr>
+                <w:rFonts w:ascii="Source Sans 3" w:hAnsi="Source Sans 3"/>
+                <w:bCs/>
+                <w:sz w:val="23"/>
+                <w:szCs w:val="23"/>
+              </w:rPr>
+            </w:pPr>
+            <w:r>
+              <w:rPr>
+                <w:rStyle w:val="NotSpokenChar"/>
+              </w:rPr>
+              <w:t xml:space="preserve">Customer:[60720] </w:t>
+            </w:r>
+            <w:r>
+              <w:rPr>
+                <w:rFonts w:ascii="Source Sans 3" w:hAnsi="Source Sans 3"/>
+                <w:bCs/>
+                <w:sz w:val="23"/>
+                <w:szCs w:val="23"/>
+              </w:rPr>
+              <w:t xml:space="preserve">That's[60950] right.[64400]</w:t>
             </w:r>
           </w:p>
         </w:tc>
@@ -4655,6 +4655,70 @@
                 <w:sz w:val="23"/>
                 <w:szCs w:val="23"/>
               </w:rPr>
+              <w:t xml:space="preserve">[2620]A:</w:t>
+            </w:r>
+            <w:r>
+              <w:rPr>
+                <w:rFonts w:ascii="Source Sans 3" w:hAnsi="Source Sans 3"/>
+                <w:bCs/>
+                <w:sz w:val="23"/>
+                <w:szCs w:val="23"/>
+              </w:rPr>
+              <w:t xml:space="preserve">[2620] I[2690] really[3110] enjoyed[3620] that[3820] little[4080] place[4450] we[4550] went[4810] to[4980] last[5320] weekend[6220] -[6220] there[6650] was[6780] a[6850] really[7150] good[7350] choice[7700] of[7850] meat[8190] and[8390] fish,[8860] wasn't[9150] there?[9400]</w:t>
+            </w:r>
+          </w:p>
+          <w:p>
+            <w:pPr>
+              <w:tabs>
+                <w:tab w:val="left" w:pos="4413"/>
+              </w:tabs>
+              <w:rPr>
+                <w:rFonts w:ascii="Source Sans 3" w:hAnsi="Source Sans 3"/>
+                <w:bCs/>
+                <w:sz w:val="23"/>
+                <w:szCs w:val="23"/>
+              </w:rPr>
+            </w:pPr>
+            <w:r>
+              <w:rPr>
+                <w:rFonts w:ascii="Source Sans 3" w:hAnsi="Source Sans 3"/>
+                <w:b/>
+                <w:bCs/>
+                <w:sz w:val="23"/>
+                <w:szCs w:val="23"/>
+              </w:rPr>
+              <w:t>B:</w:t>
+            </w:r>
+            <w:r>
+              <w:rPr>
+                <w:rFonts w:ascii="Source Sans 3" w:hAnsi="Source Sans 3"/>
+                <w:bCs/>
+                <w:sz w:val="23"/>
+                <w:szCs w:val="23"/>
+              </w:rPr>
+              <w:t xml:space="preserve">[10000] Did[10140] you[10260] really[10510] think[10790] so?[11480] I[12030] wish[12230] I[12310] could[12490] say[12720] the[12880] same,[13550] but[14150] actually,[15000] I[15220] thought[15530] it[15650] was[15840] pretty[16170] limited.[16970] There[17370] were[17590] far[17970] too[18210] many[18470] fish[18820] dishes[19300] on[19440] the[19560] menu[20120] and[20420] I[20490] can't[20810] stand[21510] seafood.[22500] There[22930] just[23150] wasn't[23490] enough[23820] meat.[24240]</w:t>
+            </w:r>
+          </w:p>
+          <w:p>
+            <w:pPr>
+              <w:tabs>
+                <w:tab w:val="left" w:pos="4413"/>
+              </w:tabs>
+              <w:rPr>
+                <w:rFonts w:ascii="Source Sans 3" w:hAnsi="Source Sans 3"/>
+                <w:bCs/>
+                <w:sz w:val="23"/>
+                <w:szCs w:val="23"/>
+              </w:rPr>
+            </w:pPr>
+            <w:r>
+              <w:rPr>
+                <w:rFonts w:ascii="Source Sans 3" w:hAnsi="Source Sans 3"/>
+                <w:b/>
+                <w:bCs/>
+                <w:sz w:val="23"/>
+                <w:szCs w:val="23"/>
+              </w:rPr>
               <w:t>A:</w:t>
             </w:r>
             <w:r>
@@ -4664,7 +4728,7 @@
                 <w:sz w:val="23"/>
                 <w:szCs w:val="23"/>
               </w:rPr>
-              <w:t xml:space="preserve"> I really enjoyed that little place we went to last weekend - there was a really good choice of meat and fish, wasn't there?</w:t>
+              <w:t xml:space="preserve">[24760] Oh,[24910] come[25250] on[25480] Jo![26100] We[26660] really[27140] enjoyed[27580] the[27700] steak[28080] we[28250] had,[28790] and[29120] you[29320] said[29610] that[29740] the[29880] beef[30170] the[30310] people[30660] on[30750] the[30870] other[31120] table[31610] were[31810] eating[32220] looked[32430] delicious[32920] too.[33220]</w:t>
             </w:r>
           </w:p>
           <w:p>
@@ -4696,7 +4760,7 @@
                 <w:sz w:val="23"/>
                 <w:szCs w:val="23"/>
               </w:rPr>
-              <w:t xml:space="preserve"> Did you really think so? I wish I could say the same, but actually, I thought it was pretty limited. There were far too many fish dishes on the menu and I can't stand seafood. There just wasn't enough meat.</w:t>
+              <w:t xml:space="preserve">[33740] Well,[34070] I[34230] won't[34510] be[34600] going[34900] back.[35420] It[35690] was[35860] much[36140] too[36350] expensive.[37160]</w:t>
             </w:r>
           </w:p>
           <w:p>
@@ -4728,71 +4792,7 @@
                 <w:sz w:val="23"/>
                 <w:szCs w:val="23"/>
               </w:rPr>
-              <w:t xml:space="preserve"> Oh, come on Jo! We really enjoyed the steak we had, and you said that the beef the people on the other table were eating looked delicious too.</w:t>
-            </w:r>
-          </w:p>
-          <w:p>
-            <w:pPr>
-              <w:tabs>
-                <w:tab w:val="left" w:pos="4413"/>
-              </w:tabs>
-              <w:rPr>
-                <w:rFonts w:ascii="Source Sans 3" w:hAnsi="Source Sans 3"/>
-                <w:bCs/>
-                <w:sz w:val="23"/>
-                <w:szCs w:val="23"/>
-              </w:rPr>
-            </w:pPr>
-            <w:r>
-              <w:rPr>
-                <w:rFonts w:ascii="Source Sans 3" w:hAnsi="Source Sans 3"/>
-                <w:b/>
-                <w:bCs/>
-                <w:sz w:val="23"/>
-                <w:szCs w:val="23"/>
-              </w:rPr>
-              <w:t>B:</w:t>
-            </w:r>
-            <w:r>
-              <w:rPr>
-                <w:rFonts w:ascii="Source Sans 3" w:hAnsi="Source Sans 3"/>
-                <w:bCs/>
-                <w:sz w:val="23"/>
-                <w:szCs w:val="23"/>
-              </w:rPr>
-              <w:t xml:space="preserve"> Well, I won't be going back. It was much too expensive.</w:t>
-            </w:r>
-          </w:p>
-          <w:p>
-            <w:pPr>
-              <w:tabs>
-                <w:tab w:val="left" w:pos="4413"/>
-              </w:tabs>
-              <w:rPr>
-                <w:rFonts w:ascii="Source Sans 3" w:hAnsi="Source Sans 3"/>
-                <w:bCs/>
-                <w:sz w:val="23"/>
-                <w:szCs w:val="23"/>
-              </w:rPr>
-            </w:pPr>
-            <w:r>
-              <w:rPr>
-                <w:rFonts w:ascii="Source Sans 3" w:hAnsi="Source Sans 3"/>
-                <w:b/>
-                <w:bCs/>
-                <w:sz w:val="23"/>
-                <w:szCs w:val="23"/>
-              </w:rPr>
-              <w:t>A:</w:t>
-            </w:r>
-            <w:r>
-              <w:rPr>
-                <w:rFonts w:ascii="Source Sans 3" w:hAnsi="Source Sans 3"/>
-                <w:bCs/>
-                <w:sz w:val="23"/>
-                <w:szCs w:val="23"/>
-              </w:rPr>
-              <w:t xml:space="preserve"> Well, I thought it was pretty reasonable. In fact I couldn't believe it when the bill arrived. £40, including a tip. That'sonly £20 per person. You can't get steak for less than £15 anywhere in town.</w:t>
+              <w:t xml:space="preserve">[37640] Well,[38040] I[38290] thought[38540] it[38650] was[38840] pretty[39170] reasonable.[40170] In[40560] fact[40850] I[40950] couldn't[41170] believe[41680] it[41850] when[42030] the[42150] bill[42370] arrived.[43130] £40,[44310] including[44850] a[44920] tip.[45420] That'sonly[46070] £20[46990] per[47200] person.[48040] You[48450] can't[48750] get[49010] steak[49430] for[49580] less[49770] than[49950] £15[50860] anywhere[51410] in[51550] town.[55160]</w:t>
             </w:r>
           </w:p>
         </w:tc>
@@ -4860,6 +4860,62 @@
               <w:rPr>
                 <w:rStyle w:val="NotSpokenChar"/>
               </w:rPr>
+              <w:t xml:space="preserve">[8420]David:</w:t>
+            </w:r>
+            <w:r>
+              <w:rPr>
+                <w:rFonts w:ascii="Source Sans 3" w:hAnsi="Source Sans 3"/>
+                <w:bCs/>
+                <w:sz w:val="23"/>
+                <w:szCs w:val="23"/>
+              </w:rPr>
+              <w:t xml:space="preserve">[8420] Hi,[8800] Leila![9520] Where[10140] are[10390] you?[10870] We[11330] need[11580] to[11720] leave[12030] for[12150] the[12290] party[12850] soon.[13260]</w:t>
+            </w:r>
+          </w:p>
+          <w:p>
+            <w:pPr>
+              <w:tabs>
+                <w:tab w:val="left" w:pos="4413"/>
+              </w:tabs>
+              <w:rPr>
+                <w:rFonts w:ascii="Source Sans 3" w:hAnsi="Source Sans 3"/>
+                <w:bCs/>
+                <w:sz w:val="23"/>
+                <w:szCs w:val="23"/>
+              </w:rPr>
+            </w:pPr>
+            <w:r>
+              <w:rPr>
+                <w:rStyle w:val="NotSpokenChar"/>
+              </w:rPr>
+              <w:t>Leila:</w:t>
+            </w:r>
+            <w:r>
+              <w:rPr>
+                <w:rFonts w:ascii="Source Sans 3" w:hAnsi="Source Sans 3"/>
+                <w:bCs/>
+                <w:sz w:val="23"/>
+                <w:szCs w:val="23"/>
+              </w:rPr>
+              <w:t xml:space="preserve">[13900] I'm[14000] on[14140] my[14330] way[14590] home[15370] -[15370] I'm[15760] still[16050] waiting[16500] for[16610] the[16730] bus.[17510] I[18050] was[18160] going[18390] to[18490] get[18680] a[18770] taxi[19300] back[19590] but[19730] I've[19860] just[20120] checked[20450] my[20660] phone[21100] and[21190] there's[21360] a[21440] bus[21790] due[22060] in[22160] about[22540] 15[23150] minutes[23890] -7.50[24820] pm[25250] to[25380] be[25480] exact.[26230] And[26550] it[26700] seems[27080] to[27170] be[27280] running[27610] on[27770] time.[28540] It[28940] left[29170] the[29290] railway[29740] station[30210] a[30280] couple[30570] of[30670] minutes[30990] ago,[31340] so[31640] it's[31810] not[32010] too[32260] far[32530] away.[32780]</w:t>
+            </w:r>
+          </w:p>
+          <w:p>
+            <w:pPr>
+              <w:tabs>
+                <w:tab w:val="left" w:pos="4413"/>
+              </w:tabs>
+              <w:rPr>
+                <w:rFonts w:ascii="Source Sans 3" w:hAnsi="Source Sans 3"/>
+                <w:bCs/>
+                <w:sz w:val="23"/>
+                <w:szCs w:val="23"/>
+              </w:rPr>
+            </w:pPr>
+            <w:r>
+              <w:rPr>
+                <w:rStyle w:val="NotSpokenChar"/>
+              </w:rPr>
               <w:t>David:</w:t>
             </w:r>
             <w:r>
@@ -4869,7 +4925,7 @@
                 <w:sz w:val="23"/>
                 <w:szCs w:val="23"/>
               </w:rPr>
-              <w:t xml:space="preserve"> Hi, Leila! Where are you? We need to leave for the party soon.</w:t>
+              <w:t xml:space="preserve">[33240] Do[33360] you[33480] want[33670] me[33770] to[33910] pick[34170] you[34340] up?[34890] I've[35280] got[35450] the[35570] car,[35990] so[36240] it's[36500] no[36690] problem.[37540] Where's[38220] the[38360] bus[38610] stop[38990] exactly?[39540]</w:t>
             </w:r>
           </w:p>
           <w:p>
@@ -4897,7 +4953,7 @@
                 <w:sz w:val="23"/>
                 <w:szCs w:val="23"/>
               </w:rPr>
-              <w:t xml:space="preserve"> I'm on my way home - I'm still waiting for the bus. I was going to get a taxi back but I've just checked my phone and there's a bus due in about 15 minutes -7.50 pm to be exact. And it seems to be running on time. It left the railway station a couple of minutes ago, so it's not too far away.</w:t>
+              <w:t xml:space="preserve">[40300] It's[40550] the[40750] one[40960] on[41130] Blythe[41650] Road.[42120]</w:t>
             </w:r>
           </w:p>
           <w:p>
@@ -4925,7 +4981,7 @@
                 <w:sz w:val="23"/>
                 <w:szCs w:val="23"/>
               </w:rPr>
-              <w:t xml:space="preserve"> Do you want me to pick you up? I've got the car, so it's no problem. Where's the bus stop exactly?</w:t>
+              <w:t xml:space="preserve">[42600] Blythe[43270] Road?[44120] I'm[44680] just[45080] checking[45500] it[45650] on[45810] my[46080] phone.[46990] Is[47570] that[48150] B-L-Y-T-H?[50720]</w:t>
             </w:r>
           </w:p>
           <w:p>
@@ -4953,7 +5009,7 @@
                 <w:sz w:val="23"/>
                 <w:szCs w:val="23"/>
               </w:rPr>
-              <w:t xml:space="preserve"> It's the one on Blythe Road.</w:t>
+              <w:t xml:space="preserve">[51180] There's[51390] an[51590] e[51870] at[52160] the[52290] end[52520] of[52640] Blythe.[53160]</w:t>
             </w:r>
           </w:p>
           <w:p>
@@ -4981,7 +5037,7 @@
                 <w:sz w:val="23"/>
                 <w:szCs w:val="23"/>
               </w:rPr>
-              <w:t xml:space="preserve"> Blythe Road? I'm just checking it on my phone. Is that B-L-Y-T-H?</w:t>
+              <w:t xml:space="preserve">[53880] Got[54140] it.[54550] OK,[55220] I[55560] won't[55790] be[55890] long.[56120]</w:t>
             </w:r>
           </w:p>
           <w:p>
@@ -5009,63 +5065,7 @@
                 <w:sz w:val="23"/>
                 <w:szCs w:val="23"/>
               </w:rPr>
-              <w:t xml:space="preserve"> There's an e at the end of Blythe.</w:t>
-            </w:r>
-          </w:p>
-          <w:p>
-            <w:pPr>
-              <w:tabs>
-                <w:tab w:val="left" w:pos="4413"/>
-              </w:tabs>
-              <w:rPr>
-                <w:rFonts w:ascii="Source Sans 3" w:hAnsi="Source Sans 3"/>
-                <w:bCs/>
-                <w:sz w:val="23"/>
-                <w:szCs w:val="23"/>
-              </w:rPr>
-            </w:pPr>
-            <w:r>
-              <w:rPr>
-                <w:rStyle w:val="NotSpokenChar"/>
-              </w:rPr>
-              <w:t>David:</w:t>
-            </w:r>
-            <w:r>
-              <w:rPr>
-                <w:rFonts w:ascii="Source Sans 3" w:hAnsi="Source Sans 3"/>
-                <w:bCs/>
-                <w:sz w:val="23"/>
-                <w:szCs w:val="23"/>
-              </w:rPr>
-              <w:t xml:space="preserve"> Got it. OK, I won't be long.</w:t>
-            </w:r>
-          </w:p>
-          <w:p>
-            <w:pPr>
-              <w:tabs>
-                <w:tab w:val="left" w:pos="4413"/>
-              </w:tabs>
-              <w:rPr>
-                <w:rFonts w:ascii="Source Sans 3" w:hAnsi="Source Sans 3"/>
-                <w:bCs/>
-                <w:sz w:val="23"/>
-                <w:szCs w:val="23"/>
-              </w:rPr>
-            </w:pPr>
-            <w:r>
-              <w:rPr>
-                <w:rStyle w:val="NotSpokenChar"/>
-              </w:rPr>
-              <w:t>Leila:</w:t>
-            </w:r>
-            <w:r>
-              <w:rPr>
-                <w:rFonts w:ascii="Source Sans 3" w:hAnsi="Source Sans 3"/>
-                <w:bCs/>
-                <w:sz w:val="23"/>
-                <w:szCs w:val="23"/>
-              </w:rPr>
-              <w:t xml:space="preserve"> Actually, David - no need to pick me up. The traffic lights have just changed and I can see the bus coming now. I'd better go - I'll see you at home in a few minutes.</w:t>
+              <w:t xml:space="preserve">[56700] Actually,[57090] David[57700] -[57700] no[58070] need[58280] to[58380] pick[58560] me[58660] up.[59020] The[59320] traffic[59670] lights[59930] have[60070] just[60420] changed[60910] and[61030] I[61110] can[61330] see[61560] the[61660] bus[61900] coming[62230] now.[62730] I'd[63030] better[63240] go[63710] -[63710] I'll[64180] see[64350] you[64450] at[64600] home[64890] in[64980] a[65050] few[65290] minutes.[71200]</w:t>
             </w:r>
           </w:p>
         </w:tc>
@@ -5133,16 +5133,16 @@
               <w:rPr>
                 <w:rStyle w:val="NotSpokenChar"/>
               </w:rPr>
-              <w:t>Darren:</w:t>
-            </w:r>
-            <w:r>
-              <w:rPr>
-                <w:rFonts w:ascii="Source Sans 3" w:hAnsi="Source Sans 3"/>
-                <w:bCs/>
-                <w:sz w:val="23"/>
-                <w:szCs w:val="23"/>
-              </w:rPr>
-              <w:t xml:space="preserve"> Hi there, Alicia! How was your weekend? You were on a sailing course down at the harbour, weren't you?</w:t>
+              <w:t xml:space="preserve">[2560]Darren:</w:t>
+            </w:r>
+            <w:r>
+              <w:rPr>
+                <w:rFonts w:ascii="Source Sans 3" w:hAnsi="Source Sans 3"/>
+                <w:bCs/>
+                <w:sz w:val="23"/>
+                <w:szCs w:val="23"/>
+              </w:rPr>
+              <w:t xml:space="preserve">[2560] Hi[2830] there,[3090] Alicia![3910] How[4440] was[4620] your[4800] weekend?[5630] You[6030] were[6190] on[6340] a[6430] sailing[6940] course[7320] down[7540] at[7650] the[7760] harbour,[8220] weren't[8520] you?[8620]</w:t>
             </w:r>
           </w:p>
           <w:p>
@@ -5171,7 +5171,7 @@
                 <w:sz w:val="23"/>
                 <w:szCs w:val="23"/>
               </w:rPr>
-              <w:t xml:space="preserve"> That's right - I really enjoyed breathing in all that fresh sea air. It was only two days but the time flew by! The instructor began by teaching us safety rules, which was necessary, but not very exciting. But then on the first morning we learnt how to open the sails and I even learnt how to turn the boat. The water wasn't as calm as it looked, I can tell you - I lost my balance a few times!</w:t>
+              <w:t xml:space="preserve">[8980] That's[9270] right[9960] -[9960] I[10310] really[10590] enjoyed[11220] breathing[11700] in[11810] all[11980] that[12260] fresh[12660] sea[12940] air.[13600] It[14030] was[14200] only[14510] two[14800] days[15350] but[15560] the[15700] time[16200] flew[16560] by![17350] The[17890] instructor[18640] began[19000] by[19320] teaching[19780] us[19980] safety[20470] rules,[21150] which[21660] was[21990] necessary,[22810] but[23100] not[23340] very[23550] exciting.[24690] But[25220] then[25510] on[25720] the[25880] first[26250] morning[26670] we[26890] learnt[27270] how[27470] to[27620] open[27970] the[28120] sails[28780] and[29130] I[29290] even[29580] learnt[29960] how[30180] to[30330] turn[30740] the[30870] boat.[31810] The[32380] water[32980] wasn't[33420] as[33560] calm[33920] as[34040] it[34180] looked,[34730] I[34940] can[35160] tell[35470] you[35970] -[35970] I[36380] lost[36650] my[36840] balance[37220] a[37280] few[37510] times![38040]</w:t>
             </w:r>
           </w:p>
           <w:p>
@@ -5199,7 +5199,7 @@
                 <w:sz w:val="23"/>
                 <w:szCs w:val="23"/>
               </w:rPr>
-              <w:t xml:space="preserve"> Sounds like you had a lot of fun. I'd love to learn to sail.</w:t>
+              <w:t xml:space="preserve">[38620] Sounds[38930] like[39170] you[39280] had[39440] a[39520] lot[39740] of[39830] fun.[40400] I'd[40780] love[41050] to[41200] learn[41450] to[41590] sail.[41940]</w:t>
             </w:r>
           </w:p>
           <w:p>
@@ -5227,7 +5227,7 @@
                 <w:sz w:val="23"/>
                 <w:szCs w:val="23"/>
               </w:rPr>
-              <w:t xml:space="preserve"> Well, there are plenty of courses and I think they run them once a month - so just let me check the website here. OK, so this was my course here - see - 4th and 5th of August. Now you could sign up for the next one, at the beginning of September. And it looks like there are still some spaces available.</w:t>
+              <w:t xml:space="preserve">[42340] Well,[42680] there[43030] are[43230] plenty[43680] of[43810] courses[44680] and[45270] I[45360] think[45590] they[45790] run[46040] them[46280] once[46560] a[46660] month[47150] -[47150] so[47810] just[48500] let[48660] me[48780] check[49010] the[49120] website[49610] here.[50490] OK,[51480] so[51910] this[52220] was[52460] my[52810] course[53190] here[53780] -[53780] see[54710] -[54710] 4th[55650] and[55980] 5th[56490] of[56730] August.[57580] Now[58200] you[58450] could[58650] sign[58960] up[59100] for[59210] the[59310] next[59760] one,[60460] at[60980] the[61080] beginning[61460] of[61570] September.[62480] And[62980] it[63100] looks[63380] like[63690] there[63870] are[64030] still[64340] some[64630] spaces[65140] available.[65700]</w:t>
             </w:r>
           </w:p>
           <w:p>
@@ -5255,7 +5255,7 @@
                 <w:sz w:val="23"/>
                 <w:szCs w:val="23"/>
               </w:rPr>
-              <w:t xml:space="preserve"> So, the next one starts on 1st of September? I think I could do that.</w:t>
+              <w:t xml:space="preserve">[66060] So,[66260] the[66500] next[66830] one[67060] starts[67490] on[67660] 1st[68040] of[68150] September?[69190] I[69690] think[69970] I[70080] could[70270] do[70430] that.[70760]</w:t>
             </w:r>
           </w:p>
           <w:p>
@@ -5283,7 +5283,7 @@
                 <w:sz w:val="23"/>
                 <w:szCs w:val="23"/>
               </w:rPr>
-              <w:t xml:space="preserve"> Well, let me give you the name of the course leader so that you can give him a call. He's a really experienced sailor... OK, it's Jon Galloway.</w:t>
+              <w:t xml:space="preserve">[71100] Well,[71430] let[71720] me[71850] give[72070] you[72150] the[72270] name[72620] of[72720] the[72830] course[73170] leader[73730] so[74130] that[74440] you[74590] can[74770] give[74970] him[75080] a[75160] call.[75820] He's[76230] a[76310] really[76590] experienced[77310] sailor...[78070] OK,[78780] it's[79470] Jon[79910] Galloway.[80480]</w:t>
             </w:r>
           </w:p>
           <w:p>
@@ -5311,7 +5311,7 @@
                 <w:sz w:val="23"/>
                 <w:szCs w:val="23"/>
               </w:rPr>
-              <w:t xml:space="preserve"> Is that the usual spelling of John?</w:t>
+              <w:t xml:space="preserve">[80820] Is[81110] that[81340] the[81520] usual[81990] spelling[82390] of[82490] John?[82760]</w:t>
             </w:r>
           </w:p>
           <w:p>
@@ -5339,7 +5339,7 @@
                 <w:sz w:val="23"/>
                 <w:szCs w:val="23"/>
               </w:rPr>
-              <w:t xml:space="preserve"> No, there's no 'H' - he's just J-O-N.</w:t>
+              <w:t xml:space="preserve">[83160] No,[83390] there's[83760] no[84180] 'H'[84800] -[84800] he's[85200] just[85660] J-O-N.[86860]</w:t>
             </w:r>
           </w:p>
           <w:p>
@@ -5367,7 +5367,7 @@
                 <w:sz w:val="23"/>
                 <w:szCs w:val="23"/>
               </w:rPr>
-              <w:t xml:space="preserve"> OK, got you. And did you say his surname's Galloway? Can you spell that for me?</w:t>
+              <w:t xml:space="preserve">[87300] OK,[87620] got[88010] you.[88600] And[89150] did[89360] you[89500] say[89790] his[90020] surname's[90610] Galloway?[91540] Can[91970] you[92110] spell[92420] that[92640] for[92850] me?[92960]</w:t>
             </w:r>
           </w:p>
           <w:p>
@@ -5395,7 +5395,7 @@
                 <w:sz w:val="23"/>
                 <w:szCs w:val="23"/>
               </w:rPr>
-              <w:t xml:space="preserve"> Yes - Galloway - that's G-A-double L-O-W-A-Y. And I've got his number too. Why don't you give him a ring?</w:t>
+              <w:t xml:space="preserve">[93380] Yes[94030] -[94030] Galloway[95080] -[95080] that's[95860] G-A-double[97560] L-O-W-A-Y.[100650] And[101400] I've[101640] got[101820] his[102040] number[102460] too.[103160] Why[103670] don't[103840] you[103940] give[104110] him[104220] a[104300] ring?[107760]</w:t>
             </w:r>
           </w:p>
         </w:tc>
@@ -5463,6 +5463,62 @@
               <w:rPr>
                 <w:rStyle w:val="NotSpokenChar"/>
               </w:rPr>
+              <w:t xml:space="preserve">[2700]Jon:</w:t>
+            </w:r>
+            <w:r>
+              <w:rPr>
+                <w:rFonts w:ascii="Source Sans 3" w:hAnsi="Source Sans 3"/>
+                <w:bCs/>
+                <w:sz w:val="23"/>
+                <w:szCs w:val="23"/>
+              </w:rPr>
+              <w:t xml:space="preserve">[2700] So,[3020] how's[3510] your[3770] very[4100] first[4540] week[4770] at[4900] university[5660] going,[5990] Rita?[6780] It's[7560] Orientation[8460] Week[8770] for[8960] all[9120] you[9290] new[9560] students,[10170] isn't[10430] it?[10580]</w:t>
+            </w:r>
+          </w:p>
+          <w:p>
+            <w:pPr>
+              <w:tabs>
+                <w:tab w:val="left" w:pos="4413"/>
+              </w:tabs>
+              <w:rPr>
+                <w:rFonts w:ascii="Source Sans 3" w:hAnsi="Source Sans 3"/>
+                <w:bCs/>
+                <w:sz w:val="23"/>
+                <w:szCs w:val="23"/>
+              </w:rPr>
+            </w:pPr>
+            <w:r>
+              <w:rPr>
+                <w:rStyle w:val="NotSpokenChar"/>
+              </w:rPr>
+              <w:t>Rita:</w:t>
+            </w:r>
+            <w:r>
+              <w:rPr>
+                <w:rFonts w:ascii="Source Sans 3" w:hAnsi="Source Sans 3"/>
+                <w:bCs/>
+                <w:sz w:val="23"/>
+                <w:szCs w:val="23"/>
+              </w:rPr>
+              <w:t xml:space="preserve">[11260] Yes,[11730] that's[12050] right[12700] -[12700] Orientation[13740] Week.[14490] Yes,[15440] it's[15680] great[15940] fun[16620] -[16620] there[17130] are[17240] so[17400] many[17680] different[18060] events[18520] going[18850] on[19030] to[19180] help[19450] us[19630] make[19870] friends[20490] and[20720] find[21090] our[21270] way[21530] around[21850] the[21970] university.[23110] And[23920] to[24150] get[24340] around[24670] the[24800] city,[25230] come[25470] to[25570] that![26290] But[26930] you'll[27230] remember[27570] all[27710] that,[27920] Jon.[28480] You[28890] were[29090] a[29140] new[29370] student[29910] once![30300]</w:t>
+            </w:r>
+          </w:p>
+          <w:p>
+            <w:pPr>
+              <w:tabs>
+                <w:tab w:val="left" w:pos="4413"/>
+              </w:tabs>
+              <w:rPr>
+                <w:rFonts w:ascii="Source Sans 3" w:hAnsi="Source Sans 3"/>
+                <w:bCs/>
+                <w:sz w:val="23"/>
+                <w:szCs w:val="23"/>
+              </w:rPr>
+            </w:pPr>
+            <w:r>
+              <w:rPr>
+                <w:rStyle w:val="NotSpokenChar"/>
+              </w:rPr>
               <w:t>Jon:</w:t>
             </w:r>
             <w:r>
@@ -5472,7 +5528,7 @@
                 <w:sz w:val="23"/>
                 <w:szCs w:val="23"/>
               </w:rPr>
-              <w:t xml:space="preserve"> So, how's your very first week at university going, Rita? It's Orientation Week for all you new students, isn't it?</w:t>
+              <w:t xml:space="preserve">[30780] That's[31060] true.[31810] I[32290] remember[32820] I[32940] went[33200] on[33320] a[33410] walking[33850] tour[34100] of[34190] the[34340] city[34820] on[35140] my[35440] first[35860] day.[36470] And[37160] I[37260] think[37550] some[37890] students[38550] did[38750] a[38810] bus[39120] tour.[39440]</w:t>
             </w:r>
           </w:p>
           <w:p>
@@ -5500,7 +5556,7 @@
                 <w:sz w:val="23"/>
                 <w:szCs w:val="23"/>
               </w:rPr>
-              <w:t xml:space="preserve"> Yes, that's right - Orientation Week. Yes, it's great fun - there are so many different events going on to help us make friends and find our way around the university. And to get around the city, come to that! But you'll remember all that, Jon. You were a new student once!</w:t>
+              <w:t xml:space="preserve">[40360] Well,[40940] I[41190] did[41380] a[41470] bike[41880] tour[42620] -[42620] I[43040] was[43220] sent[43470] an[43610] email[44030] about[44450] it[44710] and[45130] I[45360] decided[45820] to[45940] sign[46260] up.[46870] There[47370] were[47530] only[47870] eight[48140] places[48850] and[48990] there[49130] were[49290] seven[49680] other[49900] names[50280] on[50370] the[50490] list[50770] already,[51280] so[51810] I[52160] got[52360] the[52490] very[52800] last[53150] place.[53560]</w:t>
             </w:r>
           </w:p>
           <w:p>
@@ -5528,7 +5584,7 @@
                 <w:sz w:val="23"/>
                 <w:szCs w:val="23"/>
               </w:rPr>
-              <w:t xml:space="preserve"> That's true. I remember I went on a walking tour of the city on my first day. And I think some students did a bus tour.</w:t>
+              <w:t xml:space="preserve">[54020] I[54060] didn't[54350] know[54540] you[54690] had[54860] a[54940] bike.[55440]</w:t>
             </w:r>
           </w:p>
           <w:p>
@@ -5556,7 +5612,7 @@
                 <w:sz w:val="23"/>
                 <w:szCs w:val="23"/>
               </w:rPr>
-              <w:t xml:space="preserve"> Well, I did a bike tour - I was sent an email about it and I decided to sign up. There were only eight places and there were seven other names on the list already, so I got the very last place.</w:t>
+              <w:t xml:space="preserve">[55920] I[55960] don't[56270] have[56450] a[56510] bike[56920] but[57190] that[57450] didn't[57710] matter.[58390] We[58870] all[59170] hired[59630] them[60110] -from[60520] a[60590] little[60950] cycle[61440] hire[61800] shop[62100] on[62400] Barkway[63050] Street.[63800] You[64260] probably[64620] know[64850] the[64970] place.[65400]</w:t>
             </w:r>
           </w:p>
           <w:p>
@@ -5584,7 +5640,7 @@
                 <w:sz w:val="23"/>
                 <w:szCs w:val="23"/>
               </w:rPr>
-              <w:t xml:space="preserve"> I didn't know you had a bike.</w:t>
+              <w:t xml:space="preserve">[65820] Barclay[66400] Street?[67380] Do[67830] you[67940] mean[68170] the[68290] 'Barclay[68880] Street'[69400] on[69560] campus?[70160]</w:t>
             </w:r>
           </w:p>
           <w:p>
@@ -5612,7 +5668,7 @@
                 <w:sz w:val="23"/>
                 <w:szCs w:val="23"/>
               </w:rPr>
-              <w:t xml:space="preserve"> I don't have a bike but that didn't matter. We all hired them -from a little cycle hire shop on Barkway Street. You probably know the place.</w:t>
+              <w:t xml:space="preserve">[70680] No,[71070] it's[71530] Barkway[72230] Street[73150] -B-A-R-K-W-A-Y.[77310] Number[78000] 22[78850] Barkway[79420] Street,[79830] to[79930] be[80040] exact.[80870] It[81280] was[81460] great[82270] -[82270] we[82620] could[82780] choose[83120] a[83190] traditional[83780] bike[84330] or[84560] an[84660] electric[85160] one.[85380]</w:t>
             </w:r>
           </w:p>
           <w:p>
@@ -5640,7 +5696,7 @@
                 <w:sz w:val="23"/>
                 <w:szCs w:val="23"/>
               </w:rPr>
-              <w:t xml:space="preserve"> Barclay Street? Do you mean the 'Barclay Street' on campus?</w:t>
+              <w:t xml:space="preserve">[85920] So[86330] I[86700] take[87060] it[87190] you[87330] went[87680] electric![88320]</w:t>
             </w:r>
           </w:p>
           <w:p>
@@ -5668,7 +5724,7 @@
                 <w:sz w:val="23"/>
                 <w:szCs w:val="23"/>
               </w:rPr>
-              <w:t xml:space="preserve"> No, it's Barkway Street -B-A-R-K-W-A-Y. Number 22 Barkway Street, to be exact. It was great - we could choose a traditional bike or an electric one.</w:t>
+              <w:t xml:space="preserve">[89400] Yes,[89810] of[90010] course[90420] I[90530] did![91290] Well,[92030] think[92370] about[92800] it[93190] why[93690] ride[94020] a[94080] traditional[94700] bike[95070] when[95220] you[95340] can[95520] get[95720] around[96150] the[96280] city[96590] much[96880] faster[97560] on[97790] an[97920] electric[98590] one![99320] And[100020] because[100470] there[100590] was[100700] a[100780] group[101110] of[101260] us,[101670] it[101900] wasn't[102180] too[102330] expensive.[103350] In[103790] fact[104060] the[104220] cycle[104630] hire[105020] was[105270] only[105600] a[105670] $120[106980] for[107100] the[107200] whole[107420] group.[108130] So[108590] the[108730] cost[109080] was[109220] only[109460] $15[110330] per[110510] person[111210] and[111430] that[111640] was[111840] for[112000] three[112360] whole[112740] hours![113280]</w:t>
             </w:r>
           </w:p>
           <w:p>
@@ -5696,7 +5752,7 @@
                 <w:sz w:val="23"/>
                 <w:szCs w:val="23"/>
               </w:rPr>
-              <w:t xml:space="preserve"> So I take it you went electric!</w:t>
+              <w:t xml:space="preserve">[113720] Did[113860] you[113970] say[114360] $50?[115240]</w:t>
             </w:r>
           </w:p>
           <w:p>
@@ -5724,7 +5780,7 @@
                 <w:sz w:val="23"/>
                 <w:szCs w:val="23"/>
               </w:rPr>
-              <w:t xml:space="preserve"> Yes, of course I did! Well, think about it why ride a traditional bike when you can get around the city much faster on an electric one! And because there was a group of us, it wasn't too expensive. In fact the cycle hire was only a $120 for the whole group. So the cost was only $15 per person and that was for three whole hours!</w:t>
+              <w:t xml:space="preserve">[115580] No,[115890] $15.[117440] So[117940] I[118250] thought[118650] it[118750] was[118910] really[119190] quite[119480] cheap.[120210] And[120820] I[120940] didn't[121170] have[121290] to[121360] bring[121560] along[121800] a[121880] helmet[122260] to[122370] wear[122630] either.[123220] That[123600] was[123780] included[124630] -[124630] and[125190] we[125350] also[125700] got[125940] a[126040] lock,[126670] so[127150] it[127340] was[127520] easy[127830] to[127970] park[128270] our[128420] bikes[128770] safely[129240] when[129430] we[129520] wanted[129800] to[129920] stop[130290] and[130470] take[130710] a[130760] break![131100]</w:t>
             </w:r>
           </w:p>
           <w:p>
@@ -5752,7 +5808,7 @@
                 <w:sz w:val="23"/>
                 <w:szCs w:val="23"/>
               </w:rPr>
-              <w:t xml:space="preserve"> Did you say $50?</w:t>
+              <w:t xml:space="preserve">[132000] Sounds[132270] good.[132950] Have[133450] you[133610] got[133880] the[134030] website[134600] address[135050] of[135160] the[135290] place[135660] you[135780] got[135950] your[136080] bike[136390] from?[137080] I[137450] quite[137720] like[137970] the[138180] idea[138590] of[138780] doing[139080] a[139150] bike[139530] tour.[139840]</w:t>
             </w:r>
           </w:p>
           <w:p>
@@ -5780,7 +5836,7 @@
                 <w:sz w:val="23"/>
                 <w:szCs w:val="23"/>
               </w:rPr>
-              <w:t xml:space="preserve"> No, $15. So I thought it was really quite cheap. And I didn't have to bring along a helmet to wear either. That was included - and we also got a lock, so it was easy to park our bikes safely when we wanted to stop and take a break!</w:t>
+              <w:t xml:space="preserve">[140420] Yes[141080] it's[141460] a[141560] really[142080] easy[142520] one[142730] to[142830] remember.[143620] It's[144330] tradelectric.com[145960]</w:t>
             </w:r>
           </w:p>
           <w:p>
@@ -5808,7 +5864,7 @@
                 <w:sz w:val="23"/>
                 <w:szCs w:val="23"/>
               </w:rPr>
-              <w:t xml:space="preserve"> Sounds good. Have you got the website address of the place you got your bike from? I quite like the idea of doing a bike tour.</w:t>
+              <w:t xml:space="preserve">[146600] Can[146770] you[147010] say[147300] that[147470] again?[147800]</w:t>
             </w:r>
           </w:p>
           <w:p>
@@ -5836,7 +5892,7 @@
                 <w:sz w:val="23"/>
                 <w:szCs w:val="23"/>
               </w:rPr>
-              <w:t xml:space="preserve"> Yes it's a really easy one to remember. It's tradelectric.com</w:t>
+              <w:t xml:space="preserve">[148680] tradelectric-T-R-A-D-E-L-E-C-T-R-I-C[156700] all[157360] one[157580] word[158140] dot[158530] com.[158780]</w:t>
             </w:r>
           </w:p>
           <w:p>
@@ -5864,7 +5920,7 @@
                 <w:sz w:val="23"/>
                 <w:szCs w:val="23"/>
               </w:rPr>
-              <w:t xml:space="preserve"> Can you say that again?</w:t>
+              <w:t xml:space="preserve">[159680] Thanks,[160010] Rita.[160280]</w:t>
             </w:r>
           </w:p>
           <w:p>
@@ -5892,7 +5948,7 @@
                 <w:sz w:val="23"/>
                 <w:szCs w:val="23"/>
               </w:rPr>
-              <w:t xml:space="preserve"> tradelectric-T-R-A-D-E-L-E-C-T-R-I-C all one word dot com.</w:t>
+              <w:t xml:space="preserve">[160740] No[160850] problem.[161660] Hey,[162430] maybe[162840] we[162970] can[163120] do[163250] a[163340] bike[163600] tour[163860] together.[164680] I'd[165200] love[165480] to[165600] cycle[165990] as[166100] far[166300] as[166410] the[166510] harbour[166910] next[167180] time.[167480]</w:t>
             </w:r>
           </w:p>
           <w:p>
@@ -5920,63 +5976,7 @@
                 <w:sz w:val="23"/>
                 <w:szCs w:val="23"/>
               </w:rPr>
-              <w:t xml:space="preserve"> Thanks, Rita.</w:t>
-            </w:r>
-          </w:p>
-          <w:p>
-            <w:pPr>
-              <w:tabs>
-                <w:tab w:val="left" w:pos="4413"/>
-              </w:tabs>
-              <w:rPr>
-                <w:rFonts w:ascii="Source Sans 3" w:hAnsi="Source Sans 3"/>
-                <w:bCs/>
-                <w:sz w:val="23"/>
-                <w:szCs w:val="23"/>
-              </w:rPr>
-            </w:pPr>
-            <w:r>
-              <w:rPr>
-                <w:rStyle w:val="NotSpokenChar"/>
-              </w:rPr>
-              <w:t>Rita:</w:t>
-            </w:r>
-            <w:r>
-              <w:rPr>
-                <w:rFonts w:ascii="Source Sans 3" w:hAnsi="Source Sans 3"/>
-                <w:bCs/>
-                <w:sz w:val="23"/>
-                <w:szCs w:val="23"/>
-              </w:rPr>
-              <w:t xml:space="preserve"> No problem. Hey, maybe we can do a bike tour together. I'd love to cycle as far as the harbour next time.</w:t>
-            </w:r>
-          </w:p>
-          <w:p>
-            <w:pPr>
-              <w:tabs>
-                <w:tab w:val="left" w:pos="4413"/>
-              </w:tabs>
-              <w:rPr>
-                <w:rFonts w:ascii="Source Sans 3" w:hAnsi="Source Sans 3"/>
-                <w:bCs/>
-                <w:sz w:val="23"/>
-                <w:szCs w:val="23"/>
-              </w:rPr>
-            </w:pPr>
-            <w:r>
-              <w:rPr>
-                <w:rStyle w:val="NotSpokenChar"/>
-              </w:rPr>
-              <w:t>Jon:</w:t>
-            </w:r>
-            <w:r>
-              <w:rPr>
-                <w:rFonts w:ascii="Source Sans 3" w:hAnsi="Source Sans 3"/>
-                <w:bCs/>
-                <w:sz w:val="23"/>
-                <w:szCs w:val="23"/>
-              </w:rPr>
-              <w:t xml:space="preserve"> Great! That's a date then!</w:t>
+              <w:t xml:space="preserve">[167860] Great![168780] That's[169250] a[169320] date[169610] then![173100]</w:t>
             </w:r>
           </w:p>
         </w:tc>
@@ -6044,38 +6044,38 @@
               <w:rPr>
                 <w:rStyle w:val="NotSpokenChar"/>
               </w:rPr>
-              <w:t>Boy:</w:t>
-            </w:r>
-            <w:r>
-              <w:rPr>
-                <w:rFonts w:ascii="Source Sans 3" w:hAnsi="Source Sans 3"/>
-                <w:bCs/>
-                <w:sz w:val="23"/>
-                <w:szCs w:val="23"/>
-              </w:rPr>
-              <w:t xml:space="preserve"> Well, I live in a small town in the north of my country. It has quite a few interesting places to visit. For example, in the centre of town, on the north side of the square we have the historic town hall, which was built in 1895. In front of it, there's a beautiful fountain. Opposite the town hall there's the library. Then if you go over the bridge, we have the art gallery, a big modern building, which often has interesting exhibitions. The art gallery is actually between the cinema (to the north) and a big shopping mall, where I often meet up with my friends.</w:t>
-            </w:r>
-          </w:p>
-          <w:p>
-            <w:pPr>
-              <w:tabs>
-                <w:tab w:val="left" w:pos="4413"/>
-              </w:tabs>
-              <w:rPr>
-                <w:rFonts w:ascii="Source Sans 3" w:hAnsi="Source Sans 3"/>
-                <w:bCs/>
-                <w:sz w:val="23"/>
-                <w:szCs w:val="23"/>
-              </w:rPr>
-            </w:pPr>
-            <w:r>
-              <w:rPr>
-                <w:rFonts w:ascii="Source Sans 3" w:hAnsi="Source Sans 3"/>
-                <w:bCs/>
-                <w:sz w:val="23"/>
-                <w:szCs w:val="23"/>
-              </w:rPr>
-              <w:t>To the south of the town, there's a harbour, where you can take a boat to the islands. And then next to the harbour is the stadium, where people go to watch our local football team. And just behind it is the public swimming pool. It's an outdoor pool - lovely in summer, but very chilly the rest of the year.</w:t>
+              <w:t xml:space="preserve">[2620]Boy:</w:t>
+            </w:r>
+            <w:r>
+              <w:rPr>
+                <w:rFonts w:ascii="Source Sans 3" w:hAnsi="Source Sans 3"/>
+                <w:bCs/>
+                <w:sz w:val="23"/>
+                <w:szCs w:val="23"/>
+              </w:rPr>
+              <w:t xml:space="preserve">[2620] Well,[3210] I[3670] live[4120] in[4300] a[4400] small[4840] town[5330] in[5500] the[5650] north[6050] of[6200] my[6410] country.[7340] It[7990] has[8270] quite[8590] a[8650] few[8940] interesting[9580] places[9960] to[10070] visit.[10750] For[11200] example,[11860] in[12100] the[12230] centre[12600] of[12730] town,[13210] on[13420] the[13550] north[13870] side[14190] of[14270] the[14400] square[15100] we[15470] have[15850] the[16210] historic[17040] town[17490] hall,[18050] which[18500] was[18680] built[19040] in[19220] 1895.[20770] In[21350] front[21650] of[21770] it,[22020] there's[22380] a[22460] beautiful[22970] fountain.[23940] Opposite[24830] the[24930] town[25240] hall[25610] there's[26080] the[26240] library.[26970] Then[27520] if[27680] you[27790] go[27980] over[28300] the[28440] bridge,[28940] we[29170] have[29470] the[29640] art[29910] gallery,[30400] a[30590] big[31070] modern[31650] building,[32340] which[32940] often[33350] has[33630] interesting[34250] exhibitions.[35420] The[36010] art[36320] gallery[36890] is[37110] actually[37610] between[38080] the[38230] cinema[38790] (to[39080] the[39240] north)[39790] and[40240] a[40330] big[40550] shopping[41000] mall,[41520] where[42090] I[42300] often[42660] meet[42840] up[42990] with[43160] my[43310] friends.[44250]</w:t>
+            </w:r>
+          </w:p>
+          <w:p>
+            <w:pPr>
+              <w:tabs>
+                <w:tab w:val="left" w:pos="4413"/>
+              </w:tabs>
+              <w:rPr>
+                <w:rFonts w:ascii="Source Sans 3" w:hAnsi="Source Sans 3"/>
+                <w:bCs/>
+                <w:sz w:val="23"/>
+                <w:szCs w:val="23"/>
+              </w:rPr>
+            </w:pPr>
+            <w:r>
+              <w:rPr>
+                <w:rFonts w:ascii="Source Sans 3" w:hAnsi="Source Sans 3"/>
+                <w:bCs/>
+                <w:sz w:val="23"/>
+                <w:szCs w:val="23"/>
+              </w:rPr>
+              <w:t xml:space="preserve">To[44850] the[45000] south[45360] of[45460] the[45590] town,[46200] there's[46780] a[46910] harbour,[47620] where[48120] you[48270] can[48450] take[48720] a[48820] boat[49130] to[49240] the[49410] islands.[50130] And[50580] then[50800] next[51070] to[51140] the[51280] harbour[51840] is[52160] the[52300] stadium,[52910] where[53210] people[53490] go[53650] to[53790] watch[54190] our[54410] local[54740] football[55150] team.[55830] And[56480] just[56750] behind[57190] it[57370] is[57520] the[57660] public[58100] swimming[58510] pool.[58960] It's[59400] an[59550] outdoor[60080] pool[60660] -[60660] lovely[61360] in[61540] summer,[62080] but[62470] very[62770] chilly[63130] the[63250] rest[63470] of[63550] the[63670] year.[67080]</w:t>
             </w:r>
           </w:p>
         </w:tc>
@@ -6146,63 +6146,63 @@
                 <w:sz w:val="23"/>
                 <w:szCs w:val="23"/>
               </w:rPr>
-              <w:t>1</w:t>
-            </w:r>
-          </w:p>
-          <w:p>
-            <w:pPr>
-              <w:tabs>
-                <w:tab w:val="left" w:pos="4413"/>
-              </w:tabs>
-              <w:rPr>
-                <w:rFonts w:ascii="Source Sans 3" w:hAnsi="Source Sans 3"/>
-                <w:bCs/>
-                <w:sz w:val="23"/>
-                <w:szCs w:val="23"/>
-              </w:rPr>
-            </w:pPr>
-            <w:r>
-              <w:rPr>
-                <w:rStyle w:val="NotSpokenChar"/>
-              </w:rPr>
-              <w:t xml:space="preserve">Examiner: </w:t>
-            </w:r>
-            <w:r>
-              <w:rPr>
-                <w:rFonts w:ascii="Source Sans 3" w:hAnsi="Source Sans 3"/>
-                <w:bCs/>
-                <w:sz w:val="23"/>
-                <w:szCs w:val="23"/>
-              </w:rPr>
-              <w:t>Where were you born?</w:t>
-            </w:r>
-          </w:p>
-          <w:p>
-            <w:pPr>
-              <w:tabs>
-                <w:tab w:val="left" w:pos="4413"/>
-              </w:tabs>
-              <w:rPr>
-                <w:rFonts w:ascii="Source Sans 3" w:hAnsi="Source Sans 3"/>
-                <w:bCs/>
-                <w:sz w:val="23"/>
-                <w:szCs w:val="23"/>
-              </w:rPr>
-            </w:pPr>
-            <w:r>
-              <w:rPr>
-                <w:rStyle w:val="NotSpokenChar"/>
-              </w:rPr>
-              <w:t>Candidate 1:</w:t>
-            </w:r>
-            <w:r>
-              <w:rPr>
-                <w:rFonts w:ascii="Source Sans 3" w:hAnsi="Source Sans 3"/>
-                <w:bCs/>
-                <w:sz w:val="23"/>
-                <w:szCs w:val="23"/>
-              </w:rPr>
-              <w:t xml:space="preserve"> I was born in Dubai, in the Middle East. It is situated on the north-east coast of the United Arab Emirates.</w:t>
+              <w:t xml:space="preserve">[180]1[360]</w:t>
+            </w:r>
+          </w:p>
+          <w:p>
+            <w:pPr>
+              <w:tabs>
+                <w:tab w:val="left" w:pos="4413"/>
+              </w:tabs>
+              <w:rPr>
+                <w:rFonts w:ascii="Source Sans 3" w:hAnsi="Source Sans 3"/>
+                <w:bCs/>
+                <w:sz w:val="23"/>
+                <w:szCs w:val="23"/>
+              </w:rPr>
+            </w:pPr>
+            <w:r>
+              <w:rPr>
+                <w:rStyle w:val="NotSpokenChar"/>
+              </w:rPr>
+              <w:t xml:space="preserve">Examiner:[3720] </w:t>
+            </w:r>
+            <w:r>
+              <w:rPr>
+                <w:rFonts w:ascii="Source Sans 3" w:hAnsi="Source Sans 3"/>
+                <w:bCs/>
+                <w:sz w:val="23"/>
+                <w:szCs w:val="23"/>
+              </w:rPr>
+              <w:t xml:space="preserve">Where[3890] were[4030] you[4160] born?[4560]</w:t>
+            </w:r>
+          </w:p>
+          <w:p>
+            <w:pPr>
+              <w:tabs>
+                <w:tab w:val="left" w:pos="4413"/>
+              </w:tabs>
+              <w:rPr>
+                <w:rFonts w:ascii="Source Sans 3" w:hAnsi="Source Sans 3"/>
+                <w:bCs/>
+                <w:sz w:val="23"/>
+                <w:szCs w:val="23"/>
+              </w:rPr>
+            </w:pPr>
+            <w:r>
+              <w:rPr>
+                <w:rStyle w:val="NotSpokenChar"/>
+              </w:rPr>
+              <w:t xml:space="preserve">Candidate[4860] 1:</w:t>
+            </w:r>
+            <w:r>
+              <w:rPr>
+                <w:rFonts w:ascii="Source Sans 3" w:hAnsi="Source Sans 3"/>
+                <w:bCs/>
+                <w:sz w:val="23"/>
+                <w:szCs w:val="23"/>
+              </w:rPr>
+              <w:t xml:space="preserve">[5160] I[5210] was[5440] born[5820] in[6000] Dubai,[6670] in[6960] the[7080] Middle[7380] East.[8070] It[8550] is[8630] situated[9430] on[9650] the[9820] north-east[10550] coast[11200] of[11490] the[11650] United[12200] Arab[12500] Emirates.[14090]</w:t>
             </w:r>
           </w:p>
           <w:p>
@@ -6224,63 +6224,63 @@
                 <w:sz w:val="23"/>
                 <w:szCs w:val="23"/>
               </w:rPr>
-              <w:t>2</w:t>
-            </w:r>
-          </w:p>
-          <w:p>
-            <w:pPr>
-              <w:tabs>
-                <w:tab w:val="left" w:pos="4413"/>
-              </w:tabs>
-              <w:rPr>
-                <w:rFonts w:ascii="Source Sans 3" w:hAnsi="Source Sans 3"/>
-                <w:bCs/>
-                <w:sz w:val="23"/>
-                <w:szCs w:val="23"/>
-              </w:rPr>
-            </w:pPr>
-            <w:r>
-              <w:rPr>
-                <w:rStyle w:val="NotSpokenChar"/>
-              </w:rPr>
-              <w:t xml:space="preserve">Examiner: </w:t>
-            </w:r>
-            <w:r>
-              <w:rPr>
-                <w:rFonts w:ascii="Source Sans 3" w:hAnsi="Source Sans 3"/>
-                <w:bCs/>
-                <w:sz w:val="23"/>
-                <w:szCs w:val="23"/>
-              </w:rPr>
-              <w:t>Where did you grow up?</w:t>
-            </w:r>
-          </w:p>
-          <w:p>
-            <w:pPr>
-              <w:tabs>
-                <w:tab w:val="left" w:pos="4413"/>
-              </w:tabs>
-              <w:rPr>
-                <w:rFonts w:ascii="Source Sans 3" w:hAnsi="Source Sans 3"/>
-                <w:bCs/>
-                <w:sz w:val="23"/>
-                <w:szCs w:val="23"/>
-              </w:rPr>
-            </w:pPr>
-            <w:r>
-              <w:rPr>
-                <w:rStyle w:val="NotSpokenChar"/>
-              </w:rPr>
-              <w:t>Candidate 2:</w:t>
-            </w:r>
-            <w:r>
-              <w:rPr>
-                <w:rFonts w:ascii="Source Sans 3" w:hAnsi="Source Sans 3"/>
-                <w:bCs/>
-                <w:sz w:val="23"/>
-                <w:szCs w:val="23"/>
-              </w:rPr>
-              <w:t xml:space="preserve"> I was born in a small village in China, but I grew up in Chengdu, which is a very big city in south-west China.</w:t>
+              <w:t xml:space="preserve">2[15420]</w:t>
+            </w:r>
+          </w:p>
+          <w:p>
+            <w:pPr>
+              <w:tabs>
+                <w:tab w:val="left" w:pos="4413"/>
+              </w:tabs>
+              <w:rPr>
+                <w:rFonts w:ascii="Source Sans 3" w:hAnsi="Source Sans 3"/>
+                <w:bCs/>
+                <w:sz w:val="23"/>
+                <w:szCs w:val="23"/>
+              </w:rPr>
+            </w:pPr>
+            <w:r>
+              <w:rPr>
+                <w:rStyle w:val="NotSpokenChar"/>
+              </w:rPr>
+              <w:t xml:space="preserve">Examiner:[16660] </w:t>
+            </w:r>
+            <w:r>
+              <w:rPr>
+                <w:rFonts w:ascii="Source Sans 3" w:hAnsi="Source Sans 3"/>
+                <w:bCs/>
+                <w:sz w:val="23"/>
+                <w:szCs w:val="23"/>
+              </w:rPr>
+              <w:t xml:space="preserve">Where[16830] did[16990] you[17100] grow[17370] up?[17620]</w:t>
+            </w:r>
+          </w:p>
+          <w:p>
+            <w:pPr>
+              <w:tabs>
+                <w:tab w:val="left" w:pos="4413"/>
+              </w:tabs>
+              <w:rPr>
+                <w:rFonts w:ascii="Source Sans 3" w:hAnsi="Source Sans 3"/>
+                <w:bCs/>
+                <w:sz w:val="23"/>
+                <w:szCs w:val="23"/>
+              </w:rPr>
+            </w:pPr>
+            <w:r>
+              <w:rPr>
+                <w:rStyle w:val="NotSpokenChar"/>
+              </w:rPr>
+              <w:t xml:space="preserve">Candidate[17920] 2:</w:t>
+            </w:r>
+            <w:r>
+              <w:rPr>
+                <w:rFonts w:ascii="Source Sans 3" w:hAnsi="Source Sans 3"/>
+                <w:bCs/>
+                <w:sz w:val="23"/>
+                <w:szCs w:val="23"/>
+              </w:rPr>
+              <w:t xml:space="preserve">[18220] I[18250] was[18440] born[18850] in[19040] a[19200] small[19650] village[20120] in[20310] China,[21000] but[21540] I[21690] grew[21960] up[22170] in[22370] Chengdu,[23140] which[23670] is[23820] a[23930] very[24320] big[24590] city[25000] in[25220] south-west[25880] China.[27340]</w:t>
             </w:r>
           </w:p>
           <w:p>
@@ -6302,63 +6302,63 @@
                 <w:sz w:val="23"/>
                 <w:szCs w:val="23"/>
               </w:rPr>
-              <w:t>3</w:t>
-            </w:r>
-          </w:p>
-          <w:p>
-            <w:pPr>
-              <w:tabs>
-                <w:tab w:val="left" w:pos="4413"/>
-              </w:tabs>
-              <w:rPr>
-                <w:rFonts w:ascii="Source Sans 3" w:hAnsi="Source Sans 3"/>
-                <w:bCs/>
-                <w:sz w:val="23"/>
-                <w:szCs w:val="23"/>
-              </w:rPr>
-            </w:pPr>
-            <w:r>
-              <w:rPr>
-                <w:rStyle w:val="NotSpokenChar"/>
-              </w:rPr>
-              <w:t xml:space="preserve">Examiner: </w:t>
-            </w:r>
-            <w:r>
-              <w:rPr>
-                <w:rFonts w:ascii="Source Sans 3" w:hAnsi="Source Sans 3"/>
-                <w:bCs/>
-                <w:sz w:val="23"/>
-                <w:szCs w:val="23"/>
-              </w:rPr>
-              <w:t>Has your home town changed much since you were a child?</w:t>
-            </w:r>
-          </w:p>
-          <w:p>
-            <w:pPr>
-              <w:tabs>
-                <w:tab w:val="left" w:pos="4413"/>
-              </w:tabs>
-              <w:rPr>
-                <w:rFonts w:ascii="Source Sans 3" w:hAnsi="Source Sans 3"/>
-                <w:bCs/>
-                <w:sz w:val="23"/>
-                <w:szCs w:val="23"/>
-              </w:rPr>
-            </w:pPr>
-            <w:r>
-              <w:rPr>
-                <w:rStyle w:val="NotSpokenChar"/>
-              </w:rPr>
-              <w:t>Candidate 3:</w:t>
-            </w:r>
-            <w:r>
-              <w:rPr>
-                <w:rFonts w:ascii="Source Sans 3" w:hAnsi="Source Sans 3"/>
-                <w:bCs/>
-                <w:sz w:val="23"/>
-                <w:szCs w:val="23"/>
-              </w:rPr>
-              <w:t xml:space="preserve"> In the last ten years Baku has changed a lot. Ten years ago we didn't have so many tall buildings and there wasn't as much to do then. The biggest problem is that everything is more expensive now.</w:t>
+              <w:t xml:space="preserve">3[28760]</w:t>
+            </w:r>
+          </w:p>
+          <w:p>
+            <w:pPr>
+              <w:tabs>
+                <w:tab w:val="left" w:pos="4413"/>
+              </w:tabs>
+              <w:rPr>
+                <w:rFonts w:ascii="Source Sans 3" w:hAnsi="Source Sans 3"/>
+                <w:bCs/>
+                <w:sz w:val="23"/>
+                <w:szCs w:val="23"/>
+              </w:rPr>
+            </w:pPr>
+            <w:r>
+              <w:rPr>
+                <w:rStyle w:val="NotSpokenChar"/>
+              </w:rPr>
+              <w:t xml:space="preserve">Examiner:[30000] </w:t>
+            </w:r>
+            <w:r>
+              <w:rPr>
+                <w:rFonts w:ascii="Source Sans 3" w:hAnsi="Source Sans 3"/>
+                <w:bCs/>
+                <w:sz w:val="23"/>
+                <w:szCs w:val="23"/>
+              </w:rPr>
+              <w:t xml:space="preserve">Has[30200] your[30410] home[30690] town[31020] changed[31460] much[31780] since[32050] you[32150] were[32290] a[32350] child?[32780]</w:t>
+            </w:r>
+          </w:p>
+          <w:p>
+            <w:pPr>
+              <w:tabs>
+                <w:tab w:val="left" w:pos="4413"/>
+              </w:tabs>
+              <w:rPr>
+                <w:rFonts w:ascii="Source Sans 3" w:hAnsi="Source Sans 3"/>
+                <w:bCs/>
+                <w:sz w:val="23"/>
+                <w:szCs w:val="23"/>
+              </w:rPr>
+            </w:pPr>
+            <w:r>
+              <w:rPr>
+                <w:rStyle w:val="NotSpokenChar"/>
+              </w:rPr>
+              <w:t xml:space="preserve">Candidate[33350] 3:</w:t>
+            </w:r>
+            <w:r>
+              <w:rPr>
+                <w:rFonts w:ascii="Source Sans 3" w:hAnsi="Source Sans 3"/>
+                <w:bCs/>
+                <w:sz w:val="23"/>
+                <w:szCs w:val="23"/>
+              </w:rPr>
+              <w:t xml:space="preserve">[33920] In[34210] the[34460] last[34860] ten[35150] years[35870] Baku[36550] has[37030] changed[37590] a[37680] lot.[38450] Ten[39120] years[39450] ago[40020] we[40490] didn't[40890] have[41210] so[41390] many[41710] tall[42130] buildings[43080] and[43610] there[43860] wasn't[44320] as[44520] much[44820] to[44980] do[45170] then.[45900] The[46480] biggest[46950] problem[47610] is[47880] that[48150] everything[48820] is[49080] more[49360] expensive[50050] now.[51540]</w:t>
             </w:r>
           </w:p>
           <w:p>
@@ -6380,63 +6380,63 @@
                 <w:sz w:val="23"/>
                 <w:szCs w:val="23"/>
               </w:rPr>
-              <w:t>4</w:t>
-            </w:r>
-          </w:p>
-          <w:p>
-            <w:pPr>
-              <w:tabs>
-                <w:tab w:val="left" w:pos="4413"/>
-              </w:tabs>
-              <w:rPr>
-                <w:rFonts w:ascii="Source Sans 3" w:hAnsi="Source Sans 3"/>
-                <w:bCs/>
-                <w:sz w:val="23"/>
-                <w:szCs w:val="23"/>
-              </w:rPr>
-            </w:pPr>
-            <w:r>
-              <w:rPr>
-                <w:rStyle w:val="NotSpokenChar"/>
-              </w:rPr>
-              <w:t xml:space="preserve">Examiner: </w:t>
-            </w:r>
-            <w:r>
-              <w:rPr>
-                <w:rFonts w:ascii="Source Sans 3" w:hAnsi="Source Sans 3"/>
-                <w:bCs/>
-                <w:sz w:val="23"/>
-                <w:szCs w:val="23"/>
-              </w:rPr>
-              <w:t>Is there anything that you used to do in your home town that you don't do now?</w:t>
-            </w:r>
-          </w:p>
-          <w:p>
-            <w:pPr>
-              <w:tabs>
-                <w:tab w:val="left" w:pos="4413"/>
-              </w:tabs>
-              <w:rPr>
-                <w:rFonts w:ascii="Source Sans 3" w:hAnsi="Source Sans 3"/>
-                <w:bCs/>
-                <w:sz w:val="23"/>
-                <w:szCs w:val="23"/>
-              </w:rPr>
-            </w:pPr>
-            <w:r>
-              <w:rPr>
-                <w:rStyle w:val="NotSpokenChar"/>
-              </w:rPr>
-              <w:t>Candidate 4:</w:t>
-            </w:r>
-            <w:r>
-              <w:rPr>
-                <w:rFonts w:ascii="Source Sans 3" w:hAnsi="Source Sans 3"/>
-                <w:bCs/>
-                <w:sz w:val="23"/>
-                <w:szCs w:val="23"/>
-              </w:rPr>
-              <w:t xml:space="preserve"> Well, I used to go to the beach every summer when I was younger, but now I don't have time. One summer, I even went fishing. I'd like to do that again. Perhaps I'll have time next summer, after my exams.</w:t>
+              <w:t xml:space="preserve">4[53080]</w:t>
+            </w:r>
+          </w:p>
+          <w:p>
+            <w:pPr>
+              <w:tabs>
+                <w:tab w:val="left" w:pos="4413"/>
+              </w:tabs>
+              <w:rPr>
+                <w:rFonts w:ascii="Source Sans 3" w:hAnsi="Source Sans 3"/>
+                <w:bCs/>
+                <w:sz w:val="23"/>
+                <w:szCs w:val="23"/>
+              </w:rPr>
+            </w:pPr>
+            <w:r>
+              <w:rPr>
+                <w:rStyle w:val="NotSpokenChar"/>
+              </w:rPr>
+              <w:t xml:space="preserve">Examiner:[54300] </w:t>
+            </w:r>
+            <w:r>
+              <w:rPr>
+                <w:rFonts w:ascii="Source Sans 3" w:hAnsi="Source Sans 3"/>
+                <w:bCs/>
+                <w:sz w:val="23"/>
+                <w:szCs w:val="23"/>
+              </w:rPr>
+              <w:t xml:space="preserve">Is[54440] there[54620] anything[54990] that[55180] you[55400] used[55670] to[55760] do[55900] in[56020] your[56190] home[56450] town[56850] that[57050] you[57210] don't[57510] do[57690] now?[58020]</w:t>
+            </w:r>
+          </w:p>
+          <w:p>
+            <w:pPr>
+              <w:tabs>
+                <w:tab w:val="left" w:pos="4413"/>
+              </w:tabs>
+              <w:rPr>
+                <w:rFonts w:ascii="Source Sans 3" w:hAnsi="Source Sans 3"/>
+                <w:bCs/>
+                <w:sz w:val="23"/>
+                <w:szCs w:val="23"/>
+              </w:rPr>
+            </w:pPr>
+            <w:r>
+              <w:rPr>
+                <w:rStyle w:val="NotSpokenChar"/>
+              </w:rPr>
+              <w:t xml:space="preserve">Candidate[58490] 4:</w:t>
+            </w:r>
+            <w:r>
+              <w:rPr>
+                <w:rFonts w:ascii="Source Sans 3" w:hAnsi="Source Sans 3"/>
+                <w:bCs/>
+                <w:sz w:val="23"/>
+                <w:szCs w:val="23"/>
+              </w:rPr>
+              <w:t xml:space="preserve">[58960] Well,[59570] I[59900] used[60190] to[60280] go[60440] to[60580] the[60730] beach[61210] every[61740] summer[62190] when[62440] I[62560] was[62750] younger,[63530] but[64290] now[64600] I[64720] don't[65010] have[65230] time.[66170] One[66840] summer,[67430] I[67730] even[68030] went[68280] fishing.[69230] I'd[69880] like[70230] to[70370] do[70530] that[70790] again.[71690] Perhaps[72550] I'll[72710] have[72950] time[73330] next[73650] summer,[74240] after[74780] my[74960] exams.[78820]</w:t>
             </w:r>
           </w:p>
         </w:tc>
@@ -6512,7 +6512,7 @@
                 <w:sz w:val="23"/>
                 <w:szCs w:val="23"/>
               </w:rPr>
-              <w:t>Our family bought an apartment in the middle of town.</w:t>
+              <w:t xml:space="preserve">[3620]Our[3850] family[4450] bought[4830] an[4940] apartment[5690] in[5820] the[5960] middle[6320] of[6450] town.[8780]</w:t>
             </w:r>
           </w:p>
           <w:p>
@@ -6539,7 +6539,7 @@
                 <w:sz w:val="23"/>
                 <w:szCs w:val="23"/>
               </w:rPr>
-              <w:t xml:space="preserve">The statue was built in </w:t>
+              <w:t xml:space="preserve">The[10750] statue[11390] was[11600] built[12070] in[12270] </w:t>
             </w:r>
             <w:r>
               <w:rPr>
@@ -6556,7 +6556,7 @@
                 <w:sz w:val="23"/>
                 <w:szCs w:val="23"/>
               </w:rPr>
-              <w:t>.</w:t>
+              <w:t xml:space="preserve">.[17150]</w:t>
             </w:r>
           </w:p>
           <w:p>
@@ -6583,7 +6583,7 @@
                 <w:sz w:val="23"/>
                 <w:szCs w:val="23"/>
               </w:rPr>
-              <w:t>Our town is situated on the Yangtze river.</w:t>
+              <w:t xml:space="preserve">Our[17990] town[18510] is[18660] situated[19610] on[19820] the[19970] Yangtze[20490] river.[22760]</w:t>
             </w:r>
           </w:p>
           <w:p>
@@ -6610,7 +6610,7 @@
                 <w:sz w:val="23"/>
                 <w:szCs w:val="23"/>
               </w:rPr>
-              <w:t>The shopping mall is called 'the Galleria'.</w:t>
+              <w:t xml:space="preserve">The[24770] shopping[25250] mall[25570] is[25730] called[26170] 'the[26470] Galleria'.[29190]</w:t>
             </w:r>
           </w:p>
           <w:p>
@@ -6637,7 +6637,7 @@
                 <w:sz w:val="23"/>
                 <w:szCs w:val="23"/>
               </w:rPr>
-              <w:t>The library is located across from the swimming pool.</w:t>
+              <w:t xml:space="preserve">The[31240] library[31950] is[32140] located[32960] across[33450] from[33640] the[33790] swimming[34190] pool.[36510]</w:t>
             </w:r>
           </w:p>
           <w:p>
@@ -6664,7 +6664,7 @@
                 <w:sz w:val="23"/>
                 <w:szCs w:val="23"/>
               </w:rPr>
-              <w:t>Many things have changed over the years in my home town.</w:t>
+              <w:t xml:space="preserve">Many[38780] things[39120] have[39300] changed[39950] over[40170] the[40290] years[40690] in[40820] my[41080] home[41390] town.[43680]</w:t>
             </w:r>
           </w:p>
           <w:p>
@@ -6691,7 +6691,7 @@
                 <w:sz w:val="23"/>
                 <w:szCs w:val="23"/>
               </w:rPr>
-              <w:t>A number of new apartments were developed by the harbour.</w:t>
+              <w:t xml:space="preserve">A[45640] number[46070] of[46240] new[46480] apartments[47300] were[47500] developed[48120] by[48370] the[48520] harbour.[50840]</w:t>
             </w:r>
           </w:p>
           <w:p>
@@ -6718,7 +6718,7 @@
                 <w:sz w:val="23"/>
                 <w:szCs w:val="23"/>
               </w:rPr>
-              <w:t>The bridge was designed by a famous architect from London.</w:t>
+              <w:t xml:space="preserve">The[52800] bridge[53170] was[53370] designed[54110] by[54350] a[54480] famous[55070] architect[55740] from[55980] London.[58420]</w:t>
             </w:r>
           </w:p>
           <w:p>
@@ -6745,7 +6745,7 @@
                 <w:sz w:val="23"/>
                 <w:szCs w:val="23"/>
               </w:rPr>
-              <w:t>Recently, scientists discovered a large cave near our village.</w:t>
+              <w:t xml:space="preserve">Recently,[61230] scientists[62420] discovered[63050] a[63160] large[63680] cave[64260] near[64520] our[64730] village.[67090]</w:t>
             </w:r>
           </w:p>
           <w:p>
@@ -6773,7 +6773,7 @@
                 <w:szCs w:val="23"/>
               </w:rPr>
               <w:lastRenderedPageBreak/>
-              <w:t>Recently, many young people have started to leave my home town to look for work.</w:t>
+              <w:t xml:space="preserve">Recently,[69840] many[70500] young[70920] people[71460] have[71700] started[72310] to[72510] leave[72910] my[73140] home[73450] town[73930] to[74120] look[74400] for[74570] work.[76950]</w:t>
             </w:r>
           </w:p>
           <w:p>
@@ -6800,7 +6800,7 @@
                 <w:sz w:val="23"/>
                 <w:szCs w:val="23"/>
               </w:rPr>
-              <w:t>A long time ago many people used to work in factories in my town.</w:t>
+              <w:t xml:space="preserve">A[78960] long[79230] time[79590] ago[80050] many[80590] people[81110] used[81460] to[81590] work[81910] in[82080] factories[82810] in[82950] my[83200] town.[85530]</w:t>
             </w:r>
           </w:p>
           <w:p>
@@ -6827,7 +6827,7 @@
                 <w:sz w:val="23"/>
                 <w:szCs w:val="23"/>
               </w:rPr>
-              <w:t>A tourist who visited recently said our town is a great place to visit.</w:t>
+              <w:t xml:space="preserve">A[87500] tourist[88170] who[88310] visited[88850] recently[89560] said[89970] our[90260] town[90790] is[90980] a[91070] great[91620] place[92040] to[92160] visit.[95820]</w:t>
             </w:r>
           </w:p>
         </w:tc>
@@ -6895,100 +6895,100 @@
               <w:rPr>
                 <w:rStyle w:val="NotSpokenChar"/>
               </w:rPr>
-              <w:t>Speaker 1:</w:t>
-            </w:r>
-            <w:r>
-              <w:rPr>
-                <w:rFonts w:ascii="Source Sans 3" w:hAnsi="Source Sans 3"/>
-                <w:bCs/>
-                <w:sz w:val="23"/>
-                <w:szCs w:val="23"/>
-              </w:rPr>
-              <w:t xml:space="preserve"> In my city there are a lot of things that people can do to enjoy themselves. I personally enjoy visiting the many parks we have, but only in summer when the weather is fine. In winter, people like to visit the cinema or sometimes it's possible to go ice skating on the lake.</w:t>
-            </w:r>
-          </w:p>
-          <w:p>
-            <w:pPr>
-              <w:tabs>
-                <w:tab w:val="left" w:pos="4413"/>
-              </w:tabs>
-              <w:rPr>
-                <w:rFonts w:ascii="Source Sans 3" w:hAnsi="Source Sans 3"/>
-                <w:bCs/>
-                <w:sz w:val="23"/>
-                <w:szCs w:val="23"/>
-              </w:rPr>
-            </w:pPr>
-            <w:r>
-              <w:rPr>
-                <w:rStyle w:val="NotSpokenChar"/>
-              </w:rPr>
-              <w:t>Speaker 2:</w:t>
-            </w:r>
-            <w:r>
-              <w:rPr>
-                <w:rFonts w:ascii="Source Sans 3" w:hAnsi="Source Sans 3"/>
-                <w:bCs/>
-                <w:sz w:val="23"/>
-                <w:szCs w:val="23"/>
-              </w:rPr>
-              <w:t xml:space="preserve"> Well, I'm really keen on sport, especially swimming. I live in quite a small town, so we only have one swimming pool and I spend as much time as I can there, when I'm not studying of course!</w:t>
-            </w:r>
-          </w:p>
-          <w:p>
-            <w:pPr>
-              <w:tabs>
-                <w:tab w:val="left" w:pos="4413"/>
-              </w:tabs>
-              <w:rPr>
-                <w:rFonts w:ascii="Source Sans 3" w:hAnsi="Source Sans 3"/>
-                <w:bCs/>
-                <w:sz w:val="23"/>
-                <w:szCs w:val="23"/>
-              </w:rPr>
-            </w:pPr>
-            <w:r>
-              <w:rPr>
-                <w:rStyle w:val="NotSpokenChar"/>
-              </w:rPr>
-              <w:t>Speaker 3:</w:t>
-            </w:r>
-            <w:r>
-              <w:rPr>
-                <w:rFonts w:ascii="Source Sans 3" w:hAnsi="Source Sans 3"/>
-                <w:bCs/>
-                <w:sz w:val="23"/>
-                <w:szCs w:val="23"/>
-              </w:rPr>
-              <w:t xml:space="preserve"> Most of the city is pretty modern, but there's an ancient castle where the Emperor used to live. It's just a place for tourists to visit now, but in the past it was the most important place in the country and it's over 1000 years old.</w:t>
-            </w:r>
-          </w:p>
-          <w:p>
-            <w:pPr>
-              <w:tabs>
-                <w:tab w:val="left" w:pos="4413"/>
-              </w:tabs>
-              <w:rPr>
-                <w:rFonts w:ascii="Source Sans 3" w:hAnsi="Source Sans 3"/>
-                <w:bCs/>
-                <w:sz w:val="23"/>
-                <w:szCs w:val="23"/>
-              </w:rPr>
-            </w:pPr>
-            <w:r>
-              <w:rPr>
-                <w:rStyle w:val="NotSpokenChar"/>
-              </w:rPr>
-              <w:t>Speaker 4:</w:t>
-            </w:r>
-            <w:r>
-              <w:rPr>
-                <w:rFonts w:ascii="Source Sans 3" w:hAnsi="Source Sans 3"/>
-                <w:bCs/>
-                <w:sz w:val="23"/>
-                <w:szCs w:val="23"/>
-              </w:rPr>
-              <w:t xml:space="preserve"> It depends. There are a lot of traffic jams in the morning and evening when everybody is going to work or school, but the public transport is very modern and the underground's fast and cheap.</w:t>
+              <w:t xml:space="preserve">[4160]Speaker[4160] 1:</w:t>
+            </w:r>
+            <w:r>
+              <w:rPr>
+                <w:rFonts w:ascii="Source Sans 3" w:hAnsi="Source Sans 3"/>
+                <w:bCs/>
+                <w:sz w:val="23"/>
+                <w:szCs w:val="23"/>
+              </w:rPr>
+              <w:t xml:space="preserve">[4160] In[4450] my[4850] city[5370] there[5710] are[5940] a[6040] lot[6300] of[6430] things[6740] that[6930] people[7290] can[7500] do[7760] to[8070] enjoy[8560] themselves.[9750] I[10270] personally[11080] enjoy[11560] visiting[12170] the[12340] many[12640] parks[13130] we[13300] have,[13960] but[14590] only[15090] in[15300] summer[15770] when[15980] the[16110] weather[16480] is[16660] fine.[17540] In[18090] winter,[18640] people[19070] like[19390] to[19540] visit[19900] the[20040] cinema[20640] or[21070] sometimes[21800] it's[21960] possible[22480] to[22600] go[22830] ice[23120] skating[23640] on[23800] the[23930] lake.[24340]</w:t>
+            </w:r>
+          </w:p>
+          <w:p>
+            <w:pPr>
+              <w:tabs>
+                <w:tab w:val="left" w:pos="4413"/>
+              </w:tabs>
+              <w:rPr>
+                <w:rFonts w:ascii="Source Sans 3" w:hAnsi="Source Sans 3"/>
+                <w:bCs/>
+                <w:sz w:val="23"/>
+                <w:szCs w:val="23"/>
+              </w:rPr>
+            </w:pPr>
+            <w:r>
+              <w:rPr>
+                <w:rStyle w:val="NotSpokenChar"/>
+              </w:rPr>
+              <w:t xml:space="preserve">Speaker[26450] 2:</w:t>
+            </w:r>
+            <w:r>
+              <w:rPr>
+                <w:rFonts w:ascii="Source Sans 3" w:hAnsi="Source Sans 3"/>
+                <w:bCs/>
+                <w:sz w:val="23"/>
+                <w:szCs w:val="23"/>
+              </w:rPr>
+              <w:t xml:space="preserve">[28560] Well,[28880] I'm[29150] really[29450] keen[29670] on[29850] sport,[30400] especially[31060] swimming.[31810] I[32260] live[32510] in[32720] quite[33050] a[33130] small[33540] town,[34060] so[34490] we[34810] only[35050] have[35310] one[35520] swimming[35930] pool[36420] and[36990] I[37200] spend[37500] as[37630] much[37870] time[38250] as[38430] I[38510] can[38780] there,[39190] when[39520] I'm[39650] not[39870] studying[40400] of[40510] course![40840]</w:t>
+            </w:r>
+          </w:p>
+          <w:p>
+            <w:pPr>
+              <w:tabs>
+                <w:tab w:val="left" w:pos="4413"/>
+              </w:tabs>
+              <w:rPr>
+                <w:rFonts w:ascii="Source Sans 3" w:hAnsi="Source Sans 3"/>
+                <w:bCs/>
+                <w:sz w:val="23"/>
+                <w:szCs w:val="23"/>
+              </w:rPr>
+            </w:pPr>
+            <w:r>
+              <w:rPr>
+                <w:rStyle w:val="NotSpokenChar"/>
+              </w:rPr>
+              <w:t xml:space="preserve">Speaker[43030] 3:</w:t>
+            </w:r>
+            <w:r>
+              <w:rPr>
+                <w:rFonts w:ascii="Source Sans 3" w:hAnsi="Source Sans 3"/>
+                <w:bCs/>
+                <w:sz w:val="23"/>
+                <w:szCs w:val="23"/>
+              </w:rPr>
+              <w:t xml:space="preserve">[45220] Most[45570] of[45720] the[45860] city[46200] is[46440] pretty[46850] modern,[47560] but[48000] there's[48290] an[48530] ancient[49100] castle[49700] where[49950] the[50130] Emperor[50660] used[50900] to[51010] live.[51650] It's[52210] just[52540] a[52640] place[52970] for[53100] tourists[53620] to[53740] visit[54100] now,[54630] but[55030] in[55180] the[55320] past[55990] it[56290] was[56470] the[56610] most[56920] important[57680] place[58070] in[58220] the[58350] country[59000] and[59400] it's[59590] over[59870] 1000[60640] years[60930] old.[61240]</w:t>
+            </w:r>
+          </w:p>
+          <w:p>
+            <w:pPr>
+              <w:tabs>
+                <w:tab w:val="left" w:pos="4413"/>
+              </w:tabs>
+              <w:rPr>
+                <w:rFonts w:ascii="Source Sans 3" w:hAnsi="Source Sans 3"/>
+                <w:bCs/>
+                <w:sz w:val="23"/>
+                <w:szCs w:val="23"/>
+              </w:rPr>
+            </w:pPr>
+            <w:r>
+              <w:rPr>
+                <w:rStyle w:val="NotSpokenChar"/>
+              </w:rPr>
+              <w:t xml:space="preserve">Speaker[63320] 4:</w:t>
+            </w:r>
+            <w:r>
+              <w:rPr>
+                <w:rFonts w:ascii="Source Sans 3" w:hAnsi="Source Sans 3"/>
+                <w:bCs/>
+                <w:sz w:val="23"/>
+                <w:szCs w:val="23"/>
+              </w:rPr>
+              <w:t xml:space="preserve">[65400] It[65600] depends.[66450] There[66880] are[67030] a[67080] lot[67260] of[67380] traffic[67760] jams[68140] in[68240] the[68350] morning[68750] and[68940] evening[69550] when[69900] everybody[70450] is[70690] going[70970] to[71070] work[71370] or[71510] school,[72130] but[72600] the[72710] public[73060] transport[73700] is[73930] very[74220] modern[74830] and[75150] the[75250] underground's[75910] fast[76360] and[76540] cheap.[80000]</w:t>
             </w:r>
           </w:p>
         </w:tc>
@@ -7056,35 +7056,35 @@
               <w:rPr>
                 <w:rStyle w:val="NotSpokenChar"/>
               </w:rPr>
-              <w:t>Conversation 1</w:t>
-            </w:r>
-          </w:p>
-          <w:p>
-            <w:pPr>
-              <w:tabs>
-                <w:tab w:val="left" w:pos="4413"/>
-              </w:tabs>
-              <w:rPr>
-                <w:rFonts w:ascii="Source Sans 3" w:hAnsi="Source Sans 3"/>
-                <w:bCs/>
-                <w:sz w:val="23"/>
-                <w:szCs w:val="23"/>
-              </w:rPr>
-            </w:pPr>
-            <w:r>
-              <w:rPr>
-                <w:rStyle w:val="NotSpokenChar"/>
-              </w:rPr>
-              <w:t xml:space="preserve">Manager: </w:t>
-            </w:r>
-            <w:r>
-              <w:rPr>
-                <w:rFonts w:ascii="Source Sans 3" w:hAnsi="Source Sans 3"/>
-                <w:bCs/>
-                <w:sz w:val="23"/>
-                <w:szCs w:val="23"/>
-              </w:rPr>
-              <w:t>Come on in. It's Anna, isn't it?</w:t>
+              <w:t xml:space="preserve">[260]Conversation[3190] 1[5020]</w:t>
+            </w:r>
+          </w:p>
+          <w:p>
+            <w:pPr>
+              <w:tabs>
+                <w:tab w:val="left" w:pos="4413"/>
+              </w:tabs>
+              <w:rPr>
+                <w:rFonts w:ascii="Source Sans 3" w:hAnsi="Source Sans 3"/>
+                <w:bCs/>
+                <w:sz w:val="23"/>
+                <w:szCs w:val="23"/>
+              </w:rPr>
+            </w:pPr>
+            <w:r>
+              <w:rPr>
+                <w:rStyle w:val="NotSpokenChar"/>
+              </w:rPr>
+              <w:t xml:space="preserve">Manager:[5040] </w:t>
+            </w:r>
+            <w:r>
+              <w:rPr>
+                <w:rFonts w:ascii="Source Sans 3" w:hAnsi="Source Sans 3"/>
+                <w:bCs/>
+                <w:sz w:val="23"/>
+                <w:szCs w:val="23"/>
+              </w:rPr>
+              <w:t xml:space="preserve">Come[5210] on[5340] in.[5680] It's[6240] Anna,[6570] isn't[6850] it?[6920]</w:t>
             </w:r>
           </w:p>
           <w:p>
@@ -7113,44 +7113,44 @@
                 <w:sz w:val="23"/>
                 <w:szCs w:val="23"/>
               </w:rPr>
-              <w:t xml:space="preserve"> </w:t>
-            </w:r>
-            <w:r>
-              <w:rPr>
-                <w:rFonts w:ascii="Source Sans 3" w:hAnsi="Source Sans 3"/>
-                <w:bCs/>
-                <w:sz w:val="23"/>
-                <w:szCs w:val="23"/>
-              </w:rPr>
-              <w:t>Yes, that's right. Anna Scott.</w:t>
-            </w:r>
-          </w:p>
-          <w:p>
-            <w:pPr>
-              <w:tabs>
-                <w:tab w:val="left" w:pos="4413"/>
-              </w:tabs>
-              <w:rPr>
-                <w:rFonts w:ascii="Source Sans 3" w:hAnsi="Source Sans 3"/>
-                <w:bCs/>
-                <w:sz w:val="23"/>
-                <w:szCs w:val="23"/>
-              </w:rPr>
-            </w:pPr>
-            <w:r>
-              <w:rPr>
-                <w:rStyle w:val="NotSpokenChar"/>
-              </w:rPr>
-              <w:t xml:space="preserve">Manager: </w:t>
-            </w:r>
-            <w:r>
-              <w:rPr>
-                <w:rFonts w:ascii="Source Sans 3" w:hAnsi="Source Sans 3"/>
-                <w:bCs/>
-                <w:sz w:val="23"/>
-                <w:szCs w:val="23"/>
-              </w:rPr>
-              <w:t>Ah yes. Take a seat, Anna. First of all, we're delighted that you'll be joining us as a store assistant at the beginning of next week.</w:t>
+              <w:t xml:space="preserve">[7340] </w:t>
+            </w:r>
+            <w:r>
+              <w:rPr>
+                <w:rFonts w:ascii="Source Sans 3" w:hAnsi="Source Sans 3"/>
+                <w:bCs/>
+                <w:sz w:val="23"/>
+                <w:szCs w:val="23"/>
+              </w:rPr>
+              <w:t xml:space="preserve">Yes,[7720] that's[8030] right.[8700] Anna[9160] Scott.[9640]</w:t>
+            </w:r>
+          </w:p>
+          <w:p>
+            <w:pPr>
+              <w:tabs>
+                <w:tab w:val="left" w:pos="4413"/>
+              </w:tabs>
+              <w:rPr>
+                <w:rFonts w:ascii="Source Sans 3" w:hAnsi="Source Sans 3"/>
+                <w:bCs/>
+                <w:sz w:val="23"/>
+                <w:szCs w:val="23"/>
+              </w:rPr>
+            </w:pPr>
+            <w:r>
+              <w:rPr>
+                <w:rStyle w:val="NotSpokenChar"/>
+              </w:rPr>
+              <w:t xml:space="preserve">Manager:[10100] </w:t>
+            </w:r>
+            <w:r>
+              <w:rPr>
+                <w:rFonts w:ascii="Source Sans 3" w:hAnsi="Source Sans 3"/>
+                <w:bCs/>
+                <w:sz w:val="23"/>
+                <w:szCs w:val="23"/>
+              </w:rPr>
+              <w:t xml:space="preserve">Ah[10250] yes.[10780] Take[11300] a[11380] seat,[11690] Anna.[12340] First[13100] of[13200] all,[13520] we're[13810] delighted[14380] that[14530] you'll[14730] be[14850] joining[15260] us[15430] as[15560] a[15660] store[16010] assistant[16680] at[16870] the[16980] beginning[17350] of[17470] next[17760] week.[17980]</w:t>
             </w:r>
           </w:p>
           <w:p>
@@ -7179,44 +7179,44 @@
                 <w:sz w:val="23"/>
                 <w:szCs w:val="23"/>
               </w:rPr>
-              <w:t xml:space="preserve"> </w:t>
-            </w:r>
-            <w:r>
-              <w:rPr>
-                <w:rFonts w:ascii="Source Sans 3" w:hAnsi="Source Sans 3"/>
-                <w:bCs/>
-                <w:sz w:val="23"/>
-                <w:szCs w:val="23"/>
-              </w:rPr>
-              <w:t>Thanks very much. I'm really looking forward to the challenge.</w:t>
-            </w:r>
-          </w:p>
-          <w:p>
-            <w:pPr>
-              <w:tabs>
-                <w:tab w:val="left" w:pos="4413"/>
-              </w:tabs>
-              <w:rPr>
-                <w:rFonts w:ascii="Source Sans 3" w:hAnsi="Source Sans 3"/>
-                <w:bCs/>
-                <w:sz w:val="23"/>
-                <w:szCs w:val="23"/>
-              </w:rPr>
-            </w:pPr>
-            <w:r>
-              <w:rPr>
-                <w:rStyle w:val="NotSpokenChar"/>
-              </w:rPr>
-              <w:t xml:space="preserve">Manager: </w:t>
-            </w:r>
-            <w:r>
-              <w:rPr>
-                <w:rFonts w:ascii="Source Sans 3" w:hAnsi="Source Sans 3"/>
-                <w:bCs/>
-                <w:sz w:val="23"/>
-                <w:szCs w:val="23"/>
-              </w:rPr>
-              <w:t>That's good to know.</w:t>
+              <w:t xml:space="preserve">[18280] </w:t>
+            </w:r>
+            <w:r>
+              <w:rPr>
+                <w:rFonts w:ascii="Source Sans 3" w:hAnsi="Source Sans 3"/>
+                <w:bCs/>
+                <w:sz w:val="23"/>
+                <w:szCs w:val="23"/>
+              </w:rPr>
+              <w:t xml:space="preserve">Thanks[18570] very[18830] much.[19550] I'm[19890] really[20230] looking[20610] forward[21020] to[21140] the[21250] challenge.[21840]</w:t>
+            </w:r>
+          </w:p>
+          <w:p>
+            <w:pPr>
+              <w:tabs>
+                <w:tab w:val="left" w:pos="4413"/>
+              </w:tabs>
+              <w:rPr>
+                <w:rFonts w:ascii="Source Sans 3" w:hAnsi="Source Sans 3"/>
+                <w:bCs/>
+                <w:sz w:val="23"/>
+                <w:szCs w:val="23"/>
+              </w:rPr>
+            </w:pPr>
+            <w:r>
+              <w:rPr>
+                <w:rStyle w:val="NotSpokenChar"/>
+              </w:rPr>
+              <w:t xml:space="preserve">Manager:[22260] </w:t>
+            </w:r>
+            <w:r>
+              <w:rPr>
+                <w:rFonts w:ascii="Source Sans 3" w:hAnsi="Source Sans 3"/>
+                <w:bCs/>
+                <w:sz w:val="23"/>
+                <w:szCs w:val="23"/>
+              </w:rPr>
+              <w:t xml:space="preserve">That's[22470] good[22650] to[22750] know.[24050]</w:t>
             </w:r>
           </w:p>
           <w:p>
@@ -7235,7 +7235,7 @@
               <w:rPr>
                 <w:rStyle w:val="NotSpokenChar"/>
               </w:rPr>
-              <w:t>Conversation 2</w:t>
+              <w:t xml:space="preserve">Conversation[25960] 2[26140]</w:t>
             </w:r>
           </w:p>
           <w:p>
@@ -7264,16 +7264,16 @@
                 <w:sz w:val="23"/>
                 <w:szCs w:val="23"/>
               </w:rPr>
-              <w:t xml:space="preserve"> </w:t>
-            </w:r>
-            <w:r>
-              <w:rPr>
-                <w:rFonts w:ascii="Source Sans 3" w:hAnsi="Source Sans 3"/>
-                <w:bCs/>
-                <w:sz w:val="23"/>
-                <w:szCs w:val="23"/>
-              </w:rPr>
-              <w:t>Good morning, you're through to Milton College. How can I help?</w:t>
+              <w:t xml:space="preserve">[32280] </w:t>
+            </w:r>
+            <w:r>
+              <w:rPr>
+                <w:rFonts w:ascii="Source Sans 3" w:hAnsi="Source Sans 3"/>
+                <w:bCs/>
+                <w:sz w:val="23"/>
+                <w:szCs w:val="23"/>
+              </w:rPr>
+              <w:t xml:space="preserve">Good[32460] morning,[33000] you're[33300] through[33640] to[33870] Milton[34310] College.[35000] How[35220] can[35430] I[35530] help?[35840]</w:t>
             </w:r>
           </w:p>
           <w:p>
@@ -7301,7 +7301,7 @@
                 <w:sz w:val="23"/>
                 <w:szCs w:val="23"/>
               </w:rPr>
-              <w:t xml:space="preserve"> Oh, hello there. I'd like to book a place on the Food Photography course.</w:t>
+              <w:t xml:space="preserve">[36560] Oh,[36950] hello[37450] there.[38160] I'd[38680] like[38880] to[39010] book[39220] a[39290] place[39730] on[39880] the[40320] Food[41090] Photography[41890] course.[42320]</w:t>
             </w:r>
           </w:p>
           <w:p>
@@ -7330,16 +7330,16 @@
                 <w:sz w:val="23"/>
                 <w:szCs w:val="23"/>
               </w:rPr>
-              <w:t xml:space="preserve"> </w:t>
-            </w:r>
-            <w:r>
-              <w:rPr>
-                <w:rFonts w:ascii="Source Sans 3" w:hAnsi="Source Sans 3"/>
-                <w:bCs/>
-                <w:sz w:val="23"/>
-                <w:szCs w:val="23"/>
-              </w:rPr>
-              <w:t>OK. Now, is that the one that starts on the 18th?</w:t>
+              <w:t xml:space="preserve">[42880] </w:t>
+            </w:r>
+            <w:r>
+              <w:rPr>
+                <w:rFonts w:ascii="Source Sans 3" w:hAnsi="Source Sans 3"/>
+                <w:bCs/>
+                <w:sz w:val="23"/>
+                <w:szCs w:val="23"/>
+              </w:rPr>
+              <w:t xml:space="preserve">OK.[43570] Now,[44360] is[44610] that[44840] the[45000] one[45190] that[45340] starts[45870] on[46040] the[46210] 18th?[46920]</w:t>
             </w:r>
           </w:p>
           <w:p>
@@ -7367,7 +7367,7 @@
                 <w:sz w:val="23"/>
                 <w:szCs w:val="23"/>
               </w:rPr>
-              <w:t xml:space="preserve"> No, that's the date of the Food Technology course - I want the Food Photography course. It's the day after.</w:t>
+              <w:t xml:space="preserve">[47600] No,[47980] that's[48530] the[48670] date[48990] of[49100] the[49260] Food[49680] Technology[50410] course[51190] -[51190] I[51580] want[51810] the[51970] Food[52360] Photography[53010] course.[53710] It's[54180] the[54290] day[54490] after.[54820]</w:t>
             </w:r>
           </w:p>
           <w:p>
@@ -7396,52 +7396,52 @@
                 <w:sz w:val="23"/>
                 <w:szCs w:val="23"/>
               </w:rPr>
-              <w:t xml:space="preserve"> </w:t>
-            </w:r>
-            <w:r>
-              <w:rPr>
-                <w:rFonts w:ascii="Source Sans 3" w:hAnsi="Source Sans 3"/>
-                <w:bCs/>
-                <w:sz w:val="23"/>
-                <w:szCs w:val="23"/>
-              </w:rPr>
-              <w:t>OK... got it right up on screen now. Food Photography</w:t>
-            </w:r>
-            <w:r>
-              <w:rPr>
-                <w:rFonts w:ascii="Source Sans 3" w:hAnsi="Source Sans 3"/>
-                <w:bCs/>
-                <w:sz w:val="23"/>
-                <w:szCs w:val="23"/>
-              </w:rPr>
-              <w:t xml:space="preserve"> - </w:t>
-            </w:r>
-            <w:r>
-              <w:rPr>
-                <w:rFonts w:ascii="Source Sans 3" w:hAnsi="Source Sans 3"/>
-                <w:bCs/>
-                <w:sz w:val="23"/>
-                <w:szCs w:val="23"/>
-              </w:rPr>
-              <w:t>Saturday the 19th of September. And it looks like you're in luck</w:t>
-            </w:r>
-            <w:r>
-              <w:rPr>
-                <w:rFonts w:ascii="Source Sans 3" w:hAnsi="Source Sans 3"/>
-                <w:bCs/>
-                <w:sz w:val="23"/>
-                <w:szCs w:val="23"/>
-              </w:rPr>
-              <w:t xml:space="preserve"> - </w:t>
-            </w:r>
-            <w:r>
-              <w:rPr>
-                <w:rFonts w:ascii="Source Sans 3" w:hAnsi="Source Sans 3"/>
-                <w:bCs/>
-                <w:sz w:val="23"/>
-                <w:szCs w:val="23"/>
-              </w:rPr>
-              <w:t>there are only a couple of spaces left. We've taken ten bookings already, so you've just made it - the course is limited to 12 participants. It's very popular.</w:t>
+              <w:t xml:space="preserve">[55660] </w:t>
+            </w:r>
+            <w:r>
+              <w:rPr>
+                <w:rFonts w:ascii="Source Sans 3" w:hAnsi="Source Sans 3"/>
+                <w:bCs/>
+                <w:sz w:val="23"/>
+                <w:szCs w:val="23"/>
+              </w:rPr>
+              <w:t xml:space="preserve">OK...[56120] got[56680] it[56870] right[57180] up[57310] on[57450] screen[57810] now.[58640] Food[59600] Photography</w:t>
+            </w:r>
+            <w:r>
+              <w:rPr>
+                <w:rFonts w:ascii="Source Sans 3" w:hAnsi="Source Sans 3"/>
+                <w:bCs/>
+                <w:sz w:val="23"/>
+                <w:szCs w:val="23"/>
+              </w:rPr>
+              <w:t xml:space="preserve">[60860] -[60860] </w:t>
+            </w:r>
+            <w:r>
+              <w:rPr>
+                <w:rFonts w:ascii="Source Sans 3" w:hAnsi="Source Sans 3"/>
+                <w:bCs/>
+                <w:sz w:val="23"/>
+                <w:szCs w:val="23"/>
+              </w:rPr>
+              <w:t xml:space="preserve">Saturday[61760] the[61970] 19th[62920] of[63060] September.[64240] And[64680] it[64810] looks[65110] like[65350] you're[65490] in[65610] luck</w:t>
+            </w:r>
+            <w:r>
+              <w:rPr>
+                <w:rFonts w:ascii="Source Sans 3" w:hAnsi="Source Sans 3"/>
+                <w:bCs/>
+                <w:sz w:val="23"/>
+                <w:szCs w:val="23"/>
+              </w:rPr>
+              <w:t xml:space="preserve">[66140] -[66140] </w:t>
+            </w:r>
+            <w:r>
+              <w:rPr>
+                <w:rFonts w:ascii="Source Sans 3" w:hAnsi="Source Sans 3"/>
+                <w:bCs/>
+                <w:sz w:val="23"/>
+                <w:szCs w:val="23"/>
+              </w:rPr>
+              <w:t xml:space="preserve">there[66500] are[66700] only[67080] a[67200] couple[67560] of[67670] spaces[68170] left.[68800] We've[69290] taken[69740] ten[70220] bookings[70770] already,[71330] so[71650] you've[71970] just[72360] made[72620] it[73070] -[73070] the[73490] course[73960] is[74160] limited[74500] to[74630] 12[75170] participants.[76120] It's[76430] very[76740] popular.[77220]</w:t>
             </w:r>
           </w:p>
           <w:p>
@@ -7469,7 +7469,7 @@
                 <w:sz w:val="23"/>
                 <w:szCs w:val="23"/>
               </w:rPr>
-              <w:t xml:space="preserve"> That's good to know! Now can I just check the details of the course?</w:t>
+              <w:t xml:space="preserve">[77560] That's[77850] good[78040] to[78160] know![78760] Now[79520] can[79810] I[79940] just[80210] check[80500] the[80660] details[81330] of[81450] the[81570] course?[85260]</w:t>
             </w:r>
           </w:p>
         </w:tc>
@@ -7537,16 +7537,16 @@
               <w:rPr>
                 <w:rStyle w:val="NotSpokenChar"/>
               </w:rPr>
-              <w:t xml:space="preserve">Manager: </w:t>
-            </w:r>
-            <w:r>
-              <w:rPr>
-                <w:rFonts w:ascii="Source Sans 3" w:hAnsi="Source Sans 3"/>
-                <w:bCs/>
-                <w:sz w:val="23"/>
-                <w:szCs w:val="23"/>
-              </w:rPr>
-              <w:t>Come on in. It's Anna, isn't it?</w:t>
+              <w:t xml:space="preserve">[2780]Manager:[2780] </w:t>
+            </w:r>
+            <w:r>
+              <w:rPr>
+                <w:rFonts w:ascii="Source Sans 3" w:hAnsi="Source Sans 3"/>
+                <w:bCs/>
+                <w:sz w:val="23"/>
+                <w:szCs w:val="23"/>
+              </w:rPr>
+              <w:t xml:space="preserve">Come[2950] on[3080] in.[3430] It's[3990] Anna,[4310] isn't[4590] it?[4660]</w:t>
             </w:r>
           </w:p>
           <w:p>
@@ -7575,44 +7575,44 @@
                 <w:sz w:val="23"/>
                 <w:szCs w:val="23"/>
               </w:rPr>
-              <w:t xml:space="preserve"> </w:t>
-            </w:r>
-            <w:r>
-              <w:rPr>
-                <w:rFonts w:ascii="Source Sans 3" w:hAnsi="Source Sans 3"/>
-                <w:bCs/>
-                <w:sz w:val="23"/>
-                <w:szCs w:val="23"/>
-              </w:rPr>
-              <w:t>Yes, that's right. Anna Scott.</w:t>
-            </w:r>
-          </w:p>
-          <w:p>
-            <w:pPr>
-              <w:tabs>
-                <w:tab w:val="left" w:pos="4413"/>
-              </w:tabs>
-              <w:rPr>
-                <w:rFonts w:ascii="Source Sans 3" w:hAnsi="Source Sans 3"/>
-                <w:bCs/>
-                <w:sz w:val="23"/>
-                <w:szCs w:val="23"/>
-              </w:rPr>
-            </w:pPr>
-            <w:r>
-              <w:rPr>
-                <w:rStyle w:val="NotSpokenChar"/>
-              </w:rPr>
-              <w:t xml:space="preserve">Manager: </w:t>
-            </w:r>
-            <w:r>
-              <w:rPr>
-                <w:rFonts w:ascii="Source Sans 3" w:hAnsi="Source Sans 3"/>
-                <w:bCs/>
-                <w:sz w:val="23"/>
-                <w:szCs w:val="23"/>
-              </w:rPr>
-              <w:t>Ah yes. Take a seat, Anna. First of all, we're delighted that you'll be joining us as a store assistant at the beginning of next week.</w:t>
+              <w:t xml:space="preserve">[5080] </w:t>
+            </w:r>
+            <w:r>
+              <w:rPr>
+                <w:rFonts w:ascii="Source Sans 3" w:hAnsi="Source Sans 3"/>
+                <w:bCs/>
+                <w:sz w:val="23"/>
+                <w:szCs w:val="23"/>
+              </w:rPr>
+              <w:t xml:space="preserve">Yes,[5460] that's[5770] right.[6440] Anna[6900] Scott.[7380]</w:t>
+            </w:r>
+          </w:p>
+          <w:p>
+            <w:pPr>
+              <w:tabs>
+                <w:tab w:val="left" w:pos="4413"/>
+              </w:tabs>
+              <w:rPr>
+                <w:rFonts w:ascii="Source Sans 3" w:hAnsi="Source Sans 3"/>
+                <w:bCs/>
+                <w:sz w:val="23"/>
+                <w:szCs w:val="23"/>
+              </w:rPr>
+            </w:pPr>
+            <w:r>
+              <w:rPr>
+                <w:rStyle w:val="NotSpokenChar"/>
+              </w:rPr>
+              <w:t xml:space="preserve">Manager:[7840] </w:t>
+            </w:r>
+            <w:r>
+              <w:rPr>
+                <w:rFonts w:ascii="Source Sans 3" w:hAnsi="Source Sans 3"/>
+                <w:bCs/>
+                <w:sz w:val="23"/>
+                <w:szCs w:val="23"/>
+              </w:rPr>
+              <w:t xml:space="preserve">Ah[8000] yes.[8530] Take[9040] a[9120] seat,[9430] Anna.[10080] First[10840] of[10940] all,[11260] we're[11550] delighted[12120] that[12270] you'll[12470] be[12590] joining[13000] us[13170] as[13300] a[13400] store[13750] assistant[14420] at[14610] the[14720] beginning[15090] of[15210] next[15510] week.[15720]</w:t>
             </w:r>
           </w:p>
           <w:p>
@@ -7641,44 +7641,44 @@
                 <w:sz w:val="23"/>
                 <w:szCs w:val="23"/>
               </w:rPr>
-              <w:t xml:space="preserve"> </w:t>
-            </w:r>
-            <w:r>
-              <w:rPr>
-                <w:rFonts w:ascii="Source Sans 3" w:hAnsi="Source Sans 3"/>
-                <w:bCs/>
-                <w:sz w:val="23"/>
-                <w:szCs w:val="23"/>
-              </w:rPr>
-              <w:t>Thanks very much. I'm really looking forward to the challenge.</w:t>
-            </w:r>
-          </w:p>
-          <w:p>
-            <w:pPr>
-              <w:tabs>
-                <w:tab w:val="left" w:pos="4413"/>
-              </w:tabs>
-              <w:rPr>
-                <w:rFonts w:ascii="Source Sans 3" w:hAnsi="Source Sans 3"/>
-                <w:bCs/>
-                <w:sz w:val="23"/>
-                <w:szCs w:val="23"/>
-              </w:rPr>
-            </w:pPr>
-            <w:r>
-              <w:rPr>
-                <w:rStyle w:val="NotSpokenChar"/>
-              </w:rPr>
-              <w:t xml:space="preserve">Manager: </w:t>
-            </w:r>
-            <w:r>
-              <w:rPr>
-                <w:rFonts w:ascii="Source Sans 3" w:hAnsi="Source Sans 3"/>
-                <w:bCs/>
-                <w:sz w:val="23"/>
-                <w:szCs w:val="23"/>
-              </w:rPr>
-              <w:t>That's good to know. Now, we know you've just finished a course in Information Technology, so we've decided to put you in the computing and phones section of our department store.</w:t>
+              <w:t xml:space="preserve">[16020] </w:t>
+            </w:r>
+            <w:r>
+              <w:rPr>
+                <w:rFonts w:ascii="Source Sans 3" w:hAnsi="Source Sans 3"/>
+                <w:bCs/>
+                <w:sz w:val="23"/>
+                <w:szCs w:val="23"/>
+              </w:rPr>
+              <w:t xml:space="preserve">Thanks[16310] very[16570] much.[17290] I'm[17630] really[17970] looking[18350] forward[18760] to[18880] the[18990] challenge.[19580]</w:t>
+            </w:r>
+          </w:p>
+          <w:p>
+            <w:pPr>
+              <w:tabs>
+                <w:tab w:val="left" w:pos="4413"/>
+              </w:tabs>
+              <w:rPr>
+                <w:rFonts w:ascii="Source Sans 3" w:hAnsi="Source Sans 3"/>
+                <w:bCs/>
+                <w:sz w:val="23"/>
+                <w:szCs w:val="23"/>
+              </w:rPr>
+            </w:pPr>
+            <w:r>
+              <w:rPr>
+                <w:rStyle w:val="NotSpokenChar"/>
+              </w:rPr>
+              <w:t xml:space="preserve">Manager:[20020] </w:t>
+            </w:r>
+            <w:r>
+              <w:rPr>
+                <w:rFonts w:ascii="Source Sans 3" w:hAnsi="Source Sans 3"/>
+                <w:bCs/>
+                <w:sz w:val="23"/>
+                <w:szCs w:val="23"/>
+              </w:rPr>
+              <w:t xml:space="preserve">That's[20210] good[20390] to[20490] know.[21120] Now,[21920] we[22240] know[22460] you've[22690] just[22970] finished[23420] a[23510] course[23990] in[24140] Information[24840] Technology,[25800] so[26260] we've[26510] decided[27080] to[27220] put[27460] you[27630] in[27790] the[27930] computing[28820] and[29130] phones[29720] section[30160] of[30270] our[30450] department[30990] store.[31260]</w:t>
             </w:r>
           </w:p>
           <w:p>
@@ -7707,44 +7707,44 @@
                 <w:sz w:val="23"/>
                 <w:szCs w:val="23"/>
               </w:rPr>
-              <w:t xml:space="preserve"> </w:t>
-            </w:r>
-            <w:r>
-              <w:rPr>
-                <w:rFonts w:ascii="Source Sans 3" w:hAnsi="Source Sans 3"/>
-                <w:bCs/>
-                <w:sz w:val="23"/>
-                <w:szCs w:val="23"/>
-              </w:rPr>
-              <w:t>That's great. Now, that's next to the radios and audio equipment, isn't it?</w:t>
-            </w:r>
-          </w:p>
-          <w:p>
-            <w:pPr>
-              <w:tabs>
-                <w:tab w:val="left" w:pos="4413"/>
-              </w:tabs>
-              <w:rPr>
-                <w:rFonts w:ascii="Source Sans 3" w:hAnsi="Source Sans 3"/>
-                <w:bCs/>
-                <w:sz w:val="23"/>
-                <w:szCs w:val="23"/>
-              </w:rPr>
-            </w:pPr>
-            <w:r>
-              <w:rPr>
-                <w:rStyle w:val="NotSpokenChar"/>
-              </w:rPr>
-              <w:t xml:space="preserve">Manager: </w:t>
-            </w:r>
-            <w:r>
-              <w:rPr>
-                <w:rFonts w:ascii="Source Sans 3" w:hAnsi="Source Sans 3"/>
-                <w:bCs/>
-                <w:sz w:val="23"/>
-                <w:szCs w:val="23"/>
-              </w:rPr>
-              <w:t>That's right. All our radios and audio are in a part of the store we used to call the 'Sound Station'. But as I've just said, you'll be based in the computing and phones section. Now we've recently made this area of our store much bigger so that we can sell a much wider range of computer equipment, such as smart watches.</w:t>
+              <w:t xml:space="preserve">[31900] </w:t>
+            </w:r>
+            <w:r>
+              <w:rPr>
+                <w:rFonts w:ascii="Source Sans 3" w:hAnsi="Source Sans 3"/>
+                <w:bCs/>
+                <w:sz w:val="23"/>
+                <w:szCs w:val="23"/>
+              </w:rPr>
+              <w:t xml:space="preserve">That's[32180] great.[32970] Now,[33540] that's[33960] next[34240] to[34340] the[34490] radios[35150] and[35440] audio[35860] equipment,[36490] isn't[36810] it?[37000]</w:t>
+            </w:r>
+          </w:p>
+          <w:p>
+            <w:pPr>
+              <w:tabs>
+                <w:tab w:val="left" w:pos="4413"/>
+              </w:tabs>
+              <w:rPr>
+                <w:rFonts w:ascii="Source Sans 3" w:hAnsi="Source Sans 3"/>
+                <w:bCs/>
+                <w:sz w:val="23"/>
+                <w:szCs w:val="23"/>
+              </w:rPr>
+            </w:pPr>
+            <w:r>
+              <w:rPr>
+                <w:rStyle w:val="NotSpokenChar"/>
+              </w:rPr>
+              <w:t xml:space="preserve">Manager:[37380] </w:t>
+            </w:r>
+            <w:r>
+              <w:rPr>
+                <w:rFonts w:ascii="Source Sans 3" w:hAnsi="Source Sans 3"/>
+                <w:bCs/>
+                <w:sz w:val="23"/>
+                <w:szCs w:val="23"/>
+              </w:rPr>
+              <w:t xml:space="preserve">That's[37620] right.[38230] All[38800] our[39020] radios[39590] and[39810] audio[40310] are[40550] in[40660] a[40740] part[41080] of[41200] the[41340] store[41760] we[41990] used[42270] to[42370] call[42680] the[42820] 'Sound[43220] Station'.[44120] But[44720] as[44920] I've[45100] just[45320] said,[45730] you'll[46130] be[46270] based[46750] in[46890] the[47010] computing[47700] and[47920] phones[48340] section.[49270] Now[50180] we've[50680] recently[51170] made[51450] this[51660] area[52010] of[52130] our[52390] store[52810] much[53120] bigger[53600] so[53880] that[54040] we[54140] can[54320] sell[54560] a[54630] much[54940] wider[55420] range[55790] of[55890] computer[56390] equipment,[57100] such[57620] as[57850] smart[58270] watches.[58700]</w:t>
             </w:r>
           </w:p>
           <w:p>
@@ -7773,44 +7773,44 @@
                 <w:sz w:val="23"/>
                 <w:szCs w:val="23"/>
               </w:rPr>
-              <w:t xml:space="preserve"> </w:t>
-            </w:r>
-            <w:r>
-              <w:rPr>
-                <w:rFonts w:ascii="Source Sans 3" w:hAnsi="Source Sans 3"/>
-                <w:bCs/>
-                <w:sz w:val="23"/>
-                <w:szCs w:val="23"/>
-              </w:rPr>
-              <w:t>Mm. Smart watches.</w:t>
-            </w:r>
-          </w:p>
-          <w:p>
-            <w:pPr>
-              <w:tabs>
-                <w:tab w:val="left" w:pos="4413"/>
-              </w:tabs>
-              <w:rPr>
-                <w:rFonts w:ascii="Source Sans 3" w:hAnsi="Source Sans 3"/>
-                <w:bCs/>
-                <w:sz w:val="23"/>
-                <w:szCs w:val="23"/>
-              </w:rPr>
-            </w:pPr>
-            <w:r>
-              <w:rPr>
-                <w:rStyle w:val="NotSpokenChar"/>
-              </w:rPr>
-              <w:t xml:space="preserve">Manager: </w:t>
-            </w:r>
-            <w:r>
-              <w:rPr>
-                <w:rFonts w:ascii="Source Sans 3" w:hAnsi="Source Sans 3"/>
-                <w:bCs/>
-                <w:sz w:val="23"/>
-                <w:szCs w:val="23"/>
-              </w:rPr>
-              <w:t>Yes, we really want to attract a younger group of customers. And we haven't just given this whole area a completely new look - we've re-named it too!</w:t>
+              <w:t xml:space="preserve">[59240] </w:t>
+            </w:r>
+            <w:r>
+              <w:rPr>
+                <w:rFonts w:ascii="Source Sans 3" w:hAnsi="Source Sans 3"/>
+                <w:bCs/>
+                <w:sz w:val="23"/>
+                <w:szCs w:val="23"/>
+              </w:rPr>
+              <w:t xml:space="preserve">Mm.[59480] Smart[60090] watches.[60760]</w:t>
+            </w:r>
+          </w:p>
+          <w:p>
+            <w:pPr>
+              <w:tabs>
+                <w:tab w:val="left" w:pos="4413"/>
+              </w:tabs>
+              <w:rPr>
+                <w:rFonts w:ascii="Source Sans 3" w:hAnsi="Source Sans 3"/>
+                <w:bCs/>
+                <w:sz w:val="23"/>
+                <w:szCs w:val="23"/>
+              </w:rPr>
+            </w:pPr>
+            <w:r>
+              <w:rPr>
+                <w:rStyle w:val="NotSpokenChar"/>
+              </w:rPr>
+              <w:t xml:space="preserve">Manager:[61240] </w:t>
+            </w:r>
+            <w:r>
+              <w:rPr>
+                <w:rFonts w:ascii="Source Sans 3" w:hAnsi="Source Sans 3"/>
+                <w:bCs/>
+                <w:sz w:val="23"/>
+                <w:szCs w:val="23"/>
+              </w:rPr>
+              <w:t xml:space="preserve">Yes,[61600] we[61870] really[62170] want[62380] to[62480] attract[62930] a[63040] younger[63470] group[63740] of[63870] customers.[64750] And[65270] we[65400] haven't[65700] just[66010] given[66250] this[66420] whole[66710] area[67010] a[67110] completely[67680] new[67900] look[68410] -[68410] we've[68930] re-named[69480] it[69640] too![69880]</w:t>
             </w:r>
           </w:p>
           <w:p>
@@ -7839,44 +7839,44 @@
                 <w:sz w:val="23"/>
                 <w:szCs w:val="23"/>
               </w:rPr>
-              <w:t xml:space="preserve"> </w:t>
-            </w:r>
-            <w:r>
-              <w:rPr>
-                <w:rFonts w:ascii="Source Sans 3" w:hAnsi="Source Sans 3"/>
-                <w:bCs/>
-                <w:sz w:val="23"/>
-                <w:szCs w:val="23"/>
-              </w:rPr>
-              <w:t>Re-named it?</w:t>
-            </w:r>
-          </w:p>
-          <w:p>
-            <w:pPr>
-              <w:tabs>
-                <w:tab w:val="left" w:pos="4413"/>
-              </w:tabs>
-              <w:rPr>
-                <w:rFonts w:ascii="Source Sans 3" w:hAnsi="Source Sans 3"/>
-                <w:bCs/>
-                <w:sz w:val="23"/>
-                <w:szCs w:val="23"/>
-              </w:rPr>
-            </w:pPr>
-            <w:r>
-              <w:rPr>
-                <w:rStyle w:val="NotSpokenChar"/>
-              </w:rPr>
-              <w:t xml:space="preserve">Manager: </w:t>
-            </w:r>
-            <w:r>
-              <w:rPr>
-                <w:rFonts w:ascii="Source Sans 3" w:hAnsi="Source Sans 3"/>
-                <w:bCs/>
-                <w:sz w:val="23"/>
-                <w:szCs w:val="23"/>
-              </w:rPr>
-              <w:t>Yes. From next week it's going to be known as 'Moving Images'.</w:t>
+              <w:t xml:space="preserve">[70380] </w:t>
+            </w:r>
+            <w:r>
+              <w:rPr>
+                <w:rFonts w:ascii="Source Sans 3" w:hAnsi="Source Sans 3"/>
+                <w:bCs/>
+                <w:sz w:val="23"/>
+                <w:szCs w:val="23"/>
+              </w:rPr>
+              <w:t xml:space="preserve">Re-named[71160] it?[71400]</w:t>
+            </w:r>
+          </w:p>
+          <w:p>
+            <w:pPr>
+              <w:tabs>
+                <w:tab w:val="left" w:pos="4413"/>
+              </w:tabs>
+              <w:rPr>
+                <w:rFonts w:ascii="Source Sans 3" w:hAnsi="Source Sans 3"/>
+                <w:bCs/>
+                <w:sz w:val="23"/>
+                <w:szCs w:val="23"/>
+              </w:rPr>
+            </w:pPr>
+            <w:r>
+              <w:rPr>
+                <w:rStyle w:val="NotSpokenChar"/>
+              </w:rPr>
+              <w:t xml:space="preserve">Manager:[71820] </w:t>
+            </w:r>
+            <w:r>
+              <w:rPr>
+                <w:rFonts w:ascii="Source Sans 3" w:hAnsi="Source Sans 3"/>
+                <w:bCs/>
+                <w:sz w:val="23"/>
+                <w:szCs w:val="23"/>
+              </w:rPr>
+              <w:t xml:space="preserve">Yes.[72300] From[72710] next[72980] week[73250] it's[73400] going[73630] to[73710] be[73820] known[74180] as[74530] 'Moving[75150] Images'.[75820]</w:t>
             </w:r>
           </w:p>
           <w:p>
@@ -7905,44 +7905,44 @@
                 <w:sz w:val="23"/>
                 <w:szCs w:val="23"/>
               </w:rPr>
-              <w:t xml:space="preserve"> </w:t>
-            </w:r>
-            <w:r>
-              <w:rPr>
-                <w:rFonts w:ascii="Source Sans 3" w:hAnsi="Source Sans 3"/>
-                <w:bCs/>
-                <w:sz w:val="23"/>
-                <w:szCs w:val="23"/>
-              </w:rPr>
-              <w:t>'Moving Images'? Cool! I like it.</w:t>
-            </w:r>
-          </w:p>
-          <w:p>
-            <w:pPr>
-              <w:tabs>
-                <w:tab w:val="left" w:pos="4413"/>
-              </w:tabs>
-              <w:rPr>
-                <w:rFonts w:ascii="Source Sans 3" w:hAnsi="Source Sans 3"/>
-                <w:bCs/>
-                <w:sz w:val="23"/>
-                <w:szCs w:val="23"/>
-              </w:rPr>
-            </w:pPr>
-            <w:r>
-              <w:rPr>
-                <w:rStyle w:val="NotSpokenChar"/>
-              </w:rPr>
-              <w:t xml:space="preserve">Manager: </w:t>
-            </w:r>
-            <w:r>
-              <w:rPr>
-                <w:rFonts w:ascii="Source Sans 3" w:hAnsi="Source Sans 3"/>
-                <w:bCs/>
-                <w:sz w:val="23"/>
-                <w:szCs w:val="23"/>
-              </w:rPr>
-              <w:t>Now, do you have any questions before we move on?</w:t>
+              <w:t xml:space="preserve">[75900] </w:t>
+            </w:r>
+            <w:r>
+              <w:rPr>
+                <w:rFonts w:ascii="Source Sans 3" w:hAnsi="Source Sans 3"/>
+                <w:bCs/>
+                <w:sz w:val="23"/>
+                <w:szCs w:val="23"/>
+              </w:rPr>
+              <w:t xml:space="preserve">'Moving[76670] Images'?[77580] Cool![78510] I[78880] like[79220] it.[79420]</w:t>
+            </w:r>
+          </w:p>
+          <w:p>
+            <w:pPr>
+              <w:tabs>
+                <w:tab w:val="left" w:pos="4413"/>
+              </w:tabs>
+              <w:rPr>
+                <w:rFonts w:ascii="Source Sans 3" w:hAnsi="Source Sans 3"/>
+                <w:bCs/>
+                <w:sz w:val="23"/>
+                <w:szCs w:val="23"/>
+              </w:rPr>
+            </w:pPr>
+            <w:r>
+              <w:rPr>
+                <w:rStyle w:val="NotSpokenChar"/>
+              </w:rPr>
+              <w:t xml:space="preserve">Manager:[80100] </w:t>
+            </w:r>
+            <w:r>
+              <w:rPr>
+                <w:rFonts w:ascii="Source Sans 3" w:hAnsi="Source Sans 3"/>
+                <w:bCs/>
+                <w:sz w:val="23"/>
+                <w:szCs w:val="23"/>
+              </w:rPr>
+              <w:t xml:space="preserve">Now,[80480] do[80680] you[80780] have[80930] any[81100] questions[81790] before[82090] we[82180] move[82460] on?[85720]</w:t>
             </w:r>
           </w:p>
         </w:tc>
@@ -8010,6 +8010,82 @@
               <w:rPr>
                 <w:rStyle w:val="NotSpokenChar"/>
               </w:rPr>
+              <w:t xml:space="preserve">[2240]Student:</w:t>
+            </w:r>
+            <w:r>
+              <w:rPr>
+                <w:rFonts w:ascii="Source Sans 3" w:hAnsi="Source Sans 3"/>
+                <w:b/>
+                <w:bCs/>
+                <w:sz w:val="23"/>
+                <w:szCs w:val="23"/>
+              </w:rPr>
+              <w:t xml:space="preserve">[2240] </w:t>
+            </w:r>
+            <w:r>
+              <w:rPr>
+                <w:rFonts w:ascii="Source Sans 3" w:hAnsi="Source Sans 3"/>
+                <w:bCs/>
+                <w:sz w:val="23"/>
+                <w:szCs w:val="23"/>
+              </w:rPr>
+              <w:t xml:space="preserve">Now[6350] can[10440] I[10550] just[10830] check[11110] the[11260] details[11930] of[12060] the[12180] course?[12600]</w:t>
+            </w:r>
+          </w:p>
+          <w:p>
+            <w:pPr>
+              <w:tabs>
+                <w:tab w:val="left" w:pos="4413"/>
+              </w:tabs>
+              <w:rPr>
+                <w:rFonts w:ascii="Source Sans 3" w:hAnsi="Source Sans 3"/>
+                <w:bCs/>
+                <w:sz w:val="23"/>
+                <w:szCs w:val="23"/>
+              </w:rPr>
+            </w:pPr>
+            <w:r>
+              <w:rPr>
+                <w:rStyle w:val="NotSpokenChar"/>
+              </w:rPr>
+              <w:t>Receptionist:</w:t>
+            </w:r>
+            <w:r>
+              <w:rPr>
+                <w:rFonts w:ascii="Source Sans 3" w:hAnsi="Source Sans 3"/>
+                <w:b/>
+                <w:bCs/>
+                <w:sz w:val="23"/>
+                <w:szCs w:val="23"/>
+              </w:rPr>
+              <w:t xml:space="preserve">[12900] </w:t>
+            </w:r>
+            <w:r>
+              <w:rPr>
+                <w:rFonts w:ascii="Source Sans 3" w:hAnsi="Source Sans 3"/>
+                <w:bCs/>
+                <w:sz w:val="23"/>
+                <w:szCs w:val="23"/>
+              </w:rPr>
+              <w:t xml:space="preserve">Sure,[13400] go[13770] ahead.[14140]</w:t>
+            </w:r>
+          </w:p>
+          <w:p>
+            <w:pPr>
+              <w:tabs>
+                <w:tab w:val="left" w:pos="4413"/>
+              </w:tabs>
+              <w:rPr>
+                <w:rFonts w:ascii="Source Sans 3" w:hAnsi="Source Sans 3"/>
+                <w:bCs/>
+                <w:sz w:val="23"/>
+                <w:szCs w:val="23"/>
+              </w:rPr>
+            </w:pPr>
+            <w:r>
+              <w:rPr>
+                <w:rStyle w:val="NotSpokenChar"/>
+              </w:rPr>
               <w:t>Student:</w:t>
             </w:r>
             <w:r>
@@ -8020,16 +8096,38 @@
                 <w:sz w:val="23"/>
                 <w:szCs w:val="23"/>
               </w:rPr>
-              <w:t xml:space="preserve"> </w:t>
-            </w:r>
-            <w:r>
-              <w:rPr>
-                <w:rFonts w:ascii="Source Sans 3" w:hAnsi="Source Sans 3"/>
-                <w:bCs/>
-                <w:sz w:val="23"/>
-                <w:szCs w:val="23"/>
-              </w:rPr>
-              <w:t>Now can I just check the details of the course?</w:t>
+              <w:t xml:space="preserve">[14460] </w:t>
+            </w:r>
+            <w:r>
+              <w:rPr>
+                <w:rFonts w:ascii="Source Sans 3" w:hAnsi="Source Sans 3"/>
+                <w:bCs/>
+                <w:sz w:val="23"/>
+                <w:szCs w:val="23"/>
+              </w:rPr>
+              <w:t xml:space="preserve">Now[14860] it[15230] says[15530] on[15660] the[15830] leaflet[16750]</w:t>
+            </w:r>
+          </w:p>
+          <w:p>
+            <w:pPr>
+              <w:tabs>
+                <w:tab w:val="left" w:pos="4413"/>
+              </w:tabs>
+              <w:rPr>
+                <w:rFonts w:ascii="Source Sans 3" w:hAnsi="Source Sans 3"/>
+                <w:bCs/>
+                <w:sz w:val="23"/>
+                <w:szCs w:val="23"/>
+              </w:rPr>
+            </w:pPr>
+            <w:r>
+              <w:rPr>
+                <w:rFonts w:ascii="Source Sans 3" w:hAnsi="Source Sans 3"/>
+                <w:bCs/>
+                <w:sz w:val="23"/>
+                <w:szCs w:val="23"/>
+              </w:rPr>
+              <w:t xml:space="preserve">um,[17380] let[17710] me[17880] find[18360] it...[19020] OK,[19910] got[20370] it![20860] Right,[21590] so[21860] it's[22150] called[22690] Food[23230] Photography,[24250] and[24880] I've[25220] got[25570] here[25810] that[25990] it[26100] begins[26630] at[26880] nine[27300] thirty.[27740]</w:t>
             </w:r>
           </w:p>
           <w:p>
@@ -8058,16 +8156,16 @@
                 <w:sz w:val="23"/>
                 <w:szCs w:val="23"/>
               </w:rPr>
-              <w:t xml:space="preserve"> </w:t>
-            </w:r>
-            <w:r>
-              <w:rPr>
-                <w:rFonts w:ascii="Source Sans 3" w:hAnsi="Source Sans 3"/>
-                <w:bCs/>
-                <w:sz w:val="23"/>
-                <w:szCs w:val="23"/>
-              </w:rPr>
-              <w:t>Sure, go ahead.</w:t>
+              <w:t xml:space="preserve">[28360] </w:t>
+            </w:r>
+            <w:r>
+              <w:rPr>
+                <w:rFonts w:ascii="Source Sans 3" w:hAnsi="Source Sans 3"/>
+                <w:bCs/>
+                <w:sz w:val="23"/>
+                <w:szCs w:val="23"/>
+              </w:rPr>
+              <w:t xml:space="preserve">That's[28680] right-it's[29420] an[29560] early[29910] start.[30750] It[31160] begins[31710] at[31870] half[32120] past[32500] nine[33080] and[33300] it[33450] goes[33830] on[34160] until[34600] four[34990] thirty.[35820] Most[36480] of[36590] our[36750] weekend[37190] courses[37650] are[37830] quite[38220] short[38860] and[39220] so[39370] they're[39640] over[39930] in[40050] a[40110] couple[40410] of[40530] hours[41260] -[41260] this[41780] course[42280] is[42480] longer.[43280] According[44050] to[44140] the[44250] information[44910] I've[45080] got[45300] up[45450] here[45640] on[45790] screen,[46420] it's[46910] seven[47450] hours[47930] long.[48240]</w:t>
             </w:r>
           </w:p>
           <w:p>
@@ -8096,38 +8194,16 @@
                 <w:sz w:val="23"/>
                 <w:szCs w:val="23"/>
               </w:rPr>
-              <w:t xml:space="preserve"> </w:t>
-            </w:r>
-            <w:r>
-              <w:rPr>
-                <w:rFonts w:ascii="Source Sans 3" w:hAnsi="Source Sans 3"/>
-                <w:bCs/>
-                <w:sz w:val="23"/>
-                <w:szCs w:val="23"/>
-              </w:rPr>
-              <w:t>Now it says on the leaflet</w:t>
-            </w:r>
-          </w:p>
-          <w:p>
-            <w:pPr>
-              <w:tabs>
-                <w:tab w:val="left" w:pos="4413"/>
-              </w:tabs>
-              <w:rPr>
-                <w:rFonts w:ascii="Source Sans 3" w:hAnsi="Source Sans 3"/>
-                <w:bCs/>
-                <w:sz w:val="23"/>
-                <w:szCs w:val="23"/>
-              </w:rPr>
-            </w:pPr>
-            <w:r>
-              <w:rPr>
-                <w:rFonts w:ascii="Source Sans 3" w:hAnsi="Source Sans 3"/>
-                <w:bCs/>
-                <w:sz w:val="23"/>
-                <w:szCs w:val="23"/>
-              </w:rPr>
-              <w:t>um, let me find it... OK, got it! Right, so it's called Food Photography, and I've got here that it begins at nine thirty.</w:t>
+              <w:t xml:space="preserve">[48900] </w:t>
+            </w:r>
+            <w:r>
+              <w:rPr>
+                <w:rFonts w:ascii="Source Sans 3" w:hAnsi="Source Sans 3"/>
+                <w:bCs/>
+                <w:sz w:val="23"/>
+                <w:szCs w:val="23"/>
+              </w:rPr>
+              <w:t xml:space="preserve">Oh,[49450] I'm[49920] glad[50160] it[50300] lasts[50670] for[50910] more[51160] than[51300] a[51380] few[51640] hours.[52340] I[52660] don't[52890] think[53150] I'd[53310] be[53420] able[53700] to[53820] learn[54190] how[54390] to[54510] take[54790] good[55020] pictures[55540] in[55730] less[56080] than[56290] seven[56580] hours.[56900]</w:t>
             </w:r>
           </w:p>
           <w:p>
@@ -8156,16 +8232,16 @@
                 <w:sz w:val="23"/>
                 <w:szCs w:val="23"/>
               </w:rPr>
-              <w:t xml:space="preserve"> </w:t>
-            </w:r>
-            <w:r>
-              <w:rPr>
-                <w:rFonts w:ascii="Source Sans 3" w:hAnsi="Source Sans 3"/>
-                <w:bCs/>
-                <w:sz w:val="23"/>
-                <w:szCs w:val="23"/>
-              </w:rPr>
-              <w:t>That's right-it's an early start. It begins at half past nine and it goes on until four thirty. Most of our weekend courses are quite short and so they're over in a couple of hours - this course is longer. According to the information I've got up here on screen, it's seven hours long.</w:t>
+              <w:t xml:space="preserve">[57600] </w:t>
+            </w:r>
+            <w:r>
+              <w:rPr>
+                <w:rFonts w:ascii="Source Sans 3" w:hAnsi="Source Sans 3"/>
+                <w:bCs/>
+                <w:sz w:val="23"/>
+                <w:szCs w:val="23"/>
+              </w:rPr>
+              <w:t xml:space="preserve">Now,[58030] I'll[58410] just[58740] give[58970] you[59130] a[59290] bit[59550] more[59760] information[60460] about[60730] the[60850] course[61200] itself.[62110] Basically,[63130] you'll[63490] learn[63800] how[63980] to[64090] take[64440] good[64760] photos[65370] of[65520] food[66020] using[66430] a[66520] digital[66970] camera.[67790] So[68290] it'll[68590] train[69030] you[69340] in[69590] the[69760] basics[70370] of[70560] using[70960] a[71080] range[71540] of[71660] camera[72050] angles.[72440]</w:t>
             </w:r>
           </w:p>
           <w:p>
@@ -8194,16 +8270,16 @@
                 <w:sz w:val="23"/>
                 <w:szCs w:val="23"/>
               </w:rPr>
-              <w:t xml:space="preserve"> </w:t>
-            </w:r>
-            <w:r>
-              <w:rPr>
-                <w:rFonts w:ascii="Source Sans 3" w:hAnsi="Source Sans 3"/>
-                <w:bCs/>
-                <w:sz w:val="23"/>
-                <w:szCs w:val="23"/>
-              </w:rPr>
-              <w:t>Oh, I'm glad it lasts for more than a few hours. I don't think I'd be able to learn how to take good pictures in less than seven hours.</w:t>
+              <w:t xml:space="preserve">[73220] </w:t>
+            </w:r>
+            <w:r>
+              <w:rPr>
+                <w:rFonts w:ascii="Source Sans 3" w:hAnsi="Source Sans 3"/>
+                <w:bCs/>
+                <w:sz w:val="23"/>
+                <w:szCs w:val="23"/>
+              </w:rPr>
+              <w:t xml:space="preserve">Camera[73630] angles?[74080]</w:t>
             </w:r>
           </w:p>
           <w:p>
@@ -8232,16 +8308,16 @@
                 <w:sz w:val="23"/>
                 <w:szCs w:val="23"/>
               </w:rPr>
-              <w:t xml:space="preserve"> </w:t>
-            </w:r>
-            <w:r>
-              <w:rPr>
-                <w:rFonts w:ascii="Source Sans 3" w:hAnsi="Source Sans 3"/>
-                <w:bCs/>
-                <w:sz w:val="23"/>
-                <w:szCs w:val="23"/>
-              </w:rPr>
-              <w:t>Now, I'll just give you a bit more information about the course itself. Basically, you'll learn how to take good photos of food using a digital camera. So it'll train you in the basics of using a range of camera angles.</w:t>
+              <w:t xml:space="preserve">[74620] </w:t>
+            </w:r>
+            <w:r>
+              <w:rPr>
+                <w:rFonts w:ascii="Source Sans 3" w:hAnsi="Source Sans 3"/>
+                <w:bCs/>
+                <w:sz w:val="23"/>
+                <w:szCs w:val="23"/>
+              </w:rPr>
+              <w:t xml:space="preserve">Yes,[75130] you'll[75590] learn[75910] how[76090] to[76190] photograph[76840] food[77320] using[77730] close-up[78280] shots,[78900] wide-angle[79760] shots[80370] and[80640] shots[81070] taken[81440] from[81640] above,[82190] that[82460] sort[82670] of[82760] thing.[82980]</w:t>
             </w:r>
           </w:p>
           <w:p>
@@ -8270,16 +8346,16 @@
                 <w:sz w:val="23"/>
                 <w:szCs w:val="23"/>
               </w:rPr>
-              <w:t xml:space="preserve"> </w:t>
-            </w:r>
-            <w:r>
-              <w:rPr>
-                <w:rFonts w:ascii="Source Sans 3" w:hAnsi="Source Sans 3"/>
-                <w:bCs/>
-                <w:sz w:val="23"/>
-                <w:szCs w:val="23"/>
-              </w:rPr>
-              <w:t>Camera angles?</w:t>
+              <w:t xml:space="preserve">[83960] </w:t>
+            </w:r>
+            <w:r>
+              <w:rPr>
+                <w:rFonts w:ascii="Source Sans 3" w:hAnsi="Source Sans 3"/>
+                <w:bCs/>
+                <w:sz w:val="23"/>
+                <w:szCs w:val="23"/>
+              </w:rPr>
+              <w:t xml:space="preserve">What[84190] about[84470] learning[84800] to[84990] edit[85350] pictures[85880] on[86020] my[86210] computer?[87090] Will[87570] that[87740] be[87850] covered[88170] too?[88400]</w:t>
             </w:r>
           </w:p>
           <w:p>
@@ -8308,16 +8384,38 @@
                 <w:sz w:val="23"/>
                 <w:szCs w:val="23"/>
               </w:rPr>
-              <w:t xml:space="preserve"> </w:t>
-            </w:r>
-            <w:r>
-              <w:rPr>
-                <w:rFonts w:ascii="Source Sans 3" w:hAnsi="Source Sans 3"/>
-                <w:bCs/>
-                <w:sz w:val="23"/>
-                <w:szCs w:val="23"/>
-              </w:rPr>
-              <w:t>Yes, you'll learn how to photograph food using close-up shots, wide-angle shots and shots taken from above, that sort of thing.</w:t>
+              <w:t xml:space="preserve">[89060] </w:t>
+            </w:r>
+            <w:r>
+              <w:rPr>
+                <w:rFonts w:ascii="Source Sans 3" w:hAnsi="Source Sans 3"/>
+                <w:bCs/>
+                <w:sz w:val="23"/>
+                <w:szCs w:val="23"/>
+              </w:rPr>
+              <w:t xml:space="preserve">No,[89350] I'm[89580] afraid[90010] not.[90650] The[91060] purpose[91480] of[91570] the[91680] workshop[92270] is[92470] to[92630] teach[92940] you[93080] how[93230] to[93340] take[93650] good[93920] photos[94420] in[94520] the[94660] first[95020] place.[95660] It's[96070] a[96150] really[96580] hands-on[97390] session[98090] -[98090] in[98450] fact,[98980] you'll[99300] spend[99680] some[99920] of[100000] the[100130] day[100360] on[100530] location[101310] in[101530] a[101620] local[101990] hotel.[102830] It's[103400] just[103750] round[103970] the[104060] corner[104440] from[104610] the[104720] college[105430]</w:t>
+            </w:r>
+          </w:p>
+          <w:p>
+            <w:pPr>
+              <w:tabs>
+                <w:tab w:val="left" w:pos="4413"/>
+              </w:tabs>
+              <w:rPr>
+                <w:rFonts w:ascii="Source Sans 3" w:hAnsi="Source Sans 3"/>
+                <w:bCs/>
+                <w:sz w:val="23"/>
+                <w:szCs w:val="23"/>
+              </w:rPr>
+            </w:pPr>
+            <w:r>
+              <w:rPr>
+                <w:rFonts w:ascii="Source Sans 3" w:hAnsi="Source Sans 3"/>
+                <w:bCs/>
+                <w:sz w:val="23"/>
+                <w:szCs w:val="23"/>
+              </w:rPr>
+              <w:t xml:space="preserve">the[105750] Lincoln[106270] Hotel[106990] -[106990] so[107360] you'll[107600] have[107790] the[107910] opportunity[108550] to[108720] practise[109260] taking[109610] photographs[110320] using[110710] real[111070] dishes![111580]</w:t>
             </w:r>
           </w:p>
           <w:p>
@@ -8346,16 +8444,16 @@
                 <w:sz w:val="23"/>
                 <w:szCs w:val="23"/>
               </w:rPr>
-              <w:t xml:space="preserve"> </w:t>
-            </w:r>
-            <w:r>
-              <w:rPr>
-                <w:rFonts w:ascii="Source Sans 3" w:hAnsi="Source Sans 3"/>
-                <w:bCs/>
-                <w:sz w:val="23"/>
-                <w:szCs w:val="23"/>
-              </w:rPr>
-              <w:t>What about learning to edit pictures on my computer? Will that be covered too?</w:t>
+              <w:t xml:space="preserve">[112180] </w:t>
+            </w:r>
+            <w:r>
+              <w:rPr>
+                <w:rFonts w:ascii="Source Sans 3" w:hAnsi="Source Sans 3"/>
+                <w:bCs/>
+                <w:sz w:val="23"/>
+                <w:szCs w:val="23"/>
+              </w:rPr>
+              <w:t xml:space="preserve">That's[112450] great[113190] -[113190] a[113570] practical[114150] course[114540] is[114660] exactly[115280] what[115500] I'm[115620] looking[115920] for![116100]</w:t>
             </w:r>
           </w:p>
           <w:p>
@@ -8384,38 +8482,16 @@
                 <w:sz w:val="23"/>
                 <w:szCs w:val="23"/>
               </w:rPr>
-              <w:t xml:space="preserve"> </w:t>
-            </w:r>
-            <w:r>
-              <w:rPr>
-                <w:rFonts w:ascii="Source Sans 3" w:hAnsi="Source Sans 3"/>
-                <w:bCs/>
-                <w:sz w:val="23"/>
-                <w:szCs w:val="23"/>
-              </w:rPr>
-              <w:t>No, I'm afraid not. The purpose of the workshop is to teach you how to take good photos in the first place. It's a really hands-on session - in fact, you'll spend some of the day on location in a local hotel. It's just round the corner from the college</w:t>
-            </w:r>
-          </w:p>
-          <w:p>
-            <w:pPr>
-              <w:tabs>
-                <w:tab w:val="left" w:pos="4413"/>
-              </w:tabs>
-              <w:rPr>
-                <w:rFonts w:ascii="Source Sans 3" w:hAnsi="Source Sans 3"/>
-                <w:bCs/>
-                <w:sz w:val="23"/>
-                <w:szCs w:val="23"/>
-              </w:rPr>
-            </w:pPr>
-            <w:r>
-              <w:rPr>
-                <w:rFonts w:ascii="Source Sans 3" w:hAnsi="Source Sans 3"/>
-                <w:bCs/>
-                <w:sz w:val="23"/>
-                <w:szCs w:val="23"/>
-              </w:rPr>
-              <w:t>the Lincoln Hotel - so you'll have the opportunity to practise taking photographs using real dishes!</w:t>
+              <w:t xml:space="preserve">[117160] </w:t>
+            </w:r>
+            <w:r>
+              <w:rPr>
+                <w:rFonts w:ascii="Source Sans 3" w:hAnsi="Source Sans 3"/>
+                <w:bCs/>
+                <w:sz w:val="23"/>
+                <w:szCs w:val="23"/>
+              </w:rPr>
+              <w:t xml:space="preserve">Now[117570] just[118020] a[118120] few[118420] more[118730] things.[119390] The[119730] full[120120] fee[120430] for[120570] the[120700] course[121190] is[121440] $55[123120] and[123530] that[123740] includes[124370] a[124520] light[124820] lunch[125240] and[125490] refreshments[126220] at[126320] the[126420] hotel.[126860]</w:t>
             </w:r>
           </w:p>
           <w:p>
@@ -8444,16 +8520,16 @@
                 <w:sz w:val="23"/>
                 <w:szCs w:val="23"/>
               </w:rPr>
-              <w:t xml:space="preserve"> </w:t>
-            </w:r>
-            <w:r>
-              <w:rPr>
-                <w:rFonts w:ascii="Source Sans 3" w:hAnsi="Source Sans 3"/>
-                <w:bCs/>
-                <w:sz w:val="23"/>
-                <w:szCs w:val="23"/>
-              </w:rPr>
-              <w:t>That's great - a practical course is exactly what I'm looking for!</w:t>
+              <w:t xml:space="preserve">[127400] </w:t>
+            </w:r>
+            <w:r>
+              <w:rPr>
+                <w:rFonts w:ascii="Source Sans 3" w:hAnsi="Source Sans 3"/>
+                <w:bCs/>
+                <w:sz w:val="23"/>
+                <w:szCs w:val="23"/>
+              </w:rPr>
+              <w:t xml:space="preserve">Oh,[127820] that's[128290] really[128620] good.[129240] That[129730] means[130070] I[130160] don't[130420] have[130590] to[130700] worry[130990] about[131310] bringing[131680] along[131980] my[132190] own[132410] drinks[132940] and[133100] snacks[133540] on[133630] the[133740] day.[134350] That[134850] would[134990] probably[135430] cost[135760] me[135880] at[136040] least[136380] $10.[137040]</w:t>
             </w:r>
           </w:p>
           <w:p>
@@ -8482,92 +8558,16 @@
                 <w:sz w:val="23"/>
                 <w:szCs w:val="23"/>
               </w:rPr>
-              <w:t xml:space="preserve"> </w:t>
-            </w:r>
-            <w:r>
-              <w:rPr>
-                <w:rFonts w:ascii="Source Sans 3" w:hAnsi="Source Sans 3"/>
-                <w:bCs/>
-                <w:sz w:val="23"/>
-                <w:szCs w:val="23"/>
-              </w:rPr>
-              <w:t>Now just a few more things. The full fee for the course is $55 and that includes a light lunch and refreshments at the hotel.</w:t>
-            </w:r>
-          </w:p>
-          <w:p>
-            <w:pPr>
-              <w:tabs>
-                <w:tab w:val="left" w:pos="4413"/>
-              </w:tabs>
-              <w:rPr>
-                <w:rFonts w:ascii="Source Sans 3" w:hAnsi="Source Sans 3"/>
-                <w:bCs/>
-                <w:sz w:val="23"/>
-                <w:szCs w:val="23"/>
-              </w:rPr>
-            </w:pPr>
-            <w:r>
-              <w:rPr>
-                <w:rStyle w:val="NotSpokenChar"/>
-              </w:rPr>
-              <w:t>Student:</w:t>
-            </w:r>
-            <w:r>
-              <w:rPr>
-                <w:rFonts w:ascii="Source Sans 3" w:hAnsi="Source Sans 3"/>
-                <w:b/>
-                <w:bCs/>
-                <w:sz w:val="23"/>
-                <w:szCs w:val="23"/>
-              </w:rPr>
-              <w:t xml:space="preserve"> </w:t>
-            </w:r>
-            <w:r>
-              <w:rPr>
-                <w:rFonts w:ascii="Source Sans 3" w:hAnsi="Source Sans 3"/>
-                <w:bCs/>
-                <w:sz w:val="23"/>
-                <w:szCs w:val="23"/>
-              </w:rPr>
-              <w:t>Oh, that's really good. That means I don't have to worry about bringing along my own drinks and snacks on the day. That would probably cost me at least $10.</w:t>
-            </w:r>
-          </w:p>
-          <w:p>
-            <w:pPr>
-              <w:tabs>
-                <w:tab w:val="left" w:pos="4413"/>
-              </w:tabs>
-              <w:rPr>
-                <w:rFonts w:ascii="Source Sans 3" w:hAnsi="Source Sans 3"/>
-                <w:bCs/>
-                <w:sz w:val="23"/>
-                <w:szCs w:val="23"/>
-              </w:rPr>
-            </w:pPr>
-            <w:r>
-              <w:rPr>
-                <w:rStyle w:val="NotSpokenChar"/>
-              </w:rPr>
-              <w:t>Receptionist:</w:t>
-            </w:r>
-            <w:r>
-              <w:rPr>
-                <w:rFonts w:ascii="Source Sans 3" w:hAnsi="Source Sans 3"/>
-                <w:b/>
-                <w:bCs/>
-                <w:sz w:val="23"/>
-                <w:szCs w:val="23"/>
-              </w:rPr>
-              <w:t xml:space="preserve"> </w:t>
-            </w:r>
-            <w:r>
-              <w:rPr>
-                <w:rFonts w:ascii="Source Sans 3" w:hAnsi="Source Sans 3"/>
-                <w:bCs/>
-                <w:sz w:val="23"/>
-                <w:szCs w:val="23"/>
-              </w:rPr>
-              <w:t>OK, I think that's everything, so I'll just take your details so that we can confirm your place on the course.</w:t>
+              <w:t xml:space="preserve">[137520] </w:t>
+            </w:r>
+            <w:r>
+              <w:rPr>
+                <w:rFonts w:ascii="Source Sans 3" w:hAnsi="Source Sans 3"/>
+                <w:bCs/>
+                <w:sz w:val="23"/>
+                <w:szCs w:val="23"/>
+              </w:rPr>
+              <w:t xml:space="preserve">OK,[138130] I[138680] think[138990] that's[139270] everything,[139950] so[140270] I'll[140520] just[140830] take[141090] your[141220] details[141900] so[142090] that[142290] we[142410] can[142580] confirm[143030] your[143180] place[143550] on[143690] the[143800] course.[147360]</w:t>
             </w:r>
           </w:p>
         </w:tc>
@@ -8635,16 +8635,16 @@
               <w:rPr>
                 <w:rStyle w:val="NotSpokenChar"/>
               </w:rPr>
-              <w:t xml:space="preserve">Examiner: </w:t>
-            </w:r>
-            <w:r>
-              <w:rPr>
-                <w:rFonts w:ascii="Source Sans 3" w:hAnsi="Source Sans 3"/>
-                <w:bCs/>
-                <w:sz w:val="23"/>
-                <w:szCs w:val="23"/>
-              </w:rPr>
-              <w:t>What do you do? Do you work or are you a student?</w:t>
+              <w:t xml:space="preserve">[2680]Examiner:[2680] </w:t>
+            </w:r>
+            <w:r>
+              <w:rPr>
+                <w:rFonts w:ascii="Source Sans 3" w:hAnsi="Source Sans 3"/>
+                <w:bCs/>
+                <w:sz w:val="23"/>
+                <w:szCs w:val="23"/>
+              </w:rPr>
+              <w:t xml:space="preserve">What[2870] do[2990] you[3150] do?[3740] Do[4280] you[4450] work[5010] or[5430] are[5720] you[5870] a[5930] student?[6380]</w:t>
             </w:r>
           </w:p>
           <w:p>
@@ -8673,16 +8673,16 @@
                 <w:sz w:val="23"/>
                 <w:szCs w:val="23"/>
               </w:rPr>
-              <w:t xml:space="preserve"> </w:t>
-            </w:r>
-            <w:r>
-              <w:rPr>
-                <w:rFonts w:ascii="Source Sans 3" w:hAnsi="Source Sans 3"/>
-                <w:bCs/>
-                <w:sz w:val="23"/>
-                <w:szCs w:val="23"/>
-              </w:rPr>
-              <w:t>I'm a student. I'm doing a part-time fashion and textiles course. I'm at Milton College, in the centre of the city. I'm in my third year and at the moment I'm studying 12 hours a week.</w:t>
+              <w:t xml:space="preserve">[7220] </w:t>
+            </w:r>
+            <w:r>
+              <w:rPr>
+                <w:rFonts w:ascii="Source Sans 3" w:hAnsi="Source Sans 3"/>
+                <w:bCs/>
+                <w:sz w:val="23"/>
+                <w:szCs w:val="23"/>
+              </w:rPr>
+              <w:t xml:space="preserve">I'm[7420] a[7590] student.[8540] I'm[9030] doing[9450] a[9570] part-time[10250] fashion[10800] and[10980] textiles[11750] course.[12550] I'm[13070] at[13240] Milton[13660] College,[14380] in[14700] the[14840] centre[15270] of[15360] the[15500] city.[16290] I'm[16970] in[17180] my[17360] third[17700] year[18120] and[18700] at[18930] the[19070] moment[19770] I'm[20170] studying[20830] 12[21300] hours[21690] a[21780] week.[22080]</w:t>
             </w:r>
           </w:p>
           <w:p>
@@ -8702,16 +8702,16 @@
                 <w:rStyle w:val="NotSpokenChar"/>
               </w:rPr>
               <w:lastRenderedPageBreak/>
-              <w:t xml:space="preserve">Examiner: </w:t>
-            </w:r>
-            <w:r>
-              <w:rPr>
-                <w:rFonts w:ascii="Source Sans 3" w:hAnsi="Source Sans 3"/>
-                <w:bCs/>
-                <w:sz w:val="23"/>
-                <w:szCs w:val="23"/>
-              </w:rPr>
-              <w:t>Are you enjoying it?</w:t>
+              <w:t xml:space="preserve">Examiner:[22780] </w:t>
+            </w:r>
+            <w:r>
+              <w:rPr>
+                <w:rFonts w:ascii="Source Sans 3" w:hAnsi="Source Sans 3"/>
+                <w:bCs/>
+                <w:sz w:val="23"/>
+                <w:szCs w:val="23"/>
+              </w:rPr>
+              <w:t xml:space="preserve">Are[22900] you[23000] enjoying[23550] it?[23740]</w:t>
             </w:r>
           </w:p>
           <w:p>
@@ -8740,44 +8740,44 @@
                 <w:sz w:val="23"/>
                 <w:szCs w:val="23"/>
               </w:rPr>
-              <w:t xml:space="preserve"> </w:t>
-            </w:r>
-            <w:r>
-              <w:rPr>
-                <w:rFonts w:ascii="Source Sans 3" w:hAnsi="Source Sans 3"/>
-                <w:bCs/>
-                <w:sz w:val="23"/>
-                <w:szCs w:val="23"/>
-              </w:rPr>
-              <w:t>Oh yes, I am. I think it's great. I particularly like working with different materials like wool and leather. And I've just made a beautiful scarf and it's made out of plastic. It looks very strange but I think it's great! It's pretty amazing in fact!</w:t>
-            </w:r>
-          </w:p>
-          <w:p>
-            <w:pPr>
-              <w:tabs>
-                <w:tab w:val="left" w:pos="4413"/>
-              </w:tabs>
-              <w:rPr>
-                <w:rFonts w:ascii="Source Sans 3" w:hAnsi="Source Sans 3"/>
-                <w:bCs/>
-                <w:sz w:val="23"/>
-                <w:szCs w:val="23"/>
-              </w:rPr>
-            </w:pPr>
-            <w:r>
-              <w:rPr>
-                <w:rStyle w:val="NotSpokenChar"/>
-              </w:rPr>
-              <w:t xml:space="preserve">Examiner: </w:t>
-            </w:r>
-            <w:r>
-              <w:rPr>
-                <w:rFonts w:ascii="Source Sans 3" w:hAnsi="Source Sans 3"/>
-                <w:bCs/>
-                <w:sz w:val="23"/>
-                <w:szCs w:val="23"/>
-              </w:rPr>
-              <w:t>Would you like to learn anything new in the future?</w:t>
+              <w:t xml:space="preserve">[24280] </w:t>
+            </w:r>
+            <w:r>
+              <w:rPr>
+                <w:rFonts w:ascii="Source Sans 3" w:hAnsi="Source Sans 3"/>
+                <w:bCs/>
+                <w:sz w:val="23"/>
+                <w:szCs w:val="23"/>
+              </w:rPr>
+              <w:t xml:space="preserve">Oh[24410] yes,[24830] I[24960] am.[25600] I[26050] think[26320] it's[26480] great.[27260] I[27730] particularly[28670] like[29050] working[29550] with[29780] different[30230] materials[31090] like[31550] wool[32130] and[32430] leather.[33200] And[34050] I've[34340] just[34660] made[34950] a[35040] beautiful[35730] scarf[36510] and[37010] it's[37300] made[37590] out[37750] of[37880] plastic.[38900] It[39380] looks[39790] very[40110] strange[40800] but[41330] I[41690] think[41940] it's[42100] great![42940] It's[43560] pretty[44010] amazing[44620] in[44760] fact![45160]</w:t>
+            </w:r>
+          </w:p>
+          <w:p>
+            <w:pPr>
+              <w:tabs>
+                <w:tab w:val="left" w:pos="4413"/>
+              </w:tabs>
+              <w:rPr>
+                <w:rFonts w:ascii="Source Sans 3" w:hAnsi="Source Sans 3"/>
+                <w:bCs/>
+                <w:sz w:val="23"/>
+                <w:szCs w:val="23"/>
+              </w:rPr>
+            </w:pPr>
+            <w:r>
+              <w:rPr>
+                <w:rStyle w:val="NotSpokenChar"/>
+              </w:rPr>
+              <w:t xml:space="preserve">Examiner:[46220] </w:t>
+            </w:r>
+            <w:r>
+              <w:rPr>
+                <w:rFonts w:ascii="Source Sans 3" w:hAnsi="Source Sans 3"/>
+                <w:bCs/>
+                <w:sz w:val="23"/>
+                <w:szCs w:val="23"/>
+              </w:rPr>
+              <w:t xml:space="preserve">Would[46350] you[46460] like[46700] to[46960] learn[47390] anything[47840] new[48070] in[48160] the[48260] future?[48680]</w:t>
             </w:r>
           </w:p>
           <w:p>
@@ -8806,44 +8806,44 @@
                 <w:sz w:val="23"/>
                 <w:szCs w:val="23"/>
               </w:rPr>
-              <w:t xml:space="preserve"> </w:t>
-            </w:r>
-            <w:r>
-              <w:rPr>
-                <w:rFonts w:ascii="Source Sans 3" w:hAnsi="Source Sans 3"/>
-                <w:bCs/>
-                <w:sz w:val="23"/>
-                <w:szCs w:val="23"/>
-              </w:rPr>
-              <w:t>Yes, I would. I'd really like to learn how to use computer software to create new designs. This should also help me create new shades of colour. Using technology in this way would be really challenging for me, I think.</w:t>
-            </w:r>
-          </w:p>
-          <w:p>
-            <w:pPr>
-              <w:tabs>
-                <w:tab w:val="left" w:pos="4413"/>
-              </w:tabs>
-              <w:rPr>
-                <w:rFonts w:ascii="Source Sans 3" w:hAnsi="Source Sans 3"/>
-                <w:bCs/>
-                <w:sz w:val="23"/>
-                <w:szCs w:val="23"/>
-              </w:rPr>
-            </w:pPr>
-            <w:r>
-              <w:rPr>
-                <w:rStyle w:val="NotSpokenChar"/>
-              </w:rPr>
-              <w:t xml:space="preserve">Examiner: </w:t>
-            </w:r>
-            <w:r>
-              <w:rPr>
-                <w:rFonts w:ascii="Source Sans 3" w:hAnsi="Source Sans 3"/>
-                <w:bCs/>
-                <w:sz w:val="23"/>
-                <w:szCs w:val="23"/>
-              </w:rPr>
-              <w:t>And is there a job you'd really like to do in the future?</w:t>
+              <w:t xml:space="preserve">[49100] </w:t>
+            </w:r>
+            <w:r>
+              <w:rPr>
+                <w:rFonts w:ascii="Source Sans 3" w:hAnsi="Source Sans 3"/>
+                <w:bCs/>
+                <w:sz w:val="23"/>
+                <w:szCs w:val="23"/>
+              </w:rPr>
+              <w:t xml:space="preserve">Yes,[49580] I[49740] would.[50610] I'd[51220] really[51600] like[51840] to[51980] learn[52280] how[52520] to[52730] use[53130] computer[53710] software[54450] to[54630] create[55190] new[55430] designs.[56610] This[57250] should[57520] also[57900] help[58120] me[58250] create[58710] new[58980] shades[59440] of[59590] colour.[60490] Using[61380] technology[62210] in[62340] this[62550] way[62940] would[63230] be[63410] really[63780] challenging[64470] for[64710] me,[64910] I[65050] think.[65380]</w:t>
+            </w:r>
+          </w:p>
+          <w:p>
+            <w:pPr>
+              <w:tabs>
+                <w:tab w:val="left" w:pos="4413"/>
+              </w:tabs>
+              <w:rPr>
+                <w:rFonts w:ascii="Source Sans 3" w:hAnsi="Source Sans 3"/>
+                <w:bCs/>
+                <w:sz w:val="23"/>
+                <w:szCs w:val="23"/>
+              </w:rPr>
+            </w:pPr>
+            <w:r>
+              <w:rPr>
+                <w:rStyle w:val="NotSpokenChar"/>
+              </w:rPr>
+              <w:t xml:space="preserve">Examiner:[66460] </w:t>
+            </w:r>
+            <w:r>
+              <w:rPr>
+                <w:rFonts w:ascii="Source Sans 3" w:hAnsi="Source Sans 3"/>
+                <w:bCs/>
+                <w:sz w:val="23"/>
+                <w:szCs w:val="23"/>
+              </w:rPr>
+              <w:t xml:space="preserve">And[66910] is[67180] there[67390] a[67480] job[67850] you'd[68080] really[68350] like[68600] to[68750] do[69100] in[69350] the[69470] future?[69860]</w:t>
             </w:r>
           </w:p>
           <w:p>
@@ -8872,16 +8872,16 @@
                 <w:sz w:val="23"/>
                 <w:szCs w:val="23"/>
               </w:rPr>
-              <w:t xml:space="preserve"> </w:t>
-            </w:r>
-            <w:r>
-              <w:rPr>
-                <w:rFonts w:ascii="Source Sans 3" w:hAnsi="Source Sans 3"/>
-                <w:bCs/>
-                <w:sz w:val="23"/>
-                <w:szCs w:val="23"/>
-              </w:rPr>
-              <w:t>Yes, there is. I'd love the chance to become a fashion photographer. And if I do well on my course and get some experience of taking pictures at my college fashion shows, perhaps my dream will come true. I've just bought myself a new digital camera and I've already learnt how to take some great close-up shots!</w:t>
+              <w:t xml:space="preserve">[70280] </w:t>
+            </w:r>
+            <w:r>
+              <w:rPr>
+                <w:rFonts w:ascii="Source Sans 3" w:hAnsi="Source Sans 3"/>
+                <w:bCs/>
+                <w:sz w:val="23"/>
+                <w:szCs w:val="23"/>
+              </w:rPr>
+              <w:t xml:space="preserve">Yes,[70660] there[70960] is.[71560] I'd[72070] love[72520] the[72690] chance[73120] to[73240] become[73600] a[73720] fashion[74260] photographer.[75500] And[76240] if[76550] I[76660] do[76820] well[77140] on[77280] my[77450] course[78090] and[78420] get[78670] some[78920] experience[79780] of[80010] taking[80470] pictures[81080] at[81280] my[81500] college[81990] fashion[82450] shows,[83230] perhaps[84190] my[84510] dream[84910] will[85150] come[85380] true.[86280] I've[86950] just[87260] bought[87540] myself[87970] a[88080] new[88330] digital[88850] camera[89430] and[89940] I've[90250] already[90680] learnt[91070] how[91340] to[91490] take[91780] some[91970] great[92340] close-up[92900] shots![96540]</w:t>
             </w:r>
           </w:p>
         </w:tc>
@@ -8949,7 +8949,7 @@
               <w:rPr>
                 <w:rStyle w:val="NotSpokenChar"/>
               </w:rPr>
-              <w:t>Nina:</w:t>
+              <w:t xml:space="preserve">[2740]Nina:</w:t>
             </w:r>
             <w:r>
               <w:rPr>
@@ -8959,104 +8959,104 @@
                 <w:sz w:val="23"/>
                 <w:szCs w:val="23"/>
               </w:rPr>
-              <w:t xml:space="preserve"> </w:t>
-            </w:r>
-            <w:r>
-              <w:rPr>
-                <w:rFonts w:ascii="Source Sans 3" w:hAnsi="Source Sans 3"/>
-                <w:bCs/>
-                <w:sz w:val="23"/>
-                <w:szCs w:val="23"/>
-              </w:rPr>
-              <w:t>I'm going to tell you about a time when I learnt something new.</w:t>
-            </w:r>
-          </w:p>
-          <w:p>
-            <w:pPr>
-              <w:tabs>
-                <w:tab w:val="left" w:pos="4413"/>
-              </w:tabs>
-              <w:rPr>
-                <w:rFonts w:ascii="Source Sans 3" w:hAnsi="Source Sans 3"/>
-                <w:bCs/>
-                <w:sz w:val="23"/>
-                <w:szCs w:val="23"/>
-              </w:rPr>
-            </w:pPr>
-            <w:r>
-              <w:rPr>
-                <w:rFonts w:ascii="Source Sans 3" w:hAnsi="Source Sans 3"/>
-                <w:bCs/>
-                <w:sz w:val="23"/>
-                <w:szCs w:val="23"/>
-              </w:rPr>
-              <w:t>What did I learn? Well, I've always been an active and sporty person and I really like cold weather - I love it when it snows in my country. That's why I decided to learn something that mixes these things together - winter, sport and snow! So, I decided to learn to ski!</w:t>
-            </w:r>
-          </w:p>
-          <w:p>
-            <w:pPr>
-              <w:tabs>
-                <w:tab w:val="left" w:pos="4413"/>
-              </w:tabs>
-              <w:rPr>
-                <w:rFonts w:ascii="Source Sans 3" w:hAnsi="Source Sans 3"/>
-                <w:bCs/>
-                <w:sz w:val="23"/>
-                <w:szCs w:val="23"/>
-              </w:rPr>
-            </w:pPr>
-            <w:r>
-              <w:rPr>
-                <w:rFonts w:ascii="Source Sans 3" w:hAnsi="Source Sans 3"/>
-                <w:bCs/>
-                <w:sz w:val="23"/>
-                <w:szCs w:val="23"/>
-              </w:rPr>
-              <w:t>I learnt with an instructor. There was a big group of us - we had a great instructor. It was really exciting when we were on the chair lift on the first day. We started on the nursery slope - I couldn't even walk on my skis at first and I fell over many times. It took me a long time to learn how to keep my balance. It really is much more difficult than it looks! It was great fun! I really liked learning in a group - much better than learning individually.</w:t>
-            </w:r>
-          </w:p>
-          <w:p>
-            <w:pPr>
-              <w:tabs>
-                <w:tab w:val="left" w:pos="4413"/>
-              </w:tabs>
-              <w:rPr>
-                <w:rFonts w:ascii="Source Sans 3" w:hAnsi="Source Sans 3"/>
-                <w:bCs/>
-                <w:sz w:val="23"/>
-                <w:szCs w:val="23"/>
-              </w:rPr>
-            </w:pPr>
-            <w:r>
-              <w:rPr>
-                <w:rFonts w:ascii="Source Sans 3" w:hAnsi="Source Sans 3"/>
-                <w:bCs/>
-                <w:sz w:val="23"/>
-                <w:szCs w:val="23"/>
-              </w:rPr>
-              <w:t>In fact, I was in a skiing competition recently and I won! I got a silver cup. So, I think that's quite a good result.</w:t>
-            </w:r>
-          </w:p>
-          <w:p>
-            <w:pPr>
-              <w:tabs>
-                <w:tab w:val="left" w:pos="4413"/>
-              </w:tabs>
-              <w:rPr>
-                <w:rFonts w:ascii="Source Sans 3" w:hAnsi="Source Sans 3"/>
-                <w:bCs/>
-                <w:sz w:val="23"/>
-                <w:szCs w:val="23"/>
-              </w:rPr>
-            </w:pPr>
-            <w:r>
-              <w:rPr>
-                <w:rFonts w:ascii="Source Sans 3" w:hAnsi="Source Sans 3"/>
-                <w:bCs/>
-                <w:sz w:val="23"/>
-                <w:szCs w:val="23"/>
-              </w:rPr>
-              <w:t>How did I feel about the learning experience? Well, it was really thrilling to ski downhill for the very first time - I loved the feeling of speed. It was very exciting! I was so proud of myself when I reached the bottom of the slope and I was still standing! It was a great feeling!</w:t>
+              <w:t xml:space="preserve">[2740] </w:t>
+            </w:r>
+            <w:r>
+              <w:rPr>
+                <w:rFonts w:ascii="Source Sans 3" w:hAnsi="Source Sans 3"/>
+                <w:bCs/>
+                <w:sz w:val="23"/>
+                <w:szCs w:val="23"/>
+              </w:rPr>
+              <w:t xml:space="preserve">I'm[2900] going[3260] to[3400] tell[3750] you[3990] about[4360] a[4460] time[4940] when[5320] I[5510] learnt[5900] something[6380] new.[7180]</w:t>
+            </w:r>
+          </w:p>
+          <w:p>
+            <w:pPr>
+              <w:tabs>
+                <w:tab w:val="left" w:pos="4413"/>
+              </w:tabs>
+              <w:rPr>
+                <w:rFonts w:ascii="Source Sans 3" w:hAnsi="Source Sans 3"/>
+                <w:bCs/>
+                <w:sz w:val="23"/>
+                <w:szCs w:val="23"/>
+              </w:rPr>
+            </w:pPr>
+            <w:r>
+              <w:rPr>
+                <w:rFonts w:ascii="Source Sans 3" w:hAnsi="Source Sans 3"/>
+                <w:bCs/>
+                <w:sz w:val="23"/>
+                <w:szCs w:val="23"/>
+              </w:rPr>
+              <w:t xml:space="preserve">What[7910] did[8140] I[8270] learn?[9080] Well,[10030] I've[10490] always[10960] been[11280] an[11550] active[12180] and[12400] sporty[12940] person[13720] and[14130] I[14250] really[14620] like[14970] cold[15410] weather[16240] -[16240] I[16770] love[17110] it[17270] when[17470] it[17640] snows[18170] in[18330] my[18510] country.[19410] That's[20190] why[20640] I[20850] decided[21470] to[21610] learn[21960] something[22510] that[22800] mixes[23410] these[23700] things[24060] together[24980] -[24980] winter,[26050] sport[26900] and[27220] snow![28080] So,[29140] I[29670] decided[30330] to[30510] learn[30820] to[30970] ski![31950]</w:t>
+            </w:r>
+          </w:p>
+          <w:p>
+            <w:pPr>
+              <w:tabs>
+                <w:tab w:val="left" w:pos="4413"/>
+              </w:tabs>
+              <w:rPr>
+                <w:rFonts w:ascii="Source Sans 3" w:hAnsi="Source Sans 3"/>
+                <w:bCs/>
+                <w:sz w:val="23"/>
+                <w:szCs w:val="23"/>
+              </w:rPr>
+            </w:pPr>
+            <w:r>
+              <w:rPr>
+                <w:rFonts w:ascii="Source Sans 3" w:hAnsi="Source Sans 3"/>
+                <w:bCs/>
+                <w:sz w:val="23"/>
+                <w:szCs w:val="23"/>
+              </w:rPr>
+              <w:t xml:space="preserve">I[32760] learnt[33290] with[33640] an[33790] instructor.[34950] There[35550] was[35840] a[35950] big[36200] group[36540] of[36700] us[37310] -[37310] we[37820] had[38090] a[38210] great[38690] instructor.[39770] It[40260] was[40450] really[40860] exciting[41670] when[41940] we[42100] were[42320] on[42440] the[42580] chair[42960] lift[43390] on[43530] the[43670] first[44050] day.[44860] We[45500] started[46250] on[46460] the[46610] nursery[47170] slope[47950] -[47950] I[48350] couldn't[48770] even[49060] walk[49440] on[49610] my[49820] skis[50250] at[50430] first[51130] and[51500] I[51630] fell[51990] over[52340] many[52690] times.[53730] It[54290] took[54530] me[54680] a[54800] long[55210] time[55660] to[55800] learn[56160] how[56420] to[56580] keep[56850] my[57030] balance.[58070] It[58620] really[59040] is[59260] much[59620] more[59870] difficult[60490] than[60660] it[60830] looks![61670] It[62190] was[62410] great[62840] fun![63530] I[63950] really[64360] liked[64770] learning[65270] in[65390] a[65480] group[66180] -[66180] much[66810] better[67170] than[67420] learning[67930] individually.[69190]</w:t>
+            </w:r>
+          </w:p>
+          <w:p>
+            <w:pPr>
+              <w:tabs>
+                <w:tab w:val="left" w:pos="4413"/>
+              </w:tabs>
+              <w:rPr>
+                <w:rFonts w:ascii="Source Sans 3" w:hAnsi="Source Sans 3"/>
+                <w:bCs/>
+                <w:sz w:val="23"/>
+                <w:szCs w:val="23"/>
+              </w:rPr>
+            </w:pPr>
+            <w:r>
+              <w:rPr>
+                <w:rFonts w:ascii="Source Sans 3" w:hAnsi="Source Sans 3"/>
+                <w:bCs/>
+                <w:sz w:val="23"/>
+                <w:szCs w:val="23"/>
+              </w:rPr>
+              <w:t xml:space="preserve">In[69800] fact,[70460] I[70820] was[71020] in[71140] a[71260] skiing[71730] competition[72390] recently[73110] and[73580] I[73770] won![74500] I[74910] got[75240] a[75390] silver[75880] cup.[76550] So,[77320] I[77690] think[77910] that's[78150] quite[78460] a[78530] good[78780] result.[80000]</w:t>
+            </w:r>
+          </w:p>
+          <w:p>
+            <w:pPr>
+              <w:tabs>
+                <w:tab w:val="left" w:pos="4413"/>
+              </w:tabs>
+              <w:rPr>
+                <w:rFonts w:ascii="Source Sans 3" w:hAnsi="Source Sans 3"/>
+                <w:bCs/>
+                <w:sz w:val="23"/>
+                <w:szCs w:val="23"/>
+              </w:rPr>
+            </w:pPr>
+            <w:r>
+              <w:rPr>
+                <w:rFonts w:ascii="Source Sans 3" w:hAnsi="Source Sans 3"/>
+                <w:bCs/>
+                <w:sz w:val="23"/>
+                <w:szCs w:val="23"/>
+              </w:rPr>
+              <w:t xml:space="preserve">How[80890] did[81110] I[81230] feel[81590] about[81890] the[82020] learning[82470] experience?[83550] Well,[84280] it[84610] was[84790] really[85140] thrilling[85710] to[85880] ski[86220] downhill[86910] for[87060] the[87190] very[87520] first[87890] time[88650] -[88650] I[89040] loved[89440] the[89560] feeling[90050] of[90200] speed.[91000] It[91340] was[91560] very[91990] exciting![93170] I[93680] was[93850] so[94030] proud[94500] of[94630] myself[95140] when[95350] I[95470] reached[95810] the[95930] bottom[96310] of[96420] the[96580] slope[97120] and[97380] I[97480] was[97690] still[98100] standing![99040] It[99470] was[99650] a[99770] great[100200] feeling![103860]</w:t>
             </w:r>
           </w:p>
         </w:tc>
@@ -9124,6 +9124,82 @@
               <w:rPr>
                 <w:rStyle w:val="NotSpokenChar"/>
               </w:rPr>
+              <w:t xml:space="preserve">[2680]Mike:</w:t>
+            </w:r>
+            <w:r>
+              <w:rPr>
+                <w:rFonts w:ascii="Source Sans 3" w:hAnsi="Source Sans 3"/>
+                <w:b/>
+                <w:bCs/>
+                <w:sz w:val="23"/>
+                <w:szCs w:val="23"/>
+              </w:rPr>
+              <w:t xml:space="preserve">[2680] </w:t>
+            </w:r>
+            <w:r>
+              <w:rPr>
+                <w:rFonts w:ascii="Source Sans 3" w:hAnsi="Source Sans 3"/>
+                <w:bCs/>
+                <w:sz w:val="23"/>
+                <w:szCs w:val="23"/>
+              </w:rPr>
+              <w:t xml:space="preserve">So,[3000] what[3380] type[3630] of[3750] meal[4060] do[4180] you[4280] think[4500] we[4610] should[4800] have[5000] at[5090] the[5190] party,[5540] Jane?[5900]</w:t>
+            </w:r>
+          </w:p>
+          <w:p>
+            <w:pPr>
+              <w:tabs>
+                <w:tab w:val="left" w:pos="4413"/>
+              </w:tabs>
+              <w:rPr>
+                <w:rFonts w:ascii="Source Sans 3" w:hAnsi="Source Sans 3"/>
+                <w:bCs/>
+                <w:sz w:val="23"/>
+                <w:szCs w:val="23"/>
+              </w:rPr>
+            </w:pPr>
+            <w:r>
+              <w:rPr>
+                <w:rStyle w:val="NotSpokenChar"/>
+              </w:rPr>
+              <w:t>Jane:</w:t>
+            </w:r>
+            <w:r>
+              <w:rPr>
+                <w:rFonts w:ascii="Source Sans 3" w:hAnsi="Source Sans 3"/>
+                <w:b/>
+                <w:bCs/>
+                <w:sz w:val="23"/>
+                <w:szCs w:val="23"/>
+              </w:rPr>
+              <w:t xml:space="preserve">[6540] </w:t>
+            </w:r>
+            <w:r>
+              <w:rPr>
+                <w:rFonts w:ascii="Source Sans 3" w:hAnsi="Source Sans 3"/>
+                <w:bCs/>
+                <w:sz w:val="23"/>
+                <w:szCs w:val="23"/>
+              </w:rPr>
+              <w:t xml:space="preserve">I[6580] don't[6750] know,[7010] Mike.[7920] Do[8430] you[8570] have[8780] any[9000] ideas?[9560]</w:t>
+            </w:r>
+          </w:p>
+          <w:p>
+            <w:pPr>
+              <w:tabs>
+                <w:tab w:val="left" w:pos="4413"/>
+              </w:tabs>
+              <w:rPr>
+                <w:rFonts w:ascii="Source Sans 3" w:hAnsi="Source Sans 3"/>
+                <w:bCs/>
+                <w:sz w:val="23"/>
+                <w:szCs w:val="23"/>
+              </w:rPr>
+            </w:pPr>
+            <w:r>
+              <w:rPr>
+                <w:rStyle w:val="NotSpokenChar"/>
+              </w:rPr>
               <w:t>Mike:</w:t>
             </w:r>
             <w:r>
@@ -9134,16 +9210,16 @@
                 <w:sz w:val="23"/>
                 <w:szCs w:val="23"/>
               </w:rPr>
-              <w:t xml:space="preserve"> </w:t>
-            </w:r>
-            <w:r>
-              <w:rPr>
-                <w:rFonts w:ascii="Source Sans 3" w:hAnsi="Source Sans 3"/>
-                <w:bCs/>
-                <w:sz w:val="23"/>
-                <w:szCs w:val="23"/>
-              </w:rPr>
-              <w:t>So, what type of meal do you think we should have at the party, Jane?</w:t>
+              <w:t xml:space="preserve">[10340] </w:t>
+            </w:r>
+            <w:r>
+              <w:rPr>
+                <w:rFonts w:ascii="Source Sans 3" w:hAnsi="Source Sans 3"/>
+                <w:bCs/>
+                <w:sz w:val="23"/>
+                <w:szCs w:val="23"/>
+              </w:rPr>
+              <w:t xml:space="preserve">What[10450] do[10520] you[10650] think[10910] about[11300] preparing[11950] a[12080] Mexican[12710] meal?[12980]</w:t>
             </w:r>
           </w:p>
           <w:p>
@@ -9172,16 +9248,16 @@
                 <w:sz w:val="23"/>
                 <w:szCs w:val="23"/>
               </w:rPr>
-              <w:t xml:space="preserve"> </w:t>
-            </w:r>
-            <w:r>
-              <w:rPr>
-                <w:rFonts w:ascii="Source Sans 3" w:hAnsi="Source Sans 3"/>
-                <w:bCs/>
-                <w:sz w:val="23"/>
-                <w:szCs w:val="23"/>
-              </w:rPr>
-              <w:t>I don't know, Mike. Do you have any ideas?</w:t>
+              <w:t xml:space="preserve">[13540] </w:t>
+            </w:r>
+            <w:r>
+              <w:rPr>
+                <w:rFonts w:ascii="Source Sans 3" w:hAnsi="Source Sans 3"/>
+                <w:bCs/>
+                <w:sz w:val="23"/>
+                <w:szCs w:val="23"/>
+              </w:rPr>
+              <w:t xml:space="preserve">I[13600] really[13930] like[14290] Mexican[14870] food[15330] and[15700] we[16010] could[16170] have[16330] some[16530] fun[16900] Mexican[17470] party[17830] games,[18460] but[19030] I[19370] think[19580] it[19690] might[19890] be[20030] too[20340] spicy[20920] for[21120] some[21410] people.[21800]</w:t>
             </w:r>
           </w:p>
           <w:p>
@@ -9210,16 +9286,16 @@
                 <w:sz w:val="23"/>
                 <w:szCs w:val="23"/>
               </w:rPr>
-              <w:t xml:space="preserve"> </w:t>
-            </w:r>
-            <w:r>
-              <w:rPr>
-                <w:rFonts w:ascii="Source Sans 3" w:hAnsi="Source Sans 3"/>
-                <w:bCs/>
-                <w:sz w:val="23"/>
-                <w:szCs w:val="23"/>
-              </w:rPr>
-              <w:t>What do you think about preparing a Mexican meal?</w:t>
+              <w:t xml:space="preserve">[22460] </w:t>
+            </w:r>
+            <w:r>
+              <w:rPr>
+                <w:rFonts w:ascii="Source Sans 3" w:hAnsi="Source Sans 3"/>
+                <w:bCs/>
+                <w:sz w:val="23"/>
+                <w:szCs w:val="23"/>
+              </w:rPr>
+              <w:t xml:space="preserve">That's[22770] true.[23370] We[23780] could[24000] have[24240] pizza.[24910] Everybody[25660] likes[25980] pizza.[26320]</w:t>
             </w:r>
           </w:p>
           <w:p>
@@ -9248,16 +9324,16 @@
                 <w:sz w:val="23"/>
                 <w:szCs w:val="23"/>
               </w:rPr>
-              <w:t xml:space="preserve"> </w:t>
-            </w:r>
-            <w:r>
-              <w:rPr>
-                <w:rFonts w:ascii="Source Sans 3" w:hAnsi="Source Sans 3"/>
-                <w:bCs/>
-                <w:sz w:val="23"/>
-                <w:szCs w:val="23"/>
-              </w:rPr>
-              <w:t>I really like Mexican food and we could have some fun Mexican party games, but I think it might be too spicy for some people.</w:t>
+              <w:t xml:space="preserve">[26380] </w:t>
+            </w:r>
+            <w:r>
+              <w:rPr>
+                <w:rFonts w:ascii="Source Sans 3" w:hAnsi="Source Sans 3"/>
+                <w:bCs/>
+                <w:sz w:val="23"/>
+                <w:szCs w:val="23"/>
+              </w:rPr>
+              <w:t xml:space="preserve">Hmm,[27640] I[28260] think[28480] we[28580] should[28790] have[29010] something[29560] healthier.[30120]</w:t>
             </w:r>
           </w:p>
           <w:p>
@@ -9286,16 +9362,16 @@
                 <w:sz w:val="23"/>
                 <w:szCs w:val="23"/>
               </w:rPr>
-              <w:t xml:space="preserve"> </w:t>
-            </w:r>
-            <w:r>
-              <w:rPr>
-                <w:rFonts w:ascii="Source Sans 3" w:hAnsi="Source Sans 3"/>
-                <w:bCs/>
-                <w:sz w:val="23"/>
-                <w:szCs w:val="23"/>
-              </w:rPr>
-              <w:t>That's true. We could have pizza. Everybody likes pizza.</w:t>
+              <w:t xml:space="preserve">[30700] </w:t>
+            </w:r>
+            <w:r>
+              <w:rPr>
+                <w:rFonts w:ascii="Source Sans 3" w:hAnsi="Source Sans 3"/>
+                <w:bCs/>
+                <w:sz w:val="23"/>
+                <w:szCs w:val="23"/>
+              </w:rPr>
+              <w:t xml:space="preserve">I[30750] know![31180] We[31460] could[31630] have[31830] salad[32400] and[32650] roast[32980] chicken.[33380]</w:t>
             </w:r>
           </w:p>
           <w:p>
@@ -9324,92 +9400,16 @@
                 <w:sz w:val="23"/>
                 <w:szCs w:val="23"/>
               </w:rPr>
-              <w:t xml:space="preserve"> </w:t>
-            </w:r>
-            <w:r>
-              <w:rPr>
-                <w:rFonts w:ascii="Source Sans 3" w:hAnsi="Source Sans 3"/>
-                <w:bCs/>
-                <w:sz w:val="23"/>
-                <w:szCs w:val="23"/>
-              </w:rPr>
-              <w:t>Hmm, I think we should have something healthier.</w:t>
-            </w:r>
-          </w:p>
-          <w:p>
-            <w:pPr>
-              <w:tabs>
-                <w:tab w:val="left" w:pos="4413"/>
-              </w:tabs>
-              <w:rPr>
-                <w:rFonts w:ascii="Source Sans 3" w:hAnsi="Source Sans 3"/>
-                <w:bCs/>
-                <w:sz w:val="23"/>
-                <w:szCs w:val="23"/>
-              </w:rPr>
-            </w:pPr>
-            <w:r>
-              <w:rPr>
-                <w:rStyle w:val="NotSpokenChar"/>
-              </w:rPr>
-              <w:t>Mike:</w:t>
-            </w:r>
-            <w:r>
-              <w:rPr>
-                <w:rFonts w:ascii="Source Sans 3" w:hAnsi="Source Sans 3"/>
-                <w:b/>
-                <w:bCs/>
-                <w:sz w:val="23"/>
-                <w:szCs w:val="23"/>
-              </w:rPr>
-              <w:t xml:space="preserve"> </w:t>
-            </w:r>
-            <w:r>
-              <w:rPr>
-                <w:rFonts w:ascii="Source Sans 3" w:hAnsi="Source Sans 3"/>
-                <w:bCs/>
-                <w:sz w:val="23"/>
-                <w:szCs w:val="23"/>
-              </w:rPr>
-              <w:t>I know! We could have salad and roast chicken.</w:t>
-            </w:r>
-          </w:p>
-          <w:p>
-            <w:pPr>
-              <w:tabs>
-                <w:tab w:val="left" w:pos="4413"/>
-              </w:tabs>
-              <w:rPr>
-                <w:rFonts w:ascii="Source Sans 3" w:hAnsi="Source Sans 3"/>
-                <w:bCs/>
-                <w:sz w:val="23"/>
-                <w:szCs w:val="23"/>
-              </w:rPr>
-            </w:pPr>
-            <w:r>
-              <w:rPr>
-                <w:rStyle w:val="NotSpokenChar"/>
-              </w:rPr>
-              <w:t>Jane:</w:t>
-            </w:r>
-            <w:r>
-              <w:rPr>
-                <w:rFonts w:ascii="Source Sans 3" w:hAnsi="Source Sans 3"/>
-                <w:b/>
-                <w:bCs/>
-                <w:sz w:val="23"/>
-                <w:szCs w:val="23"/>
-              </w:rPr>
-              <w:t xml:space="preserve"> </w:t>
-            </w:r>
-            <w:r>
-              <w:rPr>
-                <w:rFonts w:ascii="Source Sans 3" w:hAnsi="Source Sans 3"/>
-                <w:bCs/>
-                <w:sz w:val="23"/>
-                <w:szCs w:val="23"/>
-              </w:rPr>
-              <w:t>That sounds like a good idea. And it's fairly simple to prepare. Let's do that.</w:t>
+              <w:t xml:space="preserve">[33780] </w:t>
+            </w:r>
+            <w:r>
+              <w:rPr>
+                <w:rFonts w:ascii="Source Sans 3" w:hAnsi="Source Sans 3"/>
+                <w:bCs/>
+                <w:sz w:val="23"/>
+                <w:szCs w:val="23"/>
+              </w:rPr>
+              <w:t xml:space="preserve">That[33950] sounds[34170] like[34340] a[34410] good[34640] idea.[35430] And[36190] it's[36380] fairly[36840] simple[37200] to[37300] prepare.[38270] Let's[38870] do[39000] that.[42480]</w:t>
             </w:r>
           </w:p>
         </w:tc>
@@ -9481,16 +9481,16 @@
                 <w:sz w:val="23"/>
                 <w:szCs w:val="23"/>
               </w:rPr>
-              <w:t xml:space="preserve">A: </w:t>
-            </w:r>
-            <w:r>
-              <w:rPr>
-                <w:rFonts w:ascii="Source Sans 3" w:hAnsi="Source Sans 3"/>
-                <w:bCs/>
-                <w:sz w:val="23"/>
-                <w:szCs w:val="23"/>
-              </w:rPr>
-              <w:t>So do you think that we now have everything ready for the meal?</w:t>
+              <w:t xml:space="preserve">[2740]A:[2740] </w:t>
+            </w:r>
+            <w:r>
+              <w:rPr>
+                <w:rFonts w:ascii="Source Sans 3" w:hAnsi="Source Sans 3"/>
+                <w:bCs/>
+                <w:sz w:val="23"/>
+                <w:szCs w:val="23"/>
+              </w:rPr>
+              <w:t xml:space="preserve">So[3020] do[3270] you[3440] think[3730] that[3910] we[4060] now[4300] have[4480] everything[4960] ready[5290] for[5460] the[5560] meal?[5880]</w:t>
             </w:r>
           </w:p>
           <w:p>
@@ -9513,16 +9513,16 @@
                 <w:sz w:val="23"/>
                 <w:szCs w:val="23"/>
               </w:rPr>
-              <w:t xml:space="preserve">B: </w:t>
-            </w:r>
-            <w:r>
-              <w:rPr>
-                <w:rFonts w:ascii="Source Sans 3" w:hAnsi="Source Sans 3"/>
-                <w:bCs/>
-                <w:sz w:val="23"/>
-                <w:szCs w:val="23"/>
-              </w:rPr>
-              <w:t>Almost, I was just wondering what would be the best way of preparing the potatoes.</w:t>
+              <w:t xml:space="preserve">B:[6540] </w:t>
+            </w:r>
+            <w:r>
+              <w:rPr>
+                <w:rFonts w:ascii="Source Sans 3" w:hAnsi="Source Sans 3"/>
+                <w:bCs/>
+                <w:sz w:val="23"/>
+                <w:szCs w:val="23"/>
+              </w:rPr>
+              <w:t xml:space="preserve">Almost,[7400] I[7680] was[7830] just[8050] wondering[8630] what[8790] would[8940] be[9050] the[9180] best[9540] way[9770] of[9890] preparing[10430] the[10510] potatoes.[11280]</w:t>
             </w:r>
           </w:p>
           <w:p>
@@ -9545,16 +9545,16 @@
                 <w:sz w:val="23"/>
                 <w:szCs w:val="23"/>
               </w:rPr>
-              <w:t xml:space="preserve">A: </w:t>
-            </w:r>
-            <w:r>
-              <w:rPr>
-                <w:rFonts w:ascii="Source Sans 3" w:hAnsi="Source Sans 3"/>
-                <w:bCs/>
-                <w:sz w:val="23"/>
-                <w:szCs w:val="23"/>
-              </w:rPr>
-              <w:t>Well, you could just boil them and serve them with the fish.</w:t>
+              <w:t xml:space="preserve">A:[11840] </w:t>
+            </w:r>
+            <w:r>
+              <w:rPr>
+                <w:rFonts w:ascii="Source Sans 3" w:hAnsi="Source Sans 3"/>
+                <w:bCs/>
+                <w:sz w:val="23"/>
+                <w:szCs w:val="23"/>
+              </w:rPr>
+              <w:t xml:space="preserve">Well,[12470] you[12830] could[13030] just[13260] boil[13670] them[14160] and[14590] serve[14920] them[15080] with[15250] the[15360] fish.[15820]</w:t>
             </w:r>
           </w:p>
           <w:p>
@@ -9577,16 +9577,16 @@
                 <w:sz w:val="23"/>
                 <w:szCs w:val="23"/>
               </w:rPr>
-              <w:t xml:space="preserve">B: </w:t>
-            </w:r>
-            <w:r>
-              <w:rPr>
-                <w:rFonts w:ascii="Source Sans 3" w:hAnsi="Source Sans 3"/>
-                <w:bCs/>
-                <w:sz w:val="23"/>
-                <w:szCs w:val="23"/>
-              </w:rPr>
-              <w:t>That would be easy, but I don't think it would be very exciting.</w:t>
+              <w:t xml:space="preserve">B:[16240] </w:t>
+            </w:r>
+            <w:r>
+              <w:rPr>
+                <w:rFonts w:ascii="Source Sans 3" w:hAnsi="Source Sans 3"/>
+                <w:bCs/>
+                <w:sz w:val="23"/>
+                <w:szCs w:val="23"/>
+              </w:rPr>
+              <w:t xml:space="preserve">That[16390] would[16540] be[16720] easy,[17480] but[17930] I[18010] don't[18260] think[18470] it[18550] would[18690] be[18790] very[19050] exciting.[19780]</w:t>
             </w:r>
           </w:p>
           <w:p>
@@ -9609,16 +9609,16 @@
                 <w:sz w:val="23"/>
                 <w:szCs w:val="23"/>
               </w:rPr>
-              <w:t xml:space="preserve">A: </w:t>
-            </w:r>
-            <w:r>
-              <w:rPr>
-                <w:rFonts w:ascii="Source Sans 3" w:hAnsi="Source Sans 3"/>
-                <w:bCs/>
-                <w:sz w:val="23"/>
-                <w:szCs w:val="23"/>
-              </w:rPr>
-              <w:t>What about frying them? Everybody likes fried potatoes.</w:t>
+              <w:t xml:space="preserve">A:[20700] </w:t>
+            </w:r>
+            <w:r>
+              <w:rPr>
+                <w:rFonts w:ascii="Source Sans 3" w:hAnsi="Source Sans 3"/>
+                <w:bCs/>
+                <w:sz w:val="23"/>
+                <w:szCs w:val="23"/>
+              </w:rPr>
+              <w:t xml:space="preserve">What[20900] about[21420] frying[21960] them?[22460] Everybody[23190] likes[23600] fried[24070] potatoes.[24900]</w:t>
             </w:r>
           </w:p>
           <w:p>
@@ -9641,16 +9641,16 @@
                 <w:sz w:val="23"/>
                 <w:szCs w:val="23"/>
               </w:rPr>
-              <w:t xml:space="preserve">B: </w:t>
-            </w:r>
-            <w:r>
-              <w:rPr>
-                <w:rFonts w:ascii="Source Sans 3" w:hAnsi="Source Sans 3"/>
-                <w:bCs/>
-                <w:sz w:val="23"/>
-                <w:szCs w:val="23"/>
-              </w:rPr>
-              <w:t>They aren't very healthy though, and I haven't got much oil left.</w:t>
+              <w:t xml:space="preserve">B:[25320] </w:t>
+            </w:r>
+            <w:r>
+              <w:rPr>
+                <w:rFonts w:ascii="Source Sans 3" w:hAnsi="Source Sans 3"/>
+                <w:bCs/>
+                <w:sz w:val="23"/>
+                <w:szCs w:val="23"/>
+              </w:rPr>
+              <w:t xml:space="preserve">They[25510] aren't[25770] very[26060] healthy[26590] though,[27260] and[27860] I[28020] haven't[28270] got[28440] much[28710] oil[29030] left.[29400]</w:t>
             </w:r>
           </w:p>
           <w:p>
@@ -9673,16 +9673,16 @@
                 <w:sz w:val="23"/>
                 <w:szCs w:val="23"/>
               </w:rPr>
-              <w:t xml:space="preserve">A: </w:t>
-            </w:r>
-            <w:r>
-              <w:rPr>
-                <w:rFonts w:ascii="Source Sans 3" w:hAnsi="Source Sans 3"/>
-                <w:bCs/>
-                <w:sz w:val="23"/>
-                <w:szCs w:val="23"/>
-              </w:rPr>
-              <w:t>You could bake them and serve them with the salad Elly's preparing.</w:t>
+              <w:t xml:space="preserve">A:[29920] </w:t>
+            </w:r>
+            <w:r>
+              <w:rPr>
+                <w:rFonts w:ascii="Source Sans 3" w:hAnsi="Source Sans 3"/>
+                <w:bCs/>
+                <w:sz w:val="23"/>
+                <w:szCs w:val="23"/>
+              </w:rPr>
+              <w:t xml:space="preserve">You[30070] could[30350] bake[30730] them[31130] and[31480] serve[31820] them[31960] with[32110] the[32220] salad[32690] Elly's[33050] preparing.[33680]</w:t>
             </w:r>
           </w:p>
           <w:p>
@@ -9705,16 +9705,16 @@
                 <w:sz w:val="23"/>
                 <w:szCs w:val="23"/>
               </w:rPr>
-              <w:t xml:space="preserve">B: </w:t>
-            </w:r>
-            <w:r>
-              <w:rPr>
-                <w:rFonts w:ascii="Source Sans 3" w:hAnsi="Source Sans 3"/>
-                <w:bCs/>
-                <w:sz w:val="23"/>
-                <w:szCs w:val="23"/>
-              </w:rPr>
-              <w:t>That would taste good, but it takes ages to bake potatoes in the oven. I know, I'll boil them and then put them with Elly's salad.</w:t>
+              <w:t xml:space="preserve">B:[34220] </w:t>
+            </w:r>
+            <w:r>
+              <w:rPr>
+                <w:rFonts w:ascii="Source Sans 3" w:hAnsi="Source Sans 3"/>
+                <w:bCs/>
+                <w:sz w:val="23"/>
+                <w:szCs w:val="23"/>
+              </w:rPr>
+              <w:t xml:space="preserve">That[34390] would[34570] taste[35050] good,[35640] but[35960] it[36060] takes[36360] ages[36800] to[36920] bake[37200] potatoes[37810] in[37890] the[37990] oven.[38820] I[39350] know,[39640] I'll[39940] boil[40270] them[40590] and[40870] then[41130] put[41360] them[41520] with[41680] Elly's[41960] salad.[45460]</w:t>
             </w:r>
           </w:p>
         </w:tc>
@@ -9786,16 +9786,16 @@
                 <w:sz w:val="23"/>
                 <w:szCs w:val="23"/>
               </w:rPr>
-              <w:t xml:space="preserve">A: </w:t>
-            </w:r>
-            <w:r>
-              <w:rPr>
-                <w:rFonts w:ascii="Source Sans 3" w:hAnsi="Source Sans 3"/>
-                <w:bCs/>
-                <w:sz w:val="23"/>
-                <w:szCs w:val="23"/>
-              </w:rPr>
-              <w:t>Before we go back to the flat, I think we need to check we have everything that we need.</w:t>
+              <w:t xml:space="preserve">[2680]A:[2680] </w:t>
+            </w:r>
+            <w:r>
+              <w:rPr>
+                <w:rFonts w:ascii="Source Sans 3" w:hAnsi="Source Sans 3"/>
+                <w:bCs/>
+                <w:sz w:val="23"/>
+                <w:szCs w:val="23"/>
+              </w:rPr>
+              <w:t xml:space="preserve">Before[3020] we[3130] go[3290] back[3550] to[3660] the[3800] flat,[4430] I[4700] think[4890] we[4990] need[5160] to[5280] check[5630] we[5770] have[5980] everything[6450] that[6580] we[6730] need.[7160]</w:t>
             </w:r>
           </w:p>
           <w:p>
@@ -9818,16 +9818,16 @@
                 <w:sz w:val="23"/>
                 <w:szCs w:val="23"/>
               </w:rPr>
-              <w:t xml:space="preserve">B: </w:t>
-            </w:r>
-            <w:r>
-              <w:rPr>
-                <w:rFonts w:ascii="Source Sans 3" w:hAnsi="Source Sans 3"/>
-                <w:bCs/>
-                <w:sz w:val="23"/>
-                <w:szCs w:val="23"/>
-              </w:rPr>
-              <w:t>OK, well you went to Arcadia, so I imagine that you got the strawberries and apples from there?</w:t>
+              <w:t xml:space="preserve">B:[7580] </w:t>
+            </w:r>
+            <w:r>
+              <w:rPr>
+                <w:rFonts w:ascii="Source Sans 3" w:hAnsi="Source Sans 3"/>
+                <w:bCs/>
+                <w:sz w:val="23"/>
+                <w:szCs w:val="23"/>
+              </w:rPr>
+              <w:t xml:space="preserve">OK,[7990] well[8660] you[8930] went[9180] to[9300] Arcadia,[10180] so[10740] I[11010] imagine[11530] that[11680] you[11810] got[12010] the[12150] strawberries[13160] and[13540] apples[14030] from[14260] there?[14500]</w:t>
             </w:r>
           </w:p>
           <w:p>
@@ -9850,16 +9850,16 @@
                 <w:sz w:val="23"/>
                 <w:szCs w:val="23"/>
               </w:rPr>
-              <w:t xml:space="preserve">A: </w:t>
-            </w:r>
-            <w:r>
-              <w:rPr>
-                <w:rFonts w:ascii="Source Sans 3" w:hAnsi="Source Sans 3"/>
-                <w:bCs/>
-                <w:sz w:val="23"/>
-                <w:szCs w:val="23"/>
-              </w:rPr>
-              <w:t>Yes, I did.</w:t>
+              <w:t xml:space="preserve">A:[14840] </w:t>
+            </w:r>
+            <w:r>
+              <w:rPr>
+                <w:rFonts w:ascii="Source Sans 3" w:hAnsi="Source Sans 3"/>
+                <w:bCs/>
+                <w:sz w:val="23"/>
+                <w:szCs w:val="23"/>
+              </w:rPr>
+              <w:t xml:space="preserve">Yes,[15250] I[15400] did.[15620]</w:t>
             </w:r>
           </w:p>
           <w:p>
@@ -9882,16 +9882,16 @@
                 <w:sz w:val="23"/>
                 <w:szCs w:val="23"/>
               </w:rPr>
-              <w:t xml:space="preserve">B: </w:t>
-            </w:r>
-            <w:r>
-              <w:rPr>
-                <w:rFonts w:ascii="Source Sans 3" w:hAnsi="Source Sans 3"/>
-                <w:bCs/>
-                <w:sz w:val="23"/>
-                <w:szCs w:val="23"/>
-              </w:rPr>
-              <w:t>Did you notice if they had any cucumbers while you were over there?</w:t>
+              <w:t xml:space="preserve">B:[16180] </w:t>
+            </w:r>
+            <w:r>
+              <w:rPr>
+                <w:rFonts w:ascii="Source Sans 3" w:hAnsi="Source Sans 3"/>
+                <w:bCs/>
+                <w:sz w:val="23"/>
+                <w:szCs w:val="23"/>
+              </w:rPr>
+              <w:t xml:space="preserve">Did[16320] you[16430] notice[16840] if[16970] they[17160] had[17320] any[17510] cucumbers[18500] while[18770] you[18870] were[19020] over[19230] there?[19480]</w:t>
             </w:r>
           </w:p>
           <w:p>
@@ -9914,16 +9914,16 @@
                 <w:sz w:val="23"/>
                 <w:szCs w:val="23"/>
               </w:rPr>
-              <w:t xml:space="preserve">A: </w:t>
-            </w:r>
-            <w:r>
-              <w:rPr>
-                <w:rFonts w:ascii="Source Sans 3" w:hAnsi="Source Sans 3"/>
-                <w:bCs/>
-                <w:sz w:val="23"/>
-                <w:szCs w:val="23"/>
-              </w:rPr>
-              <w:t>I'm not sure. I thought you were going to get them.</w:t>
+              <w:t xml:space="preserve">A:[20180] </w:t>
+            </w:r>
+            <w:r>
+              <w:rPr>
+                <w:rFonts w:ascii="Source Sans 3" w:hAnsi="Source Sans 3"/>
+                <w:bCs/>
+                <w:sz w:val="23"/>
+                <w:szCs w:val="23"/>
+              </w:rPr>
+              <w:t xml:space="preserve">I'm[20290] not[20540] sure.[21430] I[21930] thought[22200] you[22410] were[22610] going[22830] to[22920] get[23110] them.[23320]</w:t>
             </w:r>
           </w:p>
           <w:p>
@@ -9946,16 +9946,16 @@
                 <w:sz w:val="23"/>
                 <w:szCs w:val="23"/>
               </w:rPr>
-              <w:t xml:space="preserve">B: </w:t>
-            </w:r>
-            <w:r>
-              <w:rPr>
-                <w:rFonts w:ascii="Source Sans 3" w:hAnsi="Source Sans 3"/>
-                <w:bCs/>
-                <w:sz w:val="23"/>
-                <w:szCs w:val="23"/>
-              </w:rPr>
-              <w:t>Well I went over to Best Buy, and I got some nice carrots and peas, but I didn't like the look of the cucumbers.</w:t>
+              <w:t xml:space="preserve">B:[23860] </w:t>
+            </w:r>
+            <w:r>
+              <w:rPr>
+                <w:rFonts w:ascii="Source Sans 3" w:hAnsi="Source Sans 3"/>
+                <w:bCs/>
+                <w:sz w:val="23"/>
+                <w:szCs w:val="23"/>
+              </w:rPr>
+              <w:t xml:space="preserve">Well[24260] I[24450] went[24710] over[24970] to[25120] Best[25480] Buy,[26020] and[26290] I[26360] got[26530] some[26720] nice[27050] carrots[27610] and[27780] peas,[28550] but[29100] I[29230] didn't[29500] like[29690] the[29810] look[30020] of[30110] the[30220] cucumbers.[30980]</w:t>
             </w:r>
           </w:p>
           <w:p>
@@ -9978,16 +9978,16 @@
                 <w:sz w:val="23"/>
                 <w:szCs w:val="23"/>
               </w:rPr>
-              <w:t xml:space="preserve">A: </w:t>
-            </w:r>
-            <w:r>
-              <w:rPr>
-                <w:rFonts w:ascii="Source Sans 3" w:hAnsi="Source Sans 3"/>
-                <w:bCs/>
-                <w:sz w:val="23"/>
-                <w:szCs w:val="23"/>
-              </w:rPr>
-              <w:t>Oh, I suppose we can go there on the way back to the station.</w:t>
+              <w:t xml:space="preserve">A:[31420] </w:t>
+            </w:r>
+            <w:r>
+              <w:rPr>
+                <w:rFonts w:ascii="Source Sans 3" w:hAnsi="Source Sans 3"/>
+                <w:bCs/>
+                <w:sz w:val="23"/>
+                <w:szCs w:val="23"/>
+              </w:rPr>
+              <w:t xml:space="preserve">Oh,[32050] I[32540] suppose[33000] we[33080] can[33270] go[33530] there[34010] on[34190] the[34280] way[34440] back[34660] to[34760] the[34880] station.[35460]</w:t>
             </w:r>
           </w:p>
           <w:p>
@@ -10010,16 +10010,16 @@
                 <w:sz w:val="23"/>
                 <w:szCs w:val="23"/>
               </w:rPr>
-              <w:t xml:space="preserve">B: </w:t>
-            </w:r>
-            <w:r>
-              <w:rPr>
-                <w:rFonts w:ascii="Source Sans 3" w:hAnsi="Source Sans 3"/>
-                <w:bCs/>
-                <w:sz w:val="23"/>
-                <w:szCs w:val="23"/>
-              </w:rPr>
-              <w:t>Don't forget we need to get some cakes and pastries too. We can get those after we've been to Hampton's to get the lamb and chicken.</w:t>
+              <w:t xml:space="preserve">B:[36120] </w:t>
+            </w:r>
+            <w:r>
+              <w:rPr>
+                <w:rFonts w:ascii="Source Sans 3" w:hAnsi="Source Sans 3"/>
+                <w:bCs/>
+                <w:sz w:val="23"/>
+                <w:szCs w:val="23"/>
+              </w:rPr>
+              <w:t xml:space="preserve">Don't[36320] forget[36800] we[37000] need[37200] to[37280] get[37470] some[37690] cakes[38180] and[38310] pastries[39010] too.[39690] We[40120] can[40280] get[40450] those[40870] after[41340] we've[41550] been[41720] to[41850] Hampton's[42650] to[42770] get[42960] the[43110] lamb[43510] and[43670] chicken.[44060]</w:t>
             </w:r>
           </w:p>
           <w:p>
@@ -10042,16 +10042,16 @@
                 <w:sz w:val="23"/>
                 <w:szCs w:val="23"/>
               </w:rPr>
-              <w:t xml:space="preserve">A: </w:t>
-            </w:r>
-            <w:r>
-              <w:rPr>
-                <w:rFonts w:ascii="Source Sans 3" w:hAnsi="Source Sans 3"/>
-                <w:bCs/>
-                <w:sz w:val="23"/>
-                <w:szCs w:val="23"/>
-              </w:rPr>
-              <w:t>OK, good plan.</w:t>
+              <w:t xml:space="preserve">A:[44440] </w:t>
+            </w:r>
+            <w:r>
+              <w:rPr>
+                <w:rFonts w:ascii="Source Sans 3" w:hAnsi="Source Sans 3"/>
+                <w:bCs/>
+                <w:sz w:val="23"/>
+                <w:szCs w:val="23"/>
+              </w:rPr>
+              <w:t xml:space="preserve">OK,[44820] good[45230] plan.[48780]</w:t>
             </w:r>
           </w:p>
         </w:tc>
@@ -10123,16 +10123,16 @@
                 <w:sz w:val="23"/>
                 <w:szCs w:val="23"/>
               </w:rPr>
-              <w:t xml:space="preserve">A: </w:t>
-            </w:r>
-            <w:r>
-              <w:rPr>
-                <w:rFonts w:ascii="Source Sans 3" w:hAnsi="Source Sans 3"/>
-                <w:bCs/>
-                <w:sz w:val="23"/>
-                <w:szCs w:val="23"/>
-              </w:rPr>
-              <w:t>In this new series of 'Talk of the Town' we'll be looking at the different restaurants in and around Ogdenville and getting some tips and recommendations from our resident food critic, Chris Griffin. So Chris, where have you been this week?</w:t>
+              <w:t xml:space="preserve">[2780]A:[2780] </w:t>
+            </w:r>
+            <w:r>
+              <w:rPr>
+                <w:rFonts w:ascii="Source Sans 3" w:hAnsi="Source Sans 3"/>
+                <w:bCs/>
+                <w:sz w:val="23"/>
+                <w:szCs w:val="23"/>
+              </w:rPr>
+              <w:t xml:space="preserve">In[2940] this[3320] new[3710] series[4360] of[4650] 'Talk[5030] of[5170] the[5320] Town'[5800] we'll[6000] be[6150] looking[6560] at[6700] the[6860] different[7340] restaurants[7980] in[8320] and[8620] around[9290] Ogdenville[10180] and[10600] getting[10970] some[11250] tips[11670] and[11830] recommendations[12700] from[12910] our[13140] resident[13650] food[13960] critic,[14570] Chris[15070] Griffin.[15780] So[16220] Chris,[16920] where[17320] have[17450] you[17550] been[17730] this[17930] week?[18140]</w:t>
             </w:r>
           </w:p>
           <w:p>
@@ -10155,16 +10155,16 @@
                 <w:sz w:val="23"/>
                 <w:szCs w:val="23"/>
               </w:rPr>
-              <w:t xml:space="preserve">B: </w:t>
-            </w:r>
-            <w:r>
-              <w:rPr>
-                <w:rFonts w:ascii="Source Sans 3" w:hAnsi="Source Sans 3"/>
-                <w:bCs/>
-                <w:sz w:val="23"/>
-                <w:szCs w:val="23"/>
-              </w:rPr>
-              <w:t>Well, one restaurant that I really enjoyed is Adam's. It's on the Town Square. I ordered a steak au poivre and it was perfect.</w:t>
+              <w:t xml:space="preserve">B:[19000] </w:t>
+            </w:r>
+            <w:r>
+              <w:rPr>
+                <w:rFonts w:ascii="Source Sans 3" w:hAnsi="Source Sans 3"/>
+                <w:bCs/>
+                <w:sz w:val="23"/>
+                <w:szCs w:val="23"/>
+              </w:rPr>
+              <w:t xml:space="preserve">Well,[19290] one[19530] restaurant[20060] that[20260] I[20390] really[20710] enjoyed[21210] is[21420] Adam's.[22200] It's[22670] on[22770] the[22880] Town[23170] Square.[23950] I[24370] ordered[24700] a[24810] steak[25170] au[25370] poivre[26080] and[26480] it[26600] was[26750] perfect.[27160]</w:t>
             </w:r>
           </w:p>
           <w:p>
@@ -10187,16 +10187,16 @@
                 <w:sz w:val="23"/>
                 <w:szCs w:val="23"/>
               </w:rPr>
-              <w:t xml:space="preserve">A: </w:t>
-            </w:r>
-            <w:r>
-              <w:rPr>
-                <w:rFonts w:ascii="Source Sans 3" w:hAnsi="Source Sans 3"/>
-                <w:bCs/>
-                <w:sz w:val="23"/>
-                <w:szCs w:val="23"/>
-              </w:rPr>
-              <w:t>What's that?</w:t>
+              <w:t xml:space="preserve">A:[27420] </w:t>
+            </w:r>
+            <w:r>
+              <w:rPr>
+                <w:rFonts w:ascii="Source Sans 3" w:hAnsi="Source Sans 3"/>
+                <w:bCs/>
+                <w:sz w:val="23"/>
+                <w:szCs w:val="23"/>
+              </w:rPr>
+              <w:t xml:space="preserve">What's[27630] that?[27980]</w:t>
             </w:r>
           </w:p>
           <w:p>
@@ -10219,16 +10219,16 @@
                 <w:sz w:val="23"/>
                 <w:szCs w:val="23"/>
               </w:rPr>
-              <w:t xml:space="preserve">B: </w:t>
-            </w:r>
-            <w:r>
-              <w:rPr>
-                <w:rFonts w:ascii="Source Sans 3" w:hAnsi="Source Sans 3"/>
-                <w:bCs/>
-                <w:sz w:val="23"/>
-                <w:szCs w:val="23"/>
-              </w:rPr>
-              <w:t>It's a steak in peppercorns - it's quite a typical French dish.</w:t>
+              <w:t xml:space="preserve">B:[28560] </w:t>
+            </w:r>
+            <w:r>
+              <w:rPr>
+                <w:rFonts w:ascii="Source Sans 3" w:hAnsi="Source Sans 3"/>
+                <w:bCs/>
+                <w:sz w:val="23"/>
+                <w:szCs w:val="23"/>
+              </w:rPr>
+              <w:t xml:space="preserve">It's[28770] a[28910] steak[29330] in[29510] peppercorns[30420] -[30420] it's[30800] quite[31090] a[31150] typical[31630] French[31990] dish.[32200]</w:t>
             </w:r>
           </w:p>
           <w:p>
@@ -10251,16 +10251,16 @@
                 <w:sz w:val="23"/>
                 <w:szCs w:val="23"/>
               </w:rPr>
-              <w:t xml:space="preserve">A: </w:t>
-            </w:r>
-            <w:r>
-              <w:rPr>
-                <w:rFonts w:ascii="Source Sans 3" w:hAnsi="Source Sans 3"/>
-                <w:bCs/>
-                <w:sz w:val="23"/>
-                <w:szCs w:val="23"/>
-              </w:rPr>
-              <w:t>So, is it a French restaurant or a steakhouse?</w:t>
+              <w:t xml:space="preserve">A:[32700] </w:t>
+            </w:r>
+            <w:r>
+              <w:rPr>
+                <w:rFonts w:ascii="Source Sans 3" w:hAnsi="Source Sans 3"/>
+                <w:bCs/>
+                <w:sz w:val="23"/>
+                <w:szCs w:val="23"/>
+              </w:rPr>
+              <w:t xml:space="preserve">So,[33090] is[33510] it[33640] a[33730] French[34150] restaurant[34790] or[34940] a[35020] steakhouse?[35680]</w:t>
             </w:r>
           </w:p>
           <w:p>
@@ -10283,16 +10283,16 @@
                 <w:sz w:val="23"/>
                 <w:szCs w:val="23"/>
               </w:rPr>
-              <w:t xml:space="preserve">B: </w:t>
-            </w:r>
-            <w:r>
-              <w:rPr>
-                <w:rFonts w:ascii="Source Sans 3" w:hAnsi="Source Sans 3"/>
-                <w:bCs/>
-                <w:sz w:val="23"/>
-                <w:szCs w:val="23"/>
-              </w:rPr>
-              <w:t>Well, the chef is French, but it serves food from all over the world. It has a wide variety of dishes. One word of warning though, it gets really busy at weekends, so you should check they have places before you go.</w:t>
+              <w:t xml:space="preserve">B:[36140] </w:t>
+            </w:r>
+            <w:r>
+              <w:rPr>
+                <w:rFonts w:ascii="Source Sans 3" w:hAnsi="Source Sans 3"/>
+                <w:bCs/>
+                <w:sz w:val="23"/>
+                <w:szCs w:val="23"/>
+              </w:rPr>
+              <w:t xml:space="preserve">Well,[36450] the[36680] chef[37020] is[37170] French,[37690] but[37930] it[38060] serves[38460] food[38840] from[39120] all[39350] over[39530] the[39620] world.[40210] It[40570] has[40800] a[40960] wide[41350] variety[41850] of[41940] dishes.[42780] One[43500] word[43780] of[43900] warning[44280] though,[44680] it[44990] gets[45330] really[45820] busy[46160] at[46310] weekends,[47140] so[47440] you[47620] should[47920] check[48250] they[48410] have[48650] places[49200] before[49570] you[49690] go.[49820]</w:t>
             </w:r>
           </w:p>
           <w:p>
@@ -10315,16 +10315,16 @@
                 <w:sz w:val="23"/>
                 <w:szCs w:val="23"/>
               </w:rPr>
-              <w:t xml:space="preserve">A: </w:t>
-            </w:r>
-            <w:r>
-              <w:rPr>
-                <w:rFonts w:ascii="Source Sans 3" w:hAnsi="Source Sans 3"/>
-                <w:bCs/>
-                <w:sz w:val="23"/>
-                <w:szCs w:val="23"/>
-              </w:rPr>
-              <w:t>Have you got any other recommendations for us this week, Chris?</w:t>
+              <w:t xml:space="preserve">A:[50540] </w:t>
+            </w:r>
+            <w:r>
+              <w:rPr>
+                <w:rFonts w:ascii="Source Sans 3" w:hAnsi="Source Sans 3"/>
+                <w:bCs/>
+                <w:sz w:val="23"/>
+                <w:szCs w:val="23"/>
+              </w:rPr>
+              <w:t xml:space="preserve">Have[50720] you[50840] got[51120] any[51320] other[51540] recommendations[52400] for[52540] us[52710] this[52890] week,[53180] Chris?[53540]</w:t>
             </w:r>
           </w:p>
           <w:p>
@@ -10347,16 +10347,16 @@
                 <w:sz w:val="23"/>
                 <w:szCs w:val="23"/>
               </w:rPr>
-              <w:t xml:space="preserve">B: </w:t>
-            </w:r>
-            <w:r>
-              <w:rPr>
-                <w:rFonts w:ascii="Source Sans 3" w:hAnsi="Source Sans 3"/>
-                <w:bCs/>
-                <w:sz w:val="23"/>
-                <w:szCs w:val="23"/>
-              </w:rPr>
-              <w:t>Oh, yes. I can really recommend the Duke on Smith Street. I had lobster and it was really tasty. It also has a few vegetarian dishes, but it's the fish dishes that make it famous in the town. The food isn't that low-cost though, so you might want to save going here for a special treat.</w:t>
+              <w:t xml:space="preserve">B:[54000] </w:t>
+            </w:r>
+            <w:r>
+              <w:rPr>
+                <w:rFonts w:ascii="Source Sans 3" w:hAnsi="Source Sans 3"/>
+                <w:bCs/>
+                <w:sz w:val="23"/>
+                <w:szCs w:val="23"/>
+              </w:rPr>
+              <w:t xml:space="preserve">Oh,[54130] yes.[54720] I[55010] can[55190] really[55500] recommend[56070] the[56230] Duke[56810] on[57050] Smith[57390] Street.[58090] I[58520] had[58730] lobster[59330] and[59520] it[59620] was[59850] really[60240] tasty.[61150] It[61730] also[62080] has[62300] a[62370] few[62670] vegetarian[63450] dishes,[64090] but[64440] it's[64640] the[64800] fish[65170] dishes[65600] that[65770] make[66010] it[66130] famous[66590] in[66700] the[66820] town.[67640] The[68250] food[68640] isn't[68940] that[69220] low-cost[70060] though,[70430] so[70820] you[71160] might[71440] want[71620] to[71760] save[72180] going[72490] here[72720] for[72850] a[72910] special[73300] treat.[73660]</w:t>
             </w:r>
           </w:p>
           <w:p>
@@ -10379,16 +10379,16 @@
                 <w:sz w:val="23"/>
                 <w:szCs w:val="23"/>
               </w:rPr>
-              <w:t xml:space="preserve">A: </w:t>
-            </w:r>
-            <w:r>
-              <w:rPr>
-                <w:rFonts w:ascii="Source Sans 3" w:hAnsi="Source Sans 3"/>
-                <w:bCs/>
-                <w:sz w:val="23"/>
-                <w:szCs w:val="23"/>
-              </w:rPr>
-              <w:t>What about people who are on a budget? Have you got any suggestions for them?</w:t>
+              <w:t xml:space="preserve">A:[74240] </w:t>
+            </w:r>
+            <w:r>
+              <w:rPr>
+                <w:rFonts w:ascii="Source Sans 3" w:hAnsi="Source Sans 3"/>
+                <w:bCs/>
+                <w:sz w:val="23"/>
+                <w:szCs w:val="23"/>
+              </w:rPr>
+              <w:t xml:space="preserve">What[74460] about[75050] people[75500] who[75700] are[75960] on[76090] a[76200] budget?[77000] Have[77400] you[77520] got[77770] any[78010] suggestions[78750] for[78890] them?[79080]</w:t>
             </w:r>
           </w:p>
           <w:p>
@@ -10411,16 +10411,16 @@
                 <w:sz w:val="23"/>
                 <w:szCs w:val="23"/>
               </w:rPr>
-              <w:t xml:space="preserve">B: </w:t>
-            </w:r>
-            <w:r>
-              <w:rPr>
-                <w:rFonts w:ascii="Source Sans 3" w:hAnsi="Source Sans 3"/>
-                <w:bCs/>
-                <w:sz w:val="23"/>
-                <w:szCs w:val="23"/>
-              </w:rPr>
-              <w:t>Yes, I have. The Tower in Market Street is a fashionable restaurant where people can get a good meal at a reasonable price. I had a pizza, but it isn't a fast food restaurant, it specialises in all different types of food from Italy. I've heard that the lasagne is especially good.</w:t>
+              <w:t xml:space="preserve">B:[79660] </w:t>
+            </w:r>
+            <w:r>
+              <w:rPr>
+                <w:rFonts w:ascii="Source Sans 3" w:hAnsi="Source Sans 3"/>
+                <w:bCs/>
+                <w:sz w:val="23"/>
+                <w:szCs w:val="23"/>
+              </w:rPr>
+              <w:t xml:space="preserve">Yes,[79980] I[80090] have.[80680] The[81070] Tower[81580] in[81810] Market[82240] Street[82660] is[82860] a[82950] fashionable[83570] restaurant[84280] where[84550] people[84910] can[85110] get[85300] a[85380] good[85620] meal[86020] at[86170] a[86250] reasonable[86800] price.[87730] I[88280] had[88460] a[88540] pizza,[89110] but[89590] it[89830] isn't[90050] a[90110] fast[90430] food[90710] restaurant,[91450] it[91800] specialises[92690] in[92910] all[93220] different[93680] types[94060] of[94190] food[94520] from[94730] Italy.[95560] I've[96230] heard[96460] that[96590] the[96700] lasagne[97280] is[97480] especially[98050] good.[98260]</w:t>
             </w:r>
           </w:p>
           <w:p>
@@ -10443,16 +10443,16 @@
                 <w:sz w:val="23"/>
                 <w:szCs w:val="23"/>
               </w:rPr>
-              <w:t xml:space="preserve">A: </w:t>
-            </w:r>
-            <w:r>
-              <w:rPr>
-                <w:rFonts w:ascii="Source Sans 3" w:hAnsi="Source Sans 3"/>
-                <w:bCs/>
-                <w:sz w:val="23"/>
-                <w:szCs w:val="23"/>
-              </w:rPr>
-              <w:t>Thanks, Chris. You certainly have given us all food for thought.</w:t>
+              <w:t xml:space="preserve">A:[98780] </w:t>
+            </w:r>
+            <w:r>
+              <w:rPr>
+                <w:rFonts w:ascii="Source Sans 3" w:hAnsi="Source Sans 3"/>
+                <w:bCs/>
+                <w:sz w:val="23"/>
+                <w:szCs w:val="23"/>
+              </w:rPr>
+              <w:t xml:space="preserve">Thanks,[99060] Chris.[99670] You[100100] certainly[100690] have[101030] given[101350] us[101580] all[101960] food[102440] for[102640] thought.[106260]</w:t>
             </w:r>
           </w:p>
         </w:tc>
@@ -10520,38 +10520,38 @@
               <w:rPr>
                 <w:rStyle w:val="NotSpokenChar"/>
               </w:rPr>
-              <w:t>Chef:</w:t>
-            </w:r>
-            <w:r>
-              <w:rPr>
-                <w:rFonts w:ascii="Source Sans 3" w:hAnsi="Source Sans 3"/>
-                <w:bCs/>
-                <w:sz w:val="23"/>
-                <w:szCs w:val="23"/>
-              </w:rPr>
-              <w:t xml:space="preserve"> I suppose one thing that everybody knows about Japanese,</w:t>
-            </w:r>
-          </w:p>
-          <w:p>
-            <w:pPr>
-              <w:tabs>
-                <w:tab w:val="left" w:pos="4413"/>
-              </w:tabs>
-              <w:rPr>
-                <w:rFonts w:ascii="Source Sans 3" w:hAnsi="Source Sans 3"/>
-                <w:bCs/>
-                <w:sz w:val="23"/>
-                <w:szCs w:val="23"/>
-              </w:rPr>
-            </w:pPr>
-            <w:r>
-              <w:rPr>
-                <w:rFonts w:ascii="Source Sans 3" w:hAnsi="Source Sans 3"/>
-                <w:bCs/>
-                <w:sz w:val="23"/>
-                <w:szCs w:val="23"/>
-              </w:rPr>
-              <w:t xml:space="preserve">Chinese and Korean cooking is that they all use chopsticks rather than knives and forks like people in the West. The chopsticks that people use in the different countries are quite different though. In China the chopsticks tend to be made of wood and are round at the end, whereas in Korea they're made of stainless steel and are rough at the end. This is because in the past the emperor would use silver chopsticks, as they changed colour if there </w:t>
+              <w:t xml:space="preserve">[2860]Chef:</w:t>
+            </w:r>
+            <w:r>
+              <w:rPr>
+                <w:rFonts w:ascii="Source Sans 3" w:hAnsi="Source Sans 3"/>
+                <w:bCs/>
+                <w:sz w:val="23"/>
+                <w:szCs w:val="23"/>
+              </w:rPr>
+              <w:t xml:space="preserve">[2860] I[2920] suppose[3440] one[3710] thing[3920] that[4140] everybody[4730] knows[5070] about[5370] Japanese,[6110]</w:t>
+            </w:r>
+          </w:p>
+          <w:p>
+            <w:pPr>
+              <w:tabs>
+                <w:tab w:val="left" w:pos="4413"/>
+              </w:tabs>
+              <w:rPr>
+                <w:rFonts w:ascii="Source Sans 3" w:hAnsi="Source Sans 3"/>
+                <w:bCs/>
+                <w:sz w:val="23"/>
+                <w:szCs w:val="23"/>
+              </w:rPr>
+            </w:pPr>
+            <w:r>
+              <w:rPr>
+                <w:rFonts w:ascii="Source Sans 3" w:hAnsi="Source Sans 3"/>
+                <w:bCs/>
+                <w:sz w:val="23"/>
+                <w:szCs w:val="23"/>
+              </w:rPr>
+              <w:t xml:space="preserve">Chinese[6710] and[6860] Korean[7290] cooking[7940] is[8290] that[8480] they[8740] all[8980] use[9220] chopsticks[10060] rather[10430] than[10650] knives[10990] and[11130] forks[11590] like[11840] people[12180] in[12270] the[12390] West.[13240] The[13730] chopsticks[14360] that[14560] people[14990] use[15300] in[15400] the[15530] different[15900] countries[16490] are[16720] quite[17150] different[17580] though.[18230] In[18760] China[19220] the[19390] chopsticks[20070] tend[20370] to[20480] be[20620] made[20910] of[21030] wood[21560] and[21810] are[21980] round[22320] at[22420] the[22550] end,[23070] whereas[23670] in[23810] Korea[24260] they're[24520] made[24770] of[24900] stainless[25500] steel[25970] and[26150] are[26340] rough[26590] at[26690] the[26800] end.[27450] This[28030] is[28160] because[28640] in[28870] the[29030] past[29700] the[29980] emperor[30570] would[30870] use[31160] silver[31570] chopsticks,[32470] as[32850] they[33060] changed[33530] colour[33910] if[34050] there[34260] </w:t>
             </w:r>
             <w:r>
               <w:rPr>
@@ -10561,69 +10561,69 @@
                 <w:szCs w:val="23"/>
               </w:rPr>
               <w:lastRenderedPageBreak/>
-              <w:t>was any poison in the dish. They can be quite tricky to use, but in Korea people use a spoon to eat their rice. In Japan they use a variety of things to make chopsticks. Wood and plastic are the most popular now, but you can find bone, metal and even ivory ones.</w:t>
-            </w:r>
-          </w:p>
-          <w:p>
-            <w:pPr>
-              <w:tabs>
-                <w:tab w:val="left" w:pos="4413"/>
-              </w:tabs>
-              <w:rPr>
-                <w:rFonts w:ascii="Source Sans 3" w:hAnsi="Source Sans 3"/>
-                <w:bCs/>
-                <w:sz w:val="23"/>
-                <w:szCs w:val="23"/>
-              </w:rPr>
-            </w:pPr>
-            <w:r>
-              <w:rPr>
-                <w:rFonts w:ascii="Source Sans 3" w:hAnsi="Source Sans 3"/>
-                <w:bCs/>
-                <w:sz w:val="23"/>
-                <w:szCs w:val="23"/>
-              </w:rPr>
-              <w:t>If we look at the food of the different countries, it's very difficult to talk about China in general terms because it has many different cuisines. So it might be better if we look at Korean and Japanese food a little more. It's well known that Koreans tend to like spicier food and red peppers can be found in a wide number of dishes. I suppose that everybody thinks of sushi when they think of</w:t>
-            </w:r>
-            <w:r>
-              <w:rPr>
-                <w:rFonts w:ascii="Source Sans 3" w:hAnsi="Source Sans 3"/>
-                <w:bCs/>
-                <w:sz w:val="23"/>
-                <w:szCs w:val="23"/>
-              </w:rPr>
-              <w:t xml:space="preserve"> </w:t>
-            </w:r>
-            <w:r>
-              <w:rPr>
-                <w:rFonts w:ascii="Source Sans 3" w:hAnsi="Source Sans 3"/>
-                <w:bCs/>
-                <w:sz w:val="23"/>
-                <w:szCs w:val="23"/>
-              </w:rPr>
-              <w:t>Japanese food, but you can also find a lot of influences from all over Asia and even Europe, for example tempura, which came to Japan from Portugal. Those aren't present in Chinese and Korean food.</w:t>
-            </w:r>
-          </w:p>
-          <w:p>
-            <w:pPr>
-              <w:tabs>
-                <w:tab w:val="left" w:pos="4413"/>
-              </w:tabs>
-              <w:rPr>
-                <w:rFonts w:ascii="Source Sans 3" w:hAnsi="Source Sans 3"/>
-                <w:bCs/>
-                <w:sz w:val="23"/>
-                <w:szCs w:val="23"/>
-              </w:rPr>
-            </w:pPr>
-            <w:r>
-              <w:rPr>
-                <w:rFonts w:ascii="Source Sans 3" w:hAnsi="Source Sans 3"/>
-                <w:bCs/>
-                <w:sz w:val="23"/>
-                <w:szCs w:val="23"/>
-              </w:rPr>
-              <w:t>Traditionally, in both Japan and in Korea meat plays less of an important role than in Europe, perhaps because it's so expensive due to the lack of space for keeping animals. That said, both the Japanese and Koreans enjoy meat. Barbecues of all types are popular in Korea and beef forms the basis of many special meals in both of the countries. Now moving back to Chinese cuisine ...</w:t>
+              <w:t xml:space="preserve">was[34450] any[34670] poison[35190] in[35290] the[35410] dish.[36170] They[36710] can[36960] be[37080] quite[37400] tricky[37880] to[38070] use,[38730] but[39080] in[39210] Korea[39660] people[40130] use[40410] a[40520] spoon[41080] to[41260] eat[41440] their[41610] rice.[42300] In[42660] Japan[43160] they[43360] use[43560] a[43610] variety[44090] of[44180] things[44490] to[44610] make[44870] chopsticks.[45900] Wood[46480] and[46640] plastic[47200] are[47290] the[47370] most[47580] popular[48070] now,[48360] but[48760] you[49040] can[49210] find[49520] bone,[50040] metal[50470] and[50820] even[51280] ivory[51660] ones.[52590]</w:t>
+            </w:r>
+          </w:p>
+          <w:p>
+            <w:pPr>
+              <w:tabs>
+                <w:tab w:val="left" w:pos="4413"/>
+              </w:tabs>
+              <w:rPr>
+                <w:rFonts w:ascii="Source Sans 3" w:hAnsi="Source Sans 3"/>
+                <w:bCs/>
+                <w:sz w:val="23"/>
+                <w:szCs w:val="23"/>
+              </w:rPr>
+            </w:pPr>
+            <w:r>
+              <w:rPr>
+                <w:rFonts w:ascii="Source Sans 3" w:hAnsi="Source Sans 3"/>
+                <w:bCs/>
+                <w:sz w:val="23"/>
+                <w:szCs w:val="23"/>
+              </w:rPr>
+              <w:t xml:space="preserve">If[53370] we[53560] look[53800] at[53900] the[54030] food[54340] of[54440] the[54570] different[54940] countries,[55690] it's[56020] very[56250] difficult[56730] to[56840] talk[57070] about[57340] China[57790] in[57950] general[58360] terms[58870] because[59340] it[59510] has[59750] many[60020] different[60370] cuisines.[61330] So[61910] it[62110] might[62350] be[62480] better[62800] if[62940] we[63120] look[63360] at[63470] Korean[64010] and[64170] Japanese[64780] food[65020] a[65090] little[65330] more.[66050] It's[66740] well[66990] known[67350] that[67610] Koreans[68200] tend[68470] to[68580] like[68830] spicier[69440] food[70130] and[70580] red[70800] peppers[71210] can[71380] be[71490] found[71820] in[71930] a[72000] wide[72330] number[72620] of[72730] dishes.[73270] I[73690] suppose[74430] that[74610] everybody[75150] thinks[75490] of[75650] sushi[76250] when[76500] they[76670] think[76910] of</w:t>
+            </w:r>
+            <w:r>
+              <w:rPr>
+                <w:rFonts w:ascii="Source Sans 3" w:hAnsi="Source Sans 3"/>
+                <w:bCs/>
+                <w:sz w:val="23"/>
+                <w:szCs w:val="23"/>
+              </w:rPr>
+              <w:t xml:space="preserve">[77040] </w:t>
+            </w:r>
+            <w:r>
+              <w:rPr>
+                <w:rFonts w:ascii="Source Sans 3" w:hAnsi="Source Sans 3"/>
+                <w:bCs/>
+                <w:sz w:val="23"/>
+                <w:szCs w:val="23"/>
+              </w:rPr>
+              <w:t xml:space="preserve">Japanese[77740] food,[78320] but[78760] you[78880] can[79060] also[79380] find[79740] a[79830] lot[80120] of[80240] influences[81030] from[81240] all[81480] over[81800] Asia[82170] and[82410] even[82700] Europe,[83400] for[83830] example[84250] tempura,[85030] which[85420] came[85750] to[85900] Japan[86380] from[86580] Portugal.[87490] Those[88180] aren't[88410] present[88890] in[89030] Chinese[89600] and[89720] Korean[90140] food.[90960]</w:t>
+            </w:r>
+          </w:p>
+          <w:p>
+            <w:pPr>
+              <w:tabs>
+                <w:tab w:val="left" w:pos="4413"/>
+              </w:tabs>
+              <w:rPr>
+                <w:rFonts w:ascii="Source Sans 3" w:hAnsi="Source Sans 3"/>
+                <w:bCs/>
+                <w:sz w:val="23"/>
+                <w:szCs w:val="23"/>
+              </w:rPr>
+            </w:pPr>
+            <w:r>
+              <w:rPr>
+                <w:rFonts w:ascii="Source Sans 3" w:hAnsi="Source Sans 3"/>
+                <w:bCs/>
+                <w:sz w:val="23"/>
+                <w:szCs w:val="23"/>
+              </w:rPr>
+              <w:t xml:space="preserve">Traditionally,[92170] in[92420] both[92720] Japan[93320] and[93630] in[93770] Korea[94270] meat[94580] plays[95000] less[95260] of[95380] an[95490] important[96040] role[96360] than[96530] in[96690] Europe,[97320] perhaps[97960] because[98340] it's[98570] so[98730] expensive[99530] due[99790] to[99900] the[100050] lack[100300] of[100410] space[100770] for[100900] keeping[101260] animals.[102070] That[102610] said,[103210] both[103700] the[103830] Japanese[104460] and[104620] Koreans[105140] enjoy[105760] meat.[106460] Barbecues[107440] of[107550] all[107750] types[108140] are[108280] popular[108780] in[108910] Korea[109600] and[110040] beef[110320] forms[110710] the[110830] basis[111260] of[111400] many[111680] special[112130] meals[112590] in[112790] both[113090] of[113200] the[113330] countries.[114340] Now[115070] moving[115550] back[115800] to[115970] Chinese[116570] cuisine[120320] ...[120320]</w:t>
             </w:r>
           </w:p>
         </w:tc>
@@ -10690,6 +10690,96 @@
               <w:rPr>
                 <w:rStyle w:val="NotSpokenChar"/>
               </w:rPr>
+              <w:t xml:space="preserve">[2660]Interviewer:</w:t>
+            </w:r>
+            <w:r>
+              <w:rPr>
+                <w:rFonts w:ascii="Source Sans 3" w:hAnsi="Source Sans 3"/>
+                <w:b/>
+                <w:sz w:val="23"/>
+                <w:szCs w:val="23"/>
+              </w:rPr>
+              <w:t xml:space="preserve">[2660] </w:t>
+            </w:r>
+            <w:r>
+              <w:rPr>
+                <w:rFonts w:ascii="Source Sans 3" w:hAnsi="Source Sans 3"/>
+                <w:sz w:val="23"/>
+                <w:szCs w:val="23"/>
+              </w:rPr>
+              <w:t xml:space="preserve">Today[3090] in[3190] the[3310] studio[3830] I[4030] am[4210] pleased[4740] to[4830] have[5040] with[5220] me[5390] the[5630] famous[6170] chef,[6560] Graham[7100] Shepherd.[7800] Graham[8430] has[8660] just[9080] come[9310] back[9560] from[9800] Beijing[10470] in[10760] China,[11490] where[11870] he[11980] was[12190] making[12620] a[12770] TV[13240] programme[13850] on[13980] the[14170] food[14630] you[14760] can[14950] try[15410] in[15600] this[15880] historic[16560] city.[17270] So,[17890] Graham,[18690] what[19160] can[19340] you[19490] tell[19760] us[19890] about[20150] your[20310] trip?[20910] Was[21320] it[21450] how[21680] you[21810] expected[22370] it[22480] to[22580] be?[22680]</w:t>
+            </w:r>
+          </w:p>
+          <w:p>
+            <w:pPr>
+              <w:tabs>
+                <w:tab w:val="left" w:pos="4413"/>
+              </w:tabs>
+              <w:rPr>
+                <w:rFonts w:ascii="Source Sans 3" w:hAnsi="Source Sans 3"/>
+                <w:sz w:val="23"/>
+                <w:szCs w:val="23"/>
+              </w:rPr>
+            </w:pPr>
+            <w:r>
+              <w:rPr>
+                <w:rStyle w:val="NotSpokenChar"/>
+              </w:rPr>
+              <w:t>Graham:</w:t>
+            </w:r>
+            <w:r>
+              <w:rPr>
+                <w:rFonts w:ascii="Source Sans 3" w:hAnsi="Source Sans 3"/>
+                <w:b/>
+                <w:sz w:val="23"/>
+                <w:szCs w:val="23"/>
+              </w:rPr>
+              <w:t xml:space="preserve">[23460] </w:t>
+            </w:r>
+            <w:r>
+              <w:rPr>
+                <w:rFonts w:ascii="Source Sans 3" w:hAnsi="Source Sans 3"/>
+                <w:sz w:val="23"/>
+                <w:szCs w:val="23"/>
+              </w:rPr>
+              <w:t xml:space="preserve">It[23530] was[23660] quite[23950] surprising[24590] really.[25240] I[25600] suppose[25930] that[26070] most[26350] people[26670]</w:t>
+            </w:r>
+          </w:p>
+          <w:p>
+            <w:pPr>
+              <w:tabs>
+                <w:tab w:val="left" w:pos="4413"/>
+              </w:tabs>
+              <w:rPr>
+                <w:rFonts w:ascii="Source Sans 3" w:hAnsi="Source Sans 3"/>
+                <w:sz w:val="23"/>
+                <w:szCs w:val="23"/>
+              </w:rPr>
+            </w:pPr>
+            <w:r>
+              <w:rPr>
+                <w:rFonts w:ascii="Source Sans 3" w:hAnsi="Source Sans 3"/>
+                <w:sz w:val="23"/>
+                <w:szCs w:val="23"/>
+              </w:rPr>
+              <w:t xml:space="preserve">think[26960] of[27160] Beijing[27620] duck[27980] when[28130] they[28290] think[28560] of[28680] Beijing[29410] and[29850] I[29920] did[30080] try[30400] some[30590] of[30670] this[30890] tasty[31340] traditional[31890] dish,[32440] but[32780] with[32950] so[33110] many[33350] people[33730] from[33970] all[34160] over[34310] the[34410] country[34860] living[35200] in[35350] Beijing[36130] there[36610] really[36890] are[37100] a[37160] lot[37320] of[37430] different[37810] foods[38200] from[38390] all[38590] regions[39030] of[39110] the[39190] country.[39890] One[40420] dish[40670] that[40870] I[40970] really[41270] enjoyed[41740] and[41900] I[41970] didn't[42210] expect[42550] to[42650] find[43020] was[43170] kebabs.[44040] These[44630] tasty[45090] snacks[45580] are[45720] originally[46290] from[46520] north-west[47150] China,[47800] but[48190] they're[48350] very[48630] popular[49120] street[49430] food[49760] in[49910] Beijing.[50800] They're[51440] especially[51970] popular[52410] as[52560] a[52630] tasty[53060] snack[53380] at[53510] lunchtime[54120] for[54250] school[54560] pupils.[55350] They[55760] have[55950] less[56210] meat[56640] and[56880] more[57080] vegetables[57630] than[57810] we[58020] are[58220] used[58480] to,[58840] so[59190] they're[59370] a[59430] bit[59610] healthier.[60040]</w:t>
+            </w:r>
+          </w:p>
+          <w:p>
+            <w:pPr>
+              <w:tabs>
+                <w:tab w:val="left" w:pos="4413"/>
+              </w:tabs>
+              <w:rPr>
+                <w:rFonts w:ascii="Source Sans 3" w:hAnsi="Source Sans 3"/>
+                <w:sz w:val="23"/>
+                <w:szCs w:val="23"/>
+              </w:rPr>
+            </w:pPr>
+            <w:r>
+              <w:rPr>
+                <w:rStyle w:val="NotSpokenChar"/>
+              </w:rPr>
               <w:t>Interviewer:</w:t>
             </w:r>
             <w:r>
@@ -10699,15 +10789,15 @@
                 <w:sz w:val="23"/>
                 <w:szCs w:val="23"/>
               </w:rPr>
-              <w:t xml:space="preserve"> </w:t>
-            </w:r>
-            <w:r>
-              <w:rPr>
-                <w:rFonts w:ascii="Source Sans 3" w:hAnsi="Source Sans 3"/>
-                <w:sz w:val="23"/>
-                <w:szCs w:val="23"/>
-              </w:rPr>
-              <w:t>Today in the studio I am pleased to have with me the famous chef, Graham Shepherd. Graham has just come back from Beijing in China, where he was making a TV programme on the food you can try in this historic city. So, Graham, what can you tell us about your trip? Was it how you expected it to be?</w:t>
+              <w:t xml:space="preserve">[60620] </w:t>
+            </w:r>
+            <w:r>
+              <w:rPr>
+                <w:rFonts w:ascii="Source Sans 3" w:hAnsi="Source Sans 3"/>
+                <w:sz w:val="23"/>
+                <w:szCs w:val="23"/>
+              </w:rPr>
+              <w:t xml:space="preserve">I'm[60750] sure[61010] that[61210] most[61610] people[61940] have[62090] tried[62380] kebabs,[63090] but[63460] did[63770] you[63980] try[64510] anything[65030] that[65180] might[65390] be[65560] unusual[66390] for[66550] our[66680] listeners?[67180]</w:t>
             </w:r>
           </w:p>
           <w:p>
@@ -10734,35 +10824,15 @@
                 <w:sz w:val="23"/>
                 <w:szCs w:val="23"/>
               </w:rPr>
-              <w:t xml:space="preserve"> </w:t>
-            </w:r>
-            <w:r>
-              <w:rPr>
-                <w:rFonts w:ascii="Source Sans 3" w:hAnsi="Source Sans 3"/>
-                <w:sz w:val="23"/>
-                <w:szCs w:val="23"/>
-              </w:rPr>
-              <w:t>It was quite surprising really. I suppose that most people</w:t>
-            </w:r>
-          </w:p>
-          <w:p>
-            <w:pPr>
-              <w:tabs>
-                <w:tab w:val="left" w:pos="4413"/>
-              </w:tabs>
-              <w:rPr>
-                <w:rFonts w:ascii="Source Sans 3" w:hAnsi="Source Sans 3"/>
-                <w:sz w:val="23"/>
-                <w:szCs w:val="23"/>
-              </w:rPr>
-            </w:pPr>
-            <w:r>
-              <w:rPr>
-                <w:rFonts w:ascii="Source Sans 3" w:hAnsi="Source Sans 3"/>
-                <w:sz w:val="23"/>
-                <w:szCs w:val="23"/>
-              </w:rPr>
-              <w:t>think of Beijing duck when they think of Beijing and I did try some of this tasty traditional dish, but with so many people from all over the country living in Beijing there really are a lot of different foods from all regions of the country. One dish that I really enjoyed and I didn't expect to find was kebabs. These tasty snacks are originally from north-west China, but they're very popular street food in Beijing. They're especially popular as a tasty snack at lunchtime for school pupils. They have less meat and more vegetables than we are used to, so they're a bit healthier.</w:t>
+              <w:t xml:space="preserve">[67440] </w:t>
+            </w:r>
+            <w:r>
+              <w:rPr>
+                <w:rFonts w:ascii="Source Sans 3" w:hAnsi="Source Sans 3"/>
+                <w:sz w:val="23"/>
+                <w:szCs w:val="23"/>
+              </w:rPr>
+              <w:t xml:space="preserve">Oh,[67580] yes.[68190] One[68650] of[68740] the[68850] things[69150] that[69300] I[69400] had[69660] was[69870] jellyfish.[70890] It[71330] added[71580] a[71650] nice[71970] texture[72470] to[72550] the[72660] dish,[73160] but[73530] I[73620] thought[73840] it[73940] didn't[74220] taste[74570] of[74670] much.[75420] One[76010] dish[76260] that[76430] did[76680] have[76820] a[76880] strong[77240] taste[77660] was[77830] hotpot.[78650] The[79040] dish[79330] I[79470] had[79690] was[79860] made[80170] in[80270] the[80400] Sichuan[80930] style,[81620] so[81990] it[82110] was[82280] very[82590] spicy.[83720] What[84490] I[84570] found[84860] interesting[85410] was[85550] that[85660] the[85790] hotpot[86330] was[86510] put[86710] on[86820] a[86910] hotplate[87500] in[87610] the[87740] centre[88110] of[88190] the[88290] table,[88940] and[89260] we[89370] were[89530] given[89750] a[89840] dish[90120] of[90260] raw[90500] food[91240] and[91670] we[91780] chose[92130] what[92250] we[92350] wanted[92860] and[93050] put[93240] it[93340] into[93510] the[93620] pot[93830] ourselves,[94580] and[94840] got[95030] it[95150] out[95390] when[95540] it[95610] was[95750] ready.[96430] It[96930] was[97070] great[97430] fun[97960] and[98290] very[98540] sociable.[99270] And[99640] very[100070] tasty![100540]</w:t>
             </w:r>
           </w:p>
           <w:p>
@@ -10789,15 +10859,15 @@
                 <w:sz w:val="23"/>
                 <w:szCs w:val="23"/>
               </w:rPr>
-              <w:t xml:space="preserve"> </w:t>
-            </w:r>
-            <w:r>
-              <w:rPr>
-                <w:rFonts w:ascii="Source Sans 3" w:hAnsi="Source Sans 3"/>
-                <w:sz w:val="23"/>
-                <w:szCs w:val="23"/>
-              </w:rPr>
-              <w:t>I'm sure that most people have tried kebabs, but did you try anything that might be unusual for our listeners?</w:t>
+              <w:t xml:space="preserve">[101280] </w:t>
+            </w:r>
+            <w:r>
+              <w:rPr>
+                <w:rFonts w:ascii="Source Sans 3" w:hAnsi="Source Sans 3"/>
+                <w:sz w:val="23"/>
+                <w:szCs w:val="23"/>
+              </w:rPr>
+              <w:t xml:space="preserve">I'm[101440] sure[101780] that[101920] you[102050] tried[102370] some[102560] of[102640] the[102770] dishes[103140] that[103300] we[103490] all[103790] know[103970] and[104120] love[104400] too.[104960] Can[105420] you[105530] tell[105730] us[105870] something[106320] interesting[107040] about[107340] them?[107520]</w:t>
             </w:r>
           </w:p>
           <w:p>
@@ -10824,15 +10894,35 @@
                 <w:sz w:val="23"/>
                 <w:szCs w:val="23"/>
               </w:rPr>
-              <w:t xml:space="preserve"> </w:t>
-            </w:r>
-            <w:r>
-              <w:rPr>
-                <w:rFonts w:ascii="Source Sans 3" w:hAnsi="Source Sans 3"/>
-                <w:sz w:val="23"/>
-                <w:szCs w:val="23"/>
-              </w:rPr>
-              <w:t>Oh, yes. One of the things that I had was jellyfish. It added a nice texture to the dish, but I thought it didn't taste of much. One dish that did have a strong taste was hotpot. The dish I had was made in the Sichuan style, so it was very spicy. What I found interesting was that the hotpot was put on a hotplate in the centre of the table, and we were given a dish of raw food and we chose what we wanted and put it into the pot ourselves, and got it out when it was ready. It was great fun and very sociable. And very tasty!</w:t>
+              <w:t xml:space="preserve">[107900] </w:t>
+            </w:r>
+            <w:r>
+              <w:rPr>
+                <w:rFonts w:ascii="Source Sans 3" w:hAnsi="Source Sans 3"/>
+                <w:sz w:val="23"/>
+                <w:szCs w:val="23"/>
+              </w:rPr>
+              <w:t xml:space="preserve">Of[108010] course,[108340] everybody[108790] knows[109110] about[109410] noodles[109840] and[109960] dumplings,[110720] but[111040] I[111120] doubt[111380] many[111590] people[111880] know[112150] how[112390] many[112650] different[113040] types[113530] there[113740] are![114340] One[114830] of[114900] the[115010] highlights[115520] for[115660] me[115830] was[116100] learning[116450] how[116590] to[116690] make[116940] fresh[117310] noodles[117800] with[117950] a[118040] chef[118330] from[118530] Northern[118890] China.[119590] The[120060] recipe[120470] of[120650] egg,[121090] salt[121590] and[121780] wheat[122030] flour[122520] is[122710] quite[123040] simple,[123720] but[124120] to[124210] make[124410] the[124520] noodles[124860] by[125070] hand[125490] you[125600] need[125780] to[125860] be[125970] quite[126310] a[126380] skilful[126850] chef.[127550]</w:t>
+            </w:r>
+          </w:p>
+          <w:p>
+            <w:pPr>
+              <w:tabs>
+                <w:tab w:val="left" w:pos="4413"/>
+              </w:tabs>
+              <w:rPr>
+                <w:rFonts w:ascii="Source Sans 3" w:hAnsi="Source Sans 3"/>
+                <w:sz w:val="23"/>
+                <w:szCs w:val="23"/>
+              </w:rPr>
+            </w:pPr>
+            <w:r>
+              <w:rPr>
+                <w:rFonts w:ascii="Source Sans 3" w:hAnsi="Source Sans 3"/>
+                <w:sz w:val="23"/>
+                <w:szCs w:val="23"/>
+              </w:rPr>
+              <w:t xml:space="preserve">Something[128220] which[128380] is[128530] much[128840] simpler[129170] to[129270] make[129550] are[129650] dumplings.[130520] The[130910] basic[131260] ingredients[131900] are[132030] flour[132410] and[132570] water,[133180] but[133530] the[133640] beauty[133980] of[134070] this[134290] dish[134620] is[134770] that[134890] it's[135070] very[135400] flexible.[136250] You[136590] can[136740] fill[136980] them[137130] with[137290] whatever[137640] you[137750] like.[138530] I[138980] especially[139490] enjoyed[139910] one[140100] with[140290] raw[140560] prawns,[141310] but[141640] all[141790] sorts[142060] of[142170] meat[142400] and[142510] vegetables[143040] can[143170] be[143260] put[143480] in[143570] them.[143720]</w:t>
             </w:r>
           </w:p>
           <w:p>
@@ -10859,105 +10949,15 @@
                 <w:sz w:val="23"/>
                 <w:szCs w:val="23"/>
               </w:rPr>
-              <w:t xml:space="preserve"> </w:t>
-            </w:r>
-            <w:r>
-              <w:rPr>
-                <w:rFonts w:ascii="Source Sans 3" w:hAnsi="Source Sans 3"/>
-                <w:sz w:val="23"/>
-                <w:szCs w:val="23"/>
-              </w:rPr>
-              <w:t>I'm sure that you tried some of the dishes that we all know and love too. Can you tell us something interesting about them?</w:t>
-            </w:r>
-          </w:p>
-          <w:p>
-            <w:pPr>
-              <w:tabs>
-                <w:tab w:val="left" w:pos="4413"/>
-              </w:tabs>
-              <w:rPr>
-                <w:rFonts w:ascii="Source Sans 3" w:hAnsi="Source Sans 3"/>
-                <w:sz w:val="23"/>
-                <w:szCs w:val="23"/>
-              </w:rPr>
-            </w:pPr>
-            <w:r>
-              <w:rPr>
-                <w:rStyle w:val="NotSpokenChar"/>
-              </w:rPr>
-              <w:t>Graham:</w:t>
-            </w:r>
-            <w:r>
-              <w:rPr>
-                <w:rFonts w:ascii="Source Sans 3" w:hAnsi="Source Sans 3"/>
-                <w:b/>
-                <w:sz w:val="23"/>
-                <w:szCs w:val="23"/>
-              </w:rPr>
-              <w:t xml:space="preserve"> </w:t>
-            </w:r>
-            <w:r>
-              <w:rPr>
-                <w:rFonts w:ascii="Source Sans 3" w:hAnsi="Source Sans 3"/>
-                <w:sz w:val="23"/>
-                <w:szCs w:val="23"/>
-              </w:rPr>
-              <w:t>Of course, everybody knows about noodles and dumplings, but I doubt many people know how many different types there are! One of the highlights for me was learning how to make fresh noodles with a chef from Northern China. The recipe of egg, salt and wheat flour is quite simple, but to make the noodles by hand you need to be quite a skilful chef.</w:t>
-            </w:r>
-          </w:p>
-          <w:p>
-            <w:pPr>
-              <w:tabs>
-                <w:tab w:val="left" w:pos="4413"/>
-              </w:tabs>
-              <w:rPr>
-                <w:rFonts w:ascii="Source Sans 3" w:hAnsi="Source Sans 3"/>
-                <w:sz w:val="23"/>
-                <w:szCs w:val="23"/>
-              </w:rPr>
-            </w:pPr>
-            <w:r>
-              <w:rPr>
-                <w:rFonts w:ascii="Source Sans 3" w:hAnsi="Source Sans 3"/>
-                <w:sz w:val="23"/>
-                <w:szCs w:val="23"/>
-              </w:rPr>
-              <w:t>Something which is much simpler to make are dumplings. The basic ingredients are flour and water, but the beauty of this dish is that it's very flexible. You can fill them with whatever you like. I especially enjoyed one with raw prawns, but all sorts of meat and vegetables can be put in them.</w:t>
-            </w:r>
-          </w:p>
-          <w:p>
-            <w:pPr>
-              <w:tabs>
-                <w:tab w:val="left" w:pos="4413"/>
-              </w:tabs>
-              <w:rPr>
-                <w:rFonts w:ascii="Source Sans 3" w:hAnsi="Source Sans 3"/>
-                <w:sz w:val="23"/>
-                <w:szCs w:val="23"/>
-              </w:rPr>
-            </w:pPr>
-            <w:r>
-              <w:rPr>
-                <w:rStyle w:val="NotSpokenChar"/>
-              </w:rPr>
-              <w:t>Interviewer:</w:t>
-            </w:r>
-            <w:r>
-              <w:rPr>
-                <w:rFonts w:ascii="Source Sans 3" w:hAnsi="Source Sans 3"/>
-                <w:b/>
-                <w:sz w:val="23"/>
-                <w:szCs w:val="23"/>
-              </w:rPr>
-              <w:t xml:space="preserve"> </w:t>
-            </w:r>
-            <w:r>
-              <w:rPr>
-                <w:rFonts w:ascii="Source Sans 3" w:hAnsi="Source Sans 3"/>
-                <w:sz w:val="23"/>
-                <w:szCs w:val="23"/>
-              </w:rPr>
-              <w:t>Thanks Graham, that's really interesting, but unfortunately we've run out of time. If you'd like to know more about Graham's adventures, the series will be starting on Thursday at 7 o'clock on Channel 9.</w:t>
+              <w:t xml:space="preserve">[144160] </w:t>
+            </w:r>
+            <w:r>
+              <w:rPr>
+                <w:rFonts w:ascii="Source Sans 3" w:hAnsi="Source Sans 3"/>
+                <w:sz w:val="23"/>
+                <w:szCs w:val="23"/>
+              </w:rPr>
+              <w:t xml:space="preserve">Thanks[144540] Graham,[145050] that's[145530] really[146030] interesting,[146850] but[147120] unfortunately[147930] we've[148230] run[148450] out[148660] of[148770] time.[149370] If[149690] you'd[149890] like[150140] to[150240] know[150460] more[150830] about[151120] Graham's[151480] adventures,[152320] the[152690] series[153110] will[153250] be[153380] starting[154030] on[154260] Thursday[154980] at[155200] 7[155550] o'clock[156060] on[156370] Channel[156750] 9.[160240]</w:t>
             </w:r>
           </w:p>
         </w:tc>
@@ -11024,15 +11024,15 @@
               <w:rPr>
                 <w:rStyle w:val="NotSpokenChar"/>
               </w:rPr>
-              <w:t xml:space="preserve">Examiner: </w:t>
-            </w:r>
-            <w:r>
-              <w:rPr>
-                <w:rFonts w:ascii="Source Sans 3" w:hAnsi="Source Sans 3"/>
-                <w:sz w:val="23"/>
-                <w:szCs w:val="23"/>
-              </w:rPr>
-              <w:t>What kind of food is popular in your country?</w:t>
+              <w:t xml:space="preserve">[2680]Examiner:[2680] </w:t>
+            </w:r>
+            <w:r>
+              <w:rPr>
+                <w:rFonts w:ascii="Source Sans 3" w:hAnsi="Source Sans 3"/>
+                <w:sz w:val="23"/>
+                <w:szCs w:val="23"/>
+              </w:rPr>
+              <w:t xml:space="preserve">What[2920] kind[3260] of[3380] food[3750] is[3930] popular[4560] in[4720] your[4880] country?[5300]</w:t>
             </w:r>
           </w:p>
           <w:p>
@@ -11059,41 +11059,41 @@
                 <w:sz w:val="23"/>
                 <w:szCs w:val="23"/>
               </w:rPr>
-              <w:t xml:space="preserve"> </w:t>
-            </w:r>
-            <w:r>
-              <w:rPr>
-                <w:rFonts w:ascii="Source Sans 3" w:hAnsi="Source Sans 3"/>
-                <w:sz w:val="23"/>
-                <w:szCs w:val="23"/>
-              </w:rPr>
-              <w:t>These days a lot of young people actually enjoy Western food like pizza and fried chicken. Our national food is often too spicy, especially for children and foreigners, and also it takes too long to cook. I think that it's delicious though!</w:t>
-            </w:r>
-          </w:p>
-          <w:p>
-            <w:pPr>
-              <w:tabs>
-                <w:tab w:val="left" w:pos="4413"/>
-              </w:tabs>
-              <w:rPr>
-                <w:rFonts w:ascii="Source Sans 3" w:hAnsi="Source Sans 3"/>
-                <w:sz w:val="23"/>
-                <w:szCs w:val="23"/>
-              </w:rPr>
-            </w:pPr>
-            <w:r>
-              <w:rPr>
-                <w:rStyle w:val="NotSpokenChar"/>
-              </w:rPr>
-              <w:t xml:space="preserve">Examiner: </w:t>
-            </w:r>
-            <w:r>
-              <w:rPr>
-                <w:rFonts w:ascii="Source Sans 3" w:hAnsi="Source Sans 3"/>
-                <w:sz w:val="23"/>
-                <w:szCs w:val="23"/>
-              </w:rPr>
-              <w:t>What do you think of Western food?</w:t>
+              <w:t xml:space="preserve">[6160] </w:t>
+            </w:r>
+            <w:r>
+              <w:rPr>
+                <w:rFonts w:ascii="Source Sans 3" w:hAnsi="Source Sans 3"/>
+                <w:sz w:val="23"/>
+                <w:szCs w:val="23"/>
+              </w:rPr>
+              <w:t xml:space="preserve">These[6460] days[7010] a[7210] lot[7450] of[7600] young[7880] people[8450] actually[9010] enjoy[9570] Western[10130] food[10810] like[11570] pizza[12250] and[12620] fried[12950] chicken.[13840] Our[14510] national[15110] food[15570] is[15880] often[16360] too[16670] spicy,[17520] especially[18400] for[18600] children[19210] and[19520] foreigners,[20440] and[20890] also[21440] it[21860] takes[22270] too[22500] long[22680] to[22810] cook.[23690] I[24310] think[24710] that[24950] it's[25170] delicious[25720] though![25960]</w:t>
+            </w:r>
+          </w:p>
+          <w:p>
+            <w:pPr>
+              <w:tabs>
+                <w:tab w:val="left" w:pos="4413"/>
+              </w:tabs>
+              <w:rPr>
+                <w:rFonts w:ascii="Source Sans 3" w:hAnsi="Source Sans 3"/>
+                <w:sz w:val="23"/>
+                <w:szCs w:val="23"/>
+              </w:rPr>
+            </w:pPr>
+            <w:r>
+              <w:rPr>
+                <w:rStyle w:val="NotSpokenChar"/>
+              </w:rPr>
+              <w:t xml:space="preserve">Examiner:[26760] </w:t>
+            </w:r>
+            <w:r>
+              <w:rPr>
+                <w:rFonts w:ascii="Source Sans 3" w:hAnsi="Source Sans 3"/>
+                <w:sz w:val="23"/>
+                <w:szCs w:val="23"/>
+              </w:rPr>
+              <w:t xml:space="preserve">What[26970] do[27080] you[27230] think[27520] of[27730] Western[28220] food?[28640]</w:t>
             </w:r>
           </w:p>
           <w:p>
@@ -11120,41 +11120,41 @@
                 <w:sz w:val="23"/>
                 <w:szCs w:val="23"/>
               </w:rPr>
-              <w:t xml:space="preserve"> </w:t>
-            </w:r>
-            <w:r>
-              <w:rPr>
-                <w:rFonts w:ascii="Source Sans 3" w:hAnsi="Source Sans 3"/>
-                <w:sz w:val="23"/>
-                <w:szCs w:val="23"/>
-              </w:rPr>
-              <w:t>Well, I suppose Western food is quick to make and is tasty too, so everyone can eat it without too much trouble. I think that a lot of people like food to be convenient because they're so busy nowadays.</w:t>
-            </w:r>
-          </w:p>
-          <w:p>
-            <w:pPr>
-              <w:tabs>
-                <w:tab w:val="left" w:pos="4413"/>
-              </w:tabs>
-              <w:rPr>
-                <w:rFonts w:ascii="Source Sans 3" w:hAnsi="Source Sans 3"/>
-                <w:sz w:val="23"/>
-                <w:szCs w:val="23"/>
-              </w:rPr>
-            </w:pPr>
-            <w:r>
-              <w:rPr>
-                <w:rStyle w:val="NotSpokenChar"/>
-              </w:rPr>
-              <w:t xml:space="preserve">Examiner: </w:t>
-            </w:r>
-            <w:r>
-              <w:rPr>
-                <w:rFonts w:ascii="Source Sans 3" w:hAnsi="Source Sans 3"/>
-                <w:sz w:val="23"/>
-                <w:szCs w:val="23"/>
-              </w:rPr>
-              <w:t>Is there any kind of food you don't like?</w:t>
+              <w:t xml:space="preserve">[29340] </w:t>
+            </w:r>
+            <w:r>
+              <w:rPr>
+                <w:rFonts w:ascii="Source Sans 3" w:hAnsi="Source Sans 3"/>
+                <w:sz w:val="23"/>
+                <w:szCs w:val="23"/>
+              </w:rPr>
+              <w:t xml:space="preserve">Well,[29960] I[30340] suppose[30820] Western[31340] food[31810] is[32120] quick[32420] to[32580] make[33180] and[33490] is[33670] tasty[34320] too,[35010] so[35570] everyone[36120] can[36370] eat[36650] it[36970] without[37560] too[37820] much[38160] trouble.[39190] I[39770] think[40070] that[40300] a[40420] lot[40680] of[40820] people[41280] like[41690] food[42130] to[42280] be[42410] convenient[43330] because[43850] they're[44130] so[44330] busy[44750] nowadays.[45420]</w:t>
+            </w:r>
+          </w:p>
+          <w:p>
+            <w:pPr>
+              <w:tabs>
+                <w:tab w:val="left" w:pos="4413"/>
+              </w:tabs>
+              <w:rPr>
+                <w:rFonts w:ascii="Source Sans 3" w:hAnsi="Source Sans 3"/>
+                <w:sz w:val="23"/>
+                <w:szCs w:val="23"/>
+              </w:rPr>
+            </w:pPr>
+            <w:r>
+              <w:rPr>
+                <w:rStyle w:val="NotSpokenChar"/>
+              </w:rPr>
+              <w:t xml:space="preserve">Examiner:[46060] </w:t>
+            </w:r>
+            <w:r>
+              <w:rPr>
+                <w:rFonts w:ascii="Source Sans 3" w:hAnsi="Source Sans 3"/>
+                <w:sz w:val="23"/>
+                <w:szCs w:val="23"/>
+              </w:rPr>
+              <w:t xml:space="preserve">Is[46280] there[46550] any[46770] kind[47060] of[47190] food[47620] you[47800] don't[48130] like?[48540]</w:t>
             </w:r>
           </w:p>
           <w:p>
@@ -11181,15 +11181,15 @@
                 <w:sz w:val="23"/>
                 <w:szCs w:val="23"/>
               </w:rPr>
-              <w:t xml:space="preserve"> </w:t>
-            </w:r>
-            <w:r>
-              <w:rPr>
-                <w:rFonts w:ascii="Source Sans 3" w:hAnsi="Source Sans 3"/>
-                <w:sz w:val="23"/>
-                <w:szCs w:val="23"/>
-              </w:rPr>
-              <w:t>Yes, I'm not keen on sushi at all. It's so strange eating something that hasn't been cooked. I know it's very fresh and healthy but I just don't like the taste and I can't stand the texture - it's too chewy for me.</w:t>
+              <w:t xml:space="preserve">[49220] </w:t>
+            </w:r>
+            <w:r>
+              <w:rPr>
+                <w:rFonts w:ascii="Source Sans 3" w:hAnsi="Source Sans 3"/>
+                <w:sz w:val="23"/>
+                <w:szCs w:val="23"/>
+              </w:rPr>
+              <w:t xml:space="preserve">Yes,[49730] I'm[50130] not[50440] keen[50800] on[51040] sushi[51630] at[51850] all.[52440] It's[52970] so[53160] strange[53990] eating[54500] something[54980] that[55160] hasn't[55500] been[55710] cooked.[56700] I[57270] know[57570] it's[57910] very[58260] fresh[58800] and[59050] healthy[59800] but[60460] I[60740] just[61160] don't[61470] like[61720] the[61860] taste[62650] and[63050] I[63140] can't[63490] stand[63940] the[64110] texture[65190] -[65190] it's[65880] too[66560] chewy[67350] for[67710] me.[71020]</w:t>
             </w:r>
           </w:p>
         </w:tc>
@@ -11256,95 +11256,95 @@
               <w:rPr>
                 <w:rStyle w:val="NotSpokenChar"/>
               </w:rPr>
-              <w:t>Angelica:</w:t>
-            </w:r>
-            <w:r>
-              <w:rPr>
-                <w:rFonts w:ascii="Source Sans 3" w:hAnsi="Source Sans 3"/>
-                <w:sz w:val="23"/>
-                <w:szCs w:val="23"/>
-              </w:rPr>
-              <w:t xml:space="preserve"> I'm going to talk about an Italian dish - risotto. It's a rice</w:t>
-            </w:r>
-          </w:p>
-          <w:p>
-            <w:pPr>
-              <w:tabs>
-                <w:tab w:val="left" w:pos="4413"/>
-              </w:tabs>
-              <w:rPr>
-                <w:rFonts w:ascii="Source Sans 3" w:hAnsi="Source Sans 3"/>
-                <w:sz w:val="23"/>
-                <w:szCs w:val="23"/>
-              </w:rPr>
-            </w:pPr>
-            <w:r>
-              <w:rPr>
-                <w:rFonts w:ascii="Source Sans 3" w:hAnsi="Source Sans 3"/>
-                <w:sz w:val="23"/>
-                <w:szCs w:val="23"/>
-              </w:rPr>
-              <w:t>dish and most people in my country enjoy it. Unlike in most countries, we fry the rice with onion in olive oil before we add any liquid. We don't cook it in water, but a kind of soup or broth, which can be made of meat, fish or chicken. I'm from Milan, and our traditional risotto is made using saffron, which gives the dish a beautiful yellow colour. It's a very creamy and delicious dish. We usually have it as a starter, not as the main meal.</w:t>
-            </w:r>
-          </w:p>
-          <w:p>
-            <w:pPr>
-              <w:tabs>
-                <w:tab w:val="left" w:pos="4413"/>
-              </w:tabs>
-              <w:rPr>
-                <w:rFonts w:ascii="Source Sans 3" w:hAnsi="Source Sans 3"/>
-                <w:sz w:val="23"/>
-                <w:szCs w:val="23"/>
-              </w:rPr>
-            </w:pPr>
-            <w:r>
-              <w:rPr>
-                <w:rFonts w:ascii="Source Sans 3" w:hAnsi="Source Sans 3"/>
-                <w:sz w:val="23"/>
-                <w:szCs w:val="23"/>
-              </w:rPr>
-              <w:t>Firstly, I think that it's popular in my country because - and not a lot of people know this - but Italy's one of the biggest producers of rice in Europe. It's very simple to cook, and as I said before, you can use all types of ingredients. Anything that you can find in the fridge! Also, Italians don't like to waste food, so if you have some fish or some meat and it isn't enough for a meal, you can always make risotto.</w:t>
-            </w:r>
-          </w:p>
-          <w:p>
-            <w:pPr>
-              <w:tabs>
-                <w:tab w:val="left" w:pos="4413"/>
-              </w:tabs>
-              <w:rPr>
-                <w:rFonts w:ascii="Source Sans 3" w:hAnsi="Source Sans 3"/>
-                <w:sz w:val="23"/>
-                <w:szCs w:val="23"/>
-              </w:rPr>
-            </w:pPr>
-            <w:r>
-              <w:rPr>
-                <w:rFonts w:ascii="Source Sans 3" w:hAnsi="Source Sans 3"/>
-                <w:sz w:val="23"/>
-                <w:szCs w:val="23"/>
-              </w:rPr>
-              <w:t>I love it first of all because it always reminds me of home. My mother's very fond of cooking risotto and if I was unhappy, she used to make it for me and it always cheered me up. I don't live at home now and so when I'm feeling homesick and missing my family, I always try to find an Italian restaurant and have some risotto! And secondly, I like it because it's a great meal to make for friends - easy to prepare, but very tasty.</w:t>
-            </w:r>
-          </w:p>
-          <w:p>
-            <w:pPr>
-              <w:tabs>
-                <w:tab w:val="left" w:pos="4413"/>
-              </w:tabs>
-              <w:rPr>
-                <w:rFonts w:ascii="Source Sans 3" w:hAnsi="Source Sans 3"/>
-                <w:sz w:val="23"/>
-                <w:szCs w:val="23"/>
-              </w:rPr>
-            </w:pPr>
-            <w:r>
-              <w:rPr>
-                <w:rFonts w:ascii="Source Sans 3" w:hAnsi="Source Sans 3"/>
-                <w:sz w:val="23"/>
-                <w:szCs w:val="23"/>
-              </w:rPr>
-              <w:t>You can get risotto everywhere nowadays, but it isn't always that good. If you visit my country, especially the northern part, I recommend that you try to taste risotto there. It really is special and I promise that you will find it different to any risotto that you have tasted before.</w:t>
+              <w:t xml:space="preserve">[3020]Angelica:</w:t>
+            </w:r>
+            <w:r>
+              <w:rPr>
+                <w:rFonts w:ascii="Source Sans 3" w:hAnsi="Source Sans 3"/>
+                <w:sz w:val="23"/>
+                <w:szCs w:val="23"/>
+              </w:rPr>
+              <w:t xml:space="preserve">[3020] I'm[3190] going[3580] to[3990] talk[4490] about[4970] an[5120] Italian[5620] dish[6560] -[6560] risotto.[8030] It's[8700] a[8860] rice[9370]</w:t>
+            </w:r>
+          </w:p>
+          <w:p>
+            <w:pPr>
+              <w:tabs>
+                <w:tab w:val="left" w:pos="4413"/>
+              </w:tabs>
+              <w:rPr>
+                <w:rFonts w:ascii="Source Sans 3" w:hAnsi="Source Sans 3"/>
+                <w:sz w:val="23"/>
+                <w:szCs w:val="23"/>
+              </w:rPr>
+            </w:pPr>
+            <w:r>
+              <w:rPr>
+                <w:rFonts w:ascii="Source Sans 3" w:hAnsi="Source Sans 3"/>
+                <w:sz w:val="23"/>
+                <w:szCs w:val="23"/>
+              </w:rPr>
+              <w:t xml:space="preserve">dish[9930] and[10650] most[11100] people[11490] in[11610] my[11800] country[12230] enjoy[12710] it.[13340] Unlike[14230] in[14400] most[14790] countries,[15350] we[15610] fry[16200] the[16380] rice[16870] with[17150] onion[17690] in[18080] olive[18480] oil[19090] before[19940] we[20160] add[20600] any[20840] liquid.[21650] We[22060] don't[22380] cook[22690] it[22860] in[23080] water,[23770] but[24360] a[24480] kind[24890] of[25120] soup[25770] or[26480] broth,[27090] which[27520] can[27840] be[28020] made[28420] of[28680] meat,[29640] fish[30680] or[31170] chicken.[32080] I'm[32730] from[32990] Milan,[33590] and[34100] our[34290] traditional[34960] risotto[35750] is[36050] made[36440] using[36810] saffron,[37600] which[38150] gives[38490] the[38620] dish[38940] a[39050] beautiful[40030] yellow[40380] colour.[41150] It's[41700] a[41760] very[42070] creamy[42880] and[43740] delicious[44580] dish.[45300] We[45840] usually[46260] have[46520] it[46770] as[47070] a[47220] starter,[48120] not[48870] as[49180] the[49340] main[49590] meal.[50420]</w:t>
+            </w:r>
+          </w:p>
+          <w:p>
+            <w:pPr>
+              <w:tabs>
+                <w:tab w:val="left" w:pos="4413"/>
+              </w:tabs>
+              <w:rPr>
+                <w:rFonts w:ascii="Source Sans 3" w:hAnsi="Source Sans 3"/>
+                <w:sz w:val="23"/>
+                <w:szCs w:val="23"/>
+              </w:rPr>
+            </w:pPr>
+            <w:r>
+              <w:rPr>
+                <w:rFonts w:ascii="Source Sans 3" w:hAnsi="Source Sans 3"/>
+                <w:sz w:val="23"/>
+                <w:szCs w:val="23"/>
+              </w:rPr>
+              <w:t xml:space="preserve">Firstly,[51670] I[52020] think[52560] that[52890] it's[53180] popular[53750] in[53880] my[54050] country[54540] because[55600] -[55600] and[56230] not[56580] a[56640] lot[56800] of[56910] people[57250] know[57500] this[58040] -[58040] but[58700] Italy's[59630] one[59880] of[59960] the[60140] biggest[60650] producers[61470] of[61770] rice[62460] in[62730] Europe.[63610] It's[64310] very[64790] simple[65220] to[65370] cook,[65900] and[66510] as[66670] I[66750] said[66920] before,[67500] you[67810] can[68100] use[68600] all[69050] types[69530] of[69670] ingredients.[70870] Anything[71830] that[72030] you[72160] can[72320] find[72650] in[72730] the[72810] fridge![73680] Also,[74660] Italians[75510] don't[75800] like[76040] to[76210] waste[76790] food,[77480] so[78090] if[78430] you[78570] have[78790] some[79060] fish[79770] or[80430] some[81000] meat[81770] and[82050] it[82190] isn't[82470] enough[82960] for[83190] a[83300] meal,[83870] you[84090] can[84390] always[84880] make[85180] risotto.[86190]</w:t>
+            </w:r>
+          </w:p>
+          <w:p>
+            <w:pPr>
+              <w:tabs>
+                <w:tab w:val="left" w:pos="4413"/>
+              </w:tabs>
+              <w:rPr>
+                <w:rFonts w:ascii="Source Sans 3" w:hAnsi="Source Sans 3"/>
+                <w:sz w:val="23"/>
+                <w:szCs w:val="23"/>
+              </w:rPr>
+            </w:pPr>
+            <w:r>
+              <w:rPr>
+                <w:rFonts w:ascii="Source Sans 3" w:hAnsi="Source Sans 3"/>
+                <w:sz w:val="23"/>
+                <w:szCs w:val="23"/>
+              </w:rPr>
+              <w:t xml:space="preserve">I[86790] love[87070] it[87380] first[87840] of[87970] all[88200] because[89180] it[89580] always[90010] reminds[90470] me[90610] of[90780] home.[91540] My[92160] mother's[92560] very[92900] fond[93260] of[93390] cooking[93770] risotto[94430] and[94950] if[95410] I[95490] was[95690] unhappy,[96520] she[97040] used[97300] to[97400] make[97640] it[97750] for[97940] me[98190] and[98600] it[98750] always[99140] cheered[99490] me[99640] up.[100260] I[100710] don't[101140] live[101500] at[101650] home[102010] now[102640] and[103060] so[103300] when[103570] I'm[103770] feeling[104150] homesick[104870] and[105370] missing[105770] my[105910] family,[106730] I[107180] always[107480] try[107740] to[107870] find[108180] an[108280] Italian[108760] restaurant[109440] and[109640] have[109870] some[110100] risotto![111150] And[111800] secondly,[112480] I[112750] like[113260] it[113600] because[114220] it's[114420] a[114490] great[114960] meal[115300] to[115500] make[115840] for[116000] friends[116870] -[116870] easy[117670] to[117830] prepare,[118500] but[119010] very[119430] tasty.[120440]</w:t>
+            </w:r>
+          </w:p>
+          <w:p>
+            <w:pPr>
+              <w:tabs>
+                <w:tab w:val="left" w:pos="4413"/>
+              </w:tabs>
+              <w:rPr>
+                <w:rFonts w:ascii="Source Sans 3" w:hAnsi="Source Sans 3"/>
+                <w:sz w:val="23"/>
+                <w:szCs w:val="23"/>
+              </w:rPr>
+            </w:pPr>
+            <w:r>
+              <w:rPr>
+                <w:rFonts w:ascii="Source Sans 3" w:hAnsi="Source Sans 3"/>
+                <w:sz w:val="23"/>
+                <w:szCs w:val="23"/>
+              </w:rPr>
+              <w:t xml:space="preserve">You[121140] can[121360] get[121720] risotto[122300] everywhere[122860] nowadays,[123500] but[124280] it[124730] isn't[125130] always[125850] that[126170] good.[126970] If[127630] you[127860] visit[128300] my[128530] country,[129260] especially[130090] the[130240] northern[130660] part,[131400] I[131830] recommend[132450] that[132650] you[132840] try[133220] to[133390] taste[133890] risotto[134550] there.[135260] It[135800] really[136300] is[136590] special[137340] and[137610] I[137710] promise[138650] that[139130] you[139260] will[139440] find[139700] it[139830] different[140510] to[140870] any[141250] risotto[141910] that[142160] you[142310] have[142460] tasted[142950] before.[146600]</w:t>
             </w:r>
           </w:p>
         </w:tc>
@@ -11413,47 +11413,47 @@
               <w:rPr>
                 <w:rStyle w:val="NotSpokenChar"/>
               </w:rPr>
-              <w:t>Recording 1</w:t>
-            </w:r>
-          </w:p>
-          <w:p>
-            <w:pPr>
-              <w:tabs>
-                <w:tab w:val="left" w:pos="4413"/>
-              </w:tabs>
-              <w:rPr>
-                <w:rFonts w:ascii="Source Sans 3" w:hAnsi="Source Sans 3"/>
-                <w:sz w:val="23"/>
-                <w:szCs w:val="23"/>
-              </w:rPr>
-            </w:pPr>
-            <w:r>
-              <w:rPr>
-                <w:rFonts w:ascii="Source Sans 3" w:hAnsi="Source Sans 3"/>
-                <w:sz w:val="23"/>
-                <w:szCs w:val="23"/>
-              </w:rPr>
-              <w:t>Whatever you do, don't miss our Summer Sale. This weekend, and this weekend only, we're reducing all our prices right across our store. So, on our first floor you'll find women's jeans at just $20 a pair. And, just in time for the holiday season, our T-shirts and swimwear are on special offer too.</w:t>
-            </w:r>
-          </w:p>
-          <w:p>
-            <w:pPr>
-              <w:tabs>
-                <w:tab w:val="left" w:pos="4413"/>
-              </w:tabs>
-              <w:rPr>
-                <w:rFonts w:ascii="Source Sans 3" w:hAnsi="Source Sans 3"/>
-                <w:sz w:val="23"/>
-                <w:szCs w:val="23"/>
-              </w:rPr>
-            </w:pPr>
-            <w:r>
-              <w:rPr>
-                <w:rFonts w:ascii="Source Sans 3" w:hAnsi="Source Sans 3"/>
-                <w:sz w:val="23"/>
-                <w:szCs w:val="23"/>
-              </w:rPr>
-              <w:t>And if you're looking for shoes, you'll want to visit the fourth floor. You'll find a good selection of styles and colours in our footwear department situated right next to the coffee shop. This weekend, they're all half price and that includes a wide choice of sports shoes in most sizes! So, hurry before they're all gone! Sale ends Sunday! Miss our sale? Miss out!</w:t>
+              <w:t xml:space="preserve">[2020]Recording[2670] 1[4400]</w:t>
+            </w:r>
+          </w:p>
+          <w:p>
+            <w:pPr>
+              <w:tabs>
+                <w:tab w:val="left" w:pos="4413"/>
+              </w:tabs>
+              <w:rPr>
+                <w:rFonts w:ascii="Source Sans 3" w:hAnsi="Source Sans 3"/>
+                <w:sz w:val="23"/>
+                <w:szCs w:val="23"/>
+              </w:rPr>
+            </w:pPr>
+            <w:r>
+              <w:rPr>
+                <w:rFonts w:ascii="Source Sans 3" w:hAnsi="Source Sans 3"/>
+                <w:sz w:val="23"/>
+                <w:szCs w:val="23"/>
+              </w:rPr>
+              <w:t xml:space="preserve">Whatever[6300] you[6480] do,[6880] don't[7470] miss[7830] our[8060] Summer[8530] Sale.[9310] This[9840] weekend,[10550] and[10820] this[11120] weekend[11660] only,[12190] we're[12600] reducing[13290] all[13610] our[13790] prices[14470] right[14800] across[15220] our[15410] store.[16210] So,[16910] on[17250] our[17450] first[17830] floor[18240] you'll[18490] find[18860] women's[19320] jeans[19820] at[19990] just[20310] $20[21180] a[21260] pair.[21970] And,[22550] just[22940] in[23090] time[23440] for[23570] the[23690] holiday[24140] season,[24730] our[25190] T-shirts[25780] and[25950] swimwear[26570] are[26800] on[26980] special[27470] offer[27780] too.[28480]</w:t>
+            </w:r>
+          </w:p>
+          <w:p>
+            <w:pPr>
+              <w:tabs>
+                <w:tab w:val="left" w:pos="4413"/>
+              </w:tabs>
+              <w:rPr>
+                <w:rFonts w:ascii="Source Sans 3" w:hAnsi="Source Sans 3"/>
+                <w:sz w:val="23"/>
+                <w:szCs w:val="23"/>
+              </w:rPr>
+            </w:pPr>
+            <w:r>
+              <w:rPr>
+                <w:rFonts w:ascii="Source Sans 3" w:hAnsi="Source Sans 3"/>
+                <w:sz w:val="23"/>
+                <w:szCs w:val="23"/>
+              </w:rPr>
+              <w:t xml:space="preserve">And[29040] if[29180] you're[29350] looking[29660] for[29850] shoes,[30470] you'll[30810] want[31050] to[31190] visit[31540] the[31670] fourth[32020] floor.[32650] You'll[33130] find[33410] a[33490] good[33730] selection[34310] of[34470] styles[35040] and[35190] colours[35700] in[35850] our[36030] footwear[36550] department[37250] situated[37990] right[38290] next[38580] to[38680] the[38800] coffee[39170] shop.[39800] This[40370] weekend,[40950] they're[41240] all[41520] half[41840] price[42540] and[42880] that[43090] includes[43600] a[43700] wide[44100] choice[44500] of[44640] sports[45070] shoes[45510] in[45670] most[46020] sizes![46930] So,[47470] hurry[47910] before[48350] they're[48570] all[48740] gone![49420] Sale[50030] ends[50270] Sunday![51050] Miss[51620] our[51790] sale?[52440] Miss[52970] out![55530]</w:t>
             </w:r>
           </w:p>
           <w:p>
@@ -11473,7 +11473,7 @@
               <w:rPr>
                 <w:rStyle w:val="NotSpokenChar"/>
               </w:rPr>
-              <w:t>Recording 2</w:t>
+              <w:t xml:space="preserve">Recording[58350] 2[58660]</w:t>
             </w:r>
           </w:p>
           <w:p>
@@ -11500,15 +11500,15 @@
                 <w:sz w:val="23"/>
                 <w:szCs w:val="23"/>
               </w:rPr>
-              <w:t xml:space="preserve"> </w:t>
-            </w:r>
-            <w:r>
-              <w:rPr>
-                <w:rFonts w:ascii="Source Sans 3" w:hAnsi="Source Sans 3"/>
-                <w:sz w:val="23"/>
-                <w:szCs w:val="23"/>
-              </w:rPr>
-              <w:t>So, Jess, what do you think of my hat?</w:t>
+              <w:t xml:space="preserve">[60380] </w:t>
+            </w:r>
+            <w:r>
+              <w:rPr>
+                <w:rFonts w:ascii="Source Sans 3" w:hAnsi="Source Sans 3"/>
+                <w:sz w:val="23"/>
+                <w:szCs w:val="23"/>
+              </w:rPr>
+              <w:t xml:space="preserve">So,[60560] Jess,[61160] what[61500] do[61580] you[61730] think[62020] of[62130] my[62320] hat?[62700]</w:t>
             </w:r>
           </w:p>
           <w:p>
@@ -11535,15 +11535,15 @@
                 <w:sz w:val="23"/>
                 <w:szCs w:val="23"/>
               </w:rPr>
-              <w:t xml:space="preserve"> </w:t>
-            </w:r>
-            <w:r>
-              <w:rPr>
-                <w:rFonts w:ascii="Source Sans 3" w:hAnsi="Source Sans 3"/>
-                <w:sz w:val="23"/>
-                <w:szCs w:val="23"/>
-              </w:rPr>
-              <w:t>It's very nice - I like the colour, and it'll definitely keep the sun off your face. Actually, I didn't notice the clothing stalls.</w:t>
+              <w:t xml:space="preserve">[63300] </w:t>
+            </w:r>
+            <w:r>
+              <w:rPr>
+                <w:rFonts w:ascii="Source Sans 3" w:hAnsi="Source Sans 3"/>
+                <w:sz w:val="23"/>
+                <w:szCs w:val="23"/>
+              </w:rPr>
+              <w:t xml:space="preserve">It's[63630] very[64010] nice[64920] -[64920] I[65310] like[65530] the[65650] colour,[66360] and[67140] it'll[67480] definitely[68080] keep[68330] the[68460] sun[68710] off[68870] your[69060] face.[70090] Actually,[71280] I[71570] didn't[71810] notice[72320] the[72470] clothing[73020] stalls.[73540]</w:t>
             </w:r>
           </w:p>
           <w:p>
@@ -11570,15 +11570,15 @@
                 <w:sz w:val="23"/>
                 <w:szCs w:val="23"/>
               </w:rPr>
-              <w:t xml:space="preserve"> </w:t>
-            </w:r>
-            <w:r>
-              <w:rPr>
-                <w:rFonts w:ascii="Source Sans 3" w:hAnsi="Source Sans 3"/>
-                <w:sz w:val="23"/>
-                <w:szCs w:val="23"/>
-              </w:rPr>
-              <w:t>I know you didn't! That's because you spent most of your time there looking at all the jewellery! And relaxing in all that fresh air, of course!</w:t>
+              <w:t xml:space="preserve">[74280] </w:t>
+            </w:r>
+            <w:r>
+              <w:rPr>
+                <w:rFonts w:ascii="Source Sans 3" w:hAnsi="Source Sans 3"/>
+                <w:sz w:val="23"/>
+                <w:szCs w:val="23"/>
+              </w:rPr>
+              <w:t xml:space="preserve">I[74340] know[74690] you[74860] didn't![75570] That's[76000] because[76320] you[76500] spent[76870] most[77210] of[77330] your[77510] time[77910] there[78180] looking[78520] at[78630] all[78820] the[78990] jewellery![80180] And[80850] relaxing[81590] in[81700] all[81840] that[82060] fresh[82470] air,[82770] of[82900] course![83360]</w:t>
             </w:r>
           </w:p>
           <w:p>
@@ -11605,15 +11605,15 @@
                 <w:sz w:val="23"/>
                 <w:szCs w:val="23"/>
               </w:rPr>
-              <w:t xml:space="preserve"> </w:t>
-            </w:r>
-            <w:r>
-              <w:rPr>
-                <w:rFonts w:ascii="Source Sans 3" w:hAnsi="Source Sans 3"/>
-                <w:sz w:val="23"/>
-                <w:szCs w:val="23"/>
-              </w:rPr>
-              <w:t>That's true - but actually, I managed to find a really nice necklace. And you'll never guess how cheap it was! Do you want to have a look?</w:t>
+              <w:t xml:space="preserve">[84000] </w:t>
+            </w:r>
+            <w:r>
+              <w:rPr>
+                <w:rFonts w:ascii="Source Sans 3" w:hAnsi="Source Sans 3"/>
+                <w:sz w:val="23"/>
+                <w:szCs w:val="23"/>
+              </w:rPr>
+              <w:t xml:space="preserve">That's[84300] true[84990] -[84990] but[85520] actually,[86180] I[86450] managed[86820] to[86900] find[87160] a[87270] really[87770] nice[88160] necklace.[88900] And[89230] you'll[89450] never[89780] guess[90150] how[90400] cheap[90820] it[90950] was![91690] Do[92140] you[92240] want[92410] to[92490] have[92690] a[92740] look?[94190]</w:t>
             </w:r>
           </w:p>
           <w:p>
@@ -11633,7 +11633,7 @@
               <w:rPr>
                 <w:rStyle w:val="NotSpokenChar"/>
               </w:rPr>
-              <w:t>Recording 3</w:t>
+              <w:t xml:space="preserve">Recording[95870] 3[96220]</w:t>
             </w:r>
           </w:p>
           <w:p>
@@ -11654,15 +11654,15 @@
                 <w:sz w:val="23"/>
                 <w:szCs w:val="23"/>
               </w:rPr>
-              <w:t xml:space="preserve">A: </w:t>
-            </w:r>
-            <w:r>
-              <w:rPr>
-                <w:rFonts w:ascii="Source Sans 3" w:hAnsi="Source Sans 3"/>
-                <w:sz w:val="23"/>
-                <w:szCs w:val="23"/>
-              </w:rPr>
-              <w:t>So what did you think of it? It only opened a few weeks ago, didn't it?</w:t>
+              <w:t xml:space="preserve">A:[97900] </w:t>
+            </w:r>
+            <w:r>
+              <w:rPr>
+                <w:rFonts w:ascii="Source Sans 3" w:hAnsi="Source Sans 3"/>
+                <w:sz w:val="23"/>
+                <w:szCs w:val="23"/>
+              </w:rPr>
+              <w:t xml:space="preserve">So[98090] what[98300] did[98430] you[98540] think[98800] of[98940] it?[99440] It[99880] only[100160] opened[100510] a[100570] few[100780] weeks[101040] ago,[101250] didn't[101530] it?[101700]</w:t>
             </w:r>
           </w:p>
           <w:p>
@@ -11692,7 +11692,7 @@
                 <w:sz w:val="23"/>
                 <w:szCs w:val="23"/>
               </w:rPr>
-              <w:t xml:space="preserve"> Yes, that's right, so that's why it was very busy. In fact, it was a bit like being at a football match - there were so many people! But I really liked it - it's very convenient because there were at least 50 different shops all under one roof and there's a car park too. I'd really like to go back.</w:t>
+              <w:t xml:space="preserve">[102000] Yes,[102420] that's[102680] right,[103310] so[103700] that's[104110] why[104370] it[104490] was[104670] very[104940] busy.[105680] In[106170] fact,[106600] it[106760] was[106920] a[106980] bit[107170] like[107460] being[107770] at[107900] a[107970] football[108450] match[108960] -[108960] there[109250] were[109420] so[109700] many[110090] people![110970] But[111470] I[111580] really[111930] liked[112360] it[112630] -[112630] it's[112830] very[113080] convenient[113860] because[114270] there[114470] were[114620] at[114750] least[115140] 50[115610] different[116070] shops[116480] all[116710] under[117000] one[117230] roof[117760] and[118090] there's[118270] a[118330] car[118600] park[118920] too.[119610] I'd[120190] really[120600] like[120840] to[120940] go[121080] back.[121520]</w:t>
             </w:r>
           </w:p>
           <w:p>
@@ -11713,15 +11713,15 @@
                 <w:sz w:val="23"/>
                 <w:szCs w:val="23"/>
               </w:rPr>
-              <w:t xml:space="preserve">A: </w:t>
-            </w:r>
-            <w:r>
-              <w:rPr>
-                <w:rFonts w:ascii="Source Sans 3" w:hAnsi="Source Sans 3"/>
-                <w:sz w:val="23"/>
-                <w:szCs w:val="23"/>
-              </w:rPr>
-              <w:t>Then how about going along there together next weekend? I'd really like to see it for myself. I also need to buy a birthday present for my mum. You could help me choose something for her. And we can go for a coffee afterwards! I'll pay!</w:t>
+              <w:t xml:space="preserve">A:[121880] </w:t>
+            </w:r>
+            <w:r>
+              <w:rPr>
+                <w:rFonts w:ascii="Source Sans 3" w:hAnsi="Source Sans 3"/>
+                <w:sz w:val="23"/>
+                <w:szCs w:val="23"/>
+              </w:rPr>
+              <w:t xml:space="preserve">Then[122150] how[122330] about[122600] going[122860] along[123120] there[123280] together[123650] next[123930] weekend?[124770] I'd[125140] really[125390] like[125610] to[125720] see[125920] it[126020] for[126140] myself.[127180] I[127670] also[127940] need[128120] to[128220] buy[128410] a[128480] birthday[128980] present[129300] for[129420] my[129560] mum.[130170] You[130610] could[130770] help[130950] me[131060] choose[131390] something[131770] for[132000] her.[132500] And[132930] we[133030] can[133180] go[133320] for[133490] a[133560] coffee[133970] afterwards![134830] I'll[135170] pay![138580]</w:t>
             </w:r>
           </w:p>
         </w:tc>
@@ -11790,27 +11790,27 @@
               <w:rPr>
                 <w:rStyle w:val="NotSpokenChar"/>
               </w:rPr>
-              <w:t>Recording 1</w:t>
-            </w:r>
-          </w:p>
-          <w:p>
-            <w:pPr>
-              <w:tabs>
-                <w:tab w:val="left" w:pos="4413"/>
-              </w:tabs>
-              <w:rPr>
-                <w:rFonts w:ascii="Source Sans 3" w:hAnsi="Source Sans 3"/>
-                <w:sz w:val="23"/>
-                <w:szCs w:val="23"/>
-              </w:rPr>
-            </w:pPr>
-            <w:r>
-              <w:rPr>
-                <w:rFonts w:ascii="Source Sans 3" w:hAnsi="Source Sans 3"/>
-                <w:sz w:val="23"/>
-                <w:szCs w:val="23"/>
-              </w:rPr>
-              <w:t>And now for the local news... A new branch of Sports World, the Danish sporting goods company, is opening on Saturday. Most of you will be familiar with the branch in the south of Grinstead that opened two years ago and which has enjoyed a lot of success. There was talk of them opening a new store in the Meadows Shopping Centre in the north of the town, but they have finally decided to open in the east, near the football stadium. As a special treat for fans, Grinstead Town's Danish striker Jesper Nielsen will be opening the store ahead of their home match at the weekend.</w:t>
+              <w:t xml:space="preserve">[2260]Recording[2910] 1[4040]</w:t>
+            </w:r>
+          </w:p>
+          <w:p>
+            <w:pPr>
+              <w:tabs>
+                <w:tab w:val="left" w:pos="4413"/>
+              </w:tabs>
+              <w:rPr>
+                <w:rFonts w:ascii="Source Sans 3" w:hAnsi="Source Sans 3"/>
+                <w:sz w:val="23"/>
+                <w:szCs w:val="23"/>
+              </w:rPr>
+            </w:pPr>
+            <w:r>
+              <w:rPr>
+                <w:rFonts w:ascii="Source Sans 3" w:hAnsi="Source Sans 3"/>
+                <w:sz w:val="23"/>
+                <w:szCs w:val="23"/>
+              </w:rPr>
+              <w:t xml:space="preserve">And[5110] now[5440] for[5600] the[5750] local[6200] news...[6930] A[7330] new[7570] branch[8040] of[8260] Sports[8830] World,[9310] the[9530] Danish[10040] sporting[10550] goods[10850] company,[11450] is[11840] opening[12300] on[12570] Saturday.[13470] Most[14130] of[14260] you[14450] will[14670] be[14810] familiar[15350] with[15520] the[15630] branch[16080] in[16190] the[16340] south[16720] of[16850] Grinstead[17560] that[17910] opened[18320] two[18610] years[18930] ago[19370] and[19770] which[20000] has[20170] enjoyed[20620] a[20730] lot[21010] of[21140] success.[21960] There[22390] was[22560] talk[22880] of[23000] them[23250] opening[23680] a[23760] new[24010] store[24460] in[24560] the[24700] Meadows[25200] Shopping[25650] Centre[26150] in[26390] the[26550] north[26940] of[27060] the[27190] town,[27830] but[28280] they[28450] have[28620] finally[29070] decided[29640] to[29790] open[30140] in[30250] the[30400] east,[30980] near[31360] the[31510] football[31990] stadium.[32850] As[33390] a[33530] special[34080] treat[34390] for[34550] fans,[35170] Grinstead[35840] Town's[36350] Danish[36870] striker[37450] Jesper[37960] Nielsen[38600] will[38910] be[39090] opening[39540] the[39670] store[40090] ahead[40490] of[40580] their[40810] home[41070] match[41420] at[41540] the[41650] weekend.[43230]</w:t>
             </w:r>
           </w:p>
           <w:p>
@@ -11830,27 +11830,27 @@
               <w:rPr>
                 <w:rStyle w:val="NotSpokenChar"/>
               </w:rPr>
-              <w:t>Recording 2</w:t>
-            </w:r>
-          </w:p>
-          <w:p>
-            <w:pPr>
-              <w:tabs>
-                <w:tab w:val="left" w:pos="4413"/>
-              </w:tabs>
-              <w:rPr>
-                <w:rFonts w:ascii="Source Sans 3" w:hAnsi="Source Sans 3"/>
-                <w:sz w:val="23"/>
-                <w:szCs w:val="23"/>
-              </w:rPr>
-            </w:pPr>
-            <w:r>
-              <w:rPr>
-                <w:rFonts w:ascii="Source Sans 3" w:hAnsi="Source Sans 3"/>
-                <w:sz w:val="23"/>
-                <w:szCs w:val="23"/>
-              </w:rPr>
-              <w:t>That's the end of our tour of the city, so you now have a couple of hours to spend exploring the city centre. If you want to buy souvenirs, you might find them cheaper near the hotel. However, if you're feeling a bit tired, there are plenty of teashops nearby and they also sell boxes of tea that make really good presents. A word of warning, you'll find a lot of cheap electronic stores offering cameras at really low prices. They might seem good quality, but we've had a lot of complaints from tourists who have bought them, only to find they break after about a week.</w:t>
+              <w:t xml:space="preserve">Recording[44910] 2[45950]</w:t>
+            </w:r>
+          </w:p>
+          <w:p>
+            <w:pPr>
+              <w:tabs>
+                <w:tab w:val="left" w:pos="4413"/>
+              </w:tabs>
+              <w:rPr>
+                <w:rFonts w:ascii="Source Sans 3" w:hAnsi="Source Sans 3"/>
+                <w:sz w:val="23"/>
+                <w:szCs w:val="23"/>
+              </w:rPr>
+            </w:pPr>
+            <w:r>
+              <w:rPr>
+                <w:rFonts w:ascii="Source Sans 3" w:hAnsi="Source Sans 3"/>
+                <w:sz w:val="23"/>
+                <w:szCs w:val="23"/>
+              </w:rPr>
+              <w:t xml:space="preserve">That's[47120] the[47280] end[47510] of[47620] our[47800] tour[48090] of[48200] the[48320] city,[48940] so[49420] you[49600] now[49840] have[50040] a[50120] couple[50500] of[50640] hours[51090] to[51250] spend[51660] exploring[52270] the[52410] city[52710] centre.[53630] If[54190] you[54390] want[54620] to[54720] buy[54970] souvenirs,[55820] you[56130] might[56510] find[56820] them[57010] cheaper[57460] near[57680] the[57810] hotel.[58670] However,[59670] if[59960] you're[60170] feeling[60520] a[60590] bit[60840] tired,[61560] there[61910] are[62030] plenty[62360] of[62530] teashops[63290] nearby[63920] and[64160] they[64360] also[64700] sell[65060] boxes[65650] of[65820] tea[66180] that[66400] make[66770] really[67220] good[67430] presents.[68370] A[68830] word[69110] of[69220] warning,[69990] you'll[70440] find[70720] a[70790] lot[71020] of[71150] cheap[71500] electronic[72240] stores[72820] offering[73360] cameras[74190] at[74380] really[74730] low[74940] prices.[75880] They[76350] might[76660] seem[77050] good[77300] quality,[78010] but[78400] we've[78620] had[78780] a[78860] lot[79130] of[79250] complaints[79820] from[80020] tourists[80600] who[80710] have[80860] bought[81150] them,[81440] only[81820] to[81950] find[82250] they[82410] break[82890] after[83200] about[83470] a[83550] week.[85020]</w:t>
             </w:r>
           </w:p>
           <w:p>
@@ -11870,27 +11870,27 @@
               <w:rPr>
                 <w:rStyle w:val="NotSpokenChar"/>
               </w:rPr>
-              <w:t>Recording 3</w:t>
-            </w:r>
-          </w:p>
-          <w:p>
-            <w:pPr>
-              <w:tabs>
-                <w:tab w:val="left" w:pos="4413"/>
-              </w:tabs>
-              <w:rPr>
-                <w:rFonts w:ascii="Source Sans 3" w:hAnsi="Source Sans 3"/>
-                <w:sz w:val="23"/>
-                <w:szCs w:val="23"/>
-              </w:rPr>
-            </w:pPr>
-            <w:r>
-              <w:rPr>
-                <w:rFonts w:ascii="Source Sans 3" w:hAnsi="Source Sans 3"/>
-                <w:sz w:val="23"/>
-                <w:szCs w:val="23"/>
-              </w:rPr>
-              <w:t>Thank you for calling the Eastgate Shopping Centre. The centre is currently closed. Our opening days and times are as follows... Monday to Saturday we are open from nine o'clock until six o'clock and on Sunday, our doors open at eleven o'clock and we close at five o'clock.</w:t>
+              <w:t xml:space="preserve">Recording[86700] 3[87860]</w:t>
+            </w:r>
+          </w:p>
+          <w:p>
+            <w:pPr>
+              <w:tabs>
+                <w:tab w:val="left" w:pos="4413"/>
+              </w:tabs>
+              <w:rPr>
+                <w:rFonts w:ascii="Source Sans 3" w:hAnsi="Source Sans 3"/>
+                <w:sz w:val="23"/>
+                <w:szCs w:val="23"/>
+              </w:rPr>
+            </w:pPr>
+            <w:r>
+              <w:rPr>
+                <w:rFonts w:ascii="Source Sans 3" w:hAnsi="Source Sans 3"/>
+                <w:sz w:val="23"/>
+                <w:szCs w:val="23"/>
+              </w:rPr>
+              <w:t xml:space="preserve">Thank[88920] you[89040] for[89210] calling[89640] the[89800] Eastgate[90350] Shopping[90750] Centre.[91360] The[91770] centre[92090] is[92250] currently[92720] closed.[93580] Our[94060] opening[94490] days[94820] and[94970] times[95430] are[95620] as[95770] follows...[96700] Monday[97470] to[97630] Saturday[98210] we[98380] are[98550] open[98890] from[99170] nine[99450] o'clock[99860] until[100270] six[100520] o'clock[101180] and[101560] on[101730] Sunday,[102260] our[102470] doors[102900] open[103280] at[103460] eleven[103860] o'clock[104400] and[104680] we[104830] close[105440] at[105670] five[106040] o'clock.[107460]</w:t>
             </w:r>
           </w:p>
           <w:p>
@@ -11910,27 +11910,27 @@
               <w:rPr>
                 <w:rStyle w:val="NotSpokenChar"/>
               </w:rPr>
-              <w:t>Recording 4</w:t>
-            </w:r>
-          </w:p>
-          <w:p>
-            <w:pPr>
-              <w:tabs>
-                <w:tab w:val="left" w:pos="4413"/>
-              </w:tabs>
-              <w:rPr>
-                <w:rFonts w:ascii="Source Sans 3" w:hAnsi="Source Sans 3"/>
-                <w:sz w:val="23"/>
-                <w:szCs w:val="23"/>
-              </w:rPr>
-            </w:pPr>
-            <w:r>
-              <w:rPr>
-                <w:rFonts w:ascii="Source Sans 3" w:hAnsi="Source Sans 3"/>
-                <w:sz w:val="23"/>
-                <w:szCs w:val="23"/>
-              </w:rPr>
-              <w:t>When I first opened the shop three years ago, we mainly sold shirts and jackets that I had designed, and these proved very popular. However, we added more products as the business started to grow. We also started selling online. The jackets and shirts are still rea</w:t>
+              <w:t xml:space="preserve">Recording[109080] 4[110230]</w:t>
+            </w:r>
+          </w:p>
+          <w:p>
+            <w:pPr>
+              <w:tabs>
+                <w:tab w:val="left" w:pos="4413"/>
+              </w:tabs>
+              <w:rPr>
+                <w:rFonts w:ascii="Source Sans 3" w:hAnsi="Source Sans 3"/>
+                <w:sz w:val="23"/>
+                <w:szCs w:val="23"/>
+              </w:rPr>
+            </w:pPr>
+            <w:r>
+              <w:rPr>
+                <w:rFonts w:ascii="Source Sans 3" w:hAnsi="Source Sans 3"/>
+                <w:sz w:val="23"/>
+                <w:szCs w:val="23"/>
+              </w:rPr>
+              <w:t xml:space="preserve">When[111230] I[111370] first[111810] opened[112170] the[112280] shop[112570] three[112880] years[113170] ago,[113600] we[113980] mainly[114420] sold[114790] shirts[115230] and[115410] jackets[116010] that[116210] I[116310] had[116450] designed,[117230] and[117550] these[117760] proved[118120] very[118360] popular.[119070] However,[119800] we[120130] added[120450] more[120650] products[121150] as[121280] the[121420] business[121920] started[122380] to[122480] grow.[123060] We[123470] also[123850] started[124270] selling[124600] online.[125320] The[125650] jackets[126120] and[126290] shirts[126760] are[126890] still[127260] rea</w:t>
             </w:r>
             <w:r>
               <w:rPr>
@@ -11946,7 +11946,7 @@
                 <w:sz w:val="23"/>
                 <w:szCs w:val="23"/>
               </w:rPr>
-              <w:t>ly popular, especially online, but in the shop itself, we sell trousers more than any other item.</w:t>
+              <w:t xml:space="preserve">ly[127630] popular,[128310] especially[129000] online,[129700] but[130060] in[130150] the[130270] shop[130500] itself,[131010] we[131230] sell[131590] trousers[132290] more[132540] than[132740] any[132980] other[133250] item.[136680]</w:t>
             </w:r>
           </w:p>
         </w:tc>
@@ -12015,7 +12015,7 @@
                 <w:sz w:val="23"/>
                 <w:szCs w:val="23"/>
               </w:rPr>
-              <w:t>We also sell a lot of T-shirts. When I first opened the shop, I had a lot of designs that I'd worked on at university and in general these had writing on the front. I thought that it might be fun if people could put a photograph on the T-shirts as well. I invested quite a bit of money in this and they were popular at first. We sometimes have young children who come in with their parents and they buy T-shirts with photographs on. I've stopped designing T-shirts with writing on them, because I don't have the time, so now we sell more T-shirts with nothing on them at all. If fashions change, I might go back to designing them and if you want a photograph on your T-shirt, you know where to come.</w:t>
+              <w:t xml:space="preserve">[2620]We[2750] also[3140] sell[3440] a[3510] lot[3690] of[3800] T-shirts.[4680] When[5070] I[5170] first[5530] opened[5870] the[6000] shop,[6470] I[6700] had[6920] a[7000] lot[7200] of[7320] designs[7850] that[8020] I'd[8210] worked[8530] on[8660] at[8810] university[9710] and[10140] in[10270] general[10670] these[11050] had[11240] writing[11690] on[11800] the[11920] front.[12630] I[13110] thought[13390] that[13510] it[13590] might[13770] be[13880] fun[14150] if[14350] people[14740] could[14920] put[15080] a[15200] photograph[15960] on[16070] the[16280] T-shirts[16800] as[16940] well.[17630] I[18130] invested[18590] quite[18890] a[18930] bit[19090] of[19250] money[19590] in[19720] this[20190] and[20670] they[20890] were[21130] popular[21610] at[21730] first.[22420] We[22820] sometimes[23370] have[23740] young[24110] children[24570] who[24700] come[24920] in[25040] with[25190] their[25360] parents[26070] and[26430] they[26600] buy[26970] T-shirts[27550] with[27740] photographs[28390] on.[28930] I've[29450] stopped[29810] designing[30450] T-shirts[30910] with[31040] writing[31510] on[31640] them,[32040] because[32680] I[32760] don't[32940] have[33070] the[33190] time,[33710] so[34140] now[34590] we[34800] sell[35160] more[35520] T-shirts[36100] with[36400] nothing[36790] on[36910] them[37040] at[37180] all.[37770] If[38280] fashions[38740] change,[39400] I[39720] might[40000] go[40150] back[40420] to[40530] designing[41030] them[41280] and[41710] if[42030] you[42280] want[42550] a[42630] photograph[43270] on[43380] your[43630] T-shirt,[44360] you[44770] know[44910] where[45050] to[45130] come.[48560]</w:t>
             </w:r>
           </w:p>
         </w:tc>
@@ -12084,7 +12084,7 @@
                 <w:sz w:val="23"/>
                 <w:szCs w:val="23"/>
               </w:rPr>
-              <w:t xml:space="preserve">Calling all fans of Sam West! This famous adventure writer will be in Westfield shopping centre tomorrow in Bookworms Bookshop on the first floor. He will be signing copies of his latest book, </w:t>
+              <w:t xml:space="preserve">[3740]Calling[4140] all[4340] fans[4840] of[4980] Sam[5400] West![6140] This[6660] famous[7100] adventure[7650] writer[8060] will[8260] be[8380] in[8550] Westfield[9160] shopping[9570] centre[9990] tomorrow[10610] in[10930] Bookworms[11630] Bookshop[12280] on[12490] the[12610] first[12990] floor.[13710] He[14210] will[14370] be[14470] signing[14840] copies[15370] of[15550] his[15750] latest[16210] book,[16720] </w:t>
             </w:r>
             <w:r>
               <w:rPr>
@@ -12094,15 +12094,15 @@
                 <w:sz w:val="23"/>
                 <w:szCs w:val="23"/>
               </w:rPr>
-              <w:t>Timed Out</w:t>
-            </w:r>
-            <w:r>
-              <w:rPr>
-                <w:rFonts w:ascii="Source Sans 3" w:hAnsi="Source Sans 3"/>
-                <w:sz w:val="23"/>
-                <w:szCs w:val="23"/>
-              </w:rPr>
-              <w:t>. He is expected to get there at quarter past two and will stay until half past three. Get there as soon as you can because queues will start to form as early as noon. Don't miss this great opportunity to meet everyone's favourite writer!</w:t>
+              <w:t xml:space="preserve">Timed[17440] Out</w:t>
+            </w:r>
+            <w:r>
+              <w:rPr>
+                <w:rFonts w:ascii="Source Sans 3" w:hAnsi="Source Sans 3"/>
+                <w:sz w:val="23"/>
+                <w:szCs w:val="23"/>
+              </w:rPr>
+              <w:t xml:space="preserve">.[18170] He[18680] is[18760] expected[19260] to[19360] get[19560] there[19840] at[20060] quarter[20420] past[20700] two[21060] and[21270] will[21450] stay[21780] until[22170] half[22510] past[22930] three.[23650] Get[24280] there[24580] as[24770] soon[25020] as[25130] you[25230] can[25580] because[26000] queues[26370] will[26550] start[26800] to[26890] form[27190] as[27410] early[27750] as[27960] noon.[28700] Don't[29300] miss[29570] this[29790] great[30190] opportunity[30820] to[30990] meet[31270] everyone's[31890] favourite[32360] writer![38440]</w:t>
             </w:r>
           </w:p>
         </w:tc>
@@ -12171,23 +12171,23 @@
                 <w:sz w:val="23"/>
                 <w:szCs w:val="23"/>
               </w:rPr>
-              <w:t>I had a great day at that new shopping centre but I would complain about one thing-and not the usual kind of thing - the service in all the shops was good, and I had a delicious</w:t>
-            </w:r>
-            <w:r>
-              <w:rPr>
-                <w:rFonts w:ascii="Source Sans 3" w:hAnsi="Source Sans 3"/>
-                <w:sz w:val="23"/>
-                <w:szCs w:val="23"/>
-              </w:rPr>
-              <w:t xml:space="preserve"> </w:t>
-            </w:r>
-            <w:r>
-              <w:rPr>
-                <w:rFonts w:ascii="Source Sans 3" w:hAnsi="Source Sans 3"/>
-                <w:sz w:val="23"/>
-                <w:szCs w:val="23"/>
-              </w:rPr>
-              <w:t>lunch in the café on the third floor. No, the annoying thing was the amount of rubbish I saw around me. I think it was because there weren't enough rubbish bins for people to put their empty cans and sweet wrappers in. But, apart from that, I would say that it's well worth a visit.</w:t>
+              <w:t xml:space="preserve">[2800]I[2850] had[3030] a[3120] great[3660] day[3940] at[4060] that[4270] new[4490] shopping[4950] centre[5600] but[6050] I[6180] would[6470] complain[6990] about[7360] one[7690] thing-and[8530] not[8840] the[9080] usual[9670] kind[9980] of[10090] thing[10650] -[10650] the[11080] service[11600] in[11710] all[11850] the[11960] shops[12330] was[12500] good,[12900] and[13190] I[13280] had[13460] a[13530] delicious</w:t>
+            </w:r>
+            <w:r>
+              <w:rPr>
+                <w:rFonts w:ascii="Source Sans 3" w:hAnsi="Source Sans 3"/>
+                <w:sz w:val="23"/>
+                <w:szCs w:val="23"/>
+              </w:rPr>
+              <w:t xml:space="preserve">[14290] </w:t>
+            </w:r>
+            <w:r>
+              <w:rPr>
+                <w:rFonts w:ascii="Source Sans 3" w:hAnsi="Source Sans 3"/>
+                <w:sz w:val="23"/>
+                <w:szCs w:val="23"/>
+              </w:rPr>
+              <w:t xml:space="preserve">lunch[14670] in[14770] the[14880] café[15340] on[15540] the[15690] third[16080] floor.[16850] No,[17550] the[17910] annoying[18590] thing[19000] was[19280] the[19420] amount[19890] of[20080] rubbish[20630] I[20760] saw[21020] around[21410] me.[21840] I[22260] think[22620] it[22760] was[22920] because[23210] there[23370] weren't[23620] enough[23880] rubbish[24270] bins[24600] for[24720] people[25020] to[25120] put[25290] their[25500] empty[25820] cans[26380] and[26570] sweet[26920] wrappers[27330] in.[27810] But,[28550] apart[28980] from[29210] that,[29860] I[30160] would[30350] say[30580] that[30750] it's[31010] well[31400] worth[31730] a[31790] visit.[35400]</w:t>
             </w:r>
           </w:p>
         </w:tc>
@@ -12260,51 +12260,51 @@
                 <w:sz w:val="23"/>
                 <w:szCs w:val="23"/>
               </w:rPr>
-              <w:t>You will hear a tour guide talking to some tourists. Listen and answer questions 1-6</w:t>
-            </w:r>
-          </w:p>
-          <w:p>
-            <w:pPr>
-              <w:tabs>
-                <w:tab w:val="left" w:pos="4413"/>
-              </w:tabs>
-              <w:rPr>
-                <w:rFonts w:ascii="Source Sans 3" w:hAnsi="Source Sans 3"/>
-                <w:sz w:val="23"/>
-                <w:szCs w:val="23"/>
-              </w:rPr>
-            </w:pPr>
-            <w:r>
-              <w:rPr>
-                <w:rFonts w:ascii="Source Sans 3" w:hAnsi="Source Sans 3"/>
-                <w:sz w:val="23"/>
-                <w:szCs w:val="23"/>
-              </w:rPr>
-              <w:t>Hello everyone. So can you all hear me and see me? OK, my name's David Edwards and I'm your tour leader for your shopping tour today. Now, as you can see, we're parked just in front of the main theatre. if any of you would like tickets for tonight's performance, we can arrange</w:t>
-            </w:r>
-            <w:r>
-              <w:rPr>
-                <w:rFonts w:ascii="Source Sans 3" w:hAnsi="Source Sans 3"/>
-                <w:sz w:val="23"/>
-                <w:szCs w:val="23"/>
-              </w:rPr>
-              <w:t xml:space="preserve"> </w:t>
-            </w:r>
-            <w:r>
-              <w:rPr>
-                <w:rFonts w:ascii="Source Sans 3" w:hAnsi="Source Sans 3"/>
-                <w:sz w:val="23"/>
-                <w:szCs w:val="23"/>
-              </w:rPr>
-              <w:t>that for you. We're just round the corner from the railway station. If you want. to come on our Historic Buildings tour tomorrow, the coach will leave from just outside the station. And if you want to go for a drink at the end. of our tour today, there are plenty of cafés just behind the station. We're still waiting for a few people, but while we wait I can tell you a little about the theatre. Although the building is very modern, in fact a theatre has existed on this site for over 200 years. The original theatre used to be very popular because of the musicals it put on. However, it had to be rebuilt after a fire. Some</w:t>
-            </w:r>
-            <w:r>
-              <w:rPr>
-                <w:rFonts w:ascii="Source Sans 3" w:hAnsi="Source Sans 3"/>
-                <w:sz w:val="23"/>
-                <w:szCs w:val="23"/>
-              </w:rPr>
-              <w:t xml:space="preserve"> </w:t>
+              <w:t xml:space="preserve">[2400]You[2470] will[2640] hear[2810] a[2920] tour[3280] guide[3760] talking[4270] to[4410] some[4630] tourists.[5710] Listen[6560] and[6930] answer[7360] questions[8090] 1-6[9770]</w:t>
+            </w:r>
+          </w:p>
+          <w:p>
+            <w:pPr>
+              <w:tabs>
+                <w:tab w:val="left" w:pos="4413"/>
+              </w:tabs>
+              <w:rPr>
+                <w:rFonts w:ascii="Source Sans 3" w:hAnsi="Source Sans 3"/>
+                <w:sz w:val="23"/>
+                <w:szCs w:val="23"/>
+              </w:rPr>
+            </w:pPr>
+            <w:r>
+              <w:rPr>
+                <w:rFonts w:ascii="Source Sans 3" w:hAnsi="Source Sans 3"/>
+                <w:sz w:val="23"/>
+                <w:szCs w:val="23"/>
+              </w:rPr>
+              <w:t xml:space="preserve">Hello[10880] everyone.[11880] So[12520] can[12820] you[12960] all[13170] hear[13430] me[13640] and[13930] see[14190] me?[14750] OK,[15930] my[16670] name's[17120] David[17540] Edwards[18160] and[18580] I'm[18810] your[19060] tour[19390] leader[19780] for[20230] your[20500] shopping[20920] tour[21160] today.[21900] Now,[22610] as[22870] you[22980] can[23190] see,[23610] we're[23960] parked[24350] just[24650] in[24770] front[24980] of[25070] the[25180] main[25460] theatre.[26250] if[26740] any[26960] of[27100] you[27240] would[27440] like[27690] tickets[28100] for[28270] tonight's[28650] performance,[29280] we[29400] can[29540] arrange</w:t>
+            </w:r>
+            <w:r>
+              <w:rPr>
+                <w:rFonts w:ascii="Source Sans 3" w:hAnsi="Source Sans 3"/>
+                <w:sz w:val="23"/>
+                <w:szCs w:val="23"/>
+              </w:rPr>
+              <w:t xml:space="preserve">[29960] </w:t>
+            </w:r>
+            <w:r>
+              <w:rPr>
+                <w:rFonts w:ascii="Source Sans 3" w:hAnsi="Source Sans 3"/>
+                <w:sz w:val="23"/>
+                <w:szCs w:val="23"/>
+              </w:rPr>
+              <w:t xml:space="preserve">that[30190] for[30430] you.[31020] We're[31680] just[32080] round[32460] the[32570] corner[33050] from[33260] the[33390] railway[33920] station.[34830] If[35330] you[35430] want.[35590] to[35670] come[35900] on[36040] our[36310] Historic[37030] Buildings[37540] tour[37810] tomorrow,[38590] the[39000] coach[39400] will[39610] leave[39900] from[40120] just[40510] outside[41110] the[41220] station.[42240] And[43030] if[43150] you[43260] want[43430] to[43530] go[43730] for[43990] a[44110] drink[44560] at[44680] the[44860] end.[45130] of[45260] our[45500] tour[45780] today,[46430] there[46840] are[46990] plenty[47280] of[47420] cafés[48210] just[48660] behind[49150] the[49250] station.[50260] We're[51060] still[51310] waiting[51670] for[51850] a[51940] few[52190] people,[52870] but[53440] while[53790] we[53910] wait[54470] I[54750] can[54940] tell[55220] you[55400] a[55520] little[55770] about[56040] the[56140] theatre.[56940] Although[57670] the[57770] building[58210] is[58420] very[58700] modern,[59520] in[60030] fact[60530] a[60690] theatre[61100] has[61330] existed[61930] on[62080] this[62320] site[62790] for[63050] over[63370] 200[64190] years.[65010] The[65500] original[65930] theatre[66410] used[66690] to[66760] be[66870] very[67210] popular[67840] because[68170] of[68260] the[68370] musicals[68970] it[69100] put[69290] on.[69820] However,[70680] it[70980] had[71180] to[71270] be[71430] rebuilt[72150] after[72590] a[72680] fire.[73610] Some</w:t>
+            </w:r>
+            <w:r>
+              <w:rPr>
+                <w:rFonts w:ascii="Source Sans 3" w:hAnsi="Source Sans 3"/>
+                <w:sz w:val="23"/>
+                <w:szCs w:val="23"/>
+              </w:rPr>
+              <w:t xml:space="preserve">[74290] </w:t>
             </w:r>
             <w:r>
               <w:rPr>
@@ -12320,7 +12320,7 @@
                 <w:sz w:val="23"/>
                 <w:szCs w:val="23"/>
               </w:rPr>
-              <w:t xml:space="preserve"> </w:t>
+              <w:t xml:space="preserve">[74610] </w:t>
             </w:r>
             <w:r>
               <w:rPr>
@@ -12336,87 +12336,87 @@
                 <w:sz w:val="23"/>
                 <w:szCs w:val="23"/>
               </w:rPr>
-              <w:t xml:space="preserve"> </w:t>
-            </w:r>
-            <w:r>
-              <w:rPr>
-                <w:rFonts w:ascii="Source Sans 3" w:hAnsi="Source Sans 3"/>
-                <w:sz w:val="23"/>
-                <w:szCs w:val="23"/>
-              </w:rPr>
-              <w:t>the striking modern design, others hate it. These days, its popularity is mainly due to the fact that it attracts a lot of well-known performers.</w:t>
-            </w:r>
-          </w:p>
-          <w:p>
-            <w:pPr>
-              <w:tabs>
-                <w:tab w:val="left" w:pos="4413"/>
-              </w:tabs>
-              <w:rPr>
-                <w:rFonts w:ascii="Source Sans 3" w:hAnsi="Source Sans 3"/>
-                <w:sz w:val="23"/>
-                <w:szCs w:val="23"/>
-              </w:rPr>
-            </w:pPr>
-            <w:r>
-              <w:rPr>
-                <w:rFonts w:ascii="Source Sans 3" w:hAnsi="Source Sans 3"/>
-                <w:sz w:val="23"/>
-                <w:szCs w:val="23"/>
-              </w:rPr>
-              <w:t>Now, in a few minutes' time at 9.30-we'll be starting our tour. First we're going to make our way down to Market Place, which is one of the most famous squares in the city that should take us about ten minutes. There's not too much traffic on the roads, so we should get there at quarter to ten at the latest</w:t>
-            </w:r>
-            <w:r>
-              <w:rPr>
-                <w:rFonts w:ascii="Source Sans 3" w:hAnsi="Source Sans 3"/>
-                <w:sz w:val="23"/>
-                <w:szCs w:val="23"/>
-              </w:rPr>
-              <w:t>.</w:t>
-            </w:r>
-          </w:p>
-          <w:p>
-            <w:pPr>
-              <w:tabs>
-                <w:tab w:val="left" w:pos="4413"/>
-              </w:tabs>
-              <w:rPr>
-                <w:rFonts w:ascii="Source Sans 3" w:hAnsi="Source Sans 3"/>
-                <w:sz w:val="23"/>
-                <w:szCs w:val="23"/>
-              </w:rPr>
-            </w:pPr>
-            <w:r>
-              <w:rPr>
-                <w:rFonts w:ascii="Source Sans 3" w:hAnsi="Source Sans 3"/>
-                <w:sz w:val="23"/>
-                <w:szCs w:val="23"/>
-              </w:rPr>
-              <w:t>Market Place was the city's old food market. People used to come in from the countryside to sell their fresh fruit and vegetables. Remember that these were the days before supermarkets! You won't find any food here now though, it's now a craft market and I think you'll find lots to interest you-especially if you want to take presents home. You'll see all kinds of things like hand-painted</w:t>
-            </w:r>
-            <w:r>
-              <w:rPr>
-                <w:rFonts w:ascii="Source Sans 3" w:hAnsi="Source Sans 3"/>
-                <w:sz w:val="23"/>
-                <w:szCs w:val="23"/>
-              </w:rPr>
-              <w:t xml:space="preserve"> </w:t>
-            </w:r>
-            <w:r>
-              <w:rPr>
-                <w:rFonts w:ascii="Source Sans 3" w:hAnsi="Source Sans 3"/>
-                <w:sz w:val="23"/>
-                <w:szCs w:val="23"/>
-              </w:rPr>
-              <w:t>local pottery and leather goods. Personally, I suggest that you visit the jewellery</w:t>
-            </w:r>
-            <w:r>
-              <w:rPr>
-                <w:rFonts w:ascii="Source Sans 3" w:hAnsi="Source Sans 3"/>
-                <w:sz w:val="23"/>
-                <w:szCs w:val="23"/>
-              </w:rPr>
-              <w:t xml:space="preserve"> </w:t>
+              <w:t xml:space="preserve">[74980] </w:t>
+            </w:r>
+            <w:r>
+              <w:rPr>
+                <w:rFonts w:ascii="Source Sans 3" w:hAnsi="Source Sans 3"/>
+                <w:sz w:val="23"/>
+                <w:szCs w:val="23"/>
+              </w:rPr>
+              <w:t xml:space="preserve">the[75140] striking[75690] modern[76100] design,[77020] others[77850] hate[78150] it.[78710] These[79410] days,[79960] its[80290] popularity[81040] is[81190] mainly[81560] due[81800] to[81920] the[82020] fact[82400] that[82600] it[82730] attracts[83430] a[83750] lot[84130] of[84310] well-known[84770] performers.[86010]</w:t>
+            </w:r>
+          </w:p>
+          <w:p>
+            <w:pPr>
+              <w:tabs>
+                <w:tab w:val="left" w:pos="4413"/>
+              </w:tabs>
+              <w:rPr>
+                <w:rFonts w:ascii="Source Sans 3" w:hAnsi="Source Sans 3"/>
+                <w:sz w:val="23"/>
+                <w:szCs w:val="23"/>
+              </w:rPr>
+            </w:pPr>
+            <w:r>
+              <w:rPr>
+                <w:rFonts w:ascii="Source Sans 3" w:hAnsi="Source Sans 3"/>
+                <w:sz w:val="23"/>
+                <w:szCs w:val="23"/>
+              </w:rPr>
+              <w:t xml:space="preserve">Now,[86990] in[87260] a[87330] few[87540] minutes'[87920] time[88500] at[88970] 9.30-we'll[90810] be[90930] starting[91450] our[91760] tour.[92690] First[93720] we're[93950] going[94130] to[94200] make[94430] our[94610] way[94940] down[95310] to[95440] Market[95820] Place,[96340] which[96670] is[96870] one[97010] of[97070] the[97160] most[97470] famous[97900] squares[98340] in[98430] the[98550] city[99170] that[99770] should[100000] take[100310] us[100620] about[101080] ten[101330] minutes.[102200] There's[102900] not[103100] too[103270] much[103490] traffic[103960] on[104100] the[104210] roads,[104940] so[105380] we[105580] should[105860] get[106080] there[106460] at[106740] quarter[107100] to[107240] ten[107600] at[107780] the[107880] latest</w:t>
+            </w:r>
+            <w:r>
+              <w:rPr>
+                <w:rFonts w:ascii="Source Sans 3" w:hAnsi="Source Sans 3"/>
+                <w:sz w:val="23"/>
+                <w:szCs w:val="23"/>
+              </w:rPr>
+              <w:t xml:space="preserve">.[108920]</w:t>
+            </w:r>
+          </w:p>
+          <w:p>
+            <w:pPr>
+              <w:tabs>
+                <w:tab w:val="left" w:pos="4413"/>
+              </w:tabs>
+              <w:rPr>
+                <w:rFonts w:ascii="Source Sans 3" w:hAnsi="Source Sans 3"/>
+                <w:sz w:val="23"/>
+                <w:szCs w:val="23"/>
+              </w:rPr>
+            </w:pPr>
+            <w:r>
+              <w:rPr>
+                <w:rFonts w:ascii="Source Sans 3" w:hAnsi="Source Sans 3"/>
+                <w:sz w:val="23"/>
+                <w:szCs w:val="23"/>
+              </w:rPr>
+              <w:t xml:space="preserve">Market[109880] Place[110340] was[110600] the[110740] city's[111140] old[111480] food[111810] market.[112610] People[113310] used[113520] to[113600] come[113860] in[114160] from[114430] the[114540] countryside[115480] to[115810] sell[116160] their[116350] fresh[116670] fruit[116990] and[117130] vegetables.[118130] Remember[119080] that[119400] these[119770] were[119910] the[120040] days[120450] before[120990] supermarkets![122280] You[122830] won't[123050] find[123330] any[123530] food[123850] here[124120] now[124390] though,[125000] it's[125620] now[125960] a[126120] craft[126580] market[127220] and[127630] I[127710] think[127930] you'll[128130] find[128460] lots[128910] to[129040] interest[129440] you-especially[131060] if[131330] you[131440] want[131590] to[131670] take[131940] presents[132380] home.[133080] You'll[133760] see[134140] all[134570] kinds[135060] of[135190] things[135620] like[136050] hand-painted</w:t>
+            </w:r>
+            <w:r>
+              <w:rPr>
+                <w:rFonts w:ascii="Source Sans 3" w:hAnsi="Source Sans 3"/>
+                <w:sz w:val="23"/>
+                <w:szCs w:val="23"/>
+              </w:rPr>
+              <w:t xml:space="preserve">[136960] </w:t>
+            </w:r>
+            <w:r>
+              <w:rPr>
+                <w:rFonts w:ascii="Source Sans 3" w:hAnsi="Source Sans 3"/>
+                <w:sz w:val="23"/>
+                <w:szCs w:val="23"/>
+              </w:rPr>
+              <w:t xml:space="preserve">local[137360] pottery[138030] and[138390] leather[138740] goods.[139620] Personally,[140920] I[141300] suggest[141870] that[142080] you[142220] visit[142560] the[142700] jewellery</w:t>
+            </w:r>
+            <w:r>
+              <w:rPr>
+                <w:rFonts w:ascii="Source Sans 3" w:hAnsi="Source Sans 3"/>
+                <w:sz w:val="23"/>
+                <w:szCs w:val="23"/>
+              </w:rPr>
+              <w:t xml:space="preserve">[143200] </w:t>
             </w:r>
             <w:r>
               <w:rPr>
@@ -12440,63 +12440,63 @@
                 <w:sz w:val="23"/>
                 <w:szCs w:val="23"/>
               </w:rPr>
-              <w:t>s. You really won't find anything like it anywhere else! But if you're looking for clothes, I'm afraid you'll be disappointed. Wait for this afternoon's visit. We'll stop at Market Place for an hour and a half and then continue the</w:t>
-            </w:r>
-            <w:r>
-              <w:rPr>
-                <w:rFonts w:ascii="Source Sans 3" w:hAnsi="Source Sans 3"/>
-                <w:sz w:val="23"/>
-                <w:szCs w:val="23"/>
-              </w:rPr>
-              <w:t xml:space="preserve"> </w:t>
-            </w:r>
-            <w:r>
-              <w:rPr>
-                <w:rFonts w:ascii="Source Sans 3" w:hAnsi="Source Sans 3"/>
-                <w:sz w:val="23"/>
-                <w:szCs w:val="23"/>
-              </w:rPr>
-              <w:t>tour with a visit to the Regional Food Centre. Here you can find over 50 types of local cheeses! There is also fresh fruit juice on sale-orange juice, peach juice, pomegranate juice, produced in the villages of the region, and local jam too. You're welcome to buy things to take home with you, but the real reason for our visit is lunch. The idea is that you buy food and drink from the stalls and take it to eat in the lovely open air dining area.</w:t>
-            </w:r>
-          </w:p>
-          <w:p>
-            <w:pPr>
-              <w:tabs>
-                <w:tab w:val="left" w:pos="4413"/>
-              </w:tabs>
-              <w:rPr>
-                <w:rFonts w:ascii="Source Sans 3" w:hAnsi="Source Sans 3"/>
-                <w:sz w:val="23"/>
-                <w:szCs w:val="23"/>
-              </w:rPr>
-            </w:pPr>
-            <w:r>
-              <w:rPr>
-                <w:rFonts w:ascii="Source Sans 3" w:hAnsi="Source Sans 3"/>
-                <w:sz w:val="23"/>
-                <w:szCs w:val="23"/>
-              </w:rPr>
-              <w:t>And finally, in the afternoon we will be visiting the Fashion Fair in the exhibition centre on the outskirts of the city. This is a huge venue, so try not to get lost. There is a whole hall devoted just to footwear - every kind of shoes and boots you can imagine. You can easily find it because it has a green roof. Just don't go through the blue doors at the entrance of the centre - you have to pay for that part of the exhibition. And if all that shopping has exhausted you, there's a café where you can rest your weary feet! That's in the building with a red sign. But don't worry, I'll remind you all about that later.</w:t>
-            </w:r>
-          </w:p>
-          <w:p>
-            <w:pPr>
-              <w:tabs>
-                <w:tab w:val="left" w:pos="4413"/>
-              </w:tabs>
-              <w:rPr>
-                <w:rFonts w:ascii="Source Sans 3" w:hAnsi="Source Sans 3"/>
-                <w:sz w:val="23"/>
-                <w:szCs w:val="23"/>
-              </w:rPr>
-            </w:pPr>
-            <w:r>
-              <w:rPr>
-                <w:rFonts w:ascii="Source Sans 3" w:hAnsi="Source Sans 3"/>
-                <w:sz w:val="23"/>
-                <w:szCs w:val="23"/>
-              </w:rPr>
-              <w:t>Right, everyone's here now, so, if you've all got your shopping bags, let's go!</w:t>
+              <w:t xml:space="preserve">s.[144020] You[144480] really[144790] won't[145020] find[145340] anything[145790] like[146030] it[146220] anywhere[146760] else![147530] But[148280] if[148460] you're[148630] looking[148900] for[149050] clothes,[150050] I'm[150660] afraid[151050] you'll[151230] be[151350] disappointed.[152540] Wait[153470] for[153760] this[154000] afternoon's[154710] visit.[155500] We'll[156200] stop[156650] at[156800] Market[157170] Place[157600] for[157870] an[158050] hour[158360] and[158480] a[158560] half[159210] and[159610] then[159840] continue[160380] the</w:t>
+            </w:r>
+            <w:r>
+              <w:rPr>
+                <w:rFonts w:ascii="Source Sans 3" w:hAnsi="Source Sans 3"/>
+                <w:sz w:val="23"/>
+                <w:szCs w:val="23"/>
+              </w:rPr>
+              <w:t xml:space="preserve">[160520] </w:t>
+            </w:r>
+            <w:r>
+              <w:rPr>
+                <w:rFonts w:ascii="Source Sans 3" w:hAnsi="Source Sans 3"/>
+                <w:sz w:val="23"/>
+                <w:szCs w:val="23"/>
+              </w:rPr>
+              <w:t xml:space="preserve">tour[160880] with[161080] a[161150] visit[161600] to[161850] the[162010] Regional[162580] Food[163000] Centre.[163830] Here[164640] you[164790] can[164960] find[165360] over[165730] 50[166320] types[166900] of[167100] local[167480] cheeses![168480] There[169080] is[169230] also[169600] fresh[169970] fruit[170240] juice[170560] on[170780] sale-orange[172170] juice,[172700] peach[173150] juice,[173680] pomegranate[174470] juice,[175040] produced[175760] in[175850] the[175940] villages[176380] of[176490] the[176600] region,[177280] and[177750] local[178090] jam[178450] too.[179280] You're[179990] welcome[180320] to[180430] buy[180720] things[181020] to[181130] take[181400] home[181610] with[181750] you,[182160] but[182620] the[182780] real[183160] reason[183540] for[183730] our[183880] visit[184230] is[184410] lunch.[185190] The[185800] idea[186290] is[186570] that[186770] you[186960] buy[187330] food[187680] and[187820] drink[188130] from[188290] the[188400] stalls[189200] and[189660] take[189970] it[190090] to[190270] eat[190660] in[190870] the[191020] lovely[191500] open[191830] air[192000] dining[192410] area.[193440]</w:t>
+            </w:r>
+          </w:p>
+          <w:p>
+            <w:pPr>
+              <w:tabs>
+                <w:tab w:val="left" w:pos="4413"/>
+              </w:tabs>
+              <w:rPr>
+                <w:rFonts w:ascii="Source Sans 3" w:hAnsi="Source Sans 3"/>
+                <w:sz w:val="23"/>
+                <w:szCs w:val="23"/>
+              </w:rPr>
+            </w:pPr>
+            <w:r>
+              <w:rPr>
+                <w:rFonts w:ascii="Source Sans 3" w:hAnsi="Source Sans 3"/>
+                <w:sz w:val="23"/>
+                <w:szCs w:val="23"/>
+              </w:rPr>
+              <w:t xml:space="preserve">And[194330] finally,[194970] in[195260] the[195390] afternoon[196100] we[196290] will[196470] be[196590] visiting[197050] the[197190] Fashion[197710] Fair[198140] in[198320] the[198470] exhibition[199060] centre[199470] on[199600] the[199770] outskirts[200430] of[200520] the[200650] city.[201370] This[202350] is[202780] a[202970] huge[203590] venue,[204240] so[204600] try[204950] not[205150] to[205260] get[205450] lost.[206310] There[206880] is[206990] a[207110] whole[207600] hall[208120] devoted[208830] just[209470] to[209790] footwear[210740] -[210740] every[211550] kind[212130] of[212360] shoes[212810] and[212980] boots[213340] you[213480] can[213640] imagine.[214530] You[215040] can[215230] easily[215670] find[216000] it[216120] because[216420] it[216520] has[216690] a[216800] green[217220] roof.[217950] Just[218660] don't[218890] go[219070] through[219370] the[219480] blue[219790] doors[220230] at[220340] the[220470] entrance[220890] of[220970] the[221080] centre[221670] -[221670] you[222040] have[222210] to[222310] pay[222580] for[222740] that[222970] part[223170] of[223250] the[223360] exhibition.[224430] And[225380] if[225800] all[226150] that[226440] shopping[226920] has[227110] exhausted[227710] you,[228130] there's[228640] a[228720] café[229410] where[229800] you[229930] can[230130] rest[230520] your[230750] weary[231140] feet![231910] That's[232650] in[232750] the[232840] building[233300] with[233550] a[233650] red[233930] sign.[234640] But[235160] don't[235390] worry,[235640] I'll[236230] remind[236600] you[236760] all[237010] about[237300] that[237530] later.[238620]</w:t>
+            </w:r>
+          </w:p>
+          <w:p>
+            <w:pPr>
+              <w:tabs>
+                <w:tab w:val="left" w:pos="4413"/>
+              </w:tabs>
+              <w:rPr>
+                <w:rFonts w:ascii="Source Sans 3" w:hAnsi="Source Sans 3"/>
+                <w:sz w:val="23"/>
+                <w:szCs w:val="23"/>
+              </w:rPr>
+            </w:pPr>
+            <w:r>
+              <w:rPr>
+                <w:rFonts w:ascii="Source Sans 3" w:hAnsi="Source Sans 3"/>
+                <w:sz w:val="23"/>
+                <w:szCs w:val="23"/>
+              </w:rPr>
+              <w:t xml:space="preserve">Right,[240010] everyone's[240790] here[241090] now,[241570] so,[241980] if[242220] you've[242460] all[242650] got[242860] your[243040] shopping[243500] bags,[244150] let's[244520] go![248100]</w:t>
             </w:r>
           </w:p>
         </w:tc>
@@ -12565,27 +12565,27 @@
                 <w:sz w:val="23"/>
                 <w:szCs w:val="23"/>
               </w:rPr>
-              <w:t>The place where I really enjoy shopping is Covent Garden Market. It's very convenient because it isn't far from where I live. It isn't a traditional food market, though at one time it used to sell fruit and vegetables. Now, it's a collection of all sorts of independent shops and stalls. There's an amazing selection of things to buy clothes, jewellery, books, art and crafts. I love it because it has a great atmosphere. There are cafés outside in the square, and often you can see street performers. It's very lively and friendly. I avoid the big malls because they're often out-of-the-way-you need a car to get to them.</w:t>
-            </w:r>
-          </w:p>
-          <w:p>
-            <w:pPr>
-              <w:tabs>
-                <w:tab w:val="left" w:pos="4413"/>
-              </w:tabs>
-              <w:rPr>
-                <w:rFonts w:ascii="Source Sans 3" w:hAnsi="Source Sans 3"/>
-                <w:sz w:val="23"/>
-                <w:szCs w:val="23"/>
-              </w:rPr>
-            </w:pPr>
-            <w:r>
-              <w:rPr>
-                <w:rFonts w:ascii="Source Sans 3" w:hAnsi="Source Sans 3"/>
-                <w:sz w:val="23"/>
-                <w:szCs w:val="23"/>
-              </w:rPr>
-              <w:t>And what do I enjoy buying? Well, I'm keen on fashion and like to go clothes shopping whenever I can. I love trying on clothes even if I can't afford to buy them! And I absolutely love going to the sales! Sometimes I manage to find great designer shoes at very reasonable prices. And I like shopping for really fun and original gifts for my friends things that nobody else has. Covent Garden's a great place to do that.</w:t>
+              <w:t xml:space="preserve">[2840]The[2940] place[3250] where[3440] I[3530] really[3790] enjoy[4290] shopping[4880] is[5240] Covent[5640] Garden[6060] Market.[6920] It's[7360] very[7590] convenient[8290] because[8590] it[8660] isn't[8930] far[9220] from[9420] where[9710] I[9830] live.[10620] It[11220] isn't[11560] a[11630] traditional[12260] food[12620] market,[13410] though[13830] at[13960] one[14150] time[14450] it[14570] used[14750] to[14850] sell[15180] fruit[15490] and[15610] vegetables.[16650] Now,[17450] it's[17800] a[17860] collection[18340] of[18440] all[18640] sorts[18980] of[19100] independent[19740] shops[20150] and[20320] stalls.[21220] There's[21730] an[21830] amazing[22350] selection[22840] of[22950] things[23260] to[23360] buy[23990] clothes,[25040] jewellery,[25830] books,[26730] art[27420] and[27770] crafts.[28810] I[29260] love[29470] it[29600] because[29830] it[29920] has[30060] a[30160] great[30650] atmosphere.[31730] There[32240] are[32360] cafés[32880] outside[33470] in[33550] the[33660] square,[34360] and[34750] often[35220] you[35520] can[35710] see[35930] street[36300] performers.[37240] It's[37700] very[37990] lively[38590] and[38760] friendly.[39760] I[40350] avoid[40730] the[40860] big[41080] malls[41600] because[41890] they're[42080] often[42330] out-of-the-way-you[43790] need[43960] a[44030] car[44360] to[44510] get[44730] to[44850] them.[45610]</w:t>
+            </w:r>
+          </w:p>
+          <w:p>
+            <w:pPr>
+              <w:tabs>
+                <w:tab w:val="left" w:pos="4413"/>
+              </w:tabs>
+              <w:rPr>
+                <w:rFonts w:ascii="Source Sans 3" w:hAnsi="Source Sans 3"/>
+                <w:sz w:val="23"/>
+                <w:szCs w:val="23"/>
+              </w:rPr>
+            </w:pPr>
+            <w:r>
+              <w:rPr>
+                <w:rFonts w:ascii="Source Sans 3" w:hAnsi="Source Sans 3"/>
+                <w:sz w:val="23"/>
+                <w:szCs w:val="23"/>
+              </w:rPr>
+              <w:t xml:space="preserve">And[46390] what[46590] do[46720] I[46820] enjoy[47160] buying?[48090] Well,[48810] I'm[49060] keen[49340] on[49520] fashion[50230] and[50580] like[50770] to[50860] go[51000] clothes[51440] shopping[51780] whenever[52200] I[52300] can.[53000] I[53390] love[53630] trying[54040] on[54190] clothes[54890] even[55180] if[55310] I[55400] can't[55700] afford[56050] to[56160] buy[56470] them![57010] And[57470] I[57580] absolutely[58320] love[58770] going[59060] to[59140] the[59290] sales![60290] Sometimes[61460] I[61680] manage[61980] to[62080] find[62400] great[62740] designer[63250] shoes[63710] at[63810] very[64070] reasonable[64600] prices.[65600] And[66230] I[66330] like[66580] shopping[66960] for[67100] really[67430] fun[67850] and[67980] original[68420] gifts[68810] for[68940] my[69090] friends[69880] things[70420] that[70650] nobody[71220] else[71610] has.[72420] Covent[73110] Garden's[73620] a[73760] great[74290] place[74660] to[74760] do[74920] that.[78460]</w:t>
             </w:r>
           </w:p>
         </w:tc>
@@ -12654,87 +12654,87 @@
                 <w:sz w:val="23"/>
                 <w:szCs w:val="23"/>
               </w:rPr>
-              <w:t>You asked me to describe a place where I like going shopping, so I'm going to talk about a department store in my town. It's called Judies and it's a very old store. In fact, it's about a 100 years old, so it's very famous. I would say that it's a landmark because everyone knows it.</w:t>
-            </w:r>
-          </w:p>
-          <w:p>
-            <w:pPr>
-              <w:tabs>
-                <w:tab w:val="left" w:pos="4413"/>
-              </w:tabs>
-              <w:rPr>
-                <w:rFonts w:ascii="Source Sans 3" w:hAnsi="Source Sans 3"/>
-                <w:sz w:val="23"/>
-                <w:szCs w:val="23"/>
-              </w:rPr>
-            </w:pPr>
-            <w:r>
-              <w:rPr>
-                <w:rFonts w:ascii="Source Sans 3" w:hAnsi="Source Sans 3"/>
-                <w:sz w:val="23"/>
-                <w:szCs w:val="23"/>
-              </w:rPr>
-              <w:t>It's very large and spacious too, with four floors and more than 30 different departments to visit. You can find anything you want here, such as unusual presents for your friends, and you can buy really good food too. For example, you can buy traditional cakes and sweets that are famous in my area and they are delicious. It's an amazing shop but it's not cheap. In fact, it's one of the most expensive shops in the area.</w:t>
-            </w:r>
-          </w:p>
-          <w:p>
-            <w:pPr>
-              <w:tabs>
-                <w:tab w:val="left" w:pos="4413"/>
-              </w:tabs>
-              <w:rPr>
-                <w:rFonts w:ascii="Source Sans 3" w:hAnsi="Source Sans 3"/>
-                <w:sz w:val="23"/>
-                <w:szCs w:val="23"/>
-              </w:rPr>
-            </w:pPr>
-            <w:r>
-              <w:rPr>
-                <w:rFonts w:ascii="Source Sans 3" w:hAnsi="Source Sans 3"/>
-                <w:sz w:val="23"/>
-                <w:szCs w:val="23"/>
-              </w:rPr>
-              <w:t>I think it's in a good location because it's right in the centre of the town, which is very convenient. It's also very close to the railway station and a multi-storey car park too, so that's good for you if you have lots of shopping bags to carry.</w:t>
-            </w:r>
-          </w:p>
-          <w:p>
-            <w:pPr>
-              <w:tabs>
-                <w:tab w:val="left" w:pos="4413"/>
-              </w:tabs>
-              <w:rPr>
-                <w:rFonts w:ascii="Source Sans 3" w:hAnsi="Source Sans 3"/>
-                <w:sz w:val="23"/>
-                <w:szCs w:val="23"/>
-              </w:rPr>
-            </w:pPr>
-            <w:r>
-              <w:rPr>
-                <w:rFonts w:ascii="Source Sans 3" w:hAnsi="Source Sans 3"/>
-                <w:sz w:val="23"/>
-                <w:szCs w:val="23"/>
-              </w:rPr>
-              <w:t>What do I like to do there? Well, I really like spending time in the jewellery department and this is on the ground floor of the building. I love looking at the different rings and necklaces. I enjoy trying them on too! I like gold jewellery the best but I can't afford it.</w:t>
-            </w:r>
-          </w:p>
-          <w:p>
-            <w:pPr>
-              <w:tabs>
-                <w:tab w:val="left" w:pos="4413"/>
-              </w:tabs>
-              <w:rPr>
-                <w:rFonts w:ascii="Source Sans 3" w:hAnsi="Source Sans 3"/>
-                <w:sz w:val="23"/>
-                <w:szCs w:val="23"/>
-              </w:rPr>
-            </w:pPr>
-            <w:r>
-              <w:rPr>
-                <w:rFonts w:ascii="Source Sans 3" w:hAnsi="Source Sans 3"/>
-                <w:sz w:val="23"/>
-                <w:szCs w:val="23"/>
-              </w:rPr>
-              <w:t>Why do I like it so much? Well, I like the atmosphere in the store because it's very traditional. All the sales assistants are very friendly and helpful too. Yes, it's a really good store, so that's why I spend a lot of time in it!</w:t>
+              <w:t xml:space="preserve">[2760]You[2940] asked[3380] me[3570] to[3810] describe[4410] a[4520] place[4960] where[5230] I[5380] like[5690] going[6040] shopping,[6900] so[7620] I'm[7950] going[8260] to[8400] talk[8740] about[9070] a[9150] department[9750] store[10150] in[10380] my[10620] town.[11370] It's[11910] called[12320] Judies[13170] and[13730] it's[13990] a[14140] very[14620] old[14950] store.[15530] In[15930] fact,[16530] it's[16940] about[17290] a[17430] 100[18000] years[18300] old,[18820] so[19230] it's[19520] very[19910] famous.[20930] I[21460] would[21660] say[22000] that[22330] it's[22620] a[22800] landmark[23580] because[24030] everyone[24620] knows[24950] it.[25470]</w:t>
+            </w:r>
+          </w:p>
+          <w:p>
+            <w:pPr>
+              <w:tabs>
+                <w:tab w:val="left" w:pos="4413"/>
+              </w:tabs>
+              <w:rPr>
+                <w:rFonts w:ascii="Source Sans 3" w:hAnsi="Source Sans 3"/>
+                <w:sz w:val="23"/>
+                <w:szCs w:val="23"/>
+              </w:rPr>
+            </w:pPr>
+            <w:r>
+              <w:rPr>
+                <w:rFonts w:ascii="Source Sans 3" w:hAnsi="Source Sans 3"/>
+                <w:sz w:val="23"/>
+                <w:szCs w:val="23"/>
+              </w:rPr>
+              <w:t xml:space="preserve">It's[26030] very[26390] large[26840] and[27100] spacious[27690] too,[28200] with[28680] four[29000] floors[29670] and[30100] more[30400] than[30640] 30[31110] different[31560] departments[32210] to[32340] visit.[33180] You[33760] can[33960] find[34380] anything[34970] you[35090] want[35400] here,[35880] such[36340] as[36540] unusual[37200] presents[37630] for[37770] your[37950] friends,[38800] and[39340] you[39470] can[39680] buy[40030] really[40540] good[40900] food[41290] too.[41990] For[42540] example,[43370] you[43730] can[43950] buy[44310] traditional[45020] cakes[45540] and[45800] sweets[46360] that[46670] are[46900] famous[47370] in[47530] my[47780] area[48390] and[48760] they[48960] are[49180] delicious.[50320] It's[50840] an[50990] amazing[51640] shop[52120] but[52490] it's[52720] not[53110] cheap.[53870] In[54370] fact,[55010] it's[55450] one[55620] of[55700] the[55830] most[56110] expensive[56910] shops[57310] in[57530] the[57740] area.[58770]</w:t>
+            </w:r>
+          </w:p>
+          <w:p>
+            <w:pPr>
+              <w:tabs>
+                <w:tab w:val="left" w:pos="4413"/>
+              </w:tabs>
+              <w:rPr>
+                <w:rFonts w:ascii="Source Sans 3" w:hAnsi="Source Sans 3"/>
+                <w:sz w:val="23"/>
+                <w:szCs w:val="23"/>
+              </w:rPr>
+            </w:pPr>
+            <w:r>
+              <w:rPr>
+                <w:rFonts w:ascii="Source Sans 3" w:hAnsi="Source Sans 3"/>
+                <w:sz w:val="23"/>
+                <w:szCs w:val="23"/>
+              </w:rPr>
+              <w:t xml:space="preserve">I[59470] think[59840] it's[60100] in[60270] a[60400] good[60700] location[61490] because[62080] it's[62330] right[62730] in[62860] the[63000] centre[63420] of[63560] the[63700] town,[64240] which[64600] is[64780] very[65150] convenient.[66270] It's[66950] also[67460] very[67900] close[68240] to[68350] the[68510] railway[68970] station[69640] and[70070] a[70210] multi-storey[70940] car[71200] park[71470] too,[72110] so[72630] that's[72970] good[73180] for[73350] you[73720] if[74040] you[74170] have[74380] lots[74670] of[74810] shopping[75200] bags[75500] to[75610] carry.[76610]</w:t>
+            </w:r>
+          </w:p>
+          <w:p>
+            <w:pPr>
+              <w:tabs>
+                <w:tab w:val="left" w:pos="4413"/>
+              </w:tabs>
+              <w:rPr>
+                <w:rFonts w:ascii="Source Sans 3" w:hAnsi="Source Sans 3"/>
+                <w:sz w:val="23"/>
+                <w:szCs w:val="23"/>
+              </w:rPr>
+            </w:pPr>
+            <w:r>
+              <w:rPr>
+                <w:rFonts w:ascii="Source Sans 3" w:hAnsi="Source Sans 3"/>
+                <w:sz w:val="23"/>
+                <w:szCs w:val="23"/>
+              </w:rPr>
+              <w:t xml:space="preserve">What[77440] do[77610] I[77730] like[77930] to[78030] do[78180] there?[78750] Well,[79730] I[80250] really[80770] like[81070] spending[81510] time[81860] in[81980] the[82140] jewellery[82550] department[83450] and[83930] this[84190] is[84370] on[84520] the[84640] ground[85030] floor[85320] of[85460] the[85580] building.[86500] I[87090] love[87420] looking[87780] at[87930] the[88080] different[88530] rings[88970] and[89190] necklaces.[90360] I[90950] enjoy[91280] trying[91650] them[91820] on[92020] too![92780] I[93310] like[93570] gold[93870] jewellery[94240] the[94390] best[95080] but[95530] I[95660] can't[95980] afford[96390] it.[97060]</w:t>
+            </w:r>
+          </w:p>
+          <w:p>
+            <w:pPr>
+              <w:tabs>
+                <w:tab w:val="left" w:pos="4413"/>
+              </w:tabs>
+              <w:rPr>
+                <w:rFonts w:ascii="Source Sans 3" w:hAnsi="Source Sans 3"/>
+                <w:sz w:val="23"/>
+                <w:szCs w:val="23"/>
+              </w:rPr>
+            </w:pPr>
+            <w:r>
+              <w:rPr>
+                <w:rFonts w:ascii="Source Sans 3" w:hAnsi="Source Sans 3"/>
+                <w:sz w:val="23"/>
+                <w:szCs w:val="23"/>
+              </w:rPr>
+              <w:t xml:space="preserve">Why[97780] do[97920] I[98030] like[98290] it[98410] so[98580] much?[99300] Well,[100330] I[100770] like[101060] the[101210] atmosphere[101850] in[101970] the[102120] store[102510] because[102940] it's[103160] very[103540] traditional.[104650] All[105310] the[105450] sales[105750] assistants[106360] are[106630] very[107040] friendly[107570] and[107860] helpful[108300] too.[108990] Yes,[109930] it's[110320] a[110490] really[110920] good[111160] store,[111690] so[112020] that's[112360] why[112610] I[112730] spend[113050] a[113210] lot[113510] of[113630] time[113990] in[114120] it![117440]</w:t>
             </w:r>
           </w:p>
         </w:tc>
@@ -12801,31 +12801,31 @@
               <w:rPr>
                 <w:rStyle w:val="NotSpokenChar"/>
               </w:rPr>
-              <w:t>Melissa:</w:t>
-            </w:r>
-            <w:r>
-              <w:rPr>
-                <w:rFonts w:ascii="Source Sans 3" w:hAnsi="Source Sans 3"/>
-                <w:sz w:val="23"/>
-                <w:szCs w:val="23"/>
-              </w:rPr>
-              <w:t xml:space="preserve"> Thanks for offering to drive us all to the concert. It's really</w:t>
-            </w:r>
-            <w:r>
-              <w:rPr>
-                <w:rFonts w:ascii="Source Sans 3" w:hAnsi="Source Sans 3"/>
-                <w:sz w:val="23"/>
-                <w:szCs w:val="23"/>
-              </w:rPr>
-              <w:t xml:space="preserve"> </w:t>
-            </w:r>
-            <w:r>
-              <w:rPr>
-                <w:rFonts w:ascii="Source Sans 3" w:hAnsi="Source Sans 3"/>
-                <w:sz w:val="23"/>
-                <w:szCs w:val="23"/>
-              </w:rPr>
-              <w:t>kind of you and makes getting there much easier. I don't live far from you at all. First, you need to turn right onto Maple Avenue and drive to the bottom of the road, passing the supermarket on your left. Then, you need to turn left at the traffic lights and then take a sharp right onto Main Street. You can also go straight on here, past the surgery, but I usually drive down Main Street. Follow this road until you reach a roundabout - you'll pass a park and some shops on your right. When you get to the roundabout, take the first turning on the left, onto Silver Street. As you approach the crossroads here, my house is the first on the corner.</w:t>
+              <w:t xml:space="preserve">[2720]Melissa:</w:t>
+            </w:r>
+            <w:r>
+              <w:rPr>
+                <w:rFonts w:ascii="Source Sans 3" w:hAnsi="Source Sans 3"/>
+                <w:sz w:val="23"/>
+                <w:szCs w:val="23"/>
+              </w:rPr>
+              <w:t xml:space="preserve">[2720] Thanks[2950] for[3070] offering[3400] to[3520] drive[3810] us[3950] all[4080] to[4170] the[4270] concert.[4970] It's[5250] really</w:t>
+            </w:r>
+            <w:r>
+              <w:rPr>
+                <w:rFonts w:ascii="Source Sans 3" w:hAnsi="Source Sans 3"/>
+                <w:sz w:val="23"/>
+                <w:szCs w:val="23"/>
+              </w:rPr>
+              <w:t xml:space="preserve">[5460] </w:t>
+            </w:r>
+            <w:r>
+              <w:rPr>
+                <w:rFonts w:ascii="Source Sans 3" w:hAnsi="Source Sans 3"/>
+                <w:sz w:val="23"/>
+                <w:szCs w:val="23"/>
+              </w:rPr>
+              <w:t xml:space="preserve">kind[5730] of[5820] you[6080] and[6420] makes[6760] getting[7030] there[7200] much[7530] easier.[8320] I[8660] don't[8860] live[9040] far[9280] from[9480] you[9600] at[9750] all.[10490] First,[11670] you[11930] need[12260] to[12410] turn[12800] right[13300] onto[13870] Maple[14360] Avenue[14820] and[15160] drive[15500] to[15600] the[15720] bottom[16040] of[16130] the[16240] road,[16780] passing[17410] the[17600] supermarket[18410] on[18590] your[18840] left.[19680] Then,[20450] you[20710] need[20940] to[21050] turn[21490] left[22100] at[22340] the[22490] traffic[23040] lights[23680] and[24010] then[24260] take[24530] a[24640] sharp[25080] right[25550] onto[25980] Main[26420] Street.[27280] You[27750] can[27890] also[28140] go[28360] straight[28840] on[29060] here,[29610] past[30160] the[30300] surgery,[31110] but[31760] I[32050] usually[32510] drive[32900] down[33130] Main[33380] Street.[34150] Follow[34840] this[35070] road[35380] until[35700] you[35830] reach[36070] a[36190] roundabout[37190] -[37190] you'll[37590] pass[38090] a[38270] park[39150] and[39670] some[39970] shops[40300] on[40400] your[40580] right.[41410] When[41920] you[42040] get[42270] to[42400] the[42530] roundabout,[43400] take[43780] the[43910] first[44390] turning[44850] on[45020] the[45160] left,[45680] onto[46100] Silver[46600] Street.[47370] As[47860] you[47970] approach[48360] the[48470] crossroads[49050] here,[49490] my[49890] house[50350] is[50520] the[50700] first[51330] on[51540] the[51660] corner.[55160]</w:t>
             </w:r>
           </w:p>
         </w:tc>
@@ -12892,31 +12892,31 @@
               <w:rPr>
                 <w:rStyle w:val="NotSpokenChar"/>
               </w:rPr>
-              <w:t>Melissa:</w:t>
-            </w:r>
-            <w:r>
-              <w:rPr>
-                <w:rFonts w:ascii="Source Sans 3" w:hAnsi="Source Sans 3"/>
-                <w:sz w:val="23"/>
-                <w:szCs w:val="23"/>
-              </w:rPr>
-              <w:t xml:space="preserve"> Sorry, I've just remembered, I told Sarah you would collect</w:t>
-            </w:r>
-            <w:r>
-              <w:rPr>
-                <w:rFonts w:ascii="Source Sans 3" w:hAnsi="Source Sans 3"/>
-                <w:sz w:val="23"/>
-                <w:szCs w:val="23"/>
-              </w:rPr>
-              <w:t xml:space="preserve"> </w:t>
-            </w:r>
-            <w:r>
-              <w:rPr>
-                <w:rFonts w:ascii="Source Sans 3" w:hAnsi="Source Sans 3"/>
-                <w:sz w:val="23"/>
-                <w:szCs w:val="23"/>
-              </w:rPr>
-              <w:t>her on the way. Forget the route I just gave you, I'll give you another set of directions. This route might even be easier. Again, you need to turn right onto Maple Avenue, and go up to the lights. Instead of turning left here, turn right, with the park on your left. Then after the zebra crossing, take the first turning on your left onto New Road. Drive along New Road until you reach the bridge. Sarah's house is the second house after the bridge. That's on the right; there are shops on the left. Once you've picked up Sarah, take the first turning on the left, onto Silver Street, and go straight ahead until you reach the roundabout. Go straight ahead at the roundabout and then take the first turning on the right, Oak Avenue. My house is number 1. It's on the corner.</w:t>
+              <w:t xml:space="preserve">[2560]Melissa:</w:t>
+            </w:r>
+            <w:r>
+              <w:rPr>
+                <w:rFonts w:ascii="Source Sans 3" w:hAnsi="Source Sans 3"/>
+                <w:sz w:val="23"/>
+                <w:szCs w:val="23"/>
+              </w:rPr>
+              <w:t xml:space="preserve">[2560] Sorry,[3060] I've[3390] just[3650] remembered,[4430] I[4620] told[5050] Sarah[5600] you[5740] would[5930] collect</w:t>
+            </w:r>
+            <w:r>
+              <w:rPr>
+                <w:rFonts w:ascii="Source Sans 3" w:hAnsi="Source Sans 3"/>
+                <w:sz w:val="23"/>
+                <w:szCs w:val="23"/>
+              </w:rPr>
+              <w:t xml:space="preserve">[6390] </w:t>
+            </w:r>
+            <w:r>
+              <w:rPr>
+                <w:rFonts w:ascii="Source Sans 3" w:hAnsi="Source Sans 3"/>
+                <w:sz w:val="23"/>
+                <w:szCs w:val="23"/>
+              </w:rPr>
+              <w:t xml:space="preserve">her[6530] on[6650] the[6770] way.[7770] Forget[8730] the[8860] route[9150] I[9240] just[9440] gave[9730] you,[9870] I'll[10510] give[10670] you[10780] another[11190] set[11410] of[11510] directions.[12250] This[12590] route[12940] might[13270] even[13570] be[13740] easier.[14700] Again,[15670] you[15910] need[16260] to[16450] turn[16860] right[17340] onto[17690] Maple[18100] Avenue,[18650] and[18920] go[19130] up[19430] to[19610] the[19730] lights.[20500] Instead[21240] of[21360] turning[21840] left[22320] here,[22560] turn[22980] right,[23660] with[23930] the[24050] park[24570] on[24780] your[25040] left.[25850] Then[26450] after[26870] the[27010] zebra[27360] crossing,[28040] take[28530] the[28660] first[29070] turning[29580] on[29800] your[30040] left[30450] onto[30850] New[31360] Road.[32210] Drive[32850] along[33200] New[33520] Road[34030] until[34520] you[34690] reach[35040] the[35200] bridge.[35950] Sarah's[36700] house[37170] is[37370] the[37580] second[38080] house[38620] after[39010] the[39110] bridge.[39670] That's[40140] on[40230] the[40340] right;[40830] there[41230] are[41470] shops[41930] on[42050] the[42150] left.[43010] Once[43780] you've[44010] picked[44330] up[44530] Sarah,[45260] take[45810] the[45980] first[46430] turning[46840] on[46940] the[47100] left,[47720] onto[48420] Silver[48910] Street,[49550] and[49970] go[50190] straight[50670] ahead[51110] until[51610] you[51760] reach[52030] the[52150] roundabout.[53180] Go[53790] straight[54300] ahead[54580] at[54650] the[54750] roundabout[55360] and[55570] then[55790] take[56070] the[56210] first[56670] turning[57150] on[57330] the[57540] right,[58210] Oak[58770] Avenue.[59580] My[60020] house[60320] is[60440] number[60730] 1.[61160] It's[61580] on[61690] the[61800] corner.[65280]</w:t>
             </w:r>
           </w:p>
         </w:tc>
@@ -12983,95 +12983,95 @@
               <w:rPr>
                 <w:rStyle w:val="NotSpokenChar"/>
               </w:rPr>
-              <w:t>Tanya:</w:t>
-            </w:r>
-            <w:r>
-              <w:rPr>
-                <w:rFonts w:ascii="Source Sans 3" w:hAnsi="Source Sans 3"/>
-                <w:sz w:val="23"/>
-                <w:szCs w:val="23"/>
-              </w:rPr>
-              <w:t xml:space="preserve"> Hi Jane, this is Tanya. I'm calling to make arrangements for the concert on Saturday. I can't believe you've never been to the Arena before. I often go at the weekend. There isn't just the Arena concert venue, there are also lots of other things to do: shopping, restaurants, exhibitions. I'm giving Melissa and Sarah a lift, so shall we all meet up for a coffee before the concert? I'll give you directions. OK, listen carefully.</w:t>
-            </w:r>
-          </w:p>
-          <w:p>
-            <w:pPr>
-              <w:tabs>
-                <w:tab w:val="left" w:pos="4413"/>
-              </w:tabs>
-              <w:rPr>
-                <w:rFonts w:ascii="Source Sans 3" w:hAnsi="Source Sans 3"/>
-                <w:sz w:val="23"/>
-                <w:szCs w:val="23"/>
-              </w:rPr>
-            </w:pPr>
-            <w:r>
-              <w:rPr>
-                <w:rFonts w:ascii="Source Sans 3" w:hAnsi="Source Sans 3"/>
-                <w:sz w:val="23"/>
-                <w:szCs w:val="23"/>
-              </w:rPr>
-              <w:t>As you walk through the main entrance, you come to a square with a big fountain in the middle. This is where people usually arrange to meet up and sometimes they have live music here. Beyond the square, on Main Avenue, on your right, there are several restaurants, and opposite these on your left is an exhibition centre. There used to be a cinema here, but they moved it when they finished building the Arena.</w:t>
-            </w:r>
-          </w:p>
-          <w:p>
-            <w:pPr>
-              <w:tabs>
-                <w:tab w:val="left" w:pos="4413"/>
-              </w:tabs>
-              <w:rPr>
-                <w:rFonts w:ascii="Source Sans 3" w:hAnsi="Source Sans 3"/>
-                <w:sz w:val="23"/>
-                <w:szCs w:val="23"/>
-              </w:rPr>
-            </w:pPr>
-            <w:r>
-              <w:rPr>
-                <w:rFonts w:ascii="Source Sans 3" w:hAnsi="Source Sans 3"/>
-                <w:sz w:val="23"/>
-                <w:szCs w:val="23"/>
-              </w:rPr>
-              <w:t>So there are several coffee shops to choose from, one near the fountain and one in the north end of the building, but I suggest that we go to the one at the end of Main Avenue, because it'll probably be less busy than the others. It's right at the end, after you pass the art gallery on the right. So shall we all meet there at seven o'clock?</w:t>
-            </w:r>
-          </w:p>
-          <w:p>
-            <w:pPr>
-              <w:tabs>
-                <w:tab w:val="left" w:pos="4413"/>
-              </w:tabs>
-              <w:rPr>
-                <w:rFonts w:ascii="Source Sans 3" w:hAnsi="Source Sans 3"/>
-                <w:sz w:val="23"/>
-                <w:szCs w:val="23"/>
-              </w:rPr>
-            </w:pPr>
-            <w:r>
-              <w:rPr>
-                <w:rFonts w:ascii="Source Sans 3" w:hAnsi="Source Sans 3"/>
-                <w:sz w:val="23"/>
-                <w:szCs w:val="23"/>
-              </w:rPr>
-              <w:t>Then, after we've had a coffee, to get into the Arena we just need to go through the shopping centre, which will be on our right once we go back down Main Avenue. It can be a bit tempting, but there's no other way to get there, as the Arena is the other side of it. Oh, and there are toilets beside the entrance if you need them. And then after the concert, they open the door opposite and you can go straight out into the car park, which is very convenient.</w:t>
-            </w:r>
-          </w:p>
-          <w:p>
-            <w:pPr>
-              <w:tabs>
-                <w:tab w:val="left" w:pos="4413"/>
-              </w:tabs>
-              <w:rPr>
-                <w:rFonts w:ascii="Source Sans 3" w:hAnsi="Source Sans 3"/>
-                <w:sz w:val="23"/>
-                <w:szCs w:val="23"/>
-              </w:rPr>
-            </w:pPr>
-            <w:r>
-              <w:rPr>
-                <w:rFonts w:ascii="Source Sans 3" w:hAnsi="Source Sans 3"/>
-                <w:sz w:val="23"/>
-                <w:szCs w:val="23"/>
-              </w:rPr>
-              <w:t>Let me know if you can make it for seven. I'm looking forward to seeing you - it's been a while.</w:t>
+              <w:t xml:space="preserve">[2800]Tanya:</w:t>
+            </w:r>
+            <w:r>
+              <w:rPr>
+                <w:rFonts w:ascii="Source Sans 3" w:hAnsi="Source Sans 3"/>
+                <w:sz w:val="23"/>
+                <w:szCs w:val="23"/>
+              </w:rPr>
+              <w:t xml:space="preserve">[2800] Hi[3130] Jane,[3940] this[4440] is[4600] Tanya.[5610] I'm[6370] calling[6970] to[7160] make[7370] arrangements[8120] for[8290] the[8390] concert[8930] on[9080] Saturday.[10150] I[10800] can't[11250] believe[11740] you've[11940] never[12250] been[12520] to[12660] the[12810] Arena[13310] before.[14340] I[15040] often[15490] go[15720] at[15870] the[15980] weekend.[17390] There[18400] isn't[18750] just[19080] the[19210] Arena[19710] concert[20210] venue,[20900] there[21530] are[21800] also[22360] lots[22840] of[23030] other[23340] things[23700] to[23830] do:[24420] shopping,[25720] restaurants,[27110] exhibitions.[28910] I'm[29610] giving[29950] Melissa[30580] and[30910] Sarah[31380] a[31500] lift,[32290] so[33110] shall[33620] we[33760] all[33980] meet[34290] up[34580] for[34840] a[34920] coffee[35410] before[35820] the[35920] concert?[36960] I'll[37590] give[37820] you[37950] directions.[39500] OK,[40780] listen[41520] carefully.[42650]</w:t>
+            </w:r>
+          </w:p>
+          <w:p>
+            <w:pPr>
+              <w:tabs>
+                <w:tab w:val="left" w:pos="4413"/>
+              </w:tabs>
+              <w:rPr>
+                <w:rFonts w:ascii="Source Sans 3" w:hAnsi="Source Sans 3"/>
+                <w:sz w:val="23"/>
+                <w:szCs w:val="23"/>
+              </w:rPr>
+            </w:pPr>
+            <w:r>
+              <w:rPr>
+                <w:rFonts w:ascii="Source Sans 3" w:hAnsi="Source Sans 3"/>
+                <w:sz w:val="23"/>
+                <w:szCs w:val="23"/>
+              </w:rPr>
+              <w:t xml:space="preserve">As[43440] you[43620] walk[44100] through[44440] the[44560] main[44910] entrance,[45800] you[46250] come[46580] to[46730] a[46840] square[47510] with[47840] a[47970] big[48380] fountain[49010] in[49160] the[49270] middle.[49990] This[50590] is[50720] where[50920] people[51420] usually[51930] arrange[52330] to[52420] meet[52670] up[53210] and[53700] sometimes[54530] they[54790] have[55020] live[55370] music[55820] here.[56760] Beyond[57900] the[58060] square,[58720] on[59220] Main[59660] Avenue,[60450] on[60840] your[61040] right,[61700] there[62180] are[62340] several[62790] restaurants,[63920] and[64590] opposite[65110] these[65700] on[66000] your[66180] left[66890] is[67280] an[67440] exhibition[68110] centre.[68910] There[69560] used[69830] to[69920] be[70040] a[70150] cinema[70610] here,[71220] but[71760] they[71980] moved[72390] it[72600] when[72760] they[72910] finished[73320] building[73730] the[73870] Arena.[74930]</w:t>
+            </w:r>
+          </w:p>
+          <w:p>
+            <w:pPr>
+              <w:tabs>
+                <w:tab w:val="left" w:pos="4413"/>
+              </w:tabs>
+              <w:rPr>
+                <w:rFonts w:ascii="Source Sans 3" w:hAnsi="Source Sans 3"/>
+                <w:sz w:val="23"/>
+                <w:szCs w:val="23"/>
+              </w:rPr>
+            </w:pPr>
+            <w:r>
+              <w:rPr>
+                <w:rFonts w:ascii="Source Sans 3" w:hAnsi="Source Sans 3"/>
+                <w:sz w:val="23"/>
+                <w:szCs w:val="23"/>
+              </w:rPr>
+              <w:t xml:space="preserve">So[76090] there[76660] are[76820] several[77220] coffee[77540] shops[77810] to[77940] choose[78260] from,[79010] one[79870] near[80210] the[80340] fountain[81220] and[81810] one[82260] in[82470] the[82610] north[83000] end[83270] of[83360] the[83460] building,[84290] but[84980] I[85190] suggest[85870] that[86140] we[86270] go[86480] to[86640] the[86810] one[87110] at[87270] the[87470] end[87920] of[88150] Main[88510] Avenue,[89290] because[89920] it'll[90160] probably[90650] be[90850] less[91190] busy[91530] than[91720] the[91860] others.[92670] It's[93350] right[93720] at[93810] the[93980] end,[94660] after[95340] you[95480] pass[95810] the[96000] art[96300] gallery[96790] on[97030] the[97170] right.[98240] So[99460] shall[100030] we[100160] all[100360] meet[100590] there[100920] at[101220] seven[101600] o'clock?[102680]</w:t>
+            </w:r>
+          </w:p>
+          <w:p>
+            <w:pPr>
+              <w:tabs>
+                <w:tab w:val="left" w:pos="4413"/>
+              </w:tabs>
+              <w:rPr>
+                <w:rFonts w:ascii="Source Sans 3" w:hAnsi="Source Sans 3"/>
+                <w:sz w:val="23"/>
+                <w:szCs w:val="23"/>
+              </w:rPr>
+            </w:pPr>
+            <w:r>
+              <w:rPr>
+                <w:rFonts w:ascii="Source Sans 3" w:hAnsi="Source Sans 3"/>
+                <w:sz w:val="23"/>
+                <w:szCs w:val="23"/>
+              </w:rPr>
+              <w:t xml:space="preserve">Then,[104000] after[104630] we've[104810] had[104980] a[105050] coffee,[105800] to[106210] get[106490] into[106840] the[106990] Arena[107640] we[108000] just[108380] need[108730] to[108870] go[109050] through[109480] the[109610] shopping[109980] centre,[110680] which[111250] will[111390] be[111530] on[111710] our[111900] right[112470] once[112900] we[113010] go[113180] back[113540] down[113980] Main[114420] Avenue.[115550] It[116370] can[116730] be[116900] a[117000] bit[117210] tempting,[118030] but[118490] there's[118710] no[118900] other[119140] way[119350] to[119520] get[119760] there,[120250] as[120620] the[120760] Arena[121430] is[121780] the[121970] other[122260] side[122670] of[122770] it.[123430] Oh,[124410] and[124860] there[125080] are[125290] toilets[125940] beside[126410] the[126530] entrance[127090] if[127230] you[127370] need[127590] them.[128300] And[129040] then[129620] after[130130] the[130220] concert,[130950] they[131360] open[131700] the[131830] door[132130] opposite[132890] and[133270] you[133410] can[133570] go[133770] straight[134390] out[134750] into[135060] the[135190] car[135450] park,[136140] which[136690] is[136880] very[137270] convenient.[138770]</w:t>
+            </w:r>
+          </w:p>
+          <w:p>
+            <w:pPr>
+              <w:tabs>
+                <w:tab w:val="left" w:pos="4413"/>
+              </w:tabs>
+              <w:rPr>
+                <w:rFonts w:ascii="Source Sans 3" w:hAnsi="Source Sans 3"/>
+                <w:sz w:val="23"/>
+                <w:szCs w:val="23"/>
+              </w:rPr>
+            </w:pPr>
+            <w:r>
+              <w:rPr>
+                <w:rFonts w:ascii="Source Sans 3" w:hAnsi="Source Sans 3"/>
+                <w:sz w:val="23"/>
+                <w:szCs w:val="23"/>
+              </w:rPr>
+              <w:t xml:space="preserve">Let[139760] me[139900] know[140150] if[140310] you[140440] can[140620] make[140920] it[141070] for[141220] seven.[141980] I'm[142480] looking[142810] forward[143100] to[143220] seeing[143570] you[143970] -[143970] it's[144410] been[144640] a[144710] while.[148240]</w:t>
             </w:r>
           </w:p>
         </w:tc>
@@ -13140,87 +13140,87 @@
                 <w:sz w:val="23"/>
                 <w:szCs w:val="23"/>
               </w:rPr>
-              <w:t>First of all, welcome to our activity summer camp. I hope you enjoy all the activities we have on offer. We start our tour at the outdoor theatre here, where we hold many of our evening activities. From here you can see our various watersport activities. Directly in front of the campsite, on the edge of the lake, we have the kayaking centre. And then in front of the beach, we have an area reserved for diving. Swimming isn't permitted here.</w:t>
-            </w:r>
-          </w:p>
-          <w:p>
-            <w:pPr>
-              <w:tabs>
-                <w:tab w:val="left" w:pos="4413"/>
-              </w:tabs>
-              <w:rPr>
-                <w:rFonts w:ascii="Source Sans 3" w:hAnsi="Source Sans 3"/>
-                <w:sz w:val="23"/>
-                <w:szCs w:val="23"/>
-              </w:rPr>
-            </w:pPr>
-            <w:r>
-              <w:rPr>
-                <w:rFonts w:ascii="Source Sans 3" w:hAnsi="Source Sans 3"/>
-                <w:sz w:val="23"/>
-                <w:szCs w:val="23"/>
-              </w:rPr>
-              <w:t>If you like racket sports, just behind the beach you can practise badminton in the large building. That's quite popular in the evenings. We also have some outdoor tennis courts. We used to have basketball in the building too, but now you can play it on the court behind the building. And if these activities make you hungry, the path from there takes you straight to the café and dining hall.</w:t>
-            </w:r>
-          </w:p>
-          <w:p>
-            <w:pPr>
-              <w:tabs>
-                <w:tab w:val="left" w:pos="4413"/>
-              </w:tabs>
-              <w:rPr>
-                <w:rFonts w:ascii="Source Sans 3" w:hAnsi="Source Sans 3"/>
-                <w:sz w:val="23"/>
-                <w:szCs w:val="23"/>
-              </w:rPr>
-            </w:pPr>
-            <w:r>
-              <w:rPr>
-                <w:rFonts w:ascii="Source Sans 3" w:hAnsi="Source Sans 3"/>
-                <w:sz w:val="23"/>
-                <w:szCs w:val="23"/>
-              </w:rPr>
-              <w:t>However, we'll continue our walk along the lake shore and I'd like to draw your attention to two other areas. One is this part of the lake, which is perfect for swimming, but, for safety reasons, only when an instructor is present. Unfortunately we can't offer sailing as an option here this year. And I also want to point out, just across the lake, a track for cycling. Some people in the past have also gone running on the track, but there were a few accidents because there isn't enough space for runners and cyclists, so now running isn't allowed.</w:t>
-            </w:r>
-          </w:p>
-          <w:p>
-            <w:pPr>
-              <w:tabs>
-                <w:tab w:val="left" w:pos="4413"/>
-              </w:tabs>
-              <w:rPr>
-                <w:rFonts w:ascii="Source Sans 3" w:hAnsi="Source Sans 3"/>
-                <w:sz w:val="23"/>
-                <w:szCs w:val="23"/>
-              </w:rPr>
-            </w:pPr>
-            <w:r>
-              <w:rPr>
-                <w:rFonts w:ascii="Source Sans 3" w:hAnsi="Source Sans 3"/>
-                <w:sz w:val="23"/>
-                <w:szCs w:val="23"/>
-              </w:rPr>
-              <w:t>So now let's take this path here, towards the tennis courts. On our left, you can see there's a football field. Gary's our coach and he'll be organising tournaments during the week. He'll arrive tomorrow, because he's taking part in a rugby game today.</w:t>
-            </w:r>
-          </w:p>
-          <w:p>
-            <w:pPr>
-              <w:tabs>
-                <w:tab w:val="left" w:pos="4413"/>
-              </w:tabs>
-              <w:rPr>
-                <w:rFonts w:ascii="Source Sans 3" w:hAnsi="Source Sans 3"/>
-                <w:sz w:val="23"/>
-                <w:szCs w:val="23"/>
-              </w:rPr>
-            </w:pPr>
-            <w:r>
-              <w:rPr>
-                <w:rFonts w:ascii="Source Sans 3" w:hAnsi="Source Sans 3"/>
-                <w:sz w:val="23"/>
-                <w:szCs w:val="23"/>
-              </w:rPr>
-              <w:t>And now if we walk up to the right of the tennis courts, we can see the archery field, surrounded by trees. And in the building just to the right of this, you can hire equipment for the archery and buy snacks and drinks. It also has some table tennis tables, so you can go there and have a game if the weather turns bad.</w:t>
+              <w:t xml:space="preserve">[2580]First[2840] of[2950] all,[3400] welcome[4200] to[4450] our[4640] activity[5180] summer[5550] camp.[6330] I[6850] hope[7040] you[7150] enjoy[7560] all[7760] the[7900] activities[8520] we[8660] have[8910] on[9080] offer.[9880] We[10470] start[10910] our[11230] tour[11890] at[12260] the[12470] outdoor[13080] theatre[13560] here,[13940] where[14230] we[14340] hold[14600] many[14920] of[15110] our[15320] evening[15730] activities.[16820] From[17500] here[18120] you[18520] can[18710] see[19010] our[19240] various[19820] watersport[20580] activities.[21710] Directly[22710] in[22890] front[23120] of[23190] the[23300] campsite,[24120] on[24360] the[24530] edge[24800] of[24900] the[25030] lake,[25620] we[26000] have[26240] the[26350] kayaking[27050] centre.[28120] And[28270] then[28580] in[28830] front[29100] of[29190] the[29310] beach,[29900] we[30250] have[30560] an[30690] area[31030] reserved[31610] for[31810] diving.[32690] Swimming[33610] isn't[34050] permitted[34490] here.[35220]</w:t>
+            </w:r>
+          </w:p>
+          <w:p>
+            <w:pPr>
+              <w:tabs>
+                <w:tab w:val="left" w:pos="4413"/>
+              </w:tabs>
+              <w:rPr>
+                <w:rFonts w:ascii="Source Sans 3" w:hAnsi="Source Sans 3"/>
+                <w:sz w:val="23"/>
+                <w:szCs w:val="23"/>
+              </w:rPr>
+            </w:pPr>
+            <w:r>
+              <w:rPr>
+                <w:rFonts w:ascii="Source Sans 3" w:hAnsi="Source Sans 3"/>
+                <w:sz w:val="23"/>
+                <w:szCs w:val="23"/>
+              </w:rPr>
+              <w:t xml:space="preserve">If[35880] you[36040] like[36410] racket[36830] sports,[37620] just[38210] behind[38650] the[38750] beach[39150] you[39360] can[39520] practise[40040] badminton[40840] in[41110] the[41210] large[41510] building.[42340] That's[43040] quite[43370] popular[43860] in[43950] the[44100] evenings.[45090] We[45700] also[46140] have[46500] some[46710] outdoor[47250] tennis[47610] courts.[48370] We[48850] used[49130] to[49230] have[49510] basketball[50200] in[50290] the[50380] building[50810] too,[51340] but[51840] now[52180] you[52300] can[52460] play[52720] it[52950] on[53160] the[53280] court[53620] behind[54110] the[54220] building.[55090] And[55760] if[55870] these[56130] activities[56730] make[56960] you[57130] hungry,[57870] the[58320] path[58750] from[58970] there[59350] takes[59740] you[59910] straight[60400] to[60580] the[60700] café[61190] and[61440] dining[61820] hall.[62650]</w:t>
+            </w:r>
+          </w:p>
+          <w:p>
+            <w:pPr>
+              <w:tabs>
+                <w:tab w:val="left" w:pos="4413"/>
+              </w:tabs>
+              <w:rPr>
+                <w:rFonts w:ascii="Source Sans 3" w:hAnsi="Source Sans 3"/>
+                <w:sz w:val="23"/>
+                <w:szCs w:val="23"/>
+              </w:rPr>
+            </w:pPr>
+            <w:r>
+              <w:rPr>
+                <w:rFonts w:ascii="Source Sans 3" w:hAnsi="Source Sans 3"/>
+                <w:sz w:val="23"/>
+                <w:szCs w:val="23"/>
+              </w:rPr>
+              <w:t xml:space="preserve">However,[63760] we'll[64120] continue[64680] our[64890] walk[65210] along[65460] the[65580] lake[65850] shore[66570] and[67260] I'd[67430] like[67600] to[67690] draw[67960] your[68130] attention[68650] to[68840] two[69110] other[69410] areas.[70380] One[71180] is[71540] this[71770] part[72030] of[72100] the[72210] lake,[72740] which[73150] is[73350] perfect[73930] for[74100] swimming,[74800] but,[75340] for[75570] safety[75990] reasons,[76750] only[77320] when[77500] an[77620] instructor[78250] is[78390] present.[79350] Unfortunately[80790] we[81050] can't[81440] offer[81790] sailing[82410] as[82660] an[82800] option[83180] here[83410] this[83630] year.[84550] And[85550] I[85710] also[85980] want[86150] to[86230] point[86560] out,[86960] just[87360] across[87830] the[87970] lake,[88590] a[89040] track[89670] for[89920] cycling.[90940] Some[91670] people[92020] in[92110] the[92230] past[92700] have[92870] also[93180] gone[93520] running[93930] on[94060] the[94190] track,[94880] but[95410] there[95640] were[95820] a[95900] few[96180] accidents[96920] because[97360] there[97550] isn't[97840] enough[98110] space[98540] for[98700] runners[99200] and[99560] cyclists,[100620] so[101140] now[101540] running[102030] isn't[102350] allowed.[103560]</w:t>
+            </w:r>
+          </w:p>
+          <w:p>
+            <w:pPr>
+              <w:tabs>
+                <w:tab w:val="left" w:pos="4413"/>
+              </w:tabs>
+              <w:rPr>
+                <w:rFonts w:ascii="Source Sans 3" w:hAnsi="Source Sans 3"/>
+                <w:sz w:val="23"/>
+                <w:szCs w:val="23"/>
+              </w:rPr>
+            </w:pPr>
+            <w:r>
+              <w:rPr>
+                <w:rFonts w:ascii="Source Sans 3" w:hAnsi="Source Sans 3"/>
+                <w:sz w:val="23"/>
+                <w:szCs w:val="23"/>
+              </w:rPr>
+              <w:t xml:space="preserve">So[104490] now[104780] let's[105070] take[105340] this[105560] path[105940] here,[106570] towards[107290] the[107400] tennis[107710] courts.[108640] On[109310] our[109510] left,[110080] you[110340] can[110560] see[110940] there's[111280] a[111340] football[111740] field.[112500] Gary's[113350] our[113510] coach[114070] and[114440] he'll[114610] be[114740] organising[115390] tournaments[115910] during[116200] the[116310] week.[116970] He'll[117520] arrive[117890] tomorrow,[118380] because[118730] he's[118900] taking[119230] part[119520] in[119640] a[119730] rugby[120110] game[120420] today.[121540]</w:t>
+            </w:r>
+          </w:p>
+          <w:p>
+            <w:pPr>
+              <w:tabs>
+                <w:tab w:val="left" w:pos="4413"/>
+              </w:tabs>
+              <w:rPr>
+                <w:rFonts w:ascii="Source Sans 3" w:hAnsi="Source Sans 3"/>
+                <w:sz w:val="23"/>
+                <w:szCs w:val="23"/>
+              </w:rPr>
+            </w:pPr>
+            <w:r>
+              <w:rPr>
+                <w:rFonts w:ascii="Source Sans 3" w:hAnsi="Source Sans 3"/>
+                <w:sz w:val="23"/>
+                <w:szCs w:val="23"/>
+              </w:rPr>
+              <w:t xml:space="preserve">And[122470] now[122810] if[123000] we[123150] walk[123470] up[123610] to[123730] the[123890] right[124270] of[124370] the[124480] tennis[124790] courts,[125510] we[125890] can[126090] see[126350] the[126520] archery[126970] field,[127570] surrounded[128250] by[128420] trees.[129540] And[130440] in[130620] the[130750] building[131290] just[131620] to[131720] the[131840] right[132120] of[132220] this,[132770] you[133130] can[133370] hire[133600] equipment[134140] for[134320] the[134460] archery[135010] and[135360] buy[135670] snacks[136180] and[136300] drinks.[137310] It[137980] also[138320] has[138630] some[138820] table[139150] tennis[139460] tables,[140110] so[140480] you[140620] can[140770] go[140950] there[141300] and[141560] have[141820] a[141890] game[142240] if[142360] the[142470] weather[142780] turns[143140] bad.[146620]</w:t>
             </w:r>
           </w:p>
         </w:tc>
@@ -13289,27 +13289,27 @@
                 <w:sz w:val="23"/>
                 <w:szCs w:val="23"/>
               </w:rPr>
-              <w:t>Good morning. I'd like to thank the council for agreeing to this meeting and for welcoming us here today to explain to you our plans for Pine Woods Centre. Our aim is to make Pine Woods a place where people of all ages can come and enjoy their free time. The centre will feature our Tree Tops Challenge-only for the brave and fearless! For the less brave, and for families with children, there will be adventure playgrounds, indoor and outdoor, and a feeding area for farm animals and we will also offer cycle trails through the woods.</w:t>
-            </w:r>
-          </w:p>
-          <w:p>
-            <w:pPr>
-              <w:tabs>
-                <w:tab w:val="left" w:pos="4413"/>
-              </w:tabs>
-              <w:rPr>
-                <w:rFonts w:ascii="Source Sans 3" w:hAnsi="Source Sans 3"/>
-                <w:sz w:val="23"/>
-                <w:szCs w:val="23"/>
-              </w:rPr>
-            </w:pPr>
-            <w:r>
-              <w:rPr>
-                <w:rFonts w:ascii="Source Sans 3" w:hAnsi="Source Sans 3"/>
-                <w:sz w:val="23"/>
-                <w:szCs w:val="23"/>
-              </w:rPr>
-              <w:t>I'll give you an overview of Pine Woods first and then tell you more about each area in more detail. This first slide shows the overall layout of the centre and where all the activities will be situated. As you can see from the map, the entrance to this attraction will be on the south side. As visitors enter from the car park, they will walk along this path leading them to the café and gift shop. The gift shop will be where tickets are on sale and therefore needs to be near the entrance. So this building here on the right will be the café and the building on the left will be the gift shop. There will also be a picnic field behind the café for the warmer months. It's the area just to the right of the café as you look at the map. And in the bottom right-hand corner of the picnic field we're planning to have a barbecue area, where people can hire a barbecue and bring their own food to cook. It'll be great for parties. In summer we plan to have bands performing here in the evenings..</w:t>
+              <w:t xml:space="preserve">[2680]Good[2850] morning.[3620] I'd[4070] like[4270] to[4410] thank[4770] the[4920] council[5460] for[5650] agreeing[6130] to[6240] this[6430] meeting[7090] and[7580] for[7750] welcoming[8280] us[8470] here[8730] today[9170] to[9330] explain[9880] to[10050] you[10330] our[10620] plans[11250] for[11420] Pine[11880] Woods[12190] Centre.[13060] Our[13750] aim[14100] is[14330] to[14450] make[14700] Pine[15040] Woods[15620] a[15890] place[16260] where[16450] people[16860] of[17050] all[17350] ages[17900] can[18140] come[18550] and[18700] enjoy[19240] their[19520] free[19840] time.[20810] The[21400] centre[21790] will[21990] feature[22490] our[22740] Tree[23100] Tops[23630] Challenge-only[25130] for[25280] the[25400] brave[25910] and[26110] fearless![27010] For[27390] the[27500] less[27790] brave,[28490] and[28860] for[29010] families[29540] with[29700] children,[30370] there[30730] will[30900] be[31160] adventure[31860] playgrounds,[32770] indoor[33340] and[33620] outdoor,[34380] and[34820] a[34900] feeding[35350] area[35750] for[35980] farm[36340] animals[37090] and[37440] we[37560] will[37720] also[38010] offer[38370] cycle[38840] trails[39330] through[39590] the[39700] woods.[40790]</w:t>
+            </w:r>
+          </w:p>
+          <w:p>
+            <w:pPr>
+              <w:tabs>
+                <w:tab w:val="left" w:pos="4413"/>
+              </w:tabs>
+              <w:rPr>
+                <w:rFonts w:ascii="Source Sans 3" w:hAnsi="Source Sans 3"/>
+                <w:sz w:val="23"/>
+                <w:szCs w:val="23"/>
+              </w:rPr>
+            </w:pPr>
+            <w:r>
+              <w:rPr>
+                <w:rFonts w:ascii="Source Sans 3" w:hAnsi="Source Sans 3"/>
+                <w:sz w:val="23"/>
+                <w:szCs w:val="23"/>
+              </w:rPr>
+              <w:t xml:space="preserve">I'll[41610] give[41800] you[41910] an[42070] overview[42620] of[42780] Pine[43180] Woods[43530] first[44460] and[45130] then[45430] tell[45700] you[45830] more[46120] about[46500] each[46820] area[47290] in[47520] more[47740] detail.[48790] This[49610] first[50070] slide[50680] shows[51120] the[51300] overall[51930] layout[52500] of[52620] the[52760] centre[53480] and[53950] where[54270] all[54420] the[54560] activities[55260] will[55430] be[55540] situated.[56820] As[57470] you[57600] can[57800] see[58070] from[58260] the[58400] map,[58980] the[59420] entrance[60030] to[60170] this[60380] attraction[61120] will[61420] be[61530] on[61680] the[61840] south[62230] side.[63190] As[63840] visitors[64410] enter[64770] from[64960] the[65070] car[65360] park,[65950] they[66290] will[66490] walk[66810] along[67090] this[67310] path[67910] leading[68410] them[68580] to[68690] the[68810] café[69260] and[69530] gift[69800] shop.[70450] The[70890] gift[71150] shop[71470] will[71720] be[71860] where[72140] tickets[72620] are[72760] on[72940] sale[73600] and[73980] therefore[74430] needs[74770] to[74890] be[75040] near[75270] the[75380] entrance.[76460] So[77120] this[77350] building[77850] here[78100] on[78190] the[78310] right[78780] will[79050] be[79130] the[79250] café[79990] and[80470] the[80580] building[80950] on[81060] the[81180] left[81740] will[82050] be[82150] the[82290] gift[82580] shop.[83330] There[83890] will[84020] also[84330] be[84520] a[84670] picnic[85140] field[85610] behind[86070] the[86190] café[86660] for[86890] the[87010] warmer[87320] months.[88150] It's[88810] the[89000] area[89470] just[89820] to[89930] the[90100] right[90440] of[90530] the[90640] café[91120] as[91400] you[91520] look[91690] at[91760] the[91850] map.[92750] And[93500] in[93590] the[93720] bottom[94150] right-hand[94720] corner[95110] of[95210] the[95320] picnic[95700] field[96320] we're[96690] planning[97060] to[97170] have[97360] a[97450] barbecue[98090] area,[98720] where[99160] people[99540] can[99780] hire[100160] a[100220] barbecue[101030] and[101350] bring[101580] their[101770] own[102000] food[102380] to[102510] cook.[103090] It'll[103530] be[103640] great[104030] for[104190] parties.[105280] In[105990] summer[106350] we[106490] plan[106780] to[106950] have[107180] bands[107630] performing[108180] here[108450] in[108550] the[108680] evenings..[109900]</w:t>
             </w:r>
           </w:p>
           <w:p>
@@ -13330,67 +13330,67 @@
                 <w:szCs w:val="23"/>
               </w:rPr>
               <w:lastRenderedPageBreak/>
-              <w:t>To the west of the gift shop is where the Tree Tops Challenge will take place. There's a path here winding through the forest, and up in the trees there will be all sorts of high-level adventure apparatus-rope swings, awesome rope bridges and tunnels, and zip wires where you can fly way above the forest floor. This adventure experience will only be open to those aged 15 and over.</w:t>
-            </w:r>
-          </w:p>
-          <w:p>
-            <w:pPr>
-              <w:tabs>
-                <w:tab w:val="left" w:pos="4413"/>
-              </w:tabs>
-              <w:rPr>
-                <w:rFonts w:ascii="Source Sans 3" w:hAnsi="Source Sans 3"/>
-                <w:sz w:val="23"/>
-                <w:szCs w:val="23"/>
-              </w:rPr>
-            </w:pPr>
-            <w:r>
-              <w:rPr>
-                <w:rFonts w:ascii="Source Sans 3" w:hAnsi="Source Sans 3"/>
-                <w:sz w:val="23"/>
-                <w:szCs w:val="23"/>
-              </w:rPr>
-              <w:t>Beyond the Tree Tops Challenge there will be an adventure playground. To get to it, you go along this path from the entrance until you reach the crossroads, then you turn left. The young children's playground will have a fence around it, making it safer and keeping them away from the lake. The indoor play area, only for the very young, will be on the east side of the farm, near the café and just inside the picnic area.</w:t>
-            </w:r>
-          </w:p>
-          <w:p>
-            <w:pPr>
-              <w:tabs>
-                <w:tab w:val="left" w:pos="4413"/>
-              </w:tabs>
-              <w:rPr>
-                <w:rFonts w:ascii="Source Sans 3" w:hAnsi="Source Sans 3"/>
-                <w:sz w:val="23"/>
-                <w:szCs w:val="23"/>
-              </w:rPr>
-            </w:pPr>
-            <w:r>
-              <w:rPr>
-                <w:rFonts w:ascii="Source Sans 3" w:hAnsi="Source Sans 3"/>
-                <w:sz w:val="23"/>
-                <w:szCs w:val="23"/>
-              </w:rPr>
-              <w:t>And finally, let's turn our attention back to this area here, where the paths meet and form a crossroads. This path leading to the east end of the farm will take our visitors to the area which houses the farm animals. Children will be able to watch the animals being fed and cared for, and in some instances they will be able to feed the animals themselves. The sheep will be in this first area on the right here, directly opposite the pigs, and the goats will go at the very end there. We haven't quite decided on the other areas yet.</w:t>
-            </w:r>
-          </w:p>
-          <w:p>
-            <w:pPr>
-              <w:tabs>
-                <w:tab w:val="left" w:pos="4413"/>
-              </w:tabs>
-              <w:rPr>
-                <w:rFonts w:ascii="Source Sans 3" w:hAnsi="Source Sans 3"/>
-                <w:sz w:val="23"/>
-                <w:szCs w:val="23"/>
-              </w:rPr>
-            </w:pPr>
-            <w:r>
-              <w:rPr>
-                <w:rFonts w:ascii="Source Sans 3" w:hAnsi="Source Sans 3"/>
-                <w:sz w:val="23"/>
-                <w:szCs w:val="23"/>
-              </w:rPr>
-              <w:t>So those are our plans. We hope they will be approved, and we look forward to welcoming you back in the not too distant future to see the final result.</w:t>
+              <w:t xml:space="preserve">To[110650] the[110770] west[111120] of[111220] the[111320] gift[111600] shop[112020] is[112300] where[112540] the[112680] Tree[112980] Tops[113390] Challenge[113940] will[114110] take[114380] place.[115180] There's[115740] a[115810] path[116210] here[116520] winding[117020] through[117250] the[117340] forest,[118010] and[118310] up[118470] in[118570] the[118690] trees[119310] there[119570] will[119690] be[119820] all[120150] sorts[120630] of[120800] high-level[121450] adventure[122060] apparatus-rope[123570] swings,[124370] awesome[125140] rope[125420] bridges[125910] and[126080] tunnels,[126770] and[127060] zip[127300] wires[127790] where[127980] you[128100] can[128310] fly[128800] way[129130] above[129510] the[129640] forest[130040] floor.[130880] This[131570] adventure[132100] experience[132850] will[133100] only[133410] be[133570] open[134010] to[134190] those[134650] aged[135150] 15[135790] and[135970] over.[136940]</w:t>
+            </w:r>
+          </w:p>
+          <w:p>
+            <w:pPr>
+              <w:tabs>
+                <w:tab w:val="left" w:pos="4413"/>
+              </w:tabs>
+              <w:rPr>
+                <w:rFonts w:ascii="Source Sans 3" w:hAnsi="Source Sans 3"/>
+                <w:sz w:val="23"/>
+                <w:szCs w:val="23"/>
+              </w:rPr>
+            </w:pPr>
+            <w:r>
+              <w:rPr>
+                <w:rFonts w:ascii="Source Sans 3" w:hAnsi="Source Sans 3"/>
+                <w:sz w:val="23"/>
+                <w:szCs w:val="23"/>
+              </w:rPr>
+              <w:t xml:space="preserve">Beyond[137960] the[138110] Tree[138380] Tops[138740] Challenge[139270] there[139410] will[139570] be[139720] an[139850] adventure[140400] playground.[141510] To[142020] get[142240] to[142400] it,[142820] you[143130] go[143260] along[143660] this[143920] path[144400] from[144600] the[144710] entrance[145320] until[145680] you[145810] reach[146100] the[146240] crossroads,[147200] then[147590] you[147700] turn[147950] left.[148750] The[149330] young[149610] children's[150190] playground[150780] will[150930] have[151080] a[151160] fence[151540] around[151880] it,[152210] making[152740] it[152910] safer[153430] and[153710] keeping[154100] them[154240] away[154520] from[154710] the[154820] lake.[155730] The[156480] indoor[156960] play[157240] area,[157550] only[157870] for[158030] the[158140] very[158440] young,[158950] will[159340] be[159490] on[159630] the[159790] east[160200] side[160550] of[160610] the[160730] farm,[161280] near[161640] the[161740] café[162240] and[162550] just[162870] inside[163350] the[163450] picnic[163890] area.[164840]</w:t>
+            </w:r>
+          </w:p>
+          <w:p>
+            <w:pPr>
+              <w:tabs>
+                <w:tab w:val="left" w:pos="4413"/>
+              </w:tabs>
+              <w:rPr>
+                <w:rFonts w:ascii="Source Sans 3" w:hAnsi="Source Sans 3"/>
+                <w:sz w:val="23"/>
+                <w:szCs w:val="23"/>
+              </w:rPr>
+            </w:pPr>
+            <w:r>
+              <w:rPr>
+                <w:rFonts w:ascii="Source Sans 3" w:hAnsi="Source Sans 3"/>
+                <w:sz w:val="23"/>
+                <w:szCs w:val="23"/>
+              </w:rPr>
+              <w:t xml:space="preserve">And[165990] finally,[166670] let's[167070] turn[167370] our[167520] attention[168090] back[168390] to[168580] this[168920] area[169350] here,[169890] where[170210] the[170310] paths[170760] meet[171080] and[171280] form[171520] a[171580] crossroads.[172840] This[173620] path[174060] leading[174460] to[174560] the[174720] east[175100] end[175360] of[175450] the[175560] farm[176140] will[176590] take[176890] our[177060] visitors[177570] to[177700] the[177870] area[178320] which[178620] houses[179110] the[179260] farm[179620] animals.[180480] Children[181250] will[181430] be[181560] able[181890] to[182030] watch[182380] the[182540] animals[182970] being[183290] fed[183710] and[183910] cared[184270] for,[184980] and[185580] in[185720] some[185960] instances[186640] they[186850] will[187050] be[187160] able[187420] to[187550] feed[187880] the[188030] animals[188470] themselves.[189550] The[190020] sheep[190350] will[190550] be[190670] in[190810] this[191040] first[191480] area[191850] on[191990] the[192100] right[192460] here,[192980] directly[193750] opposite[194130] the[194240] pigs,[194990] and[195420] the[195560] goats[195970] will[196150] go[196260] at[196390] the[196480] very[196770] end[197030] there.[197780] We[198320] haven't[198550] quite[198850] decided[199360] on[199450] the[199570] other[199810] areas[200220] yet.[201190]</w:t>
+            </w:r>
+          </w:p>
+          <w:p>
+            <w:pPr>
+              <w:tabs>
+                <w:tab w:val="left" w:pos="4413"/>
+              </w:tabs>
+              <w:rPr>
+                <w:rFonts w:ascii="Source Sans 3" w:hAnsi="Source Sans 3"/>
+                <w:sz w:val="23"/>
+                <w:szCs w:val="23"/>
+              </w:rPr>
+            </w:pPr>
+            <w:r>
+              <w:rPr>
+                <w:rFonts w:ascii="Source Sans 3" w:hAnsi="Source Sans 3"/>
+                <w:sz w:val="23"/>
+                <w:szCs w:val="23"/>
+              </w:rPr>
+              <w:t xml:space="preserve">So[202180] those[202610] are[202740] our[202890] plans.[203700] We[204040] hope[204270] they[204370] will[204510] be[204590] approved,[205440] and[205820] we[205950] look[206170] forward[206560] to[206700] welcoming[207240] you[207380] back[207790] in[207950] the[208090] not[208310] too[208480] distant[208900] future[209490] to[209750] see[210060] the[210240] final[210660] result.[214260]</w:t>
             </w:r>
           </w:p>
         </w:tc>
@@ -13459,15 +13459,15 @@
                 <w:sz w:val="23"/>
                 <w:szCs w:val="23"/>
               </w:rPr>
-              <w:t>I'm going to talk about a hobby I'd like to take up in the future. I really want to learn ballroom dancing. This is because I love Latin music and I love the way the dancers move and shake. I also want to give myself a challenge and learn something new. Watching ballroom dancing always makes me feel excited. I don't think it'll be too difficult for me, because I already do ballet and tap dancing. I like learning new steps. For example, I really want to learn the tango or the samba because these are exciting and look good to people watching. I've tried Flamenco dancing but I'm not very good. I'm also worried about finding the right dance partner, because I'll be a little slow to learn in the beginning. So I might</w:t>
-            </w:r>
-            <w:r>
-              <w:rPr>
-                <w:rFonts w:ascii="Source Sans 3" w:hAnsi="Source Sans 3"/>
-                <w:sz w:val="23"/>
-                <w:szCs w:val="23"/>
-              </w:rPr>
-              <w:t xml:space="preserve"> </w:t>
+              <w:t xml:space="preserve">[2680]I'm[2800] going[3140] to[3330] talk[3710] about[4080] a[4180] hobby[4650] I'd[4930] like[5210] to[5340] take[5640] up[5820] in[5930] the[6040] future.[6960] I[7490] really[7810] want[8030] to[8160] learn[8590] ballroom[9200] dancing.[10250] This[10930] is[11070] because[11590] I[11770] love[12290] Latin[12810] music[13520] and[13940] I[14060] love[14360] the[14480] way[14720] the[14890] dancers[15540] move[16060] and[16300] shake.[17150] I[17660] also[18090] want[18380] to[18500] give[18770] myself[19280] a[19390] challenge[20250] and[20640] learn[21090] something[21590] new.[22370] Watching[23440] ballroom[23940] dancing[24670] always[25370] makes[25780] me[25930] feel[26210] excited.[27340] I[27960] don't[28370] think[28730] it'll[29050] be[29220] too[29570] difficult[30140] for[30330] me,[30770] because[31600] I[31750] already[32220] do[32500] ballet[33140] and[33550] tap[33910] dancing.[34940] I[35480] like[35850] learning[36350] new[36570] steps.[37440] For[37950] example,[38730] I[39030] really[39350] want[39580] to[39710] learn[40070] the[40250] tango[41040] or[41470] the[41710] samba[42390] because[43090] these[43460] are[43640] exciting[44510] and[44810] look[45050] good[45390] to[45570] people[45940] watching.[46960] I've[47630] tried[48070] Flamenco[48720] dancing[49450] but[50010] I'm[50360] not[50600] very[50910] good.[51690] I'm[52260] also[52700] worried[53180] about[53540] finding[54070] the[54200] right[54490] dance[54910] partner,[55690] because[56760] I'll[57160] be[57340] a[57460] little[57860] slow[58290] to[58470] learn[58860] in[58970] the[59070] beginning.[59870] So[60490] I[60730] might</w:t>
+            </w:r>
+            <w:r>
+              <w:rPr>
+                <w:rFonts w:ascii="Source Sans 3" w:hAnsi="Source Sans 3"/>
+                <w:sz w:val="23"/>
+                <w:szCs w:val="23"/>
+              </w:rPr>
+              <w:t xml:space="preserve">[61000] </w:t>
             </w:r>
             <w:r>
               <w:rPr>
@@ -13483,31 +13483,31 @@
                 <w:sz w:val="23"/>
                 <w:szCs w:val="23"/>
               </w:rPr>
-              <w:t xml:space="preserve"> </w:t>
-            </w:r>
-            <w:r>
-              <w:rPr>
-                <w:rFonts w:ascii="Source Sans 3" w:hAnsi="Source Sans 3"/>
-                <w:sz w:val="23"/>
-                <w:szCs w:val="23"/>
-              </w:rPr>
-              <w:t>over sometimes. In fact</w:t>
-            </w:r>
-            <w:r>
-              <w:rPr>
-                <w:rFonts w:ascii="Source Sans 3" w:hAnsi="Source Sans 3"/>
-                <w:sz w:val="23"/>
-                <w:szCs w:val="23"/>
-              </w:rPr>
-              <w:t xml:space="preserve"> </w:t>
-            </w:r>
-            <w:r>
-              <w:rPr>
-                <w:rFonts w:ascii="Source Sans 3" w:hAnsi="Source Sans 3"/>
-                <w:sz w:val="23"/>
-                <w:szCs w:val="23"/>
-              </w:rPr>
-              <w:t>I'll probably fall over quite a lot!</w:t>
+              <w:t xml:space="preserve">[61300] </w:t>
+            </w:r>
+            <w:r>
+              <w:rPr>
+                <w:rFonts w:ascii="Source Sans 3" w:hAnsi="Source Sans 3"/>
+                <w:sz w:val="23"/>
+                <w:szCs w:val="23"/>
+              </w:rPr>
+              <w:t xml:space="preserve">over[61620] sometimes.[62720] In[63190] fact</w:t>
+            </w:r>
+            <w:r>
+              <w:rPr>
+                <w:rFonts w:ascii="Source Sans 3" w:hAnsi="Source Sans 3"/>
+                <w:sz w:val="23"/>
+                <w:szCs w:val="23"/>
+              </w:rPr>
+              <w:t xml:space="preserve">[63740] </w:t>
+            </w:r>
+            <w:r>
+              <w:rPr>
+                <w:rFonts w:ascii="Source Sans 3" w:hAnsi="Source Sans 3"/>
+                <w:sz w:val="23"/>
+                <w:szCs w:val="23"/>
+              </w:rPr>
+              <w:t xml:space="preserve">I'll[64110] probably[64540] fall[64880] over[65190] quite[65500] a[65580] lot![69220]</w:t>
             </w:r>
           </w:p>
         </w:tc>

--- a/assets/data/Mindset 01/Mindset1- Audio Scripts_markers.docx
+++ b/assets/data/Mindset 01/Mindset1- Audio Scripts_markers.docx
@@ -13576,27 +13576,27 @@
                 <w:sz w:val="23"/>
                 <w:szCs w:val="23"/>
               </w:rPr>
-              <w:t>I'm going to tell you about a leisure activity I'd like to do in the future. I'd really like to learn how to play the acoustic guitar. This is because I love music and I love the beautiful sound this kind of guitar makes. I also want to give myself a challenge and learn something new. I don't think it'll be too difficult for me because I already know how to read music. I play the piano but I'm not very good. I think playing the guitar will be easier. I also like the fact that you can carry a guitar round easily and play it anywhere. For example I can play it in the park or on the beach.</w:t>
-            </w:r>
-          </w:p>
-          <w:p>
-            <w:pPr>
-              <w:tabs>
-                <w:tab w:val="left" w:pos="4413"/>
-              </w:tabs>
-              <w:rPr>
-                <w:rFonts w:ascii="Source Sans 3" w:hAnsi="Source Sans 3"/>
-                <w:sz w:val="23"/>
-                <w:szCs w:val="23"/>
-              </w:rPr>
-            </w:pPr>
-            <w:r>
-              <w:rPr>
-                <w:rFonts w:ascii="Source Sans 3" w:hAnsi="Source Sans 3"/>
-                <w:sz w:val="23"/>
-                <w:szCs w:val="23"/>
-              </w:rPr>
-              <w:t>I can't think about learning it at the moment because I'm too busy. I need to focus on my studies and prepare for my exams. I think that I'd like to take up the guitar next year. All my exams will be over by then, so I'll have more time, and more money too. In fact, I'll need money to pay for lessons! I think that learning the guitar would change my life in a positive way. If I learn to play it really well, I'll start my own band. I'd love to perform live on stage at a concert. I think that would be fantastic!</w:t>
+              <w:t xml:space="preserve">[2920]I'm[3070] going[3360] to[3470] tell[3720] you[3920] about[4270] a[4350] leisure[4730] activity[5430] I'd[5670] like[5920] to[6040] do[6240] in[6400] the[6500] future.[7510] I'd[8150] really[8500] like[8800] to[8920] learn[9240] how[9430] to[9550] play[9870] the[10030] acoustic[10520] guitar.[11420] This[12110] is[12250] because[12940] I[13140] love[13480] music[14230] and[14640] I[14730] love[15130] the[15300] beautiful[15820] sound[16330] this[16630] kind[16960] of[17060] guitar[17450] makes.[18360] I[18920] also[19260] want[19540] to[19660] give[19850] myself[20290] a[20390] challenge[21180] and[21550] learn[21990] something[22480] new.[23390] I[24200] don't[24520] think[24830] it'll[25110] be[25310] too[25580] difficult[26150] for[26330] me[26770] because[27850] I[28040] already[28450] know[28660] how[28820] to[28950] read[29260] music.[30270] I[30870] play[31110] the[31230] piano[32050] but[32930] I'm[33210] not[33420] very[33660] good.[34380] I[34870] think[35240] playing[35630] the[35730] guitar[36160] will[36330] be[36470] easier.[37550] I[38250] also[38590] like[38830] the[38930] fact[39420] that[39750] you[39890] can[40100] carry[40430] a[40510] guitar[40960] round[41430] easily[41880] and[42100] play[42370] it[42510] anywhere.[43330] For[43840] example[44630] I[44960] can[45150] play[45480] it[45820] in[46230] the[46440] park[46990] or[47560] on[47710] the[47840] beach.[48840]</w:t>
+            </w:r>
+          </w:p>
+          <w:p>
+            <w:pPr>
+              <w:tabs>
+                <w:tab w:val="left" w:pos="4413"/>
+              </w:tabs>
+              <w:rPr>
+                <w:rFonts w:ascii="Source Sans 3" w:hAnsi="Source Sans 3"/>
+                <w:sz w:val="23"/>
+                <w:szCs w:val="23"/>
+              </w:rPr>
+            </w:pPr>
+            <w:r>
+              <w:rPr>
+                <w:rFonts w:ascii="Source Sans 3" w:hAnsi="Source Sans 3"/>
+                <w:sz w:val="23"/>
+                <w:szCs w:val="23"/>
+              </w:rPr>
+              <w:t xml:space="preserve">I[49510] can't[49840] think[50100] about[50420] learning[50810] it[50980] at[51170] the[51310] moment[52010] because[52590] I'm[52800] too[53020] busy.[53780] I[54290] need[54500] to[54610] focus[55060] on[55200] my[55360] studies[55960] and[56160] prepare[56530] for[56660] my[56830] exams.[57970] I[58580] think[58840] that[59050] I'd[59190] like[59410] to[59520] take[59770] up[59890] the[60000] guitar[60500] next[60930] year.[61600] All[62190] my[62350] exams[62850] will[62990] be[63140] over[63490] by[63680] then,[64200] so[64840] I'll[65240] have[65580] more[65820] time,[66580] and[67040] more[67260] money[67610] too.[68300] In[68870] fact,[69440] I'll[69810] need[70010] money[70330] to[70470] pay[70670] for[70820] lessons![72040] I[72790] think[73070] that[73270] learning[73650] the[73760] guitar[74230] would[74550] change[74990] my[75170] life[75610] in[75800] a[75870] positive[76420] way.[77110] If[77780] I[77890] learn[78130] to[78260] play[78530] it[78780] really[79190] well,[79790] I'll[80260] start[80670] my[80860] own[81050] band.[81830] I'd[82330] love[82620] to[82720] perform[83180] live[83620] on[83780] stage[84230] at[84320] a[84390] concert.[85310] I[85740] think[85990] that[86270] would[86450] be[86570] fantastic![90540]</w:t>
             </w:r>
           </w:p>
         </w:tc>
@@ -13663,93 +13663,93 @@
               <w:rPr>
                 <w:rStyle w:val="NotSpokenChar"/>
               </w:rPr>
-              <w:t xml:space="preserve">Examiner: </w:t>
-            </w:r>
-            <w:r>
-              <w:rPr>
-                <w:rFonts w:ascii="Source Sans 3" w:hAnsi="Source Sans 3"/>
-                <w:sz w:val="23"/>
-                <w:szCs w:val="23"/>
-              </w:rPr>
-              <w:t>Do you generally enjoy trying new things?</w:t>
-            </w:r>
-          </w:p>
-          <w:p>
-            <w:pPr>
-              <w:tabs>
-                <w:tab w:val="left" w:pos="4413"/>
-              </w:tabs>
-              <w:rPr>
-                <w:rFonts w:ascii="Source Sans 3" w:hAnsi="Source Sans 3"/>
-                <w:sz w:val="23"/>
-                <w:szCs w:val="23"/>
-              </w:rPr>
-            </w:pPr>
-            <w:r>
-              <w:rPr>
-                <w:rStyle w:val="NotSpokenChar"/>
-              </w:rPr>
-              <w:t>Candidate 1:</w:t>
-            </w:r>
-            <w:r>
-              <w:rPr>
-                <w:rFonts w:ascii="Source Sans 3" w:hAnsi="Source Sans 3"/>
-                <w:sz w:val="23"/>
-                <w:szCs w:val="23"/>
-              </w:rPr>
-              <w:t xml:space="preserve"> Yes, I would say I like to try new things, meet new people. It's something that is very important to me.</w:t>
-            </w:r>
-          </w:p>
-          <w:p>
-            <w:pPr>
-              <w:tabs>
-                <w:tab w:val="left" w:pos="4413"/>
-              </w:tabs>
-              <w:rPr>
-                <w:rFonts w:ascii="Source Sans 3" w:hAnsi="Source Sans 3"/>
-                <w:sz w:val="23"/>
-                <w:szCs w:val="23"/>
-              </w:rPr>
-            </w:pPr>
-            <w:r>
-              <w:rPr>
-                <w:rStyle w:val="NotSpokenChar"/>
-              </w:rPr>
-              <w:t xml:space="preserve">Examiner: </w:t>
-            </w:r>
-            <w:r>
-              <w:rPr>
-                <w:rFonts w:ascii="Source Sans 3" w:hAnsi="Source Sans 3"/>
-                <w:sz w:val="23"/>
-                <w:szCs w:val="23"/>
-              </w:rPr>
-              <w:t>Is there any other activity you would like to try one day?</w:t>
-            </w:r>
-          </w:p>
-          <w:p>
-            <w:pPr>
-              <w:tabs>
-                <w:tab w:val="left" w:pos="4413"/>
-              </w:tabs>
-              <w:rPr>
-                <w:rFonts w:ascii="Source Sans 3" w:hAnsi="Source Sans 3"/>
-                <w:sz w:val="23"/>
-                <w:szCs w:val="23"/>
-              </w:rPr>
-            </w:pPr>
-            <w:r>
-              <w:rPr>
-                <w:rStyle w:val="NotSpokenChar"/>
-              </w:rPr>
-              <w:t>Candidate 2:</w:t>
-            </w:r>
-            <w:r>
-              <w:rPr>
-                <w:rFonts w:ascii="Source Sans 3" w:hAnsi="Source Sans 3"/>
-                <w:sz w:val="23"/>
-                <w:szCs w:val="23"/>
-              </w:rPr>
-              <w:t xml:space="preserve"> Yes, I've always thought about windsurfing, I mean, I'm a big fan of the ocean and love water sports, so it's next on my list of things to do.</w:t>
+              <w:t xml:space="preserve">[2860]Examiner:[2860] </w:t>
+            </w:r>
+            <w:r>
+              <w:rPr>
+                <w:rFonts w:ascii="Source Sans 3" w:hAnsi="Source Sans 3"/>
+                <w:sz w:val="23"/>
+                <w:szCs w:val="23"/>
+              </w:rPr>
+              <w:t xml:space="preserve">Do[2980] you[3210] generally[3800] enjoy[4410] trying[4940] new[5200] things?[5760]</w:t>
+            </w:r>
+          </w:p>
+          <w:p>
+            <w:pPr>
+              <w:tabs>
+                <w:tab w:val="left" w:pos="4413"/>
+              </w:tabs>
+              <w:rPr>
+                <w:rFonts w:ascii="Source Sans 3" w:hAnsi="Source Sans 3"/>
+                <w:sz w:val="23"/>
+                <w:szCs w:val="23"/>
+              </w:rPr>
+            </w:pPr>
+            <w:r>
+              <w:rPr>
+                <w:rStyle w:val="NotSpokenChar"/>
+              </w:rPr>
+              <w:t xml:space="preserve">Candidate[6110] 1:</w:t>
+            </w:r>
+            <w:r>
+              <w:rPr>
+                <w:rFonts w:ascii="Source Sans 3" w:hAnsi="Source Sans 3"/>
+                <w:sz w:val="23"/>
+                <w:szCs w:val="23"/>
+              </w:rPr>
+              <w:t xml:space="preserve">[6460] Yes,[6850] I[7040] would[7240] say[7510] I[7630] like[7880] to[8000] try[8350] new[8580] things,[9260] meet[9800] new[10090] people.[10740] It's[11160] something[11560] that[11750] is[11900] very[12140] important[12700] to[12810] me.[12900]</w:t>
+            </w:r>
+          </w:p>
+          <w:p>
+            <w:pPr>
+              <w:tabs>
+                <w:tab w:val="left" w:pos="4413"/>
+              </w:tabs>
+              <w:rPr>
+                <w:rFonts w:ascii="Source Sans 3" w:hAnsi="Source Sans 3"/>
+                <w:sz w:val="23"/>
+                <w:szCs w:val="23"/>
+              </w:rPr>
+            </w:pPr>
+            <w:r>
+              <w:rPr>
+                <w:rStyle w:val="NotSpokenChar"/>
+              </w:rPr>
+              <w:t xml:space="preserve">Examiner:[13640] </w:t>
+            </w:r>
+            <w:r>
+              <w:rPr>
+                <w:rFonts w:ascii="Source Sans 3" w:hAnsi="Source Sans 3"/>
+                <w:sz w:val="23"/>
+                <w:szCs w:val="23"/>
+              </w:rPr>
+              <w:t xml:space="preserve">Is[13790] there[14000] any[14250] other[14630] activity[15320] you[15470] would[15640] like[15880] to[16000] try[16360] one[16560] day?[16820]</w:t>
+            </w:r>
+          </w:p>
+          <w:p>
+            <w:pPr>
+              <w:tabs>
+                <w:tab w:val="left" w:pos="4413"/>
+              </w:tabs>
+              <w:rPr>
+                <w:rFonts w:ascii="Source Sans 3" w:hAnsi="Source Sans 3"/>
+                <w:sz w:val="23"/>
+                <w:szCs w:val="23"/>
+              </w:rPr>
+            </w:pPr>
+            <w:r>
+              <w:rPr>
+                <w:rStyle w:val="NotSpokenChar"/>
+              </w:rPr>
+              <w:t xml:space="preserve">Candidate[17170] 2:</w:t>
+            </w:r>
+            <w:r>
+              <w:rPr>
+                <w:rFonts w:ascii="Source Sans 3" w:hAnsi="Source Sans 3"/>
+                <w:sz w:val="23"/>
+                <w:szCs w:val="23"/>
+              </w:rPr>
+              <w:t xml:space="preserve">[17520] Yes,[18060] I've[18440] always[18780] thought[19080] about[19440] windsurfing,[20480] I[20800] mean,[21180] I'm[21460] a[21530] big[21760] fan[22060] of[22160] the[22290] ocean[22810] and[23050] love[23420] water[23810] sports,[24490] so[24930] it's[25200] next[25630] on[25790] my[25950] list[26180] of[26300] things[26600] to[26710] do.[30100]</w:t>
             </w:r>
           </w:p>
         </w:tc>
@@ -13820,15 +13820,15 @@
                 <w:sz w:val="23"/>
                 <w:szCs w:val="23"/>
               </w:rPr>
-              <w:t>to</w:t>
-            </w:r>
-            <w:r>
-              <w:rPr>
-                <w:rFonts w:ascii="Source Sans 3" w:hAnsi="Source Sans 3"/>
-                <w:sz w:val="23"/>
-                <w:szCs w:val="23"/>
-              </w:rPr>
-              <w:t>: I want to go now.</w:t>
+              <w:t xml:space="preserve">[2820]to</w:t>
+            </w:r>
+            <w:r>
+              <w:rPr>
+                <w:rFonts w:ascii="Source Sans 3" w:hAnsi="Source Sans 3"/>
+                <w:sz w:val="23"/>
+                <w:szCs w:val="23"/>
+              </w:rPr>
+              <w:t xml:space="preserve">:[4910] I[6920] want[7170] to[7310] go[7510] now.[9420]</w:t>
             </w:r>
           </w:p>
           <w:p>
@@ -13858,7 +13858,7 @@
                 <w:sz w:val="23"/>
                 <w:szCs w:val="23"/>
               </w:rPr>
-              <w:t>: You have to wear a shirt an' tie.</w:t>
+              <w:t xml:space="preserve">:[14420] You[17580] have[17870] to[17970] wear[18210] a[18290] shirt[18670] an'[18830] tie.[20840]</w:t>
             </w:r>
           </w:p>
           <w:p>
@@ -13888,7 +13888,7 @@
                 <w:sz w:val="23"/>
                 <w:szCs w:val="23"/>
               </w:rPr>
-              <w:t>: Wait a minute.</w:t>
+              <w:t xml:space="preserve">:[24350] Wait[26510] a[26590] minute.[28510]</w:t>
             </w:r>
           </w:p>
           <w:p>
@@ -13918,7 +13918,7 @@
                 <w:sz w:val="23"/>
                 <w:szCs w:val="23"/>
               </w:rPr>
-              <w:t>: Get me a glass of water.</w:t>
+              <w:t xml:space="preserve">:[32250] Get[34330] me[34450] a[34530] glass[34890] of[35030] water.[38250]</w:t>
             </w:r>
           </w:p>
           <w:p>
@@ -13948,7 +13948,7 @@
                 <w:sz w:val="23"/>
                 <w:szCs w:val="23"/>
               </w:rPr>
-              <w:t>: Will you lend me some money?</w:t>
+              <w:t xml:space="preserve">:[42180] Will[43290] you[43440] lend[43650] me[43760] some[43970] money?[45870]</w:t>
             </w:r>
           </w:p>
           <w:p>
@@ -13978,7 +13978,7 @@
                 <w:sz w:val="23"/>
                 <w:szCs w:val="23"/>
               </w:rPr>
-              <w:t>: This is for you.</w:t>
+              <w:t xml:space="preserve">:[49770] This[51890] is[52070] for[52240] you.[54120]</w:t>
             </w:r>
           </w:p>
           <w:p>
@@ -14008,7 +14008,7 @@
                 <w:sz w:val="23"/>
                 <w:szCs w:val="23"/>
               </w:rPr>
-              <w:t>: I come from London.</w:t>
+              <w:t xml:space="preserve">:[58190] I[60220] come[60460] from[60670] London.[64300]</w:t>
             </w:r>
           </w:p>
         </w:tc>
@@ -14077,27 +14077,27 @@
                 <w:sz w:val="23"/>
                 <w:szCs w:val="23"/>
               </w:rPr>
-              <w:t>Justin Bieber's rise to fame is an interesting story. He was interested in music from a very early age and he taught himself how to play a whole selection of musical instruments, which I think is rare in youngsters these days. Like a lot of teenagers who want to be pop stars, he learnt the guitar. But, whereas very few of those teenagers put in the effort needed to be successful, Bieber, on the other hand, not only learnt how to play the piano as well, but also mastered the drums and even the trumpet! One day he hopes to learn the violin.</w:t>
-            </w:r>
-          </w:p>
-          <w:p>
-            <w:pPr>
-              <w:tabs>
-                <w:tab w:val="left" w:pos="4413"/>
-              </w:tabs>
-              <w:rPr>
-                <w:rFonts w:ascii="Source Sans 3" w:hAnsi="Source Sans 3"/>
-                <w:sz w:val="23"/>
-                <w:szCs w:val="23"/>
-              </w:rPr>
-            </w:pPr>
-            <w:r>
-              <w:rPr>
-                <w:rFonts w:ascii="Source Sans 3" w:hAnsi="Source Sans 3"/>
-                <w:sz w:val="23"/>
-                <w:szCs w:val="23"/>
-              </w:rPr>
-              <w:t>He was clearly gifted, and his mother used to arrange for him to take part in local competitions. He came second in one, and his mother posted his performance on YouTube. She kept posting other clips of him singing, and soon these attracted a number of fans who started following him, though at this point he still hadn't found fame. His big break came when a music executive came across these videos by accident when he was looking for a performance by a different artist. He immediately recognised Bieber's talent and gave the teenager a contract with his recording company. His first record was a worldwide hit. He shot to fame in just two years and is now a global superstar, one of the most well-known performers the world has ever seen.</w:t>
+              <w:t xml:space="preserve">[2660]Justin[3040] Bieber's[3490] rise[3850] to[3980] fame[4470] is[4730] an[4850] interesting[5340] story.[6310] He[6950] was[7130] interested[7600] in[7730] music[8290] from[8530] a[8620] very[9040] early[9540] age[10190] and[10540] he[10650] taught[10930] himself[11420] how[11570] to[11670] play[11870] a[11930] whole[12160] selection[12680] of[12780] musical[13220] instruments,[14220] which[14740] I[14820] think[15020] is[15170] rare[15550] in[15680] youngsters[16220] these[16490] days.[17400] Like[18070] a[18130] lot[18360] of[18470] teenagers[19210] who[19390] want[19630] to[19710] be[19860] pop[20240] stars,[21100] he[21530] learnt[21750] the[21830] guitar.[22770] But,[23580] whereas[24050] very[24360] few[24650] of[24770] those[25060] teenagers[25700] put[25890] in[25970] the[26110] effort[26530] needed[26890] to[27000] be[27160] successful,[28360] Bieber,[29180] on[29310] the[29410] other[29640] hand,[30050] not[30310] only[30570] learnt[30840] how[30990] to[31090] play[31310] the[31450] piano[31990] as[32200] well,[32860] but[33270] also[33590] mastered[34090] the[34220] drums[34920] and[35190] even[35500] the[35640] trumpet![36690] One[37280] day[37460] he[37590] hopes[37900] to[38010] learn[38200] the[38310] violin.[39480]</w:t>
+            </w:r>
+          </w:p>
+          <w:p>
+            <w:pPr>
+              <w:tabs>
+                <w:tab w:val="left" w:pos="4413"/>
+              </w:tabs>
+              <w:rPr>
+                <w:rFonts w:ascii="Source Sans 3" w:hAnsi="Source Sans 3"/>
+                <w:sz w:val="23"/>
+                <w:szCs w:val="23"/>
+              </w:rPr>
+            </w:pPr>
+            <w:r>
+              <w:rPr>
+                <w:rFonts w:ascii="Source Sans 3" w:hAnsi="Source Sans 3"/>
+                <w:sz w:val="23"/>
+                <w:szCs w:val="23"/>
+              </w:rPr>
+              <w:t xml:space="preserve">He[40200] was[40430] clearly[40860] gifted,[41650] and[42010] his[42160] mother[42460] used[42650] to[42750] arrange[43220] for[43370] him[43580] to[43730] take[43980] part[44280] in[44410] local[44720] competitions.[45990] He[46390] came[46700] second[47100] in[47260] one,[47760] and[48110] his[48250] mother[48510] posted[48960] his[49110] performance[49830] on[49990] YouTube.[50970] She[51460] kept[51760] posting[52250] other[52490] clips[52880] of[53020] him[53240] singing,[53980] and[54440] soon[54700] these[54940] attracted[55500] a[55570] number[55860] of[56000] fans[56460] who[56580] started[57040] following[57580] him,[57890] though[58270] at[58380] this[58570] point[58910] he[59070] still[59400] hadn't[59720] found[60090] fame.[61200] His[62000] big[62190] break[62540] came[62870] when[63020] a[63100] music[63490] executive[64110] came[64360] across[64740] these[65010] videos[65490] by[65760] accident[66640] when[67000] he[67070] was[67200] looking[67480] for[67630] a[67710] performance[68540] by[68760] a[68880] different[69420] artist.[70420] He[70930] immediately[71550] recognised[72150] Bieber's[72580] talent[73310] and[73720] gave[74040] the[74160] teenager[74710] a[74800] contract[75500] with[75640] his[75780] recording[76340] company.[77150] His[77710] first[78050] record[78560] was[78770] a[78870] worldwide[79560] hit.[80140] He[80580] shot[80890] to[81020] fame[81340] in[81450] just[81760] two[82090] years[82790] and[83100] is[83240] now[83490] a[83600] global[84230] superstar,[85280] one[85670] of[85730] the[85840] most[86120] well-known[86680] performers[87420] the[87580] world[87890] has[88180] ever[88610] seen.[92220]</w:t>
             </w:r>
           </w:p>
         </w:tc>
@@ -14168,15 +14168,15 @@
                 <w:sz w:val="23"/>
                 <w:szCs w:val="23"/>
               </w:rPr>
-              <w:t>A</w:t>
-            </w:r>
-            <w:r>
-              <w:rPr>
-                <w:rFonts w:ascii="Source Sans 3" w:hAnsi="Source Sans 3"/>
-                <w:sz w:val="23"/>
-                <w:szCs w:val="23"/>
-              </w:rPr>
-              <w:t>: I wouldn't like to be famous. I would hate people to recognise me all the time. You would always be followed by journalists and never able to have a private life. Being followed on a good day, when you've been to the hairdresser and are wearing your best jeans, is perhaps acceptable, but can you imagine how it would make you feel on a bad day?</w:t>
+              <w:t xml:space="preserve">[2540]A</w:t>
+            </w:r>
+            <w:r>
+              <w:rPr>
+                <w:rFonts w:ascii="Source Sans 3" w:hAnsi="Source Sans 3"/>
+                <w:sz w:val="23"/>
+                <w:szCs w:val="23"/>
+              </w:rPr>
+              <w:t xml:space="preserve">:[2540] I[2580] wouldn't[2930] like[3230] to[3370] be[3550] famous.[4570] I[4960] would[5160] hate[5480] people[5810] to[5980] recognise[6700] me[6840] all[7000] the[7130] time.[7940] You[8380] would[8570] always[8940] be[9080] followed[9510] by[9700] journalists[10580] and[10840] never[11280] able[11700] to[11800] have[11970] a[12040] private[12650] life.[13500] Being[14210] followed[14580] on[14700] a[14790] good[15090] day,[15670] when[16140] you've[16500] been[16750] to[16860] the[16990] hairdresser[17850] and[18050] are[18130] wearing[18470] your[18640] best[18950] jeans,[19710] is[20090] perhaps[20680] acceptable,[21740] but[22160] can[22320] you[22450] imagine[23030] how[23230] it[23310] would[23460] make[23710] you[23890] feel[24270] on[24380] a[24480] bad[24890] day?[25200]</w:t>
             </w:r>
           </w:p>
           <w:p>
@@ -14206,7 +14206,7 @@
                 <w:sz w:val="23"/>
                 <w:szCs w:val="23"/>
               </w:rPr>
-              <w:t>: I would love to be famous. I would adore all the attention and the special treatment. Everywhere I went, people would know my name and I wouldn't need to queue any more. The best part, though, would be meeting other famous people. I can imagine that would be so interesting. They would come to my private yacht and I would visit their mansions.</w:t>
+              <w:t xml:space="preserve">:[25860] I[25900] would[26180] love[26660] to[26820] be[26980] famous.[28050] I[28410] would[28560] adore[29180] all[29310] the[29440] attention[30490] and[30630] the[30780] special[31240] treatment.[32240] Everywhere[33310] I[33430] went,[33870] people[34290] would[34490] know[34840] my[35160] name[35920] and[36190] I[36250] wouldn't[36480] need[36660] to[36790] queue[37240] any[37460] more.[38130] The[38670] best[39110] part,[39470] though,[39870] would[40110] be[40230] meeting[40770] other[41140] famous[41660] people.[42470] I[42870] can[43020] imagine[43510] that[43660] would[43810] be[44010] so[44550] interesting.[46090] They[46680] would[46860] come[47160] to[47330] my[47630] private[48150] yacht[48630] and[48990] I[49160] would[49340] visit[49610] their[49800] mansions.[53740]</w:t>
             </w:r>
           </w:p>
         </w:tc>
@@ -14273,6 +14273,58 @@
               <w:rPr>
                 <w:rStyle w:val="NotSpokenChar"/>
               </w:rPr>
+              <w:t xml:space="preserve">[2700]Interviewer:</w:t>
+            </w:r>
+            <w:r>
+              <w:rPr>
+                <w:rFonts w:ascii="Source Sans 3" w:hAnsi="Source Sans 3"/>
+                <w:sz w:val="23"/>
+                <w:szCs w:val="23"/>
+              </w:rPr>
+              <w:t xml:space="preserve">[2700] So,[2960] you've[3330] been[3520] a[3600] famous[4020] singer[4320] for[4490] over[4720] three[5060] decades[5690] now.[6320] What[6910] advice[7460] would[7640] you[7770] give[8000] to[8120] someone[8560] wanting[8920] to[9030] become[9430] famous?[9840]</w:t>
+            </w:r>
+          </w:p>
+          <w:p>
+            <w:pPr>
+              <w:tabs>
+                <w:tab w:val="left" w:pos="4413"/>
+              </w:tabs>
+              <w:rPr>
+                <w:rFonts w:ascii="Source Sans 3" w:hAnsi="Source Sans 3"/>
+                <w:sz w:val="23"/>
+                <w:szCs w:val="23"/>
+              </w:rPr>
+            </w:pPr>
+            <w:r>
+              <w:rPr>
+                <w:rStyle w:val="NotSpokenChar"/>
+              </w:rPr>
+              <w:t>Celebrity:</w:t>
+            </w:r>
+            <w:r>
+              <w:rPr>
+                <w:rFonts w:ascii="Source Sans 3" w:hAnsi="Source Sans 3"/>
+                <w:sz w:val="23"/>
+                <w:szCs w:val="23"/>
+              </w:rPr>
+              <w:t xml:space="preserve">[10660] Well,[11170] my[11490] first[11910] piece[12210] of[12310] advice[12930] is[13510] -[13510] don't[14180] try[14920] and[15090] become[15440] famous.[16290] Instead[17250] focus[17860] on[18090] being[18450] good[18720] at[18880] something.[19770] Choose[20430] something[20880] you[21030] enjoy[21890] and[22260] then[22510] work[22840] hard[23270] at[23420] doing[23780] well[24070] in[24170] that[24370] area.[24700]</w:t>
+            </w:r>
+          </w:p>
+          <w:p>
+            <w:pPr>
+              <w:tabs>
+                <w:tab w:val="left" w:pos="4413"/>
+              </w:tabs>
+              <w:rPr>
+                <w:rFonts w:ascii="Source Sans 3" w:hAnsi="Source Sans 3"/>
+                <w:sz w:val="23"/>
+                <w:szCs w:val="23"/>
+              </w:rPr>
+            </w:pPr>
+            <w:r>
+              <w:rPr>
+                <w:rStyle w:val="NotSpokenChar"/>
+              </w:rPr>
               <w:t>Interviewer:</w:t>
             </w:r>
             <w:r>
@@ -14281,59 +14333,7 @@
                 <w:sz w:val="23"/>
                 <w:szCs w:val="23"/>
               </w:rPr>
-              <w:t xml:space="preserve"> So, you've been a famous singer for over three decades now. What advice would you give to someone wanting to become famous?</w:t>
-            </w:r>
-          </w:p>
-          <w:p>
-            <w:pPr>
-              <w:tabs>
-                <w:tab w:val="left" w:pos="4413"/>
-              </w:tabs>
-              <w:rPr>
-                <w:rFonts w:ascii="Source Sans 3" w:hAnsi="Source Sans 3"/>
-                <w:sz w:val="23"/>
-                <w:szCs w:val="23"/>
-              </w:rPr>
-            </w:pPr>
-            <w:r>
-              <w:rPr>
-                <w:rStyle w:val="NotSpokenChar"/>
-              </w:rPr>
-              <w:t>Celebrity:</w:t>
-            </w:r>
-            <w:r>
-              <w:rPr>
-                <w:rFonts w:ascii="Source Sans 3" w:hAnsi="Source Sans 3"/>
-                <w:sz w:val="23"/>
-                <w:szCs w:val="23"/>
-              </w:rPr>
-              <w:t xml:space="preserve"> Well, my first piece of advice is - don't try and become famous. Instead focus on being good at something. Choose something you enjoy and then work hard at doing well in that area.</w:t>
-            </w:r>
-          </w:p>
-          <w:p>
-            <w:pPr>
-              <w:tabs>
-                <w:tab w:val="left" w:pos="4413"/>
-              </w:tabs>
-              <w:rPr>
-                <w:rFonts w:ascii="Source Sans 3" w:hAnsi="Source Sans 3"/>
-                <w:sz w:val="23"/>
-                <w:szCs w:val="23"/>
-              </w:rPr>
-            </w:pPr>
-            <w:r>
-              <w:rPr>
-                <w:rStyle w:val="NotSpokenChar"/>
-              </w:rPr>
-              <w:t>Interviewer:</w:t>
-            </w:r>
-            <w:r>
-              <w:rPr>
-                <w:rFonts w:ascii="Source Sans 3" w:hAnsi="Source Sans 3"/>
-                <w:sz w:val="23"/>
-                <w:szCs w:val="23"/>
-              </w:rPr>
-              <w:t xml:space="preserve"> What did you do to become such a successful singer?</w:t>
+              <w:t xml:space="preserve">[25800] What[25940] did[26100] you[26280] do[26560] to[26790] become[27190] such[27460] a[27540] successful[28170] singer?[28460]</w:t>
             </w:r>
           </w:p>
           <w:p>
@@ -14360,23 +14360,23 @@
                 <w:sz w:val="23"/>
                 <w:szCs w:val="23"/>
               </w:rPr>
-              <w:t xml:space="preserve"> Well, a good way to be the best is to learn from the</w:t>
-            </w:r>
-            <w:r>
-              <w:rPr>
-                <w:rFonts w:ascii="Source Sans 3" w:hAnsi="Source Sans 3"/>
-                <w:sz w:val="23"/>
-                <w:szCs w:val="23"/>
-              </w:rPr>
-              <w:t xml:space="preserve"> </w:t>
-            </w:r>
-            <w:r>
-              <w:rPr>
-                <w:rFonts w:ascii="Source Sans 3" w:hAnsi="Source Sans 3"/>
-                <w:sz w:val="23"/>
-                <w:szCs w:val="23"/>
-              </w:rPr>
-              <w:t>experts. Find people you admire in your area of interest. Try to get as close to them as possible. Observe them carefully. If possible, talk to them. Ask lots of questions. Don't copy them, but try to learn from them. And don't be afraid to experiment, try something new.</w:t>
+              <w:t xml:space="preserve">[29040] Well,[29530] a[29780] good[30030] way[30230] to[30340] be[30480] the[30650] best[31370] is[31710] to[31860] learn[32280] from[32450] the</w:t>
+            </w:r>
+            <w:r>
+              <w:rPr>
+                <w:rFonts w:ascii="Source Sans 3" w:hAnsi="Source Sans 3"/>
+                <w:sz w:val="23"/>
+                <w:szCs w:val="23"/>
+              </w:rPr>
+              <w:t xml:space="preserve">[32590] </w:t>
+            </w:r>
+            <w:r>
+              <w:rPr>
+                <w:rFonts w:ascii="Source Sans 3" w:hAnsi="Source Sans 3"/>
+                <w:sz w:val="23"/>
+                <w:szCs w:val="23"/>
+              </w:rPr>
+              <w:t xml:space="preserve">experts.[33600] Find[34240] people[34540] you[34680] admire[35390] in[35550] your[35730] area[36060] of[36210] interest.[37240] Try[37830] to[37900] get[38060] as[38190] close[38560] to[38640] them[38800] as[38920] possible.[39840] Observe[40690] them[40910] carefully.[41910] If[42360] possible,[43190] talk[43690] to[43820] them.[44520] Ask[45420] lots[45840] of[45960] questions.[47030] Don't[47930] copy[48480] them,[48920] but[49400] try[49760] to[49890] learn[50270] from[50510] them.[51060] And[51610] don't[51850] be[51950] afraid[52380] to[52470] experiment,[53630] try[54120] something[54490] new.[54720]</w:t>
             </w:r>
           </w:p>
           <w:p>
@@ -14402,7 +14402,7 @@
                 <w:sz w:val="23"/>
                 <w:szCs w:val="23"/>
               </w:rPr>
-              <w:t xml:space="preserve"> Being the best is one thing, but how did you get yourself known?</w:t>
+              <w:t xml:space="preserve">[55600] Being[55900] the[56030] best[56420] is[56650] one[56910] thing,[57230] but[57550] how[57870] did[58040] you[58170] get[58340] yourself[58780] known?[59180]</w:t>
             </w:r>
           </w:p>
           <w:p>
@@ -14428,23 +14428,23 @@
                 <w:sz w:val="23"/>
                 <w:szCs w:val="23"/>
               </w:rPr>
-              <w:t xml:space="preserve"> Getting yourself known is indeed another skill you must</w:t>
-            </w:r>
-            <w:r>
-              <w:rPr>
-                <w:rFonts w:ascii="Source Sans 3" w:hAnsi="Source Sans 3"/>
-                <w:sz w:val="23"/>
-                <w:szCs w:val="23"/>
-              </w:rPr>
-              <w:t xml:space="preserve"> </w:t>
-            </w:r>
-            <w:r>
-              <w:rPr>
-                <w:rFonts w:ascii="Source Sans 3" w:hAnsi="Source Sans 3"/>
-                <w:sz w:val="23"/>
-                <w:szCs w:val="23"/>
-              </w:rPr>
-              <w:t>work on. One thing is for sure, nobody is going to come to you. You have to make opportunities for yourself. You have a product to sell and the product is you. It's much easier to do that these days, especially with the internet around. Many people use social media for this.</w:t>
+              <w:t xml:space="preserve">[59900] Getting[60200] yourself[60680] known[61080] is[61350] indeed[61990] another[62520] skill[63010] you[63170] must</w:t>
+            </w:r>
+            <w:r>
+              <w:rPr>
+                <w:rFonts w:ascii="Source Sans 3" w:hAnsi="Source Sans 3"/>
+                <w:sz w:val="23"/>
+                <w:szCs w:val="23"/>
+              </w:rPr>
+              <w:t xml:space="preserve">[63370] </w:t>
+            </w:r>
+            <w:r>
+              <w:rPr>
+                <w:rFonts w:ascii="Source Sans 3" w:hAnsi="Source Sans 3"/>
+                <w:sz w:val="23"/>
+                <w:szCs w:val="23"/>
+              </w:rPr>
+              <w:t xml:space="preserve">work[63690] on.[64370] One[64970] thing[65140] is[65260] for[65460] sure,[66050] nobody[66790] is[66980] going[67300] to[67420] come[67730] to[67910] you.[68490] You[69070] have[69390] to[69510] make[69840] opportunities[70790] for[70960] yourself.[72070] You[72820] have[73150] a[73220] product[73700] to[73840] sell[74330] and[74530] the[74640] product[75360] is[75600] you.[76310] It's[77000] much[77320] easier[77790] to[77910] do[78070] that[78330] these[78650] days,[79180] especially[79950] with[80150] the[80290] internet[80740] around.[81560] Many[82140] people[82480] use[82840] social[83210] media[83620] for[83790] this.[84080]</w:t>
             </w:r>
           </w:p>
           <w:p>
@@ -14470,7 +14470,7 @@
                 <w:sz w:val="23"/>
                 <w:szCs w:val="23"/>
               </w:rPr>
-              <w:t xml:space="preserve"> Any other piece of advice?</w:t>
+              <w:t xml:space="preserve">[84780] Any[84970] other[85190] piece[85410] of[85500] advice?[85940]</w:t>
             </w:r>
           </w:p>
           <w:p>
@@ -14496,7 +14496,7 @@
                 <w:sz w:val="23"/>
                 <w:szCs w:val="23"/>
               </w:rPr>
-              <w:t xml:space="preserve"> Yes, the last thing I would say is, if you want to be really successful in something, you will most likely experience a certain amount of failure. People who fail at some point often say that the experience has been a great lesson and helped them on the road to success. Try to learn from these moments instead of being frightened of them. In fact, some of the most successful people have often failed countless times before reaching their end goal. What makes them successful, is that they kept on trying regardless.</w:t>
+              <w:t xml:space="preserve">[86440] Yes,[86990] the[87320] last[87680] thing[87890] I[87980] would[88170] say[88440] is,[88930] if[89340] you[89460] want[89670] to[89750] be[89930] really[90450] successful[91190] in[91330] something,[91980] you[92310] will[92500] most[92780] likely[93190] experience[94010] a[94140] certain[94530] amount[94880] of[95050] failure.[96010] People[96710] who[96920] fail[97370] at[97520] some[97820] point[98210] often[98680] say[99010] that[99170] the[99290] experience[100250] has[100420] been[100580] a[100660] great[101080] lesson[101790] and[102160] helped[102530] them[102780] on[102930] the[103060] road[103340] to[103460] success.[104560] Try[105200] to[105330] learn[105750] from[105940] these[106210] moments[106930] instead[107310] of[107410] being[107780] frightened[108370] of[108500] them.[109030] In[109460] fact,[109960] some[110360] of[110430] the[110510] most[110740] successful[111490] people[111880] have[112140] often[112590] failed[113140] countless[113760] times[114360] before[114700] reaching[115120] their[115330] end[115560] goal.[116500] What[117290] makes[117570] them[117750] successful,[118710] is[119040] that[119190] they[119370] kept[119800] on[120090] trying[120760] regardless.[124760]</w:t>
             </w:r>
           </w:p>
         </w:tc>
@@ -14565,67 +14565,67 @@
                 <w:sz w:val="23"/>
                 <w:szCs w:val="23"/>
               </w:rPr>
-              <w:t>If you're going to take film-making seriously, you need to learn how to get the best from your camcorder. Many people use camcorders these days, to make short videos of their friends and family, and often people just use the automatic functions. These work well enough for those types of occasion, but if you want to take a more professional approach for the production of your short film, you should have some knowledge of the camcorder's manual functions too.</w:t>
-            </w:r>
-          </w:p>
-          <w:p>
-            <w:pPr>
-              <w:tabs>
-                <w:tab w:val="left" w:pos="4413"/>
-              </w:tabs>
-              <w:rPr>
-                <w:rFonts w:ascii="Source Sans 3" w:hAnsi="Source Sans 3"/>
-                <w:sz w:val="23"/>
-                <w:szCs w:val="23"/>
-              </w:rPr>
-            </w:pPr>
-            <w:r>
-              <w:rPr>
-                <w:rFonts w:ascii="Source Sans 3" w:hAnsi="Source Sans 3"/>
-                <w:sz w:val="23"/>
-                <w:szCs w:val="23"/>
-              </w:rPr>
-              <w:t>In this tutorial I will start by discussing three of the most basic functions: the focus, the iris and the zoom. The focus control is usually the manual focus ring at the front of the lens, well certainly with professional cameras. It's a particularly useful function if used correctly. The ring turns anti-clockwise for a more distant focus and clockwise for a closer focus.</w:t>
-            </w:r>
-          </w:p>
-          <w:p>
-            <w:pPr>
-              <w:tabs>
-                <w:tab w:val="left" w:pos="4413"/>
-              </w:tabs>
-              <w:rPr>
-                <w:rFonts w:ascii="Source Sans 3" w:hAnsi="Source Sans 3"/>
-                <w:sz w:val="23"/>
-                <w:szCs w:val="23"/>
-              </w:rPr>
-            </w:pPr>
-            <w:r>
-              <w:rPr>
-                <w:rFonts w:ascii="Source Sans 3" w:hAnsi="Source Sans 3"/>
-                <w:sz w:val="23"/>
-                <w:szCs w:val="23"/>
-              </w:rPr>
-              <w:t>Next, I will talk about the iris ring. This is also located on the lens. It manages how much light appears through the lens, through the adjustable opening called the aperture. As you let more light into the shot, it naturally becomes brighter.</w:t>
-            </w:r>
-          </w:p>
-          <w:p>
-            <w:pPr>
-              <w:tabs>
-                <w:tab w:val="left" w:pos="4413"/>
-              </w:tabs>
-              <w:rPr>
-                <w:rFonts w:ascii="Source Sans 3" w:hAnsi="Source Sans 3"/>
-                <w:sz w:val="23"/>
-                <w:szCs w:val="23"/>
-              </w:rPr>
-            </w:pPr>
-            <w:r>
-              <w:rPr>
-                <w:rFonts w:ascii="Source Sans 3" w:hAnsi="Source Sans 3"/>
-                <w:sz w:val="23"/>
-                <w:szCs w:val="23"/>
-              </w:rPr>
-              <w:t>Finally, I will talk about the zoom function. Many people use this function and it's often over-used! Used in moderation, however, this very popular feature can be a really useful tool. It moves your perspective closer or further away from your chosen subject. I would advise, however, that whilst shooting a long zoom, you use a tripod.</w:t>
+              <w:t xml:space="preserve">[2660]If[2780] you're[2970] going[3210] to[3330] take[3610] film-making[4270] seriously,[5160] you[5540] need[5770] to[5900] learn[6180] how[6360] to[6450] get[6640] the[6780] best[7140] from[7340] your[7510] camcorder.[8580] Many[9170] people[9630] use[9970] camcorders[10710] these[11080] days,[11450] to[11580] make[11870] short[12220] videos[12810] of[12920] their[13110] friends[13480] and[13610] family,[14340] and[14860] often[15300] people[15700] just[16110] use[16370] the[16500] automatic[17010] functions.[17950] These[18540] work[18780] well[19020] enough[19310] for[19490] those[19820] types[20140] of[20250] occasion,[21040] but[21460] if[21560] you[21690] want[21900] to[22000] take[22210] a[22280] more[22510] professional[23240] approach[23740] for[23910] the[24030] production[24580] of[24690] your[24860] short[25180] film,[25830] you[26230] should[26490] have[26720] some[26920] knowledge[27370] of[27490] the[27600] camcorder's[28370] manual[28930] functions[29520] too.[30350]</w:t>
+            </w:r>
+          </w:p>
+          <w:p>
+            <w:pPr>
+              <w:tabs>
+                <w:tab w:val="left" w:pos="4413"/>
+              </w:tabs>
+              <w:rPr>
+                <w:rFonts w:ascii="Source Sans 3" w:hAnsi="Source Sans 3"/>
+                <w:sz w:val="23"/>
+                <w:szCs w:val="23"/>
+              </w:rPr>
+            </w:pPr>
+            <w:r>
+              <w:rPr>
+                <w:rFonts w:ascii="Source Sans 3" w:hAnsi="Source Sans 3"/>
+                <w:sz w:val="23"/>
+                <w:szCs w:val="23"/>
+              </w:rPr>
+              <w:t xml:space="preserve">In[31020] this[31230] tutorial[32040] I[32290] will[32460] start[32760] by[32930] discussing[33560] three[34010] of[34180] the[34310] most[34660] basic[35100] functions:[35970] the[36330] focus,[36990] the[37330] iris[37950] and[38230] the[38340] zoom.[39150] The[39760] focus[40200] control[40760] is[41080] usually[41600] the[41780] manual[42350] focus[42830] ring[43160] at[43320] the[43450] front[43750] of[43860] the[43990] lens,[44570] well[45090] certainly[45590] with[45790] professional[46390] cameras.[47250] It's[47820] a[47900] particularly[48740] useful[49290] function[49810] if[50000] used[50290] correctly.[51220] The[51750] ring[52070] turns[52580] anti-clockwise[53800] for[54010] a[54100] more[54350] distant[54840] focus[55530] and[55900] clockwise[56680] for[56840] a[56920] closer[57390] focus.[58360]</w:t>
+            </w:r>
+          </w:p>
+          <w:p>
+            <w:pPr>
+              <w:tabs>
+                <w:tab w:val="left" w:pos="4413"/>
+              </w:tabs>
+              <w:rPr>
+                <w:rFonts w:ascii="Source Sans 3" w:hAnsi="Source Sans 3"/>
+                <w:sz w:val="23"/>
+                <w:szCs w:val="23"/>
+              </w:rPr>
+            </w:pPr>
+            <w:r>
+              <w:rPr>
+                <w:rFonts w:ascii="Source Sans 3" w:hAnsi="Source Sans 3"/>
+                <w:sz w:val="23"/>
+                <w:szCs w:val="23"/>
+              </w:rPr>
+              <w:t xml:space="preserve">Next,[59370] I[59540] will[59730] talk[60010] about[60280] the[60510] iris[60940] ring.[61580] This[62180] is[62340] also[62680] located[63290] on[63410] the[63530] lens.[64310] It[64800] manages[65390] how[65570] much[65890] light[66340] appears[66980] through[67280] the[67410] lens,[67980] through[68410] the[68550] adjustable[69250] opening[69770] called[70110] the[70280] aperture.[71340] As[71970] you[72120] let[72370] more[72670] light[73060] into[73390] the[73510] shot,[74120] it[74480] naturally[74960] becomes[75370] brighter.[76270]</w:t>
+            </w:r>
+          </w:p>
+          <w:p>
+            <w:pPr>
+              <w:tabs>
+                <w:tab w:val="left" w:pos="4413"/>
+              </w:tabs>
+              <w:rPr>
+                <w:rFonts w:ascii="Source Sans 3" w:hAnsi="Source Sans 3"/>
+                <w:sz w:val="23"/>
+                <w:szCs w:val="23"/>
+              </w:rPr>
+            </w:pPr>
+            <w:r>
+              <w:rPr>
+                <w:rFonts w:ascii="Source Sans 3" w:hAnsi="Source Sans 3"/>
+                <w:sz w:val="23"/>
+                <w:szCs w:val="23"/>
+              </w:rPr>
+              <w:t xml:space="preserve">Finally,[77330] I[77650] will[77980] talk[78220] about[78450] the[78570] zoom[78890] function.[79720] Many[80300] people[80710] use[81050] this[81250] function[81830] and[82170] it's[82420] often[82830] over-used![84000] Used[84610] in[84740] moderation,[85510] however,[86130] this[86510] very[86820] popular[87400] feature[87880] can[88110] be[88250] a[88390] really[88850] useful[89370] tool.[90030] It[90490] moves[90880] your[91070] perspective[91780] closer[92480] or[92710] further[93150] away[93590] from[93830] your[93990] chosen[94460] subject.[95360] I[95760] would[96000] advise,[96540] however,[97130] that[97480] whilst[97960] shooting[98390] a[98490] long[98870] zoom,[99510] you[99890] use[100100] a[100180] tripod.[104020]</w:t>
             </w:r>
           </w:p>
         </w:tc>
@@ -14694,71 +14694,71 @@
                 <w:sz w:val="23"/>
                 <w:szCs w:val="23"/>
               </w:rPr>
-              <w:t>So welcome to Film-makers' Club. I hope you're excited at the thought of making a film and that you're bursting with great ideas. I've put you all into groups, so here's what you're going to do. Now you might think the first thing that you need to do is to come up with an idea for a story, but even before that you need to think about what type of film you want to make.</w:t>
-            </w:r>
-          </w:p>
-          <w:p>
-            <w:pPr>
-              <w:tabs>
-                <w:tab w:val="left" w:pos="4413"/>
-              </w:tabs>
-              <w:rPr>
-                <w:rFonts w:ascii="Source Sans 3" w:hAnsi="Source Sans 3"/>
-                <w:sz w:val="23"/>
-                <w:szCs w:val="23"/>
-              </w:rPr>
-            </w:pPr>
-            <w:r>
-              <w:rPr>
-                <w:rFonts w:ascii="Source Sans 3" w:hAnsi="Source Sans 3"/>
-                <w:sz w:val="23"/>
-                <w:szCs w:val="23"/>
-              </w:rPr>
-              <w:t>Remember that a film is really a story in pictures. There are lots of ways of telling a story. So choose a style of film that suits the talents of the group. If you have talented artists, but no good writers, or actors, you might want to make your film in the style of a cartoon or some</w:t>
-            </w:r>
-            <w:r>
-              <w:rPr>
-                <w:rFonts w:ascii="Source Sans 3" w:hAnsi="Source Sans 3"/>
-                <w:sz w:val="23"/>
-                <w:szCs w:val="23"/>
-              </w:rPr>
-              <w:t xml:space="preserve"> </w:t>
-            </w:r>
-            <w:r>
-              <w:rPr>
-                <w:rFonts w:ascii="Source Sans 3" w:hAnsi="Source Sans 3"/>
-                <w:sz w:val="23"/>
-                <w:szCs w:val="23"/>
-              </w:rPr>
-              <w:t>other kind of animation. Last year a group made an excellent film using Lego bricks.</w:t>
-            </w:r>
-          </w:p>
-          <w:p>
-            <w:pPr>
-              <w:tabs>
-                <w:tab w:val="left" w:pos="4413"/>
-              </w:tabs>
-              <w:rPr>
-                <w:rFonts w:ascii="Source Sans 3" w:hAnsi="Source Sans 3"/>
-                <w:sz w:val="23"/>
-                <w:szCs w:val="23"/>
-              </w:rPr>
-            </w:pPr>
-            <w:r>
-              <w:rPr>
-                <w:rFonts w:ascii="Source Sans 3" w:hAnsi="Source Sans 3"/>
-                <w:sz w:val="23"/>
-                <w:szCs w:val="23"/>
-              </w:rPr>
-              <w:t>So having decided that, you can start to think of your idea for the story. Think about the movies you like to watch. What is it that makes them interesting? Is it the characters, the plot? As regards plot, my advice is - don't be too ambitious, don't make it complicated. Keep it simple</w:t>
-            </w:r>
-            <w:r>
-              <w:rPr>
-                <w:rFonts w:ascii="Source Sans 3" w:hAnsi="Source Sans 3"/>
-                <w:sz w:val="23"/>
-                <w:szCs w:val="23"/>
-              </w:rPr>
-              <w:t xml:space="preserve"> </w:t>
+              <w:t xml:space="preserve">[2780]So[3040] welcome[3580] to[3740] Film-makers'[4480] Club.[5110] I[5490] hope[5670] you're[5850] excited[6390] at[6470] the[6600] thought[6900] of[7040] making[7380] a[7460] film[7970] and[8270] that[8410] you're[8630] bursting[9200] with[9350] great[9670] ideas.[10480] I've[10990] put[11230] you[11360] all[11510] into[11800] groups,[12380] so[12740] here's[13230] what[13440] you're[13590] going[13780] to[13870] do.[14330] Now[14910] you[15130] might[15570] think[15920] the[16100] first[16520] thing[16710] that[16860] you[16980] need[17220] to[17340] do[17610] is[17890] to[18020] come[18260] up[18410] with[18570] an[18740] idea[19100] for[19260] a[19350] story,[20060] but[20460] even[20700] before[21210] that[21570] you[21750] need[21990] to[22110] think[22380] about[22730] what[23030] type[23460] of[23600] film[23970] you[24120] want[24340] to[24460] make.[25100]</w:t>
+            </w:r>
+          </w:p>
+          <w:p>
+            <w:pPr>
+              <w:tabs>
+                <w:tab w:val="left" w:pos="4413"/>
+              </w:tabs>
+              <w:rPr>
+                <w:rFonts w:ascii="Source Sans 3" w:hAnsi="Source Sans 3"/>
+                <w:sz w:val="23"/>
+                <w:szCs w:val="23"/>
+              </w:rPr>
+            </w:pPr>
+            <w:r>
+              <w:rPr>
+                <w:rFonts w:ascii="Source Sans 3" w:hAnsi="Source Sans 3"/>
+                <w:sz w:val="23"/>
+                <w:szCs w:val="23"/>
+              </w:rPr>
+              <w:t xml:space="preserve">Remember[25890] that[26100] a[26180] film[26490] is[26640] really[26950] a[27070] story[27640] in[27890] pictures.[28610] There[28950] are[29060] lots[29320] of[29450] ways[29800] of[29930] telling[30220] a[30290] story.[30890] So[31290] choose[31740] a[31830] style[32250] of[32380] film[32730] that[32970] suits[33340] the[33480] talents[33970] of[34070] the[34200] group.[34900] If[35370] you[35510] have[35750] talented[36280] artists,[37100] but[37410] no[37600] good[37890] writers,[38500] or[38660] actors,[39380] you[39730] might[40060] want[40330] to[40470] make[40710] your[40870] film[41170] in[41270] the[41390] style[41770] of[41850] a[41930] cartoon[42720] or[43020] some</w:t>
+            </w:r>
+            <w:r>
+              <w:rPr>
+                <w:rFonts w:ascii="Source Sans 3" w:hAnsi="Source Sans 3"/>
+                <w:sz w:val="23"/>
+                <w:szCs w:val="23"/>
+              </w:rPr>
+              <w:t xml:space="preserve">[43300] </w:t>
+            </w:r>
+            <w:r>
+              <w:rPr>
+                <w:rFonts w:ascii="Source Sans 3" w:hAnsi="Source Sans 3"/>
+                <w:sz w:val="23"/>
+                <w:szCs w:val="23"/>
+              </w:rPr>
+              <w:t xml:space="preserve">other[43500] kind[43780] of[43890] animation.[44930] Last[45710] year[45960] a[46070] group[46400] made[46710] an[46850] excellent[47390] film[47740] using[48090] Lego[48430] bricks.[49260]</w:t>
+            </w:r>
+          </w:p>
+          <w:p>
+            <w:pPr>
+              <w:tabs>
+                <w:tab w:val="left" w:pos="4413"/>
+              </w:tabs>
+              <w:rPr>
+                <w:rFonts w:ascii="Source Sans 3" w:hAnsi="Source Sans 3"/>
+                <w:sz w:val="23"/>
+                <w:szCs w:val="23"/>
+              </w:rPr>
+            </w:pPr>
+            <w:r>
+              <w:rPr>
+                <w:rFonts w:ascii="Source Sans 3" w:hAnsi="Source Sans 3"/>
+                <w:sz w:val="23"/>
+                <w:szCs w:val="23"/>
+              </w:rPr>
+              <w:t xml:space="preserve">So[49840] having[50200] decided[50750] that,[51310] you[51710] can[51930] start[52320] to[52420] think[52680] of[52780] your[53050] idea[53410] for[53550] the[53680] story.[54480] Think[55100] about[55360] the[55500] movies[56080] you[56270] like[56590] to[56710] watch.[57350] What[57790] is[57940] it[58060] that[58230] makes[58520] them[58660] interesting?[59450] Is[59820] it[59900] the[60000] characters,[60730] the[60980] plot?[61670] As[62190] regards[62730] plot,[63400] my[63840] advice[64410] is[64900] -[64900] don't[65420] be[65660] too[65960] ambitious,[66700] don't[67190] make[67440] it[67570] complicated.[68470] Keep[68940] it[69180] simple</w:t>
+            </w:r>
+            <w:r>
+              <w:rPr>
+                <w:rFonts w:ascii="Source Sans 3" w:hAnsi="Source Sans 3"/>
+                <w:sz w:val="23"/>
+                <w:szCs w:val="23"/>
+              </w:rPr>
+              <w:t xml:space="preserve">[69940] </w:t>
             </w:r>
             <w:r>
               <w:rPr>
@@ -14774,43 +14774,43 @@
                 <w:sz w:val="23"/>
                 <w:szCs w:val="23"/>
               </w:rPr>
-              <w:t xml:space="preserve"> </w:t>
-            </w:r>
-            <w:r>
-              <w:rPr>
-                <w:rFonts w:ascii="Source Sans 3" w:hAnsi="Source Sans 3"/>
-                <w:sz w:val="23"/>
-                <w:szCs w:val="23"/>
-              </w:rPr>
-              <w:t>the simplest ideas are often the ones that work the best. Initially you just need to find the basic concept. You can fill in the details later. It's a good idea to keep a notebook in your pocket and carry it everywhere. You never know when a great idea will suddenly come to you! And the more ideas, the better, in my opinion.</w:t>
-            </w:r>
-          </w:p>
-          <w:p>
-            <w:pPr>
-              <w:tabs>
-                <w:tab w:val="left" w:pos="4413"/>
-              </w:tabs>
-              <w:rPr>
-                <w:rFonts w:ascii="Source Sans 3" w:hAnsi="Source Sans 3"/>
-                <w:sz w:val="23"/>
-                <w:szCs w:val="23"/>
-              </w:rPr>
-            </w:pPr>
-            <w:r>
-              <w:rPr>
-                <w:rFonts w:ascii="Source Sans 3" w:hAnsi="Source Sans 3"/>
-                <w:sz w:val="23"/>
-                <w:szCs w:val="23"/>
-              </w:rPr>
-              <w:t>The next stage is to write the screenplay</w:t>
-            </w:r>
-            <w:r>
-              <w:rPr>
-                <w:rFonts w:ascii="Source Sans 3" w:hAnsi="Source Sans 3"/>
-                <w:sz w:val="23"/>
-                <w:szCs w:val="23"/>
-              </w:rPr>
-              <w:t xml:space="preserve"> </w:t>
+              <w:t xml:space="preserve">[69940] </w:t>
+            </w:r>
+            <w:r>
+              <w:rPr>
+                <w:rFonts w:ascii="Source Sans 3" w:hAnsi="Source Sans 3"/>
+                <w:sz w:val="23"/>
+                <w:szCs w:val="23"/>
+              </w:rPr>
+              <w:t xml:space="preserve">the[70320] simplest[71000] ideas[71570] are[71780] often[72120] the[72280] ones[72550] that[72740] work[73010] the[73160] best.[74010] Initially[75100] you[75380] just[75670] need[75880] to[76000] find[76430] the[76620] basic[77120] concept.[78120] You[78560] can[78780] fill[78990] in[79090] the[79200] details[79730] later.[80540] It's[81150] a[81210] good[81460] idea[81840] to[81980] keep[82260] a[82400] notebook[82960] in[83080] your[83250] pocket[83840] and[84160] carry[84540] it[84690] everywhere.[85440] You[85840] never[86140] know[86390] when[86620] a[86730] great[87180] idea[87620] will[87870] suddenly[88280] come[88520] to[88630] you![88980] And[89360] the[89510] more[89940] ideas,[90500] the[90640] better,[91140] in[91360] my[91520] opinion.[92280]</w:t>
+            </w:r>
+          </w:p>
+          <w:p>
+            <w:pPr>
+              <w:tabs>
+                <w:tab w:val="left" w:pos="4413"/>
+              </w:tabs>
+              <w:rPr>
+                <w:rFonts w:ascii="Source Sans 3" w:hAnsi="Source Sans 3"/>
+                <w:sz w:val="23"/>
+                <w:szCs w:val="23"/>
+              </w:rPr>
+            </w:pPr>
+            <w:r>
+              <w:rPr>
+                <w:rFonts w:ascii="Source Sans 3" w:hAnsi="Source Sans 3"/>
+                <w:sz w:val="23"/>
+                <w:szCs w:val="23"/>
+              </w:rPr>
+              <w:t xml:space="preserve">The[92780] next[93120] stage[93560] is[93730] to[93860] write[94200] the[94350] screenplay</w:t>
+            </w:r>
+            <w:r>
+              <w:rPr>
+                <w:rFonts w:ascii="Source Sans 3" w:hAnsi="Source Sans 3"/>
+                <w:sz w:val="23"/>
+                <w:szCs w:val="23"/>
+              </w:rPr>
+              <w:t xml:space="preserve">[95290] </w:t>
             </w:r>
             <w:r>
               <w:rPr>
@@ -14826,83 +14826,83 @@
                 <w:sz w:val="23"/>
                 <w:szCs w:val="23"/>
               </w:rPr>
-              <w:t xml:space="preserve"> </w:t>
-            </w:r>
-            <w:r>
-              <w:rPr>
-                <w:rFonts w:ascii="Source Sans 3" w:hAnsi="Source Sans 3"/>
-                <w:sz w:val="23"/>
-                <w:szCs w:val="23"/>
-              </w:rPr>
-              <w:t>for this you need to divide the story up into a series of scenes. For each scene, the screenplay should begin with a short description of where it takes place and the time of day, that is day or night. Then the rest consists of the script - the lines the actors will speak, and it should also describe the camera movements, and give directions to the actors about how they should move.</w:t>
-            </w:r>
-          </w:p>
-          <w:p>
-            <w:pPr>
-              <w:tabs>
-                <w:tab w:val="left" w:pos="4413"/>
-              </w:tabs>
-              <w:rPr>
-                <w:rFonts w:ascii="Source Sans 3" w:hAnsi="Source Sans 3"/>
-                <w:sz w:val="23"/>
-                <w:szCs w:val="23"/>
-              </w:rPr>
-            </w:pPr>
-            <w:r>
-              <w:rPr>
-                <w:rFonts w:ascii="Source Sans 3" w:hAnsi="Source Sans 3"/>
-                <w:sz w:val="23"/>
-                <w:szCs w:val="23"/>
-              </w:rPr>
-              <w:t>Before you can start filming, you need to prepare a storyboard of your film to help everyone involved to imagine the scenes clearly and to understand what you are trying to achieve. This is similar to a comic-book version of your film, but without speech balloons.</w:t>
-            </w:r>
-          </w:p>
-          <w:p>
-            <w:pPr>
-              <w:tabs>
-                <w:tab w:val="left" w:pos="4413"/>
-              </w:tabs>
-              <w:rPr>
-                <w:rFonts w:ascii="Source Sans 3" w:hAnsi="Source Sans 3"/>
-                <w:sz w:val="23"/>
-                <w:szCs w:val="23"/>
-              </w:rPr>
-            </w:pPr>
-            <w:r>
-              <w:rPr>
-                <w:rFonts w:ascii="Source Sans 3" w:hAnsi="Source Sans 3"/>
-                <w:sz w:val="23"/>
-                <w:szCs w:val="23"/>
-              </w:rPr>
-              <w:t>And at this point you need to appoint a director. This is a major role and it's vital that he or she is a good communicator, as they are the key link between the actors and the rest of the team. This person will have responsibility for the creative side of the project. He or she will have the final say in the choice of the main actors and in directing the action of the film.</w:t>
-            </w:r>
-          </w:p>
-          <w:p>
-            <w:pPr>
-              <w:tabs>
-                <w:tab w:val="left" w:pos="4413"/>
-              </w:tabs>
-              <w:rPr>
-                <w:rFonts w:ascii="Source Sans 3" w:hAnsi="Source Sans 3"/>
-                <w:sz w:val="23"/>
-                <w:szCs w:val="23"/>
-              </w:rPr>
-            </w:pPr>
-            <w:r>
-              <w:rPr>
-                <w:rFonts w:ascii="Source Sans 3" w:hAnsi="Source Sans 3"/>
-                <w:sz w:val="23"/>
-                <w:szCs w:val="23"/>
-              </w:rPr>
-              <w:t>That brings me to the next stage</w:t>
-            </w:r>
-            <w:r>
-              <w:rPr>
-                <w:rFonts w:ascii="Source Sans 3" w:hAnsi="Source Sans 3"/>
-                <w:sz w:val="23"/>
-                <w:szCs w:val="23"/>
-              </w:rPr>
-              <w:t xml:space="preserve"> </w:t>
+              <w:t xml:space="preserve">[95290] </w:t>
+            </w:r>
+            <w:r>
+              <w:rPr>
+                <w:rFonts w:ascii="Source Sans 3" w:hAnsi="Source Sans 3"/>
+                <w:sz w:val="23"/>
+                <w:szCs w:val="23"/>
+              </w:rPr>
+              <w:t xml:space="preserve">for[95720] this[96000] you[96180] need[96420] to[96520] divide[96970] the[97100] story[97530] up[97840] into[98130] a[98250] series[98680] of[98810] scenes.[99580] For[100030] each[100260] scene,[100710] the[100930] screenplay[101590] should[101820] begin[102270] with[102450] a[102540] short[102870] description[103490] of[103660] where[103980] it[104090] takes[104380] place[104870] and[105140] the[105270] time[105570] of[105680] day,[106160] that[106520] is[106760] day[107070] or[107240] night.[107980] Then[108600] the[108760] rest[109170] consists[109690] of[109780] the[109920] script[110510] -[110510] the[110780] lines[111170] the[111310] actors[111660] will[111840] speak,[112420] and[112760] it[112860] should[113100] also[113500] describe[114140] the[114270] camera[114730] movements,[115430] and[115740] give[115980] directions[116680] to[116780] the[116940] actors[117500] about[117930] how[118170] they[118340] should[118570] move.[119390]</w:t>
+            </w:r>
+          </w:p>
+          <w:p>
+            <w:pPr>
+              <w:tabs>
+                <w:tab w:val="left" w:pos="4413"/>
+              </w:tabs>
+              <w:rPr>
+                <w:rFonts w:ascii="Source Sans 3" w:hAnsi="Source Sans 3"/>
+                <w:sz w:val="23"/>
+                <w:szCs w:val="23"/>
+              </w:rPr>
+            </w:pPr>
+            <w:r>
+              <w:rPr>
+                <w:rFonts w:ascii="Source Sans 3" w:hAnsi="Source Sans 3"/>
+                <w:sz w:val="23"/>
+                <w:szCs w:val="23"/>
+              </w:rPr>
+              <w:t xml:space="preserve">Before[120240] you[120360] can[120530] start[120920] filming,[121500] you[121810] need[122060] to[122160] prepare[122600] a[122710] storyboard[123520] of[123620] your[123800] film[124270] to[124540] help[124800] everyone[125240] involved[125870] to[126050] imagine[126540] the[126680] scenes[127100] clearly[127720] and[128000] to[128100] understand[128910] what[129200] you[129380] are[129520] trying[129800] to[129890] achieve.[130760] This[131310] is[131500] similar[131940] to[132050] a[132160] comic-book[132910] version[133320] of[133410] your[133590] film,[134090] but[134440] without[134800] speech[135150] balloons.[136030]</w:t>
+            </w:r>
+          </w:p>
+          <w:p>
+            <w:pPr>
+              <w:tabs>
+                <w:tab w:val="left" w:pos="4413"/>
+              </w:tabs>
+              <w:rPr>
+                <w:rFonts w:ascii="Source Sans 3" w:hAnsi="Source Sans 3"/>
+                <w:sz w:val="23"/>
+                <w:szCs w:val="23"/>
+              </w:rPr>
+            </w:pPr>
+            <w:r>
+              <w:rPr>
+                <w:rFonts w:ascii="Source Sans 3" w:hAnsi="Source Sans 3"/>
+                <w:sz w:val="23"/>
+                <w:szCs w:val="23"/>
+              </w:rPr>
+              <w:t xml:space="preserve">And[136570] at[136710] this[136950] point[137460] you[137770] need[138030] to[138150] appoint[138550] a[138620] director.[139470] This[140070] is[140220] a[140330] major[140790] role[141150] and[141300] it's[141480] vital[141950] that[142160] he[142430] or[142700] she[143010] is[143240] a[143350] good[143650] communicator,[144710] as[145120] they[145410] are[145570] the[145710] key[146070] link[146440] between[146820] the[146970] actors[147540] and[147700] the[147830] rest[148130] of[148220] the[148350] team.[149100] This[149730] person[150120] will[150270] have[150450] responsibility[151380] for[151530] the[151650] creative[152320] side[152650] of[152730] the[152820] project.[153730] He[154280] or[154460] she[154690] will[154930] have[155130] the[155280] final[155760] say[156260] in[156510] the[156650] choice[157080] of[157200] the[157360] main[157720] actors[158360] and[158750] in[158900] directing[159430] the[159590] action[160010] of[160120] the[160240] film.[161130]</w:t>
+            </w:r>
+          </w:p>
+          <w:p>
+            <w:pPr>
+              <w:tabs>
+                <w:tab w:val="left" w:pos="4413"/>
+              </w:tabs>
+              <w:rPr>
+                <w:rFonts w:ascii="Source Sans 3" w:hAnsi="Source Sans 3"/>
+                <w:sz w:val="23"/>
+                <w:szCs w:val="23"/>
+              </w:rPr>
+            </w:pPr>
+            <w:r>
+              <w:rPr>
+                <w:rFonts w:ascii="Source Sans 3" w:hAnsi="Source Sans 3"/>
+                <w:sz w:val="23"/>
+                <w:szCs w:val="23"/>
+              </w:rPr>
+              <w:t xml:space="preserve">That[161990] brings[162330] me[162490] to[162640] the[162780] next[163210] stage</w:t>
+            </w:r>
+            <w:r>
+              <w:rPr>
+                <w:rFonts w:ascii="Source Sans 3" w:hAnsi="Source Sans 3"/>
+                <w:sz w:val="23"/>
+                <w:szCs w:val="23"/>
+              </w:rPr>
+              <w:t xml:space="preserve">[163950] </w:t>
             </w:r>
             <w:r>
               <w:rPr>
@@ -14918,23 +14918,23 @@
                 <w:sz w:val="23"/>
                 <w:szCs w:val="23"/>
               </w:rPr>
-              <w:t xml:space="preserve"> </w:t>
-            </w:r>
-            <w:r>
-              <w:rPr>
-                <w:rFonts w:ascii="Source Sans 3" w:hAnsi="Source Sans 3"/>
-                <w:sz w:val="23"/>
-                <w:szCs w:val="23"/>
-              </w:rPr>
-              <w:t>casting your film</w:t>
-            </w:r>
-            <w:r>
-              <w:rPr>
-                <w:rFonts w:ascii="Source Sans 3" w:hAnsi="Source Sans 3"/>
-                <w:sz w:val="23"/>
-                <w:szCs w:val="23"/>
-              </w:rPr>
-              <w:t xml:space="preserve"> </w:t>
+              <w:t xml:space="preserve">[163950] </w:t>
+            </w:r>
+            <w:r>
+              <w:rPr>
+                <w:rFonts w:ascii="Source Sans 3" w:hAnsi="Source Sans 3"/>
+                <w:sz w:val="23"/>
+                <w:szCs w:val="23"/>
+              </w:rPr>
+              <w:t xml:space="preserve">casting[164900] your[165150] film</w:t>
+            </w:r>
+            <w:r>
+              <w:rPr>
+                <w:rFonts w:ascii="Source Sans 3" w:hAnsi="Source Sans 3"/>
+                <w:sz w:val="23"/>
+                <w:szCs w:val="23"/>
+              </w:rPr>
+              <w:t xml:space="preserve">[165650] </w:t>
             </w:r>
             <w:r>
               <w:rPr>
@@ -14950,51 +14950,51 @@
                 <w:sz w:val="23"/>
                 <w:szCs w:val="23"/>
               </w:rPr>
-              <w:t xml:space="preserve"> </w:t>
-            </w:r>
-            <w:r>
-              <w:rPr>
-                <w:rFonts w:ascii="Source Sans 3" w:hAnsi="Source Sans 3"/>
-                <w:sz w:val="23"/>
-                <w:szCs w:val="23"/>
-              </w:rPr>
-              <w:t>finding the actors. Don't just rely on your friends. Be creative! Perhaps you could advertise on social media. Or if your film needs a doctor, perhaps you could ask one from the local</w:t>
-            </w:r>
-            <w:r>
-              <w:rPr>
-                <w:rFonts w:ascii="Source Sans 3" w:hAnsi="Source Sans 3"/>
-                <w:sz w:val="23"/>
-                <w:szCs w:val="23"/>
-              </w:rPr>
-              <w:t xml:space="preserve"> </w:t>
-            </w:r>
-            <w:r>
-              <w:rPr>
-                <w:rFonts w:ascii="Source Sans 3" w:hAnsi="Source Sans 3"/>
-                <w:sz w:val="23"/>
-                <w:szCs w:val="23"/>
-              </w:rPr>
-              <w:t>hospital if they could spare a couple of hours for you?</w:t>
-            </w:r>
-          </w:p>
-          <w:p>
-            <w:pPr>
-              <w:tabs>
-                <w:tab w:val="left" w:pos="4413"/>
-              </w:tabs>
-              <w:rPr>
-                <w:rFonts w:ascii="Source Sans 3" w:hAnsi="Source Sans 3"/>
-                <w:sz w:val="23"/>
-                <w:szCs w:val="23"/>
-              </w:rPr>
-            </w:pPr>
-            <w:r>
-              <w:rPr>
-                <w:rFonts w:ascii="Source Sans 3" w:hAnsi="Source Sans 3"/>
-                <w:sz w:val="23"/>
-                <w:szCs w:val="23"/>
-              </w:rPr>
-              <w:t>And then before filming finally starts, you will need to assign other jobs, such as director of photography - in your case this will be the person who operates the camera; someone in charge of sound and music, and someone in charge of costumes and props (including furniture and any other objects needed) and also someone to look after hair and make-up. But we'll look at these roles in more detail in our next session.</w:t>
+              <w:t xml:space="preserve">[165650] </w:t>
+            </w:r>
+            <w:r>
+              <w:rPr>
+                <w:rFonts w:ascii="Source Sans 3" w:hAnsi="Source Sans 3"/>
+                <w:sz w:val="23"/>
+                <w:szCs w:val="23"/>
+              </w:rPr>
+              <w:t xml:space="preserve">finding[166330] the[166460] actors.[167240] Don't[167870] just[168150] rely[168550] on[168670] your[168830] friends.[169560] Be[169910] creative![170910] Perhaps[171590] you[171720] could[171910] advertise[172540] on[172750] social[173190] media.[173840] Or[174250] if[174380] your[174560] film[174900] needs[175300] a[175410] doctor,[176110] perhaps[176710] you[176830] could[177030] ask[177370] one[177590] from[177730] the[177850] local</w:t>
+            </w:r>
+            <w:r>
+              <w:rPr>
+                <w:rFonts w:ascii="Source Sans 3" w:hAnsi="Source Sans 3"/>
+                <w:sz w:val="23"/>
+                <w:szCs w:val="23"/>
+              </w:rPr>
+              <w:t xml:space="preserve">[178240] </w:t>
+            </w:r>
+            <w:r>
+              <w:rPr>
+                <w:rFonts w:ascii="Source Sans 3" w:hAnsi="Source Sans 3"/>
+                <w:sz w:val="23"/>
+                <w:szCs w:val="23"/>
+              </w:rPr>
+              <w:t xml:space="preserve">hospital[178910] if[179190] they[179360] could[179570] spare[179940] a[180010] couple[180310] of[180410] hours[180750] for[180940] you?[181290]</w:t>
+            </w:r>
+          </w:p>
+          <w:p>
+            <w:pPr>
+              <w:tabs>
+                <w:tab w:val="left" w:pos="4413"/>
+              </w:tabs>
+              <w:rPr>
+                <w:rFonts w:ascii="Source Sans 3" w:hAnsi="Source Sans 3"/>
+                <w:sz w:val="23"/>
+                <w:szCs w:val="23"/>
+              </w:rPr>
+            </w:pPr>
+            <w:r>
+              <w:rPr>
+                <w:rFonts w:ascii="Source Sans 3" w:hAnsi="Source Sans 3"/>
+                <w:sz w:val="23"/>
+                <w:szCs w:val="23"/>
+              </w:rPr>
+              <w:t xml:space="preserve">And[181670] then[181980] before[182440] filming[182940] finally[183460] starts,[184110] you[184380] will[184570] need[184790] to[184910] assign[185430] other[185750] jobs,[186240] such[186570] as[186730] director[187200] of[187300] photography[188100] -[188100] in[188470] your[188660] case[189110] this[189460] will[189630] be[189770] the[189930] person[190310] who[190490] operates[191030] the[191140] camera;[191910] someone[192670] in[192770] charge[193100] of[193230] sound[193600] and[193750] music,[194360] and[194690] someone[195070] in[195190] charge[195520] of[195640] costumes[196330] and[196490] props[197180] (including[197950] furniture[198670] and[198940] any[199200] other[199490] objects[200040] needed)[200660] and[201070] also[201600] someone[202150] to[202270] look[202520] after[202890] hair[203310] and[203530] make-up.[204310] But[204770] we'll[204970] look[205160] at[205280] these[205570] roles[206050] in[206310] more[206540] detail[207100] in[207300] our[207460] next[207820] session.[211320]</w:t>
             </w:r>
           </w:p>
         </w:tc>
@@ -15063,47 +15063,47 @@
                 <w:sz w:val="23"/>
                 <w:szCs w:val="23"/>
               </w:rPr>
-              <w:t>Well, for this task I'd like to talk about Bill Gates. He's the brilliant computer programmer who created Microsoft and the Windows operating system. I first saw Bill Gates on television in 2001. He was talking about Windows XP, which came out that year. I remember thinking that he is the richest man in the world, but if you look at him, you'd never know that. He just looks like a typical computer programmer.</w:t>
-            </w:r>
-          </w:p>
-          <w:p>
-            <w:pPr>
-              <w:tabs>
-                <w:tab w:val="left" w:pos="4413"/>
-              </w:tabs>
-              <w:rPr>
-                <w:rFonts w:ascii="Source Sans 3" w:hAnsi="Source Sans 3"/>
-                <w:sz w:val="23"/>
-                <w:szCs w:val="23"/>
-              </w:rPr>
-            </w:pPr>
-            <w:r>
-              <w:rPr>
-                <w:rFonts w:ascii="Source Sans 3" w:hAnsi="Source Sans 3"/>
-                <w:sz w:val="23"/>
-                <w:szCs w:val="23"/>
-              </w:rPr>
-              <w:t>I like Bill Gates because he's responsible for bringing computers to millions of family homes around the world with his Windows operating system. This made computers easier to use for everyone and also at a price that many families could afford.</w:t>
-            </w:r>
-          </w:p>
-          <w:p>
-            <w:pPr>
-              <w:tabs>
-                <w:tab w:val="left" w:pos="4413"/>
-              </w:tabs>
-              <w:rPr>
-                <w:rFonts w:ascii="Source Sans 3" w:hAnsi="Source Sans 3"/>
-                <w:sz w:val="23"/>
-                <w:szCs w:val="23"/>
-              </w:rPr>
-            </w:pPr>
-            <w:r>
-              <w:rPr>
-                <w:rFonts w:ascii="Source Sans 3" w:hAnsi="Source Sans 3"/>
-                <w:sz w:val="23"/>
-                <w:szCs w:val="23"/>
-              </w:rPr>
-              <w:t>I also like him because he was the world's youngest self-made billionaire at the time. If he could do it, I like to think I could do it too. Finally, I admire him because he's very generous and uses his money to help people. He has given away a huge amount of his money to charity, and I believe he plans to give most of it away in the end. I think this is an excellent idea and I hope this can show other rich and powerful people that they should also help others.</w:t>
+              <w:t xml:space="preserve">[2820]Well,[3490] for[4120] this[4490] task[5170] I'd[5470] like[5810] to[5970] talk[6280] about[6910] Bill[7320] Gates.[8660] He's[9820] the[10070] brilliant[10680] computer[11270] programmer[12020] who[12300] created[13130] Microsoft[14190] and[14640] the[14850] Windows[15550] operating[16280] system.[17430] I[18210] first[18810] saw[19220] Bill[19550] Gates[20250] on[20650] television[21430] in[21680] 2001.[23330] He[23970] was[24340] talking[24780] about[25180] Windows[25810] XP,[26920] which[28030] came[28450] out[28680] that[28960] year.[29820] I[30420] remember[30890] thinking[31420] that[31890] he[32220] is[32470] the[32640] richest[33210] man[33570] in[33700] the[33810] world,[34590] but[35210] if[35390] you[35560] look[35850] at[36040] him,[36630] you'd[37310] never[37710] know[38010] that.[38770] He[39370] just[39850] looks[40280] like[40860] a[41080] typical[41700] computer[42360] programmer.[43770]</w:t>
+            </w:r>
+          </w:p>
+          <w:p>
+            <w:pPr>
+              <w:tabs>
+                <w:tab w:val="left" w:pos="4413"/>
+              </w:tabs>
+              <w:rPr>
+                <w:rFonts w:ascii="Source Sans 3" w:hAnsi="Source Sans 3"/>
+                <w:sz w:val="23"/>
+                <w:szCs w:val="23"/>
+              </w:rPr>
+            </w:pPr>
+            <w:r>
+              <w:rPr>
+                <w:rFonts w:ascii="Source Sans 3" w:hAnsi="Source Sans 3"/>
+                <w:sz w:val="23"/>
+                <w:szCs w:val="23"/>
+              </w:rPr>
+              <w:t xml:space="preserve">I[44610] like[45010] Bill[45270] Gates[45760] because[46320] he's[46720] responsible[47580] for[47800] bringing[48190] computers[49020] to[49260] millions[49960] of[50180] family[50760] homes[51190] around[51570] the[51690] world[52310] with[52840] his[53260] Windows[54030] operating[54740] system.[55860] This[56760] made[57540] computers[58710] easier[59170] to[59380] use[59810] for[60020] everyone[61040] and[61840] also[62220] at[62420] a[62490] price[63120] that[63540] many[64000] families[64560] could[64900] afford.[66040]</w:t>
+            </w:r>
+          </w:p>
+          <w:p>
+            <w:pPr>
+              <w:tabs>
+                <w:tab w:val="left" w:pos="4413"/>
+              </w:tabs>
+              <w:rPr>
+                <w:rFonts w:ascii="Source Sans 3" w:hAnsi="Source Sans 3"/>
+                <w:sz w:val="23"/>
+                <w:szCs w:val="23"/>
+              </w:rPr>
+            </w:pPr>
+            <w:r>
+              <w:rPr>
+                <w:rFonts w:ascii="Source Sans 3" w:hAnsi="Source Sans 3"/>
+                <w:sz w:val="23"/>
+                <w:szCs w:val="23"/>
+              </w:rPr>
+              <w:t xml:space="preserve">I[66730] also[67080] like[67420] him[67570] because[68280] he[68630] was[68860] the[69020] world's[69500] youngest[70190] self-made[71030] billionaire[71880] at[72100] the[72230] time.[73050] If[73640] he[73830] could[74100] do[74270] it,[74790] I[75210] like[75500] to[75620] think[76180] I[76430] could[76680] do[76840] it[77030] too.[78010] Finally,[79570] I[79950] admire[80430] him[80650] because[81160] he's[81480] very[81840] generous[83100] and[84030] uses[84520] his[84780] money[85150] to[85460] help[85870] people.[86890] He[87590] has[87890] given[88250] away[88870] a[89230] huge[89690] amount[90070] of[90210] his[90420] money[90780] to[91010] charity,[91900] and[92800] I[92980] believe[93380] he[93480] plans[93920] to[94030] give[94310] most[94690] of[94830] it[94970] away[95390] in[95580] the[95740] end.[96480] I[96960] think[97340] this[97650] is[97880] an[98090] excellent[98830] idea[99510] and[100320] I[100570] hope[100840] this[101100] can[101350] show[101780] other[102180] rich[102680] and[103140] powerful[103760] people[104500] that[105070] they[105350] should[105710] also[106260] help[106660] others.[110280]</w:t>
             </w:r>
           </w:p>
         </w:tc>
@@ -15172,47 +15172,47 @@
                 <w:sz w:val="23"/>
                 <w:szCs w:val="23"/>
               </w:rPr>
-              <w:t>Well, the famous person I'm going to describe is David Beckham. He was a footballer who played for Manchester United, and he also played for England. I first saw him play for United when I was only seven, so that was probably in about 2002. I remember it as one of the most exciting days in my life!</w:t>
-            </w:r>
-          </w:p>
-          <w:p>
-            <w:pPr>
-              <w:tabs>
-                <w:tab w:val="left" w:pos="4413"/>
-              </w:tabs>
-              <w:rPr>
-                <w:rFonts w:ascii="Source Sans 3" w:hAnsi="Source Sans 3"/>
-                <w:sz w:val="23"/>
-                <w:szCs w:val="23"/>
-              </w:rPr>
-            </w:pPr>
-            <w:r>
-              <w:rPr>
-                <w:rFonts w:ascii="Source Sans 3" w:hAnsi="Source Sans 3"/>
-                <w:sz w:val="23"/>
-                <w:szCs w:val="23"/>
-              </w:rPr>
-              <w:t>David Beckham became famous because he was a very talented footballer. His speciality was scoring amazing goals from free kicks. But he wasn't well-known only for his football skills. He became even more famous when he married a pop star - Victoria, one of the Spice Girls. And another reason for his fame was his good looks and his style. I think almost every boy in the world wanted to have a David Beckham haircut! I know I did.</w:t>
-            </w:r>
-          </w:p>
-          <w:p>
-            <w:pPr>
-              <w:tabs>
-                <w:tab w:val="left" w:pos="4413"/>
-              </w:tabs>
-              <w:rPr>
-                <w:rFonts w:ascii="Source Sans 3" w:hAnsi="Source Sans 3"/>
-                <w:sz w:val="23"/>
-                <w:szCs w:val="23"/>
-              </w:rPr>
-            </w:pPr>
-            <w:r>
-              <w:rPr>
-                <w:rFonts w:ascii="Source Sans 3" w:hAnsi="Source Sans 3"/>
-                <w:sz w:val="23"/>
-                <w:szCs w:val="23"/>
-              </w:rPr>
-              <w:t>I adored him as a boy because I was mad about football and he was my hero. The reason why I still like him is that in spite of his fame he behaves like a normal guy. I heard a story from someone whose car was broken down in the middle of the countryside. And then a car stopped and a man got out and asked him if he needed a push. It was David Beckham!</w:t>
+              <w:t xml:space="preserve">[2780]Well,[3240] the[3560] famous[4010] person[4650] I'm[4900] going[5170] to[5280] describe[6090] is[6530] David[6990] Beckham.[7920] He[8510] was[8860] a[9000] footballer[9680] who[9840] played[10280] for[10510] Manchester[11200] United,[12040] and[12460] he[12620] also[12930] played[13240] for[13390] England.[14380] I[15010] first[15550] saw[15810] him[16000] play[16270] for[16450] United[17250] when[17690] I[17840] was[18040] only[18330] seven,[19020] so[19550] that[19950] was[20370] probably[20950] in[21120] about[21490] 2002.[23360] I[23990] remember[24560] it[24830] as[25210] one[25390] of[25470] the[25590] most[25880] exciting[26610] days[26930] in[27040] my[27220] life![28200]</w:t>
+            </w:r>
+          </w:p>
+          <w:p>
+            <w:pPr>
+              <w:tabs>
+                <w:tab w:val="left" w:pos="4413"/>
+              </w:tabs>
+              <w:rPr>
+                <w:rFonts w:ascii="Source Sans 3" w:hAnsi="Source Sans 3"/>
+                <w:sz w:val="23"/>
+                <w:szCs w:val="23"/>
+              </w:rPr>
+            </w:pPr>
+            <w:r>
+              <w:rPr>
+                <w:rFonts w:ascii="Source Sans 3" w:hAnsi="Source Sans 3"/>
+                <w:sz w:val="23"/>
+                <w:szCs w:val="23"/>
+              </w:rPr>
+              <w:t xml:space="preserve">David[29150] Beckham[29570] became[30070] famous[30780] because[31480] he[31610] was[31810] a[31890] very[32160] talented[32800] footballer.[33860] His[34700] speciality[35770] was[36390] scoring[37080] amazing[37800] goals[38360] from[38670] free[38960] kicks.[39890] But[40740] he[41060] wasn't[41560] well-known[42140] only[42510] for[42740] his[43000] football[43590] skills.[44600] He[45170] became[45670] even[45960] more[46260] famous[46950] when[47200] he[47310] married[47670] a[47750] pop[48010] star[48630] -[48630] Victoria,[49750] one[50140] of[50260] the[50400] Spice[50780] Girls.[51630] And[52310] another[52810] reason[53220] for[53430] his[53670] fame[54250] was[54610] his[54920] good[55210] looks[55810] and[56060] his[56260] style.[57150] I[57550] think[57860] almost[58350] every[58760] boy[59140] in[59290] the[59410] world[59820] wanted[60200] to[60340] have[60650] a[60730] David[61150] Beckham[61560] haircut![62610] I[63070] know[63330] I[63480] did.[64370]</w:t>
+            </w:r>
+          </w:p>
+          <w:p>
+            <w:pPr>
+              <w:tabs>
+                <w:tab w:val="left" w:pos="4413"/>
+              </w:tabs>
+              <w:rPr>
+                <w:rFonts w:ascii="Source Sans 3" w:hAnsi="Source Sans 3"/>
+                <w:sz w:val="23"/>
+                <w:szCs w:val="23"/>
+              </w:rPr>
+            </w:pPr>
+            <w:r>
+              <w:rPr>
+                <w:rFonts w:ascii="Source Sans 3" w:hAnsi="Source Sans 3"/>
+                <w:sz w:val="23"/>
+                <w:szCs w:val="23"/>
+              </w:rPr>
+              <w:t xml:space="preserve">I[65010] adored[65500] him[65680] as[65830] a[65910] boy[66270] because[66810] I[66940] was[67200] mad[67570] about[67930] football[68790] and[69220] he[69380] was[69620] my[69810] hero.[70660] The[71270] reason[71700] why[71990] I[72130] still[72440] like[72750] him[73070] is[73410] that[73890] in[74220] spite[74570] of[74680] his[74870] fame[75490] he[75780] behaves[76380] like[76630] a[76700] normal[77040] guy.[77900] I[78440] heard[78720] a[78840] story[79370] from[79710] someone[80320] whose[80820] car[81210] was[81480] broken[81940] down[82310] in[82410] the[82550] middle[82880] of[82980] the[83090] countryside.[84320] And[84720] then[85140] a[85350] car[85720] stopped[86330] and[86540] a[86610] man[86820] got[87080] out[87470] and[87740] asked[88150] him[88440] if[88710] he[88870] needed[89260] a[89340] push.[90100] It[90620] was[90910] David[91330] Beckham![96040]</w:t>
             </w:r>
           </w:p>
         </w:tc>
@@ -15286,27 +15286,27 @@
                 <w:szCs w:val="23"/>
               </w:rPr>
               <w:lastRenderedPageBreak/>
-              <w:t>Speaker 1</w:t>
-            </w:r>
-          </w:p>
-          <w:p>
-            <w:pPr>
-              <w:tabs>
-                <w:tab w:val="left" w:pos="4413"/>
-              </w:tabs>
-              <w:rPr>
-                <w:rFonts w:ascii="Source Sans 3" w:hAnsi="Source Sans 3"/>
-                <w:sz w:val="23"/>
-                <w:szCs w:val="23"/>
-              </w:rPr>
-            </w:pPr>
-            <w:r>
-              <w:rPr>
-                <w:rFonts w:ascii="Source Sans 3" w:hAnsi="Source Sans 3"/>
-                <w:sz w:val="23"/>
-                <w:szCs w:val="23"/>
-              </w:rPr>
-              <w:t>This creature is found in the mountains of Central Africa. It has black hair all over its body, which is much thicker than that of other members of the species. This means that it can live in colder temperatures. There are only about 900 of these apes in the wild. A lot of the green plants they eat have been destroyed, and they have also been killed in the past for their fur.</w:t>
+              <w:t xml:space="preserve">[380]Speaker[2850] 1[3710]</w:t>
+            </w:r>
+          </w:p>
+          <w:p>
+            <w:pPr>
+              <w:tabs>
+                <w:tab w:val="left" w:pos="4413"/>
+              </w:tabs>
+              <w:rPr>
+                <w:rFonts w:ascii="Source Sans 3" w:hAnsi="Source Sans 3"/>
+                <w:sz w:val="23"/>
+                <w:szCs w:val="23"/>
+              </w:rPr>
+            </w:pPr>
+            <w:r>
+              <w:rPr>
+                <w:rFonts w:ascii="Source Sans 3" w:hAnsi="Source Sans 3"/>
+                <w:sz w:val="23"/>
+                <w:szCs w:val="23"/>
+              </w:rPr>
+              <w:t xml:space="preserve">This[4510] creature[5080] is[5280] found[5680] in[5750] the[5860] mountains[6380] of[6510] Central[6970] Africa.[7850] It[8420] has[8790] black[9200] hair[9720] all[10080] over[10330] its[10490] body,[11160] which[11630] is[11750] much[12050] thicker[12400] than[12550] that[12760] of[12870] other[13100] members[13440] of[13540] the[13650] species.[14640] This[15220] means[15530] that[15670] it[15760] can[15930] live[16180] in[16370] colder[16910] temperatures.[18040] There[18620] are[18740] only[19040] about[19410] 900[20250] of[20340] these[20610] apes[20920] in[21010] the[21120] wild.[22060] A[22570] lot[22740] of[22820] the[22920] green[23240] plants[23710] they[23910] eat[24130] have[24290] been[24440] destroyed,[25430] and[25850] they[26000] have[26190] also[26510] been[26720] killed[27070] in[27160] the[27270] past[27700] for[27810] their[27980] fur.[29430]</w:t>
             </w:r>
           </w:p>
           <w:p>
@@ -15330,27 +15330,27 @@
                 <w:sz w:val="23"/>
                 <w:szCs w:val="23"/>
               </w:rPr>
-              <w:t>Speaker 2</w:t>
-            </w:r>
-          </w:p>
-          <w:p>
-            <w:pPr>
-              <w:tabs>
-                <w:tab w:val="left" w:pos="4413"/>
-              </w:tabs>
-              <w:rPr>
-                <w:rFonts w:ascii="Source Sans 3" w:hAnsi="Source Sans 3"/>
-                <w:sz w:val="23"/>
-                <w:szCs w:val="23"/>
-              </w:rPr>
-            </w:pPr>
-            <w:r>
-              <w:rPr>
-                <w:rFonts w:ascii="Source Sans 3" w:hAnsi="Source Sans 3"/>
-                <w:sz w:val="23"/>
-                <w:szCs w:val="23"/>
-              </w:rPr>
-              <w:t>This creature lives in the ocean from Australia up to Japan. Many of them are quite small, with a body that grows up to five centimetres long, and they have long tentacles, or arms. Its name comes from the bright blue rings that show up when it's frightened. You need to be careful in the sea around them as they are very poisonous.</w:t>
+              <w:t xml:space="preserve">Speaker[30960] 2[31840]</w:t>
+            </w:r>
+          </w:p>
+          <w:p>
+            <w:pPr>
+              <w:tabs>
+                <w:tab w:val="left" w:pos="4413"/>
+              </w:tabs>
+              <w:rPr>
+                <w:rFonts w:ascii="Source Sans 3" w:hAnsi="Source Sans 3"/>
+                <w:sz w:val="23"/>
+                <w:szCs w:val="23"/>
+              </w:rPr>
+            </w:pPr>
+            <w:r>
+              <w:rPr>
+                <w:rFonts w:ascii="Source Sans 3" w:hAnsi="Source Sans 3"/>
+                <w:sz w:val="23"/>
+                <w:szCs w:val="23"/>
+              </w:rPr>
+              <w:t xml:space="preserve">This[32710] creature[33290] lives[33560] in[33630] the[33800] ocean[34230] from[34420] Australia[35160] up[35370] to[35490] Japan.[36620] Many[37460] of[37580] them[37740] are[37880] quite[38300] small,[38970] with[39340] a[39410] body[39700] that[39910] grows[40300] up[40440] to[40620] five[41070] centimetres[41860] long,[42480] and[42770] they[42900] have[43140] long[43510] tentacles,[44370] or[44600] arms.[45510] Its[46170] name[46650] comes[46990] from[47160] the[47310] bright[47850] blue[48210] rings[48640] that[48830] show[49100] up[49300] when[49470] it's[49640] frightened.[50520] You[50900] need[51210] to[51310] be[51430] careful[51880] in[51970] the[52100] sea[52300] around[52610] them[52790] as[52950] they[53110] are[53270] very[53590] poisonous.[55400]</w:t>
             </w:r>
           </w:p>
           <w:p>
@@ -15374,27 +15374,27 @@
                 <w:sz w:val="23"/>
                 <w:szCs w:val="23"/>
               </w:rPr>
-              <w:t>Speaker 3</w:t>
-            </w:r>
-          </w:p>
-          <w:p>
-            <w:pPr>
-              <w:tabs>
-                <w:tab w:val="left" w:pos="4413"/>
-              </w:tabs>
-              <w:rPr>
-                <w:rFonts w:ascii="Source Sans 3" w:hAnsi="Source Sans 3"/>
-                <w:sz w:val="23"/>
-                <w:szCs w:val="23"/>
-              </w:rPr>
-            </w:pPr>
-            <w:r>
-              <w:rPr>
-                <w:rFonts w:ascii="Source Sans 3" w:hAnsi="Source Sans 3"/>
-                <w:sz w:val="23"/>
-                <w:szCs w:val="23"/>
-              </w:rPr>
-              <w:t>These creatures live mainly in desert areas and can survive in both mountains and valleys. Their tails help them to balance when they are climbing or sleeping in trees. Their black and yellow coats help them to hide in the places where they live. Unfortunately, there are only about 250 of these beautiful big cats left in the wild today.</w:t>
+              <w:t xml:space="preserve">Speaker[56920] 3[57850]</w:t>
+            </w:r>
+          </w:p>
+          <w:p>
+            <w:pPr>
+              <w:tabs>
+                <w:tab w:val="left" w:pos="4413"/>
+              </w:tabs>
+              <w:rPr>
+                <w:rFonts w:ascii="Source Sans 3" w:hAnsi="Source Sans 3"/>
+                <w:sz w:val="23"/>
+                <w:szCs w:val="23"/>
+              </w:rPr>
+            </w:pPr>
+            <w:r>
+              <w:rPr>
+                <w:rFonts w:ascii="Source Sans 3" w:hAnsi="Source Sans 3"/>
+                <w:sz w:val="23"/>
+                <w:szCs w:val="23"/>
+              </w:rPr>
+              <w:t xml:space="preserve">These[58700] creatures[59270] live[59560] mainly[60030] in[60240] desert[60750] areas[61350] and[61680] can[61870] survive[62450] in[62580] both[62920] mountains[63570] and[63850] valleys.[64650] Their[65190] tails[65660] help[65880] them[66050] to[66190] balance[66820] when[67000] they[67140] are[67270] climbing[67930] or[68240] sleeping[68720] in[68850] trees.[69740] Their[70300] black[70720] and[70920] yellow[71270] coats[71830] help[72160] them[72310] to[72470] hide[72920] in[73020] the[73130] places[73600] where[73790] they[73940] live.[74660] Unfortunately,[76030] there[76370] are[76520] only[76840] about[77210] 250[78320] of[78450] these[78760] beautiful[79410] big[79710] cats[80180] left[80580] in[80690] the[80800] wild[81210] today.[82660]</w:t>
             </w:r>
           </w:p>
           <w:p>
@@ -15418,27 +15418,27 @@
                 <w:sz w:val="23"/>
                 <w:szCs w:val="23"/>
               </w:rPr>
-              <w:t>Speaker 4</w:t>
-            </w:r>
-          </w:p>
-          <w:p>
-            <w:pPr>
-              <w:tabs>
-                <w:tab w:val="left" w:pos="4413"/>
-              </w:tabs>
-              <w:rPr>
-                <w:rFonts w:ascii="Source Sans 3" w:hAnsi="Source Sans 3"/>
-                <w:sz w:val="23"/>
-                <w:szCs w:val="23"/>
-              </w:rPr>
-            </w:pPr>
-            <w:r>
-              <w:rPr>
-                <w:rFonts w:ascii="Source Sans 3" w:hAnsi="Source Sans 3"/>
-                <w:sz w:val="23"/>
-                <w:szCs w:val="23"/>
-              </w:rPr>
-              <w:t>This strange-looking animal lives in wet areas and comes from the area south of the tropics in China. There are very few in the wild now. As you can see, it has antlers like most deer, but it has a neck like a camel and hooves or feet like a cow. They eat mainly grass and live partly on land and partly in water.</w:t>
+              <w:t xml:space="preserve">Speaker[84180] 4[85070]</w:t>
+            </w:r>
+          </w:p>
+          <w:p>
+            <w:pPr>
+              <w:tabs>
+                <w:tab w:val="left" w:pos="4413"/>
+              </w:tabs>
+              <w:rPr>
+                <w:rFonts w:ascii="Source Sans 3" w:hAnsi="Source Sans 3"/>
+                <w:sz w:val="23"/>
+                <w:szCs w:val="23"/>
+              </w:rPr>
+            </w:pPr>
+            <w:r>
+              <w:rPr>
+                <w:rFonts w:ascii="Source Sans 3" w:hAnsi="Source Sans 3"/>
+                <w:sz w:val="23"/>
+                <w:szCs w:val="23"/>
+              </w:rPr>
+              <w:t xml:space="preserve">This[85900] strange-looking[86820] animal[87330] lives[87740] in[87910] wet[88240] areas[89010] and[89380] comes[89780] from[89960] the[90150] area[90590] south[91040] of[91150] the[91270] tropics[91920] in[92100] China.[92980] There[93580] are[93690] very[93960] few[94300] in[94440] the[94570] wild[95020] now.[95700] As[96260] you[96380] can[96570] see,[97010] it[97330] has[97600] antlers[98170] like[98530] most[98880] deer,[99470] but[99900] it[100020] has[100200] a[100310] neck[100810] like[101110] a[101190] camel[101870] and[102280] hooves[102880] or[103050] feet[103630] like[104010] a[104090] cow.[104940] They[105510] eat[105790] mainly[106250] grass[107040] and[107410] live[107700] partly[108140] on[108290] land[108890] and[109220] partly[109610] in[109740] water.[113320]</w:t>
             </w:r>
           </w:p>
         </w:tc>
@@ -15507,35 +15507,35 @@
                 <w:sz w:val="23"/>
                 <w:szCs w:val="23"/>
               </w:rPr>
-              <w:t>Hello everyone. Today I'm going to talk about a project I've done about the mountain gorilla. I think it's a truly fascinating animal. They originate in Africa - Central Africa, in fact.</w:t>
-            </w:r>
-          </w:p>
-          <w:p>
-            <w:pPr>
-              <w:tabs>
-                <w:tab w:val="left" w:pos="4413"/>
-              </w:tabs>
-              <w:rPr>
-                <w:rFonts w:ascii="Source Sans 3" w:hAnsi="Source Sans 3"/>
-                <w:sz w:val="23"/>
-                <w:szCs w:val="23"/>
-              </w:rPr>
-            </w:pPr>
-            <w:r>
-              <w:rPr>
-                <w:rFonts w:ascii="Source Sans 3" w:hAnsi="Source Sans 3"/>
-                <w:sz w:val="23"/>
-                <w:szCs w:val="23"/>
-              </w:rPr>
-              <w:t>So now I'm going to talk a little about where they live. As you can probably guess, and as you can see in this first photo, their name reflects the environment they live in</w:t>
-            </w:r>
-            <w:r>
-              <w:rPr>
-                <w:rFonts w:ascii="Source Sans 3" w:hAnsi="Source Sans 3"/>
-                <w:sz w:val="23"/>
-                <w:szCs w:val="23"/>
-              </w:rPr>
-              <w:t xml:space="preserve"> </w:t>
+              <w:t xml:space="preserve">[2840]Hello[3130] everyone.[4090] Today[4920] I'm[5120] going[5350] to[5440] talk[5690] about[5900] a[5960] project[6490] I've[6640] done[7050] about[7520] the[7640] mountain[7980] gorilla.[8760] I[9210] think[9420] it's[9570] a[9640] truly[10160] fascinating[10940] animal.[11820] They[12520] originate[13200] in[13420] Africa[14220] -[14220] Central[14980] Africa,[15430] in[15590] fact.[16520]</w:t>
+            </w:r>
+          </w:p>
+          <w:p>
+            <w:pPr>
+              <w:tabs>
+                <w:tab w:val="left" w:pos="4413"/>
+              </w:tabs>
+              <w:rPr>
+                <w:rFonts w:ascii="Source Sans 3" w:hAnsi="Source Sans 3"/>
+                <w:sz w:val="23"/>
+                <w:szCs w:val="23"/>
+              </w:rPr>
+            </w:pPr>
+            <w:r>
+              <w:rPr>
+                <w:rFonts w:ascii="Source Sans 3" w:hAnsi="Source Sans 3"/>
+                <w:sz w:val="23"/>
+                <w:szCs w:val="23"/>
+              </w:rPr>
+              <w:t xml:space="preserve">So[17200] now[17610] I'm[17790] going[18050] to[18150] talk[18450] a[18530] little[18810] about[19100] where[19290] they[19450] live.[20200] As[20740] you[20900] can[21150] probably[21660] guess,[22350] and[22870] as[23060] you[23180] can[23390] see[23770] in[23960] this[24150] first[24460] photo,[25120] their[25640] name[25970] reflects[26390] the[26500] environment[27130] they[27290] live[27570] in</w:t>
+            </w:r>
+            <w:r>
+              <w:rPr>
+                <w:rFonts w:ascii="Source Sans 3" w:hAnsi="Source Sans 3"/>
+                <w:sz w:val="23"/>
+                <w:szCs w:val="23"/>
+              </w:rPr>
+              <w:t xml:space="preserve">[28050] </w:t>
             </w:r>
             <w:r>
               <w:rPr>
@@ -15551,7 +15551,7 @@
                 <w:sz w:val="23"/>
                 <w:szCs w:val="23"/>
               </w:rPr>
-              <w:t xml:space="preserve"> </w:t>
+              <w:t xml:space="preserve">[28050] </w:t>
             </w:r>
             <w:r>
               <w:rPr>
@@ -15567,111 +15567,111 @@
                 <w:sz w:val="23"/>
                 <w:szCs w:val="23"/>
               </w:rPr>
-              <w:t xml:space="preserve"> </w:t>
-            </w:r>
-            <w:r>
-              <w:rPr>
-                <w:rFonts w:ascii="Source Sans 3" w:hAnsi="Source Sans 3"/>
-                <w:sz w:val="23"/>
-                <w:szCs w:val="23"/>
-              </w:rPr>
-              <w:t>mountain forests.</w:t>
-            </w:r>
-          </w:p>
-          <w:p>
-            <w:pPr>
-              <w:tabs>
-                <w:tab w:val="left" w:pos="4413"/>
-              </w:tabs>
-              <w:rPr>
-                <w:rFonts w:ascii="Source Sans 3" w:hAnsi="Source Sans 3"/>
-                <w:sz w:val="23"/>
-                <w:szCs w:val="23"/>
-              </w:rPr>
-            </w:pPr>
-            <w:r>
-              <w:rPr>
-                <w:rFonts w:ascii="Source Sans 3" w:hAnsi="Source Sans 3"/>
-                <w:sz w:val="23"/>
-                <w:szCs w:val="23"/>
-              </w:rPr>
-              <w:t>Now just like all other apes, they build nests out of leaves. But they</w:t>
-            </w:r>
-          </w:p>
-          <w:p>
-            <w:pPr>
-              <w:tabs>
-                <w:tab w:val="left" w:pos="4413"/>
-              </w:tabs>
-              <w:rPr>
-                <w:rFonts w:ascii="Source Sans 3" w:hAnsi="Source Sans 3"/>
-                <w:sz w:val="23"/>
-                <w:szCs w:val="23"/>
-              </w:rPr>
-            </w:pPr>
-            <w:r>
-              <w:rPr>
-                <w:rFonts w:ascii="Source Sans 3" w:hAnsi="Source Sans 3"/>
-                <w:sz w:val="23"/>
-                <w:szCs w:val="23"/>
-              </w:rPr>
-              <w:t>don't make their nests high up as other species do mountain</w:t>
-            </w:r>
-            <w:r>
-              <w:rPr>
-                <w:rFonts w:ascii="Source Sans 3" w:hAnsi="Source Sans 3"/>
-                <w:sz w:val="23"/>
-                <w:szCs w:val="23"/>
-              </w:rPr>
-              <w:t xml:space="preserve"> </w:t>
-            </w:r>
-            <w:r>
-              <w:rPr>
-                <w:rFonts w:ascii="Source Sans 3" w:hAnsi="Source Sans 3"/>
-                <w:sz w:val="23"/>
-                <w:szCs w:val="23"/>
-              </w:rPr>
-              <w:t>gorillas make them on the ground instead. And they sleep wherever they end their day and they rarely sleep in the same bed twice! So, I'll move on to talk about the physical features of the mountain gorilla. In other words, what it looks like. So here are some more photographs on screen for you all to have a look at. This gorilla here on the left is a male gorilla. We know that he's an older male gorilla because of the colour of his coat. As you can see, his coat is grey. He's called a silverback. Younger male gorillas are called blackbacks. And there's an obvious reason for that! Yes, a young adult male has a black coat. As he gets older, his coat turns from black to grey.</w:t>
-            </w:r>
-          </w:p>
-          <w:p>
-            <w:pPr>
-              <w:tabs>
-                <w:tab w:val="left" w:pos="4413"/>
-              </w:tabs>
-              <w:rPr>
-                <w:rFonts w:ascii="Source Sans 3" w:hAnsi="Source Sans 3"/>
-                <w:sz w:val="23"/>
-                <w:szCs w:val="23"/>
-              </w:rPr>
-            </w:pPr>
-            <w:r>
-              <w:rPr>
-                <w:rFonts w:ascii="Source Sans 3" w:hAnsi="Source Sans 3"/>
-                <w:sz w:val="23"/>
-                <w:szCs w:val="23"/>
-              </w:rPr>
-              <w:t>Next, I'm going to tell you a little about the diet of the mountain gorilla. Interestingly, mountain gorillas are herbivores. In other words, they survive on a diet of plants. As you can see from this next picture, this gorilla is eating leaves. They also eat fruit and flowers. They occasionally eat insects too, but only when they're very hungry! And it might interest you to know that mountain gorillas very rarely drink water, even though they live in a very warm climate. It appears they get all the water they need from plants.</w:t>
-            </w:r>
-          </w:p>
-          <w:p>
-            <w:pPr>
-              <w:tabs>
-                <w:tab w:val="left" w:pos="4413"/>
-              </w:tabs>
-              <w:rPr>
-                <w:rFonts w:ascii="Source Sans 3" w:hAnsi="Source Sans 3"/>
-                <w:sz w:val="23"/>
-                <w:szCs w:val="23"/>
-              </w:rPr>
-            </w:pPr>
-            <w:r>
-              <w:rPr>
-                <w:rFonts w:ascii="Source Sans 3" w:hAnsi="Source Sans 3"/>
-                <w:sz w:val="23"/>
-                <w:szCs w:val="23"/>
-              </w:rPr>
-              <w:t>I'd like to conclude by talking about some of the threats that mountain gorillas face. They are in serious danger of disappearing from our world altogether. Let's have a look at two reasons why they're in such danger. And both of these reasons are connected to human activity. Firstly, people are damaging the mountain forests where these gorillas live. They're cutting down the trees to build farms and towns. Mountain gorillas live in close family groups and this means that it's difficult for them to get enough to eat in the small areas they now have to live in. Secondly, gorillas are also suffering as a result of hunting. Sadly, some people find and kill them to sell. So it's a very sad situation indeed for these beautiful animals.</w:t>
+              <w:t xml:space="preserve">[28930] </w:t>
+            </w:r>
+            <w:r>
+              <w:rPr>
+                <w:rFonts w:ascii="Source Sans 3" w:hAnsi="Source Sans 3"/>
+                <w:sz w:val="23"/>
+                <w:szCs w:val="23"/>
+              </w:rPr>
+              <w:t xml:space="preserve">mountain[29380] forests.[30510]</w:t>
+            </w:r>
+          </w:p>
+          <w:p>
+            <w:pPr>
+              <w:tabs>
+                <w:tab w:val="left" w:pos="4413"/>
+              </w:tabs>
+              <w:rPr>
+                <w:rFonts w:ascii="Source Sans 3" w:hAnsi="Source Sans 3"/>
+                <w:sz w:val="23"/>
+                <w:szCs w:val="23"/>
+              </w:rPr>
+            </w:pPr>
+            <w:r>
+              <w:rPr>
+                <w:rFonts w:ascii="Source Sans 3" w:hAnsi="Source Sans 3"/>
+                <w:sz w:val="23"/>
+                <w:szCs w:val="23"/>
+              </w:rPr>
+              <w:t xml:space="preserve">Now[31230] just[31590] like[31890] all[32160] other[32450] apes,[32970] they[33290] build[33590] nests[34180] out[34330] of[34450] leaves.[35330] But[35880] they[36020]</w:t>
+            </w:r>
+          </w:p>
+          <w:p>
+            <w:pPr>
+              <w:tabs>
+                <w:tab w:val="left" w:pos="4413"/>
+              </w:tabs>
+              <w:rPr>
+                <w:rFonts w:ascii="Source Sans 3" w:hAnsi="Source Sans 3"/>
+                <w:sz w:val="23"/>
+                <w:szCs w:val="23"/>
+              </w:rPr>
+            </w:pPr>
+            <w:r>
+              <w:rPr>
+                <w:rFonts w:ascii="Source Sans 3" w:hAnsi="Source Sans 3"/>
+                <w:sz w:val="23"/>
+                <w:szCs w:val="23"/>
+              </w:rPr>
+              <w:t xml:space="preserve">don't[36260] make[36430] their[36590] nests[37030] high[37330] up[37580] as[37750] other[37980] species[38450] do[38980] mountain</w:t>
+            </w:r>
+            <w:r>
+              <w:rPr>
+                <w:rFonts w:ascii="Source Sans 3" w:hAnsi="Source Sans 3"/>
+                <w:sz w:val="23"/>
+                <w:szCs w:val="23"/>
+              </w:rPr>
+              <w:t xml:space="preserve">[39700] </w:t>
+            </w:r>
+            <w:r>
+              <w:rPr>
+                <w:rFonts w:ascii="Source Sans 3" w:hAnsi="Source Sans 3"/>
+                <w:sz w:val="23"/>
+                <w:szCs w:val="23"/>
+              </w:rPr>
+              <w:t xml:space="preserve">gorillas[40170] make[40410] them[40540] on[40660] the[40770] ground[41260] instead.[42150] And[42570] they[42720] sleep[43070] wherever[43390] they[43530] end[43690] their[43860] day[44370] and[44670] they[44820] rarely[45220] sleep[45520] in[45610] the[45740] same[46050] bed[46360] twice![47400] So,[47980] I'll[48650] move[48890] on[49080] to[49190] talk[49450] about[49720] the[49850] physical[50340] features[50760] of[50860] the[50960] mountain[51290] gorilla.[52020] In[52460] other[52640] words,[53170] what[53500] it[53650] looks[53960] like.[54750] So[55620] here[56210] are[56450] some[56670] more[56910] photographs[57570] on[57720] screen[58140] for[58290] you[58420] all[58590] to[58680] have[58850] a[58910] look[59150] at.[59800] This[60450] gorilla[60900] here[61150] on[61260] the[61400] left[61860] is[62050] a[62170] male[62660] gorilla.[63550] We[64120] know[64340] that[64500] he's[64700] an[64880] older[65290] male[65580] gorilla[66060] because[66410] of[66490] the[66590] colour[66960] of[67060] his[67220] coat.[67970] As[68500] you[68600] can[68780] see,[69280] his[69690] coat[70070] is[70260] grey.[71090] He's[71710] called[72240] a[72460] silverback.[73930] Younger[74940] male[75250] gorillas[75790] are[75970] called[76500] blackbacks.[77840] And[78290] there's[78520] an[78680] obvious[79140] reason[79490] for[79630] that![80310] Yes,[81170] a[81410] young[81870] adult[82290] male[82750] has[83010] a[83100] black[83560] coat.[84510] As[85140] he[85260] gets[85610] older,[86240] his[86630] coat[86930] turns[87250] from[87420] black[87870] to[88030] grey.[89030]</w:t>
+            </w:r>
+          </w:p>
+          <w:p>
+            <w:pPr>
+              <w:tabs>
+                <w:tab w:val="left" w:pos="4413"/>
+              </w:tabs>
+              <w:rPr>
+                <w:rFonts w:ascii="Source Sans 3" w:hAnsi="Source Sans 3"/>
+                <w:sz w:val="23"/>
+                <w:szCs w:val="23"/>
+              </w:rPr>
+            </w:pPr>
+            <w:r>
+              <w:rPr>
+                <w:rFonts w:ascii="Source Sans 3" w:hAnsi="Source Sans 3"/>
+                <w:sz w:val="23"/>
+                <w:szCs w:val="23"/>
+              </w:rPr>
+              <w:t xml:space="preserve">Next,[90150] I'm[90420] going[90710] to[90810] tell[91040] you[91150] a[91230] little[91470] about[91710] the[91820] diet[92290] of[92400] the[92500] mountain[92850] gorilla.[93670] Interestingly,[94940] mountain[95470] gorillas[95880] are[96030] herbivores.[97130] In[97530] other[97710] words,[98170] they[98450] survive[99000] on[99100] a[99180] diet[99560] of[99700] plants.[100870] As[101500] you[101610] can[101780] see[102050] from[102230] this[102470] next[102850] picture,[103600] this[104070] gorilla[104550] is[104890] eating[105230] leaves.[106180] They[106700] also[107040] eat[107250] fruit[107610] and[107760] flowers.[108760] They[109250] occasionally[110130] eat[110440] insects[111050] too,[111550] but[111930] only[112240] when[112400] they're[112630] very[113020] hungry![114000] And[114770] it[114920] might[115220] interest[115650] you[115780] to[115900] know[116180] that[116380] mountain[116750] gorillas[117320] very[117750] rarely[118140] drink[118440] water,[119120] even[119650] though[119860] they[120010] live[120180] in[120250] a[120300] very[120570] warm[120930] climate.[121910] It[122420] appears[122820] they[122970] get[123230] all[123450] the[123570] water[123860] they[124050] need[124400] from[124610] plants.[125980]</w:t>
+            </w:r>
+          </w:p>
+          <w:p>
+            <w:pPr>
+              <w:tabs>
+                <w:tab w:val="left" w:pos="4413"/>
+              </w:tabs>
+              <w:rPr>
+                <w:rFonts w:ascii="Source Sans 3" w:hAnsi="Source Sans 3"/>
+                <w:sz w:val="23"/>
+                <w:szCs w:val="23"/>
+              </w:rPr>
+            </w:pPr>
+            <w:r>
+              <w:rPr>
+                <w:rFonts w:ascii="Source Sans 3" w:hAnsi="Source Sans 3"/>
+                <w:sz w:val="23"/>
+                <w:szCs w:val="23"/>
+              </w:rPr>
+              <w:t xml:space="preserve">I'd[126900] like[127140] to[127230] conclude[127970] by[128330] talking[128770] about[129100] some[129310] of[129400] the[129520] threats[130040] that[130260] mountain[130610] gorillas[131040] face.[131850] They[132370] are[132600] in[132850] serious[133460] danger[133880] of[134000] disappearing[134640] from[134800] our[134960] world[135280] altogether.[136350] Let's[137010] have[137170] a[137220] look[137390] at[137520] two[137790] reasons[138250] why[138460] they're[138660] in[138820] such[139200] danger.[139990] And[140410] both[140690] of[140780] these[141000] reasons[141560] are[141810] connected[142320] to[142470] human[142900] activity.[143980] Firstly,[145200] people[145800] are[145950] damaging[146470] the[146590] mountain[146990] forests[147490] where[147650] these[147850] gorillas[148280] live.[148970] They're[149480] cutting[149800] down[150010] the[150130] trees[150560] to[150680] build[150960] farms[151520] and[151660] towns.[152700] Mountain[153480] gorillas[154010] live[154290] in[154400] close[154870] family[155320] groups[156050] and[156410] this[156620] means[156930] that[157030] it's[157190] difficult[157640] for[157770] them[157930] to[158050] get[158240] enough[158500] to[158650] eat[158930] in[159030] the[159150] small[159530] areas[159980] they[160130] now[160330] have[160520] to[160640] live[160880] in.[161530] Secondly,[162680] gorillas[163370] are[163560] also[163930] suffering[164560] as[164800] a[164870] result[165330] of[165480] hunting.[166460] Sadly,[167560] some[167980] people[168330] find[168760] and[168940] kill[169230] them[169410] to[169580] sell.[170450] So[171180] it's[171540] a[171600] very[171930] sad[172360] situation[173110] indeed[173570] for[173690] these[173980] beautiful[174640] animals.[178440]</w:t>
             </w:r>
           </w:p>
         </w:tc>
@@ -15740,103 +15740,103 @@
                 <w:sz w:val="23"/>
                 <w:szCs w:val="23"/>
               </w:rPr>
-              <w:t>Good morning, everyone. In today's lecture I want to talk to you about a very unpopular animal here in Britain. In fact, you could say that it's one of our least loved animals! It's called the American bullfrog and yes, it does in fact come from America - the east of America, to be exact - and it was brought to Britain in the early 19th century, so you could say that it's been here for quite a long time. It wasn't brought here on purpose - it actually arrived in a big container of aquatic plants. In other words, it was accidentally introduced into Britain.</w:t>
-            </w:r>
-          </w:p>
-          <w:p>
-            <w:pPr>
-              <w:tabs>
-                <w:tab w:val="left" w:pos="4413"/>
-              </w:tabs>
-              <w:rPr>
-                <w:rFonts w:ascii="Source Sans 3" w:hAnsi="Source Sans 3"/>
-                <w:sz w:val="23"/>
-                <w:szCs w:val="23"/>
-              </w:rPr>
-            </w:pPr>
-            <w:r>
-              <w:rPr>
-                <w:rFonts w:ascii="Source Sans 3" w:hAnsi="Source Sans 3"/>
-                <w:sz w:val="23"/>
-                <w:szCs w:val="23"/>
-              </w:rPr>
-              <w:t>Now, I'll tell you a little about its appearance. The American bullfrog is a very large - and ugly - species of frog. And when I say it's large, I mean large. Interestingly, female American bullfrogs are usually much larger than the males. In fact, they can weigh up to 750 grams, whereas the males only go up to about 600 grams. Take a look at its head - it's really broad and flat, isn't it? And you can see its mouth</w:t>
-            </w:r>
-            <w:r>
-              <w:rPr>
-                <w:rFonts w:ascii="Source Sans 3" w:hAnsi="Source Sans 3"/>
-                <w:sz w:val="23"/>
-                <w:szCs w:val="23"/>
-              </w:rPr>
-              <w:t xml:space="preserve">- </w:t>
-            </w:r>
-            <w:r>
-              <w:rPr>
-                <w:rFonts w:ascii="Source Sans 3" w:hAnsi="Source Sans 3"/>
-                <w:sz w:val="23"/>
-                <w:szCs w:val="23"/>
-              </w:rPr>
-              <w:t>just here - that's quite large too.</w:t>
-            </w:r>
-          </w:p>
-          <w:p>
-            <w:pPr>
-              <w:tabs>
-                <w:tab w:val="left" w:pos="4413"/>
-              </w:tabs>
-              <w:rPr>
-                <w:rFonts w:ascii="Source Sans 3" w:hAnsi="Source Sans 3"/>
-                <w:sz w:val="23"/>
-                <w:szCs w:val="23"/>
-              </w:rPr>
-            </w:pPr>
-            <w:r>
-              <w:rPr>
-                <w:rFonts w:ascii="Source Sans 3" w:hAnsi="Source Sans 3"/>
-                <w:sz w:val="23"/>
-                <w:szCs w:val="23"/>
-              </w:rPr>
-              <w:t>Now, both the male and the female American bullfrogs have green or brown bodies and have dark spots on the top. But there's one important difference between them - the male's throat is yellow but the female has a white one instead. And the other difference is their eardrums, here just behind their eyes. Those of the male are much larger than the female's.</w:t>
-            </w:r>
-          </w:p>
-          <w:p>
-            <w:pPr>
-              <w:tabs>
-                <w:tab w:val="left" w:pos="4413"/>
-              </w:tabs>
-              <w:rPr>
-                <w:rFonts w:ascii="Source Sans 3" w:hAnsi="Source Sans 3"/>
-                <w:sz w:val="23"/>
-                <w:szCs w:val="23"/>
-              </w:rPr>
-            </w:pPr>
-            <w:r>
-              <w:rPr>
-                <w:rFonts w:ascii="Source Sans 3" w:hAnsi="Source Sans 3"/>
-                <w:sz w:val="23"/>
-                <w:szCs w:val="23"/>
-              </w:rPr>
-              <w:t>So, let's move on to why we so dislike the American bullfrog. Well, this is because it has threatened our own native species of frogs. Firstly, it breeds very quickly indeed. For example, female bullfrogs can lay up to 25,000 eggs every single season. And secondly, the American bullfrog is very greedy. In fact, they eat just about anything they can put into their mouths! As well as other frogs, they eat insects, fish and have even been known to eat birds and snakes! So, in other words, they eat the food sources of our own native species. Thirdly, they carry a disease that is dangerous to other frogs. And finally, they don't just damage our natural world, they cause financial damage too. Around £100,000 has been spent monitoring the American bullfrog in the wild.</w:t>
-            </w:r>
-          </w:p>
-          <w:p>
-            <w:pPr>
-              <w:tabs>
-                <w:tab w:val="left" w:pos="4413"/>
-              </w:tabs>
-              <w:rPr>
-                <w:rFonts w:ascii="Source Sans 3" w:hAnsi="Source Sans 3"/>
-                <w:sz w:val="23"/>
-                <w:szCs w:val="23"/>
-              </w:rPr>
-            </w:pPr>
-            <w:r>
-              <w:rPr>
-                <w:rFonts w:ascii="Source Sans 3" w:hAnsi="Source Sans 3"/>
-                <w:sz w:val="23"/>
-                <w:szCs w:val="23"/>
-              </w:rPr>
-              <w:t>So, as scientists, we can learn a lesson from this about the dangers of introducing any living species into a new environment.</w:t>
+              <w:t xml:space="preserve">[2660]Good[2890] morning,[3330] everyone.[4150] In[4620] today's[5090] lecture[5670] I[5840] want[6040] to[6150] talk[6420] to[6530] you[6680] about[7030] a[7120] very[7510] unpopular[8430] animal[8890] here[9190] in[9310] Britain.[9960] In[10370] fact,[10830] you[11110] could[11400] say[11670] that[11840] it's[12090] one[12280] of[12400] our[12640] least[13120] loved[13610] animals![14500] It's[15020] called[15400] the[15600] American[16270] bullfrog[16990] and[17470] yes,[17950] it[18220] does[18480] in[18620] fact[19000] come[19310] from[19550] America[20270] -[20270] the[20680] east[21180] of[21370] America,[21760] to[21860] be[21970] exact[22800] -[22800] and[23250] it[23330] was[23490] brought[23830] to[23970] Britain[24390] in[24540] the[24730] early[25080] 19th[25690] century,[26430] so[26870] you[27060] could[27320] say[27580] that[27750] it's[27950] been[28210] here[28480] for[28700] quite[29120] a[29190] long[29460] time.[30280] It[30740] wasn't[31070] brought[31360] here[31530] on[31650] purpose[32300] -[32300] it[32590] actually[32940] arrived[33540] in[33650] a[33760] big[34030] container[34640] of[34760] aquatic[35360] plants.[36220] In[36650] other[36840] words,[37240] it[37420] was[37650] accidentally[38500] introduced[39160] into[39390] Britain.[40170]</w:t>
+            </w:r>
+          </w:p>
+          <w:p>
+            <w:pPr>
+              <w:tabs>
+                <w:tab w:val="left" w:pos="4413"/>
+              </w:tabs>
+              <w:rPr>
+                <w:rFonts w:ascii="Source Sans 3" w:hAnsi="Source Sans 3"/>
+                <w:sz w:val="23"/>
+                <w:szCs w:val="23"/>
+              </w:rPr>
+            </w:pPr>
+            <w:r>
+              <w:rPr>
+                <w:rFonts w:ascii="Source Sans 3" w:hAnsi="Source Sans 3"/>
+                <w:sz w:val="23"/>
+                <w:szCs w:val="23"/>
+              </w:rPr>
+              <w:t xml:space="preserve">Now,[40890] I'll[41120] tell[41360] you[41480] a[41540] little[41820] about[42080] its[42250] appearance.[43130] The[43480] American[43950] bullfrog[44560] is[44760] a[44830] very[45100] large[45660] -[45660] and[46110] ugly[46740] -[46740] species[47480] of[47700] frog.[48480] And[49120] when[49320] I[49440] say[49650] it's[49810] large,[50500] I[50800] mean[51360] large.[52430] Interestingly,[53410] female[54020] American[54510] bullfrogs[55140] are[55370] usually[55780] much[56150] larger[56680] than[56840] the[56960] males.[57770] In[58210] fact,[58610] they[58860] can[59040] weigh[59290] up[59430] to[59600] 750[60800] grams,[61560] whereas[62020] the[62170] males[62740] only[63060] go[63220] up[63430] to[63600] about[64050] 600[64850] grams.[65680] Take[66280] a[66360] look[66580] at[66690] its[66920] head[67510] -[67510] it's[67940] really[68310] broad[68840] and[69010] flat,[69510] isn't[69770] it?[70430] And[71090] you[71190] can[71360] see[71590] its[71800] mouth</w:t>
+            </w:r>
+            <w:r>
+              <w:rPr>
+                <w:rFonts w:ascii="Source Sans 3" w:hAnsi="Source Sans 3"/>
+                <w:sz w:val="23"/>
+                <w:szCs w:val="23"/>
+              </w:rPr>
+              <w:t xml:space="preserve">-[72380] </w:t>
+            </w:r>
+            <w:r>
+              <w:rPr>
+                <w:rFonts w:ascii="Source Sans 3" w:hAnsi="Source Sans 3"/>
+                <w:sz w:val="23"/>
+                <w:szCs w:val="23"/>
+              </w:rPr>
+              <w:t xml:space="preserve">just[72980] here[73470] -[73470] that's[73970] quite[74390] large[74800] too.[75690]</w:t>
+            </w:r>
+          </w:p>
+          <w:p>
+            <w:pPr>
+              <w:tabs>
+                <w:tab w:val="left" w:pos="4413"/>
+              </w:tabs>
+              <w:rPr>
+                <w:rFonts w:ascii="Source Sans 3" w:hAnsi="Source Sans 3"/>
+                <w:sz w:val="23"/>
+                <w:szCs w:val="23"/>
+              </w:rPr>
+            </w:pPr>
+            <w:r>
+              <w:rPr>
+                <w:rFonts w:ascii="Source Sans 3" w:hAnsi="Source Sans 3"/>
+                <w:sz w:val="23"/>
+                <w:szCs w:val="23"/>
+              </w:rPr>
+              <w:t xml:space="preserve">Now,[76520] both[76890] the[77050] male[77520] and[77700] the[77860] female[78450] American[78920] bullfrogs[79590] have[79930] green[80450] or[80670] brown[81190] bodies[81920] and[82330] have[82620] dark[83040] spots[83660] on[83850] the[83960] top.[84540] But[85010] there's[85330] one[85590] important[86270] difference[86800] between[87260] them[87730] -[87730] the[88140] male's[88640] throat[89020] is[89200] yellow[89770] but[90100] the[90260] female[90860] has[91060] a[91160] white[91570] one[91780] instead.[92820] And[93470] the[93600] other[93830] difference[94350] is[94520] their[94780] eardrums,[95630] here[96150] just[96750] behind[97140] their[97360] eyes.[98160] Those[98850] of[98960] the[99120] male[99580] are[99760] much[100090] larger[100690] than[100840] the[100960] female's.[102140]</w:t>
+            </w:r>
+          </w:p>
+          <w:p>
+            <w:pPr>
+              <w:tabs>
+                <w:tab w:val="left" w:pos="4413"/>
+              </w:tabs>
+              <w:rPr>
+                <w:rFonts w:ascii="Source Sans 3" w:hAnsi="Source Sans 3"/>
+                <w:sz w:val="23"/>
+                <w:szCs w:val="23"/>
+              </w:rPr>
+            </w:pPr>
+            <w:r>
+              <w:rPr>
+                <w:rFonts w:ascii="Source Sans 3" w:hAnsi="Source Sans 3"/>
+                <w:sz w:val="23"/>
+                <w:szCs w:val="23"/>
+              </w:rPr>
+              <w:t xml:space="preserve">So,[102950] let's[103430] move[103740] on[103940] to[104100] why[104360] we[104540] so[104810] dislike[105550] the[105680] American[106190] bullfrog.[107050] Well,[107650] this[107930] is[108070] because[108560] it[108680] has[108840] threatened[109390] our[109610] own[109910] native[110410] species[110930] of[111060] frogs.[111870] Firstly,[112710] it[112970] breeds[113590] very[113960] quickly[114440] indeed.[115210] For[115550] example,[116120] female[116730] bullfrogs[117370] can[117560] lay[117750] up[117900] to[118080] 25,000[119610] eggs[119980] every[120370] single[120860] season.[121780] And[122470] secondly,[123190] the[123460] American[123930] bullfrog[124480] is[124720] very[125140] greedy.[126040] In[126530] fact,[126960] they[127250] eat[127550] just[127970] about[128500] anything[129160] they[129310] can[129460] put[129660] into[129860] their[130060] mouths![130950] As[131380] well[131590] as[131710] other[131960] frogs,[132620] they[132930] eat[133220] insects,[134170] fish[134850] and[135170] have[135340] even[135670] been[135860] known[136100] to[136240] eat[136440] birds[136970] and[137220] snakes![138180] So,[138760] in[139060] other[139240] words,[139640] they[139910] eat[140130] the[140290] food[140680] sources[141250] of[141400] our[141610] own[141900] native[142400] species.[143510] Thirdly,[144600] they[144880] carry[145290] a[145380] disease[146050] that[146200] is[146360] dangerous[146990] to[147170] other[147470] frogs.[148300] And[148820] finally,[149360] they[149560] don't[149790] just[150050] damage[150500] our[150700] natural[151280] world,[151780] they[152060] cause[152450] financial[153190] damage[153700] too.[154390] Around[155190] £100,000[156660] has[156810] been[157050] spent[157490] monitoring[158080] the[158200] American[158710] bullfrog[159280] in[159380] the[159510] wild.[160300]</w:t>
+            </w:r>
+          </w:p>
+          <w:p>
+            <w:pPr>
+              <w:tabs>
+                <w:tab w:val="left" w:pos="4413"/>
+              </w:tabs>
+              <w:rPr>
+                <w:rFonts w:ascii="Source Sans 3" w:hAnsi="Source Sans 3"/>
+                <w:sz w:val="23"/>
+                <w:szCs w:val="23"/>
+              </w:rPr>
+            </w:pPr>
+            <w:r>
+              <w:rPr>
+                <w:rFonts w:ascii="Source Sans 3" w:hAnsi="Source Sans 3"/>
+                <w:sz w:val="23"/>
+                <w:szCs w:val="23"/>
+              </w:rPr>
+              <w:t xml:space="preserve">So,[160900] as[161270] scientists,[162240] we[162510] can[162710] learn[162950] a[163040] lesson[163510] from[163740] this[164020] about[164340] the[164500] dangers[165120] of[165260] introducing[166150] any[166500] living[166900] species[167550] into[167870] a[167990] new[168250] environment.[172080]</w:t>
             </w:r>
           </w:p>
         </w:tc>
@@ -15905,167 +15905,167 @@
                 <w:sz w:val="23"/>
                 <w:szCs w:val="23"/>
               </w:rPr>
-              <w:t>OK everyone, I think we're ready to make a start. Now, when you think of a dangerous animal, what do you think of? A tiger perhaps? Or maybe a leopard? Most people think that all dangerous animals live on land, but in fact, some of the most dangerous animals on the planet live in our seas and oceans. I'm going to talk today about one of these - the box jellyfish.</w:t>
-            </w:r>
-          </w:p>
-          <w:p>
-            <w:pPr>
-              <w:tabs>
-                <w:tab w:val="left" w:pos="4413"/>
-              </w:tabs>
-              <w:rPr>
-                <w:rFonts w:ascii="Source Sans 3" w:hAnsi="Source Sans 3"/>
-                <w:sz w:val="23"/>
-                <w:szCs w:val="23"/>
-              </w:rPr>
-            </w:pPr>
-            <w:r>
-              <w:rPr>
-                <w:rFonts w:ascii="Source Sans 3" w:hAnsi="Source Sans 3"/>
-                <w:sz w:val="23"/>
-                <w:szCs w:val="23"/>
-              </w:rPr>
-              <w:t>There are different types of box jellyfish, and they are found in warm coastal seas anywhere from the Indian Ocean to as far north as Japan, but the most dangerous ones are found in the oceans around Australia.</w:t>
-            </w:r>
-          </w:p>
-          <w:p>
-            <w:pPr>
-              <w:tabs>
-                <w:tab w:val="left" w:pos="4413"/>
-              </w:tabs>
-              <w:rPr>
-                <w:rFonts w:ascii="Source Sans 3" w:hAnsi="Source Sans 3"/>
-                <w:sz w:val="23"/>
-                <w:szCs w:val="23"/>
-              </w:rPr>
-            </w:pPr>
-            <w:r>
-              <w:rPr>
-                <w:rFonts w:ascii="Source Sans 3" w:hAnsi="Source Sans 3"/>
-                <w:sz w:val="23"/>
-                <w:szCs w:val="23"/>
-              </w:rPr>
-              <w:t>OK, so now let's examine what these box jellyfish look like. There are no prizes for guessing why it's called a box jellyfish! You can see that it's shaped like a box or a cube, with four sides and rounded corners.</w:t>
-            </w:r>
-          </w:p>
-          <w:p>
-            <w:pPr>
-              <w:tabs>
-                <w:tab w:val="left" w:pos="4413"/>
-              </w:tabs>
-              <w:rPr>
-                <w:rFonts w:ascii="Source Sans 3" w:hAnsi="Source Sans 3"/>
-                <w:sz w:val="23"/>
-                <w:szCs w:val="23"/>
-              </w:rPr>
-            </w:pPr>
-            <w:r>
-              <w:rPr>
-                <w:rFonts w:ascii="Source Sans 3" w:hAnsi="Source Sans 3"/>
-                <w:sz w:val="23"/>
-                <w:szCs w:val="23"/>
-              </w:rPr>
-              <w:t>And you can also see that its body is light blue.</w:t>
-            </w:r>
-          </w:p>
-          <w:p>
-            <w:pPr>
-              <w:tabs>
-                <w:tab w:val="left" w:pos="4413"/>
-              </w:tabs>
-              <w:rPr>
-                <w:rFonts w:ascii="Source Sans 3" w:hAnsi="Source Sans 3"/>
-                <w:sz w:val="23"/>
-                <w:szCs w:val="23"/>
-              </w:rPr>
-            </w:pPr>
-            <w:r>
-              <w:rPr>
-                <w:rFonts w:ascii="Source Sans 3" w:hAnsi="Source Sans 3"/>
-                <w:sz w:val="23"/>
-                <w:szCs w:val="23"/>
-              </w:rPr>
-              <w:t>So, let's take a look at the tentacles of the box jellyfish more closely.</w:t>
-            </w:r>
-          </w:p>
-          <w:p>
-            <w:pPr>
-              <w:tabs>
-                <w:tab w:val="left" w:pos="4413"/>
-              </w:tabs>
-              <w:rPr>
-                <w:rFonts w:ascii="Source Sans 3" w:hAnsi="Source Sans 3"/>
-                <w:sz w:val="23"/>
-                <w:szCs w:val="23"/>
-              </w:rPr>
-            </w:pPr>
-            <w:r>
-              <w:rPr>
-                <w:rFonts w:ascii="Source Sans 3" w:hAnsi="Source Sans 3"/>
-                <w:sz w:val="23"/>
-                <w:szCs w:val="23"/>
-              </w:rPr>
-              <w:t>It's got 15 of these growing from each of the four corners of the box. Now, you may be surprised to learn that these tentacles can grow to a length of three metres! And another surprising thing is its large number of eyes, that's six eyes on each of its four sides, so 24 altogether.</w:t>
-            </w:r>
-          </w:p>
-          <w:p>
-            <w:pPr>
-              <w:tabs>
-                <w:tab w:val="left" w:pos="4413"/>
-              </w:tabs>
-              <w:rPr>
-                <w:rFonts w:ascii="Source Sans 3" w:hAnsi="Source Sans 3"/>
-                <w:sz w:val="23"/>
-                <w:szCs w:val="23"/>
-              </w:rPr>
-            </w:pPr>
-            <w:r>
-              <w:rPr>
-                <w:rFonts w:ascii="Source Sans 3" w:hAnsi="Source Sans 3"/>
-                <w:sz w:val="23"/>
-                <w:szCs w:val="23"/>
-              </w:rPr>
-              <w:t>So now let's move on to talk about the sting of a box jellyfish. What is it? Well, a jellyfish has a lot of tentacles, and each tentacle has thousands of cells which can produce a poison. If the tentacles come into contact with a fish, or a person, they stick to their skin. If the tentacles are very long, they are in contact with a lot of the body, giving a bad sting which hurts terribly. This can be dangerous to the victim.</w:t>
-            </w:r>
-          </w:p>
-          <w:p>
-            <w:pPr>
-              <w:tabs>
-                <w:tab w:val="left" w:pos="4413"/>
-              </w:tabs>
-              <w:rPr>
-                <w:rFonts w:ascii="Source Sans 3" w:hAnsi="Source Sans 3"/>
-                <w:sz w:val="23"/>
-                <w:szCs w:val="23"/>
-              </w:rPr>
-            </w:pPr>
-            <w:r>
-              <w:rPr>
-                <w:rFonts w:ascii="Source Sans 3" w:hAnsi="Source Sans 3"/>
-                <w:sz w:val="23"/>
-                <w:szCs w:val="23"/>
-              </w:rPr>
-              <w:t>There are two ways that people can die as the result of a jellyfish sting. Firstly, a very severe sting can cause a person to have a heart attack. This can happen within minutes. Secondly, sometimes a swimmer goes into shock and can't make it back to the beach because they are in such extreme pain. If they're in the water alone, they'll die.</w:t>
-            </w:r>
-          </w:p>
-          <w:p>
-            <w:pPr>
-              <w:tabs>
-                <w:tab w:val="left" w:pos="4413"/>
-              </w:tabs>
-              <w:rPr>
-                <w:rFonts w:ascii="Source Sans 3" w:hAnsi="Source Sans 3"/>
-                <w:sz w:val="23"/>
-                <w:szCs w:val="23"/>
-              </w:rPr>
-            </w:pPr>
-            <w:r>
-              <w:rPr>
-                <w:rFonts w:ascii="Source Sans 3" w:hAnsi="Source Sans 3"/>
-                <w:sz w:val="23"/>
-                <w:szCs w:val="23"/>
-              </w:rPr>
-              <w:t>And now I'd like to conclude with advice on how to help someone who has been stung by a box jellyfish. If they have had a heart attack, of course the most important thing is to try to revive them first of all.</w:t>
+              <w:t xml:space="preserve">[2700]OK[2980] everyone,[3780] I[4160] think[4490] we're[4670] ready[4890] to[5030] make[5260] a[5350] start.[6380] Now,[7290] when[7600] you[7740] think[8000] of[8120] a[8190] dangerous[8770] animal,[9380] what[9720] do[9820] you[9960] think[10260] of?[10880] A[11350] tiger[11730] perhaps?[12550] Or[13010] maybe[13330] a[13430] leopard?[14370] Most[15160] people[15460] think[15720] that[15960] all[16210] dangerous[16800] animals[17310] live[17520] on[17660] land,[18280] but[18610] in[18760] fact,[19370] some[19720] of[19800] the[20010] most[20450] dangerous[20990] animals[21430] on[21530] the[21640] planet[22290] live[22690] in[22780] our[23000] seas[23340] and[23510] oceans.[24690] I'm[25400] going[25650] to[25770] talk[26060] today[26440] about[27010] one[27340] of[27410] these[28040] -[28040] the[28420] box[28780] jellyfish.[30140]</w:t>
+            </w:r>
+          </w:p>
+          <w:p>
+            <w:pPr>
+              <w:tabs>
+                <w:tab w:val="left" w:pos="4413"/>
+              </w:tabs>
+              <w:rPr>
+                <w:rFonts w:ascii="Source Sans 3" w:hAnsi="Source Sans 3"/>
+                <w:sz w:val="23"/>
+                <w:szCs w:val="23"/>
+              </w:rPr>
+            </w:pPr>
+            <w:r>
+              <w:rPr>
+                <w:rFonts w:ascii="Source Sans 3" w:hAnsi="Source Sans 3"/>
+                <w:sz w:val="23"/>
+                <w:szCs w:val="23"/>
+              </w:rPr>
+              <w:t xml:space="preserve">There[30990] are[31120] different[31480] types[31860] of[31990] box[32260] jellyfish,[33110] and[33430] they[33560] are[33710] found[34050] in[34190] warm[34570] coastal[35080] seas[35650] anywhere[36150] from[36340] the[36510] Indian[36960] Ocean[37570] to[37930] as[38100] far[38410] north[38680] as[38830] Japan,[39630] but[40020] the[40170] most[40530] dangerous[41120] ones[41500] are[41640] found[41920] in[42010] the[42160] oceans[42580] around[42870] Australia.[44300]</w:t>
+            </w:r>
+          </w:p>
+          <w:p>
+            <w:pPr>
+              <w:tabs>
+                <w:tab w:val="left" w:pos="4413"/>
+              </w:tabs>
+              <w:rPr>
+                <w:rFonts w:ascii="Source Sans 3" w:hAnsi="Source Sans 3"/>
+                <w:sz w:val="23"/>
+                <w:szCs w:val="23"/>
+              </w:rPr>
+            </w:pPr>
+            <w:r>
+              <w:rPr>
+                <w:rFonts w:ascii="Source Sans 3" w:hAnsi="Source Sans 3"/>
+                <w:sz w:val="23"/>
+                <w:szCs w:val="23"/>
+              </w:rPr>
+              <w:t xml:space="preserve">OK,[45600] so[46030] now[46240] let's[46470] examine[46940] what[47150] these[47410] box[47670] jellyfish[48250] look[48480] like.[49400] There[50080] are[50200] no[50320] prizes[50870] for[51020] guessing[51360] why[51560] it's[51730] called[52070] a[52140] box[52380] jellyfish![53260] You[53640] can[53860] see[54220] that[54420] it's[54640] shaped[55010] like[55230] a[55320] box[55760] or[55930] a[56000] cube,[56730] with[57180] four[57500] sides[58180] and[58430] rounded[58910] corners.[59900]</w:t>
+            </w:r>
+          </w:p>
+          <w:p>
+            <w:pPr>
+              <w:tabs>
+                <w:tab w:val="left" w:pos="4413"/>
+              </w:tabs>
+              <w:rPr>
+                <w:rFonts w:ascii="Source Sans 3" w:hAnsi="Source Sans 3"/>
+                <w:sz w:val="23"/>
+                <w:szCs w:val="23"/>
+              </w:rPr>
+            </w:pPr>
+            <w:r>
+              <w:rPr>
+                <w:rFonts w:ascii="Source Sans 3" w:hAnsi="Source Sans 3"/>
+                <w:sz w:val="23"/>
+                <w:szCs w:val="23"/>
+              </w:rPr>
+              <w:t xml:space="preserve">And[60460] you[60560] can[60710] also[61040] see[61290] that[61440] its[61610] body[61900] is[62080] light[62450] blue.[63610]</w:t>
+            </w:r>
+          </w:p>
+          <w:p>
+            <w:pPr>
+              <w:tabs>
+                <w:tab w:val="left" w:pos="4413"/>
+              </w:tabs>
+              <w:rPr>
+                <w:rFonts w:ascii="Source Sans 3" w:hAnsi="Source Sans 3"/>
+                <w:sz w:val="23"/>
+                <w:szCs w:val="23"/>
+              </w:rPr>
+            </w:pPr>
+            <w:r>
+              <w:rPr>
+                <w:rFonts w:ascii="Source Sans 3" w:hAnsi="Source Sans 3"/>
+                <w:sz w:val="23"/>
+                <w:szCs w:val="23"/>
+              </w:rPr>
+              <w:t xml:space="preserve">So,[64820] let's[65330] take[65530] a[65580] look[65740] at[65820] the[65950] tentacles[66800] of[66920] the[67050] box[67300] jellyfish[67890] more[68100] closely.[69080]</w:t>
+            </w:r>
+          </w:p>
+          <w:p>
+            <w:pPr>
+              <w:tabs>
+                <w:tab w:val="left" w:pos="4413"/>
+              </w:tabs>
+              <w:rPr>
+                <w:rFonts w:ascii="Source Sans 3" w:hAnsi="Source Sans 3"/>
+                <w:sz w:val="23"/>
+                <w:szCs w:val="23"/>
+              </w:rPr>
+            </w:pPr>
+            <w:r>
+              <w:rPr>
+                <w:rFonts w:ascii="Source Sans 3" w:hAnsi="Source Sans 3"/>
+                <w:sz w:val="23"/>
+                <w:szCs w:val="23"/>
+              </w:rPr>
+              <w:t xml:space="preserve">It's[69640] got[69870] 15[70540] of[70650] these[70940] growing[71330] from[71670] each[72050] of[72160] the[72290] four[72620] corners[73080] of[73190] the[73310] box.[74220] Now,[75140] you[75440] may[75680] be[75840] surprised[76450] to[76550] learn[76750] that[76900] these[77170] tentacles[77830] can[78280] grow[78680] to[78860] a[78950] length[79240] of[79410] three[79880] metres![81050] And[81750] another[82160] surprising[82780] thing[83340] is[83680] its[83910] large[84360] number[84640] of[84840] eyes,[85480] that's[85870] six[86170] eyes[86550] on[86730] each[87000] of[87100] its[87280] four[87580] sides,[88240] so[88650] 24[89550] altogether.[90900]</w:t>
+            </w:r>
+          </w:p>
+          <w:p>
+            <w:pPr>
+              <w:tabs>
+                <w:tab w:val="left" w:pos="4413"/>
+              </w:tabs>
+              <w:rPr>
+                <w:rFonts w:ascii="Source Sans 3" w:hAnsi="Source Sans 3"/>
+                <w:sz w:val="23"/>
+                <w:szCs w:val="23"/>
+              </w:rPr>
+            </w:pPr>
+            <w:r>
+              <w:rPr>
+                <w:rFonts w:ascii="Source Sans 3" w:hAnsi="Source Sans 3"/>
+                <w:sz w:val="23"/>
+                <w:szCs w:val="23"/>
+              </w:rPr>
+              <w:t xml:space="preserve">So[91790] now[92050] let's[92350] move[92620] on[92770] to[92890] talk[93140] about[93390] the[93570] sting[94140] of[94300] a[94380] box[94670] jellyfish.[95890] What[96670] is[96870] it?[97400] Well,[98100] a[98280] jellyfish[98850] has[99030] a[99150] lot[99450] of[99590] tentacles,[100360] and[100670] each[100970] tentacle[101560] has[101830] thousands[102400] of[102540] cells[103200] which[103540] can[103700] produce[104180] a[104290] poison.[105430] If[106120] the[106230] tentacles[106940] come[107150] into[107350] contact[107930] with[108070] a[108160] fish,[108670] or[108900] a[108980] person,[109830] they[110320] stick[110640] to[110760] their[110970] skin.[111980] If[112700] the[112830] tentacles[113380] are[113510] very[113780] long,[114450] they[114900] are[115050] in[115180] contact[115680] with[115820] a[115930] lot[116290] of[116460] the[116610] body,[117030] giving[117410] a[117530] bad[117960] sting[118310] which[118580] hurts[118940] terribly.[119970] This[120740] can[120930] be[121050] dangerous[121620] to[121740] the[121830] victim.[122790]</w:t>
+            </w:r>
+          </w:p>
+          <w:p>
+            <w:pPr>
+              <w:tabs>
+                <w:tab w:val="left" w:pos="4413"/>
+              </w:tabs>
+              <w:rPr>
+                <w:rFonts w:ascii="Source Sans 3" w:hAnsi="Source Sans 3"/>
+                <w:sz w:val="23"/>
+                <w:szCs w:val="23"/>
+              </w:rPr>
+            </w:pPr>
+            <w:r>
+              <w:rPr>
+                <w:rFonts w:ascii="Source Sans 3" w:hAnsi="Source Sans 3"/>
+                <w:sz w:val="23"/>
+                <w:szCs w:val="23"/>
+              </w:rPr>
+              <w:t xml:space="preserve">There[123540] are[123680] two[123970] ways[124320] that[124470] people[124750] can[124940] die[125400] as[125580] the[125700] result[126130] of[126230] a[126300] jellyfish[126830] sting.[127540] Firstly,[128700] a[129050] very[129410] severe[129850] sting[130170] can[130370] cause[130670] a[130730] person[131080] to[131210] have[131390] a[131470] heart[131760] attack.[132530] This[133140] can[133320] happen[133630] within[133930] minutes.[135010] Secondly,[136300] sometimes[137160] a[137270] swimmer[137610] goes[137850] into[138110] shock[138720] and[139050] can't[139380] make[139590] it[139700] back[139930] to[140060] the[140180] beach[140530] because[140810] they[140950] are[141080] in[141280] such[141670] extreme[142220] pain.[143190] If[143880] they're[144110] in[144200] the[144310] water[144680] alone,[145330] they'll[145750] die.[146910]</w:t>
+            </w:r>
+          </w:p>
+          <w:p>
+            <w:pPr>
+              <w:tabs>
+                <w:tab w:val="left" w:pos="4413"/>
+              </w:tabs>
+              <w:rPr>
+                <w:rFonts w:ascii="Source Sans 3" w:hAnsi="Source Sans 3"/>
+                <w:sz w:val="23"/>
+                <w:szCs w:val="23"/>
+              </w:rPr>
+            </w:pPr>
+            <w:r>
+              <w:rPr>
+                <w:rFonts w:ascii="Source Sans 3" w:hAnsi="Source Sans 3"/>
+                <w:sz w:val="23"/>
+                <w:szCs w:val="23"/>
+              </w:rPr>
+              <w:t xml:space="preserve">And[148080] now[148390] I'd[148520] like[148740] to[148830] conclude[149350] with[149480] advice[150060] on[150190] how[150380] to[150530] help[150850] someone[151240] who[151350] has[151500] been[151690] stung[151990] by[152180] a[152260] box[152530] jellyfish.[153720] If[154420] they[154590] have[154710] had[154850] a[154920] heart[155160] attack,[155630] of[155880] course[156280] the[156400] most[156650] important[157140] thing[157550] is[157740] to[157860] try[158100] to[158190] revive[158700] them[158890] first[159240] of[159350] all.[159880]</w:t>
             </w:r>
           </w:p>
           <w:p>
@@ -16086,7 +16086,7 @@
                 <w:szCs w:val="23"/>
               </w:rPr>
               <w:lastRenderedPageBreak/>
-              <w:t>And then, the best thing to help is vinegar. Yes, the same vinegar you use when you're cooking! Many Australian beaches keep bottles of it near the jellyfish warning signs. You should pour a bottle over the tentacles for 30 seconds, and then the tentacles can be removed. However, if you get stung and don't have any vinegar, you should pour seawater on the skin. This will help to ease the pain before you can get further medical help.</w:t>
+              <w:t xml:space="preserve">And[160390] then,[160830] the[161100] best[161420] thing[161620] to[161750] help[161980] is[162110] vinegar.[162880] Yes,[163830] the[164210] same[164590] vinegar[164990] you[165180] use[165420] when[165560] you're[165710] cooking![166550] Many[167260] Australian[167850] beaches[168280] keep[168510] bottles[168860] of[168960] it[169090] near[169320] the[169440] jellyfish[170000] warning[170400] signs.[171330] You[171840] should[172110] pour[172490] a[172580] bottle[173060] over[173410] the[173530] tentacles[174080] for[174270] 30[174800] seconds,[175690] and[176070] then[176350] the[176470] tentacles[177040] can[177180] be[177300] removed.[178320] However,[179320] if[179620] you[179740] get[179970] stung[180470] and[180660] don't[180930] have[181170] any[181440] vinegar,[182060] you[182340] should[182530] pour[182830] seawater[183530] on[183630] the[183750] skin.[184360] This[184840] will[185020] help[185230] to[185410] ease[185780] the[185900] pain[186220] before[186570] you[186660] can[186830] get[187060] further[187510] medical[188000] help.[191520]</w:t>
             </w:r>
           </w:p>
         </w:tc>
@@ -16159,7 +16159,7 @@
                 <w:sz w:val="23"/>
                 <w:szCs w:val="23"/>
               </w:rPr>
-              <w:t>1</w:t>
+              <w:t xml:space="preserve">[2160]1</w:t>
             </w:r>
             <w:r>
               <w:rPr>
@@ -16169,59 +16169,59 @@
                 <w:sz w:val="23"/>
                 <w:szCs w:val="23"/>
               </w:rPr>
-              <w:t>:</w:t>
-            </w:r>
-          </w:p>
-          <w:p>
-            <w:pPr>
-              <w:tabs>
-                <w:tab w:val="left" w:pos="4413"/>
-              </w:tabs>
-              <w:rPr>
-                <w:rFonts w:ascii="Source Sans 3" w:hAnsi="Source Sans 3"/>
-                <w:sz w:val="23"/>
-                <w:szCs w:val="23"/>
-              </w:rPr>
-            </w:pPr>
-            <w:r>
-              <w:rPr>
-                <w:rStyle w:val="NotSpokenChar"/>
-              </w:rPr>
-              <w:t xml:space="preserve">Examiner: </w:t>
-            </w:r>
-            <w:r>
-              <w:rPr>
-                <w:rFonts w:ascii="Source Sans 3" w:hAnsi="Source Sans 3"/>
-                <w:sz w:val="23"/>
-                <w:szCs w:val="23"/>
-              </w:rPr>
-              <w:t>What can governments do to prevent illegal hunting?</w:t>
-            </w:r>
-          </w:p>
-          <w:p>
-            <w:pPr>
-              <w:tabs>
-                <w:tab w:val="left" w:pos="4413"/>
-              </w:tabs>
-              <w:rPr>
-                <w:rFonts w:ascii="Source Sans 3" w:hAnsi="Source Sans 3"/>
-                <w:sz w:val="23"/>
-                <w:szCs w:val="23"/>
-              </w:rPr>
-            </w:pPr>
-            <w:r>
-              <w:rPr>
-                <w:rStyle w:val="NotSpokenChar"/>
-              </w:rPr>
-              <w:t>Student 1:</w:t>
-            </w:r>
-            <w:r>
-              <w:rPr>
-                <w:rFonts w:ascii="Source Sans 3" w:hAnsi="Source Sans 3"/>
-                <w:sz w:val="23"/>
-                <w:szCs w:val="23"/>
-              </w:rPr>
-              <w:t xml:space="preserve"> There are two things the government can do to prevent illegal hunting. The first is to be more serious about punishing hunters, for example...</w:t>
+              <w:t xml:space="preserve">:[2360]</w:t>
+            </w:r>
+          </w:p>
+          <w:p>
+            <w:pPr>
+              <w:tabs>
+                <w:tab w:val="left" w:pos="4413"/>
+              </w:tabs>
+              <w:rPr>
+                <w:rFonts w:ascii="Source Sans 3" w:hAnsi="Source Sans 3"/>
+                <w:sz w:val="23"/>
+                <w:szCs w:val="23"/>
+              </w:rPr>
+            </w:pPr>
+            <w:r>
+              <w:rPr>
+                <w:rStyle w:val="NotSpokenChar"/>
+              </w:rPr>
+              <w:t xml:space="preserve">Examiner:[3520] </w:t>
+            </w:r>
+            <w:r>
+              <w:rPr>
+                <w:rFonts w:ascii="Source Sans 3" w:hAnsi="Source Sans 3"/>
+                <w:sz w:val="23"/>
+                <w:szCs w:val="23"/>
+              </w:rPr>
+              <w:t xml:space="preserve">What[3700] can[3920] governments[4450] do[4640] to[4830] prevent[5440] illegal[6070] hunting?[6540]</w:t>
+            </w:r>
+          </w:p>
+          <w:p>
+            <w:pPr>
+              <w:tabs>
+                <w:tab w:val="left" w:pos="4413"/>
+              </w:tabs>
+              <w:rPr>
+                <w:rFonts w:ascii="Source Sans 3" w:hAnsi="Source Sans 3"/>
+                <w:sz w:val="23"/>
+                <w:szCs w:val="23"/>
+              </w:rPr>
+            </w:pPr>
+            <w:r>
+              <w:rPr>
+                <w:rStyle w:val="NotSpokenChar"/>
+              </w:rPr>
+              <w:t xml:space="preserve">Student[6750] 1:</w:t>
+            </w:r>
+            <w:r>
+              <w:rPr>
+                <w:rFonts w:ascii="Source Sans 3" w:hAnsi="Source Sans 3"/>
+                <w:sz w:val="23"/>
+                <w:szCs w:val="23"/>
+              </w:rPr>
+              <w:t xml:space="preserve">[6960] There[7210] are[7400] two[7710] things[8290] the[8450] government[9080] can[9320] do[9550] to[9730] prevent[10260] illegal[10830] hunting.[11760] The[12290] first[13030] is[13360] to[13480] be[13610] more[13950] serious[14560] about[14910] punishing[15520] hunters,[16370] for[16790] example...[19030]</w:t>
             </w:r>
           </w:p>
           <w:p>
@@ -16255,59 +16255,59 @@
                 <w:sz w:val="23"/>
                 <w:szCs w:val="23"/>
               </w:rPr>
-              <w:t>:</w:t>
-            </w:r>
-          </w:p>
-          <w:p>
-            <w:pPr>
-              <w:tabs>
-                <w:tab w:val="left" w:pos="4413"/>
-              </w:tabs>
-              <w:rPr>
-                <w:rFonts w:ascii="Source Sans 3" w:hAnsi="Source Sans 3"/>
-                <w:sz w:val="23"/>
-                <w:szCs w:val="23"/>
-              </w:rPr>
-            </w:pPr>
-            <w:r>
-              <w:rPr>
-                <w:rStyle w:val="NotSpokenChar"/>
-              </w:rPr>
-              <w:t xml:space="preserve">Examiner: </w:t>
-            </w:r>
-            <w:r>
-              <w:rPr>
-                <w:rFonts w:ascii="Source Sans 3" w:hAnsi="Source Sans 3"/>
-                <w:sz w:val="23"/>
-                <w:szCs w:val="23"/>
-              </w:rPr>
-              <w:t>Should the government provide more money for zoos?</w:t>
-            </w:r>
-          </w:p>
-          <w:p>
-            <w:pPr>
-              <w:tabs>
-                <w:tab w:val="left" w:pos="4413"/>
-              </w:tabs>
-              <w:rPr>
-                <w:rFonts w:ascii="Source Sans 3" w:hAnsi="Source Sans 3"/>
-                <w:sz w:val="23"/>
-                <w:szCs w:val="23"/>
-              </w:rPr>
-            </w:pPr>
-            <w:r>
-              <w:rPr>
-                <w:rStyle w:val="NotSpokenChar"/>
-              </w:rPr>
-              <w:t>Student 2:</w:t>
-            </w:r>
-            <w:r>
-              <w:rPr>
-                <w:rFonts w:ascii="Source Sans 3" w:hAnsi="Source Sans 3"/>
-                <w:sz w:val="23"/>
-                <w:szCs w:val="23"/>
-              </w:rPr>
-              <w:t xml:space="preserve"> They definitely should. It seems to me that zoos need money now more than ever. Many of them have very old facilities for the animals...</w:t>
+              <w:t xml:space="preserve">:[20960]</w:t>
+            </w:r>
+          </w:p>
+          <w:p>
+            <w:pPr>
+              <w:tabs>
+                <w:tab w:val="left" w:pos="4413"/>
+              </w:tabs>
+              <w:rPr>
+                <w:rFonts w:ascii="Source Sans 3" w:hAnsi="Source Sans 3"/>
+                <w:sz w:val="23"/>
+                <w:szCs w:val="23"/>
+              </w:rPr>
+            </w:pPr>
+            <w:r>
+              <w:rPr>
+                <w:rStyle w:val="NotSpokenChar"/>
+              </w:rPr>
+              <w:t xml:space="preserve">Examiner:[22200] </w:t>
+            </w:r>
+            <w:r>
+              <w:rPr>
+                <w:rFonts w:ascii="Source Sans 3" w:hAnsi="Source Sans 3"/>
+                <w:sz w:val="23"/>
+                <w:szCs w:val="23"/>
+              </w:rPr>
+              <w:t xml:space="preserve">Should[22380] the[22480] government[22880] provide[23330] more[23520] money[23810] for[24020] zoos?[24520]</w:t>
+            </w:r>
+          </w:p>
+          <w:p>
+            <w:pPr>
+              <w:tabs>
+                <w:tab w:val="left" w:pos="4413"/>
+              </w:tabs>
+              <w:rPr>
+                <w:rFonts w:ascii="Source Sans 3" w:hAnsi="Source Sans 3"/>
+                <w:sz w:val="23"/>
+                <w:szCs w:val="23"/>
+              </w:rPr>
+            </w:pPr>
+            <w:r>
+              <w:rPr>
+                <w:rStyle w:val="NotSpokenChar"/>
+              </w:rPr>
+              <w:t xml:space="preserve">Student[24800] 2:</w:t>
+            </w:r>
+            <w:r>
+              <w:rPr>
+                <w:rFonts w:ascii="Source Sans 3" w:hAnsi="Source Sans 3"/>
+                <w:sz w:val="23"/>
+                <w:szCs w:val="23"/>
+              </w:rPr>
+              <w:t xml:space="preserve">[25080] They[25260] definitely[25980] should.[26600] It[27090] seems[27480] to[27630] me[27810] that[28110] zoos[28520] need[28850] money[29220] now[29520] more[29760] than[29970] ever.[30610] Many[31220] of[31360] them[31550] have[31740] very[32080] old[32350] facilities[33120] for[33260] the[33410] animals...[34990]</w:t>
             </w:r>
           </w:p>
           <w:p>
@@ -16341,59 +16341,59 @@
                 <w:sz w:val="23"/>
                 <w:szCs w:val="23"/>
               </w:rPr>
-              <w:t>:</w:t>
-            </w:r>
-          </w:p>
-          <w:p>
-            <w:pPr>
-              <w:tabs>
-                <w:tab w:val="left" w:pos="4413"/>
-              </w:tabs>
-              <w:rPr>
-                <w:rFonts w:ascii="Source Sans 3" w:hAnsi="Source Sans 3"/>
-                <w:sz w:val="23"/>
-                <w:szCs w:val="23"/>
-              </w:rPr>
-            </w:pPr>
-            <w:r>
-              <w:rPr>
-                <w:rStyle w:val="NotSpokenChar"/>
-              </w:rPr>
-              <w:t xml:space="preserve">Examiner: </w:t>
-            </w:r>
-            <w:r>
-              <w:rPr>
-                <w:rFonts w:ascii="Source Sans 3" w:hAnsi="Source Sans 3"/>
-                <w:sz w:val="23"/>
-                <w:szCs w:val="23"/>
-              </w:rPr>
-              <w:t>How might we be able to protect wildlife in the future?</w:t>
-            </w:r>
-          </w:p>
-          <w:p>
-            <w:pPr>
-              <w:tabs>
-                <w:tab w:val="left" w:pos="4413"/>
-              </w:tabs>
-              <w:rPr>
-                <w:rFonts w:ascii="Source Sans 3" w:hAnsi="Source Sans 3"/>
-                <w:sz w:val="23"/>
-                <w:szCs w:val="23"/>
-              </w:rPr>
-            </w:pPr>
-            <w:r>
-              <w:rPr>
-                <w:rStyle w:val="NotSpokenChar"/>
-              </w:rPr>
-              <w:t>Student 3:</w:t>
-            </w:r>
-            <w:r>
-              <w:rPr>
-                <w:rFonts w:ascii="Source Sans 3" w:hAnsi="Source Sans 3"/>
-                <w:sz w:val="23"/>
-                <w:szCs w:val="23"/>
-              </w:rPr>
-              <w:t xml:space="preserve"> Well, in the future, it might be a good idea to use technology to track where wild animals are...</w:t>
+              <w:t xml:space="preserve">:[36380]</w:t>
+            </w:r>
+          </w:p>
+          <w:p>
+            <w:pPr>
+              <w:tabs>
+                <w:tab w:val="left" w:pos="4413"/>
+              </w:tabs>
+              <w:rPr>
+                <w:rFonts w:ascii="Source Sans 3" w:hAnsi="Source Sans 3"/>
+                <w:sz w:val="23"/>
+                <w:szCs w:val="23"/>
+              </w:rPr>
+            </w:pPr>
+            <w:r>
+              <w:rPr>
+                <w:rStyle w:val="NotSpokenChar"/>
+              </w:rPr>
+              <w:t xml:space="preserve">Examiner:[37580] </w:t>
+            </w:r>
+            <w:r>
+              <w:rPr>
+                <w:rFonts w:ascii="Source Sans 3" w:hAnsi="Source Sans 3"/>
+                <w:sz w:val="23"/>
+                <w:szCs w:val="23"/>
+              </w:rPr>
+              <w:t xml:space="preserve">How[37770] might[38070] we[38230] be[38410] able[38670] to[38790] protect[39270] wildlife[39940] in[40010] the[40130] future?[40560]</w:t>
+            </w:r>
+          </w:p>
+          <w:p>
+            <w:pPr>
+              <w:tabs>
+                <w:tab w:val="left" w:pos="4413"/>
+              </w:tabs>
+              <w:rPr>
+                <w:rFonts w:ascii="Source Sans 3" w:hAnsi="Source Sans 3"/>
+                <w:sz w:val="23"/>
+                <w:szCs w:val="23"/>
+              </w:rPr>
+            </w:pPr>
+            <w:r>
+              <w:rPr>
+                <w:rStyle w:val="NotSpokenChar"/>
+              </w:rPr>
+              <w:t xml:space="preserve">Student[40790] 3:</w:t>
+            </w:r>
+            <w:r>
+              <w:rPr>
+                <w:rFonts w:ascii="Source Sans 3" w:hAnsi="Source Sans 3"/>
+                <w:sz w:val="23"/>
+                <w:szCs w:val="23"/>
+              </w:rPr>
+              <w:t xml:space="preserve">[41020] Well,[41320] in[41520] the[41670] future,[42300] it[42600] might[42930] be[43070] a[43150] good[43400] idea[43760] to[43980] use[44250] technology[45250] to[45650] track[46330] where[46740] wild[47090] animals[47620] are...[47950]</w:t>
             </w:r>
           </w:p>
           <w:p>
@@ -16427,25 +16427,25 @@
                 <w:sz w:val="23"/>
                 <w:szCs w:val="23"/>
               </w:rPr>
-              <w:t>:</w:t>
-            </w:r>
-          </w:p>
-          <w:p>
-            <w:pPr>
-              <w:tabs>
-                <w:tab w:val="left" w:pos="4413"/>
-              </w:tabs>
-              <w:rPr>
-                <w:rFonts w:ascii="Source Sans 3" w:hAnsi="Source Sans 3"/>
-                <w:sz w:val="23"/>
-                <w:szCs w:val="23"/>
-              </w:rPr>
-            </w:pPr>
-            <w:r>
-              <w:rPr>
-                <w:rStyle w:val="NotSpokenChar"/>
-              </w:rPr>
-              <w:t xml:space="preserve">Examiner: </w:t>
+              <w:t xml:space="preserve">:[50440]</w:t>
+            </w:r>
+          </w:p>
+          <w:p>
+            <w:pPr>
+              <w:tabs>
+                <w:tab w:val="left" w:pos="4413"/>
+              </w:tabs>
+              <w:rPr>
+                <w:rFonts w:ascii="Source Sans 3" w:hAnsi="Source Sans 3"/>
+                <w:sz w:val="23"/>
+                <w:szCs w:val="23"/>
+              </w:rPr>
+            </w:pPr>
+            <w:r>
+              <w:rPr>
+                <w:rStyle w:val="NotSpokenChar"/>
+              </w:rPr>
+              <w:t xml:space="preserve">Examiner:[51660] </w:t>
             </w:r>
             <w:r>
               <w:t>I</w:t>
@@ -16456,33 +16456,33 @@
                 <w:sz w:val="23"/>
                 <w:szCs w:val="23"/>
               </w:rPr>
-              <w:t>s there any difference in how children learn about wildlife now than in the past?</w:t>
-            </w:r>
-          </w:p>
-          <w:p>
-            <w:pPr>
-              <w:tabs>
-                <w:tab w:val="left" w:pos="4413"/>
-              </w:tabs>
-              <w:rPr>
-                <w:rFonts w:ascii="Source Sans 3" w:hAnsi="Source Sans 3"/>
-                <w:sz w:val="23"/>
-                <w:szCs w:val="23"/>
-              </w:rPr>
-            </w:pPr>
-            <w:r>
-              <w:rPr>
-                <w:rStyle w:val="NotSpokenChar"/>
-              </w:rPr>
-              <w:t>Student 4:</w:t>
-            </w:r>
-            <w:r>
-              <w:rPr>
-                <w:rFonts w:ascii="Source Sans 3" w:hAnsi="Source Sans 3"/>
-                <w:sz w:val="23"/>
-                <w:szCs w:val="23"/>
-              </w:rPr>
-              <w:t xml:space="preserve"> There's a big difference, I think. In the past, we used to go on more field trips to places to see wild animals, but now we mostly just see them on the internet.</w:t>
+              <w:t xml:space="preserve">s[51770] there[51950] any[52140] difference[52850] in[53100] how[53370] children[53870] learn[54200] about[54520] wildlife[55310] now[56050] than[56460] in[56550] the[56650] past?[57120]</w:t>
+            </w:r>
+          </w:p>
+          <w:p>
+            <w:pPr>
+              <w:tabs>
+                <w:tab w:val="left" w:pos="4413"/>
+              </w:tabs>
+              <w:rPr>
+                <w:rFonts w:ascii="Source Sans 3" w:hAnsi="Source Sans 3"/>
+                <w:sz w:val="23"/>
+                <w:szCs w:val="23"/>
+              </w:rPr>
+            </w:pPr>
+            <w:r>
+              <w:rPr>
+                <w:rStyle w:val="NotSpokenChar"/>
+              </w:rPr>
+              <w:t xml:space="preserve">Student[57440] 4:</w:t>
+            </w:r>
+            <w:r>
+              <w:rPr>
+                <w:rFonts w:ascii="Source Sans 3" w:hAnsi="Source Sans 3"/>
+                <w:sz w:val="23"/>
+                <w:szCs w:val="23"/>
+              </w:rPr>
+              <w:t xml:space="preserve">[57760] There's[58150] a[58260] big[58530] difference,[59160] I[59270] think.[59940] In[60410] the[60530] past,[61220] we[61560] used[61870] to[61970] go[62150] on[62370] more[62840] field[63260] trips[63670] to[63830] places[64460] to[64610] see[64830] wild[65260] animals,[66180] but[66850] now[67540] we[67880] mostly[68490] just[68940] see[69210] them[69570] on[69900] the[70090] internet.[74080]</w:t>
             </w:r>
           </w:p>
         </w:tc>
@@ -16555,7 +16555,7 @@
                 <w:sz w:val="23"/>
                 <w:szCs w:val="23"/>
               </w:rPr>
-              <w:t>1</w:t>
+              <w:t xml:space="preserve">[2440]1</w:t>
             </w:r>
             <w:r>
               <w:rPr>
@@ -16565,33 +16565,33 @@
                 <w:sz w:val="23"/>
                 <w:szCs w:val="23"/>
               </w:rPr>
-              <w:t>:</w:t>
-            </w:r>
-          </w:p>
-          <w:p>
-            <w:pPr>
-              <w:tabs>
-                <w:tab w:val="left" w:pos="4413"/>
-              </w:tabs>
-              <w:rPr>
-                <w:rFonts w:ascii="Source Sans 3" w:hAnsi="Source Sans 3"/>
-                <w:sz w:val="23"/>
-                <w:szCs w:val="23"/>
-              </w:rPr>
-            </w:pPr>
-            <w:r>
-              <w:rPr>
-                <w:rStyle w:val="NotSpokenChar"/>
-              </w:rPr>
-              <w:t xml:space="preserve">Examiner: </w:t>
-            </w:r>
-            <w:r>
-              <w:rPr>
-                <w:rFonts w:ascii="Source Sans 3" w:hAnsi="Source Sans 3"/>
-                <w:sz w:val="23"/>
-                <w:szCs w:val="23"/>
-              </w:rPr>
-              <w:t>What should be done to people caught hunting illegally?</w:t>
+              <w:t xml:space="preserve">:[2680]</w:t>
+            </w:r>
+          </w:p>
+          <w:p>
+            <w:pPr>
+              <w:tabs>
+                <w:tab w:val="left" w:pos="4413"/>
+              </w:tabs>
+              <w:rPr>
+                <w:rFonts w:ascii="Source Sans 3" w:hAnsi="Source Sans 3"/>
+                <w:sz w:val="23"/>
+                <w:szCs w:val="23"/>
+              </w:rPr>
+            </w:pPr>
+            <w:r>
+              <w:rPr>
+                <w:rStyle w:val="NotSpokenChar"/>
+              </w:rPr>
+              <w:t xml:space="preserve">Examiner:[3840] </w:t>
+            </w:r>
+            <w:r>
+              <w:rPr>
+                <w:rFonts w:ascii="Source Sans 3" w:hAnsi="Source Sans 3"/>
+                <w:sz w:val="23"/>
+                <w:szCs w:val="23"/>
+              </w:rPr>
+              <w:t xml:space="preserve">What[4030] should[4260] be[4380] done[4730] to[4890] people[5370] caught[5880] hunting[6380] illegally?[6880]</w:t>
             </w:r>
           </w:p>
           <w:p>
@@ -16617,7 +16617,7 @@
                 <w:sz w:val="23"/>
                 <w:szCs w:val="23"/>
               </w:rPr>
-              <w:t xml:space="preserve"> Well, if you ask me, I think people caught hunting should pay all the money they made to charities that help to protect animals. And the same for people caught buying these animal products. For example, I read that the government in Kenya took money from people who were caught buying animals' furs. The reason why is that it will help charities better protect wild animals, and hopefully make hunting more difficult.</w:t>
+              <w:t xml:space="preserve">[7760] Well,[8120] if[8320] you[8550] ask[8970] me,[9680] I[10290] think[10590] people[11090] caught[11640] hunting[12250] should[12540] pay[12980] all[13290] the[13450] money[13750] they[13950] made[14420] to[14600] charities[15380] that[15620] help[15910] to[16050] protect[16530] animals.[17400] And[17920] the[18050] same[18380] for[18570] people[18990] caught[19510] buying[20010] these[20300] animal[20670] products.[21600] For[22120] example,[22940] I[23190] read[23520] that[23700] the[23840] government[24440] in[24680] Kenya[25430] took[26090] money[26480] from[26800] people[27280] who[27510] were[27830] caught[28330] buying[28780] animals'[29300] furs.[30090] The[30520] reason[31000] why[31480] is[31740] that[31970] it[32110] will[32330] help[32590] charities[33270] better[33620] protect[34230] wild[34640] animals,[35320] and[35790] hopefully[36540] make[36930] hunting[37370] more[37590] difficult.[39190]</w:t>
             </w:r>
           </w:p>
           <w:p>
@@ -16651,33 +16651,33 @@
                 <w:sz w:val="23"/>
                 <w:szCs w:val="23"/>
               </w:rPr>
-              <w:t>:</w:t>
-            </w:r>
-          </w:p>
-          <w:p>
-            <w:pPr>
-              <w:tabs>
-                <w:tab w:val="left" w:pos="4413"/>
-              </w:tabs>
-              <w:rPr>
-                <w:rFonts w:ascii="Source Sans 3" w:hAnsi="Source Sans 3"/>
-                <w:sz w:val="23"/>
-                <w:szCs w:val="23"/>
-              </w:rPr>
-            </w:pPr>
-            <w:r>
-              <w:rPr>
-                <w:rStyle w:val="NotSpokenChar"/>
-              </w:rPr>
-              <w:t xml:space="preserve">Examiner: </w:t>
-            </w:r>
-            <w:r>
-              <w:rPr>
-                <w:rFonts w:ascii="Source Sans 3" w:hAnsi="Source Sans 3"/>
-                <w:sz w:val="23"/>
-                <w:szCs w:val="23"/>
-              </w:rPr>
-              <w:t>Is there anything we as individuals can do to prevent hunting?</w:t>
+              <w:t xml:space="preserve">:[40520]</w:t>
+            </w:r>
+          </w:p>
+          <w:p>
+            <w:pPr>
+              <w:tabs>
+                <w:tab w:val="left" w:pos="4413"/>
+              </w:tabs>
+              <w:rPr>
+                <w:rFonts w:ascii="Source Sans 3" w:hAnsi="Source Sans 3"/>
+                <w:sz w:val="23"/>
+                <w:szCs w:val="23"/>
+              </w:rPr>
+            </w:pPr>
+            <w:r>
+              <w:rPr>
+                <w:rStyle w:val="NotSpokenChar"/>
+              </w:rPr>
+              <w:t xml:space="preserve">Examiner:[41740] </w:t>
+            </w:r>
+            <w:r>
+              <w:rPr>
+                <w:rFonts w:ascii="Source Sans 3" w:hAnsi="Source Sans 3"/>
+                <w:sz w:val="23"/>
+                <w:szCs w:val="23"/>
+              </w:rPr>
+              <w:t xml:space="preserve">Is[41870] there[42090] anything[42600] we[42890] as[43180] individuals[44080] can[44330] do[44620] to[44860] prevent[45320] hunting?[45700]</w:t>
             </w:r>
           </w:p>
           <w:p>
@@ -16703,27 +16703,27 @@
                 <w:sz w:val="23"/>
                 <w:szCs w:val="23"/>
               </w:rPr>
-              <w:t xml:space="preserve"> Yes, there are many things we can do, and perhaps the most important one is to stop buying things made from animals.</w:t>
-            </w:r>
-          </w:p>
-          <w:p>
-            <w:pPr>
-              <w:tabs>
-                <w:tab w:val="left" w:pos="4413"/>
-              </w:tabs>
-              <w:rPr>
-                <w:rFonts w:ascii="Source Sans 3" w:hAnsi="Source Sans 3"/>
-                <w:sz w:val="23"/>
-                <w:szCs w:val="23"/>
-              </w:rPr>
-            </w:pPr>
-            <w:r>
-              <w:rPr>
-                <w:rFonts w:ascii="Source Sans 3" w:hAnsi="Source Sans 3"/>
-                <w:sz w:val="23"/>
-                <w:szCs w:val="23"/>
-              </w:rPr>
-              <w:t>A good reason for this is that it might cause the demand for things made from animals to drop. For instance, many of the world's most famous fashion designers have stopped using real animal fur in their clothes.</w:t>
+              <w:t xml:space="preserve">[46240] Yes,[46680] there[46930] are[47100] many[47460] things[47880] we[48040] can[48280] do,[48810] and[49320] perhaps[49710] the[49870] most[50170] important[50960] one[51350] is[51570] to[51690] stop[51970] buying[52490] things[52920] made[53160] from[53360] animals.[54310]</w:t>
+            </w:r>
+          </w:p>
+          <w:p>
+            <w:pPr>
+              <w:tabs>
+                <w:tab w:val="left" w:pos="4413"/>
+              </w:tabs>
+              <w:rPr>
+                <w:rFonts w:ascii="Source Sans 3" w:hAnsi="Source Sans 3"/>
+                <w:sz w:val="23"/>
+                <w:szCs w:val="23"/>
+              </w:rPr>
+            </w:pPr>
+            <w:r>
+              <w:rPr>
+                <w:rFonts w:ascii="Source Sans 3" w:hAnsi="Source Sans 3"/>
+                <w:sz w:val="23"/>
+                <w:szCs w:val="23"/>
+              </w:rPr>
+              <w:t xml:space="preserve">A[54790] good[55040] reason[55590] for[55830] this[56410] is[56790] that[57000] it[57140] might[57430] cause[58150] the[58350] demand[58890] for[59080] things[59480] made[59780] from[60040] animals[60580] to[60770] drop.[61690] For[62400] instance,[62940] many[63210] of[63320] the[63440] world's[63880] most[64230] famous[64720] fashion[65150] designers[65930] have[66230] stopped[66720] using[67270] real[67660] animal[68060] fur[68390] in[68490] their[68660] clothes.[70350]</w:t>
             </w:r>
           </w:p>
           <w:p>
@@ -16757,33 +16757,33 @@
                 <w:sz w:val="23"/>
                 <w:szCs w:val="23"/>
               </w:rPr>
-              <w:t>:</w:t>
-            </w:r>
-          </w:p>
-          <w:p>
-            <w:pPr>
-              <w:tabs>
-                <w:tab w:val="left" w:pos="4413"/>
-              </w:tabs>
-              <w:rPr>
-                <w:rFonts w:ascii="Source Sans 3" w:hAnsi="Source Sans 3"/>
-                <w:sz w:val="23"/>
-                <w:szCs w:val="23"/>
-              </w:rPr>
-            </w:pPr>
-            <w:r>
-              <w:rPr>
-                <w:rStyle w:val="NotSpokenChar"/>
-              </w:rPr>
-              <w:t xml:space="preserve">Examiner: </w:t>
-            </w:r>
-            <w:r>
-              <w:rPr>
-                <w:rFonts w:ascii="Source Sans 3" w:hAnsi="Source Sans 3"/>
-                <w:sz w:val="23"/>
-                <w:szCs w:val="23"/>
-              </w:rPr>
-              <w:t>Will there be more or less hunting in the future?</w:t>
+              <w:t xml:space="preserve">:[71780]</w:t>
+            </w:r>
+          </w:p>
+          <w:p>
+            <w:pPr>
+              <w:tabs>
+                <w:tab w:val="left" w:pos="4413"/>
+              </w:tabs>
+              <w:rPr>
+                <w:rFonts w:ascii="Source Sans 3" w:hAnsi="Source Sans 3"/>
+                <w:sz w:val="23"/>
+                <w:szCs w:val="23"/>
+              </w:rPr>
+            </w:pPr>
+            <w:r>
+              <w:rPr>
+                <w:rStyle w:val="NotSpokenChar"/>
+              </w:rPr>
+              <w:t xml:space="preserve">Examiner:[73040] </w:t>
+            </w:r>
+            <w:r>
+              <w:rPr>
+                <w:rFonts w:ascii="Source Sans 3" w:hAnsi="Source Sans 3"/>
+                <w:sz w:val="23"/>
+                <w:szCs w:val="23"/>
+              </w:rPr>
+              <w:t xml:space="preserve">Will[73190] there[73370] be[73550] more[74030] or[74270] less[74640] hunting[75150] in[75250] the[75360] future?[75800]</w:t>
             </w:r>
           </w:p>
           <w:p>
@@ -16809,7 +16809,7 @@
                 <w:sz w:val="23"/>
                 <w:szCs w:val="23"/>
               </w:rPr>
-              <w:t xml:space="preserve"> In my opinion, there will be less hunting in the future. The reason for this is that many of our animals are already close to becoming extinct, so when they are gone, there will be nothing left to hunt. By way of example, the white rhino in Africa was hunted for many years, but now there are almost no white rhinos left to hunt.</w:t>
+              <w:t xml:space="preserve">[76400] In[76560] my[76810] opinion,[77350] there[77590] will[77750] be[77910] less[78400] hunting[79020] in[79180] the[79280] future.[80080] The[80600] reason[81070] for[81310] this[81760] is[81930] that[82190] many[82510] of[82690] our[82900] animals[83490] are[83730] already[84320] close[84830] to[84950] becoming[85460] extinct,[86610] so[87160] when[87370] they[87530] are[87710] gone,[88170] there[88370] will[88550] be[88700] nothing[89190] left[89630] to[89890] hunt.[90660] By[91280] way[91490] of[91710] example,[92470] the[92740] white[93170] rhino[93690] in[94070] Africa[94800] was[95310] hunted[95740] for[95980] many[96360] years,[97100] but[97600] now[97960] there[98160] are[98310] almost[98760] no[99080] white[99580] rhinos[100110] left[100470] to[100630] hunt.[104160]</w:t>
             </w:r>
           </w:p>
         </w:tc>

--- a/assets/data/Mindset 01/Mindset1- Audio Scripts_markers.docx
+++ b/assets/data/Mindset 01/Mindset1- Audio Scripts_markers.docx
@@ -1,6 +1,6 @@
 
 <file path=word/document.xml><?xml version="1.0" encoding="utf-8"?>
-<w:document xmlns:wpc="http://schemas.microsoft.com/office/word/2010/wordprocessingCanvas" xmlns:cx="http://schemas.microsoft.com/office/drawing/2014/chartex" xmlns:cx1="http://schemas.microsoft.com/office/drawing/2015/9/8/chartex" xmlns:cx2="http://schemas.microsoft.com/office/drawing/2015/10/21/chartex" xmlns:cx3="http://schemas.microsoft.com/office/drawing/2016/5/9/chartex" xmlns:cx4="http://schemas.microsoft.com/office/drawing/2016/5/10/chartex" xmlns:cx5="http://schemas.microsoft.com/office/drawing/2016/5/11/chartex" xmlns:cx6="http://schemas.microsoft.com/office/drawing/2016/5/12/chartex" xmlns:cx7="http://schemas.microsoft.com/office/drawing/2016/5/13/chartex" xmlns:cx8="http://schemas.microsoft.com/office/drawing/2016/5/14/chartex" xmlns:mc="http://schemas.openxmlformats.org/markup-compatibility/2006" xmlns:aink="http://schemas.microsoft.com/office/drawing/2016/ink" xmlns:am3d="http://schemas.microsoft.com/office/drawing/2017/model3d" xmlns:o="urn:schemas-microsoft-com:office:office" xmlns:oel="http://schemas.microsoft.com/office/2019/extlst" xmlns:r="http://schemas.openxmlformats.org/officeDocument/2006/relationships" xmlns:m="http://schemas.openxmlformats.org/officeDocument/2006/math" xmlns:v="urn:schemas-microsoft-com:vml" xmlns:wp14="http://schemas.microsoft.com/office/word/2010/wordprocessingDrawing" xmlns:wp="http://schemas.openxmlformats.org/drawingml/2006/wordprocessingDrawing" xmlns:w10="urn:schemas-microsoft-com:office:word" xmlns:w="http://schemas.openxmlformats.org/wordprocessingml/2006/main" xmlns:w14="http://schemas.microsoft.com/office/word/2010/wordml" xmlns:w15="http://schemas.microsoft.com/office/word/2012/wordml" xmlns:w16cex="http://schemas.microsoft.com/office/word/2018/wordml/cex" xmlns:w16cid="http://schemas.microsoft.com/office/word/2016/wordml/cid" xmlns:w16="http://schemas.microsoft.com/office/word/2018/wordml" xmlns:w16du="http://schemas.microsoft.com/office/word/2023/wordml/word16du" xmlns:w16sdtdh="http://schemas.microsoft.com/office/word/2020/wordml/sdtdatahash" xmlns:w16sdtfl="http://schemas.microsoft.com/office/word/2024/wordml/sdtformatlock" xmlns:w16se="http://schemas.microsoft.com/office/word/2015/wordml/symex" xmlns:wpg="http://schemas.microsoft.com/office/word/2010/wordprocessingGroup" xmlns:wpi="http://schemas.microsoft.com/office/word/2010/wordprocessingInk" xmlns:wne="http://schemas.microsoft.com/office/word/2006/wordml" xmlns:wps="http://schemas.microsoft.com/office/word/2010/wordprocessingShape" mc:Ignorable="w14 w15 w16se w16cid w16 w16cex w16sdtdh w16sdtfl w16du wp14">
+<w:document xmlns:wpc="http://schemas.microsoft.com/office/word/2010/wordprocessingCanvas" xmlns:cx="http://schemas.microsoft.com/office/drawing/2014/chartex" xmlns:cx1="http://schemas.microsoft.com/office/drawing/2015/9/8/chartex" xmlns:cx2="http://schemas.microsoft.com/office/drawing/2015/10/21/chartex" xmlns:cx3="http://schemas.microsoft.com/office/drawing/2016/5/9/chartex" xmlns:cx4="http://schemas.microsoft.com/office/drawing/2016/5/10/chartex" xmlns:cx5="http://schemas.microsoft.com/office/drawing/2016/5/11/chartex" xmlns:cx6="http://schemas.microsoft.com/office/drawing/2016/5/12/chartex" xmlns:cx7="http://schemas.microsoft.com/office/drawing/2016/5/13/chartex" xmlns:cx8="http://schemas.microsoft.com/office/drawing/2016/5/14/chartex" xmlns:mc="http://schemas.openxmlformats.org/markup-compatibility/2006" xmlns:aink="http://schemas.microsoft.com/office/drawing/2016/ink" xmlns:am3d="http://schemas.microsoft.com/office/drawing/2017/model3d" xmlns:o="urn:schemas-microsoft-com:office:office" xmlns:oel="http://schemas.microsoft.com/office/2019/extlst" xmlns:r="http://schemas.openxmlformats.org/officeDocument/2006/relationships" xmlns:m="http://schemas.openxmlformats.org/officeDocument/2006/math" xmlns:v="urn:schemas-microsoft-com:vml" xmlns:wp14="http://schemas.microsoft.com/office/word/2010/wordprocessingDrawing" xmlns:wp="http://schemas.openxmlformats.org/drawingml/2006/wordprocessingDrawing" xmlns:w10="urn:schemas-microsoft-com:office:word" xmlns:w="http://schemas.openxmlformats.org/wordprocessingml/2006/main" xmlns:w14="http://schemas.microsoft.com/office/word/2010/wordml" xmlns:w15="http://schemas.microsoft.com/office/word/2012/wordml" xmlns:w16cex="http://schemas.microsoft.com/office/word/2018/wordml/cex" xmlns:w16cid="http://schemas.microsoft.com/office/word/2016/wordml/cid" xmlns:w16="http://schemas.microsoft.com/office/word/2018/wordml" xmlns:w16sdtdh="http://schemas.microsoft.com/office/word/2020/wordml/sdtdatahash" xmlns:w16se="http://schemas.microsoft.com/office/word/2015/wordml/symex" xmlns:wpg="http://schemas.microsoft.com/office/word/2010/wordprocessingGroup" xmlns:wpi="http://schemas.microsoft.com/office/word/2010/wordprocessingInk" xmlns:wne="http://schemas.microsoft.com/office/word/2006/wordml" xmlns:wps="http://schemas.microsoft.com/office/word/2010/wordprocessingShape" mc:Ignorable="w14 w15 w16se w16cid w16 w16cex w16sdtdh wp14">
   <w:body>
     <w:tbl>
       <w:tblPr>
@@ -51,7 +51,7 @@
               <w:rPr>
                 <w:rStyle w:val="NotSpokenChar"/>
               </w:rPr>
-              <w:t xml:space="preserve">[1840]Conversation[2710] 1[3000]</w:t>
+              <w:t>[1840]Conversation[2710] 1[3000]</w:t>
             </w:r>
           </w:p>
           <w:p>
@@ -77,7 +77,7 @@
                 <w:sz w:val="23"/>
                 <w:szCs w:val="23"/>
               </w:rPr>
-              <w:t xml:space="preserve">Good[8740] evening,[9200] Willowtree[9860] Hotel.[10450] How[10700] can[10890] I[10980] help?[11300]</w:t>
+              <w:t>Good[8740] evening,[9200] Willowtree[9860] Hotel.[10450] How[10700] can[10890] I[10980] help?[11300]</w:t>
             </w:r>
           </w:p>
           <w:p>
@@ -103,7 +103,7 @@
                 <w:sz w:val="23"/>
                 <w:szCs w:val="23"/>
               </w:rPr>
-              <w:t xml:space="preserve">Hello,[12480] I'd[12990] like[13260] to[13370] make[13600] a[13670] reservation[14380] in[14520] your[14690] restaurant[15320] for[15490] next[15830] Saturday[16260] evening.[16700]</w:t>
+              <w:t>Hello,[12480] I'd[12990] like[13260] to[13370] make[13600] a[13670] reservation[14380] in[14520] your[14690] restaurant[15320] for[15490] next[15830] Saturday[16260] evening.[16700]</w:t>
             </w:r>
           </w:p>
           <w:p>
@@ -129,7 +129,7 @@
                 <w:sz w:val="23"/>
                 <w:szCs w:val="23"/>
               </w:rPr>
-              <w:t xml:space="preserve">Next[17530] Saturday?[18390] If[18850] you[19030] hold[19340] on,[19570] I'll[19730] just[20010] check[21290] ...[21290] So...[22610] for[23120] how[23310] many[23510] people?[23900]</w:t>
+              <w:t>Next[17530] Saturday?[18390] If[18850] you[19030] hold[19340] on,[19570] I'll[19730] just[20010] check[21290] ...[21290] So...[22610] for[23120] how[23310] many[23510] people?[23900]</w:t>
             </w:r>
           </w:p>
           <w:p>
@@ -155,7 +155,7 @@
                 <w:sz w:val="23"/>
                 <w:szCs w:val="23"/>
               </w:rPr>
-              <w:t xml:space="preserve">I[24630] need[24820] a[24900] table[25250] for[25390] 12[26240] -[26240] it's[26750] my[26950] husband's[27400] 30th[27850] birthday,[28540] so[28900] we're[29200] having[29460] a[29730] celebration[30570] dinner.[31750]</w:t>
+              <w:t>I[24630] need[24820] a[24900] table[25250] for[25390] 12[26240] -[26240] it's[26750] my[26950] husband's[27400] 30th[27850] birthday,[28540] so[28900] we're[29200] having[29460] a[29730] celebration[30570] dinner.[31750]</w:t>
             </w:r>
           </w:p>
           <w:p>
@@ -176,7 +176,7 @@
               <w:rPr>
                 <w:rStyle w:val="NotSpokenChar"/>
               </w:rPr>
-              <w:t xml:space="preserve">Conversation[33420] 2[33600]</w:t>
+              <w:t>Conversation[33420] 2[33600]</w:t>
             </w:r>
           </w:p>
           <w:p>
@@ -202,7 +202,7 @@
                 <w:sz w:val="23"/>
                 <w:szCs w:val="23"/>
               </w:rPr>
-              <w:t xml:space="preserve">Good[36260] afternoon,[36860] can[37110] I[37210] help[37500] you?[37640]</w:t>
+              <w:t>Good[36260] afternoon,[36860] can[37110] I[37210] help[37500] you?[37640]</w:t>
             </w:r>
           </w:p>
           <w:p>
@@ -228,7 +228,7 @@
                 <w:sz w:val="23"/>
                 <w:szCs w:val="23"/>
               </w:rPr>
-              <w:t xml:space="preserve">Yes,[38810] I'm[39370] looking[39730] for[39900] a[40000] gift[40360] for[40550] my[40790] sister.[41690] She's[42400] going[42750] to[42870] be[43070] 18[43640] next[44000] week.[44350] So[44720] I[44970] thought[45560] a[45830] piece[46240] of[46370] jewellery[46860] would[47070] be[47160] nice.[47560]</w:t>
+              <w:t>Yes,[38810] I'm[39370] looking[39730] for[39900] a[40000] gift[40360] for[40550] my[40790] sister.[41690] She's[42400] going[42750] to[42870] be[43070] 18[43640] next[44000] week.[44350] So[44720] I[44970] thought[45560] a[45830] piece[46240] of[46370] jewellery[46860] would[47070] be[47160] nice.[47560]</w:t>
             </w:r>
           </w:p>
           <w:p>
@@ -254,7 +254,7 @@
                 <w:sz w:val="23"/>
                 <w:szCs w:val="23"/>
               </w:rPr>
-              <w:t xml:space="preserve">Good[48310] idea![49090] Do[49590] you[49780] have[50060] anything[50540] particular[51310] in[51430] mind[52050] -[52050] a[52400] necklace,[52990] perhaps?[53500]</w:t>
+              <w:t>Good[48310] idea![49090] Do[49590] you[49780] have[50060] anything[50540] particular[51310] in[51430] mind[52050] -[52050] a[52400] necklace,[52990] perhaps?[53500]</w:t>
             </w:r>
           </w:p>
           <w:p>
@@ -280,7 +280,7 @@
                 <w:sz w:val="23"/>
                 <w:szCs w:val="23"/>
               </w:rPr>
-              <w:t xml:space="preserve">Mm,[54540] she[55120] has[55370] so[55560] many[55870] necklaces.[56980] I[57440] was[57580] thinking[57910] of[58020] a[58110] pair[58450] of[58660] earrings,[59230] possibly.[59700]</w:t>
+              <w:t>Mm,[54540] she[55120] has[55370] so[55560] many[55870] necklaces.[56980] I[57440] was[57580] thinking[57910] of[58020] a[58110] pair[58450] of[58660] earrings,[59230] possibly.[59700]</w:t>
             </w:r>
           </w:p>
           <w:p>
@@ -332,7 +332,7 @@
                 <w:sz w:val="23"/>
                 <w:szCs w:val="23"/>
               </w:rPr>
-              <w:t xml:space="preserve">Mm,[62500] she[62720] likes[63000] blue[68400] ....[68400]</w:t>
+              <w:t>Mm,[62500] she[62720] likes[63000] blue[68400] ....[68400]</w:t>
             </w:r>
           </w:p>
           <w:p>
@@ -415,7 +415,7 @@
                 <w:sz w:val="23"/>
                 <w:szCs w:val="23"/>
               </w:rPr>
-              <w:t xml:space="preserve">[2020]a:</w:t>
+              <w:t>[2020]a:</w:t>
             </w:r>
             <w:r>
               <w:rPr>
@@ -431,7 +431,7 @@
                 <w:sz w:val="23"/>
                 <w:szCs w:val="23"/>
               </w:rPr>
-              <w:t xml:space="preserve">the[3640] 3rd[5140]</w:t>
+              <w:t>the[3640] 3rd[5140]</w:t>
             </w:r>
           </w:p>
           <w:p>
@@ -469,7 +469,7 @@
                 <w:sz w:val="23"/>
                 <w:szCs w:val="23"/>
               </w:rPr>
-              <w:t xml:space="preserve">$10.50[9810]</w:t>
+              <w:t>$10.50[9810]</w:t>
             </w:r>
           </w:p>
           <w:p>
@@ -507,7 +507,7 @@
                 <w:sz w:val="23"/>
                 <w:szCs w:val="23"/>
               </w:rPr>
-              <w:t xml:space="preserve">the[12540] 6th[14040]</w:t>
+              <w:t>the[12540] 6th[14040]</w:t>
             </w:r>
           </w:p>
           <w:p>
@@ -545,7 +545,7 @@
                 <w:sz w:val="23"/>
                 <w:szCs w:val="23"/>
               </w:rPr>
-              <w:t xml:space="preserve">70[19210]</w:t>
+              <w:t>70[19210]</w:t>
             </w:r>
           </w:p>
           <w:p>
@@ -583,7 +583,7 @@
                 <w:sz w:val="23"/>
                 <w:szCs w:val="23"/>
               </w:rPr>
-              <w:t xml:space="preserve">19[22490]</w:t>
+              <w:t>19[22490]</w:t>
             </w:r>
           </w:p>
           <w:p>
@@ -621,7 +621,7 @@
                 <w:sz w:val="23"/>
                 <w:szCs w:val="23"/>
               </w:rPr>
-              <w:t xml:space="preserve">62[26790]</w:t>
+              <w:t>62[26790]</w:t>
             </w:r>
           </w:p>
           <w:p>
@@ -659,7 +659,7 @@
                 <w:sz w:val="23"/>
                 <w:szCs w:val="23"/>
               </w:rPr>
-              <w:t xml:space="preserve">£110[32060]</w:t>
+              <w:t>£110[32060]</w:t>
             </w:r>
           </w:p>
           <w:p>
@@ -697,7 +697,7 @@
                 <w:sz w:val="23"/>
                 <w:szCs w:val="23"/>
               </w:rPr>
-              <w:t xml:space="preserve">the[34660] 27th[38620]</w:t>
+              <w:t>the[34660] 27th[38620]</w:t>
             </w:r>
           </w:p>
         </w:tc>
@@ -772,7 +772,7 @@
                 <w:sz w:val="23"/>
                 <w:szCs w:val="23"/>
               </w:rPr>
-              <w:t xml:space="preserve">I[2450] need[2640] a[2710] table[3060] for[3210] 12[4050] -[4050] it's[4570] my[4750] husband's[5210] 30th[5650] birthday,[6350] so[6710] we're[7010] having[7260] a[7530] celebration[8410] dinner.[8560]</w:t>
+              <w:t>I[2450] need[2640] a[2710] table[3060] for[3210] 12[4050] -[4050] it's[4570] my[4750] husband's[5210] 30th[5650] birthday,[6350] so[6710] we're[7010] having[7260] a[7530] celebration[8410] dinner.[8560]</w:t>
             </w:r>
           </w:p>
           <w:p>
@@ -798,7 +798,7 @@
                 <w:sz w:val="23"/>
                 <w:szCs w:val="23"/>
               </w:rPr>
-              <w:t xml:space="preserve">So[8850] that's[9340] 12[9870] people[10450] for[10600] the[10720] 16th.[11440]</w:t>
+              <w:t>So[8850] that's[9340] 12[9870] people[10450] for[10600] the[10720] 16th.[11440]</w:t>
             </w:r>
           </w:p>
           <w:p>
@@ -824,7 +824,7 @@
                 <w:sz w:val="23"/>
                 <w:szCs w:val="23"/>
               </w:rPr>
-              <w:t xml:space="preserve">No,[12070] no,[12400] it's[12920] the[13060] day[13280] after[13880] the[14160] 17th[15260] -[15260] Saturday[16050] the[16180] 17th,[17000] at[17360] eight[17560] o'clock.[17980]</w:t>
+              <w:t>No,[12070] no,[12400] it's[12920] the[13060] day[13280] after[13880] the[14160] 17th[15260] -[15260] Saturday[16050] the[16180] 17th,[17000] at[17360] eight[17560] o'clock.[17980]</w:t>
             </w:r>
           </w:p>
           <w:p>
@@ -850,7 +850,7 @@
                 <w:sz w:val="23"/>
                 <w:szCs w:val="23"/>
               </w:rPr>
-              <w:t xml:space="preserve">Ah,[19010] yes,[19440] of[19600] course.[20370] A[20700] party[21060] of[21190] 12[21660] for[21790] the[21980] Saturday...[23310] Oh,[24240] I'm[24520] sorry,[25120] but[25470] I'm[25570] afraid[25950] our[26100] main[26350] restaurant[26930] is[27150] fully[27510] booked[27910] that[28130] evening,[28900] but[29380] we[29630] do[30000] have[30340] a[30480] small[31000] room[31310] available[31900] for[32050] private[32540] hire.[33320] It[33780] can[33990] seat[34290] up[34420] to[34530] 20[34930] people,[35610] so[35990] there[36210] would[36380] be[36520] plenty[37030] of[37160] space[37630] for[37740] 12[38070] of[38180] you.[38320]</w:t>
+              <w:t>Ah,[19010] yes,[19440] of[19600] course.[20370] A[20700] party[21060] of[21190] 12[21660] for[21790] the[21980] Saturday...[23310] Oh,[24240] I'm[24520] sorry,[25120] but[25470] I'm[25570] afraid[25950] our[26100] main[26350] restaurant[26930] is[27150] fully[27510] booked[27910] that[28130] evening,[28900] but[29380] we[29630] do[30000] have[30340] a[30480] small[31000] room[31310] available[31900] for[32050] private[32540] hire.[33320] It[33780] can[33990] seat[34290] up[34420] to[34530] 20[34930] people,[35610] so[35990] there[36210] would[36380] be[36520] plenty[37030] of[37160] space[37630] for[37740] 12[38070] of[38180] you.[38320]</w:t>
             </w:r>
           </w:p>
           <w:p>
@@ -876,7 +876,7 @@
                 <w:sz w:val="23"/>
                 <w:szCs w:val="23"/>
               </w:rPr>
-              <w:t xml:space="preserve">That[38970] sounds[39270] perfect.[42280]</w:t>
+              <w:t>That[38970] sounds[39270] perfect.[42280]</w:t>
             </w:r>
           </w:p>
         </w:tc>
@@ -951,7 +951,7 @@
                 <w:sz w:val="23"/>
                 <w:szCs w:val="23"/>
               </w:rPr>
-              <w:t xml:space="preserve">That[2630] sounds[2930] perfect.[3620]</w:t>
+              <w:t>That[2630] sounds[2930] perfect.[3620]</w:t>
             </w:r>
           </w:p>
           <w:p>
@@ -977,7 +977,7 @@
                 <w:sz w:val="23"/>
                 <w:szCs w:val="23"/>
               </w:rPr>
-              <w:t xml:space="preserve">Excellent.[5140] Now[5740] we[5970] offer[6360] a[6530] set[6920] three-course[7650] menu[8010] for[8190] £23[9260] per[9430] person[10220] and[10830] we[11000] can[11150] also[11490] supply[12000] you[12160] with[12340] a[12400] birthday[12970] cake[13450] at[13560] no[13700] extra[14070] charge.[14870] How[15170] does[15300] that[15520] sound?[15900]</w:t>
+              <w:t>Excellent.[5140] Now[5740] we[5970] offer[6360] a[6530] set[6920] three-course[7650] menu[8010] for[8190] £23[9260] per[9430] person[10220] and[10830] we[11000] can[11150] also[11490] supply[12000] you[12160] with[12340] a[12400] birthday[12970] cake[13450] at[13560] no[13700] extra[14070] charge.[14870] How[15170] does[15300] that[15520] sound?[15900]</w:t>
             </w:r>
           </w:p>
           <w:p>
@@ -1003,7 +1003,7 @@
                 <w:sz w:val="23"/>
                 <w:szCs w:val="23"/>
               </w:rPr>
-              <w:t xml:space="preserve">That[16530] sounds[16910] good.[17700] So[18500] how[18920] much[19180] would[19340] that[19580] cost[20010] in[20160] total?[20700]</w:t>
+              <w:t>That[16530] sounds[16910] good.[17700] So[18500] how[18920] much[19180] would[19340] that[19580] cost[20010] in[20160] total?[20700]</w:t>
             </w:r>
           </w:p>
           <w:p>
@@ -1029,7 +1029,7 @@
                 <w:sz w:val="23"/>
                 <w:szCs w:val="23"/>
               </w:rPr>
-              <w:t xml:space="preserve">Let[21520] me[21770] see[23220] -[23220] for[24270] the[24500] food[25210] and[25480] the[25690] room,[26450] that[26850] will[27050] come[27400] to[28020] £318.[30440]</w:t>
+              <w:t>Let[21520] me[21770] see[23220] -[23220] for[24270] the[24500] food[25210] and[25480] the[25690] room,[26450] that[26850] will[27050] come[27400] to[28020] £318.[30440]</w:t>
             </w:r>
           </w:p>
           <w:p>
@@ -1055,7 +1055,7 @@
                 <w:sz w:val="23"/>
                 <w:szCs w:val="23"/>
               </w:rPr>
-              <w:t xml:space="preserve">Did[31120] you[31270] say[31600] three[31910] hundred[32340] and[32500] eighty[32840] pounds?[33500]</w:t>
+              <w:t>Did[31120] you[31270] say[31600] three[31910] hundred[32340] and[32500] eighty[32840] pounds?[33500]</w:t>
             </w:r>
           </w:p>
           <w:p>
@@ -1081,7 +1081,7 @@
                 <w:sz w:val="23"/>
                 <w:szCs w:val="23"/>
               </w:rPr>
-              <w:t xml:space="preserve">No,[34150] three[34590] hundred[34990] and[35110] eighteen.[35700]</w:t>
+              <w:t>No,[34150] three[34590] hundred[34990] and[35110] eighteen.[35700]</w:t>
             </w:r>
           </w:p>
           <w:p>
@@ -1107,7 +1107,7 @@
                 <w:sz w:val="23"/>
                 <w:szCs w:val="23"/>
               </w:rPr>
-              <w:t xml:space="preserve">OK,[36820] I[37490] think[38260] I'd[38370] like[38510] to[38600] go[38720] ahead[39110] and[39280] make[39490] a[39540] booking.[39920]</w:t>
+              <w:t>OK,[36820] I[37490] think[38260] I'd[38370] like[38510] to[38600] go[38720] ahead[39110] and[39280] make[39490] a[39540] booking.[39920]</w:t>
             </w:r>
           </w:p>
           <w:p>
@@ -1133,7 +1133,7 @@
                 <w:sz w:val="23"/>
                 <w:szCs w:val="23"/>
               </w:rPr>
-              <w:t xml:space="preserve">OK,[40960] I'll[41480] just[41770] take[42060] your[42190] details.[46000]</w:t>
+              <w:t>OK,[40960] I'll[41480] just[41770] take[42060] your[42190] details.[46000]</w:t>
             </w:r>
           </w:p>
         </w:tc>
@@ -1208,7 +1208,7 @@
                 <w:sz w:val="23"/>
                 <w:szCs w:val="23"/>
               </w:rPr>
-              <w:t xml:space="preserve">Good[3740] afternoon,[4330] can[4590] I[4690] help[4980] you?[5120]</w:t>
+              <w:t>Good[3740] afternoon,[4330] can[4590] I[4690] help[4980] you?[5120]</w:t>
             </w:r>
           </w:p>
           <w:p>
@@ -1234,7 +1234,7 @@
                 <w:sz w:val="23"/>
                 <w:szCs w:val="23"/>
               </w:rPr>
-              <w:t xml:space="preserve">Yes,[6290] I'm[6840] looking[7210] for[7380] a[7470] gift[7830] for[8030] my[8270] sister.[9160] She's[9880] going[10220] to[10350] be[10550] 18[11110] next[11480] week.[11820] So[12190] I[12440] thought[13020] a[13290] piece[13710] of[13850] jewellery[14340] would[14530] be[14640] nice.[15040]</w:t>
+              <w:t>Yes,[6290] I'm[6840] looking[7210] for[7380] a[7470] gift[7830] for[8030] my[8270] sister.[9160] She's[9880] going[10220] to[10350] be[10550] 18[11110] next[11480] week.[11820] So[12190] I[12440] thought[13020] a[13290] piece[13710] of[13850] jewellery[14340] would[14530] be[14640] nice.[15040]</w:t>
             </w:r>
           </w:p>
           <w:p>
@@ -1260,7 +1260,7 @@
                 <w:sz w:val="23"/>
                 <w:szCs w:val="23"/>
               </w:rPr>
-              <w:t xml:space="preserve">Good[15800] idea![16570] Do[17070] you[17250] have[17540] anything[18020] particular[18770] in[18900] mind[19530] -[19530] a[19880] necklace,[20470] perhaps?[20980]</w:t>
+              <w:t>Good[15800] idea![16570] Do[17070] you[17250] have[17540] anything[18020] particular[18770] in[18900] mind[19530] -[19530] a[19880] necklace,[20470] perhaps?[20980]</w:t>
             </w:r>
           </w:p>
           <w:p>
@@ -1286,7 +1286,7 @@
                 <w:sz w:val="23"/>
                 <w:szCs w:val="23"/>
               </w:rPr>
-              <w:t xml:space="preserve">Mm,[22020] she[22590] has[22840] so[23030] many[23340] necklaces.[24440] I[24900] was[25060] thinking[25380] of[25500] a[25590] pair[25930] of[26140] earrings,[26710] possibly.[27160]</w:t>
+              <w:t>Mm,[22020] she[22590] has[22840] so[23030] many[23340] necklaces.[24440] I[24900] was[25060] thinking[25380] of[25500] a[25590] pair[25930] of[26140] earrings,[26710] possibly.[27160]</w:t>
             </w:r>
           </w:p>
           <w:p>
@@ -1312,7 +1312,7 @@
                 <w:sz w:val="23"/>
                 <w:szCs w:val="23"/>
               </w:rPr>
-              <w:t xml:space="preserve">Does[27780] she[27910] have[28100] a[28170] favourite[28550] colour?[28840]</w:t>
+              <w:t>Does[27780] she[27910] have[28100] a[28170] favourite[28550] colour?[28840]</w:t>
             </w:r>
           </w:p>
           <w:p>
@@ -1338,7 +1338,7 @@
                 <w:sz w:val="23"/>
                 <w:szCs w:val="23"/>
               </w:rPr>
-              <w:t xml:space="preserve">Mm,[29900] she[30180] likes[30470] blue...[30720]</w:t>
+              <w:t>Mm,[29900] she[30180] likes[30470] blue...[30720]</w:t>
             </w:r>
           </w:p>
           <w:p>
@@ -1364,7 +1364,7 @@
                 <w:sz w:val="23"/>
                 <w:szCs w:val="23"/>
               </w:rPr>
-              <w:t xml:space="preserve">What[31500] about[31800] this[32060] pair?[32710] They[33220] have[33520] some[33830] beautiful[34460] little[34750] blue[35170] stones.[35860]</w:t>
+              <w:t>What[31500] about[31800] this[32060] pair?[32710] They[33220] have[33520] some[33830] beautiful[34460] little[34750] blue[35170] stones.[35860]</w:t>
             </w:r>
           </w:p>
           <w:p>
@@ -1390,7 +1390,7 @@
                 <w:sz w:val="23"/>
                 <w:szCs w:val="23"/>
               </w:rPr>
-              <w:t xml:space="preserve">Mm...[36510] They're[36930] quite[37180] nice,[37620] I[37760] suppose.[38240]</w:t>
+              <w:t>Mm...[36510] They're[36930] quite[37180] nice,[37620] I[37760] suppose.[38240]</w:t>
             </w:r>
           </w:p>
           <w:p>
@@ -1416,24 +1416,25 @@
                 <w:sz w:val="23"/>
                 <w:szCs w:val="23"/>
               </w:rPr>
-              <w:t xml:space="preserve">They're[39000] silver,[39730] and[40230] they're[40510] handmade,[41510] so[41820] you[41960] won't[42210] find[42550] anything[42980] like[43220] them[43400] anywhere[43870] else.[44260]</w:t>
-            </w:r>
-          </w:p>
-          <w:p>
-            <w:pPr>
-              <w:tabs>
-                <w:tab w:val="left" w:pos="4413"/>
-              </w:tabs>
-              <w:rPr>
-                <w:rFonts w:ascii="Source Sans 3" w:hAnsi="Source Sans 3"/>
-                <w:sz w:val="23"/>
-                <w:szCs w:val="23"/>
-              </w:rPr>
-            </w:pPr>
-            <w:r>
-              <w:rPr>
-                <w:rStyle w:val="NotSpokenChar"/>
-              </w:rPr>
+              <w:t>They're[39000] silver,[39730] and[40230] they're[40510] handmade,[41510] so[41820] you[41960] won't[42210] find[42550] anything[42980] like[43220] them[43400] anywhere[43870] else.[44260]</w:t>
+            </w:r>
+          </w:p>
+          <w:p>
+            <w:pPr>
+              <w:tabs>
+                <w:tab w:val="left" w:pos="4413"/>
+              </w:tabs>
+              <w:rPr>
+                <w:rFonts w:ascii="Source Sans 3" w:hAnsi="Source Sans 3"/>
+                <w:sz w:val="23"/>
+                <w:szCs w:val="23"/>
+              </w:rPr>
+            </w:pPr>
+            <w:r>
+              <w:rPr>
+                <w:rStyle w:val="NotSpokenChar"/>
+              </w:rPr>
+              <w:lastRenderedPageBreak/>
               <w:t xml:space="preserve">Customer:[44420] </w:t>
             </w:r>
             <w:r>
@@ -1442,7 +1443,7 @@
                 <w:sz w:val="23"/>
                 <w:szCs w:val="23"/>
               </w:rPr>
-              <w:t xml:space="preserve">Oh,[44570] really?[45400] So,[46270] how[46720] much[46990] are[47090] they?[47240]</w:t>
+              <w:t>Oh,[44570] really?[45400] So,[46270] how[46720] much[46990] are[47090] they?[47240]</w:t>
             </w:r>
           </w:p>
           <w:p>
@@ -1468,7 +1469,7 @@
                 <w:sz w:val="23"/>
                 <w:szCs w:val="23"/>
               </w:rPr>
-              <w:t xml:space="preserve">Well,[48650] they[49020] were[49540] £30,[50760] but[51120] actually[51620] we've[51880] got[52030] a[52180] sale[52620] on[52790] at[52920] the[53030] moment,[53520] so[53760] they're[54020] a[54110] little[54480] cheaper[55090] -[55090] only[55550] £20.[56620] So[57040] you[57220] can[57410] save[57760] £10![58700]</w:t>
+              <w:t>Well,[48650] they[49020] were[49540] £30,[50760] but[51120] actually[51620] we've[51880] got[52030] a[52180] sale[52620] on[52790] at[52920] the[53030] moment,[53520] so[53760] they're[54020] a[54110] little[54480] cheaper[55090] -[55090] only[55550] £20.[56620] So[57040] you[57220] can[57410] save[57760] £10![58700]</w:t>
             </w:r>
           </w:p>
           <w:p>
@@ -1494,7 +1495,7 @@
                 <w:sz w:val="23"/>
                 <w:szCs w:val="23"/>
               </w:rPr>
-              <w:t xml:space="preserve">Great.[59620] I'll[59960] take[60230] them.[60380]</w:t>
+              <w:t>Great.[59620] I'll[59960] take[60230] them.[60380]</w:t>
             </w:r>
           </w:p>
           <w:p>
@@ -1520,7 +1521,7 @@
                 <w:sz w:val="23"/>
                 <w:szCs w:val="23"/>
               </w:rPr>
-              <w:t xml:space="preserve">And[61290] would[61480] you[61600] like[61850] me[61970] to[62110] giftwrap[62580] them[62820] for[63070] you?[63200]</w:t>
+              <w:t>And[61290] would[61480] you[61600] like[61850] me[61970] to[62110] giftwrap[62580] them[62820] for[63070] you?[63200]</w:t>
             </w:r>
           </w:p>
           <w:p>
@@ -1546,7 +1547,7 @@
                 <w:sz w:val="23"/>
                 <w:szCs w:val="23"/>
               </w:rPr>
-              <w:t xml:space="preserve">How[63960] much[64210] do[64350] you[64490] charge[64840] for[64960] that?[65200]</w:t>
+              <w:t>How[63960] much[64210] do[64350] you[64490] charge[64840] for[64960] that?[65200]</w:t>
             </w:r>
           </w:p>
           <w:p>
@@ -1572,7 +1573,7 @@
                 <w:sz w:val="23"/>
                 <w:szCs w:val="23"/>
               </w:rPr>
-              <w:t xml:space="preserve">For[66000] £4[66860] we[67020] give[67260] you[67390] a[67480] pretty[67830] box[68560] and[69160] your[69400] own[69690] choice[70120] of[70240] wrapping[70640] paper.[71310] Or[71780] for[72020] £5[72860] you[73030] can[73170] have[73360] our[73540] luxury[74060] wrapping[74500] service,[75130] which[75460] includes[75950] a[76070] silver[76510] box[76830] and[77040] silver[77450] ribbon.[78040] And[78570] if[78740] you[78850] would[78980] like[79200] a[79270] card[79720] to[79850] write[80130] your[80300] own[80520] personal[81010] message,[81650] that[81980] will[82130] be[82260] £2[82890] extra.[83240]</w:t>
+              <w:t>For[66000] £4[66860] we[67020] give[67260] you[67390] a[67480] pretty[67830] box[68560] and[69160] your[69400] own[69690] choice[70120] of[70240] wrapping[70640] paper.[71310] Or[71780] for[72020] £5[72860] you[73030] can[73170] have[73360] our[73540] luxury[74060] wrapping[74500] service,[75130] which[75460] includes[75950] a[76070] silver[76510] box[76830] and[77040] silver[77450] ribbon.[78040] And[78570] if[78740] you[78850] would[78980] like[79200] a[79270] card[79720] to[79850] write[80130] your[80300] own[80520] personal[81010] message,[81650] that[81980] will[82130] be[82260] £2[82890] extra.[83240]</w:t>
             </w:r>
           </w:p>
           <w:p>
@@ -1598,7 +1599,7 @@
                 <w:sz w:val="23"/>
                 <w:szCs w:val="23"/>
               </w:rPr>
-              <w:t xml:space="preserve">Well,[84750] it's[85220] a[85300] special[85830] birthday[86490] so[87140] I'll[87690] take[87870] the[87990] luxury[88440] option.[89270] But[89970] I[90120] already[90490] have[90650] a[90710] card,[91090] thank[91360] you.[91460]</w:t>
+              <w:t>Well,[84750] it's[85220] a[85300] special[85830] birthday[86490] so[87140] I'll[87690] take[87870] the[87990] luxury[88440] option.[89270] But[89970] I[90120] already[90490] have[90650] a[90710] card,[91090] thank[91360] you.[91460]</w:t>
             </w:r>
           </w:p>
           <w:p>
@@ -1624,7 +1625,7 @@
                 <w:sz w:val="23"/>
                 <w:szCs w:val="23"/>
               </w:rPr>
-              <w:t xml:space="preserve">That's[92350] fine.[92950] I'll[93340] do[93480] that[93710] for[93930] you[94090] now.[94610] And[95030] how[95240] would[95400] you[95530] like[95760] to[95870] pay[96240] -[96240] cash[96810] or[96980] card?[103120]</w:t>
+              <w:t>That's[92350] fine.[92950] I'll[93340] do[93480] that[93710] for[93930] you[94090] now.[94610] And[95030] how[95240] would[95400] you[95530] like[95760] to[95870] pay[96240] -[96240] cash[96810] or[96980] card?[103120]</w:t>
             </w:r>
           </w:p>
         </w:tc>
@@ -1699,7 +1700,7 @@
                 <w:sz w:val="23"/>
                 <w:szCs w:val="23"/>
               </w:rPr>
-              <w:t xml:space="preserve">Oh,[3490] really?[4310] So,[5200] how[5630] much[5900] are[6010] they?[6160]</w:t>
+              <w:t>Oh,[3490] really?[4310] So,[5200] how[5630] much[5900] are[6010] they?[6160]</w:t>
             </w:r>
           </w:p>
           <w:p>
@@ -1725,7 +1726,7 @@
                 <w:sz w:val="23"/>
                 <w:szCs w:val="23"/>
               </w:rPr>
-              <w:t xml:space="preserve">Well[7570] they[7940] were[8460] £30,[9670] but[10030] actually[10540] we've[10780] got[10950] a[11090] sale[11530] on[11710] at[11820] the[11940] moment,[12440] so[12670] they're[12930] a[13020] little[13400] cheaper[14010] -[14010] only[14460] £20.[15530] So[15960] you[16140] can[16320] save[16680] £10![22860]</w:t>
+              <w:t>Well[7570] they[7940] were[8460] £30,[9670] but[10030] actually[10540] we've[10780] got[10950] a[11090] sale[11530] on[11710] at[11820] the[11940] moment,[12440] so[12670] they're[12930] a[13020] little[13400] cheaper[14010] -[14010] only[14460] £20.[15530] So[15960] you[16140] can[16320] save[16680] £10![22860]</w:t>
             </w:r>
           </w:p>
         </w:tc>
@@ -1800,7 +1801,7 @@
                 <w:sz w:val="23"/>
                 <w:szCs w:val="23"/>
               </w:rPr>
-              <w:t xml:space="preserve">Hi[2510] there,[2810] Nam![3650] You[4240] aren't[4620] still[5130] working[5620] on[5750] your[5930] history[6400] assignment,[7120] are[7310] you?[7420]</w:t>
+              <w:t>Hi[2510] there,[2810] Nam![3650] You[4240] aren't[4620] still[5130] working[5620] on[5750] your[5930] history[6400] assignment,[7120] are[7310] you?[7420]</w:t>
             </w:r>
           </w:p>
           <w:p>
@@ -1826,7 +1827,7 @@
                 <w:sz w:val="23"/>
                 <w:szCs w:val="23"/>
               </w:rPr>
-              <w:t xml:space="preserve">Hi,[8420] Victor![9360] No,[10230] I'm[10710] taking[11100] a[11180] break.[11980] I'm[12480] looking[12870] at[13030] some[13290] photos,[13920] actually[14720] a[15140] family[15670] celebration.[16880] Do[17380] you[17530] want[17750] to[17890] see[18120] them?[18320]</w:t>
+              <w:t>Hi,[8420] Victor![9360] No,[10230] I'm[10710] taking[11100] a[11180] break.[11980] I'm[12480] looking[12870] at[13030] some[13290] photos,[13920] actually[14720] a[15140] family[15670] celebration.[16880] Do[17380] you[17530] want[17750] to[17890] see[18120] them?[18320]</w:t>
             </w:r>
           </w:p>
           <w:p>
@@ -1852,25 +1853,24 @@
                 <w:sz w:val="23"/>
                 <w:szCs w:val="23"/>
               </w:rPr>
-              <w:t xml:space="preserve">So,[20690] who's[21520] the[21710] cute[22340] baby[22880] in[23090] this[23360] picture[23840] here?[24200]</w:t>
-            </w:r>
-          </w:p>
-          <w:p>
-            <w:pPr>
-              <w:tabs>
-                <w:tab w:val="left" w:pos="4413"/>
-              </w:tabs>
-              <w:rPr>
-                <w:rFonts w:ascii="Source Sans 3" w:hAnsi="Source Sans 3"/>
-                <w:sz w:val="23"/>
-                <w:szCs w:val="23"/>
-              </w:rPr>
-            </w:pPr>
-            <w:r>
-              <w:rPr>
-                <w:rStyle w:val="NotSpokenChar"/>
-              </w:rPr>
-              <w:lastRenderedPageBreak/>
+              <w:t>So,[20690] who's[21520] the[21710] cute[22340] baby[22880] in[23090] this[23360] picture[23840] here?[24200]</w:t>
+            </w:r>
+          </w:p>
+          <w:p>
+            <w:pPr>
+              <w:tabs>
+                <w:tab w:val="left" w:pos="4413"/>
+              </w:tabs>
+              <w:rPr>
+                <w:rFonts w:ascii="Source Sans 3" w:hAnsi="Source Sans 3"/>
+                <w:sz w:val="23"/>
+                <w:szCs w:val="23"/>
+              </w:rPr>
+            </w:pPr>
+            <w:r>
+              <w:rPr>
+                <w:rStyle w:val="NotSpokenChar"/>
+              </w:rPr>
               <w:t xml:space="preserve">Nam:[25560] </w:t>
             </w:r>
             <w:r>
@@ -1879,7 +1879,7 @@
                 <w:sz w:val="23"/>
                 <w:szCs w:val="23"/>
               </w:rPr>
-              <w:t xml:space="preserve">She's[25820] my[26030] niece[26820] -[26820] my[27330] brother's[27840] daughter.[28750] Her[29330] name's[29820] Tae-Hee.[30920] She's[31600] one[31820] year[32050] old[32380] in[32560] this[32820] picture.[33740] It's[34470] a[34600] very[35010] important[35640] birthday[36160] in[36380] Korea[37140] -[37140] we[37630] call[37920] it[38130] 'Dol'[38960] or[39420] Doljanchi.[40880] It's[41580] a[41650] very[42000] special[42540] celebration[43670] -[43670] in[44130] fact,[44660] I[44970] think[45200] it's[45380] probably[45980] more[46290] important[46940] than[47140] a[47270] wedding[47850] or[48080] a[48190] graduation![49510] And[50110] we[50260] invite[50720] all[51180] our[51420] family[51930] and[52170] friends[52990] and[53410] sometimes[54100] our[54260] neighbours.[55230] Here's[56120] a[56300] picture[56720] of[56860] the[56990] restaurant[57610] where[57870] we[58050] celebrated[58890] Tae-Hee's[59540] big[59820] day.[60140]</w:t>
+              <w:t>She's[25820] my[26030] niece[26820] -[26820] my[27330] brother's[27840] daughter.[28750] Her[29330] name's[29820] Tae-Hee.[30920] She's[31600] one[31820] year[32050] old[32380] in[32560] this[32820] picture.[33740] It's[34470] a[34600] very[35010] important[35640] birthday[36160] in[36380] Korea[37140] -[37140] we[37630] call[37920] it[38130] 'Dol'[38960] or[39420] Doljanchi.[40880] It's[41580] a[41650] very[42000] special[42540] celebration[43670] -[43670] in[44130] fact,[44660] I[44970] think[45200] it's[45380] probably[45980] more[46290] important[46940] than[47140] a[47270] wedding[47850] or[48080] a[48190] graduation![49510] And[50110] we[50260] invite[50720] all[51180] our[51420] family[51930] and[52170] friends[52990] and[53410] sometimes[54100] our[54260] neighbours.[55230] Here's[56120] a[56300] picture[56720] of[56860] the[56990] restaurant[57610] where[57870] we[58050] celebrated[58890] Tae-Hee's[59540] big[59820] day.[60140]</w:t>
             </w:r>
           </w:p>
           <w:p>
@@ -1905,7 +1905,7 @@
                 <w:sz w:val="23"/>
                 <w:szCs w:val="23"/>
               </w:rPr>
-              <w:t xml:space="preserve">What[61070] a[61210] lovely[61650] place[62720] -[62720] and[63110] a[63160] beautiful[63650] garden,[64190] too.[64520]</w:t>
+              <w:t>What[61070] a[61210] lovely[61650] place[62720] -[62720] and[63110] a[63160] beautiful[63650] garden,[64190] too.[64520]</w:t>
             </w:r>
           </w:p>
           <w:p>
@@ -1931,7 +1931,7 @@
                 <w:sz w:val="23"/>
                 <w:szCs w:val="23"/>
               </w:rPr>
-              <w:t xml:space="preserve">Yes,[65770] it's[66260] a[66340] perfect[66900] location[67600] for[67780] taking[68140] photographs.[69360] Can[70000] you[70150] see[70390] me[70650] just[71200] there[71760] next[72170] to[72270] the[72410] trees?[72900]</w:t>
+              <w:t>Yes,[65770] it's[66260] a[66340] perfect[66900] location[67600] for[67780] taking[68140] photographs.[69360] Can[70000] you[70150] see[70390] me[70650] just[71200] there[71760] next[72170] to[72270] the[72410] trees?[72900]</w:t>
             </w:r>
           </w:p>
           <w:p>
@@ -1957,7 +1957,7 @@
                 <w:sz w:val="23"/>
                 <w:szCs w:val="23"/>
               </w:rPr>
-              <w:t xml:space="preserve">Ah[73910] yes,[75340] I[75890] like[76140] your[76350] hat![77200] And[77750] I[77840] like[78170] the[78410] red[78720] and[78940] silver[79510] hat[79960] Tae-Hee's[80660] wearing[81200] too.[81890] It's[82290] really[82550] pretty.[82900]</w:t>
+              <w:t>Ah[73910] yes,[75340] I[75890] like[76140] your[76350] hat![77200] And[77750] I[77840] like[78170] the[78410] red[78720] and[78940] silver[79510] hat[79960] Tae-Hee's[80660] wearing[81200] too.[81890] It's[82290] really[82550] pretty.[82900]</w:t>
             </w:r>
           </w:p>
           <w:p>
@@ -1983,7 +1983,7 @@
                 <w:sz w:val="23"/>
                 <w:szCs w:val="23"/>
               </w:rPr>
-              <w:t xml:space="preserve">Yes,[84140] it's[84610] a[84700] traditional[85420] hat[85680] for[85860] a[85940] girl.[86780] Baby[87370] boys[87860] wear[88150] a[88260] different[88780] one[89380] -[89380] all[90120] black.[91050] It[91480] looks[91740] very[92140] serious![92780]</w:t>
+              <w:t>Yes,[84140] it's[84610] a[84700] traditional[85420] hat[85680] for[85860] a[85940] girl.[86780] Baby[87370] boys[87860] wear[88150] a[88260] different[88780] one[89380] -[89380] all[90120] black.[91050] It[91480] looks[91740] very[92140] serious![92780]</w:t>
             </w:r>
           </w:p>
           <w:p>
@@ -2009,7 +2009,7 @@
                 <w:sz w:val="23"/>
                 <w:szCs w:val="23"/>
               </w:rPr>
-              <w:t xml:space="preserve">That's[93620] a[93680] bit[93860] boring.[94780] Black[95550] and[95780] silver[96520] would[96750] be[96900] more[97200] interesting.[98740] What's[99810] Tae-Hee[100460] wearing[100910] round[101160] her[101340] skirt?[101960]</w:t>
+              <w:t>That's[93620] a[93680] bit[93860] boring.[94780] Black[95550] and[95780] silver[96520] would[96750] be[96900] more[97200] interesting.[98740] What's[99810] Tae-Hee[100460] wearing[100910] round[101160] her[101340] skirt?[101960]</w:t>
             </w:r>
           </w:p>
           <w:p>
@@ -2035,7 +2035,7 @@
                 <w:sz w:val="23"/>
                 <w:szCs w:val="23"/>
               </w:rPr>
-              <w:t xml:space="preserve">That's[103620] a[103720] little[104060] purse.[104960] Boy[105560] babies[106070] wear[106280] this[106540] too.[107220] It's[107870] made[108140] of[108340] silk[109040] and[109530] it[109700] means[110140] good[110430] luck[110960] in[111390] our[111720] culture.[112680] And[113340] she's[113670] wearing[114070] a[114200] belt[114670] too.[115620] Look[116760] -[116760] do[117150] you[117310] see?[118070] The[118700] belt[119130] means[119780] she[120130] will[120340] have[120660] a[120840] long[121350] life![121760]</w:t>
+              <w:t>That's[103620] a[103720] little[104060] purse.[104960] Boy[105560] babies[106070] wear[106280] this[106540] too.[107220] It's[107870] made[108140] of[108340] silk[109040] and[109530] it[109700] means[110140] good[110430] luck[110960] in[111390] our[111720] culture.[112680] And[113340] she's[113670] wearing[114070] a[114200] belt[114670] too.[115620] Look[116760] -[116760] do[117150] you[117310] see?[118070] The[118700] belt[119130] means[119780] she[120130] will[120340] have[120660] a[120840] long[121350] life![121760]</w:t>
             </w:r>
           </w:p>
           <w:p>
@@ -2061,7 +2061,7 @@
                 <w:sz w:val="23"/>
                 <w:szCs w:val="23"/>
               </w:rPr>
-              <w:t xml:space="preserve">And[123560] what's[124060] this[124440] on[124580] the[124720] table[125310] there?[125990] It's[126440] very[126720] colourful.[127320]</w:t>
+              <w:t>And[123560] what's[124060] this[124440] on[124580] the[124720] table[125310] there?[125990] It's[126440] very[126720] colourful.[127320]</w:t>
             </w:r>
           </w:p>
           <w:p>
@@ -2087,7 +2087,7 @@
                 <w:sz w:val="23"/>
                 <w:szCs w:val="23"/>
               </w:rPr>
-              <w:t xml:space="preserve">It's[128310] rice[128690] cakes.[129120]</w:t>
+              <w:t>It's[128310] rice[128690] cakes.[129120]</w:t>
             </w:r>
           </w:p>
           <w:p>
@@ -2113,7 +2113,7 @@
                 <w:sz w:val="23"/>
                 <w:szCs w:val="23"/>
               </w:rPr>
-              <w:t xml:space="preserve">I've[129690] never[129970] seen[130250] anything[130630] like[130870] that[131090] before.[132020] It[132470] looks[132710] like[132930] a[133020] rainbow![133620]</w:t>
+              <w:t>I've[129690] never[129970] seen[130250] anything[130630] like[130870] that[131090] before.[132020] It[132470] looks[132710] like[132930] a[133020] rainbow![133620]</w:t>
             </w:r>
           </w:p>
           <w:p>
@@ -2139,7 +2139,7 @@
                 <w:sz w:val="23"/>
                 <w:szCs w:val="23"/>
               </w:rPr>
-              <w:t xml:space="preserve">We[135020] always[135600] eat[135820] rice[136170] cakes[136550] at[136700] a[136780] baby's[137250] party.[138120] There[138760] are[138970] usually[139600] 12[140280] different[140800] types[141160] of[141290] them[141510] on[141650] the[141770] table.[142640] Look[143710] -[143710] this[144390] rice[144740] cake[145030] is[145200] completely[146140] orange[146860] in[147130] colour[147890] and[148360] this[148620] one[148840] here[149260] is[149570] bright[149960] green![150440]</w:t>
+              <w:t>We[135020] always[135600] eat[135820] rice[136170] cakes[136550] at[136700] a[136780] baby's[137250] party.[138120] There[138760] are[138970] usually[139600] 12[140280] different[140800] types[141160] of[141290] them[141510] on[141650] the[141770] table.[142640] Look[143710] -[143710] this[144390] rice[144740] cake[145030] is[145200] completely[146140] orange[146860] in[147130] colour[147890] and[148360] this[148620] one[148840] here[149260] is[149570] bright[149960] green![150440]</w:t>
             </w:r>
           </w:p>
           <w:p>
@@ -2165,7 +2165,7 @@
                 <w:sz w:val="23"/>
                 <w:szCs w:val="23"/>
               </w:rPr>
-              <w:t xml:space="preserve">It[151570] looks[151850] like[152070] a[152150] vegetable![152920]</w:t>
+              <w:t>It[151570] looks[151850] like[152070] a[152150] vegetable![152920]</w:t>
             </w:r>
           </w:p>
           <w:p>
@@ -2191,7 +2191,7 @@
                 <w:sz w:val="23"/>
                 <w:szCs w:val="23"/>
               </w:rPr>
-              <w:t xml:space="preserve">Now,[154460] look[155090] -[155090] this[155810] is[156080] me[156560] with[157160] my[157360] brother's[157810] wife,[158380] Mi-Cha.[159310] We[159850] get[160100] on[160340] really[160790] well[161070] together.[161560]</w:t>
+              <w:t>Now,[154460] look[155090] -[155090] this[155810] is[156080] me[156560] with[157160] my[157360] brother's[157810] wife,[158380] Mi-Cha.[159310] We[159850] get[160100] on[160340] really[160790] well[161070] together.[161560]</w:t>
             </w:r>
           </w:p>
           <w:p>
@@ -2217,7 +2217,7 @@
                 <w:sz w:val="23"/>
                 <w:szCs w:val="23"/>
               </w:rPr>
-              <w:t xml:space="preserve">What[162650] are[162790] you[162940] holding?[163480]</w:t>
+              <w:t>What[162650] are[162790] you[162940] holding?[163480]</w:t>
             </w:r>
           </w:p>
           <w:p>
@@ -2243,7 +2243,7 @@
                 <w:sz w:val="23"/>
                 <w:szCs w:val="23"/>
               </w:rPr>
-              <w:t xml:space="preserve">Oh,[164700] it's[165110] a[165210] little[165580] bag.[166540] All[167190] the[167340] guests[168000] get[168310] a[168430] gift[168830] bag[169240] at[169420] the[169610] end[169910] of[170000] the[170120] party.[170970] And[171610] inside[172670] there's[173150] a[173250] present[173770] from[174010] the[174150] baby's[174580] parents.[175580] It's[176240] really[176660] fun[177000] to[177170] open[177510] it[177660] because[178260] you[178570] don't[178830] know[179140] what[179390] you'll[179600] get.[180310] So[181040] it[181430] could[181660] be[181780] a[181920] candle,[183130] or[183630] some[183910] chocolates.[185090] Guess[185840] what[186120] I[186290] got?[186990] You[187500] can[187740] see[187980] it[188150] in[188320] this[188640] next[188960] photo.[189340]</w:t>
+              <w:t>Oh,[164700] it's[165110] a[165210] little[165580] bag.[166540] All[167190] the[167340] guests[168000] get[168310] a[168430] gift[168830] bag[169240] at[169420] the[169610] end[169910] of[170000] the[170120] party.[170970] And[171610] inside[172670] there's[173150] a[173250] present[173770] from[174010] the[174150] baby's[174580] parents.[175580] It's[176240] really[176660] fun[177000] to[177170] open[177510] it[177660] because[178260] you[178570] don't[178830] know[179140] what[179390] you'll[179600] get.[180310] So[181040] it[181430] could[181660] be[181780] a[181920] candle,[183130] or[183630] some[183910] chocolates.[185090] Guess[185840] what[186120] I[186290] got?[186990] You[187500] can[187740] see[187980] it[188150] in[188320] this[188640] next[188960] photo.[189340]</w:t>
             </w:r>
           </w:p>
           <w:p>
@@ -2269,7 +2269,7 @@
                 <w:sz w:val="23"/>
                 <w:szCs w:val="23"/>
               </w:rPr>
-              <w:t xml:space="preserve">It[191220] looks[191790] like[192110] a[192180] box[192470] of[192690] tea.[193680] But[194360] shouldn't[194740] it[194930] be[195100] the[195260] other[195480] way[195670] round[196400] -[196400] the[196680] baby[197170] gets[197530] the[197670] presents?[198320]</w:t>
+              <w:t>It[191220] looks[191790] like[192110] a[192180] box[192470] of[192690] tea.[193680] But[194360] shouldn't[194740] it[194930] be[195100] the[195260] other[195480] way[195670] round[196400] -[196400] the[196680] baby[197170] gets[197530] the[197670] presents?[198320]</w:t>
             </w:r>
           </w:p>
           <w:p>
@@ -2295,7 +2295,7 @@
                 <w:sz w:val="23"/>
                 <w:szCs w:val="23"/>
               </w:rPr>
-              <w:t xml:space="preserve">Well,[199300] the[199720] baby[200140] receives[200740] money[201160] from[201420] the[201560] guests,[202410] so[203120] in[203600] a[203700] way[204050] you're[204310] right![205110] And[205800] actually,[206750] I've[207250] got[207480] my[207710] present[208230] right[208580] here.[209260] So,[210060] why[210560] don't[210750] we[210930] open[211280] the[211410] box[211780] right[212150] now[212630] and[213100] have[213350] a[213430] cup[213680] of[213820] tea?[214530] Then[215630] we[216090] can[216350] try[216680] to[216840] finish[217280] our[217460] assignments.[218240]</w:t>
+              <w:t>Well,[199300] the[199720] baby[200140] receives[200740] money[201160] from[201420] the[201560] guests,[202410] so[203120] in[203600] a[203700] way[204050] you're[204310] right![205110] And[205800] actually,[206750] I've[207250] got[207480] my[207710] present[208230] right[208580] here.[209260] So,[210060] why[210560] don't[210750] we[210930] open[211280] the[211410] box[211780] right[212150] now[212630] and[213100] have[213350] a[213430] cup[213680] of[213820] tea?[214530] Then[215630] we[216090] can[216350] try[216680] to[216840] finish[217280] our[217460] assignments.[218240]</w:t>
             </w:r>
           </w:p>
           <w:p>
@@ -2321,7 +2321,7 @@
                 <w:sz w:val="23"/>
                 <w:szCs w:val="23"/>
               </w:rPr>
-              <w:t xml:space="preserve">Sounds[219010] good[219210] to[219360] me![222920]</w:t>
+              <w:t>Sounds[219010] good[219210] to[219360] me![222920]</w:t>
             </w:r>
           </w:p>
         </w:tc>
@@ -2363,6 +2363,7 @@
                 <w:sz w:val="23"/>
                 <w:szCs w:val="23"/>
               </w:rPr>
+              <w:lastRenderedPageBreak/>
               <w:t>Mindset_L1_09.mp3</w:t>
             </w:r>
           </w:p>
@@ -2396,33 +2397,33 @@
                 <w:sz w:val="23"/>
                 <w:szCs w:val="23"/>
               </w:rPr>
-              <w:t xml:space="preserve">Let's[2660] talk[2950] about[3270] family.[4140] So,[4920] tell[5400] me[5530] about[5820] your[6040] family.[6460]</w:t>
-            </w:r>
-          </w:p>
-          <w:p>
-            <w:pPr>
-              <w:tabs>
-                <w:tab w:val="left" w:pos="4413"/>
-              </w:tabs>
-              <w:rPr>
-                <w:rFonts w:ascii="Source Sans 3" w:hAnsi="Source Sans 3"/>
-                <w:sz w:val="23"/>
-                <w:szCs w:val="23"/>
-              </w:rPr>
-            </w:pPr>
-            <w:r>
-              <w:rPr>
-                <w:rStyle w:val="NotSpokenChar"/>
-              </w:rPr>
-              <w:t xml:space="preserve">Hoi[6720] Chin:</w:t>
-            </w:r>
-            <w:r>
-              <w:rPr>
-                <w:rFonts w:ascii="Source Sans 3" w:hAnsi="Source Sans 3"/>
-                <w:sz w:val="23"/>
-                <w:szCs w:val="23"/>
-              </w:rPr>
-              <w:t xml:space="preserve">[6980] My[7290] family?[8200] Well,[9140] my[9610] family[10200] isn't[10730] a[10870] large[11260] family.[12000] It's[12550] quite[12860] a[12960] small[13350] family,[13810] in[13980] fact[14710] -[14710] and[15390] quite[15840] a[15990] typical[16480] family[16990] for[17360] my[17620] country.[18460] Just[19130] my[19300] parents,[20070] my[20420] older[20720] brother[21340] and[21810] me.[22460] So,[23460] I'm[23960] the[24120] baby[24520] of[24680] the[24810] family![25660] I[26180] think[26450] we're[26660] a[26750] close,[27390] happy[27870] family.[28710] We[29210] do[29380] a[29540] lot[29880] of[30020] things[30330] together,[31070] particularly[32130] preparing[32830] food[33700] -[33700] and[34450] eating[34820] it[34990] of[35110] course![38620]</w:t>
+              <w:t>Let's[2660] talk[2950] about[3270] family.[4140] So,[4920] tell[5400] me[5530] about[5820] your[6040] family.[6460]</w:t>
+            </w:r>
+          </w:p>
+          <w:p>
+            <w:pPr>
+              <w:tabs>
+                <w:tab w:val="left" w:pos="4413"/>
+              </w:tabs>
+              <w:rPr>
+                <w:rFonts w:ascii="Source Sans 3" w:hAnsi="Source Sans 3"/>
+                <w:sz w:val="23"/>
+                <w:szCs w:val="23"/>
+              </w:rPr>
+            </w:pPr>
+            <w:r>
+              <w:rPr>
+                <w:rStyle w:val="NotSpokenChar"/>
+              </w:rPr>
+              <w:t>Hoi[6720] Chin:</w:t>
+            </w:r>
+            <w:r>
+              <w:rPr>
+                <w:rFonts w:ascii="Source Sans 3" w:hAnsi="Source Sans 3"/>
+                <w:sz w:val="23"/>
+                <w:szCs w:val="23"/>
+              </w:rPr>
+              <w:t>[6980] My[7290] family?[8200] Well,[9140] my[9610] family[10200] isn't[10730] a[10870] large[11260] family.[12000] It's[12550] quite[12860] a[12960] small[13350] family,[13810] in[13980] fact[14710] -[14710] and[15390] quite[15840] a[15990] typical[16480] family[16990] for[17360] my[17620] country.[18460] Just[19130] my[19300] parents,[20070] my[20420] older[20720] brother[21340] and[21810] me.[22460] So,[23460] I'm[23960] the[24120] baby[24520] of[24680] the[24810] family![25660] I[26180] think[26450] we're[26660] a[26750] close,[27390] happy[27870] family.[28710] We[29210] do[29380] a[29540] lot[29880] of[30020] things[30330] together,[31070] particularly[32130] preparing[32830] food[33700] -[33700] and[34450] eating[34820] it[34990] of[35110] course![38620]</w:t>
             </w:r>
           </w:p>
         </w:tc>
@@ -2499,7 +2500,7 @@
                 <w:sz w:val="23"/>
                 <w:szCs w:val="23"/>
               </w:rPr>
-              <w:t xml:space="preserve">How[2640] often[2950] do[3080] you[3220] go[3390] out[3700] with[3860] your[4030] family?[4460]</w:t>
+              <w:t>How[2640] often[2950] do[3080] you[3220] go[3390] out[3700] with[3860] your[4030] family?[4460]</w:t>
             </w:r>
           </w:p>
           <w:p>
@@ -2527,7 +2528,7 @@
                 <w:sz w:val="23"/>
                 <w:szCs w:val="23"/>
               </w:rPr>
-              <w:t xml:space="preserve">Sorry?[6470] Can[6980] you[7110] repeat[7500] that?[7780]</w:t>
+              <w:t>Sorry?[6470] Can[6980] you[7110] repeat[7500] that?[7780]</w:t>
             </w:r>
           </w:p>
           <w:p>
@@ -2555,7 +2556,7 @@
                 <w:sz w:val="23"/>
                 <w:szCs w:val="23"/>
               </w:rPr>
-              <w:t xml:space="preserve">How[9440] often[10040] do[10260] you[10460] go[10700] out[11090] with[11280] your[11520] family?[12000]</w:t>
+              <w:t>How[9440] often[10040] do[10260] you[10460] go[10700] out[11090] with[11280] your[11520] family?[12000]</w:t>
             </w:r>
           </w:p>
           <w:p>
@@ -2582,7 +2583,7 @@
                 <w:sz w:val="23"/>
                 <w:szCs w:val="23"/>
               </w:rPr>
-              <w:t xml:space="preserve">Well...[13370] we're[13890] a[13970] close[14410] family,[15140] we[15540] like[15870] spending[16370] a[16440] lot[16600] of[16710] time[17010] together.[17740] We[18210] try[18520] to[18670] go[18890] out[19520] once[20000] a[20080] week[20590] -[20590] usually[21170] at[21400] weekends[22290] -[22290] on[23000] Saturdays[23830] or[23990] Sundays.[24920] We[25450] all[25690] really[25980] like[26380] being[26700] in[26770] the[26890] fresh[27200] air[27580] so[27910] we[28080] often[28400] go[28560] for[28770] a[28850] long[29130] walk[29540] along[29820] the[29920] beach.[30680] We[31260] enjoy[31730] going[32070] early[32370] in[32470] the[32590] morning[32960] when[33120] it's[33310] quiet.[34140] We[34620] never[34890] go[35070] when[35280] it's[35500] crowded![36370] We[36860] live[37150] near[37440] a[37590] big[38060] park,[38790] so[39340] we[39640] sometimes[40330] go[40500] there.[41170] We[41670] usually[42090] go[42260] for[42440] a[42520] long[42790] walk[43210] and[43650] sometimes[44730] have[44930] a[44990] barbecue[45650] by[45820] the[45930] lake.[46630] Sometimes[47610] our[47870] cousin[48370] comes[48700] along[48980] too.[49560] He[49990] loves[50390] running[50750] around[51100] in[51190] the[51300] sunshine.[52280] He[52750] even[53080] enjoys[53520] swimming[54070] in[54240] the[54350] lake,[54960] so[55590] it's[55970] a[56070] good[56310] day[56510] out[56680] for[56820] him[57030] too![60460]</w:t>
+              <w:t>Well...[13370] we're[13890] a[13970] close[14410] family,[15140] we[15540] like[15870] spending[16370] a[16440] lot[16600] of[16710] time[17010] together.[17740] We[18210] try[18520] to[18670] go[18890] out[19520] once[20000] a[20080] week[20590] -[20590] usually[21170] at[21400] weekends[22290] -[22290] on[23000] Saturdays[23830] or[23990] Sundays.[24920] We[25450] all[25690] really[25980] like[26380] being[26700] in[26770] the[26890] fresh[27200] air[27580] so[27910] we[28080] often[28400] go[28560] for[28770] a[28850] long[29130] walk[29540] along[29820] the[29920] beach.[30680] We[31260] enjoy[31730] going[32070] early[32370] in[32470] the[32590] morning[32960] when[33120] it's[33310] quiet.[34140] We[34620] never[34890] go[35070] when[35280] it's[35500] crowded![36370] We[36860] live[37150] near[37440] a[37590] big[38060] park,[38790] so[39340] we[39640] sometimes[40330] go[40500] there.[41170] We[41670] usually[42090] go[42260] for[42440] a[42520] long[42790] walk[43210] and[43650] sometimes[44730] have[44930] a[44990] barbecue[45650] by[45820] the[45930] lake.[46630] Sometimes[47610] our[47870] cousin[48370] comes[48700] along[48980] too.[49560] He[49990] loves[50390] running[50750] around[51100] in[51190] the[51300] sunshine.[52280] He[52750] even[53080] enjoys[53520] swimming[54070] in[54240] the[54350] lake,[54960] so[55590] it's[55970] a[56070] good[56310] day[56510] out[56680] for[56820] him[57030] too![60460]</w:t>
             </w:r>
           </w:p>
         </w:tc>
@@ -2650,16 +2651,16 @@
               <w:rPr>
                 <w:rStyle w:val="NotSpokenChar"/>
               </w:rPr>
-              <w:t xml:space="preserve">[2480]Hoi[2480] Chin:</w:t>
-            </w:r>
-            <w:r>
-              <w:rPr>
-                <w:rFonts w:ascii="Source Sans 3" w:hAnsi="Source Sans 3"/>
-                <w:bCs/>
-                <w:sz w:val="23"/>
-                <w:szCs w:val="23"/>
-              </w:rPr>
-              <w:t xml:space="preserve">[2480] My[2780] family?[3690] Well,[4620] my[5100] family[5680] isn't[6210] a[6360] large[6750] family.[7480] It's[8040] quite[8360] a</w:t>
+              <w:t>[2480]Hoi[2480] Chin:</w:t>
+            </w:r>
+            <w:r>
+              <w:rPr>
+                <w:rFonts w:ascii="Source Sans 3" w:hAnsi="Source Sans 3"/>
+                <w:bCs/>
+                <w:sz w:val="23"/>
+                <w:szCs w:val="23"/>
+              </w:rPr>
+              <w:t>[2480] My[2780] family?[3690] Well,[4620] my[5100] family[5680] isn't[6210] a[6360] large[6750] family.[7480] It's[8040] quite[8360] a</w:t>
             </w:r>
             <w:r>
               <w:rPr>
@@ -2677,28 +2678,28 @@
                 <w:sz w:val="23"/>
                 <w:szCs w:val="23"/>
               </w:rPr>
-              <w:t xml:space="preserve">small[8840] family[9300] in[9470] fact[10200] -[10200] and[10870] quite[11330] a[11480] typical[11970] family[12470] for[12840] my[13110] country.[13950] Just[14620] my[14780] parents,[15550] my[15910] older[16210] brother[16830] and[17300] me.[17960] So,[18940] I'm[19440] the[19610] baby[20000] of[20170] the[20290] family![21140] I[21660] think[21940] we're[22150] a[22230] close,[22890] happy[23350] family.[24190] We[24700] do[24870] a[25040] lot[25370] of[25510] things[25820] together,[26550] particularly[27630] preparing[28320] food[29180] -[29180] and[29940] eating[30310] it[30480] of[30610] course![31290] Yes,[32070] we[32420] spend[32980] a[33170] lot[33490] of[33630] time[33980] in[34170] the[34310] kitchen.[35100] My[35730] father's[36370] a[36630] very[37120] good[37410] cook[37980] -[37980] he's[38470] much[38900] better[39260] than[39450] my[39630] mother.[40390]</w:t>
-            </w:r>
-          </w:p>
-          <w:p>
-            <w:pPr>
-              <w:tabs>
-                <w:tab w:val="left" w:pos="4413"/>
-              </w:tabs>
-              <w:rPr>
-                <w:rFonts w:ascii="Source Sans 3" w:hAnsi="Source Sans 3"/>
-                <w:sz w:val="23"/>
-                <w:szCs w:val="23"/>
-              </w:rPr>
-            </w:pPr>
-            <w:r>
-              <w:rPr>
-                <w:rFonts w:ascii="Source Sans 3" w:hAnsi="Source Sans 3"/>
-                <w:bCs/>
-                <w:sz w:val="23"/>
-                <w:szCs w:val="23"/>
-              </w:rPr>
-              <w:t xml:space="preserve">My[41090] brother's[41660] getting[42000] married[42360] next[42780] year,[43380] so[43980] I'm[44400] really[44910] looking[45260] forward[45620] to[45760] having[46180] a[46380] sister-in-law![47500] And[48110] who[48350] knows?[49060] Perhaps[49770] our[49960] family[50380] will[50600] get[50840] bigger[51230] in[51380] the[51510] future![52440] I'd[53040] love[53350] to[53480] have[53730] a[53880] niece[54410] or[54670] a[54760] little[55150] nephew[55780] to[56100] take[56370] to[56460] the[56570] park[57010] one[57230] day.[57750] Yes,[58640] I[59010] really[59510] want[59850] to[59990] be[60140] an[60340] aunt![63840]</w:t>
+              <w:t>small[8840] family[9300] in[9470] fact[10200] -[10200] and[10870] quite[11330] a[11480] typical[11970] family[12470] for[12840] my[13110] country.[13950] Just[14620] my[14780] parents,[15550] my[15910] older[16210] brother[16830] and[17300] me.[17960] So,[18940] I'm[19440] the[19610] baby[20000] of[20170] the[20290] family![21140] I[21660] think[21940] we're[22150] a[22230] close,[22890] happy[23350] family.[24190] We[24700] do[24870] a[25040] lot[25370] of[25510] things[25820] together,[26550] particularly[27630] preparing[28320] food[29180] -[29180] and[29940] eating[30310] it[30480] of[30610] course![31290] Yes,[32070] we[32420] spend[32980] a[33170] lot[33490] of[33630] time[33980] in[34170] the[34310] kitchen.[35100] My[35730] father's[36370] a[36630] very[37120] good[37410] cook[37980] -[37980] he's[38470] much[38900] better[39260] than[39450] my[39630] mother.[40390]</w:t>
+            </w:r>
+          </w:p>
+          <w:p>
+            <w:pPr>
+              <w:tabs>
+                <w:tab w:val="left" w:pos="4413"/>
+              </w:tabs>
+              <w:rPr>
+                <w:rFonts w:ascii="Source Sans 3" w:hAnsi="Source Sans 3"/>
+                <w:sz w:val="23"/>
+                <w:szCs w:val="23"/>
+              </w:rPr>
+            </w:pPr>
+            <w:r>
+              <w:rPr>
+                <w:rFonts w:ascii="Source Sans 3" w:hAnsi="Source Sans 3"/>
+                <w:bCs/>
+                <w:sz w:val="23"/>
+                <w:szCs w:val="23"/>
+              </w:rPr>
+              <w:t>My[41090] brother's[41660] getting[42000] married[42360] next[42780] year,[43380] so[43980] I'm[44400] really[44910] looking[45260] forward[45620] to[45760] having[46180] a[46380] sister-in-law![47500] And[48110] who[48350] knows?[49060] Perhaps[49770] our[49960] family[50380] will[50600] get[50840] bigger[51230] in[51380] the[51510] future![52440] I'd[53040] love[53350] to[53480] have[53730] a[53880] niece[54410] or[54670] a[54760] little[55150] nephew[55780] to[56100] take[56370] to[56460] the[56570] park[57010] one[57230] day.[57750] Yes,[58640] I[59010] really[59510] want[59850] to[59990] be[60140] an[60340] aunt![63840]</w:t>
             </w:r>
           </w:p>
         </w:tc>
@@ -2766,71 +2767,71 @@
               <w:rPr>
                 <w:rStyle w:val="NotSpokenChar"/>
               </w:rPr>
-              <w:t xml:space="preserve">[4380]Student[4380] A:</w:t>
-            </w:r>
-            <w:r>
-              <w:rPr>
-                <w:rFonts w:ascii="Source Sans 3" w:hAnsi="Source Sans 3"/>
-                <w:bCs/>
-                <w:sz w:val="23"/>
-                <w:szCs w:val="23"/>
-              </w:rPr>
-              <w:t xml:space="preserve">[4380] I[4430] get[4630] own[4830] really[5120] well[5350] with[5550] both[5840] of[5950] my[6140] sisters.[7010] The[7590] older[8040] one's[8280] at[8450] university[9160] in[9280] Australia,[9990] so[10360] I[10580] don't[10810] see[11010] her[11280] very[11590] often[11910] any[12120] more.[12770] The[13320] younger[13750] one[14000] still[14280] lives[14510] at[14660] home[14960] though,[15450] and[16000] we[16230] spend[16530] all[16660] of[16770] our[16940] free[17210] time[17480] together.[17900]</w:t>
-            </w:r>
-          </w:p>
-          <w:p>
-            <w:pPr>
-              <w:tabs>
-                <w:tab w:val="left" w:pos="4413"/>
-              </w:tabs>
-              <w:rPr>
-                <w:rFonts w:ascii="Source Sans 3" w:hAnsi="Source Sans 3"/>
-                <w:bCs/>
-                <w:sz w:val="23"/>
-                <w:szCs w:val="23"/>
-              </w:rPr>
-            </w:pPr>
-            <w:r>
-              <w:rPr>
-                <w:rStyle w:val="NotSpokenChar"/>
-              </w:rPr>
-              <w:t xml:space="preserve">Student[20110] B:</w:t>
-            </w:r>
-            <w:r>
-              <w:rPr>
-                <w:rFonts w:ascii="Source Sans 3" w:hAnsi="Source Sans 3"/>
-                <w:bCs/>
-                <w:sz w:val="23"/>
-                <w:szCs w:val="23"/>
-              </w:rPr>
-              <w:t xml:space="preserve">[22320] I'm[22490] a[22680] lot[23010] like[23280] my[23470] father.[24290] We[24910] look[25240] similar[25830] and[26190] have[26500] the[26670] same[27080] interests.[27860]</w:t>
-            </w:r>
-          </w:p>
-          <w:p>
-            <w:pPr>
-              <w:tabs>
-                <w:tab w:val="left" w:pos="4413"/>
-              </w:tabs>
-              <w:rPr>
-                <w:rFonts w:ascii="Source Sans 3" w:hAnsi="Source Sans 3"/>
-                <w:sz w:val="23"/>
-                <w:szCs w:val="23"/>
-              </w:rPr>
-            </w:pPr>
-            <w:r>
-              <w:rPr>
-                <w:rStyle w:val="NotSpokenChar"/>
-              </w:rPr>
-              <w:t xml:space="preserve">Student[30060] C:</w:t>
-            </w:r>
-            <w:r>
-              <w:rPr>
-                <w:rFonts w:ascii="Source Sans 3" w:hAnsi="Source Sans 3"/>
-                <w:bCs/>
-                <w:sz w:val="23"/>
-                <w:szCs w:val="23"/>
-              </w:rPr>
-              <w:t xml:space="preserve">[32260] Most[32580] people[32920] say[33170] that[33390] I'm[33600] similar[34030] to[34150] my[34330] father[35010] because[35640] we[35780] both[36080] have[36410] green[36770] eyes[37070] and[37250] black[37570] hair.[38190] However,[39210] I[39570] think[39850] that[40030] I'm[40160] more[40380] similar[40810] to[40940] my[41110] mother[41530] in[41720] character.[42550] We're[43010] both[43410] easy-going[44240] and[44420] calm,[45130] so[45730] I[45920] think[46290] it's[46480] a[46570] mixture[46970] of[47070] both.[50560]</w:t>
+              <w:t>[4380]Student[4380] A:</w:t>
+            </w:r>
+            <w:r>
+              <w:rPr>
+                <w:rFonts w:ascii="Source Sans 3" w:hAnsi="Source Sans 3"/>
+                <w:bCs/>
+                <w:sz w:val="23"/>
+                <w:szCs w:val="23"/>
+              </w:rPr>
+              <w:t>[4380] I[4430] get[4630] own[4830] really[5120] well[5350] with[5550] both[5840] of[5950] my[6140] sisters.[7010] The[7590] older[8040] one's[8280] at[8450] university[9160] in[9280] Australia,[9990] so[10360] I[10580] don't[10810] see[11010] her[11280] very[11590] often[11910] any[12120] more.[12770] The[13320] younger[13750] one[14000] still[14280] lives[14510] at[14660] home[14960] though,[15450] and[16000] we[16230] spend[16530] all[16660] of[16770] our[16940] free[17210] time[17480] together.[17900]</w:t>
+            </w:r>
+          </w:p>
+          <w:p>
+            <w:pPr>
+              <w:tabs>
+                <w:tab w:val="left" w:pos="4413"/>
+              </w:tabs>
+              <w:rPr>
+                <w:rFonts w:ascii="Source Sans 3" w:hAnsi="Source Sans 3"/>
+                <w:bCs/>
+                <w:sz w:val="23"/>
+                <w:szCs w:val="23"/>
+              </w:rPr>
+            </w:pPr>
+            <w:r>
+              <w:rPr>
+                <w:rStyle w:val="NotSpokenChar"/>
+              </w:rPr>
+              <w:t>Student[20110] B:</w:t>
+            </w:r>
+            <w:r>
+              <w:rPr>
+                <w:rFonts w:ascii="Source Sans 3" w:hAnsi="Source Sans 3"/>
+                <w:bCs/>
+                <w:sz w:val="23"/>
+                <w:szCs w:val="23"/>
+              </w:rPr>
+              <w:t>[22320] I'm[22490] a[22680] lot[23010] like[23280] my[23470] father.[24290] We[24910] look[25240] similar[25830] and[26190] have[26500] the[26670] same[27080] interests.[27860]</w:t>
+            </w:r>
+          </w:p>
+          <w:p>
+            <w:pPr>
+              <w:tabs>
+                <w:tab w:val="left" w:pos="4413"/>
+              </w:tabs>
+              <w:rPr>
+                <w:rFonts w:ascii="Source Sans 3" w:hAnsi="Source Sans 3"/>
+                <w:sz w:val="23"/>
+                <w:szCs w:val="23"/>
+              </w:rPr>
+            </w:pPr>
+            <w:r>
+              <w:rPr>
+                <w:rStyle w:val="NotSpokenChar"/>
+              </w:rPr>
+              <w:t>Student[30060] C:</w:t>
+            </w:r>
+            <w:r>
+              <w:rPr>
+                <w:rFonts w:ascii="Source Sans 3" w:hAnsi="Source Sans 3"/>
+                <w:bCs/>
+                <w:sz w:val="23"/>
+                <w:szCs w:val="23"/>
+              </w:rPr>
+              <w:t>[32260] Most[32580] people[32920] say[33170] that[33390] I'm[33600] similar[34030] to[34150] my[34330] father[35010] because[35640] we[35780] both[36080] have[36410] green[36770] eyes[37070] and[37250] black[37570] hair.[38190] However,[39210] I[39570] think[39850] that[40030] I'm[40160] more[40380] similar[40810] to[40940] my[41110] mother[41530] in[41720] character.[42550] We're[43010] both[43410] easy-going[44240] and[44420] calm,[45130] so[45730] I[45920] think[46290] it's[46480] a[46570] mixture[46970] of[47070] both.[50560]</w:t>
             </w:r>
           </w:p>
         </w:tc>
@@ -2901,7 +2902,7 @@
                 <w:sz w:val="23"/>
                 <w:szCs w:val="23"/>
               </w:rPr>
-              <w:t xml:space="preserve">[2720]asks,[4380] chooses,[7220] enjoys,[10290] keeps,[13030] plays,[15910] talks,[18720] wants,[21440] watches[26380]</w:t>
+              <w:t>[2720]asks,[4380] chooses,[7220] enjoys,[10290] keeps,[13030] plays,[15910] talks,[18720] wants,[21440] watches[26380]</w:t>
             </w:r>
           </w:p>
         </w:tc>
@@ -2978,7 +2979,7 @@
                 <w:sz w:val="23"/>
                 <w:szCs w:val="23"/>
               </w:rPr>
-              <w:t xml:space="preserve">Is[2930] there[3200] anyone[3640] in[3760] your[3980] family[4610] who[4870] annoys[5420] you[5590] sometimes?[6360]</w:t>
+              <w:t>Is[2930] there[3200] anyone[3640] in[3760] your[3980] family[4610] who[4870] annoys[5420] you[5590] sometimes?[6360]</w:t>
             </w:r>
           </w:p>
           <w:p>
@@ -3009,7 +3010,7 @@
                 <w:sz w:val="23"/>
                 <w:szCs w:val="23"/>
               </w:rPr>
-              <w:t xml:space="preserve">[7120] My[7350] father[7790] watches[8290] football[8760] on[8910] TV[9260] and[9590] shouts[10070] a[10160] lot.[10440]</w:t>
+              <w:t>[7120] My[7350] father[7790] watches[8290] football[8760] on[8910] TV[9260] and[9590] shouts[10070] a[10160] lot.[10440]</w:t>
             </w:r>
           </w:p>
           <w:p>
@@ -3040,7 +3041,7 @@
                 <w:sz w:val="23"/>
                 <w:szCs w:val="23"/>
               </w:rPr>
-              <w:t xml:space="preserve">[11480] My[11860] brother[12390] plays[12830] on[13000] the[13130] computer[13860] all[14190] the[14340] time.[14740]</w:t>
+              <w:t>[11480] My[11860] brother[12390] plays[12830] on[13000] the[13130] computer[13860] all[14190] the[14340] time.[14740]</w:t>
             </w:r>
           </w:p>
           <w:p>
@@ -3071,7 +3072,7 @@
                 <w:sz w:val="23"/>
                 <w:szCs w:val="23"/>
               </w:rPr>
-              <w:t xml:space="preserve">[15800] My[15990] mother[16340] keeps[16620] telling[16960] me[17060] to[17210] tidy[17590] my[17760] room.[21200]</w:t>
+              <w:t>[15800] My[15990] mother[16340] keeps[16620] telling[16960] me[17060] to[17210] tidy[17590] my[17760] room.[21200]</w:t>
             </w:r>
           </w:p>
         </w:tc>
@@ -3139,7 +3140,7 @@
               <w:rPr>
                 <w:rStyle w:val="NotSpokenChar"/>
               </w:rPr>
-              <w:t xml:space="preserve">[320]Conversation[3010] 1[5340]</w:t>
+              <w:t>[320]Conversation[3010] 1[5340]</w:t>
             </w:r>
           </w:p>
           <w:p>
@@ -3167,7 +3168,7 @@
                 <w:sz w:val="23"/>
                 <w:szCs w:val="23"/>
               </w:rPr>
-              <w:t xml:space="preserve">[5860] Good[6070] morning,[6550] how[6830] can[6990] I[7050] help[7260] you?[7360]</w:t>
+              <w:t>[5860] Good[6070] morning,[6550] how[6830] can[6990] I[7050] help[7260] you?[7360]</w:t>
             </w:r>
           </w:p>
           <w:p>
@@ -3195,7 +3196,7 @@
                 <w:sz w:val="23"/>
                 <w:szCs w:val="23"/>
               </w:rPr>
-              <w:t xml:space="preserve">[7800] Hello,[8500] I'd[8990] like[9290] some[9500] information[10220] about[10490] your[10640] facilities.[11380]</w:t>
+              <w:t>[7800] Hello,[8500] I'd[8990] like[9290] some[9500] information[10220] about[10490] your[10640] facilities.[11380]</w:t>
             </w:r>
           </w:p>
           <w:p>
@@ -3223,7 +3224,7 @@
                 <w:sz w:val="23"/>
                 <w:szCs w:val="23"/>
               </w:rPr>
-              <w:t xml:space="preserve">[12140] OK,[12510] well[13110] we[13350] have[13530] a[13590] swimming[13960] pool,[14370] squash[14880] courts,[15460] a[15680] gym[16280] and[16870] we[17040] have[17210] a[17270] couple[17570] of[17690] outdoor[18090] tennis[18430] courts[18790] too.[19360] You[19800] may[19960] have[20100] seen[20270] them[20420] on[20510] the[20600] left[20860] as[20960] you[21060] came[21390] in.[21980] Now,[22630] our[22890] website[23580] tells[23880] you[24000] how[24210] you[24330] can[24480] become[24790] a[24860] member[25570] and[25930] how[26100] much[26320] the[26450] yearly[26840] fee[27190] is.[27870] Do[28380] you[28470] want[28570] to[28640] make[28840] a[28900] note[29110] of[29170] the[29280] address?[31930]</w:t>
+              <w:t>[12140] OK,[12510] well[13110] we[13350] have[13530] a[13590] swimming[13960] pool,[14370] squash[14880] courts,[15460] a[15680] gym[16280] and[16870] we[17040] have[17210] a[17270] couple[17570] of[17690] outdoor[18090] tennis[18430] courts[18790] too.[19360] You[19800] may[19960] have[20100] seen[20270] them[20420] on[20510] the[20600] left[20860] as[20960] you[21060] came[21390] in.[21980] Now,[22630] our[22890] website[23580] tells[23880] you[24000] how[24210] you[24330] can[24480] become[24790] a[24860] member[25570] and[25930] how[26100] much[26320] the[26450] yearly[26840] fee[27190] is.[27870] Do[28380] you[28470] want[28570] to[28640] make[28840] a[28900] note[29110] of[29170] the[29280] address?[31930]</w:t>
             </w:r>
           </w:p>
           <w:p>
@@ -3242,35 +3243,35 @@
               <w:rPr>
                 <w:rStyle w:val="NotSpokenChar"/>
               </w:rPr>
-              <w:t xml:space="preserve">Conversation[34960] 2[35140]</w:t>
-            </w:r>
-          </w:p>
-          <w:p>
-            <w:pPr>
-              <w:tabs>
-                <w:tab w:val="left" w:pos="4413"/>
-              </w:tabs>
-              <w:rPr>
-                <w:rFonts w:ascii="Source Sans 3" w:hAnsi="Source Sans 3"/>
-                <w:bCs/>
-                <w:sz w:val="23"/>
-                <w:szCs w:val="23"/>
-              </w:rPr>
-            </w:pPr>
-            <w:r>
-              <w:rPr>
-                <w:rStyle w:val="NotSpokenChar"/>
-              </w:rPr>
-              <w:t xml:space="preserve">Bank[36030] clerk:</w:t>
-            </w:r>
-            <w:r>
-              <w:rPr>
-                <w:rFonts w:ascii="Source Sans 3" w:hAnsi="Source Sans 3"/>
-                <w:bCs/>
-                <w:sz w:val="23"/>
-                <w:szCs w:val="23"/>
-              </w:rPr>
-              <w:t xml:space="preserve">[36920] Good[37100] afternoon,[37970] can[38260] I[38350] help[38580] you?[38700]</w:t>
+              <w:t>Conversation[34960] 2[35140]</w:t>
+            </w:r>
+          </w:p>
+          <w:p>
+            <w:pPr>
+              <w:tabs>
+                <w:tab w:val="left" w:pos="4413"/>
+              </w:tabs>
+              <w:rPr>
+                <w:rFonts w:ascii="Source Sans 3" w:hAnsi="Source Sans 3"/>
+                <w:bCs/>
+                <w:sz w:val="23"/>
+                <w:szCs w:val="23"/>
+              </w:rPr>
+            </w:pPr>
+            <w:r>
+              <w:rPr>
+                <w:rStyle w:val="NotSpokenChar"/>
+              </w:rPr>
+              <w:t>Bank[36030] clerk:</w:t>
+            </w:r>
+            <w:r>
+              <w:rPr>
+                <w:rFonts w:ascii="Source Sans 3" w:hAnsi="Source Sans 3"/>
+                <w:bCs/>
+                <w:sz w:val="23"/>
+                <w:szCs w:val="23"/>
+              </w:rPr>
+              <w:t>[36920] Good[37100] afternoon,[37970] can[38260] I[38350] help[38580] you?[38700]</w:t>
             </w:r>
           </w:p>
           <w:p>
@@ -3298,7 +3299,7 @@
                 <w:sz w:val="23"/>
                 <w:szCs w:val="23"/>
               </w:rPr>
-              <w:t xml:space="preserve">I'd[39350] like[39600] to[39730] open[40030] a[40120] new[40310] account[40770] please.[41260]</w:t>
+              <w:t>I'd[39350] like[39600] to[39730] open[40030] a[40120] new[40310] account[40770] please.[41260]</w:t>
             </w:r>
           </w:p>
           <w:p>
@@ -3318,16 +3319,16 @@
                 <w:rStyle w:val="NotSpokenChar"/>
               </w:rPr>
               <w:lastRenderedPageBreak/>
-              <w:t xml:space="preserve">Bank[41470] clerk:</w:t>
-            </w:r>
-            <w:r>
-              <w:rPr>
-                <w:rFonts w:ascii="Source Sans 3" w:hAnsi="Source Sans 3"/>
-                <w:bCs/>
-                <w:sz w:val="23"/>
-                <w:szCs w:val="23"/>
-              </w:rPr>
-              <w:t xml:space="preserve">[41680] Certainly[42430] -[42430] now,[42990] is[43180] it[43280] a[43400] basic[43900] account[44390] you're[44570] looking[44840] to[44990] open[45490] or[45680] a[45770] savings[46230] account?[46660]</w:t>
+              <w:t>Bank[41470] clerk:</w:t>
+            </w:r>
+            <w:r>
+              <w:rPr>
+                <w:rFonts w:ascii="Source Sans 3" w:hAnsi="Source Sans 3"/>
+                <w:bCs/>
+                <w:sz w:val="23"/>
+                <w:szCs w:val="23"/>
+              </w:rPr>
+              <w:t>[41680] Certainly[42430] -[42430] now,[42990] is[43180] it[43280] a[43400] basic[43900] account[44390] you're[44570] looking[44840] to[44990] open[45490] or[45680] a[45770] savings[46230] account?[46660]</w:t>
             </w:r>
           </w:p>
           <w:p>
@@ -3355,35 +3356,35 @@
                 <w:sz w:val="23"/>
                 <w:szCs w:val="23"/>
               </w:rPr>
-              <w:t xml:space="preserve">A[47250] savings[47740] account.[48180]</w:t>
-            </w:r>
-          </w:p>
-          <w:p>
-            <w:pPr>
-              <w:tabs>
-                <w:tab w:val="left" w:pos="4413"/>
-              </w:tabs>
-              <w:rPr>
-                <w:rFonts w:ascii="Source Sans 3" w:hAnsi="Source Sans 3"/>
-                <w:bCs/>
-                <w:sz w:val="23"/>
-                <w:szCs w:val="23"/>
-              </w:rPr>
-            </w:pPr>
-            <w:r>
-              <w:rPr>
-                <w:rStyle w:val="NotSpokenChar"/>
-              </w:rPr>
-              <w:t xml:space="preserve">Bank[48410] clerk:</w:t>
-            </w:r>
-            <w:r>
-              <w:rPr>
-                <w:rFonts w:ascii="Source Sans 3" w:hAnsi="Source Sans 3"/>
-                <w:bCs/>
-                <w:sz w:val="23"/>
-                <w:szCs w:val="23"/>
-              </w:rPr>
-              <w:t xml:space="preserve">[48640] Right[49120] -[49120] we[49460] can[49640] complete[50090] your[50210] application[50860] online.[51910] I'll[52290] just[52480] get[52640] the[52760] form[53100] up[53250] on[53430] screen[53980] now.[54430] It[54640] won't[54840] take[55060] long.[58500]</w:t>
+              <w:t>A[47250] savings[47740] account.[48180]</w:t>
+            </w:r>
+          </w:p>
+          <w:p>
+            <w:pPr>
+              <w:tabs>
+                <w:tab w:val="left" w:pos="4413"/>
+              </w:tabs>
+              <w:rPr>
+                <w:rFonts w:ascii="Source Sans 3" w:hAnsi="Source Sans 3"/>
+                <w:bCs/>
+                <w:sz w:val="23"/>
+                <w:szCs w:val="23"/>
+              </w:rPr>
+            </w:pPr>
+            <w:r>
+              <w:rPr>
+                <w:rStyle w:val="NotSpokenChar"/>
+              </w:rPr>
+              <w:t>Bank[48410] clerk:</w:t>
+            </w:r>
+            <w:r>
+              <w:rPr>
+                <w:rFonts w:ascii="Source Sans 3" w:hAnsi="Source Sans 3"/>
+                <w:bCs/>
+                <w:sz w:val="23"/>
+                <w:szCs w:val="23"/>
+              </w:rPr>
+              <w:t>[48640] Right[49120] -[49120] we[49460] can[49640] complete[50090] your[50210] application[50860] online.[51910] I'll[52290] just[52480] get[52640] the[52760] form[53100] up[53250] on[53430] screen[53980] now.[54430] It[54640] won't[54840] take[55060] long.[58500]</w:t>
             </w:r>
           </w:p>
         </w:tc>
@@ -3451,7 +3452,7 @@
               <w:rPr>
                 <w:rStyle w:val="NotSpokenChar"/>
               </w:rPr>
-              <w:t xml:space="preserve">[320]Conversation[3110] 1[5640]</w:t>
+              <w:t>[320]Conversation[3110] 1[5640]</w:t>
             </w:r>
           </w:p>
           <w:p>
@@ -3479,7 +3480,7 @@
                 <w:sz w:val="23"/>
                 <w:szCs w:val="23"/>
               </w:rPr>
-              <w:t xml:space="preserve">[5960] Good[6170] morning,[6640] how[6920] can[7080] I[7150] help[7360] you?[7460]</w:t>
+              <w:t>[5960] Good[6170] morning,[6640] how[6920] can[7080] I[7150] help[7360] you?[7460]</w:t>
             </w:r>
           </w:p>
           <w:p>
@@ -3507,7 +3508,7 @@
                 <w:sz w:val="23"/>
                 <w:szCs w:val="23"/>
               </w:rPr>
-              <w:t xml:space="preserve">[7900] Hello,[8600] I'd[9090] like[9390] some[9580] information[10320] about[10590] your[10730] facilities.[11460]</w:t>
+              <w:t>[7900] Hello,[8600] I'd[9090] like[9390] some[9580] information[10320] about[10590] your[10730] facilities.[11460]</w:t>
             </w:r>
           </w:p>
           <w:p>
@@ -3535,7 +3536,7 @@
                 <w:sz w:val="23"/>
                 <w:szCs w:val="23"/>
               </w:rPr>
-              <w:t xml:space="preserve">[12220] OK,[12590] well[13210] we[13450] have[13620] a[13690] swimming[14060] pool,[14470] squash[14980] courts,[15560] a[15780] gym[16370] and[16960] we[17120] have[17310] a[17370] couple[17660] of[17780] outdoor[18180] tennis[18520] courts[18880] too.[19460] You[19890] may[20060] have[20190] seen[20370] them[20510] on[20590] the[20690] left[20960] as[21050] you[21160] came[21490] in.[22080] Now,[22720] our[22980] website[23680] tells[23970] you[24100] how[24310] you[24430] can[24570] become[24880] a[24960] member[25650] and[26030] how[26200] much[26420] the[26550] yearly[26930] fee[27290] is.[27960] Do[28480] you[28570] want[28670] to[28740] make[28940] a[29000] note[29200] of[29270] the[29370] address?[29780]</w:t>
+              <w:t>[12220] OK,[12590] well[13210] we[13450] have[13620] a[13690] swimming[14060] pool,[14470] squash[14980] courts,[15560] a[15780] gym[16370] and[16960] we[17120] have[17310] a[17370] couple[17660] of[17780] outdoor[18180] tennis[18520] courts[18880] too.[19460] You[19890] may[20060] have[20190] seen[20370] them[20510] on[20590] the[20690] left[20960] as[21050] you[21160] came[21490] in.[22080] Now,[22720] our[22980] website[23680] tells[23970] you[24100] how[24310] you[24430] can[24570] become[24880] a[24960] member[25650] and[26030] how[26200] much[26420] the[26550] yearly[26930] fee[27290] is.[27960] Do[28480] you[28570] want[28670] to[28740] make[28940] a[29000] note[29200] of[29270] the[29370] address?[29780]</w:t>
             </w:r>
           </w:p>
           <w:p>
@@ -3563,7 +3564,7 @@
                 <w:sz w:val="23"/>
                 <w:szCs w:val="23"/>
               </w:rPr>
-              <w:t xml:space="preserve">[30620] Oh,[30850] yes[31160] please.[32040] I'll[32470] just[32680] put[32850] it[32980] on[33080] my[33280] phone[33610] now.[33880]</w:t>
+              <w:t>[30620] Oh,[30850] yes[31160] please.[32040] I'll[32470] just[32680] put[32850] it[32980] on[33080] my[33280] phone[33610] now.[33880]</w:t>
             </w:r>
           </w:p>
           <w:p>
@@ -3591,7 +3592,7 @@
                 <w:sz w:val="23"/>
                 <w:szCs w:val="23"/>
               </w:rPr>
-              <w:t xml:space="preserve">[34520] OK,[35060] it's[35860] W[36150] W[36340] W[36740] dot[37520] getactive[39040] dot[39520] com.[40190] That's[40900] G-E-T-A-C-T-I-V-E[45450] dot[45910] com.[46160]</w:t>
+              <w:t>[34520] OK,[35060] it's[35860] W[36150] W[36340] W[36740] dot[37520] getactive[39040] dot[39520] com.[40190] That's[40900] G-E-T-A-C-T-I-V-E[45450] dot[45910] com.[46160]</w:t>
             </w:r>
           </w:p>
           <w:p>
@@ -3619,7 +3620,7 @@
                 <w:sz w:val="23"/>
                 <w:szCs w:val="23"/>
               </w:rPr>
-              <w:t xml:space="preserve">[46180] 'Get[47190] active'[48240] -[48240] is[48620] that[48860] all[49100] one[49320] word?[49660]</w:t>
+              <w:t>[46180] 'Get[47190] active'[48240] -[48240] is[48620] that[48860] all[49100] one[49320] word?[49660]</w:t>
             </w:r>
           </w:p>
           <w:p>
@@ -3647,7 +3648,7 @@
                 <w:sz w:val="23"/>
                 <w:szCs w:val="23"/>
               </w:rPr>
-              <w:t xml:space="preserve">[49920] Yes,[50200] that's[50450] right.[50720]</w:t>
+              <w:t>[49920] Yes,[50200] that's[50450] right.[50720]</w:t>
             </w:r>
           </w:p>
           <w:p>
@@ -3675,7 +3676,7 @@
                 <w:sz w:val="23"/>
                 <w:szCs w:val="23"/>
               </w:rPr>
-              <w:t xml:space="preserve">[51360] OK,[51830] I've[52250] got[52420] that.[53120] Thanks[53860] very[54040] much[54240] for[54330] your[54480] help.[56850]</w:t>
+              <w:t>[51360] OK,[51830] I've[52250] got[52420] that.[53120] Thanks[53860] very[54040] much[54240] for[54330] your[54480] help.[56850]</w:t>
             </w:r>
           </w:p>
           <w:p>
@@ -3694,35 +3695,35 @@
               <w:rPr>
                 <w:rStyle w:val="NotSpokenChar"/>
               </w:rPr>
-              <w:t xml:space="preserve">Conversation[59750] 2[60040]</w:t>
-            </w:r>
-          </w:p>
-          <w:p>
-            <w:pPr>
-              <w:tabs>
-                <w:tab w:val="left" w:pos="4413"/>
-              </w:tabs>
-              <w:rPr>
-                <w:rFonts w:ascii="Source Sans 3" w:hAnsi="Source Sans 3"/>
-                <w:bCs/>
-                <w:sz w:val="23"/>
-                <w:szCs w:val="23"/>
-              </w:rPr>
-            </w:pPr>
-            <w:r>
-              <w:rPr>
-                <w:rStyle w:val="NotSpokenChar"/>
-              </w:rPr>
-              <w:t xml:space="preserve">Bank[60870] clerk:</w:t>
-            </w:r>
-            <w:r>
-              <w:rPr>
-                <w:rFonts w:ascii="Source Sans 3" w:hAnsi="Source Sans 3"/>
-                <w:bCs/>
-                <w:sz w:val="23"/>
-                <w:szCs w:val="23"/>
-              </w:rPr>
-              <w:t xml:space="preserve">[61700] Good[61890] afternoon,[62760] can[63060] I[63140] help[63380] you?[63480]</w:t>
+              <w:t>Conversation[59750] 2[60040]</w:t>
+            </w:r>
+          </w:p>
+          <w:p>
+            <w:pPr>
+              <w:tabs>
+                <w:tab w:val="left" w:pos="4413"/>
+              </w:tabs>
+              <w:rPr>
+                <w:rFonts w:ascii="Source Sans 3" w:hAnsi="Source Sans 3"/>
+                <w:bCs/>
+                <w:sz w:val="23"/>
+                <w:szCs w:val="23"/>
+              </w:rPr>
+            </w:pPr>
+            <w:r>
+              <w:rPr>
+                <w:rStyle w:val="NotSpokenChar"/>
+              </w:rPr>
+              <w:t>Bank[60870] clerk:</w:t>
+            </w:r>
+            <w:r>
+              <w:rPr>
+                <w:rFonts w:ascii="Source Sans 3" w:hAnsi="Source Sans 3"/>
+                <w:bCs/>
+                <w:sz w:val="23"/>
+                <w:szCs w:val="23"/>
+              </w:rPr>
+              <w:t>[61700] Good[61890] afternoon,[62760] can[63060] I[63140] help[63380] you?[63480]</w:t>
             </w:r>
           </w:p>
           <w:p>
@@ -3750,35 +3751,35 @@
                 <w:sz w:val="23"/>
                 <w:szCs w:val="23"/>
               </w:rPr>
-              <w:t xml:space="preserve">I'd[64150] like[64380] to[64530] open[64830] a[64920] new[65090] account,[65550] please.[66040]</w:t>
-            </w:r>
-          </w:p>
-          <w:p>
-            <w:pPr>
-              <w:tabs>
-                <w:tab w:val="left" w:pos="4413"/>
-              </w:tabs>
-              <w:rPr>
-                <w:rFonts w:ascii="Source Sans 3" w:hAnsi="Source Sans 3"/>
-                <w:bCs/>
-                <w:sz w:val="23"/>
-                <w:szCs w:val="23"/>
-              </w:rPr>
-            </w:pPr>
-            <w:r>
-              <w:rPr>
-                <w:rStyle w:val="NotSpokenChar"/>
-              </w:rPr>
-              <w:t xml:space="preserve">Bank[66260] clerk:</w:t>
-            </w:r>
-            <w:r>
-              <w:rPr>
-                <w:rFonts w:ascii="Source Sans 3" w:hAnsi="Source Sans 3"/>
-                <w:bCs/>
-                <w:sz w:val="23"/>
-                <w:szCs w:val="23"/>
-              </w:rPr>
-              <w:t xml:space="preserve">[66480] Certainly[67220] -[67220] now,[67780] is[67970] it[68080] a[68190] basic[68690] account[69180] you're[69350] looking[69620] to[69780] open[70280] or[70460] a[70560] savings[71020] account?[71460]</w:t>
+              <w:t>I'd[64150] like[64380] to[64530] open[64830] a[64920] new[65090] account,[65550] please.[66040]</w:t>
+            </w:r>
+          </w:p>
+          <w:p>
+            <w:pPr>
+              <w:tabs>
+                <w:tab w:val="left" w:pos="4413"/>
+              </w:tabs>
+              <w:rPr>
+                <w:rFonts w:ascii="Source Sans 3" w:hAnsi="Source Sans 3"/>
+                <w:bCs/>
+                <w:sz w:val="23"/>
+                <w:szCs w:val="23"/>
+              </w:rPr>
+            </w:pPr>
+            <w:r>
+              <w:rPr>
+                <w:rStyle w:val="NotSpokenChar"/>
+              </w:rPr>
+              <w:t>Bank[66260] clerk:</w:t>
+            </w:r>
+            <w:r>
+              <w:rPr>
+                <w:rFonts w:ascii="Source Sans 3" w:hAnsi="Source Sans 3"/>
+                <w:bCs/>
+                <w:sz w:val="23"/>
+                <w:szCs w:val="23"/>
+              </w:rPr>
+              <w:t>[66480] Certainly[67220] -[67220] now,[67780] is[67970] it[68080] a[68190] basic[68690] account[69180] you're[69350] looking[69620] to[69780] open[70280] or[70460] a[70560] savings[71020] account?[71460]</w:t>
             </w:r>
           </w:p>
           <w:p>
@@ -3806,35 +3807,35 @@
                 <w:sz w:val="23"/>
                 <w:szCs w:val="23"/>
               </w:rPr>
-              <w:t xml:space="preserve">A[72040] savings[72540] account.[72960]</w:t>
-            </w:r>
-          </w:p>
-          <w:p>
-            <w:pPr>
-              <w:tabs>
-                <w:tab w:val="left" w:pos="4413"/>
-              </w:tabs>
-              <w:rPr>
-                <w:rFonts w:ascii="Source Sans 3" w:hAnsi="Source Sans 3"/>
-                <w:bCs/>
-                <w:sz w:val="23"/>
-                <w:szCs w:val="23"/>
-              </w:rPr>
-            </w:pPr>
-            <w:r>
-              <w:rPr>
-                <w:rStyle w:val="NotSpokenChar"/>
-              </w:rPr>
-              <w:t xml:space="preserve">Bank[73190] clerk:</w:t>
-            </w:r>
-            <w:r>
-              <w:rPr>
-                <w:rFonts w:ascii="Source Sans 3" w:hAnsi="Source Sans 3"/>
-                <w:bCs/>
-                <w:sz w:val="23"/>
-                <w:szCs w:val="23"/>
-              </w:rPr>
-              <w:t xml:space="preserve">[73420] Right,[73900] we[74250] can[74420] complete[74880] your[75000] application[75660] online.[76700] I'll[77070] just[77260] get[77430] the[77560] form[77880] up[78040] on[78220] screen[78770] now.[79220] It[79430] won't[79620] take[79860] long.[80910] So,[82050] I[82390] just[82760] need[83020] a[83110] few[83430] personal[83940] details.[84780] Can[85220] you[85340] give[85530] me[85630] your[85830] full[86140] name,[86480] please?[86900]</w:t>
+              <w:t>A[72040] savings[72540] account.[72960]</w:t>
+            </w:r>
+          </w:p>
+          <w:p>
+            <w:pPr>
+              <w:tabs>
+                <w:tab w:val="left" w:pos="4413"/>
+              </w:tabs>
+              <w:rPr>
+                <w:rFonts w:ascii="Source Sans 3" w:hAnsi="Source Sans 3"/>
+                <w:bCs/>
+                <w:sz w:val="23"/>
+                <w:szCs w:val="23"/>
+              </w:rPr>
+            </w:pPr>
+            <w:r>
+              <w:rPr>
+                <w:rStyle w:val="NotSpokenChar"/>
+              </w:rPr>
+              <w:t>Bank[73190] clerk:</w:t>
+            </w:r>
+            <w:r>
+              <w:rPr>
+                <w:rFonts w:ascii="Source Sans 3" w:hAnsi="Source Sans 3"/>
+                <w:bCs/>
+                <w:sz w:val="23"/>
+                <w:szCs w:val="23"/>
+              </w:rPr>
+              <w:t>[73420] Right,[73900] we[74250] can[74420] complete[74880] your[75000] application[75660] online.[76700] I'll[77070] just[77260] get[77430] the[77560] form[77880] up[78040] on[78220] screen[78770] now.[79220] It[79430] won't[79620] take[79860] long.[80910] So,[82050] I[82390] just[82760] need[83020] a[83110] few[83430] personal[83940] details.[84780] Can[85220] you[85340] give[85530] me[85630] your[85830] full[86140] name,[86480] please?[86900]</w:t>
             </w:r>
           </w:p>
           <w:p>
@@ -3862,35 +3863,35 @@
                 <w:sz w:val="23"/>
                 <w:szCs w:val="23"/>
               </w:rPr>
-              <w:t xml:space="preserve">James[87950] Clarke.[88540]</w:t>
-            </w:r>
-          </w:p>
-          <w:p>
-            <w:pPr>
-              <w:tabs>
-                <w:tab w:val="left" w:pos="4413"/>
-              </w:tabs>
-              <w:rPr>
-                <w:rFonts w:ascii="Source Sans 3" w:hAnsi="Source Sans 3"/>
-                <w:bCs/>
-                <w:sz w:val="23"/>
-                <w:szCs w:val="23"/>
-              </w:rPr>
-            </w:pPr>
-            <w:r>
-              <w:rPr>
-                <w:rStyle w:val="NotSpokenChar"/>
-              </w:rPr>
-              <w:t xml:space="preserve">Bank[88900] clerk:</w:t>
-            </w:r>
-            <w:r>
-              <w:rPr>
-                <w:rFonts w:ascii="Source Sans 3" w:hAnsi="Source Sans 3"/>
-                <w:bCs/>
-                <w:sz w:val="23"/>
-                <w:szCs w:val="23"/>
-              </w:rPr>
-              <w:t xml:space="preserve">[89260] Is[89380] that[89650] Clark[90190] with[90400] an[90510] 'e'[91180] or[91430] without?[91960]</w:t>
+              <w:t>James[87950] Clarke.[88540]</w:t>
+            </w:r>
+          </w:p>
+          <w:p>
+            <w:pPr>
+              <w:tabs>
+                <w:tab w:val="left" w:pos="4413"/>
+              </w:tabs>
+              <w:rPr>
+                <w:rFonts w:ascii="Source Sans 3" w:hAnsi="Source Sans 3"/>
+                <w:bCs/>
+                <w:sz w:val="23"/>
+                <w:szCs w:val="23"/>
+              </w:rPr>
+            </w:pPr>
+            <w:r>
+              <w:rPr>
+                <w:rStyle w:val="NotSpokenChar"/>
+              </w:rPr>
+              <w:t>Bank[88900] clerk:</w:t>
+            </w:r>
+            <w:r>
+              <w:rPr>
+                <w:rFonts w:ascii="Source Sans 3" w:hAnsi="Source Sans 3"/>
+                <w:bCs/>
+                <w:sz w:val="23"/>
+                <w:szCs w:val="23"/>
+              </w:rPr>
+              <w:t>[89260] Is[89380] that[89650] Clark[90190] with[90400] an[90510] 'e'[91180] or[91430] without?[91960]</w:t>
             </w:r>
           </w:p>
           <w:p>
@@ -3918,35 +3919,35 @@
                 <w:sz w:val="23"/>
                 <w:szCs w:val="23"/>
               </w:rPr>
-              <w:t xml:space="preserve">It's[92510] got[92740] an[92850] 'e'[93030] at[93140] the[93300] end.[93920] C-L-A-R-K-E.[96740]</w:t>
-            </w:r>
-          </w:p>
-          <w:p>
-            <w:pPr>
-              <w:tabs>
-                <w:tab w:val="left" w:pos="4413"/>
-              </w:tabs>
-              <w:rPr>
-                <w:rFonts w:ascii="Source Sans 3" w:hAnsi="Source Sans 3"/>
-                <w:bCs/>
-                <w:sz w:val="23"/>
-                <w:szCs w:val="23"/>
-              </w:rPr>
-            </w:pPr>
-            <w:r>
-              <w:rPr>
-                <w:rStyle w:val="NotSpokenChar"/>
-              </w:rPr>
-              <w:t xml:space="preserve">Bank[97060] clerk:</w:t>
-            </w:r>
-            <w:r>
-              <w:rPr>
-                <w:rFonts w:ascii="Source Sans 3" w:hAnsi="Source Sans 3"/>
-                <w:bCs/>
-                <w:sz w:val="23"/>
-                <w:szCs w:val="23"/>
-              </w:rPr>
-              <w:t xml:space="preserve">[97380] And[97640] where[97860] do[97950] you[98090] live?[98700] What's[99070] your[99210] address?[99640]</w:t>
+              <w:t>It's[92510] got[92740] an[92850] 'e'[93030] at[93140] the[93300] end.[93920] C-L-A-R-K-E.[96740]</w:t>
+            </w:r>
+          </w:p>
+          <w:p>
+            <w:pPr>
+              <w:tabs>
+                <w:tab w:val="left" w:pos="4413"/>
+              </w:tabs>
+              <w:rPr>
+                <w:rFonts w:ascii="Source Sans 3" w:hAnsi="Source Sans 3"/>
+                <w:bCs/>
+                <w:sz w:val="23"/>
+                <w:szCs w:val="23"/>
+              </w:rPr>
+            </w:pPr>
+            <w:r>
+              <w:rPr>
+                <w:rStyle w:val="NotSpokenChar"/>
+              </w:rPr>
+              <w:t>Bank[97060] clerk:</w:t>
+            </w:r>
+            <w:r>
+              <w:rPr>
+                <w:rFonts w:ascii="Source Sans 3" w:hAnsi="Source Sans 3"/>
+                <w:bCs/>
+                <w:sz w:val="23"/>
+                <w:szCs w:val="23"/>
+              </w:rPr>
+              <w:t>[97380] And[97640] where[97860] do[97950] you[98090] live?[98700] What's[99070] your[99210] address?[99640]</w:t>
             </w:r>
           </w:p>
           <w:p>
@@ -3974,35 +3975,35 @@
                 <w:sz w:val="23"/>
                 <w:szCs w:val="23"/>
               </w:rPr>
-              <w:t xml:space="preserve">2[100530] Waddington[101260] Road.[101620]</w:t>
-            </w:r>
-          </w:p>
-          <w:p>
-            <w:pPr>
-              <w:tabs>
-                <w:tab w:val="left" w:pos="4413"/>
-              </w:tabs>
-              <w:rPr>
-                <w:rFonts w:ascii="Source Sans 3" w:hAnsi="Source Sans 3"/>
-                <w:bCs/>
-                <w:sz w:val="23"/>
-                <w:szCs w:val="23"/>
-              </w:rPr>
-            </w:pPr>
-            <w:r>
-              <w:rPr>
-                <w:rStyle w:val="NotSpokenChar"/>
-              </w:rPr>
-              <w:t xml:space="preserve">Bank[101850] clerk:</w:t>
-            </w:r>
-            <w:r>
-              <w:rPr>
-                <w:rFonts w:ascii="Source Sans 3" w:hAnsi="Source Sans 3"/>
-                <w:bCs/>
-                <w:sz w:val="23"/>
-                <w:szCs w:val="23"/>
-              </w:rPr>
-              <w:t xml:space="preserve">[102080] Can[102240] you[102360] spell[102660] that[102880] for[103080] me?[103160]</w:t>
+              <w:t>2[100530] Waddington[101260] Road.[101620]</w:t>
+            </w:r>
+          </w:p>
+          <w:p>
+            <w:pPr>
+              <w:tabs>
+                <w:tab w:val="left" w:pos="4413"/>
+              </w:tabs>
+              <w:rPr>
+                <w:rFonts w:ascii="Source Sans 3" w:hAnsi="Source Sans 3"/>
+                <w:bCs/>
+                <w:sz w:val="23"/>
+                <w:szCs w:val="23"/>
+              </w:rPr>
+            </w:pPr>
+            <w:r>
+              <w:rPr>
+                <w:rStyle w:val="NotSpokenChar"/>
+              </w:rPr>
+              <w:t>Bank[101850] clerk:</w:t>
+            </w:r>
+            <w:r>
+              <w:rPr>
+                <w:rFonts w:ascii="Source Sans 3" w:hAnsi="Source Sans 3"/>
+                <w:bCs/>
+                <w:sz w:val="23"/>
+                <w:szCs w:val="23"/>
+              </w:rPr>
+              <w:t>[102080] Can[102240] you[102360] spell[102660] that[102880] for[103080] me?[103160]</w:t>
             </w:r>
           </w:p>
           <w:p>
@@ -4030,35 +4031,35 @@
                 <w:sz w:val="23"/>
                 <w:szCs w:val="23"/>
               </w:rPr>
-              <w:t xml:space="preserve">That's[104290] W-A-double[105820] D-I-N-G-T-O-N[109480] Road.[110020]</w:t>
-            </w:r>
-          </w:p>
-          <w:p>
-            <w:pPr>
-              <w:tabs>
-                <w:tab w:val="left" w:pos="4413"/>
-              </w:tabs>
-              <w:rPr>
-                <w:rFonts w:ascii="Source Sans 3" w:hAnsi="Source Sans 3"/>
-                <w:bCs/>
-                <w:sz w:val="23"/>
-                <w:szCs w:val="23"/>
-              </w:rPr>
-            </w:pPr>
-            <w:r>
-              <w:rPr>
-                <w:rStyle w:val="NotSpokenChar"/>
-              </w:rPr>
-              <w:t xml:space="preserve">Bank[110310] clerk:</w:t>
-            </w:r>
-            <w:r>
-              <w:rPr>
-                <w:rFonts w:ascii="Source Sans 3" w:hAnsi="Source Sans 3"/>
-                <w:bCs/>
-                <w:sz w:val="23"/>
-                <w:szCs w:val="23"/>
-              </w:rPr>
-              <w:t xml:space="preserve">[110600] Is[110750] that[111060] Waddington[111800] with[112040] a[112160] double[112590] D,[112820] did[113110] you[113230] say?[113440]</w:t>
+              <w:t>That's[104290] W-A-double[105820] D-I-N-G-T-O-N[109480] Road.[110020]</w:t>
+            </w:r>
+          </w:p>
+          <w:p>
+            <w:pPr>
+              <w:tabs>
+                <w:tab w:val="left" w:pos="4413"/>
+              </w:tabs>
+              <w:rPr>
+                <w:rFonts w:ascii="Source Sans 3" w:hAnsi="Source Sans 3"/>
+                <w:bCs/>
+                <w:sz w:val="23"/>
+                <w:szCs w:val="23"/>
+              </w:rPr>
+            </w:pPr>
+            <w:r>
+              <w:rPr>
+                <w:rStyle w:val="NotSpokenChar"/>
+              </w:rPr>
+              <w:t>Bank[110310] clerk:</w:t>
+            </w:r>
+            <w:r>
+              <w:rPr>
+                <w:rFonts w:ascii="Source Sans 3" w:hAnsi="Source Sans 3"/>
+                <w:bCs/>
+                <w:sz w:val="23"/>
+                <w:szCs w:val="23"/>
+              </w:rPr>
+              <w:t>[110600] Is[110750] that[111060] Waddington[111800] with[112040] a[112160] double[112590] D,[112820] did[113110] you[113230] say?[113440]</w:t>
             </w:r>
           </w:p>
           <w:p>
@@ -4086,35 +4087,35 @@
                 <w:sz w:val="23"/>
                 <w:szCs w:val="23"/>
               </w:rPr>
-              <w:t xml:space="preserve">That's[114190] right.[114500]</w:t>
-            </w:r>
-          </w:p>
-          <w:p>
-            <w:pPr>
-              <w:tabs>
-                <w:tab w:val="left" w:pos="4413"/>
-              </w:tabs>
-              <w:rPr>
-                <w:rFonts w:ascii="Source Sans 3" w:hAnsi="Source Sans 3"/>
-                <w:bCs/>
-                <w:sz w:val="23"/>
-                <w:szCs w:val="23"/>
-              </w:rPr>
-            </w:pPr>
-            <w:r>
-              <w:rPr>
-                <w:rStyle w:val="NotSpokenChar"/>
-              </w:rPr>
-              <w:t xml:space="preserve">Bank[114770] clerk:</w:t>
-            </w:r>
-            <w:r>
-              <w:rPr>
-                <w:rFonts w:ascii="Source Sans 3" w:hAnsi="Source Sans 3"/>
-                <w:bCs/>
-                <w:sz w:val="23"/>
-                <w:szCs w:val="23"/>
-              </w:rPr>
-              <w:t xml:space="preserve">[115040] OK,[115540] so[116080] I[116320] just[116750] need[117000] a[117070] little[117330] more[117560] information[118470] about...[122160]</w:t>
+              <w:t>That's[114190] right.[114500]</w:t>
+            </w:r>
+          </w:p>
+          <w:p>
+            <w:pPr>
+              <w:tabs>
+                <w:tab w:val="left" w:pos="4413"/>
+              </w:tabs>
+              <w:rPr>
+                <w:rFonts w:ascii="Source Sans 3" w:hAnsi="Source Sans 3"/>
+                <w:bCs/>
+                <w:sz w:val="23"/>
+                <w:szCs w:val="23"/>
+              </w:rPr>
+            </w:pPr>
+            <w:r>
+              <w:rPr>
+                <w:rStyle w:val="NotSpokenChar"/>
+              </w:rPr>
+              <w:t>Bank[114770] clerk:</w:t>
+            </w:r>
+            <w:r>
+              <w:rPr>
+                <w:rFonts w:ascii="Source Sans 3" w:hAnsi="Source Sans 3"/>
+                <w:bCs/>
+                <w:sz w:val="23"/>
+                <w:szCs w:val="23"/>
+              </w:rPr>
+              <w:t>[115040] OK,[115540] so[116080] I[116320] just[116750] need[117000] a[117070] little[117330] more[117560] information[118470] about...[122160]</w:t>
             </w:r>
           </w:p>
         </w:tc>
@@ -4182,16 +4183,16 @@
               <w:rPr>
                 <w:rStyle w:val="NotSpokenChar"/>
               </w:rPr>
-              <w:t xml:space="preserve">[2740]Man:</w:t>
-            </w:r>
-            <w:r>
-              <w:rPr>
-                <w:rFonts w:ascii="Source Sans 3" w:hAnsi="Source Sans 3"/>
-                <w:bCs/>
-                <w:sz w:val="23"/>
-                <w:szCs w:val="23"/>
-              </w:rPr>
-              <w:t xml:space="preserve">[2740] Do[2800] you[2890] want[2990] to[3060] make[3270] a[3320] note[3550] of[3610] the[3700] address?[4100]</w:t>
+              <w:t>[2740]Man:</w:t>
+            </w:r>
+            <w:r>
+              <w:rPr>
+                <w:rFonts w:ascii="Source Sans 3" w:hAnsi="Source Sans 3"/>
+                <w:bCs/>
+                <w:sz w:val="23"/>
+                <w:szCs w:val="23"/>
+              </w:rPr>
+              <w:t>[2740] Do[2800] you[2890] want[2990] to[3060] make[3270] a[3320] note[3550] of[3610] the[3700] address?[4100]</w:t>
             </w:r>
           </w:p>
           <w:p>
@@ -4219,7 +4220,7 @@
                 <w:sz w:val="23"/>
                 <w:szCs w:val="23"/>
               </w:rPr>
-              <w:t xml:space="preserve">[4960] Oh,[5180] yes[5480] please.[6360] I'll[6790] just[7000] put[7180] it[7300] on[7410] my[7600] phone[8070] now.[8180]</w:t>
+              <w:t>[4960] Oh,[5180] yes[5480] please.[6360] I'll[6790] just[7000] put[7180] it[7300] on[7410] my[7600] phone[8070] now.[8180]</w:t>
             </w:r>
           </w:p>
           <w:p>
@@ -4247,7 +4248,7 @@
                 <w:sz w:val="23"/>
                 <w:szCs w:val="23"/>
               </w:rPr>
-              <w:t xml:space="preserve">[8260] OK,[8750] it's[9550] W[10020] W[10390] W[10610] dot[11220] getactive[12740] dot[13210] com.[13890] That's[14590] G-E-T-A-C-T-I-V-E[19130] dot[19610] com.[19860]</w:t>
+              <w:t>[8260] OK,[8750] it's[9550] W[10020] W[10390] W[10610] dot[11220] getactive[12740] dot[13210] com.[13890] That's[14590] G-E-T-A-C-T-I-V-E[19130] dot[19610] com.[19860]</w:t>
             </w:r>
           </w:p>
           <w:p>
@@ -4275,7 +4276,7 @@
                 <w:sz w:val="23"/>
                 <w:szCs w:val="23"/>
               </w:rPr>
-              <w:t xml:space="preserve">[19880] 'Get[20880] active'[21930] is[22320] that[22550] all[22800] one[23000] word?[23360]</w:t>
+              <w:t>[19880] 'Get[20880] active'[21930] is[22320] that[22550] all[22800] one[23000] word?[23360]</w:t>
             </w:r>
           </w:p>
           <w:p>
@@ -4303,35 +4304,35 @@
                 <w:sz w:val="23"/>
                 <w:szCs w:val="23"/>
               </w:rPr>
-              <w:t xml:space="preserve">[23620] Yes,[23880] that's[24140] right.[24420]</w:t>
-            </w:r>
-          </w:p>
-          <w:p>
-            <w:pPr>
-              <w:tabs>
-                <w:tab w:val="left" w:pos="4413"/>
-              </w:tabs>
-              <w:rPr>
-                <w:rFonts w:ascii="Source Sans 3" w:hAnsi="Source Sans 3"/>
-                <w:bCs/>
-                <w:sz w:val="23"/>
-                <w:szCs w:val="23"/>
-              </w:rPr>
-            </w:pPr>
-            <w:r>
-              <w:rPr>
-                <w:rStyle w:val="NotSpokenChar"/>
-              </w:rPr>
-              <w:t xml:space="preserve">Bank[26440] clerk:</w:t>
-            </w:r>
-            <w:r>
-              <w:rPr>
-                <w:rFonts w:ascii="Source Sans 3" w:hAnsi="Source Sans 3"/>
-                <w:bCs/>
-                <w:sz w:val="23"/>
-                <w:szCs w:val="23"/>
-              </w:rPr>
-              <w:t xml:space="preserve">[28460] So,[28820] I[29150] just[29530] need[29790] a[29890] few[30200] personal[30720] details.[31540] Can[31980] you[32100] give[32300] me[32390] your[32600] full[32910] name,[33240] please?[33660]</w:t>
+              <w:t>[23620] Yes,[23880] that's[24140] right.[24420]</w:t>
+            </w:r>
+          </w:p>
+          <w:p>
+            <w:pPr>
+              <w:tabs>
+                <w:tab w:val="left" w:pos="4413"/>
+              </w:tabs>
+              <w:rPr>
+                <w:rFonts w:ascii="Source Sans 3" w:hAnsi="Source Sans 3"/>
+                <w:bCs/>
+                <w:sz w:val="23"/>
+                <w:szCs w:val="23"/>
+              </w:rPr>
+            </w:pPr>
+            <w:r>
+              <w:rPr>
+                <w:rStyle w:val="NotSpokenChar"/>
+              </w:rPr>
+              <w:t>Bank[26440] clerk:</w:t>
+            </w:r>
+            <w:r>
+              <w:rPr>
+                <w:rFonts w:ascii="Source Sans 3" w:hAnsi="Source Sans 3"/>
+                <w:bCs/>
+                <w:sz w:val="23"/>
+                <w:szCs w:val="23"/>
+              </w:rPr>
+              <w:t>[28460] So,[28820] I[29150] just[29530] need[29790] a[29890] few[30200] personal[30720] details.[31540] Can[31980] you[32100] give[32300] me[32390] your[32600] full[32910] name,[33240] please?[33660]</w:t>
             </w:r>
           </w:p>
           <w:p>
@@ -4359,35 +4360,35 @@
                 <w:sz w:val="23"/>
                 <w:szCs w:val="23"/>
               </w:rPr>
-              <w:t xml:space="preserve">James[34710] Clarke.[35300]</w:t>
-            </w:r>
-          </w:p>
-          <w:p>
-            <w:pPr>
-              <w:tabs>
-                <w:tab w:val="left" w:pos="4413"/>
-              </w:tabs>
-              <w:rPr>
-                <w:rFonts w:ascii="Source Sans 3" w:hAnsi="Source Sans 3"/>
-                <w:bCs/>
-                <w:sz w:val="23"/>
-                <w:szCs w:val="23"/>
-              </w:rPr>
-            </w:pPr>
-            <w:r>
-              <w:rPr>
-                <w:rStyle w:val="NotSpokenChar"/>
-              </w:rPr>
-              <w:t xml:space="preserve">Bank[35660] clerk:</w:t>
-            </w:r>
-            <w:r>
-              <w:rPr>
-                <w:rFonts w:ascii="Source Sans 3" w:hAnsi="Source Sans 3"/>
-                <w:bCs/>
-                <w:sz w:val="23"/>
-                <w:szCs w:val="23"/>
-              </w:rPr>
-              <w:t xml:space="preserve">[36020] Is[36160] that[36420] Clark[36960] with[37170] an[37290] 'e'[37980] or[38190] without?[38740]</w:t>
+              <w:t>James[34710] Clarke.[35300]</w:t>
+            </w:r>
+          </w:p>
+          <w:p>
+            <w:pPr>
+              <w:tabs>
+                <w:tab w:val="left" w:pos="4413"/>
+              </w:tabs>
+              <w:rPr>
+                <w:rFonts w:ascii="Source Sans 3" w:hAnsi="Source Sans 3"/>
+                <w:bCs/>
+                <w:sz w:val="23"/>
+                <w:szCs w:val="23"/>
+              </w:rPr>
+            </w:pPr>
+            <w:r>
+              <w:rPr>
+                <w:rStyle w:val="NotSpokenChar"/>
+              </w:rPr>
+              <w:t>Bank[35660] clerk:</w:t>
+            </w:r>
+            <w:r>
+              <w:rPr>
+                <w:rFonts w:ascii="Source Sans 3" w:hAnsi="Source Sans 3"/>
+                <w:bCs/>
+                <w:sz w:val="23"/>
+                <w:szCs w:val="23"/>
+              </w:rPr>
+              <w:t>[36020] Is[36160] that[36420] Clark[36960] with[37170] an[37290] 'e'[37980] or[38190] without?[38740]</w:t>
             </w:r>
           </w:p>
           <w:p>
@@ -4415,35 +4416,35 @@
                 <w:sz w:val="23"/>
                 <w:szCs w:val="23"/>
               </w:rPr>
-              <w:t xml:space="preserve">It's[39270] got[39510] an[39610] 'e'[39790] at[39910] the[40060] end.[40680] C-L-A-R-K-E.[43520]</w:t>
-            </w:r>
-          </w:p>
-          <w:p>
-            <w:pPr>
-              <w:tabs>
-                <w:tab w:val="left" w:pos="4413"/>
-              </w:tabs>
-              <w:rPr>
-                <w:rFonts w:ascii="Source Sans 3" w:hAnsi="Source Sans 3"/>
-                <w:bCs/>
-                <w:sz w:val="23"/>
-                <w:szCs w:val="23"/>
-              </w:rPr>
-            </w:pPr>
-            <w:r>
-              <w:rPr>
-                <w:rStyle w:val="NotSpokenChar"/>
-              </w:rPr>
-              <w:t xml:space="preserve">Bank[43840] clerk:</w:t>
-            </w:r>
-            <w:r>
-              <w:rPr>
-                <w:rFonts w:ascii="Source Sans 3" w:hAnsi="Source Sans 3"/>
-                <w:bCs/>
-                <w:sz w:val="23"/>
-                <w:szCs w:val="23"/>
-              </w:rPr>
-              <w:t xml:space="preserve">[44160] And[44420] where[44630] do[44720] you[44860] live?[45470] What's[45830] your[45990] address?[46400]</w:t>
+              <w:t>It's[39270] got[39510] an[39610] 'e'[39790] at[39910] the[40060] end.[40680] C-L-A-R-K-E.[43520]</w:t>
+            </w:r>
+          </w:p>
+          <w:p>
+            <w:pPr>
+              <w:tabs>
+                <w:tab w:val="left" w:pos="4413"/>
+              </w:tabs>
+              <w:rPr>
+                <w:rFonts w:ascii="Source Sans 3" w:hAnsi="Source Sans 3"/>
+                <w:bCs/>
+                <w:sz w:val="23"/>
+                <w:szCs w:val="23"/>
+              </w:rPr>
+            </w:pPr>
+            <w:r>
+              <w:rPr>
+                <w:rStyle w:val="NotSpokenChar"/>
+              </w:rPr>
+              <w:t>Bank[43840] clerk:</w:t>
+            </w:r>
+            <w:r>
+              <w:rPr>
+                <w:rFonts w:ascii="Source Sans 3" w:hAnsi="Source Sans 3"/>
+                <w:bCs/>
+                <w:sz w:val="23"/>
+                <w:szCs w:val="23"/>
+              </w:rPr>
+              <w:t>[44160] And[44420] where[44630] do[44720] you[44860] live?[45470] What's[45830] your[45990] address?[46400]</w:t>
             </w:r>
           </w:p>
           <w:p>
@@ -4471,35 +4472,35 @@
                 <w:sz w:val="23"/>
                 <w:szCs w:val="23"/>
               </w:rPr>
-              <w:t xml:space="preserve">2[47300] Waddington[48020] Road.[48380]</w:t>
-            </w:r>
-          </w:p>
-          <w:p>
-            <w:pPr>
-              <w:tabs>
-                <w:tab w:val="left" w:pos="4413"/>
-              </w:tabs>
-              <w:rPr>
-                <w:rFonts w:ascii="Source Sans 3" w:hAnsi="Source Sans 3"/>
-                <w:bCs/>
-                <w:sz w:val="23"/>
-                <w:szCs w:val="23"/>
-              </w:rPr>
-            </w:pPr>
-            <w:r>
-              <w:rPr>
-                <w:rStyle w:val="NotSpokenChar"/>
-              </w:rPr>
-              <w:t xml:space="preserve">Bank[48610] clerk:</w:t>
-            </w:r>
-            <w:r>
-              <w:rPr>
-                <w:rFonts w:ascii="Source Sans 3" w:hAnsi="Source Sans 3"/>
-                <w:bCs/>
-                <w:sz w:val="23"/>
-                <w:szCs w:val="23"/>
-              </w:rPr>
-              <w:t xml:space="preserve">[48840] Can[49000] you[49140] spell[49440] that[49650] for[49850] me?[49940]</w:t>
+              <w:t>2[47300] Waddington[48020] Road.[48380]</w:t>
+            </w:r>
+          </w:p>
+          <w:p>
+            <w:pPr>
+              <w:tabs>
+                <w:tab w:val="left" w:pos="4413"/>
+              </w:tabs>
+              <w:rPr>
+                <w:rFonts w:ascii="Source Sans 3" w:hAnsi="Source Sans 3"/>
+                <w:bCs/>
+                <w:sz w:val="23"/>
+                <w:szCs w:val="23"/>
+              </w:rPr>
+            </w:pPr>
+            <w:r>
+              <w:rPr>
+                <w:rStyle w:val="NotSpokenChar"/>
+              </w:rPr>
+              <w:t>Bank[48610] clerk:</w:t>
+            </w:r>
+            <w:r>
+              <w:rPr>
+                <w:rFonts w:ascii="Source Sans 3" w:hAnsi="Source Sans 3"/>
+                <w:bCs/>
+                <w:sz w:val="23"/>
+                <w:szCs w:val="23"/>
+              </w:rPr>
+              <w:t>[48840] Can[49000] you[49140] spell[49440] that[49650] for[49850] me?[49940]</w:t>
             </w:r>
           </w:p>
           <w:p>
@@ -4527,35 +4528,35 @@
                 <w:sz w:val="23"/>
                 <w:szCs w:val="23"/>
               </w:rPr>
-              <w:t xml:space="preserve">That's[51050] W-A-double[52600] D-I-N-G-T-O-N[56240] Road.[56780]</w:t>
-            </w:r>
-          </w:p>
-          <w:p>
-            <w:pPr>
-              <w:tabs>
-                <w:tab w:val="left" w:pos="4413"/>
-              </w:tabs>
-              <w:rPr>
-                <w:rFonts w:ascii="Source Sans 3" w:hAnsi="Source Sans 3"/>
-                <w:bCs/>
-                <w:sz w:val="23"/>
-                <w:szCs w:val="23"/>
-              </w:rPr>
-            </w:pPr>
-            <w:r>
-              <w:rPr>
-                <w:rStyle w:val="NotSpokenChar"/>
-              </w:rPr>
-              <w:t xml:space="preserve">Bank[57080] clerk:</w:t>
-            </w:r>
-            <w:r>
-              <w:rPr>
-                <w:rFonts w:ascii="Source Sans 3" w:hAnsi="Source Sans 3"/>
-                <w:bCs/>
-                <w:sz w:val="23"/>
-                <w:szCs w:val="23"/>
-              </w:rPr>
-              <w:t xml:space="preserve">[57380] Is[57530] that[57830] Waddington[58560] with[58810] a[58940] double[59360] D,[59590] did[59890] you[60000] say?[60220]</w:t>
+              <w:t>That's[51050] W-A-double[52600] D-I-N-G-T-O-N[56240] Road.[56780]</w:t>
+            </w:r>
+          </w:p>
+          <w:p>
+            <w:pPr>
+              <w:tabs>
+                <w:tab w:val="left" w:pos="4413"/>
+              </w:tabs>
+              <w:rPr>
+                <w:rFonts w:ascii="Source Sans 3" w:hAnsi="Source Sans 3"/>
+                <w:bCs/>
+                <w:sz w:val="23"/>
+                <w:szCs w:val="23"/>
+              </w:rPr>
+            </w:pPr>
+            <w:r>
+              <w:rPr>
+                <w:rStyle w:val="NotSpokenChar"/>
+              </w:rPr>
+              <w:t>Bank[57080] clerk:</w:t>
+            </w:r>
+            <w:r>
+              <w:rPr>
+                <w:rFonts w:ascii="Source Sans 3" w:hAnsi="Source Sans 3"/>
+                <w:bCs/>
+                <w:sz w:val="23"/>
+                <w:szCs w:val="23"/>
+              </w:rPr>
+              <w:t>[57380] Is[57530] that[57830] Waddington[58560] with[58810] a[58940] double[59360] D,[59590] did[59890] you[60000] say?[60220]</w:t>
             </w:r>
           </w:p>
           <w:p>
@@ -4583,7 +4584,7 @@
                 <w:sz w:val="23"/>
                 <w:szCs w:val="23"/>
               </w:rPr>
-              <w:t xml:space="preserve">That's[60950] right.[64400]</w:t>
+              <w:t>That's[60950] right.[64400]</w:t>
             </w:r>
           </w:p>
         </w:tc>
@@ -4655,16 +4656,16 @@
                 <w:sz w:val="23"/>
                 <w:szCs w:val="23"/>
               </w:rPr>
-              <w:t xml:space="preserve">[2620]A:</w:t>
-            </w:r>
-            <w:r>
-              <w:rPr>
-                <w:rFonts w:ascii="Source Sans 3" w:hAnsi="Source Sans 3"/>
-                <w:bCs/>
-                <w:sz w:val="23"/>
-                <w:szCs w:val="23"/>
-              </w:rPr>
-              <w:t xml:space="preserve">[2620] I[2690] really[3110] enjoyed[3620] that[3820] little[4080] place[4450] we[4550] went[4810] to[4980] last[5320] weekend[6220] -[6220] there[6650] was[6780] a[6850] really[7150] good[7350] choice[7700] of[7850] meat[8190] and[8390] fish,[8860] wasn't[9150] there?[9400]</w:t>
+              <w:t>[2620]A:</w:t>
+            </w:r>
+            <w:r>
+              <w:rPr>
+                <w:rFonts w:ascii="Source Sans 3" w:hAnsi="Source Sans 3"/>
+                <w:bCs/>
+                <w:sz w:val="23"/>
+                <w:szCs w:val="23"/>
+              </w:rPr>
+              <w:t>[2620] I[2690] really[3110] enjoyed[3620] that[3820] little[4080] place[4450] we[4550] went[4810] to[4980] last[5320] weekend[6220] -[6220] there[6650] was[6780] a[6850] really[7150] good[7350] choice[7700] of[7850] meat[8190] and[8390] fish,[8860] wasn't[9150] there?[9400]</w:t>
             </w:r>
           </w:p>
           <w:p>
@@ -4696,7 +4697,7 @@
                 <w:sz w:val="23"/>
                 <w:szCs w:val="23"/>
               </w:rPr>
-              <w:t xml:space="preserve">[10000] Did[10140] you[10260] really[10510] think[10790] so?[11480] I[12030] wish[12230] I[12310] could[12490] say[12720] the[12880] same,[13550] but[14150] actually,[15000] I[15220] thought[15530] it[15650] was[15840] pretty[16170] limited.[16970] There[17370] were[17590] far[17970] too[18210] many[18470] fish[18820] dishes[19300] on[19440] the[19560] menu[20120] and[20420] I[20490] can't[20810] stand[21510] seafood.[22500] There[22930] just[23150] wasn't[23490] enough[23820] meat.[24240]</w:t>
+              <w:t>[10000] Did[10140] you[10260] really[10510] think[10790] so?[11480] I[12030] wish[12230] I[12310] could[12490] say[12720] the[12880] same,[13550] but[14150] actually,[15000] I[15220] thought[15530] it[15650] was[15840] pretty[16170] limited.[16970] There[17370] were[17590] far[17970] too[18210] many[18470] fish[18820] dishes[19300] on[19440] the[19560] menu[20120] and[20420] I[20490] can't[20810] stand[21510] seafood.[22500] There[22930] just[23150] wasn't[23490] enough[23820] meat.[24240]</w:t>
             </w:r>
           </w:p>
           <w:p>
@@ -4728,7 +4729,7 @@
                 <w:sz w:val="23"/>
                 <w:szCs w:val="23"/>
               </w:rPr>
-              <w:t xml:space="preserve">[24760] Oh,[24910] come[25250] on[25480] Jo![26100] We[26660] really[27140] enjoyed[27580] the[27700] steak[28080] we[28250] had,[28790] and[29120] you[29320] said[29610] that[29740] the[29880] beef[30170] the[30310] people[30660] on[30750] the[30870] other[31120] table[31610] were[31810] eating[32220] looked[32430] delicious[32920] too.[33220]</w:t>
+              <w:t>[24760] Oh,[24910] come[25250] on[25480] Jo![26100] We[26660] really[27140] enjoyed[27580] the[27700] steak[28080] we[28250] had,[28790] and[29120] you[29320] said[29610] that[29740] the[29880] beef[30170] the[30310] people[30660] on[30750] the[30870] other[31120] table[31610] were[31810] eating[32220] looked[32430] delicious[32920] too.[33220]</w:t>
             </w:r>
           </w:p>
           <w:p>
@@ -4760,7 +4761,7 @@
                 <w:sz w:val="23"/>
                 <w:szCs w:val="23"/>
               </w:rPr>
-              <w:t xml:space="preserve">[33740] Well,[34070] I[34230] won't[34510] be[34600] going[34900] back.[35420] It[35690] was[35860] much[36140] too[36350] expensive.[37160]</w:t>
+              <w:t>[33740] Well,[34070] I[34230] won't[34510] be[34600] going[34900] back.[35420] It[35690] was[35860] much[36140] too[36350] expensive.[37160]</w:t>
             </w:r>
           </w:p>
           <w:p>
@@ -4792,7 +4793,17 @@
                 <w:sz w:val="23"/>
                 <w:szCs w:val="23"/>
               </w:rPr>
-              <w:t xml:space="preserve">[37640] Well,[38040] I[38290] thought[38540] it[38650] was[38840] pretty[39170] reasonable.[40170] In[40560] fact[40850] I[40950] couldn't[41170] believe[41680] it[41850] when[42030] the[42150] bill[42370] arrived.[43130] £40,[44310] including[44850] a[44920] tip.[45420] That'sonly[46070] £20[46990] per[47200] person.[48040] You[48450] can't[48750] get[49010] steak[49430] for[49580] less[49770] than[49950] £15[50860] anywhere[51410] in[51550] town.[55160]</w:t>
+              <w:t xml:space="preserve">[37640] Well,[38040] I[38290] thought[38540] it[38650] was[38840] pretty[39170] reasonable.[40170] In[40560] fact[40850] I[40950] couldn't[41170] believe[41680] it[41850] when[42030] the[42150] bill[42370] arrived.[43130] £40,[44310] including[44850] a[44920] tip.[45420] That'sonly[46070] </w:t>
+            </w:r>
+            <w:r>
+              <w:rPr>
+                <w:rFonts w:ascii="Source Sans 3" w:hAnsi="Source Sans 3"/>
+                <w:bCs/>
+                <w:sz w:val="23"/>
+                <w:szCs w:val="23"/>
+              </w:rPr>
+              <w:lastRenderedPageBreak/>
+              <w:t>£20[46990] per[47200] person.[48040] You[48450] can't[48750] get[49010] steak[49430] for[49580] less[49770] than[49950] £15[50860] anywhere[51410] in[51550] town.[55160]</w:t>
             </w:r>
           </w:p>
         </w:tc>
@@ -4860,16 +4871,16 @@
               <w:rPr>
                 <w:rStyle w:val="NotSpokenChar"/>
               </w:rPr>
-              <w:t xml:space="preserve">[8420]David:</w:t>
-            </w:r>
-            <w:r>
-              <w:rPr>
-                <w:rFonts w:ascii="Source Sans 3" w:hAnsi="Source Sans 3"/>
-                <w:bCs/>
-                <w:sz w:val="23"/>
-                <w:szCs w:val="23"/>
-              </w:rPr>
-              <w:t xml:space="preserve">[8420] Hi,[8800] Leila![9520] Where[10140] are[10390] you?[10870] We[11330] need[11580] to[11720] leave[12030] for[12150] the[12290] party[12850] soon.[13260]</w:t>
+              <w:t>[8420]David:</w:t>
+            </w:r>
+            <w:r>
+              <w:rPr>
+                <w:rFonts w:ascii="Source Sans 3" w:hAnsi="Source Sans 3"/>
+                <w:bCs/>
+                <w:sz w:val="23"/>
+                <w:szCs w:val="23"/>
+              </w:rPr>
+              <w:t>[8420] Hi,[8800] Leila![9520] Where[10140] are[10390] you?[10870] We[11330] need[11580] to[11720] leave[12030] for[12150] the[12290] party[12850] soon.[13260]</w:t>
             </w:r>
           </w:p>
           <w:p>
@@ -4897,7 +4908,7 @@
                 <w:sz w:val="23"/>
                 <w:szCs w:val="23"/>
               </w:rPr>
-              <w:t xml:space="preserve">[13900] I'm[14000] on[14140] my[14330] way[14590] home[15370] -[15370] I'm[15760] still[16050] waiting[16500] for[16610] the[16730] bus.[17510] I[18050] was[18160] going[18390] to[18490] get[18680] a[18770] taxi[19300] back[19590] but[19730] I've[19860] just[20120] checked[20450] my[20660] phone[21100] and[21190] there's[21360] a[21440] bus[21790] due[22060] in[22160] about[22540] 15[23150] minutes[23890] -7.50[24820] pm[25250] to[25380] be[25480] exact.[26230] And[26550] it[26700] seems[27080] to[27170] be[27280] running[27610] on[27770] time.[28540] It[28940] left[29170] the[29290] railway[29740] station[30210] a[30280] couple[30570] of[30670] minutes[30990] ago,[31340] so[31640] it's[31810] not[32010] too[32260] far[32530] away.[32780]</w:t>
+              <w:t>[13900] I'm[14000] on[14140] my[14330] way[14590] home[15370] -[15370] I'm[15760] still[16050] waiting[16500] for[16610] the[16730] bus.[17510] I[18050] was[18160] going[18390] to[18490] get[18680] a[18770] taxi[19300] back[19590] but[19730] I've[19860] just[20120] checked[20450] my[20660] phone[21100] and[21190] there's[21360] a[21440] bus[21790] due[22060] in[22160] about[22540] 15[23150] minutes[23890] -7.50[24820] pm[25250] to[25380] be[25480] exact.[26230] And[26550] it[26700] seems[27080] to[27170] be[27280] running[27610] on[27770] time.[28540] It[28940] left[29170] the[29290] railway[29740] station[30210] a[30280] couple[30570] of[30670] minutes[30990] ago,[31340] so[31640] it's[31810] not[32010] too[32260] far[32530] away.[32780]</w:t>
             </w:r>
           </w:p>
           <w:p>
@@ -4925,7 +4936,7 @@
                 <w:sz w:val="23"/>
                 <w:szCs w:val="23"/>
               </w:rPr>
-              <w:t xml:space="preserve">[33240] Do[33360] you[33480] want[33670] me[33770] to[33910] pick[34170] you[34340] up?[34890] I've[35280] got[35450] the[35570] car,[35990] so[36240] it's[36500] no[36690] problem.[37540] Where's[38220] the[38360] bus[38610] stop[38990] exactly?[39540]</w:t>
+              <w:t>[33240] Do[33360] you[33480] want[33670] me[33770] to[33910] pick[34170] you[34340] up?[34890] I've[35280] got[35450] the[35570] car,[35990] so[36240] it's[36500] no[36690] problem.[37540] Where's[38220] the[38360] bus[38610] stop[38990] exactly?[39540]</w:t>
             </w:r>
           </w:p>
           <w:p>
@@ -4953,7 +4964,7 @@
                 <w:sz w:val="23"/>
                 <w:szCs w:val="23"/>
               </w:rPr>
-              <w:t xml:space="preserve">[40300] It's[40550] the[40750] one[40960] on[41130] Blythe[41650] Road.[42120]</w:t>
+              <w:t>[40300] It's[40550] the[40750] one[40960] on[41130] Blythe[41650] Road.[42120]</w:t>
             </w:r>
           </w:p>
           <w:p>
@@ -4981,7 +4992,7 @@
                 <w:sz w:val="23"/>
                 <w:szCs w:val="23"/>
               </w:rPr>
-              <w:t xml:space="preserve">[42600] Blythe[43270] Road?[44120] I'm[44680] just[45080] checking[45500] it[45650] on[45810] my[46080] phone.[46990] Is[47570] that[48150] B-L-Y-T-H?[50720]</w:t>
+              <w:t>[42600] Blythe[43270] Road?[44120] I'm[44680] just[45080] checking[45500] it[45650] on[45810] my[46080] phone.[46990] Is[47570] that[48150] B-L-Y-T-H?[50720]</w:t>
             </w:r>
           </w:p>
           <w:p>
@@ -5009,7 +5020,7 @@
                 <w:sz w:val="23"/>
                 <w:szCs w:val="23"/>
               </w:rPr>
-              <w:t xml:space="preserve">[51180] There's[51390] an[51590] e[51870] at[52160] the[52290] end[52520] of[52640] Blythe.[53160]</w:t>
+              <w:t>[51180] There's[51390] an[51590] e[51870] at[52160] the[52290] end[52520] of[52640] Blythe.[53160]</w:t>
             </w:r>
           </w:p>
           <w:p>
@@ -5037,7 +5048,7 @@
                 <w:sz w:val="23"/>
                 <w:szCs w:val="23"/>
               </w:rPr>
-              <w:t xml:space="preserve">[53880] Got[54140] it.[54550] OK,[55220] I[55560] won't[55790] be[55890] long.[56120]</w:t>
+              <w:t>[53880] Got[54140] it.[54550] OK,[55220] I[55560] won't[55790] be[55890] long.[56120]</w:t>
             </w:r>
           </w:p>
           <w:p>
@@ -5065,7 +5076,7 @@
                 <w:sz w:val="23"/>
                 <w:szCs w:val="23"/>
               </w:rPr>
-              <w:t xml:space="preserve">[56700] Actually,[57090] David[57700] -[57700] no[58070] need[58280] to[58380] pick[58560] me[58660] up.[59020] The[59320] traffic[59670] lights[59930] have[60070] just[60420] changed[60910] and[61030] I[61110] can[61330] see[61560] the[61660] bus[61900] coming[62230] now.[62730] I'd[63030] better[63240] go[63710] -[63710] I'll[64180] see[64350] you[64450] at[64600] home[64890] in[64980] a[65050] few[65290] minutes.[71200]</w:t>
+              <w:t>[56700] Actually,[57090] David[57700] -[57700] no[58070] need[58280] to[58380] pick[58560] me[58660] up.[59020] The[59320] traffic[59670] lights[59930] have[60070] just[60420] changed[60910] and[61030] I[61110] can[61330] see[61560] the[61660] bus[61900] coming[62230] now.[62730] I'd[63030] better[63240] go[63710] -[63710] I'll[64180] see[64350] you[64450] at[64600] home[64890] in[64980] a[65050] few[65290] minutes.[71200]</w:t>
             </w:r>
           </w:p>
         </w:tc>
@@ -5133,35 +5144,34 @@
               <w:rPr>
                 <w:rStyle w:val="NotSpokenChar"/>
               </w:rPr>
-              <w:t xml:space="preserve">[2560]Darren:</w:t>
-            </w:r>
-            <w:r>
-              <w:rPr>
-                <w:rFonts w:ascii="Source Sans 3" w:hAnsi="Source Sans 3"/>
-                <w:bCs/>
-                <w:sz w:val="23"/>
-                <w:szCs w:val="23"/>
-              </w:rPr>
-              <w:t xml:space="preserve">[2560] Hi[2830] there,[3090] Alicia![3910] How[4440] was[4620] your[4800] weekend?[5630] You[6030] were[6190] on[6340] a[6430] sailing[6940] course[7320] down[7540] at[7650] the[7760] harbour,[8220] weren't[8520] you?[8620]</w:t>
-            </w:r>
-          </w:p>
-          <w:p>
-            <w:pPr>
-              <w:tabs>
-                <w:tab w:val="left" w:pos="4413"/>
-              </w:tabs>
-              <w:rPr>
-                <w:rFonts w:ascii="Source Sans 3" w:hAnsi="Source Sans 3"/>
-                <w:bCs/>
-                <w:sz w:val="23"/>
-                <w:szCs w:val="23"/>
-              </w:rPr>
-            </w:pPr>
-            <w:r>
-              <w:rPr>
-                <w:rStyle w:val="NotSpokenChar"/>
-              </w:rPr>
-              <w:lastRenderedPageBreak/>
+              <w:t>[2560]Darren:</w:t>
+            </w:r>
+            <w:r>
+              <w:rPr>
+                <w:rFonts w:ascii="Source Sans 3" w:hAnsi="Source Sans 3"/>
+                <w:bCs/>
+                <w:sz w:val="23"/>
+                <w:szCs w:val="23"/>
+              </w:rPr>
+              <w:t>[2560] Hi[2830] there,[3090] Alicia![3910] How[4440] was[4620] your[4800] weekend?[5630] You[6030] were[6190] on[6340] a[6430] sailing[6940] course[7320] down[7540] at[7650] the[7760] harbour,[8220] weren't[8520] you?[8620]</w:t>
+            </w:r>
+          </w:p>
+          <w:p>
+            <w:pPr>
+              <w:tabs>
+                <w:tab w:val="left" w:pos="4413"/>
+              </w:tabs>
+              <w:rPr>
+                <w:rFonts w:ascii="Source Sans 3" w:hAnsi="Source Sans 3"/>
+                <w:bCs/>
+                <w:sz w:val="23"/>
+                <w:szCs w:val="23"/>
+              </w:rPr>
+            </w:pPr>
+            <w:r>
+              <w:rPr>
+                <w:rStyle w:val="NotSpokenChar"/>
+              </w:rPr>
               <w:t>Alicia:</w:t>
             </w:r>
             <w:r>
@@ -5171,7 +5181,7 @@
                 <w:sz w:val="23"/>
                 <w:szCs w:val="23"/>
               </w:rPr>
-              <w:t xml:space="preserve">[8980] That's[9270] right[9960] -[9960] I[10310] really[10590] enjoyed[11220] breathing[11700] in[11810] all[11980] that[12260] fresh[12660] sea[12940] air.[13600] It[14030] was[14200] only[14510] two[14800] days[15350] but[15560] the[15700] time[16200] flew[16560] by![17350] The[17890] instructor[18640] began[19000] by[19320] teaching[19780] us[19980] safety[20470] rules,[21150] which[21660] was[21990] necessary,[22810] but[23100] not[23340] very[23550] exciting.[24690] But[25220] then[25510] on[25720] the[25880] first[26250] morning[26670] we[26890] learnt[27270] how[27470] to[27620] open[27970] the[28120] sails[28780] and[29130] I[29290] even[29580] learnt[29960] how[30180] to[30330] turn[30740] the[30870] boat.[31810] The[32380] water[32980] wasn't[33420] as[33560] calm[33920] as[34040] it[34180] looked,[34730] I[34940] can[35160] tell[35470] you[35970] -[35970] I[36380] lost[36650] my[36840] balance[37220] a[37280] few[37510] times![38040]</w:t>
+              <w:t>[8980] That's[9270] right[9960] -[9960] I[10310] really[10590] enjoyed[11220] breathing[11700] in[11810] all[11980] that[12260] fresh[12660] sea[12940] air.[13600] It[14030] was[14200] only[14510] two[14800] days[15350] but[15560] the[15700] time[16200] flew[16560] by![17350] The[17890] instructor[18640] began[19000] by[19320] teaching[19780] us[19980] safety[20470] rules,[21150] which[21660] was[21990] necessary,[22810] but[23100] not[23340] very[23550] exciting.[24690] But[25220] then[25510] on[25720] the[25880] first[26250] morning[26670] we[26890] learnt[27270] how[27470] to[27620] open[27970] the[28120] sails[28780] and[29130] I[29290] even[29580] learnt[29960] how[30180] to[30330] turn[30740] the[30870] boat.[31810] The[32380] water[32980] wasn't[33420] as[33560] calm[33920] as[34040] it[34180] looked,[34730] I[34940] can[35160] tell[35470] you[35970] -[35970] I[36380] lost[36650] my[36840] balance[37220] a[37280] few[37510] times![38040]</w:t>
             </w:r>
           </w:p>
           <w:p>
@@ -5199,7 +5209,7 @@
                 <w:sz w:val="23"/>
                 <w:szCs w:val="23"/>
               </w:rPr>
-              <w:t xml:space="preserve">[38620] Sounds[38930] like[39170] you[39280] had[39440] a[39520] lot[39740] of[39830] fun.[40400] I'd[40780] love[41050] to[41200] learn[41450] to[41590] sail.[41940]</w:t>
+              <w:t>[38620] Sounds[38930] like[39170] you[39280] had[39440] a[39520] lot[39740] of[39830] fun.[40400] I'd[40780] love[41050] to[41200] learn[41450] to[41590] sail.[41940]</w:t>
             </w:r>
           </w:p>
           <w:p>
@@ -5227,7 +5237,7 @@
                 <w:sz w:val="23"/>
                 <w:szCs w:val="23"/>
               </w:rPr>
-              <w:t xml:space="preserve">[42340] Well,[42680] there[43030] are[43230] plenty[43680] of[43810] courses[44680] and[45270] I[45360] think[45590] they[45790] run[46040] them[46280] once[46560] a[46660] month[47150] -[47150] so[47810] just[48500] let[48660] me[48780] check[49010] the[49120] website[49610] here.[50490] OK,[51480] so[51910] this[52220] was[52460] my[52810] course[53190] here[53780] -[53780] see[54710] -[54710] 4th[55650] and[55980] 5th[56490] of[56730] August.[57580] Now[58200] you[58450] could[58650] sign[58960] up[59100] for[59210] the[59310] next[59760] one,[60460] at[60980] the[61080] beginning[61460] of[61570] September.[62480] And[62980] it[63100] looks[63380] like[63690] there[63870] are[64030] still[64340] some[64630] spaces[65140] available.[65700]</w:t>
+              <w:t>[42340] Well,[42680] there[43030] are[43230] plenty[43680] of[43810] courses[44680] and[45270] I[45360] think[45590] they[45790] run[46040] them[46280] once[46560] a[46660] month[47150] -[47150] so[47810] just[48500] let[48660] me[48780] check[49010] the[49120] website[49610] here.[50490] OK,[51480] so[51910] this[52220] was[52460] my[52810] course[53190] here[53780] -[53780] see[54710] -[54710] 4th[55650] and[55980] 5th[56490] of[56730] August.[57580] Now[58200] you[58450] could[58650] sign[58960] up[59100] for[59210] the[59310] next[59760] one,[60460] at[60980] the[61080] beginning[61460] of[61570] September.[62480] And[62980] it[63100] looks[63380] like[63690] there[63870] are[64030] still[64340] some[64630] spaces[65140] available.[65700]</w:t>
             </w:r>
           </w:p>
           <w:p>
@@ -5255,7 +5265,7 @@
                 <w:sz w:val="23"/>
                 <w:szCs w:val="23"/>
               </w:rPr>
-              <w:t xml:space="preserve">[66060] So,[66260] the[66500] next[66830] one[67060] starts[67490] on[67660] 1st[68040] of[68150] September?[69190] I[69690] think[69970] I[70080] could[70270] do[70430] that.[70760]</w:t>
+              <w:t>[66060] So,[66260] the[66500] next[66830] one[67060] starts[67490] on[67660] 1st[68040] of[68150] September?[69190] I[69690] think[69970] I[70080] could[70270] do[70430] that.[70760]</w:t>
             </w:r>
           </w:p>
           <w:p>
@@ -5283,7 +5293,7 @@
                 <w:sz w:val="23"/>
                 <w:szCs w:val="23"/>
               </w:rPr>
-              <w:t xml:space="preserve">[71100] Well,[71430] let[71720] me[71850] give[72070] you[72150] the[72270] name[72620] of[72720] the[72830] course[73170] leader[73730] so[74130] that[74440] you[74590] can[74770] give[74970] him[75080] a[75160] call.[75820] He's[76230] a[76310] really[76590] experienced[77310] sailor...[78070] OK,[78780] it's[79470] Jon[79910] Galloway.[80480]</w:t>
+              <w:t>[71100] Well,[71430] let[71720] me[71850] give[72070] you[72150] the[72270] name[72620] of[72720] the[72830] course[73170] leader[73730] so[74130] that[74440] you[74590] can[74770] give[74970] him[75080] a[75160] call.[75820] He's[76230] a[76310] really[76590] experienced[77310] sailor...[78070] OK,[78780] it's[79470] Jon[79910] Galloway.[80480]</w:t>
             </w:r>
           </w:p>
           <w:p>
@@ -5311,7 +5321,7 @@
                 <w:sz w:val="23"/>
                 <w:szCs w:val="23"/>
               </w:rPr>
-              <w:t xml:space="preserve">[80820] Is[81110] that[81340] the[81520] usual[81990] spelling[82390] of[82490] John?[82760]</w:t>
+              <w:t>[80820] Is[81110] that[81340] the[81520] usual[81990] spelling[82390] of[82490] John?[82760]</w:t>
             </w:r>
           </w:p>
           <w:p>
@@ -5339,7 +5349,7 @@
                 <w:sz w:val="23"/>
                 <w:szCs w:val="23"/>
               </w:rPr>
-              <w:t xml:space="preserve">[83160] No,[83390] there's[83760] no[84180] 'H'[84800] -[84800] he's[85200] just[85660] J-O-N.[86860]</w:t>
+              <w:t>[83160] No,[83390] there's[83760] no[84180] 'H'[84800] -[84800] he's[85200] just[85660] J-O-N.[86860]</w:t>
             </w:r>
           </w:p>
           <w:p>
@@ -5367,7 +5377,7 @@
                 <w:sz w:val="23"/>
                 <w:szCs w:val="23"/>
               </w:rPr>
-              <w:t xml:space="preserve">[87300] OK,[87620] got[88010] you.[88600] And[89150] did[89360] you[89500] say[89790] his[90020] surname's[90610] Galloway?[91540] Can[91970] you[92110] spell[92420] that[92640] for[92850] me?[92960]</w:t>
+              <w:t>[87300] OK,[87620] got[88010] you.[88600] And[89150] did[89360] you[89500] say[89790] his[90020] surname's[90610] Galloway?[91540] Can[91970] you[92110] spell[92420] that[92640] for[92850] me?[92960]</w:t>
             </w:r>
           </w:p>
           <w:p>
@@ -5395,7 +5405,7 @@
                 <w:sz w:val="23"/>
                 <w:szCs w:val="23"/>
               </w:rPr>
-              <w:t xml:space="preserve">[93380] Yes[94030] -[94030] Galloway[95080] -[95080] that's[95860] G-A-double[97560] L-O-W-A-Y.[100650] And[101400] I've[101640] got[101820] his[102040] number[102460] too.[103160] Why[103670] don't[103840] you[103940] give[104110] him[104220] a[104300] ring?[107760]</w:t>
+              <w:t>[93380] Yes[94030] -[94030] Galloway[95080] -[95080] that's[95860] G-A-double[97560] L-O-W-A-Y.[100650] And[101400] I've[101640] got[101820] his[102040] number[102460] too.[103160] Why[103670] don't[103840] you[103940] give[104110] him[104220] a[104300] ring?[107760]</w:t>
             </w:r>
           </w:p>
         </w:tc>
@@ -5463,16 +5473,16 @@
               <w:rPr>
                 <w:rStyle w:val="NotSpokenChar"/>
               </w:rPr>
-              <w:t xml:space="preserve">[2700]Jon:</w:t>
-            </w:r>
-            <w:r>
-              <w:rPr>
-                <w:rFonts w:ascii="Source Sans 3" w:hAnsi="Source Sans 3"/>
-                <w:bCs/>
-                <w:sz w:val="23"/>
-                <w:szCs w:val="23"/>
-              </w:rPr>
-              <w:t xml:space="preserve">[2700] So,[3020] how's[3510] your[3770] very[4100] first[4540] week[4770] at[4900] university[5660] going,[5990] Rita?[6780] It's[7560] Orientation[8460] Week[8770] for[8960] all[9120] you[9290] new[9560] students,[10170] isn't[10430] it?[10580]</w:t>
+              <w:t>[2700]Jon:</w:t>
+            </w:r>
+            <w:r>
+              <w:rPr>
+                <w:rFonts w:ascii="Source Sans 3" w:hAnsi="Source Sans 3"/>
+                <w:bCs/>
+                <w:sz w:val="23"/>
+                <w:szCs w:val="23"/>
+              </w:rPr>
+              <w:t>[2700] So,[3020] how's[3510] your[3770] very[4100] first[4540] week[4770] at[4900] university[5660] going,[5990] Rita?[6780] It's[7560] Orientation[8460] Week[8770] for[8960] all[9120] you[9290] new[9560] students,[10170] isn't[10430] it?[10580]</w:t>
             </w:r>
           </w:p>
           <w:p>
@@ -5500,7 +5510,7 @@
                 <w:sz w:val="23"/>
                 <w:szCs w:val="23"/>
               </w:rPr>
-              <w:t xml:space="preserve">[11260] Yes,[11730] that's[12050] right[12700] -[12700] Orientation[13740] Week.[14490] Yes,[15440] it's[15680] great[15940] fun[16620] -[16620] there[17130] are[17240] so[17400] many[17680] different[18060] events[18520] going[18850] on[19030] to[19180] help[19450] us[19630] make[19870] friends[20490] and[20720] find[21090] our[21270] way[21530] around[21850] the[21970] university.[23110] And[23920] to[24150] get[24340] around[24670] the[24800] city,[25230] come[25470] to[25570] that![26290] But[26930] you'll[27230] remember[27570] all[27710] that,[27920] Jon.[28480] You[28890] were[29090] a[29140] new[29370] student[29910] once![30300]</w:t>
+              <w:t>[11260] Yes,[11730] that's[12050] right[12700] -[12700] Orientation[13740] Week.[14490] Yes,[15440] it's[15680] great[15940] fun[16620] -[16620] there[17130] are[17240] so[17400] many[17680] different[18060] events[18520] going[18850] on[19030] to[19180] help[19450] us[19630] make[19870] friends[20490] and[20720] find[21090] our[21270] way[21530] around[21850] the[21970] university.[23110] And[23920] to[24150] get[24340] around[24670] the[24800] city,[25230] come[25470] to[25570] that![26290] But[26930] you'll[27230] remember[27570] all[27710] that,[27920] Jon.[28480] You[28890] were[29090] a[29140] new[29370] student[29910] once![30300]</w:t>
             </w:r>
           </w:p>
           <w:p>
@@ -5528,7 +5538,7 @@
                 <w:sz w:val="23"/>
                 <w:szCs w:val="23"/>
               </w:rPr>
-              <w:t xml:space="preserve">[30780] That's[31060] true.[31810] I[32290] remember[32820] I[32940] went[33200] on[33320] a[33410] walking[33850] tour[34100] of[34190] the[34340] city[34820] on[35140] my[35440] first[35860] day.[36470] And[37160] I[37260] think[37550] some[37890] students[38550] did[38750] a[38810] bus[39120] tour.[39440]</w:t>
+              <w:t>[30780] That's[31060] true.[31810] I[32290] remember[32820] I[32940] went[33200] on[33320] a[33410] walking[33850] tour[34100] of[34190] the[34340] city[34820] on[35140] my[35440] first[35860] day.[36470] And[37160] I[37260] think[37550] some[37890] students[38550] did[38750] a[38810] bus[39120] tour.[39440]</w:t>
             </w:r>
           </w:p>
           <w:p>
@@ -5556,7 +5566,7 @@
                 <w:sz w:val="23"/>
                 <w:szCs w:val="23"/>
               </w:rPr>
-              <w:t xml:space="preserve">[40360] Well,[40940] I[41190] did[41380] a[41470] bike[41880] tour[42620] -[42620] I[43040] was[43220] sent[43470] an[43610] email[44030] about[44450] it[44710] and[45130] I[45360] decided[45820] to[45940] sign[46260] up.[46870] There[47370] were[47530] only[47870] eight[48140] places[48850] and[48990] there[49130] were[49290] seven[49680] other[49900] names[50280] on[50370] the[50490] list[50770] already,[51280] so[51810] I[52160] got[52360] the[52490] very[52800] last[53150] place.[53560]</w:t>
+              <w:t>[40360] Well,[40940] I[41190] did[41380] a[41470] bike[41880] tour[42620] -[42620] I[43040] was[43220] sent[43470] an[43610] email[44030] about[44450] it[44710] and[45130] I[45360] decided[45820] to[45940] sign[46260] up.[46870] There[47370] were[47530] only[47870] eight[48140] places[48850] and[48990] there[49130] were[49290] seven[49680] other[49900] names[50280] on[50370] the[50490] list[50770] already,[51280] so[51810] I[52160] got[52360] the[52490] very[52800] last[53150] place.[53560]</w:t>
             </w:r>
           </w:p>
           <w:p>
@@ -5584,7 +5594,7 @@
                 <w:sz w:val="23"/>
                 <w:szCs w:val="23"/>
               </w:rPr>
-              <w:t xml:space="preserve">[54020] I[54060] didn't[54350] know[54540] you[54690] had[54860] a[54940] bike.[55440]</w:t>
+              <w:t>[54020] I[54060] didn't[54350] know[54540] you[54690] had[54860] a[54940] bike.[55440]</w:t>
             </w:r>
           </w:p>
           <w:p>
@@ -5612,7 +5622,7 @@
                 <w:sz w:val="23"/>
                 <w:szCs w:val="23"/>
               </w:rPr>
-              <w:t xml:space="preserve">[55920] I[55960] don't[56270] have[56450] a[56510] bike[56920] but[57190] that[57450] didn't[57710] matter.[58390] We[58870] all[59170] hired[59630] them[60110] -from[60520] a[60590] little[60950] cycle[61440] hire[61800] shop[62100] on[62400] Barkway[63050] Street.[63800] You[64260] probably[64620] know[64850] the[64970] place.[65400]</w:t>
+              <w:t>[55920] I[55960] don't[56270] have[56450] a[56510] bike[56920] but[57190] that[57450] didn't[57710] matter.[58390] We[58870] all[59170] hired[59630] them[60110] -from[60520] a[60590] little[60950] cycle[61440] hire[61800] shop[62100] on[62400] Barkway[63050] Street.[63800] You[64260] probably[64620] know[64850] the[64970] place.[65400]</w:t>
             </w:r>
           </w:p>
           <w:p>
@@ -5640,7 +5650,7 @@
                 <w:sz w:val="23"/>
                 <w:szCs w:val="23"/>
               </w:rPr>
-              <w:t xml:space="preserve">[65820] Barclay[66400] Street?[67380] Do[67830] you[67940] mean[68170] the[68290] 'Barclay[68880] Street'[69400] on[69560] campus?[70160]</w:t>
+              <w:t>[65820] Barclay[66400] Street?[67380] Do[67830] you[67940] mean[68170] the[68290] 'Barclay[68880] Street'[69400] on[69560] campus?[70160]</w:t>
             </w:r>
           </w:p>
           <w:p>
@@ -5668,7 +5678,7 @@
                 <w:sz w:val="23"/>
                 <w:szCs w:val="23"/>
               </w:rPr>
-              <w:t xml:space="preserve">[70680] No,[71070] it's[71530] Barkway[72230] Street[73150] -B-A-R-K-W-A-Y.[77310] Number[78000] 22[78850] Barkway[79420] Street,[79830] to[79930] be[80040] exact.[80870] It[81280] was[81460] great[82270] -[82270] we[82620] could[82780] choose[83120] a[83190] traditional[83780] bike[84330] or[84560] an[84660] electric[85160] one.[85380]</w:t>
+              <w:t>[70680] No,[71070] it's[71530] Barkway[72230] Street[73150] -B-A-R-K-W-A-Y.[77310] Number[78000] 22[78850] Barkway[79420] Street,[79830] to[79930] be[80040] exact.[80870] It[81280] was[81460] great[82270] -[82270] we[82620] could[82780] choose[83120] a[83190] traditional[83780] bike[84330] or[84560] an[84660] electric[85160] one.[85380]</w:t>
             </w:r>
           </w:p>
           <w:p>
@@ -5696,25 +5706,26 @@
                 <w:sz w:val="23"/>
                 <w:szCs w:val="23"/>
               </w:rPr>
-              <w:t xml:space="preserve">[85920] So[86330] I[86700] take[87060] it[87190] you[87330] went[87680] electric![88320]</w:t>
-            </w:r>
-          </w:p>
-          <w:p>
-            <w:pPr>
-              <w:tabs>
-                <w:tab w:val="left" w:pos="4413"/>
-              </w:tabs>
-              <w:rPr>
-                <w:rFonts w:ascii="Source Sans 3" w:hAnsi="Source Sans 3"/>
-                <w:bCs/>
-                <w:sz w:val="23"/>
-                <w:szCs w:val="23"/>
-              </w:rPr>
-            </w:pPr>
-            <w:r>
-              <w:rPr>
-                <w:rStyle w:val="NotSpokenChar"/>
-              </w:rPr>
+              <w:t>[85920] So[86330] I[86700] take[87060] it[87190] you[87330] went[87680] electric![88320]</w:t>
+            </w:r>
+          </w:p>
+          <w:p>
+            <w:pPr>
+              <w:tabs>
+                <w:tab w:val="left" w:pos="4413"/>
+              </w:tabs>
+              <w:rPr>
+                <w:rFonts w:ascii="Source Sans 3" w:hAnsi="Source Sans 3"/>
+                <w:bCs/>
+                <w:sz w:val="23"/>
+                <w:szCs w:val="23"/>
+              </w:rPr>
+            </w:pPr>
+            <w:r>
+              <w:rPr>
+                <w:rStyle w:val="NotSpokenChar"/>
+              </w:rPr>
+              <w:lastRenderedPageBreak/>
               <w:t>Rita:</w:t>
             </w:r>
             <w:r>
@@ -5724,7 +5735,7 @@
                 <w:sz w:val="23"/>
                 <w:szCs w:val="23"/>
               </w:rPr>
-              <w:t xml:space="preserve">[89400] Yes,[89810] of[90010] course[90420] I[90530] did![91290] Well,[92030] think[92370] about[92800] it[93190] why[93690] ride[94020] a[94080] traditional[94700] bike[95070] when[95220] you[95340] can[95520] get[95720] around[96150] the[96280] city[96590] much[96880] faster[97560] on[97790] an[97920] electric[98590] one![99320] And[100020] because[100470] there[100590] was[100700] a[100780] group[101110] of[101260] us,[101670] it[101900] wasn't[102180] too[102330] expensive.[103350] In[103790] fact[104060] the[104220] cycle[104630] hire[105020] was[105270] only[105600] a[105670] $120[106980] for[107100] the[107200] whole[107420] group.[108130] So[108590] the[108730] cost[109080] was[109220] only[109460] $15[110330] per[110510] person[111210] and[111430] that[111640] was[111840] for[112000] three[112360] whole[112740] hours![113280]</w:t>
+              <w:t>[89400] Yes,[89810] of[90010] course[90420] I[90530] did![91290] Well,[92030] think[92370] about[92800] it[93190] why[93690] ride[94020] a[94080] traditional[94700] bike[95070] when[95220] you[95340] can[95520] get[95720] around[96150] the[96280] city[96590] much[96880] faster[97560] on[97790] an[97920] electric[98590] one![99320] And[100020] because[100470] there[100590] was[100700] a[100780] group[101110] of[101260] us,[101670] it[101900] wasn't[102180] too[102330] expensive.[103350] In[103790] fact[104060] the[104220] cycle[104630] hire[105020] was[105270] only[105600] a[105670] $120[106980] for[107100] the[107200] whole[107420] group.[108130] So[108590] the[108730] cost[109080] was[109220] only[109460] $15[110330] per[110510] person[111210] and[111430] that[111640] was[111840] for[112000] three[112360] whole[112740] hours![113280]</w:t>
             </w:r>
           </w:p>
           <w:p>
@@ -5752,7 +5763,7 @@
                 <w:sz w:val="23"/>
                 <w:szCs w:val="23"/>
               </w:rPr>
-              <w:t xml:space="preserve">[113720] Did[113860] you[113970] say[114360] $50?[115240]</w:t>
+              <w:t>[113720] Did[113860] you[113970] say[114360] $50?[115240]</w:t>
             </w:r>
           </w:p>
           <w:p>
@@ -5780,7 +5791,7 @@
                 <w:sz w:val="23"/>
                 <w:szCs w:val="23"/>
               </w:rPr>
-              <w:t xml:space="preserve">[115580] No,[115890] $15.[117440] So[117940] I[118250] thought[118650] it[118750] was[118910] really[119190] quite[119480] cheap.[120210] And[120820] I[120940] didn't[121170] have[121290] to[121360] bring[121560] along[121800] a[121880] helmet[122260] to[122370] wear[122630] either.[123220] That[123600] was[123780] included[124630] -[124630] and[125190] we[125350] also[125700] got[125940] a[126040] lock,[126670] so[127150] it[127340] was[127520] easy[127830] to[127970] park[128270] our[128420] bikes[128770] safely[129240] when[129430] we[129520] wanted[129800] to[129920] stop[130290] and[130470] take[130710] a[130760] break![131100]</w:t>
+              <w:t>[115580] No,[115890] $15.[117440] So[117940] I[118250] thought[118650] it[118750] was[118910] really[119190] quite[119480] cheap.[120210] And[120820] I[120940] didn't[121170] have[121290] to[121360] bring[121560] along[121800] a[121880] helmet[122260] to[122370] wear[122630] either.[123220] That[123600] was[123780] included[124630] -[124630] and[125190] we[125350] also[125700] got[125940] a[126040] lock,[126670] so[127150] it[127340] was[127520] easy[127830] to[127970] park[128270] our[128420] bikes[128770] safely[129240] when[129430] we[129520] wanted[129800] to[129920] stop[130290] and[130470] take[130710] a[130760] break![131100]</w:t>
             </w:r>
           </w:p>
           <w:p>
@@ -5808,7 +5819,7 @@
                 <w:sz w:val="23"/>
                 <w:szCs w:val="23"/>
               </w:rPr>
-              <w:t xml:space="preserve">[132000] Sounds[132270] good.[132950] Have[133450] you[133610] got[133880] the[134030] website[134600] address[135050] of[135160] the[135290] place[135660] you[135780] got[135950] your[136080] bike[136390] from?[137080] I[137450] quite[137720] like[137970] the[138180] idea[138590] of[138780] doing[139080] a[139150] bike[139530] tour.[139840]</w:t>
+              <w:t>[132000] Sounds[132270] good.[132950] Have[133450] you[133610] got[133880] the[134030] website[134600] address[135050] of[135160] the[135290] place[135660] you[135780] got[135950] your[136080] bike[136390] from?[137080] I[137450] quite[137720] like[137970] the[138180] idea[138590] of[138780] doing[139080] a[139150] bike[139530] tour.[139840]</w:t>
             </w:r>
           </w:p>
           <w:p>
@@ -5836,7 +5847,7 @@
                 <w:sz w:val="23"/>
                 <w:szCs w:val="23"/>
               </w:rPr>
-              <w:t xml:space="preserve">[140420] Yes[141080] it's[141460] a[141560] really[142080] easy[142520] one[142730] to[142830] remember.[143620] It's[144330] tradelectric.com[145960]</w:t>
+              <w:t>[140420] Yes[141080] it's[141460] a[141560] really[142080] easy[142520] one[142730] to[142830] remember.[143620] It's[144330] tradelectric.com[145960]</w:t>
             </w:r>
           </w:p>
           <w:p>
@@ -5864,7 +5875,7 @@
                 <w:sz w:val="23"/>
                 <w:szCs w:val="23"/>
               </w:rPr>
-              <w:t xml:space="preserve">[146600] Can[146770] you[147010] say[147300] that[147470] again?[147800]</w:t>
+              <w:t>[146600] Can[146770] you[147010] say[147300] that[147470] again?[147800]</w:t>
             </w:r>
           </w:p>
           <w:p>
@@ -5892,7 +5903,7 @@
                 <w:sz w:val="23"/>
                 <w:szCs w:val="23"/>
               </w:rPr>
-              <w:t xml:space="preserve">[148680] tradelectric-T-R-A-D-E-L-E-C-T-R-I-C[156700] all[157360] one[157580] word[158140] dot[158530] com.[158780]</w:t>
+              <w:t>[148680] tradelectric-T-R-A-D-E-L-E-C-T-R-I-C[156700] all[157360] one[157580] word[158140] dot[158530] com.[158780]</w:t>
             </w:r>
           </w:p>
           <w:p>
@@ -5920,7 +5931,7 @@
                 <w:sz w:val="23"/>
                 <w:szCs w:val="23"/>
               </w:rPr>
-              <w:t xml:space="preserve">[159680] Thanks,[160010] Rita.[160280]</w:t>
+              <w:t>[159680] Thanks,[160010] Rita.[160280]</w:t>
             </w:r>
           </w:p>
           <w:p>
@@ -5948,7 +5959,7 @@
                 <w:sz w:val="23"/>
                 <w:szCs w:val="23"/>
               </w:rPr>
-              <w:t xml:space="preserve">[160740] No[160850] problem.[161660] Hey,[162430] maybe[162840] we[162970] can[163120] do[163250] a[163340] bike[163600] tour[163860] together.[164680] I'd[165200] love[165480] to[165600] cycle[165990] as[166100] far[166300] as[166410] the[166510] harbour[166910] next[167180] time.[167480]</w:t>
+              <w:t>[160740] No[160850] problem.[161660] Hey,[162430] maybe[162840] we[162970] can[163120] do[163250] a[163340] bike[163600] tour[163860] together.[164680] I'd[165200] love[165480] to[165600] cycle[165990] as[166100] far[166300] as[166410] the[166510] harbour[166910] next[167180] time.[167480]</w:t>
             </w:r>
           </w:p>
           <w:p>
@@ -5976,7 +5987,7 @@
                 <w:sz w:val="23"/>
                 <w:szCs w:val="23"/>
               </w:rPr>
-              <w:t xml:space="preserve">[167860] Great![168780] That's[169250] a[169320] date[169610] then![173100]</w:t>
+              <w:t>[167860] Great![168780] That's[169250] a[169320] date[169610] then![173100]</w:t>
             </w:r>
           </w:p>
         </w:tc>
@@ -6044,38 +6055,38 @@
               <w:rPr>
                 <w:rStyle w:val="NotSpokenChar"/>
               </w:rPr>
-              <w:t xml:space="preserve">[2620]Boy:</w:t>
-            </w:r>
-            <w:r>
-              <w:rPr>
-                <w:rFonts w:ascii="Source Sans 3" w:hAnsi="Source Sans 3"/>
-                <w:bCs/>
-                <w:sz w:val="23"/>
-                <w:szCs w:val="23"/>
-              </w:rPr>
-              <w:t xml:space="preserve">[2620] Well,[3210] I[3670] live[4120] in[4300] a[4400] small[4840] town[5330] in[5500] the[5650] north[6050] of[6200] my[6410] country.[7340] It[7990] has[8270] quite[8590] a[8650] few[8940] interesting[9580] places[9960] to[10070] visit.[10750] For[11200] example,[11860] in[12100] the[12230] centre[12600] of[12730] town,[13210] on[13420] the[13550] north[13870] side[14190] of[14270] the[14400] square[15100] we[15470] have[15850] the[16210] historic[17040] town[17490] hall,[18050] which[18500] was[18680] built[19040] in[19220] 1895.[20770] In[21350] front[21650] of[21770] it,[22020] there's[22380] a[22460] beautiful[22970] fountain.[23940] Opposite[24830] the[24930] town[25240] hall[25610] there's[26080] the[26240] library.[26970] Then[27520] if[27680] you[27790] go[27980] over[28300] the[28440] bridge,[28940] we[29170] have[29470] the[29640] art[29910] gallery,[30400] a[30590] big[31070] modern[31650] building,[32340] which[32940] often[33350] has[33630] interesting[34250] exhibitions.[35420] The[36010] art[36320] gallery[36890] is[37110] actually[37610] between[38080] the[38230] cinema[38790] (to[39080] the[39240] north)[39790] and[40240] a[40330] big[40550] shopping[41000] mall,[41520] where[42090] I[42300] often[42660] meet[42840] up[42990] with[43160] my[43310] friends.[44250]</w:t>
-            </w:r>
-          </w:p>
-          <w:p>
-            <w:pPr>
-              <w:tabs>
-                <w:tab w:val="left" w:pos="4413"/>
-              </w:tabs>
-              <w:rPr>
-                <w:rFonts w:ascii="Source Sans 3" w:hAnsi="Source Sans 3"/>
-                <w:bCs/>
-                <w:sz w:val="23"/>
-                <w:szCs w:val="23"/>
-              </w:rPr>
-            </w:pPr>
-            <w:r>
-              <w:rPr>
-                <w:rFonts w:ascii="Source Sans 3" w:hAnsi="Source Sans 3"/>
-                <w:bCs/>
-                <w:sz w:val="23"/>
-                <w:szCs w:val="23"/>
-              </w:rPr>
-              <w:t xml:space="preserve">To[44850] the[45000] south[45360] of[45460] the[45590] town,[46200] there's[46780] a[46910] harbour,[47620] where[48120] you[48270] can[48450] take[48720] a[48820] boat[49130] to[49240] the[49410] islands.[50130] And[50580] then[50800] next[51070] to[51140] the[51280] harbour[51840] is[52160] the[52300] stadium,[52910] where[53210] people[53490] go[53650] to[53790] watch[54190] our[54410] local[54740] football[55150] team.[55830] And[56480] just[56750] behind[57190] it[57370] is[57520] the[57660] public[58100] swimming[58510] pool.[58960] It's[59400] an[59550] outdoor[60080] pool[60660] -[60660] lovely[61360] in[61540] summer,[62080] but[62470] very[62770] chilly[63130] the[63250] rest[63470] of[63550] the[63670] year.[67080]</w:t>
+              <w:t>[2620]Boy:</w:t>
+            </w:r>
+            <w:r>
+              <w:rPr>
+                <w:rFonts w:ascii="Source Sans 3" w:hAnsi="Source Sans 3"/>
+                <w:bCs/>
+                <w:sz w:val="23"/>
+                <w:szCs w:val="23"/>
+              </w:rPr>
+              <w:t>[2620] Well,[3210] I[3670] live[4120] in[4300] a[4400] small[4840] town[5330] in[5500] the[5650] north[6050] of[6200] my[6410] country.[7340] It[7990] has[8270] quite[8590] a[8650] few[8940] interesting[9580] places[9960] to[10070] visit.[10750] For[11200] example,[11860] in[12100] the[12230] centre[12600] of[12730] town,[13210] on[13420] the[13550] north[13870] side[14190] of[14270] the[14400] square[15100] we[15470] have[15850] the[16210] historic[17040] town[17490] hall,[18050] which[18500] was[18680] built[19040] in[19220] 1895.[20770] In[21350] front[21650] of[21770] it,[22020] there's[22380] a[22460] beautiful[22970] fountain.[23940] Opposite[24830] the[24930] town[25240] hall[25610] there's[26080] the[26240] library.[26970] Then[27520] if[27680] you[27790] go[27980] over[28300] the[28440] bridge,[28940] we[29170] have[29470] the[29640] art[29910] gallery,[30400] a[30590] big[31070] modern[31650] building,[32340] which[32940] often[33350] has[33630] interesting[34250] exhibitions.[35420] The[36010] art[36320] gallery[36890] is[37110] actually[37610] between[38080] the[38230] cinema[38790] (to[39080] the[39240] north)[39790] and[40240] a[40330] big[40550] shopping[41000] mall,[41520] where[42090] I[42300] often[42660] meet[42840] up[42990] with[43160] my[43310] friends.[44250]</w:t>
+            </w:r>
+          </w:p>
+          <w:p>
+            <w:pPr>
+              <w:tabs>
+                <w:tab w:val="left" w:pos="4413"/>
+              </w:tabs>
+              <w:rPr>
+                <w:rFonts w:ascii="Source Sans 3" w:hAnsi="Source Sans 3"/>
+                <w:bCs/>
+                <w:sz w:val="23"/>
+                <w:szCs w:val="23"/>
+              </w:rPr>
+            </w:pPr>
+            <w:r>
+              <w:rPr>
+                <w:rFonts w:ascii="Source Sans 3" w:hAnsi="Source Sans 3"/>
+                <w:bCs/>
+                <w:sz w:val="23"/>
+                <w:szCs w:val="23"/>
+              </w:rPr>
+              <w:t>To[44850] the[45000] south[45360] of[45460] the[45590] town,[46200] there's[46780] a[46910] harbour,[47620] where[48120] you[48270] can[48450] take[48720] a[48820] boat[49130] to[49240] the[49410] islands.[50130] And[50580] then[50800] next[51070] to[51140] the[51280] harbour[51840] is[52160] the[52300] stadium,[52910] where[53210] people[53490] go[53650] to[53790] watch[54190] our[54410] local[54740] football[55150] team.[55830] And[56480] just[56750] behind[57190] it[57370] is[57520] the[57660] public[58100] swimming[58510] pool.[58960] It's[59400] an[59550] outdoor[60080] pool[60660] -[60660] lovely[61360] in[61540] summer,[62080] but[62470] very[62770] chilly[63130] the[63250] rest[63470] of[63550] the[63670] year.[67080]</w:t>
             </w:r>
           </w:p>
         </w:tc>
@@ -6146,7 +6157,7 @@
                 <w:sz w:val="23"/>
                 <w:szCs w:val="23"/>
               </w:rPr>
-              <w:t xml:space="preserve">[180]1[360]</w:t>
+              <w:t>[180]1[360]</w:t>
             </w:r>
           </w:p>
           <w:p>
@@ -6174,35 +6185,35 @@
                 <w:sz w:val="23"/>
                 <w:szCs w:val="23"/>
               </w:rPr>
-              <w:t xml:space="preserve">Where[3890] were[4030] you[4160] born?[4560]</w:t>
-            </w:r>
-          </w:p>
-          <w:p>
-            <w:pPr>
-              <w:tabs>
-                <w:tab w:val="left" w:pos="4413"/>
-              </w:tabs>
-              <w:rPr>
-                <w:rFonts w:ascii="Source Sans 3" w:hAnsi="Source Sans 3"/>
-                <w:bCs/>
-                <w:sz w:val="23"/>
-                <w:szCs w:val="23"/>
-              </w:rPr>
-            </w:pPr>
-            <w:r>
-              <w:rPr>
-                <w:rStyle w:val="NotSpokenChar"/>
-              </w:rPr>
-              <w:t xml:space="preserve">Candidate[4860] 1:</w:t>
-            </w:r>
-            <w:r>
-              <w:rPr>
-                <w:rFonts w:ascii="Source Sans 3" w:hAnsi="Source Sans 3"/>
-                <w:bCs/>
-                <w:sz w:val="23"/>
-                <w:szCs w:val="23"/>
-              </w:rPr>
-              <w:t xml:space="preserve">[5160] I[5210] was[5440] born[5820] in[6000] Dubai,[6670] in[6960] the[7080] Middle[7380] East.[8070] It[8550] is[8630] situated[9430] on[9650] the[9820] north-east[10550] coast[11200] of[11490] the[11650] United[12200] Arab[12500] Emirates.[14090]</w:t>
+              <w:t>Where[3890] were[4030] you[4160] born?[4560]</w:t>
+            </w:r>
+          </w:p>
+          <w:p>
+            <w:pPr>
+              <w:tabs>
+                <w:tab w:val="left" w:pos="4413"/>
+              </w:tabs>
+              <w:rPr>
+                <w:rFonts w:ascii="Source Sans 3" w:hAnsi="Source Sans 3"/>
+                <w:bCs/>
+                <w:sz w:val="23"/>
+                <w:szCs w:val="23"/>
+              </w:rPr>
+            </w:pPr>
+            <w:r>
+              <w:rPr>
+                <w:rStyle w:val="NotSpokenChar"/>
+              </w:rPr>
+              <w:t>Candidate[4860] 1:</w:t>
+            </w:r>
+            <w:r>
+              <w:rPr>
+                <w:rFonts w:ascii="Source Sans 3" w:hAnsi="Source Sans 3"/>
+                <w:bCs/>
+                <w:sz w:val="23"/>
+                <w:szCs w:val="23"/>
+              </w:rPr>
+              <w:t>[5160] I[5210] was[5440] born[5820] in[6000] Dubai,[6670] in[6960] the[7080] Middle[7380] East.[8070] It[8550] is[8630] situated[9430] on[9650] the[9820] north-east[10550] coast[11200] of[11490] the[11650] United[12200] Arab[12500] Emirates.[14090]</w:t>
             </w:r>
           </w:p>
           <w:p>
@@ -6224,7 +6235,7 @@
                 <w:sz w:val="23"/>
                 <w:szCs w:val="23"/>
               </w:rPr>
-              <w:t xml:space="preserve">2[15420]</w:t>
+              <w:t>2[15420]</w:t>
             </w:r>
           </w:p>
           <w:p>
@@ -6252,35 +6263,35 @@
                 <w:sz w:val="23"/>
                 <w:szCs w:val="23"/>
               </w:rPr>
-              <w:t xml:space="preserve">Where[16830] did[16990] you[17100] grow[17370] up?[17620]</w:t>
-            </w:r>
-          </w:p>
-          <w:p>
-            <w:pPr>
-              <w:tabs>
-                <w:tab w:val="left" w:pos="4413"/>
-              </w:tabs>
-              <w:rPr>
-                <w:rFonts w:ascii="Source Sans 3" w:hAnsi="Source Sans 3"/>
-                <w:bCs/>
-                <w:sz w:val="23"/>
-                <w:szCs w:val="23"/>
-              </w:rPr>
-            </w:pPr>
-            <w:r>
-              <w:rPr>
-                <w:rStyle w:val="NotSpokenChar"/>
-              </w:rPr>
-              <w:t xml:space="preserve">Candidate[17920] 2:</w:t>
-            </w:r>
-            <w:r>
-              <w:rPr>
-                <w:rFonts w:ascii="Source Sans 3" w:hAnsi="Source Sans 3"/>
-                <w:bCs/>
-                <w:sz w:val="23"/>
-                <w:szCs w:val="23"/>
-              </w:rPr>
-              <w:t xml:space="preserve">[18220] I[18250] was[18440] born[18850] in[19040] a[19200] small[19650] village[20120] in[20310] China,[21000] but[21540] I[21690] grew[21960] up[22170] in[22370] Chengdu,[23140] which[23670] is[23820] a[23930] very[24320] big[24590] city[25000] in[25220] south-west[25880] China.[27340]</w:t>
+              <w:t>Where[16830] did[16990] you[17100] grow[17370] up?[17620]</w:t>
+            </w:r>
+          </w:p>
+          <w:p>
+            <w:pPr>
+              <w:tabs>
+                <w:tab w:val="left" w:pos="4413"/>
+              </w:tabs>
+              <w:rPr>
+                <w:rFonts w:ascii="Source Sans 3" w:hAnsi="Source Sans 3"/>
+                <w:bCs/>
+                <w:sz w:val="23"/>
+                <w:szCs w:val="23"/>
+              </w:rPr>
+            </w:pPr>
+            <w:r>
+              <w:rPr>
+                <w:rStyle w:val="NotSpokenChar"/>
+              </w:rPr>
+              <w:t>Candidate[17920] 2:</w:t>
+            </w:r>
+            <w:r>
+              <w:rPr>
+                <w:rFonts w:ascii="Source Sans 3" w:hAnsi="Source Sans 3"/>
+                <w:bCs/>
+                <w:sz w:val="23"/>
+                <w:szCs w:val="23"/>
+              </w:rPr>
+              <w:t>[18220] I[18250] was[18440] born[18850] in[19040] a[19200] small[19650] village[20120] in[20310] China,[21000] but[21540] I[21690] grew[21960] up[22170] in[22370] Chengdu,[23140] which[23670] is[23820] a[23930] very[24320] big[24590] city[25000] in[25220] south-west[25880] China.[27340]</w:t>
             </w:r>
           </w:p>
           <w:p>
@@ -6302,7 +6313,7 @@
                 <w:sz w:val="23"/>
                 <w:szCs w:val="23"/>
               </w:rPr>
-              <w:t xml:space="preserve">3[28760]</w:t>
+              <w:t>3[28760]</w:t>
             </w:r>
           </w:p>
           <w:p>
@@ -6330,35 +6341,35 @@
                 <w:sz w:val="23"/>
                 <w:szCs w:val="23"/>
               </w:rPr>
-              <w:t xml:space="preserve">Has[30200] your[30410] home[30690] town[31020] changed[31460] much[31780] since[32050] you[32150] were[32290] a[32350] child?[32780]</w:t>
-            </w:r>
-          </w:p>
-          <w:p>
-            <w:pPr>
-              <w:tabs>
-                <w:tab w:val="left" w:pos="4413"/>
-              </w:tabs>
-              <w:rPr>
-                <w:rFonts w:ascii="Source Sans 3" w:hAnsi="Source Sans 3"/>
-                <w:bCs/>
-                <w:sz w:val="23"/>
-                <w:szCs w:val="23"/>
-              </w:rPr>
-            </w:pPr>
-            <w:r>
-              <w:rPr>
-                <w:rStyle w:val="NotSpokenChar"/>
-              </w:rPr>
-              <w:t xml:space="preserve">Candidate[33350] 3:</w:t>
-            </w:r>
-            <w:r>
-              <w:rPr>
-                <w:rFonts w:ascii="Source Sans 3" w:hAnsi="Source Sans 3"/>
-                <w:bCs/>
-                <w:sz w:val="23"/>
-                <w:szCs w:val="23"/>
-              </w:rPr>
-              <w:t xml:space="preserve">[33920] In[34210] the[34460] last[34860] ten[35150] years[35870] Baku[36550] has[37030] changed[37590] a[37680] lot.[38450] Ten[39120] years[39450] ago[40020] we[40490] didn't[40890] have[41210] so[41390] many[41710] tall[42130] buildings[43080] and[43610] there[43860] wasn't[44320] as[44520] much[44820] to[44980] do[45170] then.[45900] The[46480] biggest[46950] problem[47610] is[47880] that[48150] everything[48820] is[49080] more[49360] expensive[50050] now.[51540]</w:t>
+              <w:t>Has[30200] your[30410] home[30690] town[31020] changed[31460] much[31780] since[32050] you[32150] were[32290] a[32350] child?[32780]</w:t>
+            </w:r>
+          </w:p>
+          <w:p>
+            <w:pPr>
+              <w:tabs>
+                <w:tab w:val="left" w:pos="4413"/>
+              </w:tabs>
+              <w:rPr>
+                <w:rFonts w:ascii="Source Sans 3" w:hAnsi="Source Sans 3"/>
+                <w:bCs/>
+                <w:sz w:val="23"/>
+                <w:szCs w:val="23"/>
+              </w:rPr>
+            </w:pPr>
+            <w:r>
+              <w:rPr>
+                <w:rStyle w:val="NotSpokenChar"/>
+              </w:rPr>
+              <w:t>Candidate[33350] 3:</w:t>
+            </w:r>
+            <w:r>
+              <w:rPr>
+                <w:rFonts w:ascii="Source Sans 3" w:hAnsi="Source Sans 3"/>
+                <w:bCs/>
+                <w:sz w:val="23"/>
+                <w:szCs w:val="23"/>
+              </w:rPr>
+              <w:t>[33920] In[34210] the[34460] last[34860] ten[35150] years[35870] Baku[36550] has[37030] changed[37590] a[37680] lot.[38450] Ten[39120] years[39450] ago[40020] we[40490] didn't[40890] have[41210] so[41390] many[41710] tall[42130] buildings[43080] and[43610] there[43860] wasn't[44320] as[44520] much[44820] to[44980] do[45170] then.[45900] The[46480] biggest[46950] problem[47610] is[47880] that[48150] everything[48820] is[49080] more[49360] expensive[50050] now.[51540]</w:t>
             </w:r>
           </w:p>
           <w:p>
@@ -6380,7 +6391,7 @@
                 <w:sz w:val="23"/>
                 <w:szCs w:val="23"/>
               </w:rPr>
-              <w:t xml:space="preserve">4[53080]</w:t>
+              <w:t>4[53080]</w:t>
             </w:r>
           </w:p>
           <w:p>
@@ -6408,35 +6419,35 @@
                 <w:sz w:val="23"/>
                 <w:szCs w:val="23"/>
               </w:rPr>
-              <w:t xml:space="preserve">Is[54440] there[54620] anything[54990] that[55180] you[55400] used[55670] to[55760] do[55900] in[56020] your[56190] home[56450] town[56850] that[57050] you[57210] don't[57510] do[57690] now?[58020]</w:t>
-            </w:r>
-          </w:p>
-          <w:p>
-            <w:pPr>
-              <w:tabs>
-                <w:tab w:val="left" w:pos="4413"/>
-              </w:tabs>
-              <w:rPr>
-                <w:rFonts w:ascii="Source Sans 3" w:hAnsi="Source Sans 3"/>
-                <w:bCs/>
-                <w:sz w:val="23"/>
-                <w:szCs w:val="23"/>
-              </w:rPr>
-            </w:pPr>
-            <w:r>
-              <w:rPr>
-                <w:rStyle w:val="NotSpokenChar"/>
-              </w:rPr>
-              <w:t xml:space="preserve">Candidate[58490] 4:</w:t>
-            </w:r>
-            <w:r>
-              <w:rPr>
-                <w:rFonts w:ascii="Source Sans 3" w:hAnsi="Source Sans 3"/>
-                <w:bCs/>
-                <w:sz w:val="23"/>
-                <w:szCs w:val="23"/>
-              </w:rPr>
-              <w:t xml:space="preserve">[58960] Well,[59570] I[59900] used[60190] to[60280] go[60440] to[60580] the[60730] beach[61210] every[61740] summer[62190] when[62440] I[62560] was[62750] younger,[63530] but[64290] now[64600] I[64720] don't[65010] have[65230] time.[66170] One[66840] summer,[67430] I[67730] even[68030] went[68280] fishing.[69230] I'd[69880] like[70230] to[70370] do[70530] that[70790] again.[71690] Perhaps[72550] I'll[72710] have[72950] time[73330] next[73650] summer,[74240] after[74780] my[74960] exams.[78820]</w:t>
+              <w:t>Is[54440] there[54620] anything[54990] that[55180] you[55400] used[55670] to[55760] do[55900] in[56020] your[56190] home[56450] town[56850] that[57050] you[57210] don't[57510] do[57690] now?[58020]</w:t>
+            </w:r>
+          </w:p>
+          <w:p>
+            <w:pPr>
+              <w:tabs>
+                <w:tab w:val="left" w:pos="4413"/>
+              </w:tabs>
+              <w:rPr>
+                <w:rFonts w:ascii="Source Sans 3" w:hAnsi="Source Sans 3"/>
+                <w:bCs/>
+                <w:sz w:val="23"/>
+                <w:szCs w:val="23"/>
+              </w:rPr>
+            </w:pPr>
+            <w:r>
+              <w:rPr>
+                <w:rStyle w:val="NotSpokenChar"/>
+              </w:rPr>
+              <w:t>Candidate[58490] 4:</w:t>
+            </w:r>
+            <w:r>
+              <w:rPr>
+                <w:rFonts w:ascii="Source Sans 3" w:hAnsi="Source Sans 3"/>
+                <w:bCs/>
+                <w:sz w:val="23"/>
+                <w:szCs w:val="23"/>
+              </w:rPr>
+              <w:t>[58960] Well,[59570] I[59900] used[60190] to[60280] go[60440] to[60580] the[60730] beach[61210] every[61740] summer[62190] when[62440] I[62560] was[62750] younger,[63530] but[64290] now[64600] I[64720] don't[65010] have[65230] time.[66170] One[66840] summer,[67430] I[67730] even[68030] went[68280] fishing.[69230] I'd[69880] like[70230] to[70370] do[70530] that[70790] again.[71690] Perhaps[72550] I'll[72710] have[72950] time[73330] next[73650] summer,[74240] after[74780] my[74960] exams.[78820]</w:t>
             </w:r>
           </w:p>
         </w:tc>
@@ -6512,7 +6523,7 @@
                 <w:sz w:val="23"/>
                 <w:szCs w:val="23"/>
               </w:rPr>
-              <w:t xml:space="preserve">[3620]Our[3850] family[4450] bought[4830] an[4940] apartment[5690] in[5820] the[5960] middle[6320] of[6450] town.[8780]</w:t>
+              <w:t>[3620]Our[3850] family[4450] bought[4830] an[4940] apartment[5690] in[5820] the[5960] middle[6320] of[6450] town.[8780]</w:t>
             </w:r>
           </w:p>
           <w:p>
@@ -6556,7 +6567,7 @@
                 <w:sz w:val="23"/>
                 <w:szCs w:val="23"/>
               </w:rPr>
-              <w:t xml:space="preserve">.[17150]</w:t>
+              <w:t>.[17150]</w:t>
             </w:r>
           </w:p>
           <w:p>
@@ -6583,7 +6594,7 @@
                 <w:sz w:val="23"/>
                 <w:szCs w:val="23"/>
               </w:rPr>
-              <w:t xml:space="preserve">Our[17990] town[18510] is[18660] situated[19610] on[19820] the[19970] Yangtze[20490] river.[22760]</w:t>
+              <w:t>Our[17990] town[18510] is[18660] situated[19610] on[19820] the[19970] Yangtze[20490] river.[22760]</w:t>
             </w:r>
           </w:p>
           <w:p>
@@ -6610,7 +6621,7 @@
                 <w:sz w:val="23"/>
                 <w:szCs w:val="23"/>
               </w:rPr>
-              <w:t xml:space="preserve">The[24770] shopping[25250] mall[25570] is[25730] called[26170] 'the[26470] Galleria'.[29190]</w:t>
+              <w:t>The[24770] shopping[25250] mall[25570] is[25730] called[26170] 'the[26470] Galleria'.[29190]</w:t>
             </w:r>
           </w:p>
           <w:p>
@@ -6637,7 +6648,7 @@
                 <w:sz w:val="23"/>
                 <w:szCs w:val="23"/>
               </w:rPr>
-              <w:t xml:space="preserve">The[31240] library[31950] is[32140] located[32960] across[33450] from[33640] the[33790] swimming[34190] pool.[36510]</w:t>
+              <w:t>The[31240] library[31950] is[32140] located[32960] across[33450] from[33640] the[33790] swimming[34190] pool.[36510]</w:t>
             </w:r>
           </w:p>
           <w:p>
@@ -6664,7 +6675,7 @@
                 <w:sz w:val="23"/>
                 <w:szCs w:val="23"/>
               </w:rPr>
-              <w:t xml:space="preserve">Many[38780] things[39120] have[39300] changed[39950] over[40170] the[40290] years[40690] in[40820] my[41080] home[41390] town.[43680]</w:t>
+              <w:t>Many[38780] things[39120] have[39300] changed[39950] over[40170] the[40290] years[40690] in[40820] my[41080] home[41390] town.[43680]</w:t>
             </w:r>
           </w:p>
           <w:p>
@@ -6691,7 +6702,7 @@
                 <w:sz w:val="23"/>
                 <w:szCs w:val="23"/>
               </w:rPr>
-              <w:t xml:space="preserve">A[45640] number[46070] of[46240] new[46480] apartments[47300] were[47500] developed[48120] by[48370] the[48520] harbour.[50840]</w:t>
+              <w:t>A[45640] number[46070] of[46240] new[46480] apartments[47300] were[47500] developed[48120] by[48370] the[48520] harbour.[50840]</w:t>
             </w:r>
           </w:p>
           <w:p>
@@ -6718,7 +6729,8 @@
                 <w:sz w:val="23"/>
                 <w:szCs w:val="23"/>
               </w:rPr>
-              <w:t xml:space="preserve">The[52800] bridge[53170] was[53370] designed[54110] by[54350] a[54480] famous[55070] architect[55740] from[55980] London.[58420]</w:t>
+              <w:lastRenderedPageBreak/>
+              <w:t>The[52800] bridge[53170] was[53370] designed[54110] by[54350] a[54480] famous[55070] architect[55740] from[55980] London.[58420]</w:t>
             </w:r>
           </w:p>
           <w:p>
@@ -6745,7 +6757,7 @@
                 <w:sz w:val="23"/>
                 <w:szCs w:val="23"/>
               </w:rPr>
-              <w:t xml:space="preserve">Recently,[61230] scientists[62420] discovered[63050] a[63160] large[63680] cave[64260] near[64520] our[64730] village.[67090]</w:t>
+              <w:t>Recently,[61230] scientists[62420] discovered[63050] a[63160] large[63680] cave[64260] near[64520] our[64730] village.[67090]</w:t>
             </w:r>
           </w:p>
           <w:p>
@@ -6772,8 +6784,7 @@
                 <w:sz w:val="23"/>
                 <w:szCs w:val="23"/>
               </w:rPr>
-              <w:lastRenderedPageBreak/>
-              <w:t xml:space="preserve">Recently,[69840] many[70500] young[70920] people[71460] have[71700] started[72310] to[72510] leave[72910] my[73140] home[73450] town[73930] to[74120] look[74400] for[74570] work.[76950]</w:t>
+              <w:t>Recently,[69840] many[70500] young[70920] people[71460] have[71700] started[72310] to[72510] leave[72910] my[73140] home[73450] town[73930] to[74120] look[74400] for[74570] work.[76950]</w:t>
             </w:r>
           </w:p>
           <w:p>
@@ -6800,7 +6811,7 @@
                 <w:sz w:val="23"/>
                 <w:szCs w:val="23"/>
               </w:rPr>
-              <w:t xml:space="preserve">A[78960] long[79230] time[79590] ago[80050] many[80590] people[81110] used[81460] to[81590] work[81910] in[82080] factories[82810] in[82950] my[83200] town.[85530]</w:t>
+              <w:t>A[78960] long[79230] time[79590] ago[80050] many[80590] people[81110] used[81460] to[81590] work[81910] in[82080] factories[82810] in[82950] my[83200] town.[85530]</w:t>
             </w:r>
           </w:p>
           <w:p>
@@ -6827,7 +6838,7 @@
                 <w:sz w:val="23"/>
                 <w:szCs w:val="23"/>
               </w:rPr>
-              <w:t xml:space="preserve">A[87500] tourist[88170] who[88310] visited[88850] recently[89560] said[89970] our[90260] town[90790] is[90980] a[91070] great[91620] place[92040] to[92160] visit.[95820]</w:t>
+              <w:t>A[87500] tourist[88170] who[88310] visited[88850] recently[89560] said[89970] our[90260] town[90790] is[90980] a[91070] great[91620] place[92040] to[92160] visit.[95820]</w:t>
             </w:r>
           </w:p>
         </w:tc>
@@ -6895,100 +6906,100 @@
               <w:rPr>
                 <w:rStyle w:val="NotSpokenChar"/>
               </w:rPr>
-              <w:t xml:space="preserve">[4160]Speaker[4160] 1:</w:t>
-            </w:r>
-            <w:r>
-              <w:rPr>
-                <w:rFonts w:ascii="Source Sans 3" w:hAnsi="Source Sans 3"/>
-                <w:bCs/>
-                <w:sz w:val="23"/>
-                <w:szCs w:val="23"/>
-              </w:rPr>
-              <w:t xml:space="preserve">[4160] In[4450] my[4850] city[5370] there[5710] are[5940] a[6040] lot[6300] of[6430] things[6740] that[6930] people[7290] can[7500] do[7760] to[8070] enjoy[8560] themselves.[9750] I[10270] personally[11080] enjoy[11560] visiting[12170] the[12340] many[12640] parks[13130] we[13300] have,[13960] but[14590] only[15090] in[15300] summer[15770] when[15980] the[16110] weather[16480] is[16660] fine.[17540] In[18090] winter,[18640] people[19070] like[19390] to[19540] visit[19900] the[20040] cinema[20640] or[21070] sometimes[21800] it's[21960] possible[22480] to[22600] go[22830] ice[23120] skating[23640] on[23800] the[23930] lake.[24340]</w:t>
-            </w:r>
-          </w:p>
-          <w:p>
-            <w:pPr>
-              <w:tabs>
-                <w:tab w:val="left" w:pos="4413"/>
-              </w:tabs>
-              <w:rPr>
-                <w:rFonts w:ascii="Source Sans 3" w:hAnsi="Source Sans 3"/>
-                <w:bCs/>
-                <w:sz w:val="23"/>
-                <w:szCs w:val="23"/>
-              </w:rPr>
-            </w:pPr>
-            <w:r>
-              <w:rPr>
-                <w:rStyle w:val="NotSpokenChar"/>
-              </w:rPr>
-              <w:t xml:space="preserve">Speaker[26450] 2:</w:t>
-            </w:r>
-            <w:r>
-              <w:rPr>
-                <w:rFonts w:ascii="Source Sans 3" w:hAnsi="Source Sans 3"/>
-                <w:bCs/>
-                <w:sz w:val="23"/>
-                <w:szCs w:val="23"/>
-              </w:rPr>
-              <w:t xml:space="preserve">[28560] Well,[28880] I'm[29150] really[29450] keen[29670] on[29850] sport,[30400] especially[31060] swimming.[31810] I[32260] live[32510] in[32720] quite[33050] a[33130] small[33540] town,[34060] so[34490] we[34810] only[35050] have[35310] one[35520] swimming[35930] pool[36420] and[36990] I[37200] spend[37500] as[37630] much[37870] time[38250] as[38430] I[38510] can[38780] there,[39190] when[39520] I'm[39650] not[39870] studying[40400] of[40510] course![40840]</w:t>
-            </w:r>
-          </w:p>
-          <w:p>
-            <w:pPr>
-              <w:tabs>
-                <w:tab w:val="left" w:pos="4413"/>
-              </w:tabs>
-              <w:rPr>
-                <w:rFonts w:ascii="Source Sans 3" w:hAnsi="Source Sans 3"/>
-                <w:bCs/>
-                <w:sz w:val="23"/>
-                <w:szCs w:val="23"/>
-              </w:rPr>
-            </w:pPr>
-            <w:r>
-              <w:rPr>
-                <w:rStyle w:val="NotSpokenChar"/>
-              </w:rPr>
-              <w:t xml:space="preserve">Speaker[43030] 3:</w:t>
-            </w:r>
-            <w:r>
-              <w:rPr>
-                <w:rFonts w:ascii="Source Sans 3" w:hAnsi="Source Sans 3"/>
-                <w:bCs/>
-                <w:sz w:val="23"/>
-                <w:szCs w:val="23"/>
-              </w:rPr>
-              <w:t xml:space="preserve">[45220] Most[45570] of[45720] the[45860] city[46200] is[46440] pretty[46850] modern,[47560] but[48000] there's[48290] an[48530] ancient[49100] castle[49700] where[49950] the[50130] Emperor[50660] used[50900] to[51010] live.[51650] It's[52210] just[52540] a[52640] place[52970] for[53100] tourists[53620] to[53740] visit[54100] now,[54630] but[55030] in[55180] the[55320] past[55990] it[56290] was[56470] the[56610] most[56920] important[57680] place[58070] in[58220] the[58350] country[59000] and[59400] it's[59590] over[59870] 1000[60640] years[60930] old.[61240]</w:t>
-            </w:r>
-          </w:p>
-          <w:p>
-            <w:pPr>
-              <w:tabs>
-                <w:tab w:val="left" w:pos="4413"/>
-              </w:tabs>
-              <w:rPr>
-                <w:rFonts w:ascii="Source Sans 3" w:hAnsi="Source Sans 3"/>
-                <w:bCs/>
-                <w:sz w:val="23"/>
-                <w:szCs w:val="23"/>
-              </w:rPr>
-            </w:pPr>
-            <w:r>
-              <w:rPr>
-                <w:rStyle w:val="NotSpokenChar"/>
-              </w:rPr>
-              <w:t xml:space="preserve">Speaker[63320] 4:</w:t>
-            </w:r>
-            <w:r>
-              <w:rPr>
-                <w:rFonts w:ascii="Source Sans 3" w:hAnsi="Source Sans 3"/>
-                <w:bCs/>
-                <w:sz w:val="23"/>
-                <w:szCs w:val="23"/>
-              </w:rPr>
-              <w:t xml:space="preserve">[65400] It[65600] depends.[66450] There[66880] are[67030] a[67080] lot[67260] of[67380] traffic[67760] jams[68140] in[68240] the[68350] morning[68750] and[68940] evening[69550] when[69900] everybody[70450] is[70690] going[70970] to[71070] work[71370] or[71510] school,[72130] but[72600] the[72710] public[73060] transport[73700] is[73930] very[74220] modern[74830] and[75150] the[75250] underground's[75910] fast[76360] and[76540] cheap.[80000]</w:t>
+              <w:t>[4160]Speaker[4160] 1:</w:t>
+            </w:r>
+            <w:r>
+              <w:rPr>
+                <w:rFonts w:ascii="Source Sans 3" w:hAnsi="Source Sans 3"/>
+                <w:bCs/>
+                <w:sz w:val="23"/>
+                <w:szCs w:val="23"/>
+              </w:rPr>
+              <w:t>[4160] In[4450] my[4850] city[5370] there[5710] are[5940] a[6040] lot[6300] of[6430] things[6740] that[6930] people[7290] can[7500] do[7760] to[8070] enjoy[8560] themselves.[9750] I[10270] personally[11080] enjoy[11560] visiting[12170] the[12340] many[12640] parks[13130] we[13300] have,[13960] but[14590] only[15090] in[15300] summer[15770] when[15980] the[16110] weather[16480] is[16660] fine.[17540] In[18090] winter,[18640] people[19070] like[19390] to[19540] visit[19900] the[20040] cinema[20640] or[21070] sometimes[21800] it's[21960] possible[22480] to[22600] go[22830] ice[23120] skating[23640] on[23800] the[23930] lake.[24340]</w:t>
+            </w:r>
+          </w:p>
+          <w:p>
+            <w:pPr>
+              <w:tabs>
+                <w:tab w:val="left" w:pos="4413"/>
+              </w:tabs>
+              <w:rPr>
+                <w:rFonts w:ascii="Source Sans 3" w:hAnsi="Source Sans 3"/>
+                <w:bCs/>
+                <w:sz w:val="23"/>
+                <w:szCs w:val="23"/>
+              </w:rPr>
+            </w:pPr>
+            <w:r>
+              <w:rPr>
+                <w:rStyle w:val="NotSpokenChar"/>
+              </w:rPr>
+              <w:t>Speaker[26450] 2:</w:t>
+            </w:r>
+            <w:r>
+              <w:rPr>
+                <w:rFonts w:ascii="Source Sans 3" w:hAnsi="Source Sans 3"/>
+                <w:bCs/>
+                <w:sz w:val="23"/>
+                <w:szCs w:val="23"/>
+              </w:rPr>
+              <w:t>[28560] Well,[28880] I'm[29150] really[29450] keen[29670] on[29850] sport,[30400] especially[31060] swimming.[31810] I[32260] live[32510] in[32720] quite[33050] a[33130] small[33540] town,[34060] so[34490] we[34810] only[35050] have[35310] one[35520] swimming[35930] pool[36420] and[36990] I[37200] spend[37500] as[37630] much[37870] time[38250] as[38430] I[38510] can[38780] there,[39190] when[39520] I'm[39650] not[39870] studying[40400] of[40510] course![40840]</w:t>
+            </w:r>
+          </w:p>
+          <w:p>
+            <w:pPr>
+              <w:tabs>
+                <w:tab w:val="left" w:pos="4413"/>
+              </w:tabs>
+              <w:rPr>
+                <w:rFonts w:ascii="Source Sans 3" w:hAnsi="Source Sans 3"/>
+                <w:bCs/>
+                <w:sz w:val="23"/>
+                <w:szCs w:val="23"/>
+              </w:rPr>
+            </w:pPr>
+            <w:r>
+              <w:rPr>
+                <w:rStyle w:val="NotSpokenChar"/>
+              </w:rPr>
+              <w:t>Speaker[43030] 3:</w:t>
+            </w:r>
+            <w:r>
+              <w:rPr>
+                <w:rFonts w:ascii="Source Sans 3" w:hAnsi="Source Sans 3"/>
+                <w:bCs/>
+                <w:sz w:val="23"/>
+                <w:szCs w:val="23"/>
+              </w:rPr>
+              <w:t>[45220] Most[45570] of[45720] the[45860] city[46200] is[46440] pretty[46850] modern,[47560] but[48000] there's[48290] an[48530] ancient[49100] castle[49700] where[49950] the[50130] Emperor[50660] used[50900] to[51010] live.[51650] It's[52210] just[52540] a[52640] place[52970] for[53100] tourists[53620] to[53740] visit[54100] now,[54630] but[55030] in[55180] the[55320] past[55990] it[56290] was[56470] the[56610] most[56920] important[57680] place[58070] in[58220] the[58350] country[59000] and[59400] it's[59590] over[59870] 1000[60640] years[60930] old.[61240]</w:t>
+            </w:r>
+          </w:p>
+          <w:p>
+            <w:pPr>
+              <w:tabs>
+                <w:tab w:val="left" w:pos="4413"/>
+              </w:tabs>
+              <w:rPr>
+                <w:rFonts w:ascii="Source Sans 3" w:hAnsi="Source Sans 3"/>
+                <w:bCs/>
+                <w:sz w:val="23"/>
+                <w:szCs w:val="23"/>
+              </w:rPr>
+            </w:pPr>
+            <w:r>
+              <w:rPr>
+                <w:rStyle w:val="NotSpokenChar"/>
+              </w:rPr>
+              <w:t>Speaker[63320] 4:</w:t>
+            </w:r>
+            <w:r>
+              <w:rPr>
+                <w:rFonts w:ascii="Source Sans 3" w:hAnsi="Source Sans 3"/>
+                <w:bCs/>
+                <w:sz w:val="23"/>
+                <w:szCs w:val="23"/>
+              </w:rPr>
+              <w:t>[65400] It[65600] depends.[66450] There[66880] are[67030] a[67080] lot[67260] of[67380] traffic[67760] jams[68140] in[68240] the[68350] morning[68750] and[68940] evening[69550] when[69900] everybody[70450] is[70690] going[70970] to[71070] work[71370] or[71510] school,[72130] but[72600] the[72710] public[73060] transport[73700] is[73930] very[74220] modern[74830] and[75150] the[75250] underground's[75910] fast[76360] and[76540] cheap.[80000]</w:t>
             </w:r>
           </w:p>
         </w:tc>
@@ -7056,7 +7067,7 @@
               <w:rPr>
                 <w:rStyle w:val="NotSpokenChar"/>
               </w:rPr>
-              <w:t xml:space="preserve">[260]Conversation[3190] 1[5020]</w:t>
+              <w:t>[260]Conversation[3190] 1[5020]</w:t>
             </w:r>
           </w:p>
           <w:p>
@@ -7084,7 +7095,7 @@
                 <w:sz w:val="23"/>
                 <w:szCs w:val="23"/>
               </w:rPr>
-              <w:t xml:space="preserve">Come[5210] on[5340] in.[5680] It's[6240] Anna,[6570] isn't[6850] it?[6920]</w:t>
+              <w:t>Come[5210] on[5340] in.[5680] It's[6240] Anna,[6570] isn't[6850] it?[6920]</w:t>
             </w:r>
           </w:p>
           <w:p>
@@ -7122,7 +7133,7 @@
                 <w:sz w:val="23"/>
                 <w:szCs w:val="23"/>
               </w:rPr>
-              <w:t xml:space="preserve">Yes,[7720] that's[8030] right.[8700] Anna[9160] Scott.[9640]</w:t>
+              <w:t>Yes,[7720] that's[8030] right.[8700] Anna[9160] Scott.[9640]</w:t>
             </w:r>
           </w:p>
           <w:p>
@@ -7150,7 +7161,7 @@
                 <w:sz w:val="23"/>
                 <w:szCs w:val="23"/>
               </w:rPr>
-              <w:t xml:space="preserve">Ah[10250] yes.[10780] Take[11300] a[11380] seat,[11690] Anna.[12340] First[13100] of[13200] all,[13520] we're[13810] delighted[14380] that[14530] you'll[14730] be[14850] joining[15260] us[15430] as[15560] a[15660] store[16010] assistant[16680] at[16870] the[16980] beginning[17350] of[17470] next[17760] week.[17980]</w:t>
+              <w:t>Ah[10250] yes.[10780] Take[11300] a[11380] seat,[11690] Anna.[12340] First[13100] of[13200] all,[13520] we're[13810] delighted[14380] that[14530] you'll[14730] be[14850] joining[15260] us[15430] as[15560] a[15660] store[16010] assistant[16680] at[16870] the[16980] beginning[17350] of[17470] next[17760] week.[17980]</w:t>
             </w:r>
           </w:p>
           <w:p>
@@ -7188,7 +7199,7 @@
                 <w:sz w:val="23"/>
                 <w:szCs w:val="23"/>
               </w:rPr>
-              <w:t xml:space="preserve">Thanks[18570] very[18830] much.[19550] I'm[19890] really[20230] looking[20610] forward[21020] to[21140] the[21250] challenge.[21840]</w:t>
+              <w:t>Thanks[18570] very[18830] much.[19550] I'm[19890] really[20230] looking[20610] forward[21020] to[21140] the[21250] challenge.[21840]</w:t>
             </w:r>
           </w:p>
           <w:p>
@@ -7216,7 +7227,7 @@
                 <w:sz w:val="23"/>
                 <w:szCs w:val="23"/>
               </w:rPr>
-              <w:t xml:space="preserve">That's[22470] good[22650] to[22750] know.[24050]</w:t>
+              <w:t>That's[22470] good[22650] to[22750] know.[24050]</w:t>
             </w:r>
           </w:p>
           <w:p>
@@ -7235,7 +7246,7 @@
               <w:rPr>
                 <w:rStyle w:val="NotSpokenChar"/>
               </w:rPr>
-              <w:t xml:space="preserve">Conversation[25960] 2[26140]</w:t>
+              <w:t>Conversation[25960] 2[26140]</w:t>
             </w:r>
           </w:p>
           <w:p>
@@ -7273,7 +7284,7 @@
                 <w:sz w:val="23"/>
                 <w:szCs w:val="23"/>
               </w:rPr>
-              <w:t xml:space="preserve">Good[32460] morning,[33000] you're[33300] through[33640] to[33870] Milton[34310] College.[35000] How[35220] can[35430] I[35530] help?[35840]</w:t>
+              <w:t>Good[32460] morning,[33000] you're[33300] through[33640] to[33870] Milton[34310] College.[35000] How[35220] can[35430] I[35530] help?[35840]</w:t>
             </w:r>
           </w:p>
           <w:p>
@@ -7301,7 +7312,7 @@
                 <w:sz w:val="23"/>
                 <w:szCs w:val="23"/>
               </w:rPr>
-              <w:t xml:space="preserve">[36560] Oh,[36950] hello[37450] there.[38160] I'd[38680] like[38880] to[39010] book[39220] a[39290] place[39730] on[39880] the[40320] Food[41090] Photography[41890] course.[42320]</w:t>
+              <w:t>[36560] Oh,[36950] hello[37450] there.[38160] I'd[38680] like[38880] to[39010] book[39220] a[39290] place[39730] on[39880] the[40320] Food[41090] Photography[41890] course.[42320]</w:t>
             </w:r>
           </w:p>
           <w:p>
@@ -7339,7 +7350,7 @@
                 <w:sz w:val="23"/>
                 <w:szCs w:val="23"/>
               </w:rPr>
-              <w:t xml:space="preserve">OK.[43570] Now,[44360] is[44610] that[44840] the[45000] one[45190] that[45340] starts[45870] on[46040] the[46210] 18th?[46920]</w:t>
+              <w:t>OK.[43570] Now,[44360] is[44610] that[44840] the[45000] one[45190] that[45340] starts[45870] on[46040] the[46210] 18th?[46920]</w:t>
             </w:r>
           </w:p>
           <w:p>
@@ -7367,7 +7378,7 @@
                 <w:sz w:val="23"/>
                 <w:szCs w:val="23"/>
               </w:rPr>
-              <w:t xml:space="preserve">[47600] No,[47980] that's[48530] the[48670] date[48990] of[49100] the[49260] Food[49680] Technology[50410] course[51190] -[51190] I[51580] want[51810] the[51970] Food[52360] Photography[53010] course.[53710] It's[54180] the[54290] day[54490] after.[54820]</w:t>
+              <w:t>[47600] No,[47980] that's[48530] the[48670] date[48990] of[49100] the[49260] Food[49680] Technology[50410] course[51190] -[51190] I[51580] want[51810] the[51970] Food[52360] Photography[53010] course.[53710] It's[54180] the[54290] day[54490] after.[54820]</w:t>
             </w:r>
           </w:p>
           <w:p>
@@ -7405,7 +7416,7 @@
                 <w:sz w:val="23"/>
                 <w:szCs w:val="23"/>
               </w:rPr>
-              <w:t xml:space="preserve">OK...[56120] got[56680] it[56870] right[57180] up[57310] on[57450] screen[57810] now.[58640] Food[59600] Photography</w:t>
+              <w:t>OK...[56120] got[56680] it[56870] right[57180] up[57310] on[57450] screen[57810] now.[58640] Food[59600] Photography</w:t>
             </w:r>
             <w:r>
               <w:rPr>
@@ -7423,7 +7434,7 @@
                 <w:sz w:val="23"/>
                 <w:szCs w:val="23"/>
               </w:rPr>
-              <w:t xml:space="preserve">Saturday[61760] the[61970] 19th[62920] of[63060] September.[64240] And[64680] it[64810] looks[65110] like[65350] you're[65490] in[65610] luck</w:t>
+              <w:t>Saturday[61760] the[61970] 19th[62920] of[63060] September.[64240] And[64680] it[64810] looks[65110] like[65350] you're[65490] in[65610] luck</w:t>
             </w:r>
             <w:r>
               <w:rPr>
@@ -7441,7 +7452,7 @@
                 <w:sz w:val="23"/>
                 <w:szCs w:val="23"/>
               </w:rPr>
-              <w:t xml:space="preserve">there[66500] are[66700] only[67080] a[67200] couple[67560] of[67670] spaces[68170] left.[68800] We've[69290] taken[69740] ten[70220] bookings[70770] already,[71330] so[71650] you've[71970] just[72360] made[72620] it[73070] -[73070] the[73490] course[73960] is[74160] limited[74500] to[74630] 12[75170] participants.[76120] It's[76430] very[76740] popular.[77220]</w:t>
+              <w:t>there[66500] are[66700] only[67080] a[67200] couple[67560] of[67670] spaces[68170] left.[68800] We've[69290] taken[69740] ten[70220] bookings[70770] already,[71330] so[71650] you've[71970] just[72360] made[72620] it[73070] -[73070] the[73490] course[73960] is[74160] limited[74500] to[74630] 12[75170] participants.[76120] It's[76430] very[76740] popular.[77220]</w:t>
             </w:r>
           </w:p>
           <w:p>
@@ -7469,7 +7480,7 @@
                 <w:sz w:val="23"/>
                 <w:szCs w:val="23"/>
               </w:rPr>
-              <w:t xml:space="preserve">[77560] That's[77850] good[78040] to[78160] know![78760] Now[79520] can[79810] I[79940] just[80210] check[80500] the[80660] details[81330] of[81450] the[81570] course?[85260]</w:t>
+              <w:t>[77560] That's[77850] good[78040] to[78160] know![78760] Now[79520] can[79810] I[79940] just[80210] check[80500] the[80660] details[81330] of[81450] the[81570] course?[85260]</w:t>
             </w:r>
           </w:p>
         </w:tc>
@@ -7546,7 +7557,7 @@
                 <w:sz w:val="23"/>
                 <w:szCs w:val="23"/>
               </w:rPr>
-              <w:t xml:space="preserve">Come[2950] on[3080] in.[3430] It's[3990] Anna,[4310] isn't[4590] it?[4660]</w:t>
+              <w:t>Come[2950] on[3080] in.[3430] It's[3990] Anna,[4310] isn't[4590] it?[4660]</w:t>
             </w:r>
           </w:p>
           <w:p>
@@ -7584,7 +7595,7 @@
                 <w:sz w:val="23"/>
                 <w:szCs w:val="23"/>
               </w:rPr>
-              <w:t xml:space="preserve">Yes,[5460] that's[5770] right.[6440] Anna[6900] Scott.[7380]</w:t>
+              <w:t>Yes,[5460] that's[5770] right.[6440] Anna[6900] Scott.[7380]</w:t>
             </w:r>
           </w:p>
           <w:p>
@@ -7612,7 +7623,7 @@
                 <w:sz w:val="23"/>
                 <w:szCs w:val="23"/>
               </w:rPr>
-              <w:t xml:space="preserve">Ah[8000] yes.[8530] Take[9040] a[9120] seat,[9430] Anna.[10080] First[10840] of[10940] all,[11260] we're[11550] delighted[12120] that[12270] you'll[12470] be[12590] joining[13000] us[13170] as[13300] a[13400] store[13750] assistant[14420] at[14610] the[14720] beginning[15090] of[15210] next[15510] week.[15720]</w:t>
+              <w:t>Ah[8000] yes.[8530] Take[9040] a[9120] seat,[9430] Anna.[10080] First[10840] of[10940] all,[11260] we're[11550] delighted[12120] that[12270] you'll[12470] be[12590] joining[13000] us[13170] as[13300] a[13400] store[13750] assistant[14420] at[14610] the[14720] beginning[15090] of[15210] next[15510] week.[15720]</w:t>
             </w:r>
           </w:p>
           <w:p>
@@ -7650,7 +7661,7 @@
                 <w:sz w:val="23"/>
                 <w:szCs w:val="23"/>
               </w:rPr>
-              <w:t xml:space="preserve">Thanks[16310] very[16570] much.[17290] I'm[17630] really[17970] looking[18350] forward[18760] to[18880] the[18990] challenge.[19580]</w:t>
+              <w:t>Thanks[16310] very[16570] much.[17290] I'm[17630] really[17970] looking[18350] forward[18760] to[18880] the[18990] challenge.[19580]</w:t>
             </w:r>
           </w:p>
           <w:p>
@@ -7678,7 +7689,7 @@
                 <w:sz w:val="23"/>
                 <w:szCs w:val="23"/>
               </w:rPr>
-              <w:t xml:space="preserve">That's[20210] good[20390] to[20490] know.[21120] Now,[21920] we[22240] know[22460] you've[22690] just[22970] finished[23420] a[23510] course[23990] in[24140] Information[24840] Technology,[25800] so[26260] we've[26510] decided[27080] to[27220] put[27460] you[27630] in[27790] the[27930] computing[28820] and[29130] phones[29720] section[30160] of[30270] our[30450] department[30990] store.[31260]</w:t>
+              <w:t>That's[20210] good[20390] to[20490] know.[21120] Now,[21920] we[22240] know[22460] you've[22690] just[22970] finished[23420] a[23510] course[23990] in[24140] Information[24840] Technology,[25800] so[26260] we've[26510] decided[27080] to[27220] put[27460] you[27630] in[27790] the[27930] computing[28820] and[29130] phones[29720] section[30160] of[30270] our[30450] department[30990] store.[31260]</w:t>
             </w:r>
           </w:p>
           <w:p>
@@ -7716,7 +7727,7 @@
                 <w:sz w:val="23"/>
                 <w:szCs w:val="23"/>
               </w:rPr>
-              <w:t xml:space="preserve">That's[32180] great.[32970] Now,[33540] that's[33960] next[34240] to[34340] the[34490] radios[35150] and[35440] audio[35860] equipment,[36490] isn't[36810] it?[37000]</w:t>
+              <w:t>That's[32180] great.[32970] Now,[33540] that's[33960] next[34240] to[34340] the[34490] radios[35150] and[35440] audio[35860] equipment,[36490] isn't[36810] it?[37000]</w:t>
             </w:r>
           </w:p>
           <w:p>
@@ -7744,7 +7755,7 @@
                 <w:sz w:val="23"/>
                 <w:szCs w:val="23"/>
               </w:rPr>
-              <w:t xml:space="preserve">That's[37620] right.[38230] All[38800] our[39020] radios[39590] and[39810] audio[40310] are[40550] in[40660] a[40740] part[41080] of[41200] the[41340] store[41760] we[41990] used[42270] to[42370] call[42680] the[42820] 'Sound[43220] Station'.[44120] But[44720] as[44920] I've[45100] just[45320] said,[45730] you'll[46130] be[46270] based[46750] in[46890] the[47010] computing[47700] and[47920] phones[48340] section.[49270] Now[50180] we've[50680] recently[51170] made[51450] this[51660] area[52010] of[52130] our[52390] store[52810] much[53120] bigger[53600] so[53880] that[54040] we[54140] can[54320] sell[54560] a[54630] much[54940] wider[55420] range[55790] of[55890] computer[56390] equipment,[57100] such[57620] as[57850] smart[58270] watches.[58700]</w:t>
+              <w:t>That's[37620] right.[38230] All[38800] our[39020] radios[39590] and[39810] audio[40310] are[40550] in[40660] a[40740] part[41080] of[41200] the[41340] store[41760] we[41990] used[42270] to[42370] call[42680] the[42820] 'Sound[43220] Station'.[44120] But[44720] as[44920] I've[45100] just[45320] said,[45730] you'll[46130] be[46270] based[46750] in[46890] the[47010] computing[47700] and[47920] phones[48340] section.[49270] Now[50180] we've[50680] recently[51170] made[51450] this[51660] area[52010] of[52130] our[52390] store[52810] much[53120] bigger[53600] so[53880] that[54040] we[54140] can[54320] sell[54560] a[54630] much[54940] wider[55420] range[55790] of[55890] computer[56390] equipment,[57100] such[57620] as[57850] smart[58270] watches.[58700]</w:t>
             </w:r>
           </w:p>
           <w:p>
@@ -7782,25 +7793,26 @@
                 <w:sz w:val="23"/>
                 <w:szCs w:val="23"/>
               </w:rPr>
-              <w:t xml:space="preserve">Mm.[59480] Smart[60090] watches.[60760]</w:t>
-            </w:r>
-          </w:p>
-          <w:p>
-            <w:pPr>
-              <w:tabs>
-                <w:tab w:val="left" w:pos="4413"/>
-              </w:tabs>
-              <w:rPr>
-                <w:rFonts w:ascii="Source Sans 3" w:hAnsi="Source Sans 3"/>
-                <w:bCs/>
-                <w:sz w:val="23"/>
-                <w:szCs w:val="23"/>
-              </w:rPr>
-            </w:pPr>
-            <w:r>
-              <w:rPr>
-                <w:rStyle w:val="NotSpokenChar"/>
-              </w:rPr>
+              <w:t>Mm.[59480] Smart[60090] watches.[60760]</w:t>
+            </w:r>
+          </w:p>
+          <w:p>
+            <w:pPr>
+              <w:tabs>
+                <w:tab w:val="left" w:pos="4413"/>
+              </w:tabs>
+              <w:rPr>
+                <w:rFonts w:ascii="Source Sans 3" w:hAnsi="Source Sans 3"/>
+                <w:bCs/>
+                <w:sz w:val="23"/>
+                <w:szCs w:val="23"/>
+              </w:rPr>
+            </w:pPr>
+            <w:r>
+              <w:rPr>
+                <w:rStyle w:val="NotSpokenChar"/>
+              </w:rPr>
+              <w:lastRenderedPageBreak/>
               <w:t xml:space="preserve">Manager:[61240] </w:t>
             </w:r>
             <w:r>
@@ -7810,7 +7822,7 @@
                 <w:sz w:val="23"/>
                 <w:szCs w:val="23"/>
               </w:rPr>
-              <w:t xml:space="preserve">Yes,[61600] we[61870] really[62170] want[62380] to[62480] attract[62930] a[63040] younger[63470] group[63740] of[63870] customers.[64750] And[65270] we[65400] haven't[65700] just[66010] given[66250] this[66420] whole[66710] area[67010] a[67110] completely[67680] new[67900] look[68410] -[68410] we've[68930] re-named[69480] it[69640] too![69880]</w:t>
+              <w:t>Yes,[61600] we[61870] really[62170] want[62380] to[62480] attract[62930] a[63040] younger[63470] group[63740] of[63870] customers.[64750] And[65270] we[65400] haven't[65700] just[66010] given[66250] this[66420] whole[66710] area[67010] a[67110] completely[67680] new[67900] look[68410] -[68410] we've[68930] re-named[69480] it[69640] too![69880]</w:t>
             </w:r>
           </w:p>
           <w:p>
@@ -7848,7 +7860,7 @@
                 <w:sz w:val="23"/>
                 <w:szCs w:val="23"/>
               </w:rPr>
-              <w:t xml:space="preserve">Re-named[71160] it?[71400]</w:t>
+              <w:t>Re-named[71160] it?[71400]</w:t>
             </w:r>
           </w:p>
           <w:p>
@@ -7876,7 +7888,7 @@
                 <w:sz w:val="23"/>
                 <w:szCs w:val="23"/>
               </w:rPr>
-              <w:t xml:space="preserve">Yes.[72300] From[72710] next[72980] week[73250] it's[73400] going[73630] to[73710] be[73820] known[74180] as[74530] 'Moving[75150] Images'.[75820]</w:t>
+              <w:t>Yes.[72300] From[72710] next[72980] week[73250] it's[73400] going[73630] to[73710] be[73820] known[74180] as[74530] 'Moving[75150] Images'.[75820]</w:t>
             </w:r>
           </w:p>
           <w:p>
@@ -7914,7 +7926,7 @@
                 <w:sz w:val="23"/>
                 <w:szCs w:val="23"/>
               </w:rPr>
-              <w:t xml:space="preserve">'Moving[76670] Images'?[77580] Cool![78510] I[78880] like[79220] it.[79420]</w:t>
+              <w:t>'Moving[76670] Images'?[77580] Cool![78510] I[78880] like[79220] it.[79420]</w:t>
             </w:r>
           </w:p>
           <w:p>
@@ -7942,7 +7954,7 @@
                 <w:sz w:val="23"/>
                 <w:szCs w:val="23"/>
               </w:rPr>
-              <w:t xml:space="preserve">Now,[80480] do[80680] you[80780] have[80930] any[81100] questions[81790] before[82090] we[82180] move[82460] on?[85720]</w:t>
+              <w:t>Now,[80480] do[80680] you[80780] have[80930] any[81100] questions[81790] before[82090] we[82180] move[82460] on?[85720]</w:t>
             </w:r>
           </w:p>
         </w:tc>
@@ -8010,7 +8022,7 @@
               <w:rPr>
                 <w:rStyle w:val="NotSpokenChar"/>
               </w:rPr>
-              <w:t xml:space="preserve">[2240]Student:</w:t>
+              <w:t>[2240]Student:</w:t>
             </w:r>
             <w:r>
               <w:rPr>
@@ -8029,7 +8041,7 @@
                 <w:sz w:val="23"/>
                 <w:szCs w:val="23"/>
               </w:rPr>
-              <w:t xml:space="preserve">Now[6350] can[10440] I[10550] just[10830] check[11110] the[11260] details[11930] of[12060] the[12180] course?[12600]</w:t>
+              <w:t>Now[6350] can[10440] I[10550] just[10830] check[11110] the[11260] details[11930] of[12060] the[12180] course?[12600]</w:t>
             </w:r>
           </w:p>
           <w:p>
@@ -8067,7 +8079,7 @@
                 <w:sz w:val="23"/>
                 <w:szCs w:val="23"/>
               </w:rPr>
-              <w:t xml:space="preserve">Sure,[13400] go[13770] ahead.[14140]</w:t>
+              <w:t>Sure,[13400] go[13770] ahead.[14140]</w:t>
             </w:r>
           </w:p>
           <w:p>
@@ -8105,29 +8117,25 @@
                 <w:sz w:val="23"/>
                 <w:szCs w:val="23"/>
               </w:rPr>
-              <w:t xml:space="preserve">Now[14860] it[15230] says[15530] on[15660] the[15830] leaflet[16750]</w:t>
-            </w:r>
-          </w:p>
-          <w:p>
-            <w:pPr>
-              <w:tabs>
-                <w:tab w:val="left" w:pos="4413"/>
-              </w:tabs>
-              <w:rPr>
-                <w:rFonts w:ascii="Source Sans 3" w:hAnsi="Source Sans 3"/>
-                <w:bCs/>
-                <w:sz w:val="23"/>
-                <w:szCs w:val="23"/>
-              </w:rPr>
-            </w:pPr>
-            <w:r>
-              <w:rPr>
-                <w:rFonts w:ascii="Source Sans 3" w:hAnsi="Source Sans 3"/>
-                <w:bCs/>
-                <w:sz w:val="23"/>
-                <w:szCs w:val="23"/>
-              </w:rPr>
-              <w:t xml:space="preserve">um,[17380] let[17710] me[17880] find[18360] it...[19020] OK,[19910] got[20370] it![20860] Right,[21590] so[21860] it's[22150] called[22690] Food[23230] Photography,[24250] and[24880] I've[25220] got[25570] here[25810] that[25990] it[26100] begins[26630] at[26880] nine[27300] thirty.[27740]</w:t>
+              <w:t>Now[14860] it[15230] says[15530] on[15660] the[15830] leaflet[16750]</w:t>
+            </w:r>
+            <w:r>
+              <w:rPr>
+                <w:rFonts w:ascii="Source Sans 3" w:hAnsi="Source Sans 3"/>
+                <w:bCs/>
+                <w:sz w:val="23"/>
+                <w:szCs w:val="23"/>
+              </w:rPr>
+              <w:t xml:space="preserve"> </w:t>
+            </w:r>
+            <w:r>
+              <w:rPr>
+                <w:rFonts w:ascii="Source Sans 3" w:hAnsi="Source Sans 3"/>
+                <w:bCs/>
+                <w:sz w:val="23"/>
+                <w:szCs w:val="23"/>
+              </w:rPr>
+              <w:t>um,[17380] let[17710] me[17880] find[18360] it...[19020] OK,[19910] got[20370] it![20860] Right,[21590] so[21860] it's[22150] called[22690] Food[23230] Photography,[24250] and[24880] I've[25220] got[25570] here[25810] that[25990] it[26100] begins[26630] at[26880] nine[27300] thirty.[27740]</w:t>
             </w:r>
           </w:p>
           <w:p>
@@ -8165,7 +8173,43 @@
                 <w:sz w:val="23"/>
                 <w:szCs w:val="23"/>
               </w:rPr>
-              <w:t xml:space="preserve">That's[28680] right-it's[29420] an[29560] early[29910] start.[30750] It[31160] begins[31710] at[31870] half[32120] past[32500] nine[33080] and[33300] it[33450] goes[33830] on[34160] until[34600] four[34990] thirty.[35820] Most[36480] of[36590] our[36750] weekend[37190] courses[37650] are[37830] quite[38220] short[38860] and[39220] so[39370] they're[39640] over[39930] in[40050] a[40110] couple[40410] of[40530] hours[41260] -[41260] this[41780] course[42280] is[42480] longer.[43280] According[44050] to[44140] the[44250] information[44910] I've[45080] got[45300] up[45450] here[45640] on[45790] screen,[46420] it's[46910] seven[47450] hours[47930] long.[48240]</w:t>
+              <w:t>That's[28680] right</w:t>
+            </w:r>
+            <w:r>
+              <w:rPr>
+                <w:rFonts w:ascii="Source Sans 3" w:hAnsi="Source Sans 3"/>
+                <w:bCs/>
+                <w:sz w:val="23"/>
+                <w:szCs w:val="23"/>
+              </w:rPr>
+              <w:t xml:space="preserve"> </w:t>
+            </w:r>
+            <w:r>
+              <w:rPr>
+                <w:rFonts w:ascii="Source Sans 3" w:hAnsi="Source Sans 3"/>
+                <w:bCs/>
+                <w:sz w:val="23"/>
+                <w:szCs w:val="23"/>
+              </w:rPr>
+              <w:t>-</w:t>
+            </w:r>
+            <w:r>
+              <w:rPr>
+                <w:rFonts w:ascii="Source Sans 3" w:hAnsi="Source Sans 3"/>
+                <w:bCs/>
+                <w:sz w:val="23"/>
+                <w:szCs w:val="23"/>
+              </w:rPr>
+              <w:t xml:space="preserve"> </w:t>
+            </w:r>
+            <w:r>
+              <w:rPr>
+                <w:rFonts w:ascii="Source Sans 3" w:hAnsi="Source Sans 3"/>
+                <w:bCs/>
+                <w:sz w:val="23"/>
+                <w:szCs w:val="23"/>
+              </w:rPr>
+              <w:t>it's[29420] an[29560] early[29910] start.[30750] It[31160] begins[31710] at[31870] half[32120] past[32500] nine[33080] and[33300] it[33450] goes[33830] on[34160] until[34600] four[34990] thirty.[35820] Most[36480] of[36590] our[36750] weekend[37190] courses[37650] are[37830] quite[38220] short[38860] and[39220] so[39370] they're[39640] over[39930] in[40050] a[40110] couple[40410] of[40530] hours[41260] -[41260] this[41780] course[42280] is[42480] longer.[43280] According[44050] to[44140] the[44250] information[44910] I've[45080] got[45300] up[45450] here[45640] on[45790] screen,[46420] it's[46910] seven[47450] hours[47930] long.[48240]</w:t>
             </w:r>
           </w:p>
           <w:p>
@@ -8203,7 +8247,7 @@
                 <w:sz w:val="23"/>
                 <w:szCs w:val="23"/>
               </w:rPr>
-              <w:t xml:space="preserve">Oh,[49450] I'm[49920] glad[50160] it[50300] lasts[50670] for[50910] more[51160] than[51300] a[51380] few[51640] hours.[52340] I[52660] don't[52890] think[53150] I'd[53310] be[53420] able[53700] to[53820] learn[54190] how[54390] to[54510] take[54790] good[55020] pictures[55540] in[55730] less[56080] than[56290] seven[56580] hours.[56900]</w:t>
+              <w:t>Oh,[49450] I'm[49920] glad[50160] it[50300] lasts[50670] for[50910] more[51160] than[51300] a[51380] few[51640] hours.[52340] I[52660] don't[52890] think[53150] I'd[53310] be[53420] able[53700] to[53820] learn[54190] how[54390] to[54510] take[54790] good[55020] pictures[55540] in[55730] less[56080] than[56290] seven[56580] hours.[56900]</w:t>
             </w:r>
           </w:p>
           <w:p>
@@ -8241,7 +8285,7 @@
                 <w:sz w:val="23"/>
                 <w:szCs w:val="23"/>
               </w:rPr>
-              <w:t xml:space="preserve">Now,[58030] I'll[58410] just[58740] give[58970] you[59130] a[59290] bit[59550] more[59760] information[60460] about[60730] the[60850] course[61200] itself.[62110] Basically,[63130] you'll[63490] learn[63800] how[63980] to[64090] take[64440] good[64760] photos[65370] of[65520] food[66020] using[66430] a[66520] digital[66970] camera.[67790] So[68290] it'll[68590] train[69030] you[69340] in[69590] the[69760] basics[70370] of[70560] using[70960] a[71080] range[71540] of[71660] camera[72050] angles.[72440]</w:t>
+              <w:t>Now,[58030] I'll[58410] just[58740] give[58970] you[59130] a[59290] bit[59550] more[59760] information[60460] about[60730] the[60850] course[61200] itself.[62110] Basically,[63130] you'll[63490] learn[63800] how[63980] to[64090] take[64440] good[64760] photos[65370] of[65520] food[66020] using[66430] a[66520] digital[66970] camera.[67790] So[68290] it'll[68590] train[69030] you[69340] in[69590] the[69760] basics[70370] of[70560] using[70960] a[71080] range[71540] of[71660] camera[72050] angles.[72440]</w:t>
             </w:r>
           </w:p>
           <w:p>
@@ -8279,7 +8323,7 @@
                 <w:sz w:val="23"/>
                 <w:szCs w:val="23"/>
               </w:rPr>
-              <w:t xml:space="preserve">Camera[73630] angles?[74080]</w:t>
+              <w:t>Camera[73630] angles?[74080]</w:t>
             </w:r>
           </w:p>
           <w:p>
@@ -8317,7 +8361,7 @@
                 <w:sz w:val="23"/>
                 <w:szCs w:val="23"/>
               </w:rPr>
-              <w:t xml:space="preserve">Yes,[75130] you'll[75590] learn[75910] how[76090] to[76190] photograph[76840] food[77320] using[77730] close-up[78280] shots,[78900] wide-angle[79760] shots[80370] and[80640] shots[81070] taken[81440] from[81640] above,[82190] that[82460] sort[82670] of[82760] thing.[82980]</w:t>
+              <w:t>Yes,[75130] you'll[75590] learn[75910] how[76090] to[76190] photograph[76840] food[77320] using[77730] close-up[78280] shots,[78900] wide-angle[79760] shots[80370] and[80640] shots[81070] taken[81440] from[81640] above,[82190] that[82460] sort[82670] of[82760] thing.[82980]</w:t>
             </w:r>
           </w:p>
           <w:p>
@@ -8355,7 +8399,7 @@
                 <w:sz w:val="23"/>
                 <w:szCs w:val="23"/>
               </w:rPr>
-              <w:t xml:space="preserve">What[84190] about[84470] learning[84800] to[84990] edit[85350] pictures[85880] on[86020] my[86210] computer?[87090] Will[87570] that[87740] be[87850] covered[88170] too?[88400]</w:t>
+              <w:t>What[84190] about[84470] learning[84800] to[84990] edit[85350] pictures[85880] on[86020] my[86210] computer?[87090] Will[87570] that[87740] be[87850] covered[88170] too?[88400]</w:t>
             </w:r>
           </w:p>
           <w:p>
@@ -8393,29 +8437,25 @@
                 <w:sz w:val="23"/>
                 <w:szCs w:val="23"/>
               </w:rPr>
-              <w:t xml:space="preserve">No,[89350] I'm[89580] afraid[90010] not.[90650] The[91060] purpose[91480] of[91570] the[91680] workshop[92270] is[92470] to[92630] teach[92940] you[93080] how[93230] to[93340] take[93650] good[93920] photos[94420] in[94520] the[94660] first[95020] place.[95660] It's[96070] a[96150] really[96580] hands-on[97390] session[98090] -[98090] in[98450] fact,[98980] you'll[99300] spend[99680] some[99920] of[100000] the[100130] day[100360] on[100530] location[101310] in[101530] a[101620] local[101990] hotel.[102830] It's[103400] just[103750] round[103970] the[104060] corner[104440] from[104610] the[104720] college[105430]</w:t>
-            </w:r>
-          </w:p>
-          <w:p>
-            <w:pPr>
-              <w:tabs>
-                <w:tab w:val="left" w:pos="4413"/>
-              </w:tabs>
-              <w:rPr>
-                <w:rFonts w:ascii="Source Sans 3" w:hAnsi="Source Sans 3"/>
-                <w:bCs/>
-                <w:sz w:val="23"/>
-                <w:szCs w:val="23"/>
-              </w:rPr>
-            </w:pPr>
-            <w:r>
-              <w:rPr>
-                <w:rFonts w:ascii="Source Sans 3" w:hAnsi="Source Sans 3"/>
-                <w:bCs/>
-                <w:sz w:val="23"/>
-                <w:szCs w:val="23"/>
-              </w:rPr>
-              <w:t xml:space="preserve">the[105750] Lincoln[106270] Hotel[106990] -[106990] so[107360] you'll[107600] have[107790] the[107910] opportunity[108550] to[108720] practise[109260] taking[109610] photographs[110320] using[110710] real[111070] dishes![111580]</w:t>
+              <w:t>No,[89350] I'm[89580] afraid[90010] not.[90650] The[91060] purpose[91480] of[91570] the[91680] workshop[92270] is[92470] to[92630] teach[92940] you[93080] how[93230] to[93340] take[93650] good[93920] photos[94420] in[94520] the[94660] first[95020] place.[95660] It's[96070] a[96150] really[96580] hands-on[97390] session[98090] -[98090] in[98450] fact,[98980] you'll[99300] spend[99680] some[99920] of[100000] the[100130] day[100360] on[100530] location[101310] in[101530] a[101620] local[101990] hotel.[102830] It's[103400] just[103750] round[103970] the[104060] corner[104440] from[104610] the[104720] college[105430]</w:t>
+            </w:r>
+            <w:r>
+              <w:rPr>
+                <w:rFonts w:ascii="Source Sans 3" w:hAnsi="Source Sans 3"/>
+                <w:bCs/>
+                <w:sz w:val="23"/>
+                <w:szCs w:val="23"/>
+              </w:rPr>
+              <w:t xml:space="preserve"> </w:t>
+            </w:r>
+            <w:r>
+              <w:rPr>
+                <w:rFonts w:ascii="Source Sans 3" w:hAnsi="Source Sans 3"/>
+                <w:bCs/>
+                <w:sz w:val="23"/>
+                <w:szCs w:val="23"/>
+              </w:rPr>
+              <w:t>the[105750] Lincoln[106270] Hotel[106990] -[106990] so[107360] you'll[107600] have[107790] the[107910] opportunity[108550] to[108720] practise[109260] taking[109610] photographs[110320] using[110710] real[111070] dishes![111580]</w:t>
             </w:r>
           </w:p>
           <w:p>
@@ -8453,7 +8493,7 @@
                 <w:sz w:val="23"/>
                 <w:szCs w:val="23"/>
               </w:rPr>
-              <w:t xml:space="preserve">That's[112450] great[113190] -[113190] a[113570] practical[114150] course[114540] is[114660] exactly[115280] what[115500] I'm[115620] looking[115920] for![116100]</w:t>
+              <w:t>That's[112450] great[113190] -[113190] a[113570] practical[114150] course[114540] is[114660] exactly[115280] what[115500] I'm[115620] looking[115920] for![116100]</w:t>
             </w:r>
           </w:p>
           <w:p>
@@ -8491,7 +8531,7 @@
                 <w:sz w:val="23"/>
                 <w:szCs w:val="23"/>
               </w:rPr>
-              <w:t xml:space="preserve">Now[117570] just[118020] a[118120] few[118420] more[118730] things.[119390] The[119730] full[120120] fee[120430] for[120570] the[120700] course[121190] is[121440] $55[123120] and[123530] that[123740] includes[124370] a[124520] light[124820] lunch[125240] and[125490] refreshments[126220] at[126320] the[126420] hotel.[126860]</w:t>
+              <w:t>Now[117570] just[118020] a[118120] few[118420] more[118730] things.[119390] The[119730] full[120120] fee[120430] for[120570] the[120700] course[121190] is[121440] $55[123120] and[123530] that[123740] includes[124370] a[124520] light[124820] lunch[125240] and[125490] refreshments[126220] at[126320] the[126420] hotel.[126860]</w:t>
             </w:r>
           </w:p>
           <w:p>
@@ -8529,7 +8569,7 @@
                 <w:sz w:val="23"/>
                 <w:szCs w:val="23"/>
               </w:rPr>
-              <w:t xml:space="preserve">Oh,[127820] that's[128290] really[128620] good.[129240] That[129730] means[130070] I[130160] don't[130420] have[130590] to[130700] worry[130990] about[131310] bringing[131680] along[131980] my[132190] own[132410] drinks[132940] and[133100] snacks[133540] on[133630] the[133740] day.[134350] That[134850] would[134990] probably[135430] cost[135760] me[135880] at[136040] least[136380] $10.[137040]</w:t>
+              <w:t>Oh,[127820] that's[128290] really[128620] good.[129240] That[129730] means[130070] I[130160] don't[130420] have[130590] to[130700] worry[130990] about[131310] bringing[131680] along[131980] my[132190] own[132410] drinks[132940] and[133100] snacks[133540] on[133630] the[133740] day.[134350] That[134850] would[134990] probably[135430] cost[135760] me[135880] at[136040] least[136380] $10.[137040]</w:t>
             </w:r>
           </w:p>
           <w:p>
@@ -8567,7 +8607,7 @@
                 <w:sz w:val="23"/>
                 <w:szCs w:val="23"/>
               </w:rPr>
-              <w:t xml:space="preserve">OK,[138130] I[138680] think[138990] that's[139270] everything,[139950] so[140270] I'll[140520] just[140830] take[141090] your[141220] details[141900] so[142090] that[142290] we[142410] can[142580] confirm[143030] your[143180] place[143550] on[143690] the[143800] course.[147360]</w:t>
+              <w:t>OK,[138130] I[138680] think[138990] that's[139270] everything,[139950] so[140270] I'll[140520] just[140830] take[141090] your[141220] details[141900] so[142090] that[142290] we[142410] can[142580] confirm[143030] your[143180] place[143550] on[143690] the[143800] course.[147360]</w:t>
             </w:r>
           </w:p>
         </w:tc>
@@ -8644,7 +8684,7 @@
                 <w:sz w:val="23"/>
                 <w:szCs w:val="23"/>
               </w:rPr>
-              <w:t xml:space="preserve">What[2870] do[2990] you[3150] do?[3740] Do[4280] you[4450] work[5010] or[5430] are[5720] you[5870] a[5930] student?[6380]</w:t>
+              <w:t>What[2870] do[2990] you[3150] do?[3740] Do[4280] you[4450] work[5010] or[5430] are[5720] you[5870] a[5930] student?[6380]</w:t>
             </w:r>
           </w:p>
           <w:p>
@@ -8682,26 +8722,25 @@
                 <w:sz w:val="23"/>
                 <w:szCs w:val="23"/>
               </w:rPr>
-              <w:t xml:space="preserve">I'm[7420] a[7590] student.[8540] I'm[9030] doing[9450] a[9570] part-time[10250] fashion[10800] and[10980] textiles[11750] course.[12550] I'm[13070] at[13240] Milton[13660] College,[14380] in[14700] the[14840] centre[15270] of[15360] the[15500] city.[16290] I'm[16970] in[17180] my[17360] third[17700] year[18120] and[18700] at[18930] the[19070] moment[19770] I'm[20170] studying[20830] 12[21300] hours[21690] a[21780] week.[22080]</w:t>
-            </w:r>
-          </w:p>
-          <w:p>
-            <w:pPr>
-              <w:tabs>
-                <w:tab w:val="left" w:pos="4413"/>
-              </w:tabs>
-              <w:rPr>
-                <w:rFonts w:ascii="Source Sans 3" w:hAnsi="Source Sans 3"/>
-                <w:bCs/>
-                <w:sz w:val="23"/>
-                <w:szCs w:val="23"/>
-              </w:rPr>
-            </w:pPr>
-            <w:r>
-              <w:rPr>
-                <w:rStyle w:val="NotSpokenChar"/>
-              </w:rPr>
-              <w:lastRenderedPageBreak/>
+              <w:t>I'm[7420] a[7590] student.[8540] I'm[9030] doing[9450] a[9570] part-time[10250] fashion[10800] and[10980] textiles[11750] course.[12550] I'm[13070] at[13240] Milton[13660] College,[14380] in[14700] the[14840] centre[15270] of[15360] the[15500] city.[16290] I'm[16970] in[17180] my[17360] third[17700] year[18120] and[18700] at[18930] the[19070] moment[19770] I'm[20170] studying[20830] 12[21300] hours[21690] a[21780] week.[22080]</w:t>
+            </w:r>
+          </w:p>
+          <w:p>
+            <w:pPr>
+              <w:tabs>
+                <w:tab w:val="left" w:pos="4413"/>
+              </w:tabs>
+              <w:rPr>
+                <w:rFonts w:ascii="Source Sans 3" w:hAnsi="Source Sans 3"/>
+                <w:bCs/>
+                <w:sz w:val="23"/>
+                <w:szCs w:val="23"/>
+              </w:rPr>
+            </w:pPr>
+            <w:r>
+              <w:rPr>
+                <w:rStyle w:val="NotSpokenChar"/>
+              </w:rPr>
               <w:t xml:space="preserve">Examiner:[22780] </w:t>
             </w:r>
             <w:r>
@@ -8711,7 +8750,7 @@
                 <w:sz w:val="23"/>
                 <w:szCs w:val="23"/>
               </w:rPr>
-              <w:t xml:space="preserve">Are[22900] you[23000] enjoying[23550] it?[23740]</w:t>
+              <w:t>Are[22900] you[23000] enjoying[23550] it?[23740]</w:t>
             </w:r>
           </w:p>
           <w:p>
@@ -8749,7 +8788,7 @@
                 <w:sz w:val="23"/>
                 <w:szCs w:val="23"/>
               </w:rPr>
-              <w:t xml:space="preserve">Oh[24410] yes,[24830] I[24960] am.[25600] I[26050] think[26320] it's[26480] great.[27260] I[27730] particularly[28670] like[29050] working[29550] with[29780] different[30230] materials[31090] like[31550] wool[32130] and[32430] leather.[33200] And[34050] I've[34340] just[34660] made[34950] a[35040] beautiful[35730] scarf[36510] and[37010] it's[37300] made[37590] out[37750] of[37880] plastic.[38900] It[39380] looks[39790] very[40110] strange[40800] but[41330] I[41690] think[41940] it's[42100] great![42940] It's[43560] pretty[44010] amazing[44620] in[44760] fact![45160]</w:t>
+              <w:t>Oh[24410] yes,[24830] I[24960] am.[25600] I[26050] think[26320] it's[26480] great.[27260] I[27730] particularly[28670] like[29050] working[29550] with[29780] different[30230] materials[31090] like[31550] wool[32130] and[32430] leather.[33200] And[34050] I've[34340] just[34660] made[34950] a[35040] beautiful[35730] scarf[36510] and[37010] it's[37300] made[37590] out[37750] of[37880] plastic.[38900] It[39380] looks[39790] very[40110] strange[40800] but[41330] I[41690] think[41940] it's[42100] great![42940] It's[43560] pretty[44010] amazing[44620] in[44760] fact![45160]</w:t>
             </w:r>
           </w:p>
           <w:p>
@@ -8777,7 +8816,7 @@
                 <w:sz w:val="23"/>
                 <w:szCs w:val="23"/>
               </w:rPr>
-              <w:t xml:space="preserve">Would[46350] you[46460] like[46700] to[46960] learn[47390] anything[47840] new[48070] in[48160] the[48260] future?[48680]</w:t>
+              <w:t>Would[46350] you[46460] like[46700] to[46960] learn[47390] anything[47840] new[48070] in[48160] the[48260] future?[48680]</w:t>
             </w:r>
           </w:p>
           <w:p>
@@ -8815,7 +8854,7 @@
                 <w:sz w:val="23"/>
                 <w:szCs w:val="23"/>
               </w:rPr>
-              <w:t xml:space="preserve">Yes,[49580] I[49740] would.[50610] I'd[51220] really[51600] like[51840] to[51980] learn[52280] how[52520] to[52730] use[53130] computer[53710] software[54450] to[54630] create[55190] new[55430] designs.[56610] This[57250] should[57520] also[57900] help[58120] me[58250] create[58710] new[58980] shades[59440] of[59590] colour.[60490] Using[61380] technology[62210] in[62340] this[62550] way[62940] would[63230] be[63410] really[63780] challenging[64470] for[64710] me,[64910] I[65050] think.[65380]</w:t>
+              <w:t>Yes,[49580] I[49740] would.[50610] I'd[51220] really[51600] like[51840] to[51980] learn[52280] how[52520] to[52730] use[53130] computer[53710] software[54450] to[54630] create[55190] new[55430] designs.[56610] This[57250] should[57520] also[57900] help[58120] me[58250] create[58710] new[58980] shades[59440] of[59590] colour.[60490] Using[61380] technology[62210] in[62340] this[62550] way[62940] would[63230] be[63410] really[63780] challenging[64470] for[64710] me,[64910] I[65050] think.[65380]</w:t>
             </w:r>
           </w:p>
           <w:p>
@@ -8843,7 +8882,7 @@
                 <w:sz w:val="23"/>
                 <w:szCs w:val="23"/>
               </w:rPr>
-              <w:t xml:space="preserve">And[66910] is[67180] there[67390] a[67480] job[67850] you'd[68080] really[68350] like[68600] to[68750] do[69100] in[69350] the[69470] future?[69860]</w:t>
+              <w:t>And[66910] is[67180] there[67390] a[67480] job[67850] you'd[68080] really[68350] like[68600] to[68750] do[69100] in[69350] the[69470] future?[69860]</w:t>
             </w:r>
           </w:p>
           <w:p>
@@ -8881,7 +8920,7 @@
                 <w:sz w:val="23"/>
                 <w:szCs w:val="23"/>
               </w:rPr>
-              <w:t xml:space="preserve">Yes,[70660] there[70960] is.[71560] I'd[72070] love[72520] the[72690] chance[73120] to[73240] become[73600] a[73720] fashion[74260] photographer.[75500] And[76240] if[76550] I[76660] do[76820] well[77140] on[77280] my[77450] course[78090] and[78420] get[78670] some[78920] experience[79780] of[80010] taking[80470] pictures[81080] at[81280] my[81500] college[81990] fashion[82450] shows,[83230] perhaps[84190] my[84510] dream[84910] will[85150] come[85380] true.[86280] I've[86950] just[87260] bought[87540] myself[87970] a[88080] new[88330] digital[88850] camera[89430] and[89940] I've[90250] already[90680] learnt[91070] how[91340] to[91490] take[91780] some[91970] great[92340] close-up[92900] shots![96540]</w:t>
+              <w:t>Yes,[70660] there[70960] is.[71560] I'd[72070] love[72520] the[72690] chance[73120] to[73240] become[73600] a[73720] fashion[74260] photographer.[75500] And[76240] if[76550] I[76660] do[76820] well[77140] on[77280] my[77450] course[78090] and[78420] get[78670] some[78920] experience[79780] of[80010] taking[80470] pictures[81080] at[81280] my[81500] college[81990] fashion[82450] shows,[83230] perhaps[84190] my[84510] dream[84910] will[85150] come[85380] true.[86280] I've[86950] just[87260] bought[87540] myself[87970] a[88080] new[88330] digital[88850] camera[89430] and[89940] I've[90250] already[90680] learnt[91070] how[91340] to[91490] take[91780] some[91970] great[92340] close-up[92900] shots![96540]</w:t>
             </w:r>
           </w:p>
         </w:tc>
@@ -8923,6 +8962,7 @@
                 <w:sz w:val="23"/>
                 <w:szCs w:val="23"/>
               </w:rPr>
+              <w:lastRenderedPageBreak/>
               <w:t>Mindset_L1_31.mp3</w:t>
             </w:r>
           </w:p>
@@ -8949,7 +8989,7 @@
               <w:rPr>
                 <w:rStyle w:val="NotSpokenChar"/>
               </w:rPr>
-              <w:t xml:space="preserve">[2740]Nina:</w:t>
+              <w:t>[2740]Nina:</w:t>
             </w:r>
             <w:r>
               <w:rPr>
@@ -8968,95 +9008,95 @@
                 <w:sz w:val="23"/>
                 <w:szCs w:val="23"/>
               </w:rPr>
-              <w:t xml:space="preserve">I'm[2900] going[3260] to[3400] tell[3750] you[3990] about[4360] a[4460] time[4940] when[5320] I[5510] learnt[5900] something[6380] new.[7180]</w:t>
-            </w:r>
-          </w:p>
-          <w:p>
-            <w:pPr>
-              <w:tabs>
-                <w:tab w:val="left" w:pos="4413"/>
-              </w:tabs>
-              <w:rPr>
-                <w:rFonts w:ascii="Source Sans 3" w:hAnsi="Source Sans 3"/>
-                <w:bCs/>
-                <w:sz w:val="23"/>
-                <w:szCs w:val="23"/>
-              </w:rPr>
-            </w:pPr>
-            <w:r>
-              <w:rPr>
-                <w:rFonts w:ascii="Source Sans 3" w:hAnsi="Source Sans 3"/>
-                <w:bCs/>
-                <w:sz w:val="23"/>
-                <w:szCs w:val="23"/>
-              </w:rPr>
-              <w:t xml:space="preserve">What[7910] did[8140] I[8270] learn?[9080] Well,[10030] I've[10490] always[10960] been[11280] an[11550] active[12180] and[12400] sporty[12940] person[13720] and[14130] I[14250] really[14620] like[14970] cold[15410] weather[16240] -[16240] I[16770] love[17110] it[17270] when[17470] it[17640] snows[18170] in[18330] my[18510] country.[19410] That's[20190] why[20640] I[20850] decided[21470] to[21610] learn[21960] something[22510] that[22800] mixes[23410] these[23700] things[24060] together[24980] -[24980] winter,[26050] sport[26900] and[27220] snow![28080] So,[29140] I[29670] decided[30330] to[30510] learn[30820] to[30970] ski![31950]</w:t>
-            </w:r>
-          </w:p>
-          <w:p>
-            <w:pPr>
-              <w:tabs>
-                <w:tab w:val="left" w:pos="4413"/>
-              </w:tabs>
-              <w:rPr>
-                <w:rFonts w:ascii="Source Sans 3" w:hAnsi="Source Sans 3"/>
-                <w:bCs/>
-                <w:sz w:val="23"/>
-                <w:szCs w:val="23"/>
-              </w:rPr>
-            </w:pPr>
-            <w:r>
-              <w:rPr>
-                <w:rFonts w:ascii="Source Sans 3" w:hAnsi="Source Sans 3"/>
-                <w:bCs/>
-                <w:sz w:val="23"/>
-                <w:szCs w:val="23"/>
-              </w:rPr>
-              <w:t xml:space="preserve">I[32760] learnt[33290] with[33640] an[33790] instructor.[34950] There[35550] was[35840] a[35950] big[36200] group[36540] of[36700] us[37310] -[37310] we[37820] had[38090] a[38210] great[38690] instructor.[39770] It[40260] was[40450] really[40860] exciting[41670] when[41940] we[42100] were[42320] on[42440] the[42580] chair[42960] lift[43390] on[43530] the[43670] first[44050] day.[44860] We[45500] started[46250] on[46460] the[46610] nursery[47170] slope[47950] -[47950] I[48350] couldn't[48770] even[49060] walk[49440] on[49610] my[49820] skis[50250] at[50430] first[51130] and[51500] I[51630] fell[51990] over[52340] many[52690] times.[53730] It[54290] took[54530] me[54680] a[54800] long[55210] time[55660] to[55800] learn[56160] how[56420] to[56580] keep[56850] my[57030] balance.[58070] It[58620] really[59040] is[59260] much[59620] more[59870] difficult[60490] than[60660] it[60830] looks![61670] It[62190] was[62410] great[62840] fun![63530] I[63950] really[64360] liked[64770] learning[65270] in[65390] a[65480] group[66180] -[66180] much[66810] better[67170] than[67420] learning[67930] individually.[69190]</w:t>
-            </w:r>
-          </w:p>
-          <w:p>
-            <w:pPr>
-              <w:tabs>
-                <w:tab w:val="left" w:pos="4413"/>
-              </w:tabs>
-              <w:rPr>
-                <w:rFonts w:ascii="Source Sans 3" w:hAnsi="Source Sans 3"/>
-                <w:bCs/>
-                <w:sz w:val="23"/>
-                <w:szCs w:val="23"/>
-              </w:rPr>
-            </w:pPr>
-            <w:r>
-              <w:rPr>
-                <w:rFonts w:ascii="Source Sans 3" w:hAnsi="Source Sans 3"/>
-                <w:bCs/>
-                <w:sz w:val="23"/>
-                <w:szCs w:val="23"/>
-              </w:rPr>
-              <w:t xml:space="preserve">In[69800] fact,[70460] I[70820] was[71020] in[71140] a[71260] skiing[71730] competition[72390] recently[73110] and[73580] I[73770] won![74500] I[74910] got[75240] a[75390] silver[75880] cup.[76550] So,[77320] I[77690] think[77910] that's[78150] quite[78460] a[78530] good[78780] result.[80000]</w:t>
-            </w:r>
-          </w:p>
-          <w:p>
-            <w:pPr>
-              <w:tabs>
-                <w:tab w:val="left" w:pos="4413"/>
-              </w:tabs>
-              <w:rPr>
-                <w:rFonts w:ascii="Source Sans 3" w:hAnsi="Source Sans 3"/>
-                <w:bCs/>
-                <w:sz w:val="23"/>
-                <w:szCs w:val="23"/>
-              </w:rPr>
-            </w:pPr>
-            <w:r>
-              <w:rPr>
-                <w:rFonts w:ascii="Source Sans 3" w:hAnsi="Source Sans 3"/>
-                <w:bCs/>
-                <w:sz w:val="23"/>
-                <w:szCs w:val="23"/>
-              </w:rPr>
-              <w:t xml:space="preserve">How[80890] did[81110] I[81230] feel[81590] about[81890] the[82020] learning[82470] experience?[83550] Well,[84280] it[84610] was[84790] really[85140] thrilling[85710] to[85880] ski[86220] downhill[86910] for[87060] the[87190] very[87520] first[87890] time[88650] -[88650] I[89040] loved[89440] the[89560] feeling[90050] of[90200] speed.[91000] It[91340] was[91560] very[91990] exciting![93170] I[93680] was[93850] so[94030] proud[94500] of[94630] myself[95140] when[95350] I[95470] reached[95810] the[95930] bottom[96310] of[96420] the[96580] slope[97120] and[97380] I[97480] was[97690] still[98100] standing![99040] It[99470] was[99650] a[99770] great[100200] feeling![103860]</w:t>
+              <w:t>I'm[2900] going[3260] to[3400] tell[3750] you[3990] about[4360] a[4460] time[4940] when[5320] I[5510] learnt[5900] something[6380] new.[7180]</w:t>
+            </w:r>
+          </w:p>
+          <w:p>
+            <w:pPr>
+              <w:tabs>
+                <w:tab w:val="left" w:pos="4413"/>
+              </w:tabs>
+              <w:rPr>
+                <w:rFonts w:ascii="Source Sans 3" w:hAnsi="Source Sans 3"/>
+                <w:bCs/>
+                <w:sz w:val="23"/>
+                <w:szCs w:val="23"/>
+              </w:rPr>
+            </w:pPr>
+            <w:r>
+              <w:rPr>
+                <w:rFonts w:ascii="Source Sans 3" w:hAnsi="Source Sans 3"/>
+                <w:bCs/>
+                <w:sz w:val="23"/>
+                <w:szCs w:val="23"/>
+              </w:rPr>
+              <w:t>What[7910] did[8140] I[8270] learn?[9080] Well,[10030] I've[10490] always[10960] been[11280] an[11550] active[12180] and[12400] sporty[12940] person[13720] and[14130] I[14250] really[14620] like[14970] cold[15410] weather[16240] -[16240] I[16770] love[17110] it[17270] when[17470] it[17640] snows[18170] in[18330] my[18510] country.[19410] That's[20190] why[20640] I[20850] decided[21470] to[21610] learn[21960] something[22510] that[22800] mixes[23410] these[23700] things[24060] together[24980] -[24980] winter,[26050] sport[26900] and[27220] snow![28080] So,[29140] I[29670] decided[30330] to[30510] learn[30820] to[30970] ski![31950]</w:t>
+            </w:r>
+          </w:p>
+          <w:p>
+            <w:pPr>
+              <w:tabs>
+                <w:tab w:val="left" w:pos="4413"/>
+              </w:tabs>
+              <w:rPr>
+                <w:rFonts w:ascii="Source Sans 3" w:hAnsi="Source Sans 3"/>
+                <w:bCs/>
+                <w:sz w:val="23"/>
+                <w:szCs w:val="23"/>
+              </w:rPr>
+            </w:pPr>
+            <w:r>
+              <w:rPr>
+                <w:rFonts w:ascii="Source Sans 3" w:hAnsi="Source Sans 3"/>
+                <w:bCs/>
+                <w:sz w:val="23"/>
+                <w:szCs w:val="23"/>
+              </w:rPr>
+              <w:t>I[32760] learnt[33290] with[33640] an[33790] instructor.[34950] There[35550] was[35840] a[35950] big[36200] group[36540] of[36700] us[37310] -[37310] we[37820] had[38090] a[38210] great[38690] instructor.[39770] It[40260] was[40450] really[40860] exciting[41670] when[41940] we[42100] were[42320] on[42440] the[42580] chair[42960] lift[43390] on[43530] the[43670] first[44050] day.[44860] We[45500] started[46250] on[46460] the[46610] nursery[47170] slope[47950] -[47950] I[48350] couldn't[48770] even[49060] walk[49440] on[49610] my[49820] skis[50250] at[50430] first[51130] and[51500] I[51630] fell[51990] over[52340] many[52690] times.[53730] It[54290] took[54530] me[54680] a[54800] long[55210] time[55660] to[55800] learn[56160] how[56420] to[56580] keep[56850] my[57030] balance.[58070] It[58620] really[59040] is[59260] much[59620] more[59870] difficult[60490] than[60660] it[60830] looks![61670] It[62190] was[62410] great[62840] fun![63530] I[63950] really[64360] liked[64770] learning[65270] in[65390] a[65480] group[66180] -[66180] much[66810] better[67170] than[67420] learning[67930] individually.[69190]</w:t>
+            </w:r>
+          </w:p>
+          <w:p>
+            <w:pPr>
+              <w:tabs>
+                <w:tab w:val="left" w:pos="4413"/>
+              </w:tabs>
+              <w:rPr>
+                <w:rFonts w:ascii="Source Sans 3" w:hAnsi="Source Sans 3"/>
+                <w:bCs/>
+                <w:sz w:val="23"/>
+                <w:szCs w:val="23"/>
+              </w:rPr>
+            </w:pPr>
+            <w:r>
+              <w:rPr>
+                <w:rFonts w:ascii="Source Sans 3" w:hAnsi="Source Sans 3"/>
+                <w:bCs/>
+                <w:sz w:val="23"/>
+                <w:szCs w:val="23"/>
+              </w:rPr>
+              <w:t>In[69800] fact,[70460] I[70820] was[71020] in[71140] a[71260] skiing[71730] competition[72390] recently[73110] and[73580] I[73770] won![74500] I[74910] got[75240] a[75390] silver[75880] cup.[76550] So,[77320] I[77690] think[77910] that's[78150] quite[78460] a[78530] good[78780] result.[80000]</w:t>
+            </w:r>
+          </w:p>
+          <w:p>
+            <w:pPr>
+              <w:tabs>
+                <w:tab w:val="left" w:pos="4413"/>
+              </w:tabs>
+              <w:rPr>
+                <w:rFonts w:ascii="Source Sans 3" w:hAnsi="Source Sans 3"/>
+                <w:bCs/>
+                <w:sz w:val="23"/>
+                <w:szCs w:val="23"/>
+              </w:rPr>
+            </w:pPr>
+            <w:r>
+              <w:rPr>
+                <w:rFonts w:ascii="Source Sans 3" w:hAnsi="Source Sans 3"/>
+                <w:bCs/>
+                <w:sz w:val="23"/>
+                <w:szCs w:val="23"/>
+              </w:rPr>
+              <w:t>How[80890] did[81110] I[81230] feel[81590] about[81890] the[82020] learning[82470] experience?[83550] Well,[84280] it[84610] was[84790] really[85140] thrilling[85710] to[85880] ski[86220] downhill[86910] for[87060] the[87190] very[87520] first[87890] time[88650] -[88650] I[89040] loved[89440] the[89560] feeling[90050] of[90200] speed.[91000] It[91340] was[91560] very[91990] exciting![93170] I[93680] was[93850] so[94030] proud[94500] of[94630] myself[95140] when[95350] I[95470] reached[95810] the[95930] bottom[96310] of[96420] the[96580] slope[97120] and[97380] I[97480] was[97690] still[98100] standing![99040] It[99470] was[99650] a[99770] great[100200] feeling![103860]</w:t>
             </w:r>
           </w:p>
         </w:tc>
@@ -9124,7 +9164,7 @@
               <w:rPr>
                 <w:rStyle w:val="NotSpokenChar"/>
               </w:rPr>
-              <w:t xml:space="preserve">[2680]Mike:</w:t>
+              <w:t>[2680]Mike:</w:t>
             </w:r>
             <w:r>
               <w:rPr>
@@ -9143,7 +9183,7 @@
                 <w:sz w:val="23"/>
                 <w:szCs w:val="23"/>
               </w:rPr>
-              <w:t xml:space="preserve">So,[3000] what[3380] type[3630] of[3750] meal[4060] do[4180] you[4280] think[4500] we[4610] should[4800] have[5000] at[5090] the[5190] party,[5540] Jane?[5900]</w:t>
+              <w:t>So,[3000] what[3380] type[3630] of[3750] meal[4060] do[4180] you[4280] think[4500] we[4610] should[4800] have[5000] at[5090] the[5190] party,[5540] Jane?[5900]</w:t>
             </w:r>
           </w:p>
           <w:p>
@@ -9181,7 +9221,7 @@
                 <w:sz w:val="23"/>
                 <w:szCs w:val="23"/>
               </w:rPr>
-              <w:t xml:space="preserve">I[6580] don't[6750] know,[7010] Mike.[7920] Do[8430] you[8570] have[8780] any[9000] ideas?[9560]</w:t>
+              <w:t>I[6580] don't[6750] know,[7010] Mike.[7920] Do[8430] you[8570] have[8780] any[9000] ideas?[9560]</w:t>
             </w:r>
           </w:p>
           <w:p>
@@ -9219,7 +9259,7 @@
                 <w:sz w:val="23"/>
                 <w:szCs w:val="23"/>
               </w:rPr>
-              <w:t xml:space="preserve">What[10450] do[10520] you[10650] think[10910] about[11300] preparing[11950] a[12080] Mexican[12710] meal?[12980]</w:t>
+              <w:t>What[10450] do[10520] you[10650] think[10910] about[11300] preparing[11950] a[12080] Mexican[12710] meal?[12980]</w:t>
             </w:r>
           </w:p>
           <w:p>
@@ -9257,7 +9297,7 @@
                 <w:sz w:val="23"/>
                 <w:szCs w:val="23"/>
               </w:rPr>
-              <w:t xml:space="preserve">I[13600] really[13930] like[14290] Mexican[14870] food[15330] and[15700] we[16010] could[16170] have[16330] some[16530] fun[16900] Mexican[17470] party[17830] games,[18460] but[19030] I[19370] think[19580] it[19690] might[19890] be[20030] too[20340] spicy[20920] for[21120] some[21410] people.[21800]</w:t>
+              <w:t>I[13600] really[13930] like[14290] Mexican[14870] food[15330] and[15700] we[16010] could[16170] have[16330] some[16530] fun[16900] Mexican[17470] party[17830] games,[18460] but[19030] I[19370] think[19580] it[19690] might[19890] be[20030] too[20340] spicy[20920] for[21120] some[21410] people.[21800]</w:t>
             </w:r>
           </w:p>
           <w:p>
@@ -9295,7 +9335,7 @@
                 <w:sz w:val="23"/>
                 <w:szCs w:val="23"/>
               </w:rPr>
-              <w:t xml:space="preserve">That's[22770] true.[23370] We[23780] could[24000] have[24240] pizza.[24910] Everybody[25660] likes[25980] pizza.[26320]</w:t>
+              <w:t>That's[22770] true.[23370] We[23780] could[24000] have[24240] pizza.[24910] Everybody[25660] likes[25980] pizza.[26320]</w:t>
             </w:r>
           </w:p>
           <w:p>
@@ -9333,7 +9373,7 @@
                 <w:sz w:val="23"/>
                 <w:szCs w:val="23"/>
               </w:rPr>
-              <w:t xml:space="preserve">Hmm,[27640] I[28260] think[28480] we[28580] should[28790] have[29010] something[29560] healthier.[30120]</w:t>
+              <w:t>Hmm,[27640] I[28260] think[28480] we[28580] should[28790] have[29010] something[29560] healthier.[30120]</w:t>
             </w:r>
           </w:p>
           <w:p>
@@ -9371,7 +9411,7 @@
                 <w:sz w:val="23"/>
                 <w:szCs w:val="23"/>
               </w:rPr>
-              <w:t xml:space="preserve">I[30750] know![31180] We[31460] could[31630] have[31830] salad[32400] and[32650] roast[32980] chicken.[33380]</w:t>
+              <w:t>I[30750] know![31180] We[31460] could[31630] have[31830] salad[32400] and[32650] roast[32980] chicken.[33380]</w:t>
             </w:r>
           </w:p>
           <w:p>
@@ -9409,7 +9449,7 @@
                 <w:sz w:val="23"/>
                 <w:szCs w:val="23"/>
               </w:rPr>
-              <w:t xml:space="preserve">That[33950] sounds[34170] like[34340] a[34410] good[34640] idea.[35430] And[36190] it's[36380] fairly[36840] simple[37200] to[37300] prepare.[38270] Let's[38870] do[39000] that.[42480]</w:t>
+              <w:t>That[33950] sounds[34170] like[34340] a[34410] good[34640] idea.[35430] And[36190] it's[36380] fairly[36840] simple[37200] to[37300] prepare.[38270] Let's[38870] do[39000] that.[42480]</w:t>
             </w:r>
           </w:p>
         </w:tc>
@@ -9490,7 +9530,7 @@
                 <w:sz w:val="23"/>
                 <w:szCs w:val="23"/>
               </w:rPr>
-              <w:t xml:space="preserve">So[3020] do[3270] you[3440] think[3730] that[3910] we[4060] now[4300] have[4480] everything[4960] ready[5290] for[5460] the[5560] meal?[5880]</w:t>
+              <w:t>So[3020] do[3270] you[3440] think[3730] that[3910] we[4060] now[4300] have[4480] everything[4960] ready[5290] for[5460] the[5560] meal?[5880]</w:t>
             </w:r>
           </w:p>
           <w:p>
@@ -9522,7 +9562,7 @@
                 <w:sz w:val="23"/>
                 <w:szCs w:val="23"/>
               </w:rPr>
-              <w:t xml:space="preserve">Almost,[7400] I[7680] was[7830] just[8050] wondering[8630] what[8790] would[8940] be[9050] the[9180] best[9540] way[9770] of[9890] preparing[10430] the[10510] potatoes.[11280]</w:t>
+              <w:t>Almost,[7400] I[7680] was[7830] just[8050] wondering[8630] what[8790] would[8940] be[9050] the[9180] best[9540] way[9770] of[9890] preparing[10430] the[10510] potatoes.[11280]</w:t>
             </w:r>
           </w:p>
           <w:p>
@@ -9554,7 +9594,7 @@
                 <w:sz w:val="23"/>
                 <w:szCs w:val="23"/>
               </w:rPr>
-              <w:t xml:space="preserve">Well,[12470] you[12830] could[13030] just[13260] boil[13670] them[14160] and[14590] serve[14920] them[15080] with[15250] the[15360] fish.[15820]</w:t>
+              <w:t>Well,[12470] you[12830] could[13030] just[13260] boil[13670] them[14160] and[14590] serve[14920] them[15080] with[15250] the[15360] fish.[15820]</w:t>
             </w:r>
           </w:p>
           <w:p>
@@ -9586,7 +9626,7 @@
                 <w:sz w:val="23"/>
                 <w:szCs w:val="23"/>
               </w:rPr>
-              <w:t xml:space="preserve">That[16390] would[16540] be[16720] easy,[17480] but[17930] I[18010] don't[18260] think[18470] it[18550] would[18690] be[18790] very[19050] exciting.[19780]</w:t>
+              <w:t>That[16390] would[16540] be[16720] easy,[17480] but[17930] I[18010] don't[18260] think[18470] it[18550] would[18690] be[18790] very[19050] exciting.[19780]</w:t>
             </w:r>
           </w:p>
           <w:p>
@@ -9618,7 +9658,7 @@
                 <w:sz w:val="23"/>
                 <w:szCs w:val="23"/>
               </w:rPr>
-              <w:t xml:space="preserve">What[20900] about[21420] frying[21960] them?[22460] Everybody[23190] likes[23600] fried[24070] potatoes.[24900]</w:t>
+              <w:t>What[20900] about[21420] frying[21960] them?[22460] Everybody[23190] likes[23600] fried[24070] potatoes.[24900]</w:t>
             </w:r>
           </w:p>
           <w:p>
@@ -9650,7 +9690,7 @@
                 <w:sz w:val="23"/>
                 <w:szCs w:val="23"/>
               </w:rPr>
-              <w:t xml:space="preserve">They[25510] aren't[25770] very[26060] healthy[26590] though,[27260] and[27860] I[28020] haven't[28270] got[28440] much[28710] oil[29030] left.[29400]</w:t>
+              <w:t>They[25510] aren't[25770] very[26060] healthy[26590] though,[27260] and[27860] I[28020] haven't[28270] got[28440] much[28710] oil[29030] left.[29400]</w:t>
             </w:r>
           </w:p>
           <w:p>
@@ -9682,7 +9722,7 @@
                 <w:sz w:val="23"/>
                 <w:szCs w:val="23"/>
               </w:rPr>
-              <w:t xml:space="preserve">You[30070] could[30350] bake[30730] them[31130] and[31480] serve[31820] them[31960] with[32110] the[32220] salad[32690] Elly's[33050] preparing.[33680]</w:t>
+              <w:t>You[30070] could[30350] bake[30730] them[31130] and[31480] serve[31820] them[31960] with[32110] the[32220] salad[32690] Elly's[33050] preparing.[33680]</w:t>
             </w:r>
           </w:p>
           <w:p>
@@ -9714,7 +9754,7 @@
                 <w:sz w:val="23"/>
                 <w:szCs w:val="23"/>
               </w:rPr>
-              <w:t xml:space="preserve">That[34390] would[34570] taste[35050] good,[35640] but[35960] it[36060] takes[36360] ages[36800] to[36920] bake[37200] potatoes[37810] in[37890] the[37990] oven.[38820] I[39350] know,[39640] I'll[39940] boil[40270] them[40590] and[40870] then[41130] put[41360] them[41520] with[41680] Elly's[41960] salad.[45460]</w:t>
+              <w:t>That[34390] would[34570] taste[35050] good,[35640] but[35960] it[36060] takes[36360] ages[36800] to[36920] bake[37200] potatoes[37810] in[37890] the[37990] oven.[38820] I[39350] know,[39640] I'll[39940] boil[40270] them[40590] and[40870] then[41130] put[41360] them[41520] with[41680] Elly's[41960] salad.[45460]</w:t>
             </w:r>
           </w:p>
         </w:tc>
@@ -9795,7 +9835,7 @@
                 <w:sz w:val="23"/>
                 <w:szCs w:val="23"/>
               </w:rPr>
-              <w:t xml:space="preserve">Before[3020] we[3130] go[3290] back[3550] to[3660] the[3800] flat,[4430] I[4700] think[4890] we[4990] need[5160] to[5280] check[5630] we[5770] have[5980] everything[6450] that[6580] we[6730] need.[7160]</w:t>
+              <w:t>Before[3020] we[3130] go[3290] back[3550] to[3660] the[3800] flat,[4430] I[4700] think[4890] we[4990] need[5160] to[5280] check[5630] we[5770] have[5980] everything[6450] that[6580] we[6730] need.[7160]</w:t>
             </w:r>
           </w:p>
           <w:p>
@@ -9827,7 +9867,7 @@
                 <w:sz w:val="23"/>
                 <w:szCs w:val="23"/>
               </w:rPr>
-              <w:t xml:space="preserve">OK,[7990] well[8660] you[8930] went[9180] to[9300] Arcadia,[10180] so[10740] I[11010] imagine[11530] that[11680] you[11810] got[12010] the[12150] strawberries[13160] and[13540] apples[14030] from[14260] there?[14500]</w:t>
+              <w:t>OK,[7990] well[8660] you[8930] went[9180] to[9300] Arcadia,[10180] so[10740] I[11010] imagine[11530] that[11680] you[11810] got[12010] the[12150] strawberries[13160] and[13540] apples[14030] from[14260] there?[14500]</w:t>
             </w:r>
           </w:p>
           <w:p>
@@ -9859,7 +9899,7 @@
                 <w:sz w:val="23"/>
                 <w:szCs w:val="23"/>
               </w:rPr>
-              <w:t xml:space="preserve">Yes,[15250] I[15400] did.[15620]</w:t>
+              <w:t>Yes,[15250] I[15400] did.[15620]</w:t>
             </w:r>
           </w:p>
           <w:p>
@@ -9891,7 +9931,7 @@
                 <w:sz w:val="23"/>
                 <w:szCs w:val="23"/>
               </w:rPr>
-              <w:t xml:space="preserve">Did[16320] you[16430] notice[16840] if[16970] they[17160] had[17320] any[17510] cucumbers[18500] while[18770] you[18870] were[19020] over[19230] there?[19480]</w:t>
+              <w:t>Did[16320] you[16430] notice[16840] if[16970] they[17160] had[17320] any[17510] cucumbers[18500] while[18770] you[18870] were[19020] over[19230] there?[19480]</w:t>
             </w:r>
           </w:p>
           <w:p>
@@ -9923,7 +9963,7 @@
                 <w:sz w:val="23"/>
                 <w:szCs w:val="23"/>
               </w:rPr>
-              <w:t xml:space="preserve">I'm[20290] not[20540] sure.[21430] I[21930] thought[22200] you[22410] were[22610] going[22830] to[22920] get[23110] them.[23320]</w:t>
+              <w:t>I'm[20290] not[20540] sure.[21430] I[21930] thought[22200] you[22410] were[22610] going[22830] to[22920] get[23110] them.[23320]</w:t>
             </w:r>
           </w:p>
           <w:p>
@@ -9955,7 +9995,7 @@
                 <w:sz w:val="23"/>
                 <w:szCs w:val="23"/>
               </w:rPr>
-              <w:t xml:space="preserve">Well[24260] I[24450] went[24710] over[24970] to[25120] Best[25480] Buy,[26020] and[26290] I[26360] got[26530] some[26720] nice[27050] carrots[27610] and[27780] peas,[28550] but[29100] I[29230] didn't[29500] like[29690] the[29810] look[30020] of[30110] the[30220] cucumbers.[30980]</w:t>
+              <w:t>Well[24260] I[24450] went[24710] over[24970] to[25120] Best[25480] Buy,[26020] and[26290] I[26360] got[26530] some[26720] nice[27050] carrots[27610] and[27780] peas,[28550] but[29100] I[29230] didn't[29500] like[29690] the[29810] look[30020] of[30110] the[30220] cucumbers.[30980]</w:t>
             </w:r>
           </w:p>
           <w:p>
@@ -9987,7 +10027,7 @@
                 <w:sz w:val="23"/>
                 <w:szCs w:val="23"/>
               </w:rPr>
-              <w:t xml:space="preserve">Oh,[32050] I[32540] suppose[33000] we[33080] can[33270] go[33530] there[34010] on[34190] the[34280] way[34440] back[34660] to[34760] the[34880] station.[35460]</w:t>
+              <w:t>Oh,[32050] I[32540] suppose[33000] we[33080] can[33270] go[33530] there[34010] on[34190] the[34280] way[34440] back[34660] to[34760] the[34880] station.[35460]</w:t>
             </w:r>
           </w:p>
           <w:p>
@@ -10019,7 +10059,7 @@
                 <w:sz w:val="23"/>
                 <w:szCs w:val="23"/>
               </w:rPr>
-              <w:t xml:space="preserve">Don't[36320] forget[36800] we[37000] need[37200] to[37280] get[37470] some[37690] cakes[38180] and[38310] pastries[39010] too.[39690] We[40120] can[40280] get[40450] those[40870] after[41340] we've[41550] been[41720] to[41850] Hampton's[42650] to[42770] get[42960] the[43110] lamb[43510] and[43670] chicken.[44060]</w:t>
+              <w:t>Don't[36320] forget[36800] we[37000] need[37200] to[37280] get[37470] some[37690] cakes[38180] and[38310] pastries[39010] too.[39690] We[40120] can[40280] get[40450] those[40870] after[41340] we've[41550] been[41720] to[41850] Hampton's[42650] to[42770] get[42960] the[43110] lamb[43510] and[43670] chicken.[44060]</w:t>
             </w:r>
           </w:p>
           <w:p>
@@ -10051,7 +10091,7 @@
                 <w:sz w:val="23"/>
                 <w:szCs w:val="23"/>
               </w:rPr>
-              <w:t xml:space="preserve">OK,[44820] good[45230] plan.[48780]</w:t>
+              <w:t>OK,[44820] good[45230] plan.[48780]</w:t>
             </w:r>
           </w:p>
         </w:tc>
@@ -10093,6 +10133,7 @@
                 <w:sz w:val="23"/>
                 <w:szCs w:val="23"/>
               </w:rPr>
+              <w:lastRenderedPageBreak/>
               <w:t>Mindset_L1_35.mp3</w:t>
             </w:r>
           </w:p>
@@ -10132,7 +10173,7 @@
                 <w:sz w:val="23"/>
                 <w:szCs w:val="23"/>
               </w:rPr>
-              <w:t xml:space="preserve">In[2940] this[3320] new[3710] series[4360] of[4650] 'Talk[5030] of[5170] the[5320] Town'[5800] we'll[6000] be[6150] looking[6560] at[6700] the[6860] different[7340] restaurants[7980] in[8320] and[8620] around[9290] Ogdenville[10180] and[10600] getting[10970] some[11250] tips[11670] and[11830] recommendations[12700] from[12910] our[13140] resident[13650] food[13960] critic,[14570] Chris[15070] Griffin.[15780] So[16220] Chris,[16920] where[17320] have[17450] you[17550] been[17730] this[17930] week?[18140]</w:t>
+              <w:t>In[2940] this[3320] new[3710] series[4360] of[4650] 'Talk[5030] of[5170] the[5320] Town'[5800] we'll[6000] be[6150] looking[6560] at[6700] the[6860] different[7340] restaurants[7980] in[8320] and[8620] around[9290] Ogdenville[10180] and[10600] getting[10970] some[11250] tips[11670] and[11830] recommendations[12700] from[12910] our[13140] resident[13650] food[13960] critic,[14570] Chris[15070] Griffin.[15780] So[16220] Chris,[16920] where[17320] have[17450] you[17550] been[17730] this[17930] week?[18140]</w:t>
             </w:r>
           </w:p>
           <w:p>
@@ -10164,7 +10205,7 @@
                 <w:sz w:val="23"/>
                 <w:szCs w:val="23"/>
               </w:rPr>
-              <w:t xml:space="preserve">Well,[19290] one[19530] restaurant[20060] that[20260] I[20390] really[20710] enjoyed[21210] is[21420] Adam's.[22200] It's[22670] on[22770] the[22880] Town[23170] Square.[23950] I[24370] ordered[24700] a[24810] steak[25170] au[25370] poivre[26080] and[26480] it[26600] was[26750] perfect.[27160]</w:t>
+              <w:t>Well,[19290] one[19530] restaurant[20060] that[20260] I[20390] really[20710] enjoyed[21210] is[21420] Adam's.[22200] It's[22670] on[22770] the[22880] Town[23170] Square.[23950] I[24370] ordered[24700] a[24810] steak[25170] au[25370] poivre[26080] and[26480] it[26600] was[26750] perfect.[27160]</w:t>
             </w:r>
           </w:p>
           <w:p>
@@ -10196,7 +10237,7 @@
                 <w:sz w:val="23"/>
                 <w:szCs w:val="23"/>
               </w:rPr>
-              <w:t xml:space="preserve">What's[27630] that?[27980]</w:t>
+              <w:t>What's[27630] that?[27980]</w:t>
             </w:r>
           </w:p>
           <w:p>
@@ -10228,7 +10269,7 @@
                 <w:sz w:val="23"/>
                 <w:szCs w:val="23"/>
               </w:rPr>
-              <w:t xml:space="preserve">It's[28770] a[28910] steak[29330] in[29510] peppercorns[30420] -[30420] it's[30800] quite[31090] a[31150] typical[31630] French[31990] dish.[32200]</w:t>
+              <w:t>It's[28770] a[28910] steak[29330] in[29510] peppercorns[30420] -[30420] it's[30800] quite[31090] a[31150] typical[31630] French[31990] dish.[32200]</w:t>
             </w:r>
           </w:p>
           <w:p>
@@ -10260,7 +10301,7 @@
                 <w:sz w:val="23"/>
                 <w:szCs w:val="23"/>
               </w:rPr>
-              <w:t xml:space="preserve">So,[33090] is[33510] it[33640] a[33730] French[34150] restaurant[34790] or[34940] a[35020] steakhouse?[35680]</w:t>
+              <w:t>So,[33090] is[33510] it[33640] a[33730] French[34150] restaurant[34790] or[34940] a[35020] steakhouse?[35680]</w:t>
             </w:r>
           </w:p>
           <w:p>
@@ -10292,7 +10333,7 @@
                 <w:sz w:val="23"/>
                 <w:szCs w:val="23"/>
               </w:rPr>
-              <w:t xml:space="preserve">Well,[36450] the[36680] chef[37020] is[37170] French,[37690] but[37930] it[38060] serves[38460] food[38840] from[39120] all[39350] over[39530] the[39620] world.[40210] It[40570] has[40800] a[40960] wide[41350] variety[41850] of[41940] dishes.[42780] One[43500] word[43780] of[43900] warning[44280] though,[44680] it[44990] gets[45330] really[45820] busy[46160] at[46310] weekends,[47140] so[47440] you[47620] should[47920] check[48250] they[48410] have[48650] places[49200] before[49570] you[49690] go.[49820]</w:t>
+              <w:t>Well,[36450] the[36680] chef[37020] is[37170] French,[37690] but[37930] it[38060] serves[38460] food[38840] from[39120] all[39350] over[39530] the[39620] world.[40210] It[40570] has[40800] a[40960] wide[41350] variety[41850] of[41940] dishes.[42780] One[43500] word[43780] of[43900] warning[44280] though,[44680] it[44990] gets[45330] really[45820] busy[46160] at[46310] weekends,[47140] so[47440] you[47620] should[47920] check[48250] they[48410] have[48650] places[49200] before[49570] you[49690] go.[49820]</w:t>
             </w:r>
           </w:p>
           <w:p>
@@ -10324,7 +10365,7 @@
                 <w:sz w:val="23"/>
                 <w:szCs w:val="23"/>
               </w:rPr>
-              <w:t xml:space="preserve">Have[50720] you[50840] got[51120] any[51320] other[51540] recommendations[52400] for[52540] us[52710] this[52890] week,[53180] Chris?[53540]</w:t>
+              <w:t>Have[50720] you[50840] got[51120] any[51320] other[51540] recommendations[52400] for[52540] us[52710] this[52890] week,[53180] Chris?[53540]</w:t>
             </w:r>
           </w:p>
           <w:p>
@@ -10356,7 +10397,7 @@
                 <w:sz w:val="23"/>
                 <w:szCs w:val="23"/>
               </w:rPr>
-              <w:t xml:space="preserve">Oh,[54130] yes.[54720] I[55010] can[55190] really[55500] recommend[56070] the[56230] Duke[56810] on[57050] Smith[57390] Street.[58090] I[58520] had[58730] lobster[59330] and[59520] it[59620] was[59850] really[60240] tasty.[61150] It[61730] also[62080] has[62300] a[62370] few[62670] vegetarian[63450] dishes,[64090] but[64440] it's[64640] the[64800] fish[65170] dishes[65600] that[65770] make[66010] it[66130] famous[66590] in[66700] the[66820] town.[67640] The[68250] food[68640] isn't[68940] that[69220] low-cost[70060] though,[70430] so[70820] you[71160] might[71440] want[71620] to[71760] save[72180] going[72490] here[72720] for[72850] a[72910] special[73300] treat.[73660]</w:t>
+              <w:t>Oh,[54130] yes.[54720] I[55010] can[55190] really[55500] recommend[56070] the[56230] Duke[56810] on[57050] Smith[57390] Street.[58090] I[58520] had[58730] lobster[59330] and[59520] it[59620] was[59850] really[60240] tasty.[61150] It[61730] also[62080] has[62300] a[62370] few[62670] vegetarian[63450] dishes,[64090] but[64440] it's[64640] the[64800] fish[65170] dishes[65600] that[65770] make[66010] it[66130] famous[66590] in[66700] the[66820] town.[67640] The[68250] food[68640] isn't[68940] that[69220] low-cost[70060] though,[70430] so[70820] you[71160] might[71440] want[71620] to[71760] save[72180] going[72490] here[72720] for[72850] a[72910] special[73300] treat.[73660]</w:t>
             </w:r>
           </w:p>
           <w:p>
@@ -10388,7 +10429,7 @@
                 <w:sz w:val="23"/>
                 <w:szCs w:val="23"/>
               </w:rPr>
-              <w:t xml:space="preserve">What[74460] about[75050] people[75500] who[75700] are[75960] on[76090] a[76200] budget?[77000] Have[77400] you[77520] got[77770] any[78010] suggestions[78750] for[78890] them?[79080]</w:t>
+              <w:t>What[74460] about[75050] people[75500] who[75700] are[75960] on[76090] a[76200] budget?[77000] Have[77400] you[77520] got[77770] any[78010] suggestions[78750] for[78890] them?[79080]</w:t>
             </w:r>
           </w:p>
           <w:p>
@@ -10420,7 +10461,7 @@
                 <w:sz w:val="23"/>
                 <w:szCs w:val="23"/>
               </w:rPr>
-              <w:t xml:space="preserve">Yes,[79980] I[80090] have.[80680] The[81070] Tower[81580] in[81810] Market[82240] Street[82660] is[82860] a[82950] fashionable[83570] restaurant[84280] where[84550] people[84910] can[85110] get[85300] a[85380] good[85620] meal[86020] at[86170] a[86250] reasonable[86800] price.[87730] I[88280] had[88460] a[88540] pizza,[89110] but[89590] it[89830] isn't[90050] a[90110] fast[90430] food[90710] restaurant,[91450] it[91800] specialises[92690] in[92910] all[93220] different[93680] types[94060] of[94190] food[94520] from[94730] Italy.[95560] I've[96230] heard[96460] that[96590] the[96700] lasagne[97280] is[97480] especially[98050] good.[98260]</w:t>
+              <w:t>Yes,[79980] I[80090] have.[80680] The[81070] Tower[81580] in[81810] Market[82240] Street[82660] is[82860] a[82950] fashionable[83570] restaurant[84280] where[84550] people[84910] can[85110] get[85300] a[85380] good[85620] meal[86020] at[86170] a[86250] reasonable[86800] price.[87730] I[88280] had[88460] a[88540] pizza,[89110] but[89590] it[89830] isn't[90050] a[90110] fast[90430] food[90710] restaurant,[91450] it[91800] specialises[92690] in[92910] all[93220] different[93680] types[94060] of[94190] food[94520] from[94730] Italy.[95560] I've[96230] heard[96460] that[96590] the[96700] lasagne[97280] is[97480] especially[98050] good.[98260]</w:t>
             </w:r>
           </w:p>
           <w:p>
@@ -10452,7 +10493,7 @@
                 <w:sz w:val="23"/>
                 <w:szCs w:val="23"/>
               </w:rPr>
-              <w:t xml:space="preserve">Thanks,[99060] Chris.[99670] You[100100] certainly[100690] have[101030] given[101350] us[101580] all[101960] food[102440] for[102640] thought.[106260]</w:t>
+              <w:t>Thanks,[99060] Chris.[99670] You[100100] certainly[100690] have[101030] given[101350] us[101580] all[101960] food[102440] for[102640] thought.[106260]</w:t>
             </w:r>
           </w:p>
         </w:tc>
@@ -10520,70 +10561,56 @@
               <w:rPr>
                 <w:rStyle w:val="NotSpokenChar"/>
               </w:rPr>
-              <w:t xml:space="preserve">[2860]Chef:</w:t>
-            </w:r>
-            <w:r>
-              <w:rPr>
-                <w:rFonts w:ascii="Source Sans 3" w:hAnsi="Source Sans 3"/>
-                <w:bCs/>
-                <w:sz w:val="23"/>
-                <w:szCs w:val="23"/>
-              </w:rPr>
-              <w:t xml:space="preserve">[2860] I[2920] suppose[3440] one[3710] thing[3920] that[4140] everybody[4730] knows[5070] about[5370] Japanese,[6110]</w:t>
-            </w:r>
-          </w:p>
-          <w:p>
-            <w:pPr>
-              <w:tabs>
-                <w:tab w:val="left" w:pos="4413"/>
-              </w:tabs>
-              <w:rPr>
-                <w:rFonts w:ascii="Source Sans 3" w:hAnsi="Source Sans 3"/>
-                <w:bCs/>
-                <w:sz w:val="23"/>
-                <w:szCs w:val="23"/>
-              </w:rPr>
-            </w:pPr>
-            <w:r>
-              <w:rPr>
-                <w:rFonts w:ascii="Source Sans 3" w:hAnsi="Source Sans 3"/>
-                <w:bCs/>
-                <w:sz w:val="23"/>
-                <w:szCs w:val="23"/>
-              </w:rPr>
-              <w:t xml:space="preserve">Chinese[6710] and[6860] Korean[7290] cooking[7940] is[8290] that[8480] they[8740] all[8980] use[9220] chopsticks[10060] rather[10430] than[10650] knives[10990] and[11130] forks[11590] like[11840] people[12180] in[12270] the[12390] West.[13240] The[13730] chopsticks[14360] that[14560] people[14990] use[15300] in[15400] the[15530] different[15900] countries[16490] are[16720] quite[17150] different[17580] though.[18230] In[18760] China[19220] the[19390] chopsticks[20070] tend[20370] to[20480] be[20620] made[20910] of[21030] wood[21560] and[21810] are[21980] round[22320] at[22420] the[22550] end,[23070] whereas[23670] in[23810] Korea[24260] they're[24520] made[24770] of[24900] stainless[25500] steel[25970] and[26150] are[26340] rough[26590] at[26690] the[26800] end.[27450] This[28030] is[28160] because[28640] in[28870] the[29030] past[29700] the[29980] emperor[30570] would[30870] use[31160] silver[31570] chopsticks,[32470] as[32850] they[33060] changed[33530] colour[33910] if[34050] there[34260] </w:t>
-            </w:r>
-            <w:r>
-              <w:rPr>
-                <w:rFonts w:ascii="Source Sans 3" w:hAnsi="Source Sans 3"/>
-                <w:bCs/>
-                <w:sz w:val="23"/>
-                <w:szCs w:val="23"/>
-              </w:rPr>
-              <w:lastRenderedPageBreak/>
-              <w:t xml:space="preserve">was[34450] any[34670] poison[35190] in[35290] the[35410] dish.[36170] They[36710] can[36960] be[37080] quite[37400] tricky[37880] to[38070] use,[38730] but[39080] in[39210] Korea[39660] people[40130] use[40410] a[40520] spoon[41080] to[41260] eat[41440] their[41610] rice.[42300] In[42660] Japan[43160] they[43360] use[43560] a[43610] variety[44090] of[44180] things[44490] to[44610] make[44870] chopsticks.[45900] Wood[46480] and[46640] plastic[47200] are[47290] the[47370] most[47580] popular[48070] now,[48360] but[48760] you[49040] can[49210] find[49520] bone,[50040] metal[50470] and[50820] even[51280] ivory[51660] ones.[52590]</w:t>
-            </w:r>
-          </w:p>
-          <w:p>
-            <w:pPr>
-              <w:tabs>
-                <w:tab w:val="left" w:pos="4413"/>
-              </w:tabs>
-              <w:rPr>
-                <w:rFonts w:ascii="Source Sans 3" w:hAnsi="Source Sans 3"/>
-                <w:bCs/>
-                <w:sz w:val="23"/>
-                <w:szCs w:val="23"/>
-              </w:rPr>
-            </w:pPr>
-            <w:r>
-              <w:rPr>
-                <w:rFonts w:ascii="Source Sans 3" w:hAnsi="Source Sans 3"/>
-                <w:bCs/>
-                <w:sz w:val="23"/>
-                <w:szCs w:val="23"/>
-              </w:rPr>
-              <w:t xml:space="preserve">If[53370] we[53560] look[53800] at[53900] the[54030] food[54340] of[54440] the[54570] different[54940] countries,[55690] it's[56020] very[56250] difficult[56730] to[56840] talk[57070] about[57340] China[57790] in[57950] general[58360] terms[58870] because[59340] it[59510] has[59750] many[60020] different[60370] cuisines.[61330] So[61910] it[62110] might[62350] be[62480] better[62800] if[62940] we[63120] look[63360] at[63470] Korean[64010] and[64170] Japanese[64780] food[65020] a[65090] little[65330] more.[66050] It's[66740] well[66990] known[67350] that[67610] Koreans[68200] tend[68470] to[68580] like[68830] spicier[69440] food[70130] and[70580] red[70800] peppers[71210] can[71380] be[71490] found[71820] in[71930] a[72000] wide[72330] number[72620] of[72730] dishes.[73270] I[73690] suppose[74430] that[74610] everybody[75150] thinks[75490] of[75650] sushi[76250] when[76500] they[76670] think[76910] of</w:t>
+              <w:t>[2860]Chef:</w:t>
+            </w:r>
+            <w:r>
+              <w:rPr>
+                <w:rFonts w:ascii="Source Sans 3" w:hAnsi="Source Sans 3"/>
+                <w:bCs/>
+                <w:sz w:val="23"/>
+                <w:szCs w:val="23"/>
+              </w:rPr>
+              <w:t>[2860] I[2920] suppose[3440] one[3710] thing[3920] that[4140] everybody[4730] knows[5070] about[5370] Japanese,[6110]</w:t>
+            </w:r>
+            <w:r>
+              <w:rPr>
+                <w:rFonts w:ascii="Source Sans 3" w:hAnsi="Source Sans 3"/>
+                <w:bCs/>
+                <w:sz w:val="23"/>
+                <w:szCs w:val="23"/>
+              </w:rPr>
+              <w:t xml:space="preserve"> </w:t>
+            </w:r>
+            <w:r>
+              <w:rPr>
+                <w:rFonts w:ascii="Source Sans 3" w:hAnsi="Source Sans 3"/>
+                <w:bCs/>
+                <w:sz w:val="23"/>
+                <w:szCs w:val="23"/>
+              </w:rPr>
+              <w:t>Chinese[6710] and[6860] Korean[7290] cooking[7940] is[8290] that[8480] they[8740] all[8980] use[9220] chopsticks[10060] rather[10430] than[10650] knives[10990] and[11130] forks[11590] like[11840] people[12180] in[12270] the[12390] West.[13240] The[13730] chopsticks[14360] that[14560] people[14990] use[15300] in[15400] the[15530] different[15900] countries[16490] are[16720] quite[17150] different[17580] though.[18230] In[18760] China[19220] the[19390] chopsticks[20070] tend[20370] to[20480] be[20620] made[20910] of[21030] wood[21560] and[21810] are[21980] round[22320] at[22420] the[22550] end,[23070] whereas[23670] in[23810] Korea[24260] they're[24520] made[24770] of[24900] stainless[25500] steel[25970] and[26150] are[26340] rough[26590] at[26690] the[26800] end.[27450] This[28030] is[28160] because[28640] in[28870] the[29030] past[29700] the[29980] emperor[30570] would[30870] use[31160] silver[31570] chopsticks,[32470] as[32850] they[33060] changed[33530] colour[33910] if[34050] there[34260] was[34450] any[34670] poison[35190] in[35290] the[35410] dish.[36170] They[36710] can[36960] be[37080] quite[37400] tricky[37880] to[38070] use,[38730] but[39080] in[39210] Korea[39660] people[40130] use[40410] a[40520] spoon[41080] to[41260] eat[41440] their[41610] rice.[42300] In[42660] Japan[43160] they[43360] use[43560] a[43610] variety[44090] of[44180] things[44490] to[44610] make[44870] chopsticks.[45900] Wood[46480] and[46640] plastic[47200] are[47290] the[47370] most[47580] popular[48070] now,[48360] but[48760] you[49040] can[49210] find[49520] bone,[50040] metal[50470] and[50820] even[51280] ivory[51660] ones.[52590]</w:t>
+            </w:r>
+          </w:p>
+          <w:p>
+            <w:pPr>
+              <w:tabs>
+                <w:tab w:val="left" w:pos="4413"/>
+              </w:tabs>
+              <w:rPr>
+                <w:rFonts w:ascii="Source Sans 3" w:hAnsi="Source Sans 3"/>
+                <w:bCs/>
+                <w:sz w:val="23"/>
+                <w:szCs w:val="23"/>
+              </w:rPr>
+            </w:pPr>
+            <w:r>
+              <w:rPr>
+                <w:rFonts w:ascii="Source Sans 3" w:hAnsi="Source Sans 3"/>
+                <w:bCs/>
+                <w:sz w:val="23"/>
+                <w:szCs w:val="23"/>
+              </w:rPr>
+              <w:t>If[53370] we[53560] look[53800] at[53900] the[54030] food[54340] of[54440] the[54570] different[54940] countries,[55690] it's[56020] very[56250] difficult[56730] to[56840] talk[57070] about[57340] China[57790] in[57950] general[58360] terms[58870] because[59340] it[59510] has[59750] many[60020] different[60370] cuisines.[61330] So[61910] it[62110] might[62350] be[62480] better[62800] if[62940] we[63120] look[63360] at[63470] Korean[64010] and[64170] Japanese[64780] food[65020] a[65090] little[65330] more.[66050] It's[66740] well[66990] known[67350] that[67610] Koreans[68200] tend[68470] to[68580] like[68830] spicier[69440] food[70130] and[70580] red[70800] peppers[71210] can[71380] be[71490] found[71820] in[71930] a[72000] wide[72330] number[72620] of[72730] dishes.[73270] I[73690] suppose[74430] that[74610] everybody[75150] thinks[75490] of[75650] sushi[76250] when[76500] they[76670] think[76910] of</w:t>
             </w:r>
             <w:r>
               <w:rPr>
@@ -10601,29 +10628,29 @@
                 <w:sz w:val="23"/>
                 <w:szCs w:val="23"/>
               </w:rPr>
-              <w:t xml:space="preserve">Japanese[77740] food,[78320] but[78760] you[78880] can[79060] also[79380] find[79740] a[79830] lot[80120] of[80240] influences[81030] from[81240] all[81480] over[81800] Asia[82170] and[82410] even[82700] Europe,[83400] for[83830] example[84250] tempura,[85030] which[85420] came[85750] to[85900] Japan[86380] from[86580] Portugal.[87490] Those[88180] aren't[88410] present[88890] in[89030] Chinese[89600] and[89720] Korean[90140] food.[90960]</w:t>
-            </w:r>
-          </w:p>
-          <w:p>
-            <w:pPr>
-              <w:tabs>
-                <w:tab w:val="left" w:pos="4413"/>
-              </w:tabs>
-              <w:rPr>
-                <w:rFonts w:ascii="Source Sans 3" w:hAnsi="Source Sans 3"/>
-                <w:bCs/>
-                <w:sz w:val="23"/>
-                <w:szCs w:val="23"/>
-              </w:rPr>
-            </w:pPr>
-            <w:r>
-              <w:rPr>
-                <w:rFonts w:ascii="Source Sans 3" w:hAnsi="Source Sans 3"/>
-                <w:bCs/>
-                <w:sz w:val="23"/>
-                <w:szCs w:val="23"/>
-              </w:rPr>
-              <w:t xml:space="preserve">Traditionally,[92170] in[92420] both[92720] Japan[93320] and[93630] in[93770] Korea[94270] meat[94580] plays[95000] less[95260] of[95380] an[95490] important[96040] role[96360] than[96530] in[96690] Europe,[97320] perhaps[97960] because[98340] it's[98570] so[98730] expensive[99530] due[99790] to[99900] the[100050] lack[100300] of[100410] space[100770] for[100900] keeping[101260] animals.[102070] That[102610] said,[103210] both[103700] the[103830] Japanese[104460] and[104620] Koreans[105140] enjoy[105760] meat.[106460] Barbecues[107440] of[107550] all[107750] types[108140] are[108280] popular[108780] in[108910] Korea[109600] and[110040] beef[110320] forms[110710] the[110830] basis[111260] of[111400] many[111680] special[112130] meals[112590] in[112790] both[113090] of[113200] the[113330] countries.[114340] Now[115070] moving[115550] back[115800] to[115970] Chinese[116570] cuisine[120320] ...[120320]</w:t>
+              <w:t>Japanese[77740] food,[78320] but[78760] you[78880] can[79060] also[79380] find[79740] a[79830] lot[80120] of[80240] influences[81030] from[81240] all[81480] over[81800] Asia[82170] and[82410] even[82700] Europe,[83400] for[83830] example[84250] tempura,[85030] which[85420] came[85750] to[85900] Japan[86380] from[86580] Portugal.[87490] Those[88180] aren't[88410] present[88890] in[89030] Chinese[89600] and[89720] Korean[90140] food.[90960]</w:t>
+            </w:r>
+          </w:p>
+          <w:p>
+            <w:pPr>
+              <w:tabs>
+                <w:tab w:val="left" w:pos="4413"/>
+              </w:tabs>
+              <w:rPr>
+                <w:rFonts w:ascii="Source Sans 3" w:hAnsi="Source Sans 3"/>
+                <w:bCs/>
+                <w:sz w:val="23"/>
+                <w:szCs w:val="23"/>
+              </w:rPr>
+            </w:pPr>
+            <w:r>
+              <w:rPr>
+                <w:rFonts w:ascii="Source Sans 3" w:hAnsi="Source Sans 3"/>
+                <w:bCs/>
+                <w:sz w:val="23"/>
+                <w:szCs w:val="23"/>
+              </w:rPr>
+              <w:t>Traditionally,[92170] in[92420] both[92720] Japan[93320] and[93630] in[93770] Korea[94270] meat[94580] plays[95000] less[95260] of[95380] an[95490] important[96040] role[96360] than[96530] in[96690] Europe,[97320] perhaps[97960] because[98340] it's[98570] so[98730] expensive[99530] due[99790] to[99900] the[100050] lack[100300] of[100410] space[100770] for[100900] keeping[101260] animals.[102070] That[102610] said,[103210] both[103700] the[103830] Japanese[104460] and[104620] Koreans[105140] enjoy[105760] meat.[106460] Barbecues[107440] of[107550] all[107750] types[108140] are[108280] popular[108780] in[108910] Korea[109600] and[110040] beef[110320] forms[110710] the[110830] basis[111260] of[111400] many[111680] special[112130] meals[112590] in[112790] both[113090] of[113200] the[113330] countries.[114340] Now[115070] moving[115550] back[115800] to[115970] Chinese[116570] cuisine[120320] ...[120320]</w:t>
             </w:r>
           </w:p>
         </w:tc>
@@ -10690,7 +10717,7 @@
               <w:rPr>
                 <w:rStyle w:val="NotSpokenChar"/>
               </w:rPr>
-              <w:t xml:space="preserve">[2660]Interviewer:</w:t>
+              <w:t>[2660]Interviewer:</w:t>
             </w:r>
             <w:r>
               <w:rPr>
@@ -10707,7 +10734,7 @@
                 <w:sz w:val="23"/>
                 <w:szCs w:val="23"/>
               </w:rPr>
-              <w:t xml:space="preserve">Today[3090] in[3190] the[3310] studio[3830] I[4030] am[4210] pleased[4740] to[4830] have[5040] with[5220] me[5390] the[5630] famous[6170] chef,[6560] Graham[7100] Shepherd.[7800] Graham[8430] has[8660] just[9080] come[9310] back[9560] from[9800] Beijing[10470] in[10760] China,[11490] where[11870] he[11980] was[12190] making[12620] a[12770] TV[13240] programme[13850] on[13980] the[14170] food[14630] you[14760] can[14950] try[15410] in[15600] this[15880] historic[16560] city.[17270] So,[17890] Graham,[18690] what[19160] can[19340] you[19490] tell[19760] us[19890] about[20150] your[20310] trip?[20910] Was[21320] it[21450] how[21680] you[21810] expected[22370] it[22480] to[22580] be?[22680]</w:t>
+              <w:t>Today[3090] in[3190] the[3310] studio[3830] I[4030] am[4210] pleased[4740] to[4830] have[5040] with[5220] me[5390] the[5630] famous[6170] chef,[6560] Graham[7100] Shepherd.[7800] Graham[8430] has[8660] just[9080] come[9310] back[9560] from[9800] Beijing[10470] in[10760] China,[11490] where[11870] he[11980] was[12190] making[12620] a[12770] TV[13240] programme[13850] on[13980] the[14170] food[14630] you[14760] can[14950] try[15410] in[15600] this[15880] historic[16560] city.[17270] So,[17890] Graham,[18690] what[19160] can[19340] you[19490] tell[19760] us[19890] about[20150] your[20310] trip?[20910] Was[21320] it[21450] how[21680] you[21810] expected[22370] it[22480] to[22580] be?[22680]</w:t>
             </w:r>
           </w:p>
           <w:p>
@@ -10742,27 +10769,36 @@
                 <w:sz w:val="23"/>
                 <w:szCs w:val="23"/>
               </w:rPr>
-              <w:t xml:space="preserve">It[23530] was[23660] quite[23950] surprising[24590] really.[25240] I[25600] suppose[25930] that[26070] most[26350] people[26670]</w:t>
-            </w:r>
-          </w:p>
-          <w:p>
-            <w:pPr>
-              <w:tabs>
-                <w:tab w:val="left" w:pos="4413"/>
-              </w:tabs>
-              <w:rPr>
-                <w:rFonts w:ascii="Source Sans 3" w:hAnsi="Source Sans 3"/>
-                <w:sz w:val="23"/>
-                <w:szCs w:val="23"/>
-              </w:rPr>
-            </w:pPr>
-            <w:r>
-              <w:rPr>
-                <w:rFonts w:ascii="Source Sans 3" w:hAnsi="Source Sans 3"/>
-                <w:sz w:val="23"/>
-                <w:szCs w:val="23"/>
-              </w:rPr>
-              <w:t xml:space="preserve">think[26960] of[27160] Beijing[27620] duck[27980] when[28130] they[28290] think[28560] of[28680] Beijing[29410] and[29850] I[29920] did[30080] try[30400] some[30590] of[30670] this[30890] tasty[31340] traditional[31890] dish,[32440] but[32780] with[32950] so[33110] many[33350] people[33730] from[33970] all[34160] over[34310] the[34410] country[34860] living[35200] in[35350] Beijing[36130] there[36610] really[36890] are[37100] a[37160] lot[37320] of[37430] different[37810] foods[38200] from[38390] all[38590] regions[39030] of[39110] the[39190] country.[39890] One[40420] dish[40670] that[40870] I[40970] really[41270] enjoyed[41740] and[41900] I[41970] didn't[42210] expect[42550] to[42650] find[43020] was[43170] kebabs.[44040] These[44630] tasty[45090] snacks[45580] are[45720] originally[46290] from[46520] north-west[47150] China,[47800] but[48190] they're[48350] very[48630] popular[49120] street[49430] food[49760] in[49910] Beijing.[50800] They're[51440] especially[51970] popular[52410] as[52560] a[52630] tasty[53060] snack[53380] at[53510] lunchtime[54120] for[54250] school[54560] pupils.[55350] They[55760] have[55950] less[56210] meat[56640] and[56880] more[57080] vegetables[57630] than[57810] we[58020] are[58220] used[58480] to,[58840] so[59190] they're[59370] a[59430] bit[59610] healthier.[60040]</w:t>
+              <w:t>It[23530] was[23660] quite[23950] surprising[24590] really.[25240] I[25600] suppose[25930] that[26070] most[26350] people[26670]</w:t>
+            </w:r>
+          </w:p>
+          <w:p>
+            <w:pPr>
+              <w:tabs>
+                <w:tab w:val="left" w:pos="4413"/>
+              </w:tabs>
+              <w:rPr>
+                <w:rFonts w:ascii="Source Sans 3" w:hAnsi="Source Sans 3"/>
+                <w:sz w:val="23"/>
+                <w:szCs w:val="23"/>
+              </w:rPr>
+            </w:pPr>
+            <w:r>
+              <w:rPr>
+                <w:rFonts w:ascii="Source Sans 3" w:hAnsi="Source Sans 3"/>
+                <w:sz w:val="23"/>
+                <w:szCs w:val="23"/>
+              </w:rPr>
+              <w:t xml:space="preserve">think[26960] of[27160] Beijing[27620] duck[27980] when[28130] they[28290] think[28560] of[28680] Beijing[29410] and[29850] I[29920] did[30080] try[30400] some[30590] of[30670] this[30890] tasty[31340] traditional[31890] dish,[32440] but[32780] with[32950] so[33110] many[33350] people[33730] from[33970] all[34160] over[34310] the[34410] country[34860] living[35200] in[35350] Beijing[36130] there[36610] really[36890] are[37100] a[37160] lot[37320] of[37430] different[37810] foods[38200] from[38390] all[38590] regions[39030] of[39110] the[39190] country.[39890] One[40420] dish[40670] that[40870] I[40970] really[41270] enjoyed[41740] and[41900] I[41970] didn't[42210] expect[42550] to[42650] find[43020] </w:t>
+            </w:r>
+            <w:r>
+              <w:rPr>
+                <w:rFonts w:ascii="Source Sans 3" w:hAnsi="Source Sans 3"/>
+                <w:sz w:val="23"/>
+                <w:szCs w:val="23"/>
+              </w:rPr>
+              <w:lastRenderedPageBreak/>
+              <w:t>was[43170] kebabs.[44040] These[44630] tasty[45090] snacks[45580] are[45720] originally[46290] from[46520] north-west[47150] China,[47800] but[48190] they're[48350] very[48630] popular[49120] street[49430] food[49760] in[49910] Beijing.[50800] They're[51440] especially[51970] popular[52410] as[52560] a[52630] tasty[53060] snack[53380] at[53510] lunchtime[54120] for[54250] school[54560] pupils.[55350] They[55760] have[55950] less[56210] meat[56640] and[56880] more[57080] vegetables[57630] than[57810] we[58020] are[58220] used[58480] to,[58840] so[59190] they're[59370] a[59430] bit[59610] healthier.[60040]</w:t>
             </w:r>
           </w:p>
           <w:p>
@@ -10797,7 +10833,7 @@
                 <w:sz w:val="23"/>
                 <w:szCs w:val="23"/>
               </w:rPr>
-              <w:t xml:space="preserve">I'm[60750] sure[61010] that[61210] most[61610] people[61940] have[62090] tried[62380] kebabs,[63090] but[63460] did[63770] you[63980] try[64510] anything[65030] that[65180] might[65390] be[65560] unusual[66390] for[66550] our[66680] listeners?[67180]</w:t>
+              <w:t>I'm[60750] sure[61010] that[61210] most[61610] people[61940] have[62090] tried[62380] kebabs,[63090] but[63460] did[63770] you[63980] try[64510] anything[65030] that[65180] might[65390] be[65560] unusual[66390] for[66550] our[66680] listeners?[67180]</w:t>
             </w:r>
           </w:p>
           <w:p>
@@ -10832,7 +10868,7 @@
                 <w:sz w:val="23"/>
                 <w:szCs w:val="23"/>
               </w:rPr>
-              <w:t xml:space="preserve">Oh,[67580] yes.[68190] One[68650] of[68740] the[68850] things[69150] that[69300] I[69400] had[69660] was[69870] jellyfish.[70890] It[71330] added[71580] a[71650] nice[71970] texture[72470] to[72550] the[72660] dish,[73160] but[73530] I[73620] thought[73840] it[73940] didn't[74220] taste[74570] of[74670] much.[75420] One[76010] dish[76260] that[76430] did[76680] have[76820] a[76880] strong[77240] taste[77660] was[77830] hotpot.[78650] The[79040] dish[79330] I[79470] had[79690] was[79860] made[80170] in[80270] the[80400] Sichuan[80930] style,[81620] so[81990] it[82110] was[82280] very[82590] spicy.[83720] What[84490] I[84570] found[84860] interesting[85410] was[85550] that[85660] the[85790] hotpot[86330] was[86510] put[86710] on[86820] a[86910] hotplate[87500] in[87610] the[87740] centre[88110] of[88190] the[88290] table,[88940] and[89260] we[89370] were[89530] given[89750] a[89840] dish[90120] of[90260] raw[90500] food[91240] and[91670] we[91780] chose[92130] what[92250] we[92350] wanted[92860] and[93050] put[93240] it[93340] into[93510] the[93620] pot[93830] ourselves,[94580] and[94840] got[95030] it[95150] out[95390] when[95540] it[95610] was[95750] ready.[96430] It[96930] was[97070] great[97430] fun[97960] and[98290] very[98540] sociable.[99270] And[99640] very[100070] tasty![100540]</w:t>
+              <w:t>Oh,[67580] yes.[68190] One[68650] of[68740] the[68850] things[69150] that[69300] I[69400] had[69660] was[69870] jellyfish.[70890] It[71330] added[71580] a[71650] nice[71970] texture[72470] to[72550] the[72660] dish,[73160] but[73530] I[73620] thought[73840] it[73940] didn't[74220] taste[74570] of[74670] much.[75420] One[76010] dish[76260] that[76430] did[76680] have[76820] a[76880] strong[77240] taste[77660] was[77830] hotpot.[78650] The[79040] dish[79330] I[79470] had[79690] was[79860] made[80170] in[80270] the[80400] Sichuan[80930] style,[81620] so[81990] it[82110] was[82280] very[82590] spicy.[83720] What[84490] I[84570] found[84860] interesting[85410] was[85550] that[85660] the[85790] hotpot[86330] was[86510] put[86710] on[86820] a[86910] hotplate[87500] in[87610] the[87740] centre[88110] of[88190] the[88290] table,[88940] and[89260] we[89370] were[89530] given[89750] a[89840] dish[90120] of[90260] raw[90500] food[91240] and[91670] we[91780] chose[92130] what[92250] we[92350] wanted[92860] and[93050] put[93240] it[93340] into[93510] the[93620] pot[93830] ourselves,[94580] and[94840] got[95030] it[95150] out[95390] when[95540] it[95610] was[95750] ready.[96430] It[96930] was[97070] great[97430] fun[97960] and[98290] very[98540] sociable.[99270] And[99640] very[100070] tasty![100540]</w:t>
             </w:r>
           </w:p>
           <w:p>
@@ -10867,7 +10903,7 @@
                 <w:sz w:val="23"/>
                 <w:szCs w:val="23"/>
               </w:rPr>
-              <w:t xml:space="preserve">I'm[101440] sure[101780] that[101920] you[102050] tried[102370] some[102560] of[102640] the[102770] dishes[103140] that[103300] we[103490] all[103790] know[103970] and[104120] love[104400] too.[104960] Can[105420] you[105530] tell[105730] us[105870] something[106320] interesting[107040] about[107340] them?[107520]</w:t>
+              <w:t>I'm[101440] sure[101780] that[101920] you[102050] tried[102370] some[102560] of[102640] the[102770] dishes[103140] that[103300] we[103490] all[103790] know[103970] and[104120] love[104400] too.[104960] Can[105420] you[105530] tell[105730] us[105870] something[106320] interesting[107040] about[107340] them?[107520]</w:t>
             </w:r>
           </w:p>
           <w:p>
@@ -10902,27 +10938,27 @@
                 <w:sz w:val="23"/>
                 <w:szCs w:val="23"/>
               </w:rPr>
-              <w:t xml:space="preserve">Of[108010] course,[108340] everybody[108790] knows[109110] about[109410] noodles[109840] and[109960] dumplings,[110720] but[111040] I[111120] doubt[111380] many[111590] people[111880] know[112150] how[112390] many[112650] different[113040] types[113530] there[113740] are![114340] One[114830] of[114900] the[115010] highlights[115520] for[115660] me[115830] was[116100] learning[116450] how[116590] to[116690] make[116940] fresh[117310] noodles[117800] with[117950] a[118040] chef[118330] from[118530] Northern[118890] China.[119590] The[120060] recipe[120470] of[120650] egg,[121090] salt[121590] and[121780] wheat[122030] flour[122520] is[122710] quite[123040] simple,[123720] but[124120] to[124210] make[124410] the[124520] noodles[124860] by[125070] hand[125490] you[125600] need[125780] to[125860] be[125970] quite[126310] a[126380] skilful[126850] chef.[127550]</w:t>
-            </w:r>
-          </w:p>
-          <w:p>
-            <w:pPr>
-              <w:tabs>
-                <w:tab w:val="left" w:pos="4413"/>
-              </w:tabs>
-              <w:rPr>
-                <w:rFonts w:ascii="Source Sans 3" w:hAnsi="Source Sans 3"/>
-                <w:sz w:val="23"/>
-                <w:szCs w:val="23"/>
-              </w:rPr>
-            </w:pPr>
-            <w:r>
-              <w:rPr>
-                <w:rFonts w:ascii="Source Sans 3" w:hAnsi="Source Sans 3"/>
-                <w:sz w:val="23"/>
-                <w:szCs w:val="23"/>
-              </w:rPr>
-              <w:t xml:space="preserve">Something[128220] which[128380] is[128530] much[128840] simpler[129170] to[129270] make[129550] are[129650] dumplings.[130520] The[130910] basic[131260] ingredients[131900] are[132030] flour[132410] and[132570] water,[133180] but[133530] the[133640] beauty[133980] of[134070] this[134290] dish[134620] is[134770] that[134890] it's[135070] very[135400] flexible.[136250] You[136590] can[136740] fill[136980] them[137130] with[137290] whatever[137640] you[137750] like.[138530] I[138980] especially[139490] enjoyed[139910] one[140100] with[140290] raw[140560] prawns,[141310] but[141640] all[141790] sorts[142060] of[142170] meat[142400] and[142510] vegetables[143040] can[143170] be[143260] put[143480] in[143570] them.[143720]</w:t>
+              <w:t>Of[108010] course,[108340] everybody[108790] knows[109110] about[109410] noodles[109840] and[109960] dumplings,[110720] but[111040] I[111120] doubt[111380] many[111590] people[111880] know[112150] how[112390] many[112650] different[113040] types[113530] there[113740] are![114340] One[114830] of[114900] the[115010] highlights[115520] for[115660] me[115830] was[116100] learning[116450] how[116590] to[116690] make[116940] fresh[117310] noodles[117800] with[117950] a[118040] chef[118330] from[118530] Northern[118890] China.[119590] The[120060] recipe[120470] of[120650] egg,[121090] salt[121590] and[121780] wheat[122030] flour[122520] is[122710] quite[123040] simple,[123720] but[124120] to[124210] make[124410] the[124520] noodles[124860] by[125070] hand[125490] you[125600] need[125780] to[125860] be[125970] quite[126310] a[126380] skilful[126850] chef.[127550]</w:t>
+            </w:r>
+          </w:p>
+          <w:p>
+            <w:pPr>
+              <w:tabs>
+                <w:tab w:val="left" w:pos="4413"/>
+              </w:tabs>
+              <w:rPr>
+                <w:rFonts w:ascii="Source Sans 3" w:hAnsi="Source Sans 3"/>
+                <w:sz w:val="23"/>
+                <w:szCs w:val="23"/>
+              </w:rPr>
+            </w:pPr>
+            <w:r>
+              <w:rPr>
+                <w:rFonts w:ascii="Source Sans 3" w:hAnsi="Source Sans 3"/>
+                <w:sz w:val="23"/>
+                <w:szCs w:val="23"/>
+              </w:rPr>
+              <w:t>Something[128220] which[128380] is[128530] much[128840] simpler[129170] to[129270] make[129550] are[129650] dumplings.[130520] The[130910] basic[131260] ingredients[131900] are[132030] flour[132410] and[132570] water,[133180] but[133530] the[133640] beauty[133980] of[134070] this[134290] dish[134620] is[134770] that[134890] it's[135070] very[135400] flexible.[136250] You[136590] can[136740] fill[136980] them[137130] with[137290] whatever[137640] you[137750] like.[138530] I[138980] especially[139490] enjoyed[139910] one[140100] with[140290] raw[140560] prawns,[141310] but[141640] all[141790] sorts[142060] of[142170] meat[142400] and[142510] vegetables[143040] can[143170] be[143260] put[143480] in[143570] them.[143720]</w:t>
             </w:r>
           </w:p>
           <w:p>
@@ -10957,7 +10993,7 @@
                 <w:sz w:val="23"/>
                 <w:szCs w:val="23"/>
               </w:rPr>
-              <w:t xml:space="preserve">Thanks[144540] Graham,[145050] that's[145530] really[146030] interesting,[146850] but[147120] unfortunately[147930] we've[148230] run[148450] out[148660] of[148770] time.[149370] If[149690] you'd[149890] like[150140] to[150240] know[150460] more[150830] about[151120] Graham's[151480] adventures,[152320] the[152690] series[153110] will[153250] be[153380] starting[154030] on[154260] Thursday[154980] at[155200] 7[155550] o'clock[156060] on[156370] Channel[156750] 9.[160240]</w:t>
+              <w:t>Thanks[144540] Graham,[145050] that's[145530] really[146030] interesting,[146850] but[147120] unfortunately[147930] we've[148230] run[148450] out[148660] of[148770] time.[149370] If[149690] you'd[149890] like[150140] to[150240] know[150460] more[150830] about[151120] Graham's[151480] adventures,[152320] the[152690] series[153110] will[153250] be[153380] starting[154030] on[154260] Thursday[154980] at[155200] 7[155550] o'clock[156060] on[156370] Channel[156750] 9.[160240]</w:t>
             </w:r>
           </w:p>
         </w:tc>
@@ -11032,7 +11068,7 @@
                 <w:sz w:val="23"/>
                 <w:szCs w:val="23"/>
               </w:rPr>
-              <w:t xml:space="preserve">What[2920] kind[3260] of[3380] food[3750] is[3930] popular[4560] in[4720] your[4880] country?[5300]</w:t>
+              <w:t>What[2920] kind[3260] of[3380] food[3750] is[3930] popular[4560] in[4720] your[4880] country?[5300]</w:t>
             </w:r>
           </w:p>
           <w:p>
@@ -11067,7 +11103,7 @@
                 <w:sz w:val="23"/>
                 <w:szCs w:val="23"/>
               </w:rPr>
-              <w:t xml:space="preserve">These[6460] days[7010] a[7210] lot[7450] of[7600] young[7880] people[8450] actually[9010] enjoy[9570] Western[10130] food[10810] like[11570] pizza[12250] and[12620] fried[12950] chicken.[13840] Our[14510] national[15110] food[15570] is[15880] often[16360] too[16670] spicy,[17520] especially[18400] for[18600] children[19210] and[19520] foreigners,[20440] and[20890] also[21440] it[21860] takes[22270] too[22500] long[22680] to[22810] cook.[23690] I[24310] think[24710] that[24950] it's[25170] delicious[25720] though![25960]</w:t>
+              <w:t>These[6460] days[7010] a[7210] lot[7450] of[7600] young[7880] people[8450] actually[9010] enjoy[9570] Western[10130] food[10810] like[11570] pizza[12250] and[12620] fried[12950] chicken.[13840] Our[14510] national[15110] food[15570] is[15880] often[16360] too[16670] spicy,[17520] especially[18400] for[18600] children[19210] and[19520] foreigners,[20440] and[20890] also[21440] it[21860] takes[22270] too[22500] long[22680] to[22810] cook.[23690] I[24310] think[24710] that[24950] it's[25170] delicious[25720] though![25960]</w:t>
             </w:r>
           </w:p>
           <w:p>
@@ -11093,7 +11129,7 @@
                 <w:sz w:val="23"/>
                 <w:szCs w:val="23"/>
               </w:rPr>
-              <w:t xml:space="preserve">What[26970] do[27080] you[27230] think[27520] of[27730] Western[28220] food?[28640]</w:t>
+              <w:t>What[26970] do[27080] you[27230] think[27520] of[27730] Western[28220] food?[28640]</w:t>
             </w:r>
           </w:p>
           <w:p>
@@ -11128,7 +11164,7 @@
                 <w:sz w:val="23"/>
                 <w:szCs w:val="23"/>
               </w:rPr>
-              <w:t xml:space="preserve">Well,[29960] I[30340] suppose[30820] Western[31340] food[31810] is[32120] quick[32420] to[32580] make[33180] and[33490] is[33670] tasty[34320] too,[35010] so[35570] everyone[36120] can[36370] eat[36650] it[36970] without[37560] too[37820] much[38160] trouble.[39190] I[39770] think[40070] that[40300] a[40420] lot[40680] of[40820] people[41280] like[41690] food[42130] to[42280] be[42410] convenient[43330] because[43850] they're[44130] so[44330] busy[44750] nowadays.[45420]</w:t>
+              <w:t>Well,[29960] I[30340] suppose[30820] Western[31340] food[31810] is[32120] quick[32420] to[32580] make[33180] and[33490] is[33670] tasty[34320] too,[35010] so[35570] everyone[36120] can[36370] eat[36650] it[36970] without[37560] too[37820] much[38160] trouble.[39190] I[39770] think[40070] that[40300] a[40420] lot[40680] of[40820] people[41280] like[41690] food[42130] to[42280] be[42410] convenient[43330] because[43850] they're[44130] so[44330] busy[44750] nowadays.[45420]</w:t>
             </w:r>
           </w:p>
           <w:p>
@@ -11154,7 +11190,7 @@
                 <w:sz w:val="23"/>
                 <w:szCs w:val="23"/>
               </w:rPr>
-              <w:t xml:space="preserve">Is[46280] there[46550] any[46770] kind[47060] of[47190] food[47620] you[47800] don't[48130] like?[48540]</w:t>
+              <w:t>Is[46280] there[46550] any[46770] kind[47060] of[47190] food[47620] you[47800] don't[48130] like?[48540]</w:t>
             </w:r>
           </w:p>
           <w:p>
@@ -11189,7 +11225,7 @@
                 <w:sz w:val="23"/>
                 <w:szCs w:val="23"/>
               </w:rPr>
-              <w:t xml:space="preserve">Yes,[49730] I'm[50130] not[50440] keen[50800] on[51040] sushi[51630] at[51850] all.[52440] It's[52970] so[53160] strange[53990] eating[54500] something[54980] that[55160] hasn't[55500] been[55710] cooked.[56700] I[57270] know[57570] it's[57910] very[58260] fresh[58800] and[59050] healthy[59800] but[60460] I[60740] just[61160] don't[61470] like[61720] the[61860] taste[62650] and[63050] I[63140] can't[63490] stand[63940] the[64110] texture[65190] -[65190] it's[65880] too[66560] chewy[67350] for[67710] me.[71020]</w:t>
+              <w:t>Yes,[49730] I'm[50130] not[50440] keen[50800] on[51040] sushi[51630] at[51850] all.[52440] It's[52970] so[53160] strange[53990] eating[54500] something[54980] that[55160] hasn't[55500] been[55710] cooked.[56700] I[57270] know[57570] it's[57910] very[58260] fresh[58800] and[59050] healthy[59800] but[60460] I[60740] just[61160] don't[61470] like[61720] the[61860] taste[62650] and[63050] I[63140] can't[63490] stand[63940] the[64110] texture[65190] -[65190] it's[65880] too[66560] chewy[67350] for[67710] me.[71020]</w:t>
             </w:r>
           </w:p>
         </w:tc>
@@ -11256,95 +11292,104 @@
               <w:rPr>
                 <w:rStyle w:val="NotSpokenChar"/>
               </w:rPr>
-              <w:t xml:space="preserve">[3020]Angelica:</w:t>
-            </w:r>
-            <w:r>
-              <w:rPr>
-                <w:rFonts w:ascii="Source Sans 3" w:hAnsi="Source Sans 3"/>
-                <w:sz w:val="23"/>
-                <w:szCs w:val="23"/>
-              </w:rPr>
-              <w:t xml:space="preserve">[3020] I'm[3190] going[3580] to[3990] talk[4490] about[4970] an[5120] Italian[5620] dish[6560] -[6560] risotto.[8030] It's[8700] a[8860] rice[9370]</w:t>
-            </w:r>
-          </w:p>
-          <w:p>
-            <w:pPr>
-              <w:tabs>
-                <w:tab w:val="left" w:pos="4413"/>
-              </w:tabs>
-              <w:rPr>
-                <w:rFonts w:ascii="Source Sans 3" w:hAnsi="Source Sans 3"/>
-                <w:sz w:val="23"/>
-                <w:szCs w:val="23"/>
-              </w:rPr>
-            </w:pPr>
-            <w:r>
-              <w:rPr>
-                <w:rFonts w:ascii="Source Sans 3" w:hAnsi="Source Sans 3"/>
-                <w:sz w:val="23"/>
-                <w:szCs w:val="23"/>
-              </w:rPr>
-              <w:t xml:space="preserve">dish[9930] and[10650] most[11100] people[11490] in[11610] my[11800] country[12230] enjoy[12710] it.[13340] Unlike[14230] in[14400] most[14790] countries,[15350] we[15610] fry[16200] the[16380] rice[16870] with[17150] onion[17690] in[18080] olive[18480] oil[19090] before[19940] we[20160] add[20600] any[20840] liquid.[21650] We[22060] don't[22380] cook[22690] it[22860] in[23080] water,[23770] but[24360] a[24480] kind[24890] of[25120] soup[25770] or[26480] broth,[27090] which[27520] can[27840] be[28020] made[28420] of[28680] meat,[29640] fish[30680] or[31170] chicken.[32080] I'm[32730] from[32990] Milan,[33590] and[34100] our[34290] traditional[34960] risotto[35750] is[36050] made[36440] using[36810] saffron,[37600] which[38150] gives[38490] the[38620] dish[38940] a[39050] beautiful[40030] yellow[40380] colour.[41150] It's[41700] a[41760] very[42070] creamy[42880] and[43740] delicious[44580] dish.[45300] We[45840] usually[46260] have[46520] it[46770] as[47070] a[47220] starter,[48120] not[48870] as[49180] the[49340] main[49590] meal.[50420]</w:t>
-            </w:r>
-          </w:p>
-          <w:p>
-            <w:pPr>
-              <w:tabs>
-                <w:tab w:val="left" w:pos="4413"/>
-              </w:tabs>
-              <w:rPr>
-                <w:rFonts w:ascii="Source Sans 3" w:hAnsi="Source Sans 3"/>
-                <w:sz w:val="23"/>
-                <w:szCs w:val="23"/>
-              </w:rPr>
-            </w:pPr>
-            <w:r>
-              <w:rPr>
-                <w:rFonts w:ascii="Source Sans 3" w:hAnsi="Source Sans 3"/>
-                <w:sz w:val="23"/>
-                <w:szCs w:val="23"/>
-              </w:rPr>
-              <w:t xml:space="preserve">Firstly,[51670] I[52020] think[52560] that[52890] it's[53180] popular[53750] in[53880] my[54050] country[54540] because[55600] -[55600] and[56230] not[56580] a[56640] lot[56800] of[56910] people[57250] know[57500] this[58040] -[58040] but[58700] Italy's[59630] one[59880] of[59960] the[60140] biggest[60650] producers[61470] of[61770] rice[62460] in[62730] Europe.[63610] It's[64310] very[64790] simple[65220] to[65370] cook,[65900] and[66510] as[66670] I[66750] said[66920] before,[67500] you[67810] can[68100] use[68600] all[69050] types[69530] of[69670] ingredients.[70870] Anything[71830] that[72030] you[72160] can[72320] find[72650] in[72730] the[72810] fridge![73680] Also,[74660] Italians[75510] don't[75800] like[76040] to[76210] waste[76790] food,[77480] so[78090] if[78430] you[78570] have[78790] some[79060] fish[79770] or[80430] some[81000] meat[81770] and[82050] it[82190] isn't[82470] enough[82960] for[83190] a[83300] meal,[83870] you[84090] can[84390] always[84880] make[85180] risotto.[86190]</w:t>
-            </w:r>
-          </w:p>
-          <w:p>
-            <w:pPr>
-              <w:tabs>
-                <w:tab w:val="left" w:pos="4413"/>
-              </w:tabs>
-              <w:rPr>
-                <w:rFonts w:ascii="Source Sans 3" w:hAnsi="Source Sans 3"/>
-                <w:sz w:val="23"/>
-                <w:szCs w:val="23"/>
-              </w:rPr>
-            </w:pPr>
-            <w:r>
-              <w:rPr>
-                <w:rFonts w:ascii="Source Sans 3" w:hAnsi="Source Sans 3"/>
-                <w:sz w:val="23"/>
-                <w:szCs w:val="23"/>
-              </w:rPr>
-              <w:t xml:space="preserve">I[86790] love[87070] it[87380] first[87840] of[87970] all[88200] because[89180] it[89580] always[90010] reminds[90470] me[90610] of[90780] home.[91540] My[92160] mother's[92560] very[92900] fond[93260] of[93390] cooking[93770] risotto[94430] and[94950] if[95410] I[95490] was[95690] unhappy,[96520] she[97040] used[97300] to[97400] make[97640] it[97750] for[97940] me[98190] and[98600] it[98750] always[99140] cheered[99490] me[99640] up.[100260] I[100710] don't[101140] live[101500] at[101650] home[102010] now[102640] and[103060] so[103300] when[103570] I'm[103770] feeling[104150] homesick[104870] and[105370] missing[105770] my[105910] family,[106730] I[107180] always[107480] try[107740] to[107870] find[108180] an[108280] Italian[108760] restaurant[109440] and[109640] have[109870] some[110100] risotto![111150] And[111800] secondly,[112480] I[112750] like[113260] it[113600] because[114220] it's[114420] a[114490] great[114960] meal[115300] to[115500] make[115840] for[116000] friends[116870] -[116870] easy[117670] to[117830] prepare,[118500] but[119010] very[119430] tasty.[120440]</w:t>
-            </w:r>
-          </w:p>
-          <w:p>
-            <w:pPr>
-              <w:tabs>
-                <w:tab w:val="left" w:pos="4413"/>
-              </w:tabs>
-              <w:rPr>
-                <w:rFonts w:ascii="Source Sans 3" w:hAnsi="Source Sans 3"/>
-                <w:sz w:val="23"/>
-                <w:szCs w:val="23"/>
-              </w:rPr>
-            </w:pPr>
-            <w:r>
-              <w:rPr>
-                <w:rFonts w:ascii="Source Sans 3" w:hAnsi="Source Sans 3"/>
-                <w:sz w:val="23"/>
-                <w:szCs w:val="23"/>
-              </w:rPr>
-              <w:t xml:space="preserve">You[121140] can[121360] get[121720] risotto[122300] everywhere[122860] nowadays,[123500] but[124280] it[124730] isn't[125130] always[125850] that[126170] good.[126970] If[127630] you[127860] visit[128300] my[128530] country,[129260] especially[130090] the[130240] northern[130660] part,[131400] I[131830] recommend[132450] that[132650] you[132840] try[133220] to[133390] taste[133890] risotto[134550] there.[135260] It[135800] really[136300] is[136590] special[137340] and[137610] I[137710] promise[138650] that[139130] you[139260] will[139440] find[139700] it[139830] different[140510] to[140870] any[141250] risotto[141910] that[142160] you[142310] have[142460] tasted[142950] before.[146600]</w:t>
+              <w:t>[3020]Angelica:</w:t>
+            </w:r>
+            <w:r>
+              <w:rPr>
+                <w:rFonts w:ascii="Source Sans 3" w:hAnsi="Source Sans 3"/>
+                <w:sz w:val="23"/>
+                <w:szCs w:val="23"/>
+              </w:rPr>
+              <w:t>[3020] I'm[3190] going[3580] to[3990] talk[4490] about[4970] an[5120] Italian[5620] dish[6560] -[6560] risotto.[8030] It's[8700] a[8860] rice[9370]</w:t>
+            </w:r>
+          </w:p>
+          <w:p>
+            <w:pPr>
+              <w:tabs>
+                <w:tab w:val="left" w:pos="4413"/>
+              </w:tabs>
+              <w:rPr>
+                <w:rFonts w:ascii="Source Sans 3" w:hAnsi="Source Sans 3"/>
+                <w:sz w:val="23"/>
+                <w:szCs w:val="23"/>
+              </w:rPr>
+            </w:pPr>
+            <w:r>
+              <w:rPr>
+                <w:rFonts w:ascii="Source Sans 3" w:hAnsi="Source Sans 3"/>
+                <w:sz w:val="23"/>
+                <w:szCs w:val="23"/>
+              </w:rPr>
+              <w:t>dish[9930] and[10650] most[11100] people[11490] in[11610] my[11800] country[12230] enjoy[12710] it.[13340] Unlike[14230] in[14400] most[14790] countries,[15350] we[15610] fry[16200] the[16380] rice[16870] with[17150] onion[17690] in[18080] olive[18480] oil[19090] before[19940] we[20160] add[20600] any[20840] liquid.[21650] We[22060] don't[22380] cook[22690] it[22860] in[23080] water,[23770] but[24360] a[24480] kind[24890] of[25120] soup[25770] or[26480] broth,[27090] which[27520] can[27840] be[28020] made[28420] of[28680] meat,[29640] fish[30680] or[31170] chicken.[32080] I'm[32730] from[32990] Milan,[33590] and[34100] our[34290] traditional[34960] risotto[35750] is[36050] made[36440] using[36810] saffron,[37600] which[38150] gives[38490] the[38620] dish[38940] a[39050] beautiful[40030] yellow[40380] colour.[41150] It's[41700] a[41760] very[42070] creamy[42880] and[43740] delicious[44580] dish.[45300] We[45840] usually[46260] have[46520] it[46770] as[47070] a[47220] starter,[48120] not[48870] as[49180] the[49340] main[49590] meal.[50420]</w:t>
+            </w:r>
+          </w:p>
+          <w:p>
+            <w:pPr>
+              <w:tabs>
+                <w:tab w:val="left" w:pos="4413"/>
+              </w:tabs>
+              <w:rPr>
+                <w:rFonts w:ascii="Source Sans 3" w:hAnsi="Source Sans 3"/>
+                <w:sz w:val="23"/>
+                <w:szCs w:val="23"/>
+              </w:rPr>
+            </w:pPr>
+            <w:r>
+              <w:rPr>
+                <w:rFonts w:ascii="Source Sans 3" w:hAnsi="Source Sans 3"/>
+                <w:sz w:val="23"/>
+                <w:szCs w:val="23"/>
+              </w:rPr>
+              <w:t>Firstly,[51670] I[52020] think[52560] that[52890] it's[53180] popular[53750] in[53880] my[54050] country[54540] because[55600] -[55600] and[56230] not[56580] a[56640] lot[56800] of[56910] people[57250] know[57500] this[58040] -[58040] but[58700] Italy's[59630] one[59880] of[59960] the[60140] biggest[60650] producers[61470] of[61770] rice[62460] in[62730] Europe.[63610] It's[64310] very[64790] simple[65220] to[65370] cook,[65900] and[66510] as[66670] I[66750] said[66920] before,[67500] you[67810] can[68100] use[68600] all[69050] types[69530] of[69670] ingredients.[70870] Anything[71830] that[72030] you[72160] can[72320] find[72650] in[72730] the[72810] fridge![73680] Also,[74660] Italians[75510] don't[75800] like[76040] to[76210] waste[76790] food,[77480] so[78090] if[78430] you[78570] have[78790] some[79060] fish[79770] or[80430] some[81000] meat[81770] and[82050] it[82190] isn't[82470] enough[82960] for[83190] a[83300] meal,[83870] you[84090] can[84390] always[84880] make[85180] risotto.[86190]</w:t>
+            </w:r>
+          </w:p>
+          <w:p>
+            <w:pPr>
+              <w:tabs>
+                <w:tab w:val="left" w:pos="4413"/>
+              </w:tabs>
+              <w:rPr>
+                <w:rFonts w:ascii="Source Sans 3" w:hAnsi="Source Sans 3"/>
+                <w:sz w:val="23"/>
+                <w:szCs w:val="23"/>
+              </w:rPr>
+            </w:pPr>
+            <w:r>
+              <w:rPr>
+                <w:rFonts w:ascii="Source Sans 3" w:hAnsi="Source Sans 3"/>
+                <w:sz w:val="23"/>
+                <w:szCs w:val="23"/>
+              </w:rPr>
+              <w:t xml:space="preserve">I[86790] love[87070] it[87380] first[87840] of[87970] all[88200] because[89180] it[89580] always[90010] reminds[90470] me[90610] of[90780] home.[91540] My[92160] mother's[92560] very[92900] fond[93260] of[93390] cooking[93770] risotto[94430] and[94950] if[95410] I[95490] was[95690] unhappy,[96520] she[97040] used[97300] to[97400] make[97640] it[97750] for[97940] me[98190] and[98600] it[98750] always[99140] cheered[99490] me[99640] up.[100260] I[100710] don't[101140] live[101500] at[101650] home[102010] now[102640] and[103060] so[103300] when[103570] I'm[103770] feeling[104150] homesick[104870] and[105370] missing[105770] my[105910] family,[106730] I[107180] always[107480] try[107740] </w:t>
+            </w:r>
+            <w:r>
+              <w:rPr>
+                <w:rFonts w:ascii="Source Sans 3" w:hAnsi="Source Sans 3"/>
+                <w:sz w:val="23"/>
+                <w:szCs w:val="23"/>
+              </w:rPr>
+              <w:lastRenderedPageBreak/>
+              <w:t>to[107870] find[108180] an[108280] Italian[108760] restaurant[109440] and[109640] have[109870] some[110100] risotto![111150] And[111800] secondly,[112480] I[112750] like[113260] it[113600] because[114220] it's[114420] a[114490] great[114960] meal[115300] to[115500] make[115840] for[116000] friends[116870] -[116870] easy[117670] to[117830] prepare,[118500] but[119010] very[119430] tasty.[120440]</w:t>
+            </w:r>
+          </w:p>
+          <w:p>
+            <w:pPr>
+              <w:tabs>
+                <w:tab w:val="left" w:pos="4413"/>
+              </w:tabs>
+              <w:rPr>
+                <w:rFonts w:ascii="Source Sans 3" w:hAnsi="Source Sans 3"/>
+                <w:sz w:val="23"/>
+                <w:szCs w:val="23"/>
+              </w:rPr>
+            </w:pPr>
+            <w:r>
+              <w:rPr>
+                <w:rFonts w:ascii="Source Sans 3" w:hAnsi="Source Sans 3"/>
+                <w:sz w:val="23"/>
+                <w:szCs w:val="23"/>
+              </w:rPr>
+              <w:t>You[121140] can[121360] get[121720] risotto[122300] everywhere[122860] nowadays,[123500] but[124280] it[124730] isn't[125130] always[125850] that[126170] good.[126970] If[127630] you[127860] visit[128300] my[128530] country,[129260] especially[130090] the[130240] northern[130660] part,[131400] I[131830] recommend[132450] that[132650] you[132840] try[133220] to[133390] taste[133890] risotto[134550] there.[135260] It[135800] really[136300] is[136590] special[137340] and[137610] I[137710] promise[138650] that[139130] you[139260] will[139440] find[139700] it[139830] different[140510] to[140870] any[141250] risotto[141910] that[142160] you[142310] have[142460] tasted[142950] before.[146600]</w:t>
             </w:r>
           </w:p>
         </w:tc>
@@ -11413,47 +11458,47 @@
               <w:rPr>
                 <w:rStyle w:val="NotSpokenChar"/>
               </w:rPr>
-              <w:t xml:space="preserve">[2020]Recording[2670] 1[4400]</w:t>
-            </w:r>
-          </w:p>
-          <w:p>
-            <w:pPr>
-              <w:tabs>
-                <w:tab w:val="left" w:pos="4413"/>
-              </w:tabs>
-              <w:rPr>
-                <w:rFonts w:ascii="Source Sans 3" w:hAnsi="Source Sans 3"/>
-                <w:sz w:val="23"/>
-                <w:szCs w:val="23"/>
-              </w:rPr>
-            </w:pPr>
-            <w:r>
-              <w:rPr>
-                <w:rFonts w:ascii="Source Sans 3" w:hAnsi="Source Sans 3"/>
-                <w:sz w:val="23"/>
-                <w:szCs w:val="23"/>
-              </w:rPr>
-              <w:t xml:space="preserve">Whatever[6300] you[6480] do,[6880] don't[7470] miss[7830] our[8060] Summer[8530] Sale.[9310] This[9840] weekend,[10550] and[10820] this[11120] weekend[11660] only,[12190] we're[12600] reducing[13290] all[13610] our[13790] prices[14470] right[14800] across[15220] our[15410] store.[16210] So,[16910] on[17250] our[17450] first[17830] floor[18240] you'll[18490] find[18860] women's[19320] jeans[19820] at[19990] just[20310] $20[21180] a[21260] pair.[21970] And,[22550] just[22940] in[23090] time[23440] for[23570] the[23690] holiday[24140] season,[24730] our[25190] T-shirts[25780] and[25950] swimwear[26570] are[26800] on[26980] special[27470] offer[27780] too.[28480]</w:t>
-            </w:r>
-          </w:p>
-          <w:p>
-            <w:pPr>
-              <w:tabs>
-                <w:tab w:val="left" w:pos="4413"/>
-              </w:tabs>
-              <w:rPr>
-                <w:rFonts w:ascii="Source Sans 3" w:hAnsi="Source Sans 3"/>
-                <w:sz w:val="23"/>
-                <w:szCs w:val="23"/>
-              </w:rPr>
-            </w:pPr>
-            <w:r>
-              <w:rPr>
-                <w:rFonts w:ascii="Source Sans 3" w:hAnsi="Source Sans 3"/>
-                <w:sz w:val="23"/>
-                <w:szCs w:val="23"/>
-              </w:rPr>
-              <w:t xml:space="preserve">And[29040] if[29180] you're[29350] looking[29660] for[29850] shoes,[30470] you'll[30810] want[31050] to[31190] visit[31540] the[31670] fourth[32020] floor.[32650] You'll[33130] find[33410] a[33490] good[33730] selection[34310] of[34470] styles[35040] and[35190] colours[35700] in[35850] our[36030] footwear[36550] department[37250] situated[37990] right[38290] next[38580] to[38680] the[38800] coffee[39170] shop.[39800] This[40370] weekend,[40950] they're[41240] all[41520] half[41840] price[42540] and[42880] that[43090] includes[43600] a[43700] wide[44100] choice[44500] of[44640] sports[45070] shoes[45510] in[45670] most[46020] sizes![46930] So,[47470] hurry[47910] before[48350] they're[48570] all[48740] gone![49420] Sale[50030] ends[50270] Sunday![51050] Miss[51620] our[51790] sale?[52440] Miss[52970] out![55530]</w:t>
+              <w:t>[2020]Recording[2670] 1[4400]</w:t>
+            </w:r>
+          </w:p>
+          <w:p>
+            <w:pPr>
+              <w:tabs>
+                <w:tab w:val="left" w:pos="4413"/>
+              </w:tabs>
+              <w:rPr>
+                <w:rFonts w:ascii="Source Sans 3" w:hAnsi="Source Sans 3"/>
+                <w:sz w:val="23"/>
+                <w:szCs w:val="23"/>
+              </w:rPr>
+            </w:pPr>
+            <w:r>
+              <w:rPr>
+                <w:rFonts w:ascii="Source Sans 3" w:hAnsi="Source Sans 3"/>
+                <w:sz w:val="23"/>
+                <w:szCs w:val="23"/>
+              </w:rPr>
+              <w:t>Whatever[6300] you[6480] do,[6880] don't[7470] miss[7830] our[8060] Summer[8530] Sale.[9310] This[9840] weekend,[10550] and[10820] this[11120] weekend[11660] only,[12190] we're[12600] reducing[13290] all[13610] our[13790] prices[14470] right[14800] across[15220] our[15410] store.[16210] So,[16910] on[17250] our[17450] first[17830] floor[18240] you'll[18490] find[18860] women's[19320] jeans[19820] at[19990] just[20310] $20[21180] a[21260] pair.[21970] And,[22550] just[22940] in[23090] time[23440] for[23570] the[23690] holiday[24140] season,[24730] our[25190] T-shirts[25780] and[25950] swimwear[26570] are[26800] on[26980] special[27470] offer[27780] too.[28480]</w:t>
+            </w:r>
+          </w:p>
+          <w:p>
+            <w:pPr>
+              <w:tabs>
+                <w:tab w:val="left" w:pos="4413"/>
+              </w:tabs>
+              <w:rPr>
+                <w:rFonts w:ascii="Source Sans 3" w:hAnsi="Source Sans 3"/>
+                <w:sz w:val="23"/>
+                <w:szCs w:val="23"/>
+              </w:rPr>
+            </w:pPr>
+            <w:r>
+              <w:rPr>
+                <w:rFonts w:ascii="Source Sans 3" w:hAnsi="Source Sans 3"/>
+                <w:sz w:val="23"/>
+                <w:szCs w:val="23"/>
+              </w:rPr>
+              <w:t>And[29040] if[29180] you're[29350] looking[29660] for[29850] shoes,[30470] you'll[30810] want[31050] to[31190] visit[31540] the[31670] fourth[32020] floor.[32650] You'll[33130] find[33410] a[33490] good[33730] selection[34310] of[34470] styles[35040] and[35190] colours[35700] in[35850] our[36030] footwear[36550] department[37250] situated[37990] right[38290] next[38580] to[38680] the[38800] coffee[39170] shop.[39800] This[40370] weekend,[40950] they're[41240] all[41520] half[41840] price[42540] and[42880] that[43090] includes[43600] a[43700] wide[44100] choice[44500] of[44640] sports[45070] shoes[45510] in[45670] most[46020] sizes![46930] So,[47470] hurry[47910] before[48350] they're[48570] all[48740] gone![49420] Sale[50030] ends[50270] Sunday![51050] Miss[51620] our[51790] sale?[52440] Miss[52970] out![55530]</w:t>
             </w:r>
           </w:p>
           <w:p>
@@ -11473,7 +11518,7 @@
               <w:rPr>
                 <w:rStyle w:val="NotSpokenChar"/>
               </w:rPr>
-              <w:t xml:space="preserve">Recording[58350] 2[58660]</w:t>
+              <w:t>Recording[58350] 2[58660]</w:t>
             </w:r>
           </w:p>
           <w:p>
@@ -11508,7 +11553,7 @@
                 <w:sz w:val="23"/>
                 <w:szCs w:val="23"/>
               </w:rPr>
-              <w:t xml:space="preserve">So,[60560] Jess,[61160] what[61500] do[61580] you[61730] think[62020] of[62130] my[62320] hat?[62700]</w:t>
+              <w:t>So,[60560] Jess,[61160] what[61500] do[61580] you[61730] think[62020] of[62130] my[62320] hat?[62700]</w:t>
             </w:r>
           </w:p>
           <w:p>
@@ -11543,7 +11588,7 @@
                 <w:sz w:val="23"/>
                 <w:szCs w:val="23"/>
               </w:rPr>
-              <w:t xml:space="preserve">It's[63630] very[64010] nice[64920] -[64920] I[65310] like[65530] the[65650] colour,[66360] and[67140] it'll[67480] definitely[68080] keep[68330] the[68460] sun[68710] off[68870] your[69060] face.[70090] Actually,[71280] I[71570] didn't[71810] notice[72320] the[72470] clothing[73020] stalls.[73540]</w:t>
+              <w:t>It's[63630] very[64010] nice[64920] -[64920] I[65310] like[65530] the[65650] colour,[66360] and[67140] it'll[67480] definitely[68080] keep[68330] the[68460] sun[68710] off[68870] your[69060] face.[70090] Actually,[71280] I[71570] didn't[71810] notice[72320] the[72470] clothing[73020] stalls.[73540]</w:t>
             </w:r>
           </w:p>
           <w:p>
@@ -11578,7 +11623,7 @@
                 <w:sz w:val="23"/>
                 <w:szCs w:val="23"/>
               </w:rPr>
-              <w:t xml:space="preserve">I[74340] know[74690] you[74860] didn't![75570] That's[76000] because[76320] you[76500] spent[76870] most[77210] of[77330] your[77510] time[77910] there[78180] looking[78520] at[78630] all[78820] the[78990] jewellery![80180] And[80850] relaxing[81590] in[81700] all[81840] that[82060] fresh[82470] air,[82770] of[82900] course![83360]</w:t>
+              <w:t>I[74340] know[74690] you[74860] didn't![75570] That's[76000] because[76320] you[76500] spent[76870] most[77210] of[77330] your[77510] time[77910] there[78180] looking[78520] at[78630] all[78820] the[78990] jewellery![80180] And[80850] relaxing[81590] in[81700] all[81840] that[82060] fresh[82470] air,[82770] of[82900] course![83360]</w:t>
             </w:r>
           </w:p>
           <w:p>
@@ -11613,7 +11658,7 @@
                 <w:sz w:val="23"/>
                 <w:szCs w:val="23"/>
               </w:rPr>
-              <w:t xml:space="preserve">That's[84300] true[84990] -[84990] but[85520] actually,[86180] I[86450] managed[86820] to[86900] find[87160] a[87270] really[87770] nice[88160] necklace.[88900] And[89230] you'll[89450] never[89780] guess[90150] how[90400] cheap[90820] it[90950] was![91690] Do[92140] you[92240] want[92410] to[92490] have[92690] a[92740] look?[94190]</w:t>
+              <w:t>That's[84300] true[84990] -[84990] but[85520] actually,[86180] I[86450] managed[86820] to[86900] find[87160] a[87270] really[87770] nice[88160] necklace.[88900] And[89230] you'll[89450] never[89780] guess[90150] how[90400] cheap[90820] it[90950] was![91690] Do[92140] you[92240] want[92410] to[92490] have[92690] a[92740] look?[94190]</w:t>
             </w:r>
           </w:p>
           <w:p>
@@ -11633,7 +11678,7 @@
               <w:rPr>
                 <w:rStyle w:val="NotSpokenChar"/>
               </w:rPr>
-              <w:t xml:space="preserve">Recording[95870] 3[96220]</w:t>
+              <w:t>Recording[95870] 3[96220]</w:t>
             </w:r>
           </w:p>
           <w:p>
@@ -11662,7 +11707,7 @@
                 <w:sz w:val="23"/>
                 <w:szCs w:val="23"/>
               </w:rPr>
-              <w:t xml:space="preserve">So[98090] what[98300] did[98430] you[98540] think[98800] of[98940] it?[99440] It[99880] only[100160] opened[100510] a[100570] few[100780] weeks[101040] ago,[101250] didn't[101530] it?[101700]</w:t>
+              <w:t>So[98090] what[98300] did[98430] you[98540] think[98800] of[98940] it?[99440] It[99880] only[100160] opened[100510] a[100570] few[100780] weeks[101040] ago,[101250] didn't[101530] it?[101700]</w:t>
             </w:r>
           </w:p>
           <w:p>
@@ -11692,7 +11737,7 @@
                 <w:sz w:val="23"/>
                 <w:szCs w:val="23"/>
               </w:rPr>
-              <w:t xml:space="preserve">[102000] Yes,[102420] that's[102680] right,[103310] so[103700] that's[104110] why[104370] it[104490] was[104670] very[104940] busy.[105680] In[106170] fact,[106600] it[106760] was[106920] a[106980] bit[107170] like[107460] being[107770] at[107900] a[107970] football[108450] match[108960] -[108960] there[109250] were[109420] so[109700] many[110090] people![110970] But[111470] I[111580] really[111930] liked[112360] it[112630] -[112630] it's[112830] very[113080] convenient[113860] because[114270] there[114470] were[114620] at[114750] least[115140] 50[115610] different[116070] shops[116480] all[116710] under[117000] one[117230] roof[117760] and[118090] there's[118270] a[118330] car[118600] park[118920] too.[119610] I'd[120190] really[120600] like[120840] to[120940] go[121080] back.[121520]</w:t>
+              <w:t>[102000] Yes,[102420] that's[102680] right,[103310] so[103700] that's[104110] why[104370] it[104490] was[104670] very[104940] busy.[105680] In[106170] fact,[106600] it[106760] was[106920] a[106980] bit[107170] like[107460] being[107770] at[107900] a[107970] football[108450] match[108960] -[108960] there[109250] were[109420] so[109700] many[110090] people![110970] But[111470] I[111580] really[111930] liked[112360] it[112630] -[112630] it's[112830] very[113080] convenient[113860] because[114270] there[114470] were[114620] at[114750] least[115140] 50[115610] different[116070] shops[116480] all[116710] under[117000] one[117230] roof[117760] and[118090] there's[118270] a[118330] car[118600] park[118920] too.[119610] I'd[120190] really[120600] like[120840] to[120940] go[121080] back.[121520]</w:t>
             </w:r>
           </w:p>
           <w:p>
@@ -11721,7 +11766,7 @@
                 <w:sz w:val="23"/>
                 <w:szCs w:val="23"/>
               </w:rPr>
-              <w:t xml:space="preserve">Then[122150] how[122330] about[122600] going[122860] along[123120] there[123280] together[123650] next[123930] weekend?[124770] I'd[125140] really[125390] like[125610] to[125720] see[125920] it[126020] for[126140] myself.[127180] I[127670] also[127940] need[128120] to[128220] buy[128410] a[128480] birthday[128980] present[129300] for[129420] my[129560] mum.[130170] You[130610] could[130770] help[130950] me[131060] choose[131390] something[131770] for[132000] her.[132500] And[132930] we[133030] can[133180] go[133320] for[133490] a[133560] coffee[133970] afterwards![134830] I'll[135170] pay![138580]</w:t>
+              <w:t>Then[122150] how[122330] about[122600] going[122860] along[123120] there[123280] together[123650] next[123930] weekend?[124770] I'd[125140] really[125390] like[125610] to[125720] see[125920] it[126020] for[126140] myself.[127180] I[127670] also[127940] need[128120] to[128220] buy[128410] a[128480] birthday[128980] present[129300] for[129420] my[129560] mum.[130170] You[130610] could[130770] help[130950] me[131060] choose[131390] something[131770] for[132000] her.[132500] And[132930] we[133030] can[133180] go[133320] for[133490] a[133560] coffee[133970] afterwards![134830] I'll[135170] pay![138580]</w:t>
             </w:r>
           </w:p>
         </w:tc>
@@ -11790,27 +11835,27 @@
               <w:rPr>
                 <w:rStyle w:val="NotSpokenChar"/>
               </w:rPr>
-              <w:t xml:space="preserve">[2260]Recording[2910] 1[4040]</w:t>
-            </w:r>
-          </w:p>
-          <w:p>
-            <w:pPr>
-              <w:tabs>
-                <w:tab w:val="left" w:pos="4413"/>
-              </w:tabs>
-              <w:rPr>
-                <w:rFonts w:ascii="Source Sans 3" w:hAnsi="Source Sans 3"/>
-                <w:sz w:val="23"/>
-                <w:szCs w:val="23"/>
-              </w:rPr>
-            </w:pPr>
-            <w:r>
-              <w:rPr>
-                <w:rFonts w:ascii="Source Sans 3" w:hAnsi="Source Sans 3"/>
-                <w:sz w:val="23"/>
-                <w:szCs w:val="23"/>
-              </w:rPr>
-              <w:t xml:space="preserve">And[5110] now[5440] for[5600] the[5750] local[6200] news...[6930] A[7330] new[7570] branch[8040] of[8260] Sports[8830] World,[9310] the[9530] Danish[10040] sporting[10550] goods[10850] company,[11450] is[11840] opening[12300] on[12570] Saturday.[13470] Most[14130] of[14260] you[14450] will[14670] be[14810] familiar[15350] with[15520] the[15630] branch[16080] in[16190] the[16340] south[16720] of[16850] Grinstead[17560] that[17910] opened[18320] two[18610] years[18930] ago[19370] and[19770] which[20000] has[20170] enjoyed[20620] a[20730] lot[21010] of[21140] success.[21960] There[22390] was[22560] talk[22880] of[23000] them[23250] opening[23680] a[23760] new[24010] store[24460] in[24560] the[24700] Meadows[25200] Shopping[25650] Centre[26150] in[26390] the[26550] north[26940] of[27060] the[27190] town,[27830] but[28280] they[28450] have[28620] finally[29070] decided[29640] to[29790] open[30140] in[30250] the[30400] east,[30980] near[31360] the[31510] football[31990] stadium.[32850] As[33390] a[33530] special[34080] treat[34390] for[34550] fans,[35170] Grinstead[35840] Town's[36350] Danish[36870] striker[37450] Jesper[37960] Nielsen[38600] will[38910] be[39090] opening[39540] the[39670] store[40090] ahead[40490] of[40580] their[40810] home[41070] match[41420] at[41540] the[41650] weekend.[43230]</w:t>
+              <w:t>[2260]Recording[2910] 1[4040]</w:t>
+            </w:r>
+          </w:p>
+          <w:p>
+            <w:pPr>
+              <w:tabs>
+                <w:tab w:val="left" w:pos="4413"/>
+              </w:tabs>
+              <w:rPr>
+                <w:rFonts w:ascii="Source Sans 3" w:hAnsi="Source Sans 3"/>
+                <w:sz w:val="23"/>
+                <w:szCs w:val="23"/>
+              </w:rPr>
+            </w:pPr>
+            <w:r>
+              <w:rPr>
+                <w:rFonts w:ascii="Source Sans 3" w:hAnsi="Source Sans 3"/>
+                <w:sz w:val="23"/>
+                <w:szCs w:val="23"/>
+              </w:rPr>
+              <w:t>And[5110] now[5440] for[5600] the[5750] local[6200] news...[6930] A[7330] new[7570] branch[8040] of[8260] Sports[8830] World,[9310] the[9530] Danish[10040] sporting[10550] goods[10850] company,[11450] is[11840] opening[12300] on[12570] Saturday.[13470] Most[14130] of[14260] you[14450] will[14670] be[14810] familiar[15350] with[15520] the[15630] branch[16080] in[16190] the[16340] south[16720] of[16850] Grinstead[17560] that[17910] opened[18320] two[18610] years[18930] ago[19370] and[19770] which[20000] has[20170] enjoyed[20620] a[20730] lot[21010] of[21140] success.[21960] There[22390] was[22560] talk[22880] of[23000] them[23250] opening[23680] a[23760] new[24010] store[24460] in[24560] the[24700] Meadows[25200] Shopping[25650] Centre[26150] in[26390] the[26550] north[26940] of[27060] the[27190] town,[27830] but[28280] they[28450] have[28620] finally[29070] decided[29640] to[29790] open[30140] in[30250] the[30400] east,[30980] near[31360] the[31510] football[31990] stadium.[32850] As[33390] a[33530] special[34080] treat[34390] for[34550] fans,[35170] Grinstead[35840] Town's[36350] Danish[36870] striker[37450] Jesper[37960] Nielsen[38600] will[38910] be[39090] opening[39540] the[39670] store[40090] ahead[40490] of[40580] their[40810] home[41070] match[41420] at[41540] the[41650] weekend.[43230]</w:t>
             </w:r>
           </w:p>
           <w:p>
@@ -11830,27 +11875,27 @@
               <w:rPr>
                 <w:rStyle w:val="NotSpokenChar"/>
               </w:rPr>
-              <w:t xml:space="preserve">Recording[44910] 2[45950]</w:t>
-            </w:r>
-          </w:p>
-          <w:p>
-            <w:pPr>
-              <w:tabs>
-                <w:tab w:val="left" w:pos="4413"/>
-              </w:tabs>
-              <w:rPr>
-                <w:rFonts w:ascii="Source Sans 3" w:hAnsi="Source Sans 3"/>
-                <w:sz w:val="23"/>
-                <w:szCs w:val="23"/>
-              </w:rPr>
-            </w:pPr>
-            <w:r>
-              <w:rPr>
-                <w:rFonts w:ascii="Source Sans 3" w:hAnsi="Source Sans 3"/>
-                <w:sz w:val="23"/>
-                <w:szCs w:val="23"/>
-              </w:rPr>
-              <w:t xml:space="preserve">That's[47120] the[47280] end[47510] of[47620] our[47800] tour[48090] of[48200] the[48320] city,[48940] so[49420] you[49600] now[49840] have[50040] a[50120] couple[50500] of[50640] hours[51090] to[51250] spend[51660] exploring[52270] the[52410] city[52710] centre.[53630] If[54190] you[54390] want[54620] to[54720] buy[54970] souvenirs,[55820] you[56130] might[56510] find[56820] them[57010] cheaper[57460] near[57680] the[57810] hotel.[58670] However,[59670] if[59960] you're[60170] feeling[60520] a[60590] bit[60840] tired,[61560] there[61910] are[62030] plenty[62360] of[62530] teashops[63290] nearby[63920] and[64160] they[64360] also[64700] sell[65060] boxes[65650] of[65820] tea[66180] that[66400] make[66770] really[67220] good[67430] presents.[68370] A[68830] word[69110] of[69220] warning,[69990] you'll[70440] find[70720] a[70790] lot[71020] of[71150] cheap[71500] electronic[72240] stores[72820] offering[73360] cameras[74190] at[74380] really[74730] low[74940] prices.[75880] They[76350] might[76660] seem[77050] good[77300] quality,[78010] but[78400] we've[78620] had[78780] a[78860] lot[79130] of[79250] complaints[79820] from[80020] tourists[80600] who[80710] have[80860] bought[81150] them,[81440] only[81820] to[81950] find[82250] they[82410] break[82890] after[83200] about[83470] a[83550] week.[85020]</w:t>
+              <w:t>Recording[44910] 2[45950]</w:t>
+            </w:r>
+          </w:p>
+          <w:p>
+            <w:pPr>
+              <w:tabs>
+                <w:tab w:val="left" w:pos="4413"/>
+              </w:tabs>
+              <w:rPr>
+                <w:rFonts w:ascii="Source Sans 3" w:hAnsi="Source Sans 3"/>
+                <w:sz w:val="23"/>
+                <w:szCs w:val="23"/>
+              </w:rPr>
+            </w:pPr>
+            <w:r>
+              <w:rPr>
+                <w:rFonts w:ascii="Source Sans 3" w:hAnsi="Source Sans 3"/>
+                <w:sz w:val="23"/>
+                <w:szCs w:val="23"/>
+              </w:rPr>
+              <w:t>That's[47120] the[47280] end[47510] of[47620] our[47800] tour[48090] of[48200] the[48320] city,[48940] so[49420] you[49600] now[49840] have[50040] a[50120] couple[50500] of[50640] hours[51090] to[51250] spend[51660] exploring[52270] the[52410] city[52710] centre.[53630] If[54190] you[54390] want[54620] to[54720] buy[54970] souvenirs,[55820] you[56130] might[56510] find[56820] them[57010] cheaper[57460] near[57680] the[57810] hotel.[58670] However,[59670] if[59960] you're[60170] feeling[60520] a[60590] bit[60840] tired,[61560] there[61910] are[62030] plenty[62360] of[62530] teashops[63290] nearby[63920] and[64160] they[64360] also[64700] sell[65060] boxes[65650] of[65820] tea[66180] that[66400] make[66770] really[67220] good[67430] presents.[68370] A[68830] word[69110] of[69220] warning,[69990] you'll[70440] find[70720] a[70790] lot[71020] of[71150] cheap[71500] electronic[72240] stores[72820] offering[73360] cameras[74190] at[74380] really[74730] low[74940] prices.[75880] They[76350] might[76660] seem[77050] good[77300] quality,[78010] but[78400] we've[78620] had[78780] a[78860] lot[79130] of[79250] complaints[79820] from[80020] tourists[80600] who[80710] have[80860] bought[81150] them,[81440] only[81820] to[81950] find[82250] they[82410] break[82890] after[83200] about[83470] a[83550] week.[85020]</w:t>
             </w:r>
           </w:p>
           <w:p>
@@ -11870,27 +11915,27 @@
               <w:rPr>
                 <w:rStyle w:val="NotSpokenChar"/>
               </w:rPr>
-              <w:t xml:space="preserve">Recording[86700] 3[87860]</w:t>
-            </w:r>
-          </w:p>
-          <w:p>
-            <w:pPr>
-              <w:tabs>
-                <w:tab w:val="left" w:pos="4413"/>
-              </w:tabs>
-              <w:rPr>
-                <w:rFonts w:ascii="Source Sans 3" w:hAnsi="Source Sans 3"/>
-                <w:sz w:val="23"/>
-                <w:szCs w:val="23"/>
-              </w:rPr>
-            </w:pPr>
-            <w:r>
-              <w:rPr>
-                <w:rFonts w:ascii="Source Sans 3" w:hAnsi="Source Sans 3"/>
-                <w:sz w:val="23"/>
-                <w:szCs w:val="23"/>
-              </w:rPr>
-              <w:t xml:space="preserve">Thank[88920] you[89040] for[89210] calling[89640] the[89800] Eastgate[90350] Shopping[90750] Centre.[91360] The[91770] centre[92090] is[92250] currently[92720] closed.[93580] Our[94060] opening[94490] days[94820] and[94970] times[95430] are[95620] as[95770] follows...[96700] Monday[97470] to[97630] Saturday[98210] we[98380] are[98550] open[98890] from[99170] nine[99450] o'clock[99860] until[100270] six[100520] o'clock[101180] and[101560] on[101730] Sunday,[102260] our[102470] doors[102900] open[103280] at[103460] eleven[103860] o'clock[104400] and[104680] we[104830] close[105440] at[105670] five[106040] o'clock.[107460]</w:t>
+              <w:t>Recording[86700] 3[87860]</w:t>
+            </w:r>
+          </w:p>
+          <w:p>
+            <w:pPr>
+              <w:tabs>
+                <w:tab w:val="left" w:pos="4413"/>
+              </w:tabs>
+              <w:rPr>
+                <w:rFonts w:ascii="Source Sans 3" w:hAnsi="Source Sans 3"/>
+                <w:sz w:val="23"/>
+                <w:szCs w:val="23"/>
+              </w:rPr>
+            </w:pPr>
+            <w:r>
+              <w:rPr>
+                <w:rFonts w:ascii="Source Sans 3" w:hAnsi="Source Sans 3"/>
+                <w:sz w:val="23"/>
+                <w:szCs w:val="23"/>
+              </w:rPr>
+              <w:t>Thank[88920] you[89040] for[89210] calling[89640] the[89800] Eastgate[90350] Shopping[90750] Centre.[91360] The[91770] centre[92090] is[92250] currently[92720] closed.[93580] Our[94060] opening[94490] days[94820] and[94970] times[95430] are[95620] as[95770] follows...[96700] Monday[97470] to[97630] Saturday[98210] we[98380] are[98550] open[98890] from[99170] nine[99450] o'clock[99860] until[100270] six[100520] o'clock[101180] and[101560] on[101730] Sunday,[102260] our[102470] doors[102900] open[103280] at[103460] eleven[103860] o'clock[104400] and[104680] we[104830] close[105440] at[105670] five[106040] o'clock.[107460]</w:t>
             </w:r>
           </w:p>
           <w:p>
@@ -11910,27 +11955,28 @@
               <w:rPr>
                 <w:rStyle w:val="NotSpokenChar"/>
               </w:rPr>
-              <w:t xml:space="preserve">Recording[109080] 4[110230]</w:t>
-            </w:r>
-          </w:p>
-          <w:p>
-            <w:pPr>
-              <w:tabs>
-                <w:tab w:val="left" w:pos="4413"/>
-              </w:tabs>
-              <w:rPr>
-                <w:rFonts w:ascii="Source Sans 3" w:hAnsi="Source Sans 3"/>
-                <w:sz w:val="23"/>
-                <w:szCs w:val="23"/>
-              </w:rPr>
-            </w:pPr>
-            <w:r>
-              <w:rPr>
-                <w:rFonts w:ascii="Source Sans 3" w:hAnsi="Source Sans 3"/>
-                <w:sz w:val="23"/>
-                <w:szCs w:val="23"/>
-              </w:rPr>
-              <w:t xml:space="preserve">When[111230] I[111370] first[111810] opened[112170] the[112280] shop[112570] three[112880] years[113170] ago,[113600] we[113980] mainly[114420] sold[114790] shirts[115230] and[115410] jackets[116010] that[116210] I[116310] had[116450] designed,[117230] and[117550] these[117760] proved[118120] very[118360] popular.[119070] However,[119800] we[120130] added[120450] more[120650] products[121150] as[121280] the[121420] business[121920] started[122380] to[122480] grow.[123060] We[123470] also[123850] started[124270] selling[124600] online.[125320] The[125650] jackets[126120] and[126290] shirts[126760] are[126890] still[127260] rea</w:t>
+              <w:t>Recording[109080] 4[110230]</w:t>
+            </w:r>
+          </w:p>
+          <w:p>
+            <w:pPr>
+              <w:tabs>
+                <w:tab w:val="left" w:pos="4413"/>
+              </w:tabs>
+              <w:rPr>
+                <w:rFonts w:ascii="Source Sans 3" w:hAnsi="Source Sans 3"/>
+                <w:sz w:val="23"/>
+                <w:szCs w:val="23"/>
+              </w:rPr>
+            </w:pPr>
+            <w:r>
+              <w:rPr>
+                <w:rFonts w:ascii="Source Sans 3" w:hAnsi="Source Sans 3"/>
+                <w:sz w:val="23"/>
+                <w:szCs w:val="23"/>
+              </w:rPr>
+              <w:lastRenderedPageBreak/>
+              <w:t>When[111230] I[111370] first[111810] opened[112170] the[112280] shop[112570] three[112880] years[113170] ago,[113600] we[113980] mainly[114420] sold[114790] shirts[115230] and[115410] jackets[116010] that[116210] I[116310] had[116450] designed,[117230] and[117550] these[117760] proved[118120] very[118360] popular.[119070] However,[119800] we[120130] added[120450] more[120650] products[121150] as[121280] the[121420] business[121920] started[122380] to[122480] grow.[123060] We[123470] also[123850] started[124270] selling[124600] online.[125320] The[125650] jackets[126120] and[126290] shirts[126760] are[126890] still[127260] rea</w:t>
             </w:r>
             <w:r>
               <w:rPr>
@@ -11946,7 +11992,7 @@
                 <w:sz w:val="23"/>
                 <w:szCs w:val="23"/>
               </w:rPr>
-              <w:t xml:space="preserve">ly[127630] popular,[128310] especially[129000] online,[129700] but[130060] in[130150] the[130270] shop[130500] itself,[131010] we[131230] sell[131590] trousers[132290] more[132540] than[132740] any[132980] other[133250] item.[136680]</w:t>
+              <w:t>ly[127630] popular,[128310] especially[129000] online,[129700] but[130060] in[130150] the[130270] shop[130500] itself,[131010] we[131230] sell[131590] trousers[132290] more[132540] than[132740] any[132980] other[133250] item.[136680]</w:t>
             </w:r>
           </w:p>
         </w:tc>
@@ -12015,7 +12061,7 @@
                 <w:sz w:val="23"/>
                 <w:szCs w:val="23"/>
               </w:rPr>
-              <w:t xml:space="preserve">[2620]We[2750] also[3140] sell[3440] a[3510] lot[3690] of[3800] T-shirts.[4680] When[5070] I[5170] first[5530] opened[5870] the[6000] shop,[6470] I[6700] had[6920] a[7000] lot[7200] of[7320] designs[7850] that[8020] I'd[8210] worked[8530] on[8660] at[8810] university[9710] and[10140] in[10270] general[10670] these[11050] had[11240] writing[11690] on[11800] the[11920] front.[12630] I[13110] thought[13390] that[13510] it[13590] might[13770] be[13880] fun[14150] if[14350] people[14740] could[14920] put[15080] a[15200] photograph[15960] on[16070] the[16280] T-shirts[16800] as[16940] well.[17630] I[18130] invested[18590] quite[18890] a[18930] bit[19090] of[19250] money[19590] in[19720] this[20190] and[20670] they[20890] were[21130] popular[21610] at[21730] first.[22420] We[22820] sometimes[23370] have[23740] young[24110] children[24570] who[24700] come[24920] in[25040] with[25190] their[25360] parents[26070] and[26430] they[26600] buy[26970] T-shirts[27550] with[27740] photographs[28390] on.[28930] I've[29450] stopped[29810] designing[30450] T-shirts[30910] with[31040] writing[31510] on[31640] them,[32040] because[32680] I[32760] don't[32940] have[33070] the[33190] time,[33710] so[34140] now[34590] we[34800] sell[35160] more[35520] T-shirts[36100] with[36400] nothing[36790] on[36910] them[37040] at[37180] all.[37770] If[38280] fashions[38740] change,[39400] I[39720] might[40000] go[40150] back[40420] to[40530] designing[41030] them[41280] and[41710] if[42030] you[42280] want[42550] a[42630] photograph[43270] on[43380] your[43630] T-shirt,[44360] you[44770] know[44910] where[45050] to[45130] come.[48560]</w:t>
+              <w:t>[2620]We[2750] also[3140] sell[3440] a[3510] lot[3690] of[3800] T-shirts.[4680] When[5070] I[5170] first[5530] opened[5870] the[6000] shop,[6470] I[6700] had[6920] a[7000] lot[7200] of[7320] designs[7850] that[8020] I'd[8210] worked[8530] on[8660] at[8810] university[9710] and[10140] in[10270] general[10670] these[11050] had[11240] writing[11690] on[11800] the[11920] front.[12630] I[13110] thought[13390] that[13510] it[13590] might[13770] be[13880] fun[14150] if[14350] people[14740] could[14920] put[15080] a[15200] photograph[15960] on[16070] the[16280] T-shirts[16800] as[16940] well.[17630] I[18130] invested[18590] quite[18890] a[18930] bit[19090] of[19250] money[19590] in[19720] this[20190] and[20670] they[20890] were[21130] popular[21610] at[21730] first.[22420] We[22820] sometimes[23370] have[23740] young[24110] children[24570] who[24700] come[24920] in[25040] with[25190] their[25360] parents[26070] and[26430] they[26600] buy[26970] T-shirts[27550] with[27740] photographs[28390] on.[28930] I've[29450] stopped[29810] designing[30450] T-shirts[30910] with[31040] writing[31510] on[31640] them,[32040] because[32680] I[32760] don't[32940] have[33070] the[33190] time,[33710] so[34140] now[34590] we[34800] sell[35160] more[35520] T-shirts[36100] with[36400] nothing[36790] on[36910] them[37040] at[37180] all.[37770] If[38280] fashions[38740] change,[39400] I[39720] might[40000] go[40150] back[40420] to[40530] designing[41030] them[41280] and[41710] if[42030] you[42280] want[42550] a[42630] photograph[43270] on[43380] your[43630] T-shirt,[44360] you[44770] know[44910] where[45050] to[45130] come.[48560]</w:t>
             </w:r>
           </w:p>
         </w:tc>
@@ -12094,15 +12140,15 @@
                 <w:sz w:val="23"/>
                 <w:szCs w:val="23"/>
               </w:rPr>
-              <w:t xml:space="preserve">Timed[17440] Out</w:t>
-            </w:r>
-            <w:r>
-              <w:rPr>
-                <w:rFonts w:ascii="Source Sans 3" w:hAnsi="Source Sans 3"/>
-                <w:sz w:val="23"/>
-                <w:szCs w:val="23"/>
-              </w:rPr>
-              <w:t xml:space="preserve">.[18170] He[18680] is[18760] expected[19260] to[19360] get[19560] there[19840] at[20060] quarter[20420] past[20700] two[21060] and[21270] will[21450] stay[21780] until[22170] half[22510] past[22930] three.[23650] Get[24280] there[24580] as[24770] soon[25020] as[25130] you[25230] can[25580] because[26000] queues[26370] will[26550] start[26800] to[26890] form[27190] as[27410] early[27750] as[27960] noon.[28700] Don't[29300] miss[29570] this[29790] great[30190] opportunity[30820] to[30990] meet[31270] everyone's[31890] favourite[32360] writer![38440]</w:t>
+              <w:t>Timed[17440] Out</w:t>
+            </w:r>
+            <w:r>
+              <w:rPr>
+                <w:rFonts w:ascii="Source Sans 3" w:hAnsi="Source Sans 3"/>
+                <w:sz w:val="23"/>
+                <w:szCs w:val="23"/>
+              </w:rPr>
+              <w:t>.[18170] He[18680] is[18760] expected[19260] to[19360] get[19560] there[19840] at[20060] quarter[20420] past[20700] two[21060] and[21270] will[21450] stay[21780] until[22170] half[22510] past[22930] three.[23650] Get[24280] there[24580] as[24770] soon[25020] as[25130] you[25230] can[25580] because[26000] queues[26370] will[26550] start[26800] to[26890] form[27190] as[27410] early[27750] as[27960] noon.[28700] Don't[29300] miss[29570] this[29790] great[30190] opportunity[30820] to[30990] meet[31270] everyone's[31890] favourite[32360] writer![38440]</w:t>
             </w:r>
           </w:p>
         </w:tc>
@@ -12171,7 +12217,7 @@
                 <w:sz w:val="23"/>
                 <w:szCs w:val="23"/>
               </w:rPr>
-              <w:t xml:space="preserve">[2800]I[2850] had[3030] a[3120] great[3660] day[3940] at[4060] that[4270] new[4490] shopping[4950] centre[5600] but[6050] I[6180] would[6470] complain[6990] about[7360] one[7690] thing-and[8530] not[8840] the[9080] usual[9670] kind[9980] of[10090] thing[10650] -[10650] the[11080] service[11600] in[11710] all[11850] the[11960] shops[12330] was[12500] good,[12900] and[13190] I[13280] had[13460] a[13530] delicious</w:t>
+              <w:t>[2800]I[2850] had[3030] a[3120] great[3660] day[3940] at[4060] that[4270] new[4490] shopping[4950] centre[5600] but[6050] I[6180] would[6470] complain[6990] about[7360] one[7690] thing-and[8530] not[8840] the[9080] usual[9670] kind[9980] of[10090] thing[10650] -[10650] the[11080] service[11600] in[11710] all[11850] the[11960] shops[12330] was[12500] good,[12900] and[13190] I[13280] had[13460] a[13530] delicious</w:t>
             </w:r>
             <w:r>
               <w:rPr>
@@ -12187,7 +12233,7 @@
                 <w:sz w:val="23"/>
                 <w:szCs w:val="23"/>
               </w:rPr>
-              <w:t xml:space="preserve">lunch[14670] in[14770] the[14880] café[15340] on[15540] the[15690] third[16080] floor.[16850] No,[17550] the[17910] annoying[18590] thing[19000] was[19280] the[19420] amount[19890] of[20080] rubbish[20630] I[20760] saw[21020] around[21410] me.[21840] I[22260] think[22620] it[22760] was[22920] because[23210] there[23370] weren't[23620] enough[23880] rubbish[24270] bins[24600] for[24720] people[25020] to[25120] put[25290] their[25500] empty[25820] cans[26380] and[26570] sweet[26920] wrappers[27330] in.[27810] But,[28550] apart[28980] from[29210] that,[29860] I[30160] would[30350] say[30580] that[30750] it's[31010] well[31400] worth[31730] a[31790] visit.[35400]</w:t>
+              <w:t>lunch[14670] in[14770] the[14880] café[15340] on[15540] the[15690] third[16080] floor.[16850] No,[17550] the[17910] annoying[18590] thing[19000] was[19280] the[19420] amount[19890] of[20080] rubbish[20630] I[20760] saw[21020] around[21410] me.[21840] I[22260] think[22620] it[22760] was[22920] because[23210] there[23370] weren't[23620] enough[23880] rubbish[24270] bins[24600] for[24720] people[25020] to[25120] put[25290] their[25500] empty[25820] cans[26380] and[26570] sweet[26920] wrappers[27330] in.[27810] But,[28550] apart[28980] from[29210] that,[29860] I[30160] would[30350] say[30580] that[30750] it's[31010] well[31400] worth[31730] a[31790] visit.[35400]</w:t>
             </w:r>
           </w:p>
         </w:tc>
@@ -12260,27 +12306,27 @@
                 <w:sz w:val="23"/>
                 <w:szCs w:val="23"/>
               </w:rPr>
-              <w:t xml:space="preserve">[2400]You[2470] will[2640] hear[2810] a[2920] tour[3280] guide[3760] talking[4270] to[4410] some[4630] tourists.[5710] Listen[6560] and[6930] answer[7360] questions[8090] 1-6[9770]</w:t>
-            </w:r>
-          </w:p>
-          <w:p>
-            <w:pPr>
-              <w:tabs>
-                <w:tab w:val="left" w:pos="4413"/>
-              </w:tabs>
-              <w:rPr>
-                <w:rFonts w:ascii="Source Sans 3" w:hAnsi="Source Sans 3"/>
-                <w:sz w:val="23"/>
-                <w:szCs w:val="23"/>
-              </w:rPr>
-            </w:pPr>
-            <w:r>
-              <w:rPr>
-                <w:rFonts w:ascii="Source Sans 3" w:hAnsi="Source Sans 3"/>
-                <w:sz w:val="23"/>
-                <w:szCs w:val="23"/>
-              </w:rPr>
-              <w:t xml:space="preserve">Hello[10880] everyone.[11880] So[12520] can[12820] you[12960] all[13170] hear[13430] me[13640] and[13930] see[14190] me?[14750] OK,[15930] my[16670] name's[17120] David[17540] Edwards[18160] and[18580] I'm[18810] your[19060] tour[19390] leader[19780] for[20230] your[20500] shopping[20920] tour[21160] today.[21900] Now,[22610] as[22870] you[22980] can[23190] see,[23610] we're[23960] parked[24350] just[24650] in[24770] front[24980] of[25070] the[25180] main[25460] theatre.[26250] if[26740] any[26960] of[27100] you[27240] would[27440] like[27690] tickets[28100] for[28270] tonight's[28650] performance,[29280] we[29400] can[29540] arrange</w:t>
+              <w:t>[2400]You[2470] will[2640] hear[2810] a[2920] tour[3280] guide[3760] talking[4270] to[4410] some[4630] tourists.[5710] Listen[6560] and[6930] answer[7360] questions[8090] 1-6[9770]</w:t>
+            </w:r>
+          </w:p>
+          <w:p>
+            <w:pPr>
+              <w:tabs>
+                <w:tab w:val="left" w:pos="4413"/>
+              </w:tabs>
+              <w:rPr>
+                <w:rFonts w:ascii="Source Sans 3" w:hAnsi="Source Sans 3"/>
+                <w:sz w:val="23"/>
+                <w:szCs w:val="23"/>
+              </w:rPr>
+            </w:pPr>
+            <w:r>
+              <w:rPr>
+                <w:rFonts w:ascii="Source Sans 3" w:hAnsi="Source Sans 3"/>
+                <w:sz w:val="23"/>
+                <w:szCs w:val="23"/>
+              </w:rPr>
+              <w:t>Hello[10880] everyone.[11880] So[12520] can[12820] you[12960] all[13170] hear[13430] me[13640] and[13930] see[14190] me?[14750] OK,[15930] my[16670] name's[17120] David[17540] Edwards[18160] and[18580] I'm[18810] your[19060] tour[19390] leader[19780] for[20230] your[20500] shopping[20920] tour[21160] today.[21900] Now,[22610] as[22870] you[22980] can[23190] see,[23610] we're[23960] parked[24350] just[24650] in[24770] front[24980] of[25070] the[25180] main[25460] theatre.[26250] if[26740] any[26960] of[27100] you[27240] would[27440] like[27690] tickets[28100] for[28270] tonight's[28650] performance,[29280] we[29400] can[29540] arrange</w:t>
             </w:r>
             <w:r>
               <w:rPr>
@@ -12296,7 +12342,7 @@
                 <w:sz w:val="23"/>
                 <w:szCs w:val="23"/>
               </w:rPr>
-              <w:t xml:space="preserve">that[30190] for[30430] you.[31020] We're[31680] just[32080] round[32460] the[32570] corner[33050] from[33260] the[33390] railway[33920] station.[34830] If[35330] you[35430] want.[35590] to[35670] come[35900] on[36040] our[36310] Historic[37030] Buildings[37540] tour[37810] tomorrow,[38590] the[39000] coach[39400] will[39610] leave[39900] from[40120] just[40510] outside[41110] the[41220] station.[42240] And[43030] if[43150] you[43260] want[43430] to[43530] go[43730] for[43990] a[44110] drink[44560] at[44680] the[44860] end.[45130] of[45260] our[45500] tour[45780] today,[46430] there[46840] are[46990] plenty[47280] of[47420] cafés[48210] just[48660] behind[49150] the[49250] station.[50260] We're[51060] still[51310] waiting[51670] for[51850] a[51940] few[52190] people,[52870] but[53440] while[53790] we[53910] wait[54470] I[54750] can[54940] tell[55220] you[55400] a[55520] little[55770] about[56040] the[56140] theatre.[56940] Although[57670] the[57770] building[58210] is[58420] very[58700] modern,[59520] in[60030] fact[60530] a[60690] theatre[61100] has[61330] existed[61930] on[62080] this[62320] site[62790] for[63050] over[63370] 200[64190] years.[65010] The[65500] original[65930] theatre[66410] used[66690] to[66760] be[66870] very[67210] popular[67840] because[68170] of[68260] the[68370] musicals[68970] it[69100] put[69290] on.[69820] However,[70680] it[70980] had[71180] to[71270] be[71430] rebuilt[72150] after[72590] a[72680] fire.[73610] Some</w:t>
+              <w:t>that[30190] for[30430] you.[31020] We're[31680] just[32080] round[32460] the[32570] corner[33050] from[33260] the[33390] railway[33920] station.[34830] If[35330] you[35430] want.[35590] to[35670] come[35900] on[36040] our[36310] Historic[37030] Buildings[37540] tour[37810] tomorrow,[38590] the[39000] coach[39400] will[39610] leave[39900] from[40120] just[40510] outside[41110] the[41220] station.[42240] And[43030] if[43150] you[43260] want[43430] to[43530] go[43730] for[43990] a[44110] drink[44560] at[44680] the[44860] end.[45130] of[45260] our[45500] tour[45780] today,[46430] there[46840] are[46990] plenty[47280] of[47420] cafés[48210] just[48660] behind[49150] the[49250] station.[50260] We're[51060] still[51310] waiting[51670] for[51850] a[51940] few[52190] people,[52870] but[53440] while[53790] we[53910] wait[54470] I[54750] can[54940] tell[55220] you[55400] a[55520] little[55770] about[56040] the[56140] theatre.[56940] Although[57670] the[57770] building[58210] is[58420] very[58700] modern,[59520] in[60030] fact[60530] a[60690] theatre[61100] has[61330] existed[61930] on[62080] this[62320] site[62790] for[63050] over[63370] 200[64190] years.[65010] The[65500] original[65930] theatre[66410] used[66690] to[66760] be[66870] very[67210] popular[67840] because[68170] of[68260] the[68370] musicals[68970] it[69100] put[69290] on.[69820] However,[70680] it[70980] had[71180] to[71270] be[71430] rebuilt[72150] after[72590] a[72680] fire.[73610] Some</w:t>
             </w:r>
             <w:r>
               <w:rPr>
@@ -12344,55 +12390,55 @@
                 <w:sz w:val="23"/>
                 <w:szCs w:val="23"/>
               </w:rPr>
-              <w:t xml:space="preserve">the[75140] striking[75690] modern[76100] design,[77020] others[77850] hate[78150] it.[78710] These[79410] days,[79960] its[80290] popularity[81040] is[81190] mainly[81560] due[81800] to[81920] the[82020] fact[82400] that[82600] it[82730] attracts[83430] a[83750] lot[84130] of[84310] well-known[84770] performers.[86010]</w:t>
-            </w:r>
-          </w:p>
-          <w:p>
-            <w:pPr>
-              <w:tabs>
-                <w:tab w:val="left" w:pos="4413"/>
-              </w:tabs>
-              <w:rPr>
-                <w:rFonts w:ascii="Source Sans 3" w:hAnsi="Source Sans 3"/>
-                <w:sz w:val="23"/>
-                <w:szCs w:val="23"/>
-              </w:rPr>
-            </w:pPr>
-            <w:r>
-              <w:rPr>
-                <w:rFonts w:ascii="Source Sans 3" w:hAnsi="Source Sans 3"/>
-                <w:sz w:val="23"/>
-                <w:szCs w:val="23"/>
-              </w:rPr>
-              <w:t xml:space="preserve">Now,[86990] in[87260] a[87330] few[87540] minutes'[87920] time[88500] at[88970] 9.30-we'll[90810] be[90930] starting[91450] our[91760] tour.[92690] First[93720] we're[93950] going[94130] to[94200] make[94430] our[94610] way[94940] down[95310] to[95440] Market[95820] Place,[96340] which[96670] is[96870] one[97010] of[97070] the[97160] most[97470] famous[97900] squares[98340] in[98430] the[98550] city[99170] that[99770] should[100000] take[100310] us[100620] about[101080] ten[101330] minutes.[102200] There's[102900] not[103100] too[103270] much[103490] traffic[103960] on[104100] the[104210] roads,[104940] so[105380] we[105580] should[105860] get[106080] there[106460] at[106740] quarter[107100] to[107240] ten[107600] at[107780] the[107880] latest</w:t>
-            </w:r>
-            <w:r>
-              <w:rPr>
-                <w:rFonts w:ascii="Source Sans 3" w:hAnsi="Source Sans 3"/>
-                <w:sz w:val="23"/>
-                <w:szCs w:val="23"/>
-              </w:rPr>
-              <w:t xml:space="preserve">.[108920]</w:t>
-            </w:r>
-          </w:p>
-          <w:p>
-            <w:pPr>
-              <w:tabs>
-                <w:tab w:val="left" w:pos="4413"/>
-              </w:tabs>
-              <w:rPr>
-                <w:rFonts w:ascii="Source Sans 3" w:hAnsi="Source Sans 3"/>
-                <w:sz w:val="23"/>
-                <w:szCs w:val="23"/>
-              </w:rPr>
-            </w:pPr>
-            <w:r>
-              <w:rPr>
-                <w:rFonts w:ascii="Source Sans 3" w:hAnsi="Source Sans 3"/>
-                <w:sz w:val="23"/>
-                <w:szCs w:val="23"/>
-              </w:rPr>
-              <w:t xml:space="preserve">Market[109880] Place[110340] was[110600] the[110740] city's[111140] old[111480] food[111810] market.[112610] People[113310] used[113520] to[113600] come[113860] in[114160] from[114430] the[114540] countryside[115480] to[115810] sell[116160] their[116350] fresh[116670] fruit[116990] and[117130] vegetables.[118130] Remember[119080] that[119400] these[119770] were[119910] the[120040] days[120450] before[120990] supermarkets![122280] You[122830] won't[123050] find[123330] any[123530] food[123850] here[124120] now[124390] though,[125000] it's[125620] now[125960] a[126120] craft[126580] market[127220] and[127630] I[127710] think[127930] you'll[128130] find[128460] lots[128910] to[129040] interest[129440] you-especially[131060] if[131330] you[131440] want[131590] to[131670] take[131940] presents[132380] home.[133080] You'll[133760] see[134140] all[134570] kinds[135060] of[135190] things[135620] like[136050] hand-painted</w:t>
+              <w:t>the[75140] striking[75690] modern[76100] design,[77020] others[77850] hate[78150] it.[78710] These[79410] days,[79960] its[80290] popularity[81040] is[81190] mainly[81560] due[81800] to[81920] the[82020] fact[82400] that[82600] it[82730] attracts[83430] a[83750] lot[84130] of[84310] well-known[84770] performers.[86010]</w:t>
+            </w:r>
+          </w:p>
+          <w:p>
+            <w:pPr>
+              <w:tabs>
+                <w:tab w:val="left" w:pos="4413"/>
+              </w:tabs>
+              <w:rPr>
+                <w:rFonts w:ascii="Source Sans 3" w:hAnsi="Source Sans 3"/>
+                <w:sz w:val="23"/>
+                <w:szCs w:val="23"/>
+              </w:rPr>
+            </w:pPr>
+            <w:r>
+              <w:rPr>
+                <w:rFonts w:ascii="Source Sans 3" w:hAnsi="Source Sans 3"/>
+                <w:sz w:val="23"/>
+                <w:szCs w:val="23"/>
+              </w:rPr>
+              <w:t>Now,[86990] in[87260] a[87330] few[87540] minutes'[87920] time[88500] at[88970] 9.30-we'll[90810] be[90930] starting[91450] our[91760] tour.[92690] First[93720] we're[93950] going[94130] to[94200] make[94430] our[94610] way[94940] down[95310] to[95440] Market[95820] Place,[96340] which[96670] is[96870] one[97010] of[97070] the[97160] most[97470] famous[97900] squares[98340] in[98430] the[98550] city[99170] that[99770] should[100000] take[100310] us[100620] about[101080] ten[101330] minutes.[102200] There's[102900] not[103100] too[103270] much[103490] traffic[103960] on[104100] the[104210] roads,[104940] so[105380] we[105580] should[105860] get[106080] there[106460] at[106740] quarter[107100] to[107240] ten[107600] at[107780] the[107880] latest</w:t>
+            </w:r>
+            <w:r>
+              <w:rPr>
+                <w:rFonts w:ascii="Source Sans 3" w:hAnsi="Source Sans 3"/>
+                <w:sz w:val="23"/>
+                <w:szCs w:val="23"/>
+              </w:rPr>
+              <w:t>.[108920]</w:t>
+            </w:r>
+          </w:p>
+          <w:p>
+            <w:pPr>
+              <w:tabs>
+                <w:tab w:val="left" w:pos="4413"/>
+              </w:tabs>
+              <w:rPr>
+                <w:rFonts w:ascii="Source Sans 3" w:hAnsi="Source Sans 3"/>
+                <w:sz w:val="23"/>
+                <w:szCs w:val="23"/>
+              </w:rPr>
+            </w:pPr>
+            <w:r>
+              <w:rPr>
+                <w:rFonts w:ascii="Source Sans 3" w:hAnsi="Source Sans 3"/>
+                <w:sz w:val="23"/>
+                <w:szCs w:val="23"/>
+              </w:rPr>
+              <w:t>Market[109880] Place[110340] was[110600] the[110740] city's[111140] old[111480] food[111810] market.[112610] People[113310] used[113520] to[113600] come[113860] in[114160] from[114430] the[114540] countryside[115480] to[115810] sell[116160] their[116350] fresh[116670] fruit[116990] and[117130] vegetables.[118130] Remember[119080] that[119400] these[119770] were[119910] the[120040] days[120450] before[120990] supermarkets![122280] You[122830] won't[123050] find[123330] any[123530] food[123850] here[124120] now[124390] though,[125000] it's[125620] now[125960] a[126120] craft[126580] market[127220] and[127630] I[127710] think[127930] you'll[128130] find[128460] lots[128910] to[129040] interest[129440] you-especially[131060] if[131330] you[131440] want[131590] to[131670] take[131940] presents[132380] home.[133080] You'll[133760] see[134140] all[134570] kinds[135060] of[135190] things[135620] like[136050] hand-painted</w:t>
             </w:r>
             <w:r>
               <w:rPr>
@@ -12408,7 +12454,7 @@
                 <w:sz w:val="23"/>
                 <w:szCs w:val="23"/>
               </w:rPr>
-              <w:t xml:space="preserve">local[137360] pottery[138030] and[138390] leather[138740] goods.[139620] Personally,[140920] I[141300] suggest[141870] that[142080] you[142220] visit[142560] the[142700] jewellery</w:t>
+              <w:t>local[137360] pottery[138030] and[138390] leather[138740] goods.[139620] Personally,[140920] I[141300] suggest[141870] that[142080] you[142220] visit[142560] the[142700] jewellery</w:t>
             </w:r>
             <w:r>
               <w:rPr>
@@ -12440,7 +12486,16 @@
                 <w:sz w:val="23"/>
                 <w:szCs w:val="23"/>
               </w:rPr>
-              <w:t xml:space="preserve">s.[144020] You[144480] really[144790] won't[145020] find[145340] anything[145790] like[146030] it[146220] anywhere[146760] else![147530] But[148280] if[148460] you're[148630] looking[148900] for[149050] clothes,[150050] I'm[150660] afraid[151050] you'll[151230] be[151350] disappointed.[152540] Wait[153470] for[153760] this[154000] afternoon's[154710] visit.[155500] We'll[156200] stop[156650] at[156800] Market[157170] Place[157600] for[157870] an[158050] hour[158360] and[158480] a[158560] half[159210] and[159610] then[159840] continue[160380] the</w:t>
+              <w:t xml:space="preserve">s.[144020] You[144480] really[144790] won't[145020] find[145340] anything[145790] like[146030] it[146220] </w:t>
+            </w:r>
+            <w:r>
+              <w:rPr>
+                <w:rFonts w:ascii="Source Sans 3" w:hAnsi="Source Sans 3"/>
+                <w:sz w:val="23"/>
+                <w:szCs w:val="23"/>
+              </w:rPr>
+              <w:lastRenderedPageBreak/>
+              <w:t>anywhere[146760] else![147530] But[148280] if[148460] you're[148630] looking[148900] for[149050] clothes,[150050] I'm[150660] afraid[151050] you'll[151230] be[151350] disappointed.[152540] Wait[153470] for[153760] this[154000] afternoon's[154710] visit.[155500] We'll[156200] stop[156650] at[156800] Market[157170] Place[157600] for[157870] an[158050] hour[158360] and[158480] a[158560] half[159210] and[159610] then[159840] continue[160380] the</w:t>
             </w:r>
             <w:r>
               <w:rPr>
@@ -12456,47 +12511,47 @@
                 <w:sz w:val="23"/>
                 <w:szCs w:val="23"/>
               </w:rPr>
-              <w:t xml:space="preserve">tour[160880] with[161080] a[161150] visit[161600] to[161850] the[162010] Regional[162580] Food[163000] Centre.[163830] Here[164640] you[164790] can[164960] find[165360] over[165730] 50[166320] types[166900] of[167100] local[167480] cheeses![168480] There[169080] is[169230] also[169600] fresh[169970] fruit[170240] juice[170560] on[170780] sale-orange[172170] juice,[172700] peach[173150] juice,[173680] pomegranate[174470] juice,[175040] produced[175760] in[175850] the[175940] villages[176380] of[176490] the[176600] region,[177280] and[177750] local[178090] jam[178450] too.[179280] You're[179990] welcome[180320] to[180430] buy[180720] things[181020] to[181130] take[181400] home[181610] with[181750] you,[182160] but[182620] the[182780] real[183160] reason[183540] for[183730] our[183880] visit[184230] is[184410] lunch.[185190] The[185800] idea[186290] is[186570] that[186770] you[186960] buy[187330] food[187680] and[187820] drink[188130] from[188290] the[188400] stalls[189200] and[189660] take[189970] it[190090] to[190270] eat[190660] in[190870] the[191020] lovely[191500] open[191830] air[192000] dining[192410] area.[193440]</w:t>
-            </w:r>
-          </w:p>
-          <w:p>
-            <w:pPr>
-              <w:tabs>
-                <w:tab w:val="left" w:pos="4413"/>
-              </w:tabs>
-              <w:rPr>
-                <w:rFonts w:ascii="Source Sans 3" w:hAnsi="Source Sans 3"/>
-                <w:sz w:val="23"/>
-                <w:szCs w:val="23"/>
-              </w:rPr>
-            </w:pPr>
-            <w:r>
-              <w:rPr>
-                <w:rFonts w:ascii="Source Sans 3" w:hAnsi="Source Sans 3"/>
-                <w:sz w:val="23"/>
-                <w:szCs w:val="23"/>
-              </w:rPr>
-              <w:t xml:space="preserve">And[194330] finally,[194970] in[195260] the[195390] afternoon[196100] we[196290] will[196470] be[196590] visiting[197050] the[197190] Fashion[197710] Fair[198140] in[198320] the[198470] exhibition[199060] centre[199470] on[199600] the[199770] outskirts[200430] of[200520] the[200650] city.[201370] This[202350] is[202780] a[202970] huge[203590] venue,[204240] so[204600] try[204950] not[205150] to[205260] get[205450] lost.[206310] There[206880] is[206990] a[207110] whole[207600] hall[208120] devoted[208830] just[209470] to[209790] footwear[210740] -[210740] every[211550] kind[212130] of[212360] shoes[212810] and[212980] boots[213340] you[213480] can[213640] imagine.[214530] You[215040] can[215230] easily[215670] find[216000] it[216120] because[216420] it[216520] has[216690] a[216800] green[217220] roof.[217950] Just[218660] don't[218890] go[219070] through[219370] the[219480] blue[219790] doors[220230] at[220340] the[220470] entrance[220890] of[220970] the[221080] centre[221670] -[221670] you[222040] have[222210] to[222310] pay[222580] for[222740] that[222970] part[223170] of[223250] the[223360] exhibition.[224430] And[225380] if[225800] all[226150] that[226440] shopping[226920] has[227110] exhausted[227710] you,[228130] there's[228640] a[228720] café[229410] where[229800] you[229930] can[230130] rest[230520] your[230750] weary[231140] feet![231910] That's[232650] in[232750] the[232840] building[233300] with[233550] a[233650] red[233930] sign.[234640] But[235160] don't[235390] worry,[235640] I'll[236230] remind[236600] you[236760] all[237010] about[237300] that[237530] later.[238620]</w:t>
-            </w:r>
-          </w:p>
-          <w:p>
-            <w:pPr>
-              <w:tabs>
-                <w:tab w:val="left" w:pos="4413"/>
-              </w:tabs>
-              <w:rPr>
-                <w:rFonts w:ascii="Source Sans 3" w:hAnsi="Source Sans 3"/>
-                <w:sz w:val="23"/>
-                <w:szCs w:val="23"/>
-              </w:rPr>
-            </w:pPr>
-            <w:r>
-              <w:rPr>
-                <w:rFonts w:ascii="Source Sans 3" w:hAnsi="Source Sans 3"/>
-                <w:sz w:val="23"/>
-                <w:szCs w:val="23"/>
-              </w:rPr>
-              <w:t xml:space="preserve">Right,[240010] everyone's[240790] here[241090] now,[241570] so,[241980] if[242220] you've[242460] all[242650] got[242860] your[243040] shopping[243500] bags,[244150] let's[244520] go![248100]</w:t>
+              <w:t>tour[160880] with[161080] a[161150] visit[161600] to[161850] the[162010] Regional[162580] Food[163000] Centre.[163830] Here[164640] you[164790] can[164960] find[165360] over[165730] 50[166320] types[166900] of[167100] local[167480] cheeses![168480] There[169080] is[169230] also[169600] fresh[169970] fruit[170240] juice[170560] on[170780] sale-orange[172170] juice,[172700] peach[173150] juice,[173680] pomegranate[174470] juice,[175040] produced[175760] in[175850] the[175940] villages[176380] of[176490] the[176600] region,[177280] and[177750] local[178090] jam[178450] too.[179280] You're[179990] welcome[180320] to[180430] buy[180720] things[181020] to[181130] take[181400] home[181610] with[181750] you,[182160] but[182620] the[182780] real[183160] reason[183540] for[183730] our[183880] visit[184230] is[184410] lunch.[185190] The[185800] idea[186290] is[186570] that[186770] you[186960] buy[187330] food[187680] and[187820] drink[188130] from[188290] the[188400] stalls[189200] and[189660] take[189970] it[190090] to[190270] eat[190660] in[190870] the[191020] lovely[191500] open[191830] air[192000] dining[192410] area.[193440]</w:t>
+            </w:r>
+          </w:p>
+          <w:p>
+            <w:pPr>
+              <w:tabs>
+                <w:tab w:val="left" w:pos="4413"/>
+              </w:tabs>
+              <w:rPr>
+                <w:rFonts w:ascii="Source Sans 3" w:hAnsi="Source Sans 3"/>
+                <w:sz w:val="23"/>
+                <w:szCs w:val="23"/>
+              </w:rPr>
+            </w:pPr>
+            <w:r>
+              <w:rPr>
+                <w:rFonts w:ascii="Source Sans 3" w:hAnsi="Source Sans 3"/>
+                <w:sz w:val="23"/>
+                <w:szCs w:val="23"/>
+              </w:rPr>
+              <w:t>And[194330] finally,[194970] in[195260] the[195390] afternoon[196100] we[196290] will[196470] be[196590] visiting[197050] the[197190] Fashion[197710] Fair[198140] in[198320] the[198470] exhibition[199060] centre[199470] on[199600] the[199770] outskirts[200430] of[200520] the[200650] city.[201370] This[202350] is[202780] a[202970] huge[203590] venue,[204240] so[204600] try[204950] not[205150] to[205260] get[205450] lost.[206310] There[206880] is[206990] a[207110] whole[207600] hall[208120] devoted[208830] just[209470] to[209790] footwear[210740] -[210740] every[211550] kind[212130] of[212360] shoes[212810] and[212980] boots[213340] you[213480] can[213640] imagine.[214530] You[215040] can[215230] easily[215670] find[216000] it[216120] because[216420] it[216520] has[216690] a[216800] green[217220] roof.[217950] Just[218660] don't[218890] go[219070] through[219370] the[219480] blue[219790] doors[220230] at[220340] the[220470] entrance[220890] of[220970] the[221080] centre[221670] -[221670] you[222040] have[222210] to[222310] pay[222580] for[222740] that[222970] part[223170] of[223250] the[223360] exhibition.[224430] And[225380] if[225800] all[226150] that[226440] shopping[226920] has[227110] exhausted[227710] you,[228130] there's[228640] a[228720] café[229410] where[229800] you[229930] can[230130] rest[230520] your[230750] weary[231140] feet![231910] That's[232650] in[232750] the[232840] building[233300] with[233550] a[233650] red[233930] sign.[234640] But[235160] don't[235390] worry,[235640] I'll[236230] remind[236600] you[236760] all[237010] about[237300] that[237530] later.[238620]</w:t>
+            </w:r>
+          </w:p>
+          <w:p>
+            <w:pPr>
+              <w:tabs>
+                <w:tab w:val="left" w:pos="4413"/>
+              </w:tabs>
+              <w:rPr>
+                <w:rFonts w:ascii="Source Sans 3" w:hAnsi="Source Sans 3"/>
+                <w:sz w:val="23"/>
+                <w:szCs w:val="23"/>
+              </w:rPr>
+            </w:pPr>
+            <w:r>
+              <w:rPr>
+                <w:rFonts w:ascii="Source Sans 3" w:hAnsi="Source Sans 3"/>
+                <w:sz w:val="23"/>
+                <w:szCs w:val="23"/>
+              </w:rPr>
+              <w:t>Right,[240010] everyone's[240790] here[241090] now,[241570] so,[241980] if[242220] you've[242460] all[242650] got[242860] your[243040] shopping[243500] bags,[244150] let's[244520] go![248100]</w:t>
             </w:r>
           </w:p>
         </w:tc>
@@ -12565,27 +12620,27 @@
                 <w:sz w:val="23"/>
                 <w:szCs w:val="23"/>
               </w:rPr>
-              <w:t xml:space="preserve">[2840]The[2940] place[3250] where[3440] I[3530] really[3790] enjoy[4290] shopping[4880] is[5240] Covent[5640] Garden[6060] Market.[6920] It's[7360] very[7590] convenient[8290] because[8590] it[8660] isn't[8930] far[9220] from[9420] where[9710] I[9830] live.[10620] It[11220] isn't[11560] a[11630] traditional[12260] food[12620] market,[13410] though[13830] at[13960] one[14150] time[14450] it[14570] used[14750] to[14850] sell[15180] fruit[15490] and[15610] vegetables.[16650] Now,[17450] it's[17800] a[17860] collection[18340] of[18440] all[18640] sorts[18980] of[19100] independent[19740] shops[20150] and[20320] stalls.[21220] There's[21730] an[21830] amazing[22350] selection[22840] of[22950] things[23260] to[23360] buy[23990] clothes,[25040] jewellery,[25830] books,[26730] art[27420] and[27770] crafts.[28810] I[29260] love[29470] it[29600] because[29830] it[29920] has[30060] a[30160] great[30650] atmosphere.[31730] There[32240] are[32360] cafés[32880] outside[33470] in[33550] the[33660] square,[34360] and[34750] often[35220] you[35520] can[35710] see[35930] street[36300] performers.[37240] It's[37700] very[37990] lively[38590] and[38760] friendly.[39760] I[40350] avoid[40730] the[40860] big[41080] malls[41600] because[41890] they're[42080] often[42330] out-of-the-way-you[43790] need[43960] a[44030] car[44360] to[44510] get[44730] to[44850] them.[45610]</w:t>
-            </w:r>
-          </w:p>
-          <w:p>
-            <w:pPr>
-              <w:tabs>
-                <w:tab w:val="left" w:pos="4413"/>
-              </w:tabs>
-              <w:rPr>
-                <w:rFonts w:ascii="Source Sans 3" w:hAnsi="Source Sans 3"/>
-                <w:sz w:val="23"/>
-                <w:szCs w:val="23"/>
-              </w:rPr>
-            </w:pPr>
-            <w:r>
-              <w:rPr>
-                <w:rFonts w:ascii="Source Sans 3" w:hAnsi="Source Sans 3"/>
-                <w:sz w:val="23"/>
-                <w:szCs w:val="23"/>
-              </w:rPr>
-              <w:t xml:space="preserve">And[46390] what[46590] do[46720] I[46820] enjoy[47160] buying?[48090] Well,[48810] I'm[49060] keen[49340] on[49520] fashion[50230] and[50580] like[50770] to[50860] go[51000] clothes[51440] shopping[51780] whenever[52200] I[52300] can.[53000] I[53390] love[53630] trying[54040] on[54190] clothes[54890] even[55180] if[55310] I[55400] can't[55700] afford[56050] to[56160] buy[56470] them![57010] And[57470] I[57580] absolutely[58320] love[58770] going[59060] to[59140] the[59290] sales![60290] Sometimes[61460] I[61680] manage[61980] to[62080] find[62400] great[62740] designer[63250] shoes[63710] at[63810] very[64070] reasonable[64600] prices.[65600] And[66230] I[66330] like[66580] shopping[66960] for[67100] really[67430] fun[67850] and[67980] original[68420] gifts[68810] for[68940] my[69090] friends[69880] things[70420] that[70650] nobody[71220] else[71610] has.[72420] Covent[73110] Garden's[73620] a[73760] great[74290] place[74660] to[74760] do[74920] that.[78460]</w:t>
+              <w:t>[2840]The[2940] place[3250] where[3440] I[3530] really[3790] enjoy[4290] shopping[4880] is[5240] Covent[5640] Garden[6060] Market.[6920] It's[7360] very[7590] convenient[8290] because[8590] it[8660] isn't[8930] far[9220] from[9420] where[9710] I[9830] live.[10620] It[11220] isn't[11560] a[11630] traditional[12260] food[12620] market,[13410] though[13830] at[13960] one[14150] time[14450] it[14570] used[14750] to[14850] sell[15180] fruit[15490] and[15610] vegetables.[16650] Now,[17450] it's[17800] a[17860] collection[18340] of[18440] all[18640] sorts[18980] of[19100] independent[19740] shops[20150] and[20320] stalls.[21220] There's[21730] an[21830] amazing[22350] selection[22840] of[22950] things[23260] to[23360] buy[23990] clothes,[25040] jewellery,[25830] books,[26730] art[27420] and[27770] crafts.[28810] I[29260] love[29470] it[29600] because[29830] it[29920] has[30060] a[30160] great[30650] atmosphere.[31730] There[32240] are[32360] cafés[32880] outside[33470] in[33550] the[33660] square,[34360] and[34750] often[35220] you[35520] can[35710] see[35930] street[36300] performers.[37240] It's[37700] very[37990] lively[38590] and[38760] friendly.[39760] I[40350] avoid[40730] the[40860] big[41080] malls[41600] because[41890] they're[42080] often[42330] out-of-the-way-you[43790] need[43960] a[44030] car[44360] to[44510] get[44730] to[44850] them.[45610]</w:t>
+            </w:r>
+          </w:p>
+          <w:p>
+            <w:pPr>
+              <w:tabs>
+                <w:tab w:val="left" w:pos="4413"/>
+              </w:tabs>
+              <w:rPr>
+                <w:rFonts w:ascii="Source Sans 3" w:hAnsi="Source Sans 3"/>
+                <w:sz w:val="23"/>
+                <w:szCs w:val="23"/>
+              </w:rPr>
+            </w:pPr>
+            <w:r>
+              <w:rPr>
+                <w:rFonts w:ascii="Source Sans 3" w:hAnsi="Source Sans 3"/>
+                <w:sz w:val="23"/>
+                <w:szCs w:val="23"/>
+              </w:rPr>
+              <w:t>And[46390] what[46590] do[46720] I[46820] enjoy[47160] buying?[48090] Well,[48810] I'm[49060] keen[49340] on[49520] fashion[50230] and[50580] like[50770] to[50860] go[51000] clothes[51440] shopping[51780] whenever[52200] I[52300] can.[53000] I[53390] love[53630] trying[54040] on[54190] clothes[54890] even[55180] if[55310] I[55400] can't[55700] afford[56050] to[56160] buy[56470] them![57010] And[57470] I[57580] absolutely[58320] love[58770] going[59060] to[59140] the[59290] sales![60290] Sometimes[61460] I[61680] manage[61980] to[62080] find[62400] great[62740] designer[63250] shoes[63710] at[63810] very[64070] reasonable[64600] prices.[65600] And[66230] I[66330] like[66580] shopping[66960] for[67100] really[67430] fun[67850] and[67980] original[68420] gifts[68810] for[68940] my[69090] friends[69880] things[70420] that[70650] nobody[71220] else[71610] has.[72420] Covent[73110] Garden's[73620] a[73760] great[74290] place[74660] to[74760] do[74920] that.[78460]</w:t>
             </w:r>
           </w:p>
         </w:tc>
@@ -12654,87 +12709,87 @@
                 <w:sz w:val="23"/>
                 <w:szCs w:val="23"/>
               </w:rPr>
-              <w:t xml:space="preserve">[2760]You[2940] asked[3380] me[3570] to[3810] describe[4410] a[4520] place[4960] where[5230] I[5380] like[5690] going[6040] shopping,[6900] so[7620] I'm[7950] going[8260] to[8400] talk[8740] about[9070] a[9150] department[9750] store[10150] in[10380] my[10620] town.[11370] It's[11910] called[12320] Judies[13170] and[13730] it's[13990] a[14140] very[14620] old[14950] store.[15530] In[15930] fact,[16530] it's[16940] about[17290] a[17430] 100[18000] years[18300] old,[18820] so[19230] it's[19520] very[19910] famous.[20930] I[21460] would[21660] say[22000] that[22330] it's[22620] a[22800] landmark[23580] because[24030] everyone[24620] knows[24950] it.[25470]</w:t>
-            </w:r>
-          </w:p>
-          <w:p>
-            <w:pPr>
-              <w:tabs>
-                <w:tab w:val="left" w:pos="4413"/>
-              </w:tabs>
-              <w:rPr>
-                <w:rFonts w:ascii="Source Sans 3" w:hAnsi="Source Sans 3"/>
-                <w:sz w:val="23"/>
-                <w:szCs w:val="23"/>
-              </w:rPr>
-            </w:pPr>
-            <w:r>
-              <w:rPr>
-                <w:rFonts w:ascii="Source Sans 3" w:hAnsi="Source Sans 3"/>
-                <w:sz w:val="23"/>
-                <w:szCs w:val="23"/>
-              </w:rPr>
-              <w:t xml:space="preserve">It's[26030] very[26390] large[26840] and[27100] spacious[27690] too,[28200] with[28680] four[29000] floors[29670] and[30100] more[30400] than[30640] 30[31110] different[31560] departments[32210] to[32340] visit.[33180] You[33760] can[33960] find[34380] anything[34970] you[35090] want[35400] here,[35880] such[36340] as[36540] unusual[37200] presents[37630] for[37770] your[37950] friends,[38800] and[39340] you[39470] can[39680] buy[40030] really[40540] good[40900] food[41290] too.[41990] For[42540] example,[43370] you[43730] can[43950] buy[44310] traditional[45020] cakes[45540] and[45800] sweets[46360] that[46670] are[46900] famous[47370] in[47530] my[47780] area[48390] and[48760] they[48960] are[49180] delicious.[50320] It's[50840] an[50990] amazing[51640] shop[52120] but[52490] it's[52720] not[53110] cheap.[53870] In[54370] fact,[55010] it's[55450] one[55620] of[55700] the[55830] most[56110] expensive[56910] shops[57310] in[57530] the[57740] area.[58770]</w:t>
-            </w:r>
-          </w:p>
-          <w:p>
-            <w:pPr>
-              <w:tabs>
-                <w:tab w:val="left" w:pos="4413"/>
-              </w:tabs>
-              <w:rPr>
-                <w:rFonts w:ascii="Source Sans 3" w:hAnsi="Source Sans 3"/>
-                <w:sz w:val="23"/>
-                <w:szCs w:val="23"/>
-              </w:rPr>
-            </w:pPr>
-            <w:r>
-              <w:rPr>
-                <w:rFonts w:ascii="Source Sans 3" w:hAnsi="Source Sans 3"/>
-                <w:sz w:val="23"/>
-                <w:szCs w:val="23"/>
-              </w:rPr>
-              <w:t xml:space="preserve">I[59470] think[59840] it's[60100] in[60270] a[60400] good[60700] location[61490] because[62080] it's[62330] right[62730] in[62860] the[63000] centre[63420] of[63560] the[63700] town,[64240] which[64600] is[64780] very[65150] convenient.[66270] It's[66950] also[67460] very[67900] close[68240] to[68350] the[68510] railway[68970] station[69640] and[70070] a[70210] multi-storey[70940] car[71200] park[71470] too,[72110] so[72630] that's[72970] good[73180] for[73350] you[73720] if[74040] you[74170] have[74380] lots[74670] of[74810] shopping[75200] bags[75500] to[75610] carry.[76610]</w:t>
-            </w:r>
-          </w:p>
-          <w:p>
-            <w:pPr>
-              <w:tabs>
-                <w:tab w:val="left" w:pos="4413"/>
-              </w:tabs>
-              <w:rPr>
-                <w:rFonts w:ascii="Source Sans 3" w:hAnsi="Source Sans 3"/>
-                <w:sz w:val="23"/>
-                <w:szCs w:val="23"/>
-              </w:rPr>
-            </w:pPr>
-            <w:r>
-              <w:rPr>
-                <w:rFonts w:ascii="Source Sans 3" w:hAnsi="Source Sans 3"/>
-                <w:sz w:val="23"/>
-                <w:szCs w:val="23"/>
-              </w:rPr>
-              <w:t xml:space="preserve">What[77440] do[77610] I[77730] like[77930] to[78030] do[78180] there?[78750] Well,[79730] I[80250] really[80770] like[81070] spending[81510] time[81860] in[81980] the[82140] jewellery[82550] department[83450] and[83930] this[84190] is[84370] on[84520] the[84640] ground[85030] floor[85320] of[85460] the[85580] building.[86500] I[87090] love[87420] looking[87780] at[87930] the[88080] different[88530] rings[88970] and[89190] necklaces.[90360] I[90950] enjoy[91280] trying[91650] them[91820] on[92020] too![92780] I[93310] like[93570] gold[93870] jewellery[94240] the[94390] best[95080] but[95530] I[95660] can't[95980] afford[96390] it.[97060]</w:t>
-            </w:r>
-          </w:p>
-          <w:p>
-            <w:pPr>
-              <w:tabs>
-                <w:tab w:val="left" w:pos="4413"/>
-              </w:tabs>
-              <w:rPr>
-                <w:rFonts w:ascii="Source Sans 3" w:hAnsi="Source Sans 3"/>
-                <w:sz w:val="23"/>
-                <w:szCs w:val="23"/>
-              </w:rPr>
-            </w:pPr>
-            <w:r>
-              <w:rPr>
-                <w:rFonts w:ascii="Source Sans 3" w:hAnsi="Source Sans 3"/>
-                <w:sz w:val="23"/>
-                <w:szCs w:val="23"/>
-              </w:rPr>
-              <w:t xml:space="preserve">Why[97780] do[97920] I[98030] like[98290] it[98410] so[98580] much?[99300] Well,[100330] I[100770] like[101060] the[101210] atmosphere[101850] in[101970] the[102120] store[102510] because[102940] it's[103160] very[103540] traditional.[104650] All[105310] the[105450] sales[105750] assistants[106360] are[106630] very[107040] friendly[107570] and[107860] helpful[108300] too.[108990] Yes,[109930] it's[110320] a[110490] really[110920] good[111160] store,[111690] so[112020] that's[112360] why[112610] I[112730] spend[113050] a[113210] lot[113510] of[113630] time[113990] in[114120] it![117440]</w:t>
+              <w:t>[2760]You[2940] asked[3380] me[3570] to[3810] describe[4410] a[4520] place[4960] where[5230] I[5380] like[5690] going[6040] shopping,[6900] so[7620] I'm[7950] going[8260] to[8400] talk[8740] about[9070] a[9150] department[9750] store[10150] in[10380] my[10620] town.[11370] It's[11910] called[12320] Judies[13170] and[13730] it's[13990] a[14140] very[14620] old[14950] store.[15530] In[15930] fact,[16530] it's[16940] about[17290] a[17430] 100[18000] years[18300] old,[18820] so[19230] it's[19520] very[19910] famous.[20930] I[21460] would[21660] say[22000] that[22330] it's[22620] a[22800] landmark[23580] because[24030] everyone[24620] knows[24950] it.[25470]</w:t>
+            </w:r>
+          </w:p>
+          <w:p>
+            <w:pPr>
+              <w:tabs>
+                <w:tab w:val="left" w:pos="4413"/>
+              </w:tabs>
+              <w:rPr>
+                <w:rFonts w:ascii="Source Sans 3" w:hAnsi="Source Sans 3"/>
+                <w:sz w:val="23"/>
+                <w:szCs w:val="23"/>
+              </w:rPr>
+            </w:pPr>
+            <w:r>
+              <w:rPr>
+                <w:rFonts w:ascii="Source Sans 3" w:hAnsi="Source Sans 3"/>
+                <w:sz w:val="23"/>
+                <w:szCs w:val="23"/>
+              </w:rPr>
+              <w:t>It's[26030] very[26390] large[26840] and[27100] spacious[27690] too,[28200] with[28680] four[29000] floors[29670] and[30100] more[30400] than[30640] 30[31110] different[31560] departments[32210] to[32340] visit.[33180] You[33760] can[33960] find[34380] anything[34970] you[35090] want[35400] here,[35880] such[36340] as[36540] unusual[37200] presents[37630] for[37770] your[37950] friends,[38800] and[39340] you[39470] can[39680] buy[40030] really[40540] good[40900] food[41290] too.[41990] For[42540] example,[43370] you[43730] can[43950] buy[44310] traditional[45020] cakes[45540] and[45800] sweets[46360] that[46670] are[46900] famous[47370] in[47530] my[47780] area[48390] and[48760] they[48960] are[49180] delicious.[50320] It's[50840] an[50990] amazing[51640] shop[52120] but[52490] it's[52720] not[53110] cheap.[53870] In[54370] fact,[55010] it's[55450] one[55620] of[55700] the[55830] most[56110] expensive[56910] shops[57310] in[57530] the[57740] area.[58770]</w:t>
+            </w:r>
+          </w:p>
+          <w:p>
+            <w:pPr>
+              <w:tabs>
+                <w:tab w:val="left" w:pos="4413"/>
+              </w:tabs>
+              <w:rPr>
+                <w:rFonts w:ascii="Source Sans 3" w:hAnsi="Source Sans 3"/>
+                <w:sz w:val="23"/>
+                <w:szCs w:val="23"/>
+              </w:rPr>
+            </w:pPr>
+            <w:r>
+              <w:rPr>
+                <w:rFonts w:ascii="Source Sans 3" w:hAnsi="Source Sans 3"/>
+                <w:sz w:val="23"/>
+                <w:szCs w:val="23"/>
+              </w:rPr>
+              <w:t>I[59470] think[59840] it's[60100] in[60270] a[60400] good[60700] location[61490] because[62080] it's[62330] right[62730] in[62860] the[63000] centre[63420] of[63560] the[63700] town,[64240] which[64600] is[64780] very[65150] convenient.[66270] It's[66950] also[67460] very[67900] close[68240] to[68350] the[68510] railway[68970] station[69640] and[70070] a[70210] multi-storey[70940] car[71200] park[71470] too,[72110] so[72630] that's[72970] good[73180] for[73350] you[73720] if[74040] you[74170] have[74380] lots[74670] of[74810] shopping[75200] bags[75500] to[75610] carry.[76610]</w:t>
+            </w:r>
+          </w:p>
+          <w:p>
+            <w:pPr>
+              <w:tabs>
+                <w:tab w:val="left" w:pos="4413"/>
+              </w:tabs>
+              <w:rPr>
+                <w:rFonts w:ascii="Source Sans 3" w:hAnsi="Source Sans 3"/>
+                <w:sz w:val="23"/>
+                <w:szCs w:val="23"/>
+              </w:rPr>
+            </w:pPr>
+            <w:r>
+              <w:rPr>
+                <w:rFonts w:ascii="Source Sans 3" w:hAnsi="Source Sans 3"/>
+                <w:sz w:val="23"/>
+                <w:szCs w:val="23"/>
+              </w:rPr>
+              <w:t>What[77440] do[77610] I[77730] like[77930] to[78030] do[78180] there?[78750] Well,[79730] I[80250] really[80770] like[81070] spending[81510] time[81860] in[81980] the[82140] jewellery[82550] department[83450] and[83930] this[84190] is[84370] on[84520] the[84640] ground[85030] floor[85320] of[85460] the[85580] building.[86500] I[87090] love[87420] looking[87780] at[87930] the[88080] different[88530] rings[88970] and[89190] necklaces.[90360] I[90950] enjoy[91280] trying[91650] them[91820] on[92020] too![92780] I[93310] like[93570] gold[93870] jewellery[94240] the[94390] best[95080] but[95530] I[95660] can't[95980] afford[96390] it.[97060]</w:t>
+            </w:r>
+          </w:p>
+          <w:p>
+            <w:pPr>
+              <w:tabs>
+                <w:tab w:val="left" w:pos="4413"/>
+              </w:tabs>
+              <w:rPr>
+                <w:rFonts w:ascii="Source Sans 3" w:hAnsi="Source Sans 3"/>
+                <w:sz w:val="23"/>
+                <w:szCs w:val="23"/>
+              </w:rPr>
+            </w:pPr>
+            <w:r>
+              <w:rPr>
+                <w:rFonts w:ascii="Source Sans 3" w:hAnsi="Source Sans 3"/>
+                <w:sz w:val="23"/>
+                <w:szCs w:val="23"/>
+              </w:rPr>
+              <w:t>Why[97780] do[97920] I[98030] like[98290] it[98410] so[98580] much?[99300] Well,[100330] I[100770] like[101060] the[101210] atmosphere[101850] in[101970] the[102120] store[102510] because[102940] it's[103160] very[103540] traditional.[104650] All[105310] the[105450] sales[105750] assistants[106360] are[106630] very[107040] friendly[107570] and[107860] helpful[108300] too.[108990] Yes,[109930] it's[110320] a[110490] really[110920] good[111160] store,[111690] so[112020] that's[112360] why[112610] I[112730] spend[113050] a[113210] lot[113510] of[113630] time[113990] in[114120] it![117440]</w:t>
             </w:r>
           </w:p>
         </w:tc>
@@ -12801,15 +12856,15 @@
               <w:rPr>
                 <w:rStyle w:val="NotSpokenChar"/>
               </w:rPr>
-              <w:t xml:space="preserve">[2720]Melissa:</w:t>
-            </w:r>
-            <w:r>
-              <w:rPr>
-                <w:rFonts w:ascii="Source Sans 3" w:hAnsi="Source Sans 3"/>
-                <w:sz w:val="23"/>
-                <w:szCs w:val="23"/>
-              </w:rPr>
-              <w:t xml:space="preserve">[2720] Thanks[2950] for[3070] offering[3400] to[3520] drive[3810] us[3950] all[4080] to[4170] the[4270] concert.[4970] It's[5250] really</w:t>
+              <w:t>[2720]Melissa:</w:t>
+            </w:r>
+            <w:r>
+              <w:rPr>
+                <w:rFonts w:ascii="Source Sans 3" w:hAnsi="Source Sans 3"/>
+                <w:sz w:val="23"/>
+                <w:szCs w:val="23"/>
+              </w:rPr>
+              <w:t>[2720] Thanks[2950] for[3070] offering[3400] to[3520] drive[3810] us[3950] all[4080] to[4170] the[4270] concert.[4970] It's[5250] really</w:t>
             </w:r>
             <w:r>
               <w:rPr>
@@ -12825,7 +12880,16 @@
                 <w:sz w:val="23"/>
                 <w:szCs w:val="23"/>
               </w:rPr>
-              <w:t xml:space="preserve">kind[5730] of[5820] you[6080] and[6420] makes[6760] getting[7030] there[7200] much[7530] easier.[8320] I[8660] don't[8860] live[9040] far[9280] from[9480] you[9600] at[9750] all.[10490] First,[11670] you[11930] need[12260] to[12410] turn[12800] right[13300] onto[13870] Maple[14360] Avenue[14820] and[15160] drive[15500] to[15600] the[15720] bottom[16040] of[16130] the[16240] road,[16780] passing[17410] the[17600] supermarket[18410] on[18590] your[18840] left.[19680] Then,[20450] you[20710] need[20940] to[21050] turn[21490] left[22100] at[22340] the[22490] traffic[23040] lights[23680] and[24010] then[24260] take[24530] a[24640] sharp[25080] right[25550] onto[25980] Main[26420] Street.[27280] You[27750] can[27890] also[28140] go[28360] straight[28840] on[29060] here,[29610] past[30160] the[30300] surgery,[31110] but[31760] I[32050] usually[32510] drive[32900] down[33130] Main[33380] Street.[34150] Follow[34840] this[35070] road[35380] until[35700] you[35830] reach[36070] a[36190] roundabout[37190] -[37190] you'll[37590] pass[38090] a[38270] park[39150] and[39670] some[39970] shops[40300] on[40400] your[40580] right.[41410] When[41920] you[42040] get[42270] to[42400] the[42530] roundabout,[43400] take[43780] the[43910] first[44390] turning[44850] on[45020] the[45160] left,[45680] onto[46100] Silver[46600] Street.[47370] As[47860] you[47970] approach[48360] the[48470] crossroads[49050] here,[49490] my[49890] house[50350] is[50520] the[50700] first[51330] on[51540] the[51660] corner.[55160]</w:t>
+              <w:t xml:space="preserve">kind[5730] of[5820] you[6080] and[6420] makes[6760] getting[7030] there[7200] much[7530] easier.[8320] I[8660] don't[8860] live[9040] </w:t>
+            </w:r>
+            <w:r>
+              <w:rPr>
+                <w:rFonts w:ascii="Source Sans 3" w:hAnsi="Source Sans 3"/>
+                <w:sz w:val="23"/>
+                <w:szCs w:val="23"/>
+              </w:rPr>
+              <w:lastRenderedPageBreak/>
+              <w:t>far[9280] from[9480] you[9600] at[9750] all.[10490] First,[11670] you[11930] need[12260] to[12410] turn[12800] right[13300] onto[13870] Maple[14360] Avenue[14820] and[15160] drive[15500] to[15600] the[15720] bottom[16040] of[16130] the[16240] road,[16780] passing[17410] the[17600] supermarket[18410] on[18590] your[18840] left.[19680] Then,[20450] you[20710] need[20940] to[21050] turn[21490] left[22100] at[22340] the[22490] traffic[23040] lights[23680] and[24010] then[24260] take[24530] a[24640] sharp[25080] right[25550] onto[25980] Main[26420] Street.[27280] You[27750] can[27890] also[28140] go[28360] straight[28840] on[29060] here,[29610] past[30160] the[30300] surgery,[31110] but[31760] I[32050] usually[32510] drive[32900] down[33130] Main[33380] Street.[34150] Follow[34840] this[35070] road[35380] until[35700] you[35830] reach[36070] a[36190] roundabout[37190] -[37190] you'll[37590] pass[38090] a[38270] park[39150] and[39670] some[39970] shops[40300] on[40400] your[40580] right.[41410] When[41920] you[42040] get[42270] to[42400] the[42530] roundabout,[43400] take[43780] the[43910] first[44390] turning[44850] on[45020] the[45160] left,[45680] onto[46100] Silver[46600] Street.[47370] As[47860] you[47970] approach[48360] the[48470] crossroads[49050] here,[49490] my[49890] house[50350] is[50520] the[50700] first[51330] on[51540] the[51660] corner.[55160]</w:t>
             </w:r>
           </w:p>
         </w:tc>
@@ -12892,15 +12956,15 @@
               <w:rPr>
                 <w:rStyle w:val="NotSpokenChar"/>
               </w:rPr>
-              <w:t xml:space="preserve">[2560]Melissa:</w:t>
-            </w:r>
-            <w:r>
-              <w:rPr>
-                <w:rFonts w:ascii="Source Sans 3" w:hAnsi="Source Sans 3"/>
-                <w:sz w:val="23"/>
-                <w:szCs w:val="23"/>
-              </w:rPr>
-              <w:t xml:space="preserve">[2560] Sorry,[3060] I've[3390] just[3650] remembered,[4430] I[4620] told[5050] Sarah[5600] you[5740] would[5930] collect</w:t>
+              <w:t>[2560]Melissa:</w:t>
+            </w:r>
+            <w:r>
+              <w:rPr>
+                <w:rFonts w:ascii="Source Sans 3" w:hAnsi="Source Sans 3"/>
+                <w:sz w:val="23"/>
+                <w:szCs w:val="23"/>
+              </w:rPr>
+              <w:t>[2560] Sorry,[3060] I've[3390] just[3650] remembered,[4430] I[4620] told[5050] Sarah[5600] you[5740] would[5930] collect</w:t>
             </w:r>
             <w:r>
               <w:rPr>
@@ -12916,7 +12980,7 @@
                 <w:sz w:val="23"/>
                 <w:szCs w:val="23"/>
               </w:rPr>
-              <w:t xml:space="preserve">her[6530] on[6650] the[6770] way.[7770] Forget[8730] the[8860] route[9150] I[9240] just[9440] gave[9730] you,[9870] I'll[10510] give[10670] you[10780] another[11190] set[11410] of[11510] directions.[12250] This[12590] route[12940] might[13270] even[13570] be[13740] easier.[14700] Again,[15670] you[15910] need[16260] to[16450] turn[16860] right[17340] onto[17690] Maple[18100] Avenue,[18650] and[18920] go[19130] up[19430] to[19610] the[19730] lights.[20500] Instead[21240] of[21360] turning[21840] left[22320] here,[22560] turn[22980] right,[23660] with[23930] the[24050] park[24570] on[24780] your[25040] left.[25850] Then[26450] after[26870] the[27010] zebra[27360] crossing,[28040] take[28530] the[28660] first[29070] turning[29580] on[29800] your[30040] left[30450] onto[30850] New[31360] Road.[32210] Drive[32850] along[33200] New[33520] Road[34030] until[34520] you[34690] reach[35040] the[35200] bridge.[35950] Sarah's[36700] house[37170] is[37370] the[37580] second[38080] house[38620] after[39010] the[39110] bridge.[39670] That's[40140] on[40230] the[40340] right;[40830] there[41230] are[41470] shops[41930] on[42050] the[42150] left.[43010] Once[43780] you've[44010] picked[44330] up[44530] Sarah,[45260] take[45810] the[45980] first[46430] turning[46840] on[46940] the[47100] left,[47720] onto[48420] Silver[48910] Street,[49550] and[49970] go[50190] straight[50670] ahead[51110] until[51610] you[51760] reach[52030] the[52150] roundabout.[53180] Go[53790] straight[54300] ahead[54580] at[54650] the[54750] roundabout[55360] and[55570] then[55790] take[56070] the[56210] first[56670] turning[57150] on[57330] the[57540] right,[58210] Oak[58770] Avenue.[59580] My[60020] house[60320] is[60440] number[60730] 1.[61160] It's[61580] on[61690] the[61800] corner.[65280]</w:t>
+              <w:t>her[6530] on[6650] the[6770] way.[7770] Forget[8730] the[8860] route[9150] I[9240] just[9440] gave[9730] you,[9870] I'll[10510] give[10670] you[10780] another[11190] set[11410] of[11510] directions.[12250] This[12590] route[12940] might[13270] even[13570] be[13740] easier.[14700] Again,[15670] you[15910] need[16260] to[16450] turn[16860] right[17340] onto[17690] Maple[18100] Avenue,[18650] and[18920] go[19130] up[19430] to[19610] the[19730] lights.[20500] Instead[21240] of[21360] turning[21840] left[22320] here,[22560] turn[22980] right,[23660] with[23930] the[24050] park[24570] on[24780] your[25040] left.[25850] Then[26450] after[26870] the[27010] zebra[27360] crossing,[28040] take[28530] the[28660] first[29070] turning[29580] on[29800] your[30040] left[30450] onto[30850] New[31360] Road.[32210] Drive[32850] along[33200] New[33520] Road[34030] until[34520] you[34690] reach[35040] the[35200] bridge.[35950] Sarah's[36700] house[37170] is[37370] the[37580] second[38080] house[38620] after[39010] the[39110] bridge.[39670] That's[40140] on[40230] the[40340] right;[40830] there[41230] are[41470] shops[41930] on[42050] the[42150] left.[43010] Once[43780] you've[44010] picked[44330] up[44530] Sarah,[45260] take[45810] the[45980] first[46430] turning[46840] on[46940] the[47100] left,[47720] onto[48420] Silver[48910] Street,[49550] and[49970] go[50190] straight[50670] ahead[51110] until[51610] you[51760] reach[52030] the[52150] roundabout.[53180] Go[53790] straight[54300] ahead[54580] at[54650] the[54750] roundabout[55360] and[55570] then[55790] take[56070] the[56210] first[56670] turning[57150] on[57330] the[57540] right,[58210] Oak[58770] Avenue.[59580] My[60020] house[60320] is[60440] number[60730] 1.[61160] It's[61580] on[61690] the[61800] corner.[65280]</w:t>
             </w:r>
           </w:p>
         </w:tc>
@@ -12983,95 +13047,95 @@
               <w:rPr>
                 <w:rStyle w:val="NotSpokenChar"/>
               </w:rPr>
-              <w:t xml:space="preserve">[2800]Tanya:</w:t>
-            </w:r>
-            <w:r>
-              <w:rPr>
-                <w:rFonts w:ascii="Source Sans 3" w:hAnsi="Source Sans 3"/>
-                <w:sz w:val="23"/>
-                <w:szCs w:val="23"/>
-              </w:rPr>
-              <w:t xml:space="preserve">[2800] Hi[3130] Jane,[3940] this[4440] is[4600] Tanya.[5610] I'm[6370] calling[6970] to[7160] make[7370] arrangements[8120] for[8290] the[8390] concert[8930] on[9080] Saturday.[10150] I[10800] can't[11250] believe[11740] you've[11940] never[12250] been[12520] to[12660] the[12810] Arena[13310] before.[14340] I[15040] often[15490] go[15720] at[15870] the[15980] weekend.[17390] There[18400] isn't[18750] just[19080] the[19210] Arena[19710] concert[20210] venue,[20900] there[21530] are[21800] also[22360] lots[22840] of[23030] other[23340] things[23700] to[23830] do:[24420] shopping,[25720] restaurants,[27110] exhibitions.[28910] I'm[29610] giving[29950] Melissa[30580] and[30910] Sarah[31380] a[31500] lift,[32290] so[33110] shall[33620] we[33760] all[33980] meet[34290] up[34580] for[34840] a[34920] coffee[35410] before[35820] the[35920] concert?[36960] I'll[37590] give[37820] you[37950] directions.[39500] OK,[40780] listen[41520] carefully.[42650]</w:t>
-            </w:r>
-          </w:p>
-          <w:p>
-            <w:pPr>
-              <w:tabs>
-                <w:tab w:val="left" w:pos="4413"/>
-              </w:tabs>
-              <w:rPr>
-                <w:rFonts w:ascii="Source Sans 3" w:hAnsi="Source Sans 3"/>
-                <w:sz w:val="23"/>
-                <w:szCs w:val="23"/>
-              </w:rPr>
-            </w:pPr>
-            <w:r>
-              <w:rPr>
-                <w:rFonts w:ascii="Source Sans 3" w:hAnsi="Source Sans 3"/>
-                <w:sz w:val="23"/>
-                <w:szCs w:val="23"/>
-              </w:rPr>
-              <w:t xml:space="preserve">As[43440] you[43620] walk[44100] through[44440] the[44560] main[44910] entrance,[45800] you[46250] come[46580] to[46730] a[46840] square[47510] with[47840] a[47970] big[48380] fountain[49010] in[49160] the[49270] middle.[49990] This[50590] is[50720] where[50920] people[51420] usually[51930] arrange[52330] to[52420] meet[52670] up[53210] and[53700] sometimes[54530] they[54790] have[55020] live[55370] music[55820] here.[56760] Beyond[57900] the[58060] square,[58720] on[59220] Main[59660] Avenue,[60450] on[60840] your[61040] right,[61700] there[62180] are[62340] several[62790] restaurants,[63920] and[64590] opposite[65110] these[65700] on[66000] your[66180] left[66890] is[67280] an[67440] exhibition[68110] centre.[68910] There[69560] used[69830] to[69920] be[70040] a[70150] cinema[70610] here,[71220] but[71760] they[71980] moved[72390] it[72600] when[72760] they[72910] finished[73320] building[73730] the[73870] Arena.[74930]</w:t>
-            </w:r>
-          </w:p>
-          <w:p>
-            <w:pPr>
-              <w:tabs>
-                <w:tab w:val="left" w:pos="4413"/>
-              </w:tabs>
-              <w:rPr>
-                <w:rFonts w:ascii="Source Sans 3" w:hAnsi="Source Sans 3"/>
-                <w:sz w:val="23"/>
-                <w:szCs w:val="23"/>
-              </w:rPr>
-            </w:pPr>
-            <w:r>
-              <w:rPr>
-                <w:rFonts w:ascii="Source Sans 3" w:hAnsi="Source Sans 3"/>
-                <w:sz w:val="23"/>
-                <w:szCs w:val="23"/>
-              </w:rPr>
-              <w:t xml:space="preserve">So[76090] there[76660] are[76820] several[77220] coffee[77540] shops[77810] to[77940] choose[78260] from,[79010] one[79870] near[80210] the[80340] fountain[81220] and[81810] one[82260] in[82470] the[82610] north[83000] end[83270] of[83360] the[83460] building,[84290] but[84980] I[85190] suggest[85870] that[86140] we[86270] go[86480] to[86640] the[86810] one[87110] at[87270] the[87470] end[87920] of[88150] Main[88510] Avenue,[89290] because[89920] it'll[90160] probably[90650] be[90850] less[91190] busy[91530] than[91720] the[91860] others.[92670] It's[93350] right[93720] at[93810] the[93980] end,[94660] after[95340] you[95480] pass[95810] the[96000] art[96300] gallery[96790] on[97030] the[97170] right.[98240] So[99460] shall[100030] we[100160] all[100360] meet[100590] there[100920] at[101220] seven[101600] o'clock?[102680]</w:t>
-            </w:r>
-          </w:p>
-          <w:p>
-            <w:pPr>
-              <w:tabs>
-                <w:tab w:val="left" w:pos="4413"/>
-              </w:tabs>
-              <w:rPr>
-                <w:rFonts w:ascii="Source Sans 3" w:hAnsi="Source Sans 3"/>
-                <w:sz w:val="23"/>
-                <w:szCs w:val="23"/>
-              </w:rPr>
-            </w:pPr>
-            <w:r>
-              <w:rPr>
-                <w:rFonts w:ascii="Source Sans 3" w:hAnsi="Source Sans 3"/>
-                <w:sz w:val="23"/>
-                <w:szCs w:val="23"/>
-              </w:rPr>
-              <w:t xml:space="preserve">Then,[104000] after[104630] we've[104810] had[104980] a[105050] coffee,[105800] to[106210] get[106490] into[106840] the[106990] Arena[107640] we[108000] just[108380] need[108730] to[108870] go[109050] through[109480] the[109610] shopping[109980] centre,[110680] which[111250] will[111390] be[111530] on[111710] our[111900] right[112470] once[112900] we[113010] go[113180] back[113540] down[113980] Main[114420] Avenue.[115550] It[116370] can[116730] be[116900] a[117000] bit[117210] tempting,[118030] but[118490] there's[118710] no[118900] other[119140] way[119350] to[119520] get[119760] there,[120250] as[120620] the[120760] Arena[121430] is[121780] the[121970] other[122260] side[122670] of[122770] it.[123430] Oh,[124410] and[124860] there[125080] are[125290] toilets[125940] beside[126410] the[126530] entrance[127090] if[127230] you[127370] need[127590] them.[128300] And[129040] then[129620] after[130130] the[130220] concert,[130950] they[131360] open[131700] the[131830] door[132130] opposite[132890] and[133270] you[133410] can[133570] go[133770] straight[134390] out[134750] into[135060] the[135190] car[135450] park,[136140] which[136690] is[136880] very[137270] convenient.[138770]</w:t>
-            </w:r>
-          </w:p>
-          <w:p>
-            <w:pPr>
-              <w:tabs>
-                <w:tab w:val="left" w:pos="4413"/>
-              </w:tabs>
-              <w:rPr>
-                <w:rFonts w:ascii="Source Sans 3" w:hAnsi="Source Sans 3"/>
-                <w:sz w:val="23"/>
-                <w:szCs w:val="23"/>
-              </w:rPr>
-            </w:pPr>
-            <w:r>
-              <w:rPr>
-                <w:rFonts w:ascii="Source Sans 3" w:hAnsi="Source Sans 3"/>
-                <w:sz w:val="23"/>
-                <w:szCs w:val="23"/>
-              </w:rPr>
-              <w:t xml:space="preserve">Let[139760] me[139900] know[140150] if[140310] you[140440] can[140620] make[140920] it[141070] for[141220] seven.[141980] I'm[142480] looking[142810] forward[143100] to[143220] seeing[143570] you[143970] -[143970] it's[144410] been[144640] a[144710] while.[148240]</w:t>
+              <w:t>[2800]Tanya:</w:t>
+            </w:r>
+            <w:r>
+              <w:rPr>
+                <w:rFonts w:ascii="Source Sans 3" w:hAnsi="Source Sans 3"/>
+                <w:sz w:val="23"/>
+                <w:szCs w:val="23"/>
+              </w:rPr>
+              <w:t>[2800] Hi[3130] Jane,[3940] this[4440] is[4600] Tanya.[5610] I'm[6370] calling[6970] to[7160] make[7370] arrangements[8120] for[8290] the[8390] concert[8930] on[9080] Saturday.[10150] I[10800] can't[11250] believe[11740] you've[11940] never[12250] been[12520] to[12660] the[12810] Arena[13310] before.[14340] I[15040] often[15490] go[15720] at[15870] the[15980] weekend.[17390] There[18400] isn't[18750] just[19080] the[19210] Arena[19710] concert[20210] venue,[20900] there[21530] are[21800] also[22360] lots[22840] of[23030] other[23340] things[23700] to[23830] do:[24420] shopping,[25720] restaurants,[27110] exhibitions.[28910] I'm[29610] giving[29950] Melissa[30580] and[30910] Sarah[31380] a[31500] lift,[32290] so[33110] shall[33620] we[33760] all[33980] meet[34290] up[34580] for[34840] a[34920] coffee[35410] before[35820] the[35920] concert?[36960] I'll[37590] give[37820] you[37950] directions.[39500] OK,[40780] listen[41520] carefully.[42650]</w:t>
+            </w:r>
+          </w:p>
+          <w:p>
+            <w:pPr>
+              <w:tabs>
+                <w:tab w:val="left" w:pos="4413"/>
+              </w:tabs>
+              <w:rPr>
+                <w:rFonts w:ascii="Source Sans 3" w:hAnsi="Source Sans 3"/>
+                <w:sz w:val="23"/>
+                <w:szCs w:val="23"/>
+              </w:rPr>
+            </w:pPr>
+            <w:r>
+              <w:rPr>
+                <w:rFonts w:ascii="Source Sans 3" w:hAnsi="Source Sans 3"/>
+                <w:sz w:val="23"/>
+                <w:szCs w:val="23"/>
+              </w:rPr>
+              <w:t>As[43440] you[43620] walk[44100] through[44440] the[44560] main[44910] entrance,[45800] you[46250] come[46580] to[46730] a[46840] square[47510] with[47840] a[47970] big[48380] fountain[49010] in[49160] the[49270] middle.[49990] This[50590] is[50720] where[50920] people[51420] usually[51930] arrange[52330] to[52420] meet[52670] up[53210] and[53700] sometimes[54530] they[54790] have[55020] live[55370] music[55820] here.[56760] Beyond[57900] the[58060] square,[58720] on[59220] Main[59660] Avenue,[60450] on[60840] your[61040] right,[61700] there[62180] are[62340] several[62790] restaurants,[63920] and[64590] opposite[65110] these[65700] on[66000] your[66180] left[66890] is[67280] an[67440] exhibition[68110] centre.[68910] There[69560] used[69830] to[69920] be[70040] a[70150] cinema[70610] here,[71220] but[71760] they[71980] moved[72390] it[72600] when[72760] they[72910] finished[73320] building[73730] the[73870] Arena.[74930]</w:t>
+            </w:r>
+          </w:p>
+          <w:p>
+            <w:pPr>
+              <w:tabs>
+                <w:tab w:val="left" w:pos="4413"/>
+              </w:tabs>
+              <w:rPr>
+                <w:rFonts w:ascii="Source Sans 3" w:hAnsi="Source Sans 3"/>
+                <w:sz w:val="23"/>
+                <w:szCs w:val="23"/>
+              </w:rPr>
+            </w:pPr>
+            <w:r>
+              <w:rPr>
+                <w:rFonts w:ascii="Source Sans 3" w:hAnsi="Source Sans 3"/>
+                <w:sz w:val="23"/>
+                <w:szCs w:val="23"/>
+              </w:rPr>
+              <w:t>So[76090] there[76660] are[76820] several[77220] coffee[77540] shops[77810] to[77940] choose[78260] from,[79010] one[79870] near[80210] the[80340] fountain[81220] and[81810] one[82260] in[82470] the[82610] north[83000] end[83270] of[83360] the[83460] building,[84290] but[84980] I[85190] suggest[85870] that[86140] we[86270] go[86480] to[86640] the[86810] one[87110] at[87270] the[87470] end[87920] of[88150] Main[88510] Avenue,[89290] because[89920] it'll[90160] probably[90650] be[90850] less[91190] busy[91530] than[91720] the[91860] others.[92670] It's[93350] right[93720] at[93810] the[93980] end,[94660] after[95340] you[95480] pass[95810] the[96000] art[96300] gallery[96790] on[97030] the[97170] right.[98240] So[99460] shall[100030] we[100160] all[100360] meet[100590] there[100920] at[101220] seven[101600] o'clock?[102680]</w:t>
+            </w:r>
+          </w:p>
+          <w:p>
+            <w:pPr>
+              <w:tabs>
+                <w:tab w:val="left" w:pos="4413"/>
+              </w:tabs>
+              <w:rPr>
+                <w:rFonts w:ascii="Source Sans 3" w:hAnsi="Source Sans 3"/>
+                <w:sz w:val="23"/>
+                <w:szCs w:val="23"/>
+              </w:rPr>
+            </w:pPr>
+            <w:r>
+              <w:rPr>
+                <w:rFonts w:ascii="Source Sans 3" w:hAnsi="Source Sans 3"/>
+                <w:sz w:val="23"/>
+                <w:szCs w:val="23"/>
+              </w:rPr>
+              <w:t>Then,[104000] after[104630] we've[104810] had[104980] a[105050] coffee,[105800] to[106210] get[106490] into[106840] the[106990] Arena[107640] we[108000] just[108380] need[108730] to[108870] go[109050] through[109480] the[109610] shopping[109980] centre,[110680] which[111250] will[111390] be[111530] on[111710] our[111900] right[112470] once[112900] we[113010] go[113180] back[113540] down[113980] Main[114420] Avenue.[115550] It[116370] can[116730] be[116900] a[117000] bit[117210] tempting,[118030] but[118490] there's[118710] no[118900] other[119140] way[119350] to[119520] get[119760] there,[120250] as[120620] the[120760] Arena[121430] is[121780] the[121970] other[122260] side[122670] of[122770] it.[123430] Oh,[124410] and[124860] there[125080] are[125290] toilets[125940] beside[126410] the[126530] entrance[127090] if[127230] you[127370] need[127590] them.[128300] And[129040] then[129620] after[130130] the[130220] concert,[130950] they[131360] open[131700] the[131830] door[132130] opposite[132890] and[133270] you[133410] can[133570] go[133770] straight[134390] out[134750] into[135060] the[135190] car[135450] park,[136140] which[136690] is[136880] very[137270] convenient.[138770]</w:t>
+            </w:r>
+          </w:p>
+          <w:p>
+            <w:pPr>
+              <w:tabs>
+                <w:tab w:val="left" w:pos="4413"/>
+              </w:tabs>
+              <w:rPr>
+                <w:rFonts w:ascii="Source Sans 3" w:hAnsi="Source Sans 3"/>
+                <w:sz w:val="23"/>
+                <w:szCs w:val="23"/>
+              </w:rPr>
+            </w:pPr>
+            <w:r>
+              <w:rPr>
+                <w:rFonts w:ascii="Source Sans 3" w:hAnsi="Source Sans 3"/>
+                <w:sz w:val="23"/>
+                <w:szCs w:val="23"/>
+              </w:rPr>
+              <w:t>Let[139760] me[139900] know[140150] if[140310] you[140440] can[140620] make[140920] it[141070] for[141220] seven.[141980] I'm[142480] looking[142810] forward[143100] to[143220] seeing[143570] you[143970] -[143970] it's[144410] been[144640] a[144710] while.[148240]</w:t>
             </w:r>
           </w:p>
         </w:tc>
@@ -13140,87 +13204,88 @@
                 <w:sz w:val="23"/>
                 <w:szCs w:val="23"/>
               </w:rPr>
-              <w:t xml:space="preserve">[2580]First[2840] of[2950] all,[3400] welcome[4200] to[4450] our[4640] activity[5180] summer[5550] camp.[6330] I[6850] hope[7040] you[7150] enjoy[7560] all[7760] the[7900] activities[8520] we[8660] have[8910] on[9080] offer.[9880] We[10470] start[10910] our[11230] tour[11890] at[12260] the[12470] outdoor[13080] theatre[13560] here,[13940] where[14230] we[14340] hold[14600] many[14920] of[15110] our[15320] evening[15730] activities.[16820] From[17500] here[18120] you[18520] can[18710] see[19010] our[19240] various[19820] watersport[20580] activities.[21710] Directly[22710] in[22890] front[23120] of[23190] the[23300] campsite,[24120] on[24360] the[24530] edge[24800] of[24900] the[25030] lake,[25620] we[26000] have[26240] the[26350] kayaking[27050] centre.[28120] And[28270] then[28580] in[28830] front[29100] of[29190] the[29310] beach,[29900] we[30250] have[30560] an[30690] area[31030] reserved[31610] for[31810] diving.[32690] Swimming[33610] isn't[34050] permitted[34490] here.[35220]</w:t>
-            </w:r>
-          </w:p>
-          <w:p>
-            <w:pPr>
-              <w:tabs>
-                <w:tab w:val="left" w:pos="4413"/>
-              </w:tabs>
-              <w:rPr>
-                <w:rFonts w:ascii="Source Sans 3" w:hAnsi="Source Sans 3"/>
-                <w:sz w:val="23"/>
-                <w:szCs w:val="23"/>
-              </w:rPr>
-            </w:pPr>
-            <w:r>
-              <w:rPr>
-                <w:rFonts w:ascii="Source Sans 3" w:hAnsi="Source Sans 3"/>
-                <w:sz w:val="23"/>
-                <w:szCs w:val="23"/>
-              </w:rPr>
-              <w:t xml:space="preserve">If[35880] you[36040] like[36410] racket[36830] sports,[37620] just[38210] behind[38650] the[38750] beach[39150] you[39360] can[39520] practise[40040] badminton[40840] in[41110] the[41210] large[41510] building.[42340] That's[43040] quite[43370] popular[43860] in[43950] the[44100] evenings.[45090] We[45700] also[46140] have[46500] some[46710] outdoor[47250] tennis[47610] courts.[48370] We[48850] used[49130] to[49230] have[49510] basketball[50200] in[50290] the[50380] building[50810] too,[51340] but[51840] now[52180] you[52300] can[52460] play[52720] it[52950] on[53160] the[53280] court[53620] behind[54110] the[54220] building.[55090] And[55760] if[55870] these[56130] activities[56730] make[56960] you[57130] hungry,[57870] the[58320] path[58750] from[58970] there[59350] takes[59740] you[59910] straight[60400] to[60580] the[60700] café[61190] and[61440] dining[61820] hall.[62650]</w:t>
-            </w:r>
-          </w:p>
-          <w:p>
-            <w:pPr>
-              <w:tabs>
-                <w:tab w:val="left" w:pos="4413"/>
-              </w:tabs>
-              <w:rPr>
-                <w:rFonts w:ascii="Source Sans 3" w:hAnsi="Source Sans 3"/>
-                <w:sz w:val="23"/>
-                <w:szCs w:val="23"/>
-              </w:rPr>
-            </w:pPr>
-            <w:r>
-              <w:rPr>
-                <w:rFonts w:ascii="Source Sans 3" w:hAnsi="Source Sans 3"/>
-                <w:sz w:val="23"/>
-                <w:szCs w:val="23"/>
-              </w:rPr>
-              <w:t xml:space="preserve">However,[63760] we'll[64120] continue[64680] our[64890] walk[65210] along[65460] the[65580] lake[65850] shore[66570] and[67260] I'd[67430] like[67600] to[67690] draw[67960] your[68130] attention[68650] to[68840] two[69110] other[69410] areas.[70380] One[71180] is[71540] this[71770] part[72030] of[72100] the[72210] lake,[72740] which[73150] is[73350] perfect[73930] for[74100] swimming,[74800] but,[75340] for[75570] safety[75990] reasons,[76750] only[77320] when[77500] an[77620] instructor[78250] is[78390] present.[79350] Unfortunately[80790] we[81050] can't[81440] offer[81790] sailing[82410] as[82660] an[82800] option[83180] here[83410] this[83630] year.[84550] And[85550] I[85710] also[85980] want[86150] to[86230] point[86560] out,[86960] just[87360] across[87830] the[87970] lake,[88590] a[89040] track[89670] for[89920] cycling.[90940] Some[91670] people[92020] in[92110] the[92230] past[92700] have[92870] also[93180] gone[93520] running[93930] on[94060] the[94190] track,[94880] but[95410] there[95640] were[95820] a[95900] few[96180] accidents[96920] because[97360] there[97550] isn't[97840] enough[98110] space[98540] for[98700] runners[99200] and[99560] cyclists,[100620] so[101140] now[101540] running[102030] isn't[102350] allowed.[103560]</w:t>
-            </w:r>
-          </w:p>
-          <w:p>
-            <w:pPr>
-              <w:tabs>
-                <w:tab w:val="left" w:pos="4413"/>
-              </w:tabs>
-              <w:rPr>
-                <w:rFonts w:ascii="Source Sans 3" w:hAnsi="Source Sans 3"/>
-                <w:sz w:val="23"/>
-                <w:szCs w:val="23"/>
-              </w:rPr>
-            </w:pPr>
-            <w:r>
-              <w:rPr>
-                <w:rFonts w:ascii="Source Sans 3" w:hAnsi="Source Sans 3"/>
-                <w:sz w:val="23"/>
-                <w:szCs w:val="23"/>
-              </w:rPr>
-              <w:t xml:space="preserve">So[104490] now[104780] let's[105070] take[105340] this[105560] path[105940] here,[106570] towards[107290] the[107400] tennis[107710] courts.[108640] On[109310] our[109510] left,[110080] you[110340] can[110560] see[110940] there's[111280] a[111340] football[111740] field.[112500] Gary's[113350] our[113510] coach[114070] and[114440] he'll[114610] be[114740] organising[115390] tournaments[115910] during[116200] the[116310] week.[116970] He'll[117520] arrive[117890] tomorrow,[118380] because[118730] he's[118900] taking[119230] part[119520] in[119640] a[119730] rugby[120110] game[120420] today.[121540]</w:t>
-            </w:r>
-          </w:p>
-          <w:p>
-            <w:pPr>
-              <w:tabs>
-                <w:tab w:val="left" w:pos="4413"/>
-              </w:tabs>
-              <w:rPr>
-                <w:rFonts w:ascii="Source Sans 3" w:hAnsi="Source Sans 3"/>
-                <w:sz w:val="23"/>
-                <w:szCs w:val="23"/>
-              </w:rPr>
-            </w:pPr>
-            <w:r>
-              <w:rPr>
-                <w:rFonts w:ascii="Source Sans 3" w:hAnsi="Source Sans 3"/>
-                <w:sz w:val="23"/>
-                <w:szCs w:val="23"/>
-              </w:rPr>
-              <w:t xml:space="preserve">And[122470] now[122810] if[123000] we[123150] walk[123470] up[123610] to[123730] the[123890] right[124270] of[124370] the[124480] tennis[124790] courts,[125510] we[125890] can[126090] see[126350] the[126520] archery[126970] field,[127570] surrounded[128250] by[128420] trees.[129540] And[130440] in[130620] the[130750] building[131290] just[131620] to[131720] the[131840] right[132120] of[132220] this,[132770] you[133130] can[133370] hire[133600] equipment[134140] for[134320] the[134460] archery[135010] and[135360] buy[135670] snacks[136180] and[136300] drinks.[137310] It[137980] also[138320] has[138630] some[138820] table[139150] tennis[139460] tables,[140110] so[140480] you[140620] can[140770] go[140950] there[141300] and[141560] have[141820] a[141890] game[142240] if[142360] the[142470] weather[142780] turns[143140] bad.[146620]</w:t>
+              <w:t>[2580]First[2840] of[2950] all,[3400] welcome[4200] to[4450] our[4640] activity[5180] summer[5550] camp.[6330] I[6850] hope[7040] you[7150] enjoy[7560] all[7760] the[7900] activities[8520] we[8660] have[8910] on[9080] offer.[9880] We[10470] start[10910] our[11230] tour[11890] at[12260] the[12470] outdoor[13080] theatre[13560] here,[13940] where[14230] we[14340] hold[14600] many[14920] of[15110] our[15320] evening[15730] activities.[16820] From[17500] here[18120] you[18520] can[18710] see[19010] our[19240] various[19820] watersport[20580] activities.[21710] Directly[22710] in[22890] front[23120] of[23190] the[23300] campsite,[24120] on[24360] the[24530] edge[24800] of[24900] the[25030] lake,[25620] we[26000] have[26240] the[26350] kayaking[27050] centre.[28120] And[28270] then[28580] in[28830] front[29100] of[29190] the[29310] beach,[29900] we[30250] have[30560] an[30690] area[31030] reserved[31610] for[31810] diving.[32690] Swimming[33610] isn't[34050] permitted[34490] here.[35220]</w:t>
+            </w:r>
+          </w:p>
+          <w:p>
+            <w:pPr>
+              <w:tabs>
+                <w:tab w:val="left" w:pos="4413"/>
+              </w:tabs>
+              <w:rPr>
+                <w:rFonts w:ascii="Source Sans 3" w:hAnsi="Source Sans 3"/>
+                <w:sz w:val="23"/>
+                <w:szCs w:val="23"/>
+              </w:rPr>
+            </w:pPr>
+            <w:r>
+              <w:rPr>
+                <w:rFonts w:ascii="Source Sans 3" w:hAnsi="Source Sans 3"/>
+                <w:sz w:val="23"/>
+                <w:szCs w:val="23"/>
+              </w:rPr>
+              <w:t>If[35880] you[36040] like[36410] racket[36830] sports,[37620] just[38210] behind[38650] the[38750] beach[39150] you[39360] can[39520] practise[40040] badminton[40840] in[41110] the[41210] large[41510] building.[42340] That's[43040] quite[43370] popular[43860] in[43950] the[44100] evenings.[45090] We[45700] also[46140] have[46500] some[46710] outdoor[47250] tennis[47610] courts.[48370] We[48850] used[49130] to[49230] have[49510] basketball[50200] in[50290] the[50380] building[50810] too,[51340] but[51840] now[52180] you[52300] can[52460] play[52720] it[52950] on[53160] the[53280] court[53620] behind[54110] the[54220] building.[55090] And[55760] if[55870] these[56130] activities[56730] make[56960] you[57130] hungry,[57870] the[58320] path[58750] from[58970] there[59350] takes[59740] you[59910] straight[60400] to[60580] the[60700] café[61190] and[61440] dining[61820] hall.[62650]</w:t>
+            </w:r>
+          </w:p>
+          <w:p>
+            <w:pPr>
+              <w:tabs>
+                <w:tab w:val="left" w:pos="4413"/>
+              </w:tabs>
+              <w:rPr>
+                <w:rFonts w:ascii="Source Sans 3" w:hAnsi="Source Sans 3"/>
+                <w:sz w:val="23"/>
+                <w:szCs w:val="23"/>
+              </w:rPr>
+            </w:pPr>
+            <w:r>
+              <w:rPr>
+                <w:rFonts w:ascii="Source Sans 3" w:hAnsi="Source Sans 3"/>
+                <w:sz w:val="23"/>
+                <w:szCs w:val="23"/>
+              </w:rPr>
+              <w:lastRenderedPageBreak/>
+              <w:t>However,[63760] we'll[64120] continue[64680] our[64890] walk[65210] along[65460] the[65580] lake[65850] shore[66570] and[67260] I'd[67430] like[67600] to[67690] draw[67960] your[68130] attention[68650] to[68840] two[69110] other[69410] areas.[70380] One[71180] is[71540] this[71770] part[72030] of[72100] the[72210] lake,[72740] which[73150] is[73350] perfect[73930] for[74100] swimming,[74800] but,[75340] for[75570] safety[75990] reasons,[76750] only[77320] when[77500] an[77620] instructor[78250] is[78390] present.[79350] Unfortunately[80790] we[81050] can't[81440] offer[81790] sailing[82410] as[82660] an[82800] option[83180] here[83410] this[83630] year.[84550] And[85550] I[85710] also[85980] want[86150] to[86230] point[86560] out,[86960] just[87360] across[87830] the[87970] lake,[88590] a[89040] track[89670] for[89920] cycling.[90940] Some[91670] people[92020] in[92110] the[92230] past[92700] have[92870] also[93180] gone[93520] running[93930] on[94060] the[94190] track,[94880] but[95410] there[95640] were[95820] a[95900] few[96180] accidents[96920] because[97360] there[97550] isn't[97840] enough[98110] space[98540] for[98700] runners[99200] and[99560] cyclists,[100620] so[101140] now[101540] running[102030] isn't[102350] allowed.[103560]</w:t>
+            </w:r>
+          </w:p>
+          <w:p>
+            <w:pPr>
+              <w:tabs>
+                <w:tab w:val="left" w:pos="4413"/>
+              </w:tabs>
+              <w:rPr>
+                <w:rFonts w:ascii="Source Sans 3" w:hAnsi="Source Sans 3"/>
+                <w:sz w:val="23"/>
+                <w:szCs w:val="23"/>
+              </w:rPr>
+            </w:pPr>
+            <w:r>
+              <w:rPr>
+                <w:rFonts w:ascii="Source Sans 3" w:hAnsi="Source Sans 3"/>
+                <w:sz w:val="23"/>
+                <w:szCs w:val="23"/>
+              </w:rPr>
+              <w:t>So[104490] now[104780] let's[105070] take[105340] this[105560] path[105940] here,[106570] towards[107290] the[107400] tennis[107710] courts.[108640] On[109310] our[109510] left,[110080] you[110340] can[110560] see[110940] there's[111280] a[111340] football[111740] field.[112500] Gary's[113350] our[113510] coach[114070] and[114440] he'll[114610] be[114740] organising[115390] tournaments[115910] during[116200] the[116310] week.[116970] He'll[117520] arrive[117890] tomorrow,[118380] because[118730] he's[118900] taking[119230] part[119520] in[119640] a[119730] rugby[120110] game[120420] today.[121540]</w:t>
+            </w:r>
+          </w:p>
+          <w:p>
+            <w:pPr>
+              <w:tabs>
+                <w:tab w:val="left" w:pos="4413"/>
+              </w:tabs>
+              <w:rPr>
+                <w:rFonts w:ascii="Source Sans 3" w:hAnsi="Source Sans 3"/>
+                <w:sz w:val="23"/>
+                <w:szCs w:val="23"/>
+              </w:rPr>
+            </w:pPr>
+            <w:r>
+              <w:rPr>
+                <w:rFonts w:ascii="Source Sans 3" w:hAnsi="Source Sans 3"/>
+                <w:sz w:val="23"/>
+                <w:szCs w:val="23"/>
+              </w:rPr>
+              <w:t>And[122470] now[122810] if[123000] we[123150] walk[123470] up[123610] to[123730] the[123890] right[124270] of[124370] the[124480] tennis[124790] courts,[125510] we[125890] can[126090] see[126350] the[126520] archery[126970] field,[127570] surrounded[128250] by[128420] trees.[129540] And[130440] in[130620] the[130750] building[131290] just[131620] to[131720] the[131840] right[132120] of[132220] this,[132770] you[133130] can[133370] hire[133600] equipment[134140] for[134320] the[134460] archery[135010] and[135360] buy[135670] snacks[136180] and[136300] drinks.[137310] It[137980] also[138320] has[138630] some[138820] table[139150] tennis[139460] tables,[140110] so[140480] you[140620] can[140770] go[140950] there[141300] and[141560] have[141820] a[141890] game[142240] if[142360] the[142470] weather[142780] turns[143140] bad.[146620]</w:t>
             </w:r>
           </w:p>
         </w:tc>
@@ -13289,108 +13354,107 @@
                 <w:sz w:val="23"/>
                 <w:szCs w:val="23"/>
               </w:rPr>
-              <w:t xml:space="preserve">[2680]Good[2850] morning.[3620] I'd[4070] like[4270] to[4410] thank[4770] the[4920] council[5460] for[5650] agreeing[6130] to[6240] this[6430] meeting[7090] and[7580] for[7750] welcoming[8280] us[8470] here[8730] today[9170] to[9330] explain[9880] to[10050] you[10330] our[10620] plans[11250] for[11420] Pine[11880] Woods[12190] Centre.[13060] Our[13750] aim[14100] is[14330] to[14450] make[14700] Pine[15040] Woods[15620] a[15890] place[16260] where[16450] people[16860] of[17050] all[17350] ages[17900] can[18140] come[18550] and[18700] enjoy[19240] their[19520] free[19840] time.[20810] The[21400] centre[21790] will[21990] feature[22490] our[22740] Tree[23100] Tops[23630] Challenge-only[25130] for[25280] the[25400] brave[25910] and[26110] fearless![27010] For[27390] the[27500] less[27790] brave,[28490] and[28860] for[29010] families[29540] with[29700] children,[30370] there[30730] will[30900] be[31160] adventure[31860] playgrounds,[32770] indoor[33340] and[33620] outdoor,[34380] and[34820] a[34900] feeding[35350] area[35750] for[35980] farm[36340] animals[37090] and[37440] we[37560] will[37720] also[38010] offer[38370] cycle[38840] trails[39330] through[39590] the[39700] woods.[40790]</w:t>
-            </w:r>
-          </w:p>
-          <w:p>
-            <w:pPr>
-              <w:tabs>
-                <w:tab w:val="left" w:pos="4413"/>
-              </w:tabs>
-              <w:rPr>
-                <w:rFonts w:ascii="Source Sans 3" w:hAnsi="Source Sans 3"/>
-                <w:sz w:val="23"/>
-                <w:szCs w:val="23"/>
-              </w:rPr>
-            </w:pPr>
-            <w:r>
-              <w:rPr>
-                <w:rFonts w:ascii="Source Sans 3" w:hAnsi="Source Sans 3"/>
-                <w:sz w:val="23"/>
-                <w:szCs w:val="23"/>
-              </w:rPr>
-              <w:t xml:space="preserve">I'll[41610] give[41800] you[41910] an[42070] overview[42620] of[42780] Pine[43180] Woods[43530] first[44460] and[45130] then[45430] tell[45700] you[45830] more[46120] about[46500] each[46820] area[47290] in[47520] more[47740] detail.[48790] This[49610] first[50070] slide[50680] shows[51120] the[51300] overall[51930] layout[52500] of[52620] the[52760] centre[53480] and[53950] where[54270] all[54420] the[54560] activities[55260] will[55430] be[55540] situated.[56820] As[57470] you[57600] can[57800] see[58070] from[58260] the[58400] map,[58980] the[59420] entrance[60030] to[60170] this[60380] attraction[61120] will[61420] be[61530] on[61680] the[61840] south[62230] side.[63190] As[63840] visitors[64410] enter[64770] from[64960] the[65070] car[65360] park,[65950] they[66290] will[66490] walk[66810] along[67090] this[67310] path[67910] leading[68410] them[68580] to[68690] the[68810] café[69260] and[69530] gift[69800] shop.[70450] The[70890] gift[71150] shop[71470] will[71720] be[71860] where[72140] tickets[72620] are[72760] on[72940] sale[73600] and[73980] therefore[74430] needs[74770] to[74890] be[75040] near[75270] the[75380] entrance.[76460] So[77120] this[77350] building[77850] here[78100] on[78190] the[78310] right[78780] will[79050] be[79130] the[79250] café[79990] and[80470] the[80580] building[80950] on[81060] the[81180] left[81740] will[82050] be[82150] the[82290] gift[82580] shop.[83330] There[83890] will[84020] also[84330] be[84520] a[84670] picnic[85140] field[85610] behind[86070] the[86190] café[86660] for[86890] the[87010] warmer[87320] months.[88150] It's[88810] the[89000] area[89470] just[89820] to[89930] the[90100] right[90440] of[90530] the[90640] café[91120] as[91400] you[91520] look[91690] at[91760] the[91850] map.[92750] And[93500] in[93590] the[93720] bottom[94150] right-hand[94720] corner[95110] of[95210] the[95320] picnic[95700] field[96320] we're[96690] planning[97060] to[97170] have[97360] a[97450] barbecue[98090] area,[98720] where[99160] people[99540] can[99780] hire[100160] a[100220] barbecue[101030] and[101350] bring[101580] their[101770] own[102000] food[102380] to[102510] cook.[103090] It'll[103530] be[103640] great[104030] for[104190] parties.[105280] In[105990] summer[106350] we[106490] plan[106780] to[106950] have[107180] bands[107630] performing[108180] here[108450] in[108550] the[108680] evenings..[109900]</w:t>
-            </w:r>
-          </w:p>
-          <w:p>
-            <w:pPr>
-              <w:tabs>
-                <w:tab w:val="left" w:pos="4413"/>
-              </w:tabs>
-              <w:rPr>
-                <w:rFonts w:ascii="Source Sans 3" w:hAnsi="Source Sans 3"/>
-                <w:sz w:val="23"/>
-                <w:szCs w:val="23"/>
-              </w:rPr>
-            </w:pPr>
-            <w:r>
-              <w:rPr>
-                <w:rFonts w:ascii="Source Sans 3" w:hAnsi="Source Sans 3"/>
-                <w:sz w:val="23"/>
-                <w:szCs w:val="23"/>
-              </w:rPr>
-              <w:lastRenderedPageBreak/>
-              <w:t xml:space="preserve">To[110650] the[110770] west[111120] of[111220] the[111320] gift[111600] shop[112020] is[112300] where[112540] the[112680] Tree[112980] Tops[113390] Challenge[113940] will[114110] take[114380] place.[115180] There's[115740] a[115810] path[116210] here[116520] winding[117020] through[117250] the[117340] forest,[118010] and[118310] up[118470] in[118570] the[118690] trees[119310] there[119570] will[119690] be[119820] all[120150] sorts[120630] of[120800] high-level[121450] adventure[122060] apparatus-rope[123570] swings,[124370] awesome[125140] rope[125420] bridges[125910] and[126080] tunnels,[126770] and[127060] zip[127300] wires[127790] where[127980] you[128100] can[128310] fly[128800] way[129130] above[129510] the[129640] forest[130040] floor.[130880] This[131570] adventure[132100] experience[132850] will[133100] only[133410] be[133570] open[134010] to[134190] those[134650] aged[135150] 15[135790] and[135970] over.[136940]</w:t>
-            </w:r>
-          </w:p>
-          <w:p>
-            <w:pPr>
-              <w:tabs>
-                <w:tab w:val="left" w:pos="4413"/>
-              </w:tabs>
-              <w:rPr>
-                <w:rFonts w:ascii="Source Sans 3" w:hAnsi="Source Sans 3"/>
-                <w:sz w:val="23"/>
-                <w:szCs w:val="23"/>
-              </w:rPr>
-            </w:pPr>
-            <w:r>
-              <w:rPr>
-                <w:rFonts w:ascii="Source Sans 3" w:hAnsi="Source Sans 3"/>
-                <w:sz w:val="23"/>
-                <w:szCs w:val="23"/>
-              </w:rPr>
-              <w:t xml:space="preserve">Beyond[137960] the[138110] Tree[138380] Tops[138740] Challenge[139270] there[139410] will[139570] be[139720] an[139850] adventure[140400] playground.[141510] To[142020] get[142240] to[142400] it,[142820] you[143130] go[143260] along[143660] this[143920] path[144400] from[144600] the[144710] entrance[145320] until[145680] you[145810] reach[146100] the[146240] crossroads,[147200] then[147590] you[147700] turn[147950] left.[148750] The[149330] young[149610] children's[150190] playground[150780] will[150930] have[151080] a[151160] fence[151540] around[151880] it,[152210] making[152740] it[152910] safer[153430] and[153710] keeping[154100] them[154240] away[154520] from[154710] the[154820] lake.[155730] The[156480] indoor[156960] play[157240] area,[157550] only[157870] for[158030] the[158140] very[158440] young,[158950] will[159340] be[159490] on[159630] the[159790] east[160200] side[160550] of[160610] the[160730] farm,[161280] near[161640] the[161740] café[162240] and[162550] just[162870] inside[163350] the[163450] picnic[163890] area.[164840]</w:t>
-            </w:r>
-          </w:p>
-          <w:p>
-            <w:pPr>
-              <w:tabs>
-                <w:tab w:val="left" w:pos="4413"/>
-              </w:tabs>
-              <w:rPr>
-                <w:rFonts w:ascii="Source Sans 3" w:hAnsi="Source Sans 3"/>
-                <w:sz w:val="23"/>
-                <w:szCs w:val="23"/>
-              </w:rPr>
-            </w:pPr>
-            <w:r>
-              <w:rPr>
-                <w:rFonts w:ascii="Source Sans 3" w:hAnsi="Source Sans 3"/>
-                <w:sz w:val="23"/>
-                <w:szCs w:val="23"/>
-              </w:rPr>
-              <w:t xml:space="preserve">And[165990] finally,[166670] let's[167070] turn[167370] our[167520] attention[168090] back[168390] to[168580] this[168920] area[169350] here,[169890] where[170210] the[170310] paths[170760] meet[171080] and[171280] form[171520] a[171580] crossroads.[172840] This[173620] path[174060] leading[174460] to[174560] the[174720] east[175100] end[175360] of[175450] the[175560] farm[176140] will[176590] take[176890] our[177060] visitors[177570] to[177700] the[177870] area[178320] which[178620] houses[179110] the[179260] farm[179620] animals.[180480] Children[181250] will[181430] be[181560] able[181890] to[182030] watch[182380] the[182540] animals[182970] being[183290] fed[183710] and[183910] cared[184270] for,[184980] and[185580] in[185720] some[185960] instances[186640] they[186850] will[187050] be[187160] able[187420] to[187550] feed[187880] the[188030] animals[188470] themselves.[189550] The[190020] sheep[190350] will[190550] be[190670] in[190810] this[191040] first[191480] area[191850] on[191990] the[192100] right[192460] here,[192980] directly[193750] opposite[194130] the[194240] pigs,[194990] and[195420] the[195560] goats[195970] will[196150] go[196260] at[196390] the[196480] very[196770] end[197030] there.[197780] We[198320] haven't[198550] quite[198850] decided[199360] on[199450] the[199570] other[199810] areas[200220] yet.[201190]</w:t>
-            </w:r>
-          </w:p>
-          <w:p>
-            <w:pPr>
-              <w:tabs>
-                <w:tab w:val="left" w:pos="4413"/>
-              </w:tabs>
-              <w:rPr>
-                <w:rFonts w:ascii="Source Sans 3" w:hAnsi="Source Sans 3"/>
-                <w:sz w:val="23"/>
-                <w:szCs w:val="23"/>
-              </w:rPr>
-            </w:pPr>
-            <w:r>
-              <w:rPr>
-                <w:rFonts w:ascii="Source Sans 3" w:hAnsi="Source Sans 3"/>
-                <w:sz w:val="23"/>
-                <w:szCs w:val="23"/>
-              </w:rPr>
-              <w:t xml:space="preserve">So[202180] those[202610] are[202740] our[202890] plans.[203700] We[204040] hope[204270] they[204370] will[204510] be[204590] approved,[205440] and[205820] we[205950] look[206170] forward[206560] to[206700] welcoming[207240] you[207380] back[207790] in[207950] the[208090] not[208310] too[208480] distant[208900] future[209490] to[209750] see[210060] the[210240] final[210660] result.[214260]</w:t>
+              <w:t>[2680]Good[2850] morning.[3620] I'd[4070] like[4270] to[4410] thank[4770] the[4920] council[5460] for[5650] agreeing[6130] to[6240] this[6430] meeting[7090] and[7580] for[7750] welcoming[8280] us[8470] here[8730] today[9170] to[9330] explain[9880] to[10050] you[10330] our[10620] plans[11250] for[11420] Pine[11880] Woods[12190] Centre.[13060] Our[13750] aim[14100] is[14330] to[14450] make[14700] Pine[15040] Woods[15620] a[15890] place[16260] where[16450] people[16860] of[17050] all[17350] ages[17900] can[18140] come[18550] and[18700] enjoy[19240] their[19520] free[19840] time.[20810] The[21400] centre[21790] will[21990] feature[22490] our[22740] Tree[23100] Tops[23630] Challenge-only[25130] for[25280] the[25400] brave[25910] and[26110] fearless![27010] For[27390] the[27500] less[27790] brave,[28490] and[28860] for[29010] families[29540] with[29700] children,[30370] there[30730] will[30900] be[31160] adventure[31860] playgrounds,[32770] indoor[33340] and[33620] outdoor,[34380] and[34820] a[34900] feeding[35350] area[35750] for[35980] farm[36340] animals[37090] and[37440] we[37560] will[37720] also[38010] offer[38370] cycle[38840] trails[39330] through[39590] the[39700] woods.[40790]</w:t>
+            </w:r>
+          </w:p>
+          <w:p>
+            <w:pPr>
+              <w:tabs>
+                <w:tab w:val="left" w:pos="4413"/>
+              </w:tabs>
+              <w:rPr>
+                <w:rFonts w:ascii="Source Sans 3" w:hAnsi="Source Sans 3"/>
+                <w:sz w:val="23"/>
+                <w:szCs w:val="23"/>
+              </w:rPr>
+            </w:pPr>
+            <w:r>
+              <w:rPr>
+                <w:rFonts w:ascii="Source Sans 3" w:hAnsi="Source Sans 3"/>
+                <w:sz w:val="23"/>
+                <w:szCs w:val="23"/>
+              </w:rPr>
+              <w:t>I'll[41610] give[41800] you[41910] an[42070] overview[42620] of[42780] Pine[43180] Woods[43530] first[44460] and[45130] then[45430] tell[45700] you[45830] more[46120] about[46500] each[46820] area[47290] in[47520] more[47740] detail.[48790] This[49610] first[50070] slide[50680] shows[51120] the[51300] overall[51930] layout[52500] of[52620] the[52760] centre[53480] and[53950] where[54270] all[54420] the[54560] activities[55260] will[55430] be[55540] situated.[56820] As[57470] you[57600] can[57800] see[58070] from[58260] the[58400] map,[58980] the[59420] entrance[60030] to[60170] this[60380] attraction[61120] will[61420] be[61530] on[61680] the[61840] south[62230] side.[63190] As[63840] visitors[64410] enter[64770] from[64960] the[65070] car[65360] park,[65950] they[66290] will[66490] walk[66810] along[67090] this[67310] path[67910] leading[68410] them[68580] to[68690] the[68810] café[69260] and[69530] gift[69800] shop.[70450] The[70890] gift[71150] shop[71470] will[71720] be[71860] where[72140] tickets[72620] are[72760] on[72940] sale[73600] and[73980] therefore[74430] needs[74770] to[74890] be[75040] near[75270] the[75380] entrance.[76460] So[77120] this[77350] building[77850] here[78100] on[78190] the[78310] right[78780] will[79050] be[79130] the[79250] café[79990] and[80470] the[80580] building[80950] on[81060] the[81180] left[81740] will[82050] be[82150] the[82290] gift[82580] shop.[83330] There[83890] will[84020] also[84330] be[84520] a[84670] picnic[85140] field[85610] behind[86070] the[86190] café[86660] for[86890] the[87010] warmer[87320] months.[88150] It's[88810] the[89000] area[89470] just[89820] to[89930] the[90100] right[90440] of[90530] the[90640] café[91120] as[91400] you[91520] look[91690] at[91760] the[91850] map.[92750] And[93500] in[93590] the[93720] bottom[94150] right-hand[94720] corner[95110] of[95210] the[95320] picnic[95700] field[96320] we're[96690] planning[97060] to[97170] have[97360] a[97450] barbecue[98090] area,[98720] where[99160] people[99540] can[99780] hire[100160] a[100220] barbecue[101030] and[101350] bring[101580] their[101770] own[102000] food[102380] to[102510] cook.[103090] It'll[103530] be[103640] great[104030] for[104190] parties.[105280] In[105990] summer[106350] we[106490] plan[106780] to[106950] have[107180] bands[107630] performing[108180] here[108450] in[108550] the[108680] evenings..[109900]</w:t>
+            </w:r>
+          </w:p>
+          <w:p>
+            <w:pPr>
+              <w:tabs>
+                <w:tab w:val="left" w:pos="4413"/>
+              </w:tabs>
+              <w:rPr>
+                <w:rFonts w:ascii="Source Sans 3" w:hAnsi="Source Sans 3"/>
+                <w:sz w:val="23"/>
+                <w:szCs w:val="23"/>
+              </w:rPr>
+            </w:pPr>
+            <w:r>
+              <w:rPr>
+                <w:rFonts w:ascii="Source Sans 3" w:hAnsi="Source Sans 3"/>
+                <w:sz w:val="23"/>
+                <w:szCs w:val="23"/>
+              </w:rPr>
+              <w:t>To[110650] the[110770] west[111120] of[111220] the[111320] gift[111600] shop[112020] is[112300] where[112540] the[112680] Tree[112980] Tops[113390] Challenge[113940] will[114110] take[114380] place.[115180] There's[115740] a[115810] path[116210] here[116520] winding[117020] through[117250] the[117340] forest,[118010] and[118310] up[118470] in[118570] the[118690] trees[119310] there[119570] will[119690] be[119820] all[120150] sorts[120630] of[120800] high-level[121450] adventure[122060] apparatus-rope[123570] swings,[124370] awesome[125140] rope[125420] bridges[125910] and[126080] tunnels,[126770] and[127060] zip[127300] wires[127790] where[127980] you[128100] can[128310] fly[128800] way[129130] above[129510] the[129640] forest[130040] floor.[130880] This[131570] adventure[132100] experience[132850] will[133100] only[133410] be[133570] open[134010] to[134190] those[134650] aged[135150] 15[135790] and[135970] over.[136940]</w:t>
+            </w:r>
+          </w:p>
+          <w:p>
+            <w:pPr>
+              <w:tabs>
+                <w:tab w:val="left" w:pos="4413"/>
+              </w:tabs>
+              <w:rPr>
+                <w:rFonts w:ascii="Source Sans 3" w:hAnsi="Source Sans 3"/>
+                <w:sz w:val="23"/>
+                <w:szCs w:val="23"/>
+              </w:rPr>
+            </w:pPr>
+            <w:r>
+              <w:rPr>
+                <w:rFonts w:ascii="Source Sans 3" w:hAnsi="Source Sans 3"/>
+                <w:sz w:val="23"/>
+                <w:szCs w:val="23"/>
+              </w:rPr>
+              <w:t>Beyond[137960] the[138110] Tree[138380] Tops[138740] Challenge[139270] there[139410] will[139570] be[139720] an[139850] adventure[140400] playground.[141510] To[142020] get[142240] to[142400] it,[142820] you[143130] go[143260] along[143660] this[143920] path[144400] from[144600] the[144710] entrance[145320] until[145680] you[145810] reach[146100] the[146240] crossroads,[147200] then[147590] you[147700] turn[147950] left.[148750] The[149330] young[149610] children's[150190] playground[150780] will[150930] have[151080] a[151160] fence[151540] around[151880] it,[152210] making[152740] it[152910] safer[153430] and[153710] keeping[154100] them[154240] away[154520] from[154710] the[154820] lake.[155730] The[156480] indoor[156960] play[157240] area,[157550] only[157870] for[158030] the[158140] very[158440] young,[158950] will[159340] be[159490] on[159630] the[159790] east[160200] side[160550] of[160610] the[160730] farm,[161280] near[161640] the[161740] café[162240] and[162550] just[162870] inside[163350] the[163450] picnic[163890] area.[164840]</w:t>
+            </w:r>
+          </w:p>
+          <w:p>
+            <w:pPr>
+              <w:tabs>
+                <w:tab w:val="left" w:pos="4413"/>
+              </w:tabs>
+              <w:rPr>
+                <w:rFonts w:ascii="Source Sans 3" w:hAnsi="Source Sans 3"/>
+                <w:sz w:val="23"/>
+                <w:szCs w:val="23"/>
+              </w:rPr>
+            </w:pPr>
+            <w:r>
+              <w:rPr>
+                <w:rFonts w:ascii="Source Sans 3" w:hAnsi="Source Sans 3"/>
+                <w:sz w:val="23"/>
+                <w:szCs w:val="23"/>
+              </w:rPr>
+              <w:t>And[165990] finally,[166670] let's[167070] turn[167370] our[167520] attention[168090] back[168390] to[168580] this[168920] area[169350] here,[169890] where[170210] the[170310] paths[170760] meet[171080] and[171280] form[171520] a[171580] crossroads.[172840] This[173620] path[174060] leading[174460] to[174560] the[174720] east[175100] end[175360] of[175450] the[175560] farm[176140] will[176590] take[176890] our[177060] visitors[177570] to[177700] the[177870] area[178320] which[178620] houses[179110] the[179260] farm[179620] animals.[180480] Children[181250] will[181430] be[181560] able[181890] to[182030] watch[182380] the[182540] animals[182970] being[183290] fed[183710] and[183910] cared[184270] for,[184980] and[185580] in[185720] some[185960] instances[186640] they[186850] will[187050] be[187160] able[187420] to[187550] feed[187880] the[188030] animals[188470] themselves.[189550] The[190020] sheep[190350] will[190550] be[190670] in[190810] this[191040] first[191480] area[191850] on[191990] the[192100] right[192460] here,[192980] directly[193750] opposite[194130] the[194240] pigs,[194990] and[195420] the[195560] goats[195970] will[196150] go[196260] at[196390] the[196480] very[196770] end[197030] there.[197780] We[198320] haven't[198550] quite[198850] decided[199360] on[199450] the[199570] other[199810] areas[200220] yet.[201190]</w:t>
+            </w:r>
+          </w:p>
+          <w:p>
+            <w:pPr>
+              <w:tabs>
+                <w:tab w:val="left" w:pos="4413"/>
+              </w:tabs>
+              <w:rPr>
+                <w:rFonts w:ascii="Source Sans 3" w:hAnsi="Source Sans 3"/>
+                <w:sz w:val="23"/>
+                <w:szCs w:val="23"/>
+              </w:rPr>
+            </w:pPr>
+            <w:r>
+              <w:rPr>
+                <w:rFonts w:ascii="Source Sans 3" w:hAnsi="Source Sans 3"/>
+                <w:sz w:val="23"/>
+                <w:szCs w:val="23"/>
+              </w:rPr>
+              <w:t>So[202180] those[202610] are[202740] our[202890] plans.[203700] We[204040] hope[204270] they[204370] will[204510] be[204590] approved,[205440] and[205820] we[205950] look[206170] forward[206560] to[206700] welcoming[207240] you[207380] back[207790] in[207950] the[208090] not[208310] too[208480] distant[208900] future[209490] to[209750] see[210060] the[210240] final[210660] result.[214260]</w:t>
             </w:r>
           </w:p>
         </w:tc>
@@ -13459,7 +13523,8 @@
                 <w:sz w:val="23"/>
                 <w:szCs w:val="23"/>
               </w:rPr>
-              <w:t xml:space="preserve">[2680]I'm[2800] going[3140] to[3330] talk[3710] about[4080] a[4180] hobby[4650] I'd[4930] like[5210] to[5340] take[5640] up[5820] in[5930] the[6040] future.[6960] I[7490] really[7810] want[8030] to[8160] learn[8590] ballroom[9200] dancing.[10250] This[10930] is[11070] because[11590] I[11770] love[12290] Latin[12810] music[13520] and[13940] I[14060] love[14360] the[14480] way[14720] the[14890] dancers[15540] move[16060] and[16300] shake.[17150] I[17660] also[18090] want[18380] to[18500] give[18770] myself[19280] a[19390] challenge[20250] and[20640] learn[21090] something[21590] new.[22370] Watching[23440] ballroom[23940] dancing[24670] always[25370] makes[25780] me[25930] feel[26210] excited.[27340] I[27960] don't[28370] think[28730] it'll[29050] be[29220] too[29570] difficult[30140] for[30330] me,[30770] because[31600] I[31750] already[32220] do[32500] ballet[33140] and[33550] tap[33910] dancing.[34940] I[35480] like[35850] learning[36350] new[36570] steps.[37440] For[37950] example,[38730] I[39030] really[39350] want[39580] to[39710] learn[40070] the[40250] tango[41040] or[41470] the[41710] samba[42390] because[43090] these[43460] are[43640] exciting[44510] and[44810] look[45050] good[45390] to[45570] people[45940] watching.[46960] I've[47630] tried[48070] Flamenco[48720] dancing[49450] but[50010] I'm[50360] not[50600] very[50910] good.[51690] I'm[52260] also[52700] worried[53180] about[53540] finding[54070] the[54200] right[54490] dance[54910] partner,[55690] because[56760] I'll[57160] be[57340] a[57460] little[57860] slow[58290] to[58470] learn[58860] in[58970] the[59070] beginning.[59870] So[60490] I[60730] might</w:t>
+              <w:lastRenderedPageBreak/>
+              <w:t>[2680]I'm[2800] going[3140] to[3330] talk[3710] about[4080] a[4180] hobby[4650] I'd[4930] like[5210] to[5340] take[5640] up[5820] in[5930] the[6040] future.[6960] I[7490] really[7810] want[8030] to[8160] learn[8590] ballroom[9200] dancing.[10250] This[10930] is[11070] because[11590] I[11770] love[12290] Latin[12810] music[13520] and[13940] I[14060] love[14360] the[14480] way[14720] the[14890] dancers[15540] move[16060] and[16300] shake.[17150] I[17660] also[18090] want[18380] to[18500] give[18770] myself[19280] a[19390] challenge[20250] and[20640] learn[21090] something[21590] new.[22370] Watching[23440] ballroom[23940] dancing[24670] always[25370] makes[25780] me[25930] feel[26210] excited.[27340] I[27960] don't[28370] think[28730] it'll[29050] be[29220] too[29570] difficult[30140] for[30330] me,[30770] because[31600] I[31750] already[32220] do[32500] ballet[33140] and[33550] tap[33910] dancing.[34940] I[35480] like[35850] learning[36350] new[36570] steps.[37440] For[37950] example,[38730] I[39030] really[39350] want[39580] to[39710] learn[40070] the[40250] tango[41040] or[41470] the[41710] samba[42390] because[43090] these[43460] are[43640] exciting[44510] and[44810] look[45050] good[45390] to[45570] people[45940] watching.[46960] I've[47630] tried[48070] Flamenco[48720] dancing[49450] but[50010] I'm[50360] not[50600] very[50910] good.[51690] I'm[52260] also[52700] worried[53180] about[53540] finding[54070] the[54200] right[54490] dance[54910] partner,[55690] because[56760] I'll[57160] be[57340] a[57460] little[57860] slow[58290] to[58470] learn[58860] in[58970] the[59070] beginning.[59870] So[60490] I[60730] might</w:t>
             </w:r>
             <w:r>
               <w:rPr>
@@ -13491,7 +13556,7 @@
                 <w:sz w:val="23"/>
                 <w:szCs w:val="23"/>
               </w:rPr>
-              <w:t xml:space="preserve">over[61620] sometimes.[62720] In[63190] fact</w:t>
+              <w:t>over[61620] sometimes.[62720] In[63190] fact</w:t>
             </w:r>
             <w:r>
               <w:rPr>
@@ -13507,7 +13572,7 @@
                 <w:sz w:val="23"/>
                 <w:szCs w:val="23"/>
               </w:rPr>
-              <w:t xml:space="preserve">I'll[64110] probably[64540] fall[64880] over[65190] quite[65500] a[65580] lot![69220]</w:t>
+              <w:t>I'll[64110] probably[64540] fall[64880] over[65190] quite[65500] a[65580] lot![69220]</w:t>
             </w:r>
           </w:p>
         </w:tc>
@@ -13576,27 +13641,27 @@
                 <w:sz w:val="23"/>
                 <w:szCs w:val="23"/>
               </w:rPr>
-              <w:t xml:space="preserve">[2920]I'm[3070] going[3360] to[3470] tell[3720] you[3920] about[4270] a[4350] leisure[4730] activity[5430] I'd[5670] like[5920] to[6040] do[6240] in[6400] the[6500] future.[7510] I'd[8150] really[8500] like[8800] to[8920] learn[9240] how[9430] to[9550] play[9870] the[10030] acoustic[10520] guitar.[11420] This[12110] is[12250] because[12940] I[13140] love[13480] music[14230] and[14640] I[14730] love[15130] the[15300] beautiful[15820] sound[16330] this[16630] kind[16960] of[17060] guitar[17450] makes.[18360] I[18920] also[19260] want[19540] to[19660] give[19850] myself[20290] a[20390] challenge[21180] and[21550] learn[21990] something[22480] new.[23390] I[24200] don't[24520] think[24830] it'll[25110] be[25310] too[25580] difficult[26150] for[26330] me[26770] because[27850] I[28040] already[28450] know[28660] how[28820] to[28950] read[29260] music.[30270] I[30870] play[31110] the[31230] piano[32050] but[32930] I'm[33210] not[33420] very[33660] good.[34380] I[34870] think[35240] playing[35630] the[35730] guitar[36160] will[36330] be[36470] easier.[37550] I[38250] also[38590] like[38830] the[38930] fact[39420] that[39750] you[39890] can[40100] carry[40430] a[40510] guitar[40960] round[41430] easily[41880] and[42100] play[42370] it[42510] anywhere.[43330] For[43840] example[44630] I[44960] can[45150] play[45480] it[45820] in[46230] the[46440] park[46990] or[47560] on[47710] the[47840] beach.[48840]</w:t>
-            </w:r>
-          </w:p>
-          <w:p>
-            <w:pPr>
-              <w:tabs>
-                <w:tab w:val="left" w:pos="4413"/>
-              </w:tabs>
-              <w:rPr>
-                <w:rFonts w:ascii="Source Sans 3" w:hAnsi="Source Sans 3"/>
-                <w:sz w:val="23"/>
-                <w:szCs w:val="23"/>
-              </w:rPr>
-            </w:pPr>
-            <w:r>
-              <w:rPr>
-                <w:rFonts w:ascii="Source Sans 3" w:hAnsi="Source Sans 3"/>
-                <w:sz w:val="23"/>
-                <w:szCs w:val="23"/>
-              </w:rPr>
-              <w:t xml:space="preserve">I[49510] can't[49840] think[50100] about[50420] learning[50810] it[50980] at[51170] the[51310] moment[52010] because[52590] I'm[52800] too[53020] busy.[53780] I[54290] need[54500] to[54610] focus[55060] on[55200] my[55360] studies[55960] and[56160] prepare[56530] for[56660] my[56830] exams.[57970] I[58580] think[58840] that[59050] I'd[59190] like[59410] to[59520] take[59770] up[59890] the[60000] guitar[60500] next[60930] year.[61600] All[62190] my[62350] exams[62850] will[62990] be[63140] over[63490] by[63680] then,[64200] so[64840] I'll[65240] have[65580] more[65820] time,[66580] and[67040] more[67260] money[67610] too.[68300] In[68870] fact,[69440] I'll[69810] need[70010] money[70330] to[70470] pay[70670] for[70820] lessons![72040] I[72790] think[73070] that[73270] learning[73650] the[73760] guitar[74230] would[74550] change[74990] my[75170] life[75610] in[75800] a[75870] positive[76420] way.[77110] If[77780] I[77890] learn[78130] to[78260] play[78530] it[78780] really[79190] well,[79790] I'll[80260] start[80670] my[80860] own[81050] band.[81830] I'd[82330] love[82620] to[82720] perform[83180] live[83620] on[83780] stage[84230] at[84320] a[84390] concert.[85310] I[85740] think[85990] that[86270] would[86450] be[86570] fantastic![90540]</w:t>
+              <w:t>[2920]I'm[3070] going[3360] to[3470] tell[3720] you[3920] about[4270] a[4350] leisure[4730] activity[5430] I'd[5670] like[5920] to[6040] do[6240] in[6400] the[6500] future.[7510] I'd[8150] really[8500] like[8800] to[8920] learn[9240] how[9430] to[9550] play[9870] the[10030] acoustic[10520] guitar.[11420] This[12110] is[12250] because[12940] I[13140] love[13480] music[14230] and[14640] I[14730] love[15130] the[15300] beautiful[15820] sound[16330] this[16630] kind[16960] of[17060] guitar[17450] makes.[18360] I[18920] also[19260] want[19540] to[19660] give[19850] myself[20290] a[20390] challenge[21180] and[21550] learn[21990] something[22480] new.[23390] I[24200] don't[24520] think[24830] it'll[25110] be[25310] too[25580] difficult[26150] for[26330] me[26770] because[27850] I[28040] already[28450] know[28660] how[28820] to[28950] read[29260] music.[30270] I[30870] play[31110] the[31230] piano[32050] but[32930] I'm[33210] not[33420] very[33660] good.[34380] I[34870] think[35240] playing[35630] the[35730] guitar[36160] will[36330] be[36470] easier.[37550] I[38250] also[38590] like[38830] the[38930] fact[39420] that[39750] you[39890] can[40100] carry[40430] a[40510] guitar[40960] round[41430] easily[41880] and[42100] play[42370] it[42510] anywhere.[43330] For[43840] example[44630] I[44960] can[45150] play[45480] it[45820] in[46230] the[46440] park[46990] or[47560] on[47710] the[47840] beach.[48840]</w:t>
+            </w:r>
+          </w:p>
+          <w:p>
+            <w:pPr>
+              <w:tabs>
+                <w:tab w:val="left" w:pos="4413"/>
+              </w:tabs>
+              <w:rPr>
+                <w:rFonts w:ascii="Source Sans 3" w:hAnsi="Source Sans 3"/>
+                <w:sz w:val="23"/>
+                <w:szCs w:val="23"/>
+              </w:rPr>
+            </w:pPr>
+            <w:r>
+              <w:rPr>
+                <w:rFonts w:ascii="Source Sans 3" w:hAnsi="Source Sans 3"/>
+                <w:sz w:val="23"/>
+                <w:szCs w:val="23"/>
+              </w:rPr>
+              <w:t>I[49510] can't[49840] think[50100] about[50420] learning[50810] it[50980] at[51170] the[51310] moment[52010] because[52590] I'm[52800] too[53020] busy.[53780] I[54290] need[54500] to[54610] focus[55060] on[55200] my[55360] studies[55960] and[56160] prepare[56530] for[56660] my[56830] exams.[57970] I[58580] think[58840] that[59050] I'd[59190] like[59410] to[59520] take[59770] up[59890] the[60000] guitar[60500] next[60930] year.[61600] All[62190] my[62350] exams[62850] will[62990] be[63140] over[63490] by[63680] then,[64200] so[64840] I'll[65240] have[65580] more[65820] time,[66580] and[67040] more[67260] money[67610] too.[68300] In[68870] fact,[69440] I'll[69810] need[70010] money[70330] to[70470] pay[70670] for[70820] lessons![72040] I[72790] think[73070] that[73270] learning[73650] the[73760] guitar[74230] would[74550] change[74990] my[75170] life[75610] in[75800] a[75870] positive[76420] way.[77110] If[77780] I[77890] learn[78130] to[78260] play[78530] it[78780] really[79190] well,[79790] I'll[80260] start[80670] my[80860] own[81050] band.[81830] I'd[82330] love[82620] to[82720] perform[83180] live[83620] on[83780] stage[84230] at[84320] a[84390] concert.[85310] I[85740] think[85990] that[86270] would[86450] be[86570] fantastic![90540]</w:t>
             </w:r>
           </w:p>
         </w:tc>
@@ -13671,33 +13736,33 @@
                 <w:sz w:val="23"/>
                 <w:szCs w:val="23"/>
               </w:rPr>
-              <w:t xml:space="preserve">Do[2980] you[3210] generally[3800] enjoy[4410] trying[4940] new[5200] things?[5760]</w:t>
-            </w:r>
-          </w:p>
-          <w:p>
-            <w:pPr>
-              <w:tabs>
-                <w:tab w:val="left" w:pos="4413"/>
-              </w:tabs>
-              <w:rPr>
-                <w:rFonts w:ascii="Source Sans 3" w:hAnsi="Source Sans 3"/>
-                <w:sz w:val="23"/>
-                <w:szCs w:val="23"/>
-              </w:rPr>
-            </w:pPr>
-            <w:r>
-              <w:rPr>
-                <w:rStyle w:val="NotSpokenChar"/>
-              </w:rPr>
-              <w:t xml:space="preserve">Candidate[6110] 1:</w:t>
-            </w:r>
-            <w:r>
-              <w:rPr>
-                <w:rFonts w:ascii="Source Sans 3" w:hAnsi="Source Sans 3"/>
-                <w:sz w:val="23"/>
-                <w:szCs w:val="23"/>
-              </w:rPr>
-              <w:t xml:space="preserve">[6460] Yes,[6850] I[7040] would[7240] say[7510] I[7630] like[7880] to[8000] try[8350] new[8580] things,[9260] meet[9800] new[10090] people.[10740] It's[11160] something[11560] that[11750] is[11900] very[12140] important[12700] to[12810] me.[12900]</w:t>
+              <w:t>Do[2980] you[3210] generally[3800] enjoy[4410] trying[4940] new[5200] things?[5760]</w:t>
+            </w:r>
+          </w:p>
+          <w:p>
+            <w:pPr>
+              <w:tabs>
+                <w:tab w:val="left" w:pos="4413"/>
+              </w:tabs>
+              <w:rPr>
+                <w:rFonts w:ascii="Source Sans 3" w:hAnsi="Source Sans 3"/>
+                <w:sz w:val="23"/>
+                <w:szCs w:val="23"/>
+              </w:rPr>
+            </w:pPr>
+            <w:r>
+              <w:rPr>
+                <w:rStyle w:val="NotSpokenChar"/>
+              </w:rPr>
+              <w:t>Candidate[6110] 1:</w:t>
+            </w:r>
+            <w:r>
+              <w:rPr>
+                <w:rFonts w:ascii="Source Sans 3" w:hAnsi="Source Sans 3"/>
+                <w:sz w:val="23"/>
+                <w:szCs w:val="23"/>
+              </w:rPr>
+              <w:t>[6460] Yes,[6850] I[7040] would[7240] say[7510] I[7630] like[7880] to[8000] try[8350] new[8580] things,[9260] meet[9800] new[10090] people.[10740] It's[11160] something[11560] that[11750] is[11900] very[12140] important[12700] to[12810] me.[12900]</w:t>
             </w:r>
           </w:p>
           <w:p>
@@ -13723,33 +13788,33 @@
                 <w:sz w:val="23"/>
                 <w:szCs w:val="23"/>
               </w:rPr>
-              <w:t xml:space="preserve">Is[13790] there[14000] any[14250] other[14630] activity[15320] you[15470] would[15640] like[15880] to[16000] try[16360] one[16560] day?[16820]</w:t>
-            </w:r>
-          </w:p>
-          <w:p>
-            <w:pPr>
-              <w:tabs>
-                <w:tab w:val="left" w:pos="4413"/>
-              </w:tabs>
-              <w:rPr>
-                <w:rFonts w:ascii="Source Sans 3" w:hAnsi="Source Sans 3"/>
-                <w:sz w:val="23"/>
-                <w:szCs w:val="23"/>
-              </w:rPr>
-            </w:pPr>
-            <w:r>
-              <w:rPr>
-                <w:rStyle w:val="NotSpokenChar"/>
-              </w:rPr>
-              <w:t xml:space="preserve">Candidate[17170] 2:</w:t>
-            </w:r>
-            <w:r>
-              <w:rPr>
-                <w:rFonts w:ascii="Source Sans 3" w:hAnsi="Source Sans 3"/>
-                <w:sz w:val="23"/>
-                <w:szCs w:val="23"/>
-              </w:rPr>
-              <w:t xml:space="preserve">[17520] Yes,[18060] I've[18440] always[18780] thought[19080] about[19440] windsurfing,[20480] I[20800] mean,[21180] I'm[21460] a[21530] big[21760] fan[22060] of[22160] the[22290] ocean[22810] and[23050] love[23420] water[23810] sports,[24490] so[24930] it's[25200] next[25630] on[25790] my[25950] list[26180] of[26300] things[26600] to[26710] do.[30100]</w:t>
+              <w:t>Is[13790] there[14000] any[14250] other[14630] activity[15320] you[15470] would[15640] like[15880] to[16000] try[16360] one[16560] day?[16820]</w:t>
+            </w:r>
+          </w:p>
+          <w:p>
+            <w:pPr>
+              <w:tabs>
+                <w:tab w:val="left" w:pos="4413"/>
+              </w:tabs>
+              <w:rPr>
+                <w:rFonts w:ascii="Source Sans 3" w:hAnsi="Source Sans 3"/>
+                <w:sz w:val="23"/>
+                <w:szCs w:val="23"/>
+              </w:rPr>
+            </w:pPr>
+            <w:r>
+              <w:rPr>
+                <w:rStyle w:val="NotSpokenChar"/>
+              </w:rPr>
+              <w:t>Candidate[17170] 2:</w:t>
+            </w:r>
+            <w:r>
+              <w:rPr>
+                <w:rFonts w:ascii="Source Sans 3" w:hAnsi="Source Sans 3"/>
+                <w:sz w:val="23"/>
+                <w:szCs w:val="23"/>
+              </w:rPr>
+              <w:t>[17520] Yes,[18060] I've[18440] always[18780] thought[19080] about[19440] windsurfing,[20480] I[20800] mean,[21180] I'm[21460] a[21530] big[21760] fan[22060] of[22160] the[22290] ocean[22810] and[23050] love[23420] water[23810] sports,[24490] so[24930] it's[25200] next[25630] on[25790] my[25950] list[26180] of[26300] things[26600] to[26710] do.[30100]</w:t>
             </w:r>
           </w:p>
         </w:tc>
@@ -13820,15 +13885,15 @@
                 <w:sz w:val="23"/>
                 <w:szCs w:val="23"/>
               </w:rPr>
-              <w:t xml:space="preserve">[2820]to</w:t>
-            </w:r>
-            <w:r>
-              <w:rPr>
-                <w:rFonts w:ascii="Source Sans 3" w:hAnsi="Source Sans 3"/>
-                <w:sz w:val="23"/>
-                <w:szCs w:val="23"/>
-              </w:rPr>
-              <w:t xml:space="preserve">:[4910] I[6920] want[7170] to[7310] go[7510] now.[9420]</w:t>
+              <w:t>[2820]to</w:t>
+            </w:r>
+            <w:r>
+              <w:rPr>
+                <w:rFonts w:ascii="Source Sans 3" w:hAnsi="Source Sans 3"/>
+                <w:sz w:val="23"/>
+                <w:szCs w:val="23"/>
+              </w:rPr>
+              <w:t>:[4910] I[6920] want[7170] to[7310] go[7510] now.[9420]</w:t>
             </w:r>
           </w:p>
           <w:p>
@@ -13858,7 +13923,7 @@
                 <w:sz w:val="23"/>
                 <w:szCs w:val="23"/>
               </w:rPr>
-              <w:t xml:space="preserve">:[14420] You[17580] have[17870] to[17970] wear[18210] a[18290] shirt[18670] an'[18830] tie.[20840]</w:t>
+              <w:t>:[14420] You[17580] have[17870] to[17970] wear[18210] a[18290] shirt[18670] an'[18830] tie.[20840]</w:t>
             </w:r>
           </w:p>
           <w:p>
@@ -13888,7 +13953,7 @@
                 <w:sz w:val="23"/>
                 <w:szCs w:val="23"/>
               </w:rPr>
-              <w:t xml:space="preserve">:[24350] Wait[26510] a[26590] minute.[28510]</w:t>
+              <w:t>:[24350] Wait[26510] a[26590] minute.[28510]</w:t>
             </w:r>
           </w:p>
           <w:p>
@@ -13918,7 +13983,7 @@
                 <w:sz w:val="23"/>
                 <w:szCs w:val="23"/>
               </w:rPr>
-              <w:t xml:space="preserve">:[32250] Get[34330] me[34450] a[34530] glass[34890] of[35030] water.[38250]</w:t>
+              <w:t>:[32250] Get[34330] me[34450] a[34530] glass[34890] of[35030] water.[38250]</w:t>
             </w:r>
           </w:p>
           <w:p>
@@ -13948,7 +14013,7 @@
                 <w:sz w:val="23"/>
                 <w:szCs w:val="23"/>
               </w:rPr>
-              <w:t xml:space="preserve">:[42180] Will[43290] you[43440] lend[43650] me[43760] some[43970] money?[45870]</w:t>
+              <w:t>:[42180] Will[43290] you[43440] lend[43650] me[43760] some[43970] money?[45870]</w:t>
             </w:r>
           </w:p>
           <w:p>
@@ -13978,7 +14043,7 @@
                 <w:sz w:val="23"/>
                 <w:szCs w:val="23"/>
               </w:rPr>
-              <w:t xml:space="preserve">:[49770] This[51890] is[52070] for[52240] you.[54120]</w:t>
+              <w:t>:[49770] This[51890] is[52070] for[52240] you.[54120]</w:t>
             </w:r>
           </w:p>
           <w:p>
@@ -14008,7 +14073,7 @@
                 <w:sz w:val="23"/>
                 <w:szCs w:val="23"/>
               </w:rPr>
-              <w:t xml:space="preserve">:[58190] I[60220] come[60460] from[60670] London.[64300]</w:t>
+              <w:t>:[58190] I[60220] come[60460] from[60670] London.[64300]</w:t>
             </w:r>
           </w:p>
         </w:tc>
@@ -14077,27 +14142,36 @@
                 <w:sz w:val="23"/>
                 <w:szCs w:val="23"/>
               </w:rPr>
-              <w:t xml:space="preserve">[2660]Justin[3040] Bieber's[3490] rise[3850] to[3980] fame[4470] is[4730] an[4850] interesting[5340] story.[6310] He[6950] was[7130] interested[7600] in[7730] music[8290] from[8530] a[8620] very[9040] early[9540] age[10190] and[10540] he[10650] taught[10930] himself[11420] how[11570] to[11670] play[11870] a[11930] whole[12160] selection[12680] of[12780] musical[13220] instruments,[14220] which[14740] I[14820] think[15020] is[15170] rare[15550] in[15680] youngsters[16220] these[16490] days.[17400] Like[18070] a[18130] lot[18360] of[18470] teenagers[19210] who[19390] want[19630] to[19710] be[19860] pop[20240] stars,[21100] he[21530] learnt[21750] the[21830] guitar.[22770] But,[23580] whereas[24050] very[24360] few[24650] of[24770] those[25060] teenagers[25700] put[25890] in[25970] the[26110] effort[26530] needed[26890] to[27000] be[27160] successful,[28360] Bieber,[29180] on[29310] the[29410] other[29640] hand,[30050] not[30310] only[30570] learnt[30840] how[30990] to[31090] play[31310] the[31450] piano[31990] as[32200] well,[32860] but[33270] also[33590] mastered[34090] the[34220] drums[34920] and[35190] even[35500] the[35640] trumpet![36690] One[37280] day[37460] he[37590] hopes[37900] to[38010] learn[38200] the[38310] violin.[39480]</w:t>
-            </w:r>
-          </w:p>
-          <w:p>
-            <w:pPr>
-              <w:tabs>
-                <w:tab w:val="left" w:pos="4413"/>
-              </w:tabs>
-              <w:rPr>
-                <w:rFonts w:ascii="Source Sans 3" w:hAnsi="Source Sans 3"/>
-                <w:sz w:val="23"/>
-                <w:szCs w:val="23"/>
-              </w:rPr>
-            </w:pPr>
-            <w:r>
-              <w:rPr>
-                <w:rFonts w:ascii="Source Sans 3" w:hAnsi="Source Sans 3"/>
-                <w:sz w:val="23"/>
-                <w:szCs w:val="23"/>
-              </w:rPr>
-              <w:t xml:space="preserve">He[40200] was[40430] clearly[40860] gifted,[41650] and[42010] his[42160] mother[42460] used[42650] to[42750] arrange[43220] for[43370] him[43580] to[43730] take[43980] part[44280] in[44410] local[44720] competitions.[45990] He[46390] came[46700] second[47100] in[47260] one,[47760] and[48110] his[48250] mother[48510] posted[48960] his[49110] performance[49830] on[49990] YouTube.[50970] She[51460] kept[51760] posting[52250] other[52490] clips[52880] of[53020] him[53240] singing,[53980] and[54440] soon[54700] these[54940] attracted[55500] a[55570] number[55860] of[56000] fans[56460] who[56580] started[57040] following[57580] him,[57890] though[58270] at[58380] this[58570] point[58910] he[59070] still[59400] hadn't[59720] found[60090] fame.[61200] His[62000] big[62190] break[62540] came[62870] when[63020] a[63100] music[63490] executive[64110] came[64360] across[64740] these[65010] videos[65490] by[65760] accident[66640] when[67000] he[67070] was[67200] looking[67480] for[67630] a[67710] performance[68540] by[68760] a[68880] different[69420] artist.[70420] He[70930] immediately[71550] recognised[72150] Bieber's[72580] talent[73310] and[73720] gave[74040] the[74160] teenager[74710] a[74800] contract[75500] with[75640] his[75780] recording[76340] company.[77150] His[77710] first[78050] record[78560] was[78770] a[78870] worldwide[79560] hit.[80140] He[80580] shot[80890] to[81020] fame[81340] in[81450] just[81760] two[82090] years[82790] and[83100] is[83240] now[83490] a[83600] global[84230] superstar,[85280] one[85670] of[85730] the[85840] most[86120] well-known[86680] performers[87420] the[87580] world[87890] has[88180] ever[88610] seen.[92220]</w:t>
+              <w:t>[2660]Justin[3040] Bieber's[3490] rise[3850] to[3980] fame[4470] is[4730] an[4850] interesting[5340] story.[6310] He[6950] was[7130] interested[7600] in[7730] music[8290] from[8530] a[8620] very[9040] early[9540] age[10190] and[10540] he[10650] taught[10930] himself[11420] how[11570] to[11670] play[11870] a[11930] whole[12160] selection[12680] of[12780] musical[13220] instruments,[14220] which[14740] I[14820] think[15020] is[15170] rare[15550] in[15680] youngsters[16220] these[16490] days.[17400] Like[18070] a[18130] lot[18360] of[18470] teenagers[19210] who[19390] want[19630] to[19710] be[19860] pop[20240] stars,[21100] he[21530] learnt[21750] the[21830] guitar.[22770] But,[23580] whereas[24050] very[24360] few[24650] of[24770] those[25060] teenagers[25700] put[25890] in[25970] the[26110] effort[26530] needed[26890] to[27000] be[27160] successful,[28360] Bieber,[29180] on[29310] the[29410] other[29640] hand,[30050] not[30310] only[30570] learnt[30840] how[30990] to[31090] play[31310] the[31450] piano[31990] as[32200] well,[32860] but[33270] also[33590] mastered[34090] the[34220] drums[34920] and[35190] even[35500] the[35640] trumpet![36690] One[37280] day[37460] he[37590] hopes[37900] to[38010] learn[38200] the[38310] violin.[39480]</w:t>
+            </w:r>
+          </w:p>
+          <w:p>
+            <w:pPr>
+              <w:tabs>
+                <w:tab w:val="left" w:pos="4413"/>
+              </w:tabs>
+              <w:rPr>
+                <w:rFonts w:ascii="Source Sans 3" w:hAnsi="Source Sans 3"/>
+                <w:sz w:val="23"/>
+                <w:szCs w:val="23"/>
+              </w:rPr>
+            </w:pPr>
+            <w:r>
+              <w:rPr>
+                <w:rFonts w:ascii="Source Sans 3" w:hAnsi="Source Sans 3"/>
+                <w:sz w:val="23"/>
+                <w:szCs w:val="23"/>
+              </w:rPr>
+              <w:t xml:space="preserve">He[40200] was[40430] clearly[40860] gifted,[41650] and[42010] his[42160] mother[42460] used[42650] to[42750] arrange[43220] for[43370] him[43580] to[43730] take[43980] part[44280] in[44410] local[44720] competitions.[45990] He[46390] came[46700] second[47100] in[47260] one,[47760] and[48110] his[48250] mother[48510] posted[48960] his[49110] performance[49830] on[49990] YouTube.[50970] She[51460] kept[51760] posting[52250] other[52490] clips[52880] of[53020] him[53240] singing,[53980] and[54440] soon[54700] these[54940] attracted[55500] a[55570] number[55860] of[56000] fans[56460] who[56580] started[57040] following[57580] him,[57890] though[58270] at[58380] this[58570] point[58910] he[59070] still[59400] hadn't[59720] found[60090] fame.[61200] His[62000] big[62190] break[62540] came[62870] when[63020] a[63100] music[63490] executive[64110] came[64360] across[64740] these[65010] videos[65490] by[65760] accident[66640] when[67000] he[67070] was[67200] looking[67480] for[67630] a[67710] performance[68540] by[68760] a[68880] different[69420] artist.[70420] He[70930] immediately[71550] recognised[72150] Bieber's[72580] talent[73310] and[73720] gave[74040] the[74160] teenager[74710] a[74800] contract[75500] with[75640] his[75780] recording[76340] company.[77150] His[77710] first[78050] record[78560] was[78770] a[78870] worldwide[79560] hit.[80140] </w:t>
+            </w:r>
+            <w:r>
+              <w:rPr>
+                <w:rFonts w:ascii="Source Sans 3" w:hAnsi="Source Sans 3"/>
+                <w:sz w:val="23"/>
+                <w:szCs w:val="23"/>
+              </w:rPr>
+              <w:lastRenderedPageBreak/>
+              <w:t>He[80580] shot[80890] to[81020] fame[81340] in[81450] just[81760] two[82090] years[82790] and[83100] is[83240] now[83490] a[83600] global[84230] superstar,[85280] one[85670] of[85730] the[85840] most[86120] well-known[86680] performers[87420] the[87580] world[87890] has[88180] ever[88610] seen.[92220]</w:t>
             </w:r>
           </w:p>
         </w:tc>
@@ -14168,15 +14242,15 @@
                 <w:sz w:val="23"/>
                 <w:szCs w:val="23"/>
               </w:rPr>
-              <w:t xml:space="preserve">[2540]A</w:t>
-            </w:r>
-            <w:r>
-              <w:rPr>
-                <w:rFonts w:ascii="Source Sans 3" w:hAnsi="Source Sans 3"/>
-                <w:sz w:val="23"/>
-                <w:szCs w:val="23"/>
-              </w:rPr>
-              <w:t xml:space="preserve">:[2540] I[2580] wouldn't[2930] like[3230] to[3370] be[3550] famous.[4570] I[4960] would[5160] hate[5480] people[5810] to[5980] recognise[6700] me[6840] all[7000] the[7130] time.[7940] You[8380] would[8570] always[8940] be[9080] followed[9510] by[9700] journalists[10580] and[10840] never[11280] able[11700] to[11800] have[11970] a[12040] private[12650] life.[13500] Being[14210] followed[14580] on[14700] a[14790] good[15090] day,[15670] when[16140] you've[16500] been[16750] to[16860] the[16990] hairdresser[17850] and[18050] are[18130] wearing[18470] your[18640] best[18950] jeans,[19710] is[20090] perhaps[20680] acceptable,[21740] but[22160] can[22320] you[22450] imagine[23030] how[23230] it[23310] would[23460] make[23710] you[23890] feel[24270] on[24380] a[24480] bad[24890] day?[25200]</w:t>
+              <w:t>[2540]A</w:t>
+            </w:r>
+            <w:r>
+              <w:rPr>
+                <w:rFonts w:ascii="Source Sans 3" w:hAnsi="Source Sans 3"/>
+                <w:sz w:val="23"/>
+                <w:szCs w:val="23"/>
+              </w:rPr>
+              <w:t>:[2540] I[2580] wouldn't[2930] like[3230] to[3370] be[3550] famous.[4570] I[4960] would[5160] hate[5480] people[5810] to[5980] recognise[6700] me[6840] all[7000] the[7130] time.[7940] You[8380] would[8570] always[8940] be[9080] followed[9510] by[9700] journalists[10580] and[10840] never[11280] able[11700] to[11800] have[11970] a[12040] private[12650] life.[13500] Being[14210] followed[14580] on[14700] a[14790] good[15090] day,[15670] when[16140] you've[16500] been[16750] to[16860] the[16990] hairdresser[17850] and[18050] are[18130] wearing[18470] your[18640] best[18950] jeans,[19710] is[20090] perhaps[20680] acceptable,[21740] but[22160] can[22320] you[22450] imagine[23030] how[23230] it[23310] would[23460] make[23710] you[23890] feel[24270] on[24380] a[24480] bad[24890] day?[25200]</w:t>
             </w:r>
           </w:p>
           <w:p>
@@ -14206,7 +14280,7 @@
                 <w:sz w:val="23"/>
                 <w:szCs w:val="23"/>
               </w:rPr>
-              <w:t xml:space="preserve">:[25860] I[25900] would[26180] love[26660] to[26820] be[26980] famous.[28050] I[28410] would[28560] adore[29180] all[29310] the[29440] attention[30490] and[30630] the[30780] special[31240] treatment.[32240] Everywhere[33310] I[33430] went,[33870] people[34290] would[34490] know[34840] my[35160] name[35920] and[36190] I[36250] wouldn't[36480] need[36660] to[36790] queue[37240] any[37460] more.[38130] The[38670] best[39110] part,[39470] though,[39870] would[40110] be[40230] meeting[40770] other[41140] famous[41660] people.[42470] I[42870] can[43020] imagine[43510] that[43660] would[43810] be[44010] so[44550] interesting.[46090] They[46680] would[46860] come[47160] to[47330] my[47630] private[48150] yacht[48630] and[48990] I[49160] would[49340] visit[49610] their[49800] mansions.[53740]</w:t>
+              <w:t>:[25860] I[25900] would[26180] love[26660] to[26820] be[26980] famous.[28050] I[28410] would[28560] adore[29180] all[29310] the[29440] attention[30490] and[30630] the[30780] special[31240] treatment.[32240] Everywhere[33310] I[33430] went,[33870] people[34290] would[34490] know[34840] my[35160] name[35920] and[36190] I[36250] wouldn't[36480] need[36660] to[36790] queue[37240] any[37460] more.[38130] The[38670] best[39110] part,[39470] though,[39870] would[40110] be[40230] meeting[40770] other[41140] famous[41660] people.[42470] I[42870] can[43020] imagine[43510] that[43660] would[43810] be[44010] so[44550] interesting.[46090] They[46680] would[46860] come[47160] to[47330] my[47630] private[48150] yacht[48630] and[48990] I[49160] would[49340] visit[49610] their[49800] mansions.[53740]</w:t>
             </w:r>
           </w:p>
         </w:tc>
@@ -14273,15 +14347,15 @@
               <w:rPr>
                 <w:rStyle w:val="NotSpokenChar"/>
               </w:rPr>
-              <w:t xml:space="preserve">[2700]Interviewer:</w:t>
-            </w:r>
-            <w:r>
-              <w:rPr>
-                <w:rFonts w:ascii="Source Sans 3" w:hAnsi="Source Sans 3"/>
-                <w:sz w:val="23"/>
-                <w:szCs w:val="23"/>
-              </w:rPr>
-              <w:t xml:space="preserve">[2700] So,[2960] you've[3330] been[3520] a[3600] famous[4020] singer[4320] for[4490] over[4720] three[5060] decades[5690] now.[6320] What[6910] advice[7460] would[7640] you[7770] give[8000] to[8120] someone[8560] wanting[8920] to[9030] become[9430] famous?[9840]</w:t>
+              <w:t>[2700]Interviewer:</w:t>
+            </w:r>
+            <w:r>
+              <w:rPr>
+                <w:rFonts w:ascii="Source Sans 3" w:hAnsi="Source Sans 3"/>
+                <w:sz w:val="23"/>
+                <w:szCs w:val="23"/>
+              </w:rPr>
+              <w:t>[2700] So,[2960] you've[3330] been[3520] a[3600] famous[4020] singer[4320] for[4490] over[4720] three[5060] decades[5690] now.[6320] What[6910] advice[7460] would[7640] you[7770] give[8000] to[8120] someone[8560] wanting[8920] to[9030] become[9430] famous?[9840]</w:t>
             </w:r>
           </w:p>
           <w:p>
@@ -14307,7 +14381,7 @@
                 <w:sz w:val="23"/>
                 <w:szCs w:val="23"/>
               </w:rPr>
-              <w:t xml:space="preserve">[10660] Well,[11170] my[11490] first[11910] piece[12210] of[12310] advice[12930] is[13510] -[13510] don't[14180] try[14920] and[15090] become[15440] famous.[16290] Instead[17250] focus[17860] on[18090] being[18450] good[18720] at[18880] something.[19770] Choose[20430] something[20880] you[21030] enjoy[21890] and[22260] then[22510] work[22840] hard[23270] at[23420] doing[23780] well[24070] in[24170] that[24370] area.[24700]</w:t>
+              <w:t>[10660] Well,[11170] my[11490] first[11910] piece[12210] of[12310] advice[12930] is[13510] -[13510] don't[14180] try[14920] and[15090] become[15440] famous.[16290] Instead[17250] focus[17860] on[18090] being[18450] good[18720] at[18880] something.[19770] Choose[20430] something[20880] you[21030] enjoy[21890] and[22260] then[22510] work[22840] hard[23270] at[23420] doing[23780] well[24070] in[24170] that[24370] area.[24700]</w:t>
             </w:r>
           </w:p>
           <w:p>
@@ -14333,25 +14407,24 @@
                 <w:sz w:val="23"/>
                 <w:szCs w:val="23"/>
               </w:rPr>
-              <w:t xml:space="preserve">[25800] What[25940] did[26100] you[26280] do[26560] to[26790] become[27190] such[27460] a[27540] successful[28170] singer?[28460]</w:t>
-            </w:r>
-          </w:p>
-          <w:p>
-            <w:pPr>
-              <w:tabs>
-                <w:tab w:val="left" w:pos="4413"/>
-              </w:tabs>
-              <w:rPr>
-                <w:rFonts w:ascii="Source Sans 3" w:hAnsi="Source Sans 3"/>
-                <w:sz w:val="23"/>
-                <w:szCs w:val="23"/>
-              </w:rPr>
-            </w:pPr>
-            <w:r>
-              <w:rPr>
-                <w:rStyle w:val="NotSpokenChar"/>
-              </w:rPr>
-              <w:lastRenderedPageBreak/>
+              <w:t>[25800] What[25940] did[26100] you[26280] do[26560] to[26790] become[27190] such[27460] a[27540] successful[28170] singer?[28460]</w:t>
+            </w:r>
+          </w:p>
+          <w:p>
+            <w:pPr>
+              <w:tabs>
+                <w:tab w:val="left" w:pos="4413"/>
+              </w:tabs>
+              <w:rPr>
+                <w:rFonts w:ascii="Source Sans 3" w:hAnsi="Source Sans 3"/>
+                <w:sz w:val="23"/>
+                <w:szCs w:val="23"/>
+              </w:rPr>
+            </w:pPr>
+            <w:r>
+              <w:rPr>
+                <w:rStyle w:val="NotSpokenChar"/>
+              </w:rPr>
               <w:t>Celebrity:</w:t>
             </w:r>
             <w:r>
@@ -14360,7 +14433,7 @@
                 <w:sz w:val="23"/>
                 <w:szCs w:val="23"/>
               </w:rPr>
-              <w:t xml:space="preserve">[29040] Well,[29530] a[29780] good[30030] way[30230] to[30340] be[30480] the[30650] best[31370] is[31710] to[31860] learn[32280] from[32450] the</w:t>
+              <w:t>[29040] Well,[29530] a[29780] good[30030] way[30230] to[30340] be[30480] the[30650] best[31370] is[31710] to[31860] learn[32280] from[32450] the</w:t>
             </w:r>
             <w:r>
               <w:rPr>
@@ -14376,7 +14449,7 @@
                 <w:sz w:val="23"/>
                 <w:szCs w:val="23"/>
               </w:rPr>
-              <w:t xml:space="preserve">experts.[33600] Find[34240] people[34540] you[34680] admire[35390] in[35550] your[35730] area[36060] of[36210] interest.[37240] Try[37830] to[37900] get[38060] as[38190] close[38560] to[38640] them[38800] as[38920] possible.[39840] Observe[40690] them[40910] carefully.[41910] If[42360] possible,[43190] talk[43690] to[43820] them.[44520] Ask[45420] lots[45840] of[45960] questions.[47030] Don't[47930] copy[48480] them,[48920] but[49400] try[49760] to[49890] learn[50270] from[50510] them.[51060] And[51610] don't[51850] be[51950] afraid[52380] to[52470] experiment,[53630] try[54120] something[54490] new.[54720]</w:t>
+              <w:t>experts.[33600] Find[34240] people[34540] you[34680] admire[35390] in[35550] your[35730] area[36060] of[36210] interest.[37240] Try[37830] to[37900] get[38060] as[38190] close[38560] to[38640] them[38800] as[38920] possible.[39840] Observe[40690] them[40910] carefully.[41910] If[42360] possible,[43190] talk[43690] to[43820] them.[44520] Ask[45420] lots[45840] of[45960] questions.[47030] Don't[47930] copy[48480] them,[48920] but[49400] try[49760] to[49890] learn[50270] from[50510] them.[51060] And[51610] don't[51850] be[51950] afraid[52380] to[52470] experiment,[53630] try[54120] something[54490] new.[54720]</w:t>
             </w:r>
           </w:p>
           <w:p>
@@ -14402,7 +14475,7 @@
                 <w:sz w:val="23"/>
                 <w:szCs w:val="23"/>
               </w:rPr>
-              <w:t xml:space="preserve">[55600] Being[55900] the[56030] best[56420] is[56650] one[56910] thing,[57230] but[57550] how[57870] did[58040] you[58170] get[58340] yourself[58780] known?[59180]</w:t>
+              <w:t>[55600] Being[55900] the[56030] best[56420] is[56650] one[56910] thing,[57230] but[57550] how[57870] did[58040] you[58170] get[58340] yourself[58780] known?[59180]</w:t>
             </w:r>
           </w:p>
           <w:p>
@@ -14428,7 +14501,7 @@
                 <w:sz w:val="23"/>
                 <w:szCs w:val="23"/>
               </w:rPr>
-              <w:t xml:space="preserve">[59900] Getting[60200] yourself[60680] known[61080] is[61350] indeed[61990] another[62520] skill[63010] you[63170] must</w:t>
+              <w:t>[59900] Getting[60200] yourself[60680] known[61080] is[61350] indeed[61990] another[62520] skill[63010] you[63170] must</w:t>
             </w:r>
             <w:r>
               <w:rPr>
@@ -14444,7 +14517,7 @@
                 <w:sz w:val="23"/>
                 <w:szCs w:val="23"/>
               </w:rPr>
-              <w:t xml:space="preserve">work[63690] on.[64370] One[64970] thing[65140] is[65260] for[65460] sure,[66050] nobody[66790] is[66980] going[67300] to[67420] come[67730] to[67910] you.[68490] You[69070] have[69390] to[69510] make[69840] opportunities[70790] for[70960] yourself.[72070] You[72820] have[73150] a[73220] product[73700] to[73840] sell[74330] and[74530] the[74640] product[75360] is[75600] you.[76310] It's[77000] much[77320] easier[77790] to[77910] do[78070] that[78330] these[78650] days,[79180] especially[79950] with[80150] the[80290] internet[80740] around.[81560] Many[82140] people[82480] use[82840] social[83210] media[83620] for[83790] this.[84080]</w:t>
+              <w:t>work[63690] on.[64370] One[64970] thing[65140] is[65260] for[65460] sure,[66050] nobody[66790] is[66980] going[67300] to[67420] come[67730] to[67910] you.[68490] You[69070] have[69390] to[69510] make[69840] opportunities[70790] for[70960] yourself.[72070] You[72820] have[73150] a[73220] product[73700] to[73840] sell[74330] and[74530] the[74640] product[75360] is[75600] you.[76310] It's[77000] much[77320] easier[77790] to[77910] do[78070] that[78330] these[78650] days,[79180] especially[79950] with[80150] the[80290] internet[80740] around.[81560] Many[82140] people[82480] use[82840] social[83210] media[83620] for[83790] this.[84080]</w:t>
             </w:r>
           </w:p>
           <w:p>
@@ -14470,7 +14543,7 @@
                 <w:sz w:val="23"/>
                 <w:szCs w:val="23"/>
               </w:rPr>
-              <w:t xml:space="preserve">[84780] Any[84970] other[85190] piece[85410] of[85500] advice?[85940]</w:t>
+              <w:t>[84780] Any[84970] other[85190] piece[85410] of[85500] advice?[85940]</w:t>
             </w:r>
           </w:p>
           <w:p>
@@ -14496,7 +14569,7 @@
                 <w:sz w:val="23"/>
                 <w:szCs w:val="23"/>
               </w:rPr>
-              <w:t xml:space="preserve">[86440] Yes,[86990] the[87320] last[87680] thing[87890] I[87980] would[88170] say[88440] is,[88930] if[89340] you[89460] want[89670] to[89750] be[89930] really[90450] successful[91190] in[91330] something,[91980] you[92310] will[92500] most[92780] likely[93190] experience[94010] a[94140] certain[94530] amount[94880] of[95050] failure.[96010] People[96710] who[96920] fail[97370] at[97520] some[97820] point[98210] often[98680] say[99010] that[99170] the[99290] experience[100250] has[100420] been[100580] a[100660] great[101080] lesson[101790] and[102160] helped[102530] them[102780] on[102930] the[103060] road[103340] to[103460] success.[104560] Try[105200] to[105330] learn[105750] from[105940] these[106210] moments[106930] instead[107310] of[107410] being[107780] frightened[108370] of[108500] them.[109030] In[109460] fact,[109960] some[110360] of[110430] the[110510] most[110740] successful[111490] people[111880] have[112140] often[112590] failed[113140] countless[113760] times[114360] before[114700] reaching[115120] their[115330] end[115560] goal.[116500] What[117290] makes[117570] them[117750] successful,[118710] is[119040] that[119190] they[119370] kept[119800] on[120090] trying[120760] regardless.[124760]</w:t>
+              <w:t>[86440] Yes,[86990] the[87320] last[87680] thing[87890] I[87980] would[88170] say[88440] is,[88930] if[89340] you[89460] want[89670] to[89750] be[89930] really[90450] successful[91190] in[91330] something,[91980] you[92310] will[92500] most[92780] likely[93190] experience[94010] a[94140] certain[94530] amount[94880] of[95050] failure.[96010] People[96710] who[96920] fail[97370] at[97520] some[97820] point[98210] often[98680] say[99010] that[99170] the[99290] experience[100250] has[100420] been[100580] a[100660] great[101080] lesson[101790] and[102160] helped[102530] them[102780] on[102930] the[103060] road[103340] to[103460] success.[104560] Try[105200] to[105330] learn[105750] from[105940] these[106210] moments[106930] instead[107310] of[107410] being[107780] frightened[108370] of[108500] them.[109030] In[109460] fact,[109960] some[110360] of[110430] the[110510] most[110740] successful[111490] people[111880] have[112140] often[112590] failed[113140] countless[113760] times[114360] before[114700] reaching[115120] their[115330] end[115560] goal.[116500] What[117290] makes[117570] them[117750] successful,[118710] is[119040] that[119190] they[119370] kept[119800] on[120090] trying[120760] regardless.[124760]</w:t>
             </w:r>
           </w:p>
         </w:tc>
@@ -14565,67 +14638,67 @@
                 <w:sz w:val="23"/>
                 <w:szCs w:val="23"/>
               </w:rPr>
-              <w:t xml:space="preserve">[2660]If[2780] you're[2970] going[3210] to[3330] take[3610] film-making[4270] seriously,[5160] you[5540] need[5770] to[5900] learn[6180] how[6360] to[6450] get[6640] the[6780] best[7140] from[7340] your[7510] camcorder.[8580] Many[9170] people[9630] use[9970] camcorders[10710] these[11080] days,[11450] to[11580] make[11870] short[12220] videos[12810] of[12920] their[13110] friends[13480] and[13610] family,[14340] and[14860] often[15300] people[15700] just[16110] use[16370] the[16500] automatic[17010] functions.[17950] These[18540] work[18780] well[19020] enough[19310] for[19490] those[19820] types[20140] of[20250] occasion,[21040] but[21460] if[21560] you[21690] want[21900] to[22000] take[22210] a[22280] more[22510] professional[23240] approach[23740] for[23910] the[24030] production[24580] of[24690] your[24860] short[25180] film,[25830] you[26230] should[26490] have[26720] some[26920] knowledge[27370] of[27490] the[27600] camcorder's[28370] manual[28930] functions[29520] too.[30350]</w:t>
-            </w:r>
-          </w:p>
-          <w:p>
-            <w:pPr>
-              <w:tabs>
-                <w:tab w:val="left" w:pos="4413"/>
-              </w:tabs>
-              <w:rPr>
-                <w:rFonts w:ascii="Source Sans 3" w:hAnsi="Source Sans 3"/>
-                <w:sz w:val="23"/>
-                <w:szCs w:val="23"/>
-              </w:rPr>
-            </w:pPr>
-            <w:r>
-              <w:rPr>
-                <w:rFonts w:ascii="Source Sans 3" w:hAnsi="Source Sans 3"/>
-                <w:sz w:val="23"/>
-                <w:szCs w:val="23"/>
-              </w:rPr>
-              <w:t xml:space="preserve">In[31020] this[31230] tutorial[32040] I[32290] will[32460] start[32760] by[32930] discussing[33560] three[34010] of[34180] the[34310] most[34660] basic[35100] functions:[35970] the[36330] focus,[36990] the[37330] iris[37950] and[38230] the[38340] zoom.[39150] The[39760] focus[40200] control[40760] is[41080] usually[41600] the[41780] manual[42350] focus[42830] ring[43160] at[43320] the[43450] front[43750] of[43860] the[43990] lens,[44570] well[45090] certainly[45590] with[45790] professional[46390] cameras.[47250] It's[47820] a[47900] particularly[48740] useful[49290] function[49810] if[50000] used[50290] correctly.[51220] The[51750] ring[52070] turns[52580] anti-clockwise[53800] for[54010] a[54100] more[54350] distant[54840] focus[55530] and[55900] clockwise[56680] for[56840] a[56920] closer[57390] focus.[58360]</w:t>
-            </w:r>
-          </w:p>
-          <w:p>
-            <w:pPr>
-              <w:tabs>
-                <w:tab w:val="left" w:pos="4413"/>
-              </w:tabs>
-              <w:rPr>
-                <w:rFonts w:ascii="Source Sans 3" w:hAnsi="Source Sans 3"/>
-                <w:sz w:val="23"/>
-                <w:szCs w:val="23"/>
-              </w:rPr>
-            </w:pPr>
-            <w:r>
-              <w:rPr>
-                <w:rFonts w:ascii="Source Sans 3" w:hAnsi="Source Sans 3"/>
-                <w:sz w:val="23"/>
-                <w:szCs w:val="23"/>
-              </w:rPr>
-              <w:t xml:space="preserve">Next,[59370] I[59540] will[59730] talk[60010] about[60280] the[60510] iris[60940] ring.[61580] This[62180] is[62340] also[62680] located[63290] on[63410] the[63530] lens.[64310] It[64800] manages[65390] how[65570] much[65890] light[66340] appears[66980] through[67280] the[67410] lens,[67980] through[68410] the[68550] adjustable[69250] opening[69770] called[70110] the[70280] aperture.[71340] As[71970] you[72120] let[72370] more[72670] light[73060] into[73390] the[73510] shot,[74120] it[74480] naturally[74960] becomes[75370] brighter.[76270]</w:t>
-            </w:r>
-          </w:p>
-          <w:p>
-            <w:pPr>
-              <w:tabs>
-                <w:tab w:val="left" w:pos="4413"/>
-              </w:tabs>
-              <w:rPr>
-                <w:rFonts w:ascii="Source Sans 3" w:hAnsi="Source Sans 3"/>
-                <w:sz w:val="23"/>
-                <w:szCs w:val="23"/>
-              </w:rPr>
-            </w:pPr>
-            <w:r>
-              <w:rPr>
-                <w:rFonts w:ascii="Source Sans 3" w:hAnsi="Source Sans 3"/>
-                <w:sz w:val="23"/>
-                <w:szCs w:val="23"/>
-              </w:rPr>
-              <w:t xml:space="preserve">Finally,[77330] I[77650] will[77980] talk[78220] about[78450] the[78570] zoom[78890] function.[79720] Many[80300] people[80710] use[81050] this[81250] function[81830] and[82170] it's[82420] often[82830] over-used![84000] Used[84610] in[84740] moderation,[85510] however,[86130] this[86510] very[86820] popular[87400] feature[87880] can[88110] be[88250] a[88390] really[88850] useful[89370] tool.[90030] It[90490] moves[90880] your[91070] perspective[91780] closer[92480] or[92710] further[93150] away[93590] from[93830] your[93990] chosen[94460] subject.[95360] I[95760] would[96000] advise,[96540] however,[97130] that[97480] whilst[97960] shooting[98390] a[98490] long[98870] zoom,[99510] you[99890] use[100100] a[100180] tripod.[104020]</w:t>
+              <w:t>[2660]If[2780] you're[2970] going[3210] to[3330] take[3610] film-making[4270] seriously,[5160] you[5540] need[5770] to[5900] learn[6180] how[6360] to[6450] get[6640] the[6780] best[7140] from[7340] your[7510] camcorder.[8580] Many[9170] people[9630] use[9970] camcorders[10710] these[11080] days,[11450] to[11580] make[11870] short[12220] videos[12810] of[12920] their[13110] friends[13480] and[13610] family,[14340] and[14860] often[15300] people[15700] just[16110] use[16370] the[16500] automatic[17010] functions.[17950] These[18540] work[18780] well[19020] enough[19310] for[19490] those[19820] types[20140] of[20250] occasion,[21040] but[21460] if[21560] you[21690] want[21900] to[22000] take[22210] a[22280] more[22510] professional[23240] approach[23740] for[23910] the[24030] production[24580] of[24690] your[24860] short[25180] film,[25830] you[26230] should[26490] have[26720] some[26920] knowledge[27370] of[27490] the[27600] camcorder's[28370] manual[28930] functions[29520] too.[30350]</w:t>
+            </w:r>
+          </w:p>
+          <w:p>
+            <w:pPr>
+              <w:tabs>
+                <w:tab w:val="left" w:pos="4413"/>
+              </w:tabs>
+              <w:rPr>
+                <w:rFonts w:ascii="Source Sans 3" w:hAnsi="Source Sans 3"/>
+                <w:sz w:val="23"/>
+                <w:szCs w:val="23"/>
+              </w:rPr>
+            </w:pPr>
+            <w:r>
+              <w:rPr>
+                <w:rFonts w:ascii="Source Sans 3" w:hAnsi="Source Sans 3"/>
+                <w:sz w:val="23"/>
+                <w:szCs w:val="23"/>
+              </w:rPr>
+              <w:t>In[31020] this[31230] tutorial[32040] I[32290] will[32460] start[32760] by[32930] discussing[33560] three[34010] of[34180] the[34310] most[34660] basic[35100] functions:[35970] the[36330] focus,[36990] the[37330] iris[37950] and[38230] the[38340] zoom.[39150] The[39760] focus[40200] control[40760] is[41080] usually[41600] the[41780] manual[42350] focus[42830] ring[43160] at[43320] the[43450] front[43750] of[43860] the[43990] lens,[44570] well[45090] certainly[45590] with[45790] professional[46390] cameras.[47250] It's[47820] a[47900] particularly[48740] useful[49290] function[49810] if[50000] used[50290] correctly.[51220] The[51750] ring[52070] turns[52580] anti-clockwise[53800] for[54010] a[54100] more[54350] distant[54840] focus[55530] and[55900] clockwise[56680] for[56840] a[56920] closer[57390] focus.[58360]</w:t>
+            </w:r>
+          </w:p>
+          <w:p>
+            <w:pPr>
+              <w:tabs>
+                <w:tab w:val="left" w:pos="4413"/>
+              </w:tabs>
+              <w:rPr>
+                <w:rFonts w:ascii="Source Sans 3" w:hAnsi="Source Sans 3"/>
+                <w:sz w:val="23"/>
+                <w:szCs w:val="23"/>
+              </w:rPr>
+            </w:pPr>
+            <w:r>
+              <w:rPr>
+                <w:rFonts w:ascii="Source Sans 3" w:hAnsi="Source Sans 3"/>
+                <w:sz w:val="23"/>
+                <w:szCs w:val="23"/>
+              </w:rPr>
+              <w:t>Next,[59370] I[59540] will[59730] talk[60010] about[60280] the[60510] iris[60940] ring.[61580] This[62180] is[62340] also[62680] located[63290] on[63410] the[63530] lens.[64310] It[64800] manages[65390] how[65570] much[65890] light[66340] appears[66980] through[67280] the[67410] lens,[67980] through[68410] the[68550] adjustable[69250] opening[69770] called[70110] the[70280] aperture.[71340] As[71970] you[72120] let[72370] more[72670] light[73060] into[73390] the[73510] shot,[74120] it[74480] naturally[74960] becomes[75370] brighter.[76270]</w:t>
+            </w:r>
+          </w:p>
+          <w:p>
+            <w:pPr>
+              <w:tabs>
+                <w:tab w:val="left" w:pos="4413"/>
+              </w:tabs>
+              <w:rPr>
+                <w:rFonts w:ascii="Source Sans 3" w:hAnsi="Source Sans 3"/>
+                <w:sz w:val="23"/>
+                <w:szCs w:val="23"/>
+              </w:rPr>
+            </w:pPr>
+            <w:r>
+              <w:rPr>
+                <w:rFonts w:ascii="Source Sans 3" w:hAnsi="Source Sans 3"/>
+                <w:sz w:val="23"/>
+                <w:szCs w:val="23"/>
+              </w:rPr>
+              <w:t>Finally,[77330] I[77650] will[77980] talk[78220] about[78450] the[78570] zoom[78890] function.[79720] Many[80300] people[80710] use[81050] this[81250] function[81830] and[82170] it's[82420] often[82830] over-used![84000] Used[84610] in[84740] moderation,[85510] however,[86130] this[86510] very[86820] popular[87400] feature[87880] can[88110] be[88250] a[88390] really[88850] useful[89370] tool.[90030] It[90490] moves[90880] your[91070] perspective[91780] closer[92480] or[92710] further[93150] away[93590] from[93830] your[93990] chosen[94460] subject.[95360] I[95760] would[96000] advise,[96540] however,[97130] that[97480] whilst[97960] shooting[98390] a[98490] long[98870] zoom,[99510] you[99890] use[100100] a[100180] tripod.[104020]</w:t>
             </w:r>
           </w:p>
         </w:tc>
@@ -14667,6 +14740,7 @@
                 <w:sz w:val="23"/>
                 <w:szCs w:val="23"/>
               </w:rPr>
+              <w:lastRenderedPageBreak/>
               <w:t>Mindset_L1_63.mp3</w:t>
             </w:r>
           </w:p>
@@ -14694,27 +14768,27 @@
                 <w:sz w:val="23"/>
                 <w:szCs w:val="23"/>
               </w:rPr>
-              <w:t xml:space="preserve">[2780]So[3040] welcome[3580] to[3740] Film-makers'[4480] Club.[5110] I[5490] hope[5670] you're[5850] excited[6390] at[6470] the[6600] thought[6900] of[7040] making[7380] a[7460] film[7970] and[8270] that[8410] you're[8630] bursting[9200] with[9350] great[9670] ideas.[10480] I've[10990] put[11230] you[11360] all[11510] into[11800] groups,[12380] so[12740] here's[13230] what[13440] you're[13590] going[13780] to[13870] do.[14330] Now[14910] you[15130] might[15570] think[15920] the[16100] first[16520] thing[16710] that[16860] you[16980] need[17220] to[17340] do[17610] is[17890] to[18020] come[18260] up[18410] with[18570] an[18740] idea[19100] for[19260] a[19350] story,[20060] but[20460] even[20700] before[21210] that[21570] you[21750] need[21990] to[22110] think[22380] about[22730] what[23030] type[23460] of[23600] film[23970] you[24120] want[24340] to[24460] make.[25100]</w:t>
-            </w:r>
-          </w:p>
-          <w:p>
-            <w:pPr>
-              <w:tabs>
-                <w:tab w:val="left" w:pos="4413"/>
-              </w:tabs>
-              <w:rPr>
-                <w:rFonts w:ascii="Source Sans 3" w:hAnsi="Source Sans 3"/>
-                <w:sz w:val="23"/>
-                <w:szCs w:val="23"/>
-              </w:rPr>
-            </w:pPr>
-            <w:r>
-              <w:rPr>
-                <w:rFonts w:ascii="Source Sans 3" w:hAnsi="Source Sans 3"/>
-                <w:sz w:val="23"/>
-                <w:szCs w:val="23"/>
-              </w:rPr>
-              <w:t xml:space="preserve">Remember[25890] that[26100] a[26180] film[26490] is[26640] really[26950] a[27070] story[27640] in[27890] pictures.[28610] There[28950] are[29060] lots[29320] of[29450] ways[29800] of[29930] telling[30220] a[30290] story.[30890] So[31290] choose[31740] a[31830] style[32250] of[32380] film[32730] that[32970] suits[33340] the[33480] talents[33970] of[34070] the[34200] group.[34900] If[35370] you[35510] have[35750] talented[36280] artists,[37100] but[37410] no[37600] good[37890] writers,[38500] or[38660] actors,[39380] you[39730] might[40060] want[40330] to[40470] make[40710] your[40870] film[41170] in[41270] the[41390] style[41770] of[41850] a[41930] cartoon[42720] or[43020] some</w:t>
+              <w:t>[2780]So[3040] welcome[3580] to[3740] Film-makers'[4480] Club.[5110] I[5490] hope[5670] you're[5850] excited[6390] at[6470] the[6600] thought[6900] of[7040] making[7380] a[7460] film[7970] and[8270] that[8410] you're[8630] bursting[9200] with[9350] great[9670] ideas.[10480] I've[10990] put[11230] you[11360] all[11510] into[11800] groups,[12380] so[12740] here's[13230] what[13440] you're[13590] going[13780] to[13870] do.[14330] Now[14910] you[15130] might[15570] think[15920] the[16100] first[16520] thing[16710] that[16860] you[16980] need[17220] to[17340] do[17610] is[17890] to[18020] come[18260] up[18410] with[18570] an[18740] idea[19100] for[19260] a[19350] story,[20060] but[20460] even[20700] before[21210] that[21570] you[21750] need[21990] to[22110] think[22380] about[22730] what[23030] type[23460] of[23600] film[23970] you[24120] want[24340] to[24460] make.[25100]</w:t>
+            </w:r>
+          </w:p>
+          <w:p>
+            <w:pPr>
+              <w:tabs>
+                <w:tab w:val="left" w:pos="4413"/>
+              </w:tabs>
+              <w:rPr>
+                <w:rFonts w:ascii="Source Sans 3" w:hAnsi="Source Sans 3"/>
+                <w:sz w:val="23"/>
+                <w:szCs w:val="23"/>
+              </w:rPr>
+            </w:pPr>
+            <w:r>
+              <w:rPr>
+                <w:rFonts w:ascii="Source Sans 3" w:hAnsi="Source Sans 3"/>
+                <w:sz w:val="23"/>
+                <w:szCs w:val="23"/>
+              </w:rPr>
+              <w:t>Remember[25890] that[26100] a[26180] film[26490] is[26640] really[26950] a[27070] story[27640] in[27890] pictures.[28610] There[28950] are[29060] lots[29320] of[29450] ways[29800] of[29930] telling[30220] a[30290] story.[30890] So[31290] choose[31740] a[31830] style[32250] of[32380] film[32730] that[32970] suits[33340] the[33480] talents[33970] of[34070] the[34200] group.[34900] If[35370] you[35510] have[35750] talented[36280] artists,[37100] but[37410] no[37600] good[37890] writers,[38500] or[38660] actors,[39380] you[39730] might[40060] want[40330] to[40470] make[40710] your[40870] film[41170] in[41270] the[41390] style[41770] of[41850] a[41930] cartoon[42720] or[43020] some</w:t>
             </w:r>
             <w:r>
               <w:rPr>
@@ -14730,27 +14804,27 @@
                 <w:sz w:val="23"/>
                 <w:szCs w:val="23"/>
               </w:rPr>
-              <w:t xml:space="preserve">other[43500] kind[43780] of[43890] animation.[44930] Last[45710] year[45960] a[46070] group[46400] made[46710] an[46850] excellent[47390] film[47740] using[48090] Lego[48430] bricks.[49260]</w:t>
-            </w:r>
-          </w:p>
-          <w:p>
-            <w:pPr>
-              <w:tabs>
-                <w:tab w:val="left" w:pos="4413"/>
-              </w:tabs>
-              <w:rPr>
-                <w:rFonts w:ascii="Source Sans 3" w:hAnsi="Source Sans 3"/>
-                <w:sz w:val="23"/>
-                <w:szCs w:val="23"/>
-              </w:rPr>
-            </w:pPr>
-            <w:r>
-              <w:rPr>
-                <w:rFonts w:ascii="Source Sans 3" w:hAnsi="Source Sans 3"/>
-                <w:sz w:val="23"/>
-                <w:szCs w:val="23"/>
-              </w:rPr>
-              <w:t xml:space="preserve">So[49840] having[50200] decided[50750] that,[51310] you[51710] can[51930] start[52320] to[52420] think[52680] of[52780] your[53050] idea[53410] for[53550] the[53680] story.[54480] Think[55100] about[55360] the[55500] movies[56080] you[56270] like[56590] to[56710] watch.[57350] What[57790] is[57940] it[58060] that[58230] makes[58520] them[58660] interesting?[59450] Is[59820] it[59900] the[60000] characters,[60730] the[60980] plot?[61670] As[62190] regards[62730] plot,[63400] my[63840] advice[64410] is[64900] -[64900] don't[65420] be[65660] too[65960] ambitious,[66700] don't[67190] make[67440] it[67570] complicated.[68470] Keep[68940] it[69180] simple</w:t>
+              <w:t>other[43500] kind[43780] of[43890] animation.[44930] Last[45710] year[45960] a[46070] group[46400] made[46710] an[46850] excellent[47390] film[47740] using[48090] Lego[48430] bricks.[49260]</w:t>
+            </w:r>
+          </w:p>
+          <w:p>
+            <w:pPr>
+              <w:tabs>
+                <w:tab w:val="left" w:pos="4413"/>
+              </w:tabs>
+              <w:rPr>
+                <w:rFonts w:ascii="Source Sans 3" w:hAnsi="Source Sans 3"/>
+                <w:sz w:val="23"/>
+                <w:szCs w:val="23"/>
+              </w:rPr>
+            </w:pPr>
+            <w:r>
+              <w:rPr>
+                <w:rFonts w:ascii="Source Sans 3" w:hAnsi="Source Sans 3"/>
+                <w:sz w:val="23"/>
+                <w:szCs w:val="23"/>
+              </w:rPr>
+              <w:t>So[49840] having[50200] decided[50750] that,[51310] you[51710] can[51930] start[52320] to[52420] think[52680] of[52780] your[53050] idea[53410] for[53550] the[53680] story.[54480] Think[55100] about[55360] the[55500] movies[56080] you[56270] like[56590] to[56710] watch.[57350] What[57790] is[57940] it[58060] that[58230] makes[58520] them[58660] interesting?[59450] Is[59820] it[59900] the[60000] characters,[60730] the[60980] plot?[61670] As[62190] regards[62730] plot,[63400] my[63840] advice[64410] is[64900] -[64900] don't[65420] be[65660] too[65960] ambitious,[66700] don't[67190] make[67440] it[67570] complicated.[68470] Keep[68940] it[69180] simple</w:t>
             </w:r>
             <w:r>
               <w:rPr>
@@ -14782,27 +14856,27 @@
                 <w:sz w:val="23"/>
                 <w:szCs w:val="23"/>
               </w:rPr>
-              <w:t xml:space="preserve">the[70320] simplest[71000] ideas[71570] are[71780] often[72120] the[72280] ones[72550] that[72740] work[73010] the[73160] best.[74010] Initially[75100] you[75380] just[75670] need[75880] to[76000] find[76430] the[76620] basic[77120] concept.[78120] You[78560] can[78780] fill[78990] in[79090] the[79200] details[79730] later.[80540] It's[81150] a[81210] good[81460] idea[81840] to[81980] keep[82260] a[82400] notebook[82960] in[83080] your[83250] pocket[83840] and[84160] carry[84540] it[84690] everywhere.[85440] You[85840] never[86140] know[86390] when[86620] a[86730] great[87180] idea[87620] will[87870] suddenly[88280] come[88520] to[88630] you![88980] And[89360] the[89510] more[89940] ideas,[90500] the[90640] better,[91140] in[91360] my[91520] opinion.[92280]</w:t>
-            </w:r>
-          </w:p>
-          <w:p>
-            <w:pPr>
-              <w:tabs>
-                <w:tab w:val="left" w:pos="4413"/>
-              </w:tabs>
-              <w:rPr>
-                <w:rFonts w:ascii="Source Sans 3" w:hAnsi="Source Sans 3"/>
-                <w:sz w:val="23"/>
-                <w:szCs w:val="23"/>
-              </w:rPr>
-            </w:pPr>
-            <w:r>
-              <w:rPr>
-                <w:rFonts w:ascii="Source Sans 3" w:hAnsi="Source Sans 3"/>
-                <w:sz w:val="23"/>
-                <w:szCs w:val="23"/>
-              </w:rPr>
-              <w:t xml:space="preserve">The[92780] next[93120] stage[93560] is[93730] to[93860] write[94200] the[94350] screenplay</w:t>
+              <w:t>the[70320] simplest[71000] ideas[71570] are[71780] often[72120] the[72280] ones[72550] that[72740] work[73010] the[73160] best.[74010] Initially[75100] you[75380] just[75670] need[75880] to[76000] find[76430] the[76620] basic[77120] concept.[78120] You[78560] can[78780] fill[78990] in[79090] the[79200] details[79730] later.[80540] It's[81150] a[81210] good[81460] idea[81840] to[81980] keep[82260] a[82400] notebook[82960] in[83080] your[83250] pocket[83840] and[84160] carry[84540] it[84690] everywhere.[85440] You[85840] never[86140] know[86390] when[86620] a[86730] great[87180] idea[87620] will[87870] suddenly[88280] come[88520] to[88630] you![88980] And[89360] the[89510] more[89940] ideas,[90500] the[90640] better,[91140] in[91360] my[91520] opinion.[92280]</w:t>
+            </w:r>
+          </w:p>
+          <w:p>
+            <w:pPr>
+              <w:tabs>
+                <w:tab w:val="left" w:pos="4413"/>
+              </w:tabs>
+              <w:rPr>
+                <w:rFonts w:ascii="Source Sans 3" w:hAnsi="Source Sans 3"/>
+                <w:sz w:val="23"/>
+                <w:szCs w:val="23"/>
+              </w:rPr>
+            </w:pPr>
+            <w:r>
+              <w:rPr>
+                <w:rFonts w:ascii="Source Sans 3" w:hAnsi="Source Sans 3"/>
+                <w:sz w:val="23"/>
+                <w:szCs w:val="23"/>
+              </w:rPr>
+              <w:t>The[92780] next[93120] stage[93560] is[93730] to[93860] write[94200] the[94350] screenplay</w:t>
             </w:r>
             <w:r>
               <w:rPr>
@@ -14834,67 +14908,67 @@
                 <w:sz w:val="23"/>
                 <w:szCs w:val="23"/>
               </w:rPr>
-              <w:t xml:space="preserve">for[95720] this[96000] you[96180] need[96420] to[96520] divide[96970] the[97100] story[97530] up[97840] into[98130] a[98250] series[98680] of[98810] scenes.[99580] For[100030] each[100260] scene,[100710] the[100930] screenplay[101590] should[101820] begin[102270] with[102450] a[102540] short[102870] description[103490] of[103660] where[103980] it[104090] takes[104380] place[104870] and[105140] the[105270] time[105570] of[105680] day,[106160] that[106520] is[106760] day[107070] or[107240] night.[107980] Then[108600] the[108760] rest[109170] consists[109690] of[109780] the[109920] script[110510] -[110510] the[110780] lines[111170] the[111310] actors[111660] will[111840] speak,[112420] and[112760] it[112860] should[113100] also[113500] describe[114140] the[114270] camera[114730] movements,[115430] and[115740] give[115980] directions[116680] to[116780] the[116940] actors[117500] about[117930] how[118170] they[118340] should[118570] move.[119390]</w:t>
-            </w:r>
-          </w:p>
-          <w:p>
-            <w:pPr>
-              <w:tabs>
-                <w:tab w:val="left" w:pos="4413"/>
-              </w:tabs>
-              <w:rPr>
-                <w:rFonts w:ascii="Source Sans 3" w:hAnsi="Source Sans 3"/>
-                <w:sz w:val="23"/>
-                <w:szCs w:val="23"/>
-              </w:rPr>
-            </w:pPr>
-            <w:r>
-              <w:rPr>
-                <w:rFonts w:ascii="Source Sans 3" w:hAnsi="Source Sans 3"/>
-                <w:sz w:val="23"/>
-                <w:szCs w:val="23"/>
-              </w:rPr>
-              <w:t xml:space="preserve">Before[120240] you[120360] can[120530] start[120920] filming,[121500] you[121810] need[122060] to[122160] prepare[122600] a[122710] storyboard[123520] of[123620] your[123800] film[124270] to[124540] help[124800] everyone[125240] involved[125870] to[126050] imagine[126540] the[126680] scenes[127100] clearly[127720] and[128000] to[128100] understand[128910] what[129200] you[129380] are[129520] trying[129800] to[129890] achieve.[130760] This[131310] is[131500] similar[131940] to[132050] a[132160] comic-book[132910] version[133320] of[133410] your[133590] film,[134090] but[134440] without[134800] speech[135150] balloons.[136030]</w:t>
-            </w:r>
-          </w:p>
-          <w:p>
-            <w:pPr>
-              <w:tabs>
-                <w:tab w:val="left" w:pos="4413"/>
-              </w:tabs>
-              <w:rPr>
-                <w:rFonts w:ascii="Source Sans 3" w:hAnsi="Source Sans 3"/>
-                <w:sz w:val="23"/>
-                <w:szCs w:val="23"/>
-              </w:rPr>
-            </w:pPr>
-            <w:r>
-              <w:rPr>
-                <w:rFonts w:ascii="Source Sans 3" w:hAnsi="Source Sans 3"/>
-                <w:sz w:val="23"/>
-                <w:szCs w:val="23"/>
-              </w:rPr>
-              <w:t xml:space="preserve">And[136570] at[136710] this[136950] point[137460] you[137770] need[138030] to[138150] appoint[138550] a[138620] director.[139470] This[140070] is[140220] a[140330] major[140790] role[141150] and[141300] it's[141480] vital[141950] that[142160] he[142430] or[142700] she[143010] is[143240] a[143350] good[143650] communicator,[144710] as[145120] they[145410] are[145570] the[145710] key[146070] link[146440] between[146820] the[146970] actors[147540] and[147700] the[147830] rest[148130] of[148220] the[148350] team.[149100] This[149730] person[150120] will[150270] have[150450] responsibility[151380] for[151530] the[151650] creative[152320] side[152650] of[152730] the[152820] project.[153730] He[154280] or[154460] she[154690] will[154930] have[155130] the[155280] final[155760] say[156260] in[156510] the[156650] choice[157080] of[157200] the[157360] main[157720] actors[158360] and[158750] in[158900] directing[159430] the[159590] action[160010] of[160120] the[160240] film.[161130]</w:t>
-            </w:r>
-          </w:p>
-          <w:p>
-            <w:pPr>
-              <w:tabs>
-                <w:tab w:val="left" w:pos="4413"/>
-              </w:tabs>
-              <w:rPr>
-                <w:rFonts w:ascii="Source Sans 3" w:hAnsi="Source Sans 3"/>
-                <w:sz w:val="23"/>
-                <w:szCs w:val="23"/>
-              </w:rPr>
-            </w:pPr>
-            <w:r>
-              <w:rPr>
-                <w:rFonts w:ascii="Source Sans 3" w:hAnsi="Source Sans 3"/>
-                <w:sz w:val="23"/>
-                <w:szCs w:val="23"/>
-              </w:rPr>
-              <w:t xml:space="preserve">That[161990] brings[162330] me[162490] to[162640] the[162780] next[163210] stage</w:t>
+              <w:t>for[95720] this[96000] you[96180] need[96420] to[96520] divide[96970] the[97100] story[97530] up[97840] into[98130] a[98250] series[98680] of[98810] scenes.[99580] For[100030] each[100260] scene,[100710] the[100930] screenplay[101590] should[101820] begin[102270] with[102450] a[102540] short[102870] description[103490] of[103660] where[103980] it[104090] takes[104380] place[104870] and[105140] the[105270] time[105570] of[105680] day,[106160] that[106520] is[106760] day[107070] or[107240] night.[107980] Then[108600] the[108760] rest[109170] consists[109690] of[109780] the[109920] script[110510] -[110510] the[110780] lines[111170] the[111310] actors[111660] will[111840] speak,[112420] and[112760] it[112860] should[113100] also[113500] describe[114140] the[114270] camera[114730] movements,[115430] and[115740] give[115980] directions[116680] to[116780] the[116940] actors[117500] about[117930] how[118170] they[118340] should[118570] move.[119390]</w:t>
+            </w:r>
+          </w:p>
+          <w:p>
+            <w:pPr>
+              <w:tabs>
+                <w:tab w:val="left" w:pos="4413"/>
+              </w:tabs>
+              <w:rPr>
+                <w:rFonts w:ascii="Source Sans 3" w:hAnsi="Source Sans 3"/>
+                <w:sz w:val="23"/>
+                <w:szCs w:val="23"/>
+              </w:rPr>
+            </w:pPr>
+            <w:r>
+              <w:rPr>
+                <w:rFonts w:ascii="Source Sans 3" w:hAnsi="Source Sans 3"/>
+                <w:sz w:val="23"/>
+                <w:szCs w:val="23"/>
+              </w:rPr>
+              <w:t>Before[120240] you[120360] can[120530] start[120920] filming,[121500] you[121810] need[122060] to[122160] prepare[122600] a[122710] storyboard[123520] of[123620] your[123800] film[124270] to[124540] help[124800] everyone[125240] involved[125870] to[126050] imagine[126540] the[126680] scenes[127100] clearly[127720] and[128000] to[128100] understand[128910] what[129200] you[129380] are[129520] trying[129800] to[129890] achieve.[130760] This[131310] is[131500] similar[131940] to[132050] a[132160] comic-book[132910] version[133320] of[133410] your[133590] film,[134090] but[134440] without[134800] speech[135150] balloons.[136030]</w:t>
+            </w:r>
+          </w:p>
+          <w:p>
+            <w:pPr>
+              <w:tabs>
+                <w:tab w:val="left" w:pos="4413"/>
+              </w:tabs>
+              <w:rPr>
+                <w:rFonts w:ascii="Source Sans 3" w:hAnsi="Source Sans 3"/>
+                <w:sz w:val="23"/>
+                <w:szCs w:val="23"/>
+              </w:rPr>
+            </w:pPr>
+            <w:r>
+              <w:rPr>
+                <w:rFonts w:ascii="Source Sans 3" w:hAnsi="Source Sans 3"/>
+                <w:sz w:val="23"/>
+                <w:szCs w:val="23"/>
+              </w:rPr>
+              <w:t>And[136570] at[136710] this[136950] point[137460] you[137770] need[138030] to[138150] appoint[138550] a[138620] director.[139470] This[140070] is[140220] a[140330] major[140790] role[141150] and[141300] it's[141480] vital[141950] that[142160] he[142430] or[142700] she[143010] is[143240] a[143350] good[143650] communicator,[144710] as[145120] they[145410] are[145570] the[145710] key[146070] link[146440] between[146820] the[146970] actors[147540] and[147700] the[147830] rest[148130] of[148220] the[148350] team.[149100] This[149730] person[150120] will[150270] have[150450] responsibility[151380] for[151530] the[151650] creative[152320] side[152650] of[152730] the[152820] project.[153730] He[154280] or[154460] she[154690] will[154930] have[155130] the[155280] final[155760] say[156260] in[156510] the[156650] choice[157080] of[157200] the[157360] main[157720] actors[158360] and[158750] in[158900] directing[159430] the[159590] action[160010] of[160120] the[160240] film.[161130]</w:t>
+            </w:r>
+          </w:p>
+          <w:p>
+            <w:pPr>
+              <w:tabs>
+                <w:tab w:val="left" w:pos="4413"/>
+              </w:tabs>
+              <w:rPr>
+                <w:rFonts w:ascii="Source Sans 3" w:hAnsi="Source Sans 3"/>
+                <w:sz w:val="23"/>
+                <w:szCs w:val="23"/>
+              </w:rPr>
+            </w:pPr>
+            <w:r>
+              <w:rPr>
+                <w:rFonts w:ascii="Source Sans 3" w:hAnsi="Source Sans 3"/>
+                <w:sz w:val="23"/>
+                <w:szCs w:val="23"/>
+              </w:rPr>
+              <w:t>That[161990] brings[162330] me[162490] to[162640] the[162780] next[163210] stage</w:t>
             </w:r>
             <w:r>
               <w:rPr>
@@ -14926,7 +15000,7 @@
                 <w:sz w:val="23"/>
                 <w:szCs w:val="23"/>
               </w:rPr>
-              <w:t xml:space="preserve">casting[164900] your[165150] film</w:t>
+              <w:t>casting[164900] your[165150] film</w:t>
             </w:r>
             <w:r>
               <w:rPr>
@@ -14958,7 +15032,7 @@
                 <w:sz w:val="23"/>
                 <w:szCs w:val="23"/>
               </w:rPr>
-              <w:t xml:space="preserve">finding[166330] the[166460] actors.[167240] Don't[167870] just[168150] rely[168550] on[168670] your[168830] friends.[169560] Be[169910] creative![170910] Perhaps[171590] you[171720] could[171910] advertise[172540] on[172750] social[173190] media.[173840] Or[174250] if[174380] your[174560] film[174900] needs[175300] a[175410] doctor,[176110] perhaps[176710] you[176830] could[177030] ask[177370] one[177590] from[177730] the[177850] local</w:t>
+              <w:t>finding[166330] the[166460] actors.[167240] Don't[167870] just[168150] rely[168550] on[168670] your[168830] friends.[169560] Be[169910] creative![170910] Perhaps[171590] you[171720] could[171910] advertise[172540] on[172750] social[173190] media.[173840] Or[174250] if[174380] your[174560] film[174900] needs[175300] a[175410] doctor,[176110] perhaps[176710] you[176830] could[177030] ask[177370] one[177590] from[177730] the[177850] local</w:t>
             </w:r>
             <w:r>
               <w:rPr>
@@ -14974,27 +15048,27 @@
                 <w:sz w:val="23"/>
                 <w:szCs w:val="23"/>
               </w:rPr>
-              <w:t xml:space="preserve">hospital[178910] if[179190] they[179360] could[179570] spare[179940] a[180010] couple[180310] of[180410] hours[180750] for[180940] you?[181290]</w:t>
-            </w:r>
-          </w:p>
-          <w:p>
-            <w:pPr>
-              <w:tabs>
-                <w:tab w:val="left" w:pos="4413"/>
-              </w:tabs>
-              <w:rPr>
-                <w:rFonts w:ascii="Source Sans 3" w:hAnsi="Source Sans 3"/>
-                <w:sz w:val="23"/>
-                <w:szCs w:val="23"/>
-              </w:rPr>
-            </w:pPr>
-            <w:r>
-              <w:rPr>
-                <w:rFonts w:ascii="Source Sans 3" w:hAnsi="Source Sans 3"/>
-                <w:sz w:val="23"/>
-                <w:szCs w:val="23"/>
-              </w:rPr>
-              <w:t xml:space="preserve">And[181670] then[181980] before[182440] filming[182940] finally[183460] starts,[184110] you[184380] will[184570] need[184790] to[184910] assign[185430] other[185750] jobs,[186240] such[186570] as[186730] director[187200] of[187300] photography[188100] -[188100] in[188470] your[188660] case[189110] this[189460] will[189630] be[189770] the[189930] person[190310] who[190490] operates[191030] the[191140] camera;[191910] someone[192670] in[192770] charge[193100] of[193230] sound[193600] and[193750] music,[194360] and[194690] someone[195070] in[195190] charge[195520] of[195640] costumes[196330] and[196490] props[197180] (including[197950] furniture[198670] and[198940] any[199200] other[199490] objects[200040] needed)[200660] and[201070] also[201600] someone[202150] to[202270] look[202520] after[202890] hair[203310] and[203530] make-up.[204310] But[204770] we'll[204970] look[205160] at[205280] these[205570] roles[206050] in[206310] more[206540] detail[207100] in[207300] our[207460] next[207820] session.[211320]</w:t>
+              <w:t>hospital[178910] if[179190] they[179360] could[179570] spare[179940] a[180010] couple[180310] of[180410] hours[180750] for[180940] you?[181290]</w:t>
+            </w:r>
+          </w:p>
+          <w:p>
+            <w:pPr>
+              <w:tabs>
+                <w:tab w:val="left" w:pos="4413"/>
+              </w:tabs>
+              <w:rPr>
+                <w:rFonts w:ascii="Source Sans 3" w:hAnsi="Source Sans 3"/>
+                <w:sz w:val="23"/>
+                <w:szCs w:val="23"/>
+              </w:rPr>
+            </w:pPr>
+            <w:r>
+              <w:rPr>
+                <w:rFonts w:ascii="Source Sans 3" w:hAnsi="Source Sans 3"/>
+                <w:sz w:val="23"/>
+                <w:szCs w:val="23"/>
+              </w:rPr>
+              <w:t>And[181670] then[181980] before[182440] filming[182940] finally[183460] starts,[184110] you[184380] will[184570] need[184790] to[184910] assign[185430] other[185750] jobs,[186240] such[186570] as[186730] director[187200] of[187300] photography[188100] -[188100] in[188470] your[188660] case[189110] this[189460] will[189630] be[189770] the[189930] person[190310] who[190490] operates[191030] the[191140] camera;[191910] someone[192670] in[192770] charge[193100] of[193230] sound[193600] and[193750] music,[194360] and[194690] someone[195070] in[195190] charge[195520] of[195640] costumes[196330] and[196490] props[197180] (including[197950] furniture[198670] and[198940] any[199200] other[199490] objects[200040] needed)[200660] and[201070] also[201600] someone[202150] to[202270] look[202520] after[202890] hair[203310] and[203530] make-up.[204310] But[204770] we'll[204970] look[205160] at[205280] these[205570] roles[206050] in[206310] more[206540] detail[207100] in[207300] our[207460] next[207820] session.[211320]</w:t>
             </w:r>
           </w:p>
         </w:tc>
@@ -15063,47 +15137,56 @@
                 <w:sz w:val="23"/>
                 <w:szCs w:val="23"/>
               </w:rPr>
-              <w:t xml:space="preserve">[2820]Well,[3490] for[4120] this[4490] task[5170] I'd[5470] like[5810] to[5970] talk[6280] about[6910] Bill[7320] Gates.[8660] He's[9820] the[10070] brilliant[10680] computer[11270] programmer[12020] who[12300] created[13130] Microsoft[14190] and[14640] the[14850] Windows[15550] operating[16280] system.[17430] I[18210] first[18810] saw[19220] Bill[19550] Gates[20250] on[20650] television[21430] in[21680] 2001.[23330] He[23970] was[24340] talking[24780] about[25180] Windows[25810] XP,[26920] which[28030] came[28450] out[28680] that[28960] year.[29820] I[30420] remember[30890] thinking[31420] that[31890] he[32220] is[32470] the[32640] richest[33210] man[33570] in[33700] the[33810] world,[34590] but[35210] if[35390] you[35560] look[35850] at[36040] him,[36630] you'd[37310] never[37710] know[38010] that.[38770] He[39370] just[39850] looks[40280] like[40860] a[41080] typical[41700] computer[42360] programmer.[43770]</w:t>
-            </w:r>
-          </w:p>
-          <w:p>
-            <w:pPr>
-              <w:tabs>
-                <w:tab w:val="left" w:pos="4413"/>
-              </w:tabs>
-              <w:rPr>
-                <w:rFonts w:ascii="Source Sans 3" w:hAnsi="Source Sans 3"/>
-                <w:sz w:val="23"/>
-                <w:szCs w:val="23"/>
-              </w:rPr>
-            </w:pPr>
-            <w:r>
-              <w:rPr>
-                <w:rFonts w:ascii="Source Sans 3" w:hAnsi="Source Sans 3"/>
-                <w:sz w:val="23"/>
-                <w:szCs w:val="23"/>
-              </w:rPr>
-              <w:t xml:space="preserve">I[44610] like[45010] Bill[45270] Gates[45760] because[46320] he's[46720] responsible[47580] for[47800] bringing[48190] computers[49020] to[49260] millions[49960] of[50180] family[50760] homes[51190] around[51570] the[51690] world[52310] with[52840] his[53260] Windows[54030] operating[54740] system.[55860] This[56760] made[57540] computers[58710] easier[59170] to[59380] use[59810] for[60020] everyone[61040] and[61840] also[62220] at[62420] a[62490] price[63120] that[63540] many[64000] families[64560] could[64900] afford.[66040]</w:t>
-            </w:r>
-          </w:p>
-          <w:p>
-            <w:pPr>
-              <w:tabs>
-                <w:tab w:val="left" w:pos="4413"/>
-              </w:tabs>
-              <w:rPr>
-                <w:rFonts w:ascii="Source Sans 3" w:hAnsi="Source Sans 3"/>
-                <w:sz w:val="23"/>
-                <w:szCs w:val="23"/>
-              </w:rPr>
-            </w:pPr>
-            <w:r>
-              <w:rPr>
-                <w:rFonts w:ascii="Source Sans 3" w:hAnsi="Source Sans 3"/>
-                <w:sz w:val="23"/>
-                <w:szCs w:val="23"/>
-              </w:rPr>
-              <w:t xml:space="preserve">I[66730] also[67080] like[67420] him[67570] because[68280] he[68630] was[68860] the[69020] world's[69500] youngest[70190] self-made[71030] billionaire[71880] at[72100] the[72230] time.[73050] If[73640] he[73830] could[74100] do[74270] it,[74790] I[75210] like[75500] to[75620] think[76180] I[76430] could[76680] do[76840] it[77030] too.[78010] Finally,[79570] I[79950] admire[80430] him[80650] because[81160] he's[81480] very[81840] generous[83100] and[84030] uses[84520] his[84780] money[85150] to[85460] help[85870] people.[86890] He[87590] has[87890] given[88250] away[88870] a[89230] huge[89690] amount[90070] of[90210] his[90420] money[90780] to[91010] charity,[91900] and[92800] I[92980] believe[93380] he[93480] plans[93920] to[94030] give[94310] most[94690] of[94830] it[94970] away[95390] in[95580] the[95740] end.[96480] I[96960] think[97340] this[97650] is[97880] an[98090] excellent[98830] idea[99510] and[100320] I[100570] hope[100840] this[101100] can[101350] show[101780] other[102180] rich[102680] and[103140] powerful[103760] people[104500] that[105070] they[105350] should[105710] also[106260] help[106660] others.[110280]</w:t>
+              <w:t>[2820]Well,[3490] for[4120] this[4490] task[5170] I'd[5470] like[5810] to[5970] talk[6280] about[6910] Bill[7320] Gates.[8660] He's[9820] the[10070] brilliant[10680] computer[11270] programmer[12020] who[12300] created[13130] Microsoft[14190] and[14640] the[14850] Windows[15550] operating[16280] system.[17430] I[18210] first[18810] saw[19220] Bill[19550] Gates[20250] on[20650] television[21430] in[21680] 2001.[23330] He[23970] was[24340] talking[24780] about[25180] Windows[25810] XP,[26920] which[28030] came[28450] out[28680] that[28960] year.[29820] I[30420] remember[30890] thinking[31420] that[31890] he[32220] is[32470] the[32640] richest[33210] man[33570] in[33700] the[33810] world,[34590] but[35210] if[35390] you[35560] look[35850] at[36040] him,[36630] you'd[37310] never[37710] know[38010] that.[38770] He[39370] just[39850] looks[40280] like[40860] a[41080] typical[41700] computer[42360] programmer.[43770]</w:t>
+            </w:r>
+          </w:p>
+          <w:p>
+            <w:pPr>
+              <w:tabs>
+                <w:tab w:val="left" w:pos="4413"/>
+              </w:tabs>
+              <w:rPr>
+                <w:rFonts w:ascii="Source Sans 3" w:hAnsi="Source Sans 3"/>
+                <w:sz w:val="23"/>
+                <w:szCs w:val="23"/>
+              </w:rPr>
+            </w:pPr>
+            <w:r>
+              <w:rPr>
+                <w:rFonts w:ascii="Source Sans 3" w:hAnsi="Source Sans 3"/>
+                <w:sz w:val="23"/>
+                <w:szCs w:val="23"/>
+              </w:rPr>
+              <w:t>I[44610] like[45010] Bill[45270] Gates[45760] because[46320] he's[46720] responsible[47580] for[47800] bringing[48190] computers[49020] to[49260] millions[49960] of[50180] family[50760] homes[51190] around[51570] the[51690] world[52310] with[52840] his[53260] Windows[54030] operating[54740] system.[55860] This[56760] made[57540] computers[58710] easier[59170] to[59380] use[59810] for[60020] everyone[61040] and[61840] also[62220] at[62420] a[62490] price[63120] that[63540] many[64000] families[64560] could[64900] afford.[66040]</w:t>
+            </w:r>
+          </w:p>
+          <w:p>
+            <w:pPr>
+              <w:tabs>
+                <w:tab w:val="left" w:pos="4413"/>
+              </w:tabs>
+              <w:rPr>
+                <w:rFonts w:ascii="Source Sans 3" w:hAnsi="Source Sans 3"/>
+                <w:sz w:val="23"/>
+                <w:szCs w:val="23"/>
+              </w:rPr>
+            </w:pPr>
+            <w:r>
+              <w:rPr>
+                <w:rFonts w:ascii="Source Sans 3" w:hAnsi="Source Sans 3"/>
+                <w:sz w:val="23"/>
+                <w:szCs w:val="23"/>
+              </w:rPr>
+              <w:t xml:space="preserve">I[66730] also[67080] like[67420] him[67570] because[68280] he[68630] was[68860] the[69020] world's[69500] youngest[70190] self-made[71030] billionaire[71880] at[72100] the[72230] time.[73050] If[73640] he[73830] could[74100] do[74270] it,[74790] I[75210] like[75500] to[75620] think[76180] I[76430] could[76680] do[76840] it[77030] too.[78010] Finally,[79570] I[79950] admire[80430] him[80650] because[81160] he's[81480] very[81840] generous[83100] and[84030] uses[84520] his[84780] money[85150] to[85460] help[85870] people.[86890] He[87590] has[87890] given[88250] away[88870] a[89230] huge[89690] amount[90070] of[90210] his[90420] money[90780] to[91010] charity,[91900] and[92800] I[92980] </w:t>
+            </w:r>
+            <w:r>
+              <w:rPr>
+                <w:rFonts w:ascii="Source Sans 3" w:hAnsi="Source Sans 3"/>
+                <w:sz w:val="23"/>
+                <w:szCs w:val="23"/>
+              </w:rPr>
+              <w:lastRenderedPageBreak/>
+              <w:t>believe[93380] he[93480] plans[93920] to[94030] give[94310] most[94690] of[94830] it[94970] away[95390] in[95580] the[95740] end.[96480] I[96960] think[97340] this[97650] is[97880] an[98090] excellent[98830] idea[99510] and[100320] I[100570] hope[100840] this[101100] can[101350] show[101780] other[102180] rich[102680] and[103140] powerful[103760] people[104500] that[105070] they[105350] should[105710] also[106260] help[106660] others.[110280]</w:t>
             </w:r>
           </w:p>
         </w:tc>
@@ -15172,47 +15255,47 @@
                 <w:sz w:val="23"/>
                 <w:szCs w:val="23"/>
               </w:rPr>
-              <w:t xml:space="preserve">[2780]Well,[3240] the[3560] famous[4010] person[4650] I'm[4900] going[5170] to[5280] describe[6090] is[6530] David[6990] Beckham.[7920] He[8510] was[8860] a[9000] footballer[9680] who[9840] played[10280] for[10510] Manchester[11200] United,[12040] and[12460] he[12620] also[12930] played[13240] for[13390] England.[14380] I[15010] first[15550] saw[15810] him[16000] play[16270] for[16450] United[17250] when[17690] I[17840] was[18040] only[18330] seven,[19020] so[19550] that[19950] was[20370] probably[20950] in[21120] about[21490] 2002.[23360] I[23990] remember[24560] it[24830] as[25210] one[25390] of[25470] the[25590] most[25880] exciting[26610] days[26930] in[27040] my[27220] life![28200]</w:t>
-            </w:r>
-          </w:p>
-          <w:p>
-            <w:pPr>
-              <w:tabs>
-                <w:tab w:val="left" w:pos="4413"/>
-              </w:tabs>
-              <w:rPr>
-                <w:rFonts w:ascii="Source Sans 3" w:hAnsi="Source Sans 3"/>
-                <w:sz w:val="23"/>
-                <w:szCs w:val="23"/>
-              </w:rPr>
-            </w:pPr>
-            <w:r>
-              <w:rPr>
-                <w:rFonts w:ascii="Source Sans 3" w:hAnsi="Source Sans 3"/>
-                <w:sz w:val="23"/>
-                <w:szCs w:val="23"/>
-              </w:rPr>
-              <w:t xml:space="preserve">David[29150] Beckham[29570] became[30070] famous[30780] because[31480] he[31610] was[31810] a[31890] very[32160] talented[32800] footballer.[33860] His[34700] speciality[35770] was[36390] scoring[37080] amazing[37800] goals[38360] from[38670] free[38960] kicks.[39890] But[40740] he[41060] wasn't[41560] well-known[42140] only[42510] for[42740] his[43000] football[43590] skills.[44600] He[45170] became[45670] even[45960] more[46260] famous[46950] when[47200] he[47310] married[47670] a[47750] pop[48010] star[48630] -[48630] Victoria,[49750] one[50140] of[50260] the[50400] Spice[50780] Girls.[51630] And[52310] another[52810] reason[53220] for[53430] his[53670] fame[54250] was[54610] his[54920] good[55210] looks[55810] and[56060] his[56260] style.[57150] I[57550] think[57860] almost[58350] every[58760] boy[59140] in[59290] the[59410] world[59820] wanted[60200] to[60340] have[60650] a[60730] David[61150] Beckham[61560] haircut![62610] I[63070] know[63330] I[63480] did.[64370]</w:t>
-            </w:r>
-          </w:p>
-          <w:p>
-            <w:pPr>
-              <w:tabs>
-                <w:tab w:val="left" w:pos="4413"/>
-              </w:tabs>
-              <w:rPr>
-                <w:rFonts w:ascii="Source Sans 3" w:hAnsi="Source Sans 3"/>
-                <w:sz w:val="23"/>
-                <w:szCs w:val="23"/>
-              </w:rPr>
-            </w:pPr>
-            <w:r>
-              <w:rPr>
-                <w:rFonts w:ascii="Source Sans 3" w:hAnsi="Source Sans 3"/>
-                <w:sz w:val="23"/>
-                <w:szCs w:val="23"/>
-              </w:rPr>
-              <w:t xml:space="preserve">I[65010] adored[65500] him[65680] as[65830] a[65910] boy[66270] because[66810] I[66940] was[67200] mad[67570] about[67930] football[68790] and[69220] he[69380] was[69620] my[69810] hero.[70660] The[71270] reason[71700] why[71990] I[72130] still[72440] like[72750] him[73070] is[73410] that[73890] in[74220] spite[74570] of[74680] his[74870] fame[75490] he[75780] behaves[76380] like[76630] a[76700] normal[77040] guy.[77900] I[78440] heard[78720] a[78840] story[79370] from[79710] someone[80320] whose[80820] car[81210] was[81480] broken[81940] down[82310] in[82410] the[82550] middle[82880] of[82980] the[83090] countryside.[84320] And[84720] then[85140] a[85350] car[85720] stopped[86330] and[86540] a[86610] man[86820] got[87080] out[87470] and[87740] asked[88150] him[88440] if[88710] he[88870] needed[89260] a[89340] push.[90100] It[90620] was[90910] David[91330] Beckham![96040]</w:t>
+              <w:t>[2780]Well,[3240] the[3560] famous[4010] person[4650] I'm[4900] going[5170] to[5280] describe[6090] is[6530] David[6990] Beckham.[7920] He[8510] was[8860] a[9000] footballer[9680] who[9840] played[10280] for[10510] Manchester[11200] United,[12040] and[12460] he[12620] also[12930] played[13240] for[13390] England.[14380] I[15010] first[15550] saw[15810] him[16000] play[16270] for[16450] United[17250] when[17690] I[17840] was[18040] only[18330] seven,[19020] so[19550] that[19950] was[20370] probably[20950] in[21120] about[21490] 2002.[23360] I[23990] remember[24560] it[24830] as[25210] one[25390] of[25470] the[25590] most[25880] exciting[26610] days[26930] in[27040] my[27220] life![28200]</w:t>
+            </w:r>
+          </w:p>
+          <w:p>
+            <w:pPr>
+              <w:tabs>
+                <w:tab w:val="left" w:pos="4413"/>
+              </w:tabs>
+              <w:rPr>
+                <w:rFonts w:ascii="Source Sans 3" w:hAnsi="Source Sans 3"/>
+                <w:sz w:val="23"/>
+                <w:szCs w:val="23"/>
+              </w:rPr>
+            </w:pPr>
+            <w:r>
+              <w:rPr>
+                <w:rFonts w:ascii="Source Sans 3" w:hAnsi="Source Sans 3"/>
+                <w:sz w:val="23"/>
+                <w:szCs w:val="23"/>
+              </w:rPr>
+              <w:t>David[29150] Beckham[29570] became[30070] famous[30780] because[31480] he[31610] was[31810] a[31890] very[32160] talented[32800] footballer.[33860] His[34700] speciality[35770] was[36390] scoring[37080] amazing[37800] goals[38360] from[38670] free[38960] kicks.[39890] But[40740] he[41060] wasn't[41560] well-known[42140] only[42510] for[42740] his[43000] football[43590] skills.[44600] He[45170] became[45670] even[45960] more[46260] famous[46950] when[47200] he[47310] married[47670] a[47750] pop[48010] star[48630] -[48630] Victoria,[49750] one[50140] of[50260] the[50400] Spice[50780] Girls.[51630] And[52310] another[52810] reason[53220] for[53430] his[53670] fame[54250] was[54610] his[54920] good[55210] looks[55810] and[56060] his[56260] style.[57150] I[57550] think[57860] almost[58350] every[58760] boy[59140] in[59290] the[59410] world[59820] wanted[60200] to[60340] have[60650] a[60730] David[61150] Beckham[61560] haircut![62610] I[63070] know[63330] I[63480] did.[64370]</w:t>
+            </w:r>
+          </w:p>
+          <w:p>
+            <w:pPr>
+              <w:tabs>
+                <w:tab w:val="left" w:pos="4413"/>
+              </w:tabs>
+              <w:rPr>
+                <w:rFonts w:ascii="Source Sans 3" w:hAnsi="Source Sans 3"/>
+                <w:sz w:val="23"/>
+                <w:szCs w:val="23"/>
+              </w:rPr>
+            </w:pPr>
+            <w:r>
+              <w:rPr>
+                <w:rFonts w:ascii="Source Sans 3" w:hAnsi="Source Sans 3"/>
+                <w:sz w:val="23"/>
+                <w:szCs w:val="23"/>
+              </w:rPr>
+              <w:t>I[65010] adored[65500] him[65680] as[65830] a[65910] boy[66270] because[66810] I[66940] was[67200] mad[67570] about[67930] football[68790] and[69220] he[69380] was[69620] my[69810] hero.[70660] The[71270] reason[71700] why[71990] I[72130] still[72440] like[72750] him[73070] is[73410] that[73890] in[74220] spite[74570] of[74680] his[74870] fame[75490] he[75780] behaves[76380] like[76630] a[76700] normal[77040] guy.[77900] I[78440] heard[78720] a[78840] story[79370] from[79710] someone[80320] whose[80820] car[81210] was[81480] broken[81940] down[82310] in[82410] the[82550] middle[82880] of[82980] the[83090] countryside.[84320] And[84720] then[85140] a[85350] car[85720] stopped[86330] and[86540] a[86610] man[86820] got[87080] out[87470] and[87740] asked[88150] him[88440] if[88710] he[88870] needed[89260] a[89340] push.[90100] It[90620] was[90910] David[91330] Beckham![96040]</w:t>
             </w:r>
           </w:p>
         </w:tc>
@@ -15285,28 +15368,27 @@
                 <w:sz w:val="23"/>
                 <w:szCs w:val="23"/>
               </w:rPr>
-              <w:lastRenderedPageBreak/>
-              <w:t xml:space="preserve">[380]Speaker[2850] 1[3710]</w:t>
-            </w:r>
-          </w:p>
-          <w:p>
-            <w:pPr>
-              <w:tabs>
-                <w:tab w:val="left" w:pos="4413"/>
-              </w:tabs>
-              <w:rPr>
-                <w:rFonts w:ascii="Source Sans 3" w:hAnsi="Source Sans 3"/>
-                <w:sz w:val="23"/>
-                <w:szCs w:val="23"/>
-              </w:rPr>
-            </w:pPr>
-            <w:r>
-              <w:rPr>
-                <w:rFonts w:ascii="Source Sans 3" w:hAnsi="Source Sans 3"/>
-                <w:sz w:val="23"/>
-                <w:szCs w:val="23"/>
-              </w:rPr>
-              <w:t xml:space="preserve">This[4510] creature[5080] is[5280] found[5680] in[5750] the[5860] mountains[6380] of[6510] Central[6970] Africa.[7850] It[8420] has[8790] black[9200] hair[9720] all[10080] over[10330] its[10490] body,[11160] which[11630] is[11750] much[12050] thicker[12400] than[12550] that[12760] of[12870] other[13100] members[13440] of[13540] the[13650] species.[14640] This[15220] means[15530] that[15670] it[15760] can[15930] live[16180] in[16370] colder[16910] temperatures.[18040] There[18620] are[18740] only[19040] about[19410] 900[20250] of[20340] these[20610] apes[20920] in[21010] the[21120] wild.[22060] A[22570] lot[22740] of[22820] the[22920] green[23240] plants[23710] they[23910] eat[24130] have[24290] been[24440] destroyed,[25430] and[25850] they[26000] have[26190] also[26510] been[26720] killed[27070] in[27160] the[27270] past[27700] for[27810] their[27980] fur.[29430]</w:t>
+              <w:t>[380]Speaker[2850] 1[3710]</w:t>
+            </w:r>
+          </w:p>
+          <w:p>
+            <w:pPr>
+              <w:tabs>
+                <w:tab w:val="left" w:pos="4413"/>
+              </w:tabs>
+              <w:rPr>
+                <w:rFonts w:ascii="Source Sans 3" w:hAnsi="Source Sans 3"/>
+                <w:sz w:val="23"/>
+                <w:szCs w:val="23"/>
+              </w:rPr>
+            </w:pPr>
+            <w:r>
+              <w:rPr>
+                <w:rFonts w:ascii="Source Sans 3" w:hAnsi="Source Sans 3"/>
+                <w:sz w:val="23"/>
+                <w:szCs w:val="23"/>
+              </w:rPr>
+              <w:t>This[4510] creature[5080] is[5280] found[5680] in[5750] the[5860] mountains[6380] of[6510] Central[6970] Africa.[7850] It[8420] has[8790] black[9200] hair[9720] all[10080] over[10330] its[10490] body,[11160] which[11630] is[11750] much[12050] thicker[12400] than[12550] that[12760] of[12870] other[13100] members[13440] of[13540] the[13650] species.[14640] This[15220] means[15530] that[15670] it[15760] can[15930] live[16180] in[16370] colder[16910] temperatures.[18040] There[18620] are[18740] only[19040] about[19410] 900[20250] of[20340] these[20610] apes[20920] in[21010] the[21120] wild.[22060] A[22570] lot[22740] of[22820] the[22920] green[23240] plants[23710] they[23910] eat[24130] have[24290] been[24440] destroyed,[25430] and[25850] they[26000] have[26190] also[26510] been[26720] killed[27070] in[27160] the[27270] past[27700] for[27810] their[27980] fur.[29430]</w:t>
             </w:r>
           </w:p>
           <w:p>
@@ -15330,27 +15412,27 @@
                 <w:sz w:val="23"/>
                 <w:szCs w:val="23"/>
               </w:rPr>
-              <w:t xml:space="preserve">Speaker[30960] 2[31840]</w:t>
-            </w:r>
-          </w:p>
-          <w:p>
-            <w:pPr>
-              <w:tabs>
-                <w:tab w:val="left" w:pos="4413"/>
-              </w:tabs>
-              <w:rPr>
-                <w:rFonts w:ascii="Source Sans 3" w:hAnsi="Source Sans 3"/>
-                <w:sz w:val="23"/>
-                <w:szCs w:val="23"/>
-              </w:rPr>
-            </w:pPr>
-            <w:r>
-              <w:rPr>
-                <w:rFonts w:ascii="Source Sans 3" w:hAnsi="Source Sans 3"/>
-                <w:sz w:val="23"/>
-                <w:szCs w:val="23"/>
-              </w:rPr>
-              <w:t xml:space="preserve">This[32710] creature[33290] lives[33560] in[33630] the[33800] ocean[34230] from[34420] Australia[35160] up[35370] to[35490] Japan.[36620] Many[37460] of[37580] them[37740] are[37880] quite[38300] small,[38970] with[39340] a[39410] body[39700] that[39910] grows[40300] up[40440] to[40620] five[41070] centimetres[41860] long,[42480] and[42770] they[42900] have[43140] long[43510] tentacles,[44370] or[44600] arms.[45510] Its[46170] name[46650] comes[46990] from[47160] the[47310] bright[47850] blue[48210] rings[48640] that[48830] show[49100] up[49300] when[49470] it's[49640] frightened.[50520] You[50900] need[51210] to[51310] be[51430] careful[51880] in[51970] the[52100] sea[52300] around[52610] them[52790] as[52950] they[53110] are[53270] very[53590] poisonous.[55400]</w:t>
+              <w:t>Speaker[30960] 2[31840]</w:t>
+            </w:r>
+          </w:p>
+          <w:p>
+            <w:pPr>
+              <w:tabs>
+                <w:tab w:val="left" w:pos="4413"/>
+              </w:tabs>
+              <w:rPr>
+                <w:rFonts w:ascii="Source Sans 3" w:hAnsi="Source Sans 3"/>
+                <w:sz w:val="23"/>
+                <w:szCs w:val="23"/>
+              </w:rPr>
+            </w:pPr>
+            <w:r>
+              <w:rPr>
+                <w:rFonts w:ascii="Source Sans 3" w:hAnsi="Source Sans 3"/>
+                <w:sz w:val="23"/>
+                <w:szCs w:val="23"/>
+              </w:rPr>
+              <w:t>This[32710] creature[33290] lives[33560] in[33630] the[33800] ocean[34230] from[34420] Australia[35160] up[35370] to[35490] Japan.[36620] Many[37460] of[37580] them[37740] are[37880] quite[38300] small,[38970] with[39340] a[39410] body[39700] that[39910] grows[40300] up[40440] to[40620] five[41070] centimetres[41860] long,[42480] and[42770] they[42900] have[43140] long[43510] tentacles,[44370] or[44600] arms.[45510] Its[46170] name[46650] comes[46990] from[47160] the[47310] bright[47850] blue[48210] rings[48640] that[48830] show[49100] up[49300] when[49470] it's[49640] frightened.[50520] You[50900] need[51210] to[51310] be[51430] careful[51880] in[51970] the[52100] sea[52300] around[52610] them[52790] as[52950] they[53110] are[53270] very[53590] poisonous.[55400]</w:t>
             </w:r>
           </w:p>
           <w:p>
@@ -15374,27 +15456,27 @@
                 <w:sz w:val="23"/>
                 <w:szCs w:val="23"/>
               </w:rPr>
-              <w:t xml:space="preserve">Speaker[56920] 3[57850]</w:t>
-            </w:r>
-          </w:p>
-          <w:p>
-            <w:pPr>
-              <w:tabs>
-                <w:tab w:val="left" w:pos="4413"/>
-              </w:tabs>
-              <w:rPr>
-                <w:rFonts w:ascii="Source Sans 3" w:hAnsi="Source Sans 3"/>
-                <w:sz w:val="23"/>
-                <w:szCs w:val="23"/>
-              </w:rPr>
-            </w:pPr>
-            <w:r>
-              <w:rPr>
-                <w:rFonts w:ascii="Source Sans 3" w:hAnsi="Source Sans 3"/>
-                <w:sz w:val="23"/>
-                <w:szCs w:val="23"/>
-              </w:rPr>
-              <w:t xml:space="preserve">These[58700] creatures[59270] live[59560] mainly[60030] in[60240] desert[60750] areas[61350] and[61680] can[61870] survive[62450] in[62580] both[62920] mountains[63570] and[63850] valleys.[64650] Their[65190] tails[65660] help[65880] them[66050] to[66190] balance[66820] when[67000] they[67140] are[67270] climbing[67930] or[68240] sleeping[68720] in[68850] trees.[69740] Their[70300] black[70720] and[70920] yellow[71270] coats[71830] help[72160] them[72310] to[72470] hide[72920] in[73020] the[73130] places[73600] where[73790] they[73940] live.[74660] Unfortunately,[76030] there[76370] are[76520] only[76840] about[77210] 250[78320] of[78450] these[78760] beautiful[79410] big[79710] cats[80180] left[80580] in[80690] the[80800] wild[81210] today.[82660]</w:t>
+              <w:t>Speaker[56920] 3[57850]</w:t>
+            </w:r>
+          </w:p>
+          <w:p>
+            <w:pPr>
+              <w:tabs>
+                <w:tab w:val="left" w:pos="4413"/>
+              </w:tabs>
+              <w:rPr>
+                <w:rFonts w:ascii="Source Sans 3" w:hAnsi="Source Sans 3"/>
+                <w:sz w:val="23"/>
+                <w:szCs w:val="23"/>
+              </w:rPr>
+            </w:pPr>
+            <w:r>
+              <w:rPr>
+                <w:rFonts w:ascii="Source Sans 3" w:hAnsi="Source Sans 3"/>
+                <w:sz w:val="23"/>
+                <w:szCs w:val="23"/>
+              </w:rPr>
+              <w:t>These[58700] creatures[59270] live[59560] mainly[60030] in[60240] desert[60750] areas[61350] and[61680] can[61870] survive[62450] in[62580] both[62920] mountains[63570] and[63850] valleys.[64650] Their[65190] tails[65660] help[65880] them[66050] to[66190] balance[66820] when[67000] they[67140] are[67270] climbing[67930] or[68240] sleeping[68720] in[68850] trees.[69740] Their[70300] black[70720] and[70920] yellow[71270] coats[71830] help[72160] them[72310] to[72470] hide[72920] in[73020] the[73130] places[73600] where[73790] they[73940] live.[74660] Unfortunately,[76030] there[76370] are[76520] only[76840] about[77210] 250[78320] of[78450] these[78760] beautiful[79410] big[79710] cats[80180] left[80580] in[80690] the[80800] wild[81210] today.[82660]</w:t>
             </w:r>
           </w:p>
           <w:p>
@@ -15418,27 +15500,27 @@
                 <w:sz w:val="23"/>
                 <w:szCs w:val="23"/>
               </w:rPr>
-              <w:t xml:space="preserve">Speaker[84180] 4[85070]</w:t>
-            </w:r>
-          </w:p>
-          <w:p>
-            <w:pPr>
-              <w:tabs>
-                <w:tab w:val="left" w:pos="4413"/>
-              </w:tabs>
-              <w:rPr>
-                <w:rFonts w:ascii="Source Sans 3" w:hAnsi="Source Sans 3"/>
-                <w:sz w:val="23"/>
-                <w:szCs w:val="23"/>
-              </w:rPr>
-            </w:pPr>
-            <w:r>
-              <w:rPr>
-                <w:rFonts w:ascii="Source Sans 3" w:hAnsi="Source Sans 3"/>
-                <w:sz w:val="23"/>
-                <w:szCs w:val="23"/>
-              </w:rPr>
-              <w:t xml:space="preserve">This[85900] strange-looking[86820] animal[87330] lives[87740] in[87910] wet[88240] areas[89010] and[89380] comes[89780] from[89960] the[90150] area[90590] south[91040] of[91150] the[91270] tropics[91920] in[92100] China.[92980] There[93580] are[93690] very[93960] few[94300] in[94440] the[94570] wild[95020] now.[95700] As[96260] you[96380] can[96570] see,[97010] it[97330] has[97600] antlers[98170] like[98530] most[98880] deer,[99470] but[99900] it[100020] has[100200] a[100310] neck[100810] like[101110] a[101190] camel[101870] and[102280] hooves[102880] or[103050] feet[103630] like[104010] a[104090] cow.[104940] They[105510] eat[105790] mainly[106250] grass[107040] and[107410] live[107700] partly[108140] on[108290] land[108890] and[109220] partly[109610] in[109740] water.[113320]</w:t>
+              <w:t>Speaker[84180] 4[85070]</w:t>
+            </w:r>
+          </w:p>
+          <w:p>
+            <w:pPr>
+              <w:tabs>
+                <w:tab w:val="left" w:pos="4413"/>
+              </w:tabs>
+              <w:rPr>
+                <w:rFonts w:ascii="Source Sans 3" w:hAnsi="Source Sans 3"/>
+                <w:sz w:val="23"/>
+                <w:szCs w:val="23"/>
+              </w:rPr>
+            </w:pPr>
+            <w:r>
+              <w:rPr>
+                <w:rFonts w:ascii="Source Sans 3" w:hAnsi="Source Sans 3"/>
+                <w:sz w:val="23"/>
+                <w:szCs w:val="23"/>
+              </w:rPr>
+              <w:t>This[85900] strange-looking[86820] animal[87330] lives[87740] in[87910] wet[88240] areas[89010] and[89380] comes[89780] from[89960] the[90150] area[90590] south[91040] of[91150] the[91270] tropics[91920] in[92100] China.[92980] There[93580] are[93690] very[93960] few[94300] in[94440] the[94570] wild[95020] now.[95700] As[96260] you[96380] can[96570] see,[97010] it[97330] has[97600] antlers[98170] like[98530] most[98880] deer,[99470] but[99900] it[100020] has[100200] a[100310] neck[100810] like[101110] a[101190] camel[101870] and[102280] hooves[102880] or[103050] feet[103630] like[104010] a[104090] cow.[104940] They[105510] eat[105790] mainly[106250] grass[107040] and[107410] live[107700] partly[108140] on[108290] land[108890] and[109220] partly[109610] in[109740] water.[113320]</w:t>
             </w:r>
           </w:p>
         </w:tc>
@@ -15507,27 +15589,27 @@
                 <w:sz w:val="23"/>
                 <w:szCs w:val="23"/>
               </w:rPr>
-              <w:t xml:space="preserve">[2840]Hello[3130] everyone.[4090] Today[4920] I'm[5120] going[5350] to[5440] talk[5690] about[5900] a[5960] project[6490] I've[6640] done[7050] about[7520] the[7640] mountain[7980] gorilla.[8760] I[9210] think[9420] it's[9570] a[9640] truly[10160] fascinating[10940] animal.[11820] They[12520] originate[13200] in[13420] Africa[14220] -[14220] Central[14980] Africa,[15430] in[15590] fact.[16520]</w:t>
-            </w:r>
-          </w:p>
-          <w:p>
-            <w:pPr>
-              <w:tabs>
-                <w:tab w:val="left" w:pos="4413"/>
-              </w:tabs>
-              <w:rPr>
-                <w:rFonts w:ascii="Source Sans 3" w:hAnsi="Source Sans 3"/>
-                <w:sz w:val="23"/>
-                <w:szCs w:val="23"/>
-              </w:rPr>
-            </w:pPr>
-            <w:r>
-              <w:rPr>
-                <w:rFonts w:ascii="Source Sans 3" w:hAnsi="Source Sans 3"/>
-                <w:sz w:val="23"/>
-                <w:szCs w:val="23"/>
-              </w:rPr>
-              <w:t xml:space="preserve">So[17200] now[17610] I'm[17790] going[18050] to[18150] talk[18450] a[18530] little[18810] about[19100] where[19290] they[19450] live.[20200] As[20740] you[20900] can[21150] probably[21660] guess,[22350] and[22870] as[23060] you[23180] can[23390] see[23770] in[23960] this[24150] first[24460] photo,[25120] their[25640] name[25970] reflects[26390] the[26500] environment[27130] they[27290] live[27570] in</w:t>
+              <w:t>[2840]Hello[3130] everyone.[4090] Today[4920] I'm[5120] going[5350] to[5440] talk[5690] about[5900] a[5960] project[6490] I've[6640] done[7050] about[7520] the[7640] mountain[7980] gorilla.[8760] I[9210] think[9420] it's[9570] a[9640] truly[10160] fascinating[10940] animal.[11820] They[12520] originate[13200] in[13420] Africa[14220] -[14220] Central[14980] Africa,[15430] in[15590] fact.[16520]</w:t>
+            </w:r>
+          </w:p>
+          <w:p>
+            <w:pPr>
+              <w:tabs>
+                <w:tab w:val="left" w:pos="4413"/>
+              </w:tabs>
+              <w:rPr>
+                <w:rFonts w:ascii="Source Sans 3" w:hAnsi="Source Sans 3"/>
+                <w:sz w:val="23"/>
+                <w:szCs w:val="23"/>
+              </w:rPr>
+            </w:pPr>
+            <w:r>
+              <w:rPr>
+                <w:rFonts w:ascii="Source Sans 3" w:hAnsi="Source Sans 3"/>
+                <w:sz w:val="23"/>
+                <w:szCs w:val="23"/>
+              </w:rPr>
+              <w:t>So[17200] now[17610] I'm[17790] going[18050] to[18150] talk[18450] a[18530] little[18810] about[19100] where[19290] they[19450] live.[20200] As[20740] you[20900] can[21150] probably[21660] guess,[22350] and[22870] as[23060] you[23180] can[23390] see[23770] in[23960] this[24150] first[24460] photo,[25120] their[25640] name[25970] reflects[26390] the[26500] environment[27130] they[27290] live[27570] in</w:t>
             </w:r>
             <w:r>
               <w:rPr>
@@ -15575,47 +15657,59 @@
                 <w:sz w:val="23"/>
                 <w:szCs w:val="23"/>
               </w:rPr>
-              <w:t xml:space="preserve">mountain[29380] forests.[30510]</w:t>
-            </w:r>
-          </w:p>
-          <w:p>
-            <w:pPr>
-              <w:tabs>
-                <w:tab w:val="left" w:pos="4413"/>
-              </w:tabs>
-              <w:rPr>
-                <w:rFonts w:ascii="Source Sans 3" w:hAnsi="Source Sans 3"/>
-                <w:sz w:val="23"/>
-                <w:szCs w:val="23"/>
-              </w:rPr>
-            </w:pPr>
-            <w:r>
-              <w:rPr>
-                <w:rFonts w:ascii="Source Sans 3" w:hAnsi="Source Sans 3"/>
-                <w:sz w:val="23"/>
-                <w:szCs w:val="23"/>
-              </w:rPr>
-              <w:t xml:space="preserve">Now[31230] just[31590] like[31890] all[32160] other[32450] apes,[32970] they[33290] build[33590] nests[34180] out[34330] of[34450] leaves.[35330] But[35880] they[36020]</w:t>
-            </w:r>
-          </w:p>
-          <w:p>
-            <w:pPr>
-              <w:tabs>
-                <w:tab w:val="left" w:pos="4413"/>
-              </w:tabs>
-              <w:rPr>
-                <w:rFonts w:ascii="Source Sans 3" w:hAnsi="Source Sans 3"/>
-                <w:sz w:val="23"/>
-                <w:szCs w:val="23"/>
-              </w:rPr>
-            </w:pPr>
-            <w:r>
-              <w:rPr>
-                <w:rFonts w:ascii="Source Sans 3" w:hAnsi="Source Sans 3"/>
-                <w:sz w:val="23"/>
-                <w:szCs w:val="23"/>
-              </w:rPr>
-              <w:t xml:space="preserve">don't[36260] make[36430] their[36590] nests[37030] high[37330] up[37580] as[37750] other[37980] species[38450] do[38980] mountain</w:t>
+              <w:t>mountain[29380] forests.[30510]</w:t>
+            </w:r>
+          </w:p>
+          <w:p>
+            <w:pPr>
+              <w:tabs>
+                <w:tab w:val="left" w:pos="4413"/>
+              </w:tabs>
+              <w:rPr>
+                <w:rFonts w:ascii="Source Sans 3" w:hAnsi="Source Sans 3"/>
+                <w:sz w:val="23"/>
+                <w:szCs w:val="23"/>
+              </w:rPr>
+            </w:pPr>
+            <w:r>
+              <w:rPr>
+                <w:rFonts w:ascii="Source Sans 3" w:hAnsi="Source Sans 3"/>
+                <w:sz w:val="23"/>
+                <w:szCs w:val="23"/>
+              </w:rPr>
+              <w:t>Now[31230] just[31590] like[31890] all[32160] other[32450] apes,[32970] they[33290] build[33590] nests[34180] out[34330] of[34450] leaves.[35330] But[35880] they[36020]</w:t>
+            </w:r>
+            <w:r>
+              <w:rPr>
+                <w:rFonts w:ascii="Source Sans 3" w:hAnsi="Source Sans 3"/>
+                <w:sz w:val="23"/>
+                <w:szCs w:val="23"/>
+              </w:rPr>
+              <w:t xml:space="preserve"> </w:t>
+            </w:r>
+            <w:r>
+              <w:rPr>
+                <w:rFonts w:ascii="Source Sans 3" w:hAnsi="Source Sans 3"/>
+                <w:sz w:val="23"/>
+                <w:szCs w:val="23"/>
+              </w:rPr>
+              <w:t>don't[36260] make[36430] their[36590] nests[37030] high[37330] up[37580] as[37750] other[37980] species[38450] do</w:t>
+            </w:r>
+            <w:r>
+              <w:rPr>
+                <w:rFonts w:ascii="Source Sans 3" w:hAnsi="Source Sans 3"/>
+                <w:sz w:val="23"/>
+                <w:szCs w:val="23"/>
+              </w:rPr>
+              <w:t xml:space="preserve"> -</w:t>
+            </w:r>
+            <w:r>
+              <w:rPr>
+                <w:rFonts w:ascii="Source Sans 3" w:hAnsi="Source Sans 3"/>
+                <w:sz w:val="23"/>
+                <w:szCs w:val="23"/>
+              </w:rPr>
+              <w:t>[38980] mountain</w:t>
             </w:r>
             <w:r>
               <w:rPr>
@@ -15631,47 +15725,56 @@
                 <w:sz w:val="23"/>
                 <w:szCs w:val="23"/>
               </w:rPr>
-              <w:t xml:space="preserve">gorillas[40170] make[40410] them[40540] on[40660] the[40770] ground[41260] instead.[42150] And[42570] they[42720] sleep[43070] wherever[43390] they[43530] end[43690] their[43860] day[44370] and[44670] they[44820] rarely[45220] sleep[45520] in[45610] the[45740] same[46050] bed[46360] twice![47400] So,[47980] I'll[48650] move[48890] on[49080] to[49190] talk[49450] about[49720] the[49850] physical[50340] features[50760] of[50860] the[50960] mountain[51290] gorilla.[52020] In[52460] other[52640] words,[53170] what[53500] it[53650] looks[53960] like.[54750] So[55620] here[56210] are[56450] some[56670] more[56910] photographs[57570] on[57720] screen[58140] for[58290] you[58420] all[58590] to[58680] have[58850] a[58910] look[59150] at.[59800] This[60450] gorilla[60900] here[61150] on[61260] the[61400] left[61860] is[62050] a[62170] male[62660] gorilla.[63550] We[64120] know[64340] that[64500] he's[64700] an[64880] older[65290] male[65580] gorilla[66060] because[66410] of[66490] the[66590] colour[66960] of[67060] his[67220] coat.[67970] As[68500] you[68600] can[68780] see,[69280] his[69690] coat[70070] is[70260] grey.[71090] He's[71710] called[72240] a[72460] silverback.[73930] Younger[74940] male[75250] gorillas[75790] are[75970] called[76500] blackbacks.[77840] And[78290] there's[78520] an[78680] obvious[79140] reason[79490] for[79630] that![80310] Yes,[81170] a[81410] young[81870] adult[82290] male[82750] has[83010] a[83100] black[83560] coat.[84510] As[85140] he[85260] gets[85610] older,[86240] his[86630] coat[86930] turns[87250] from[87420] black[87870] to[88030] grey.[89030]</w:t>
-            </w:r>
-          </w:p>
-          <w:p>
-            <w:pPr>
-              <w:tabs>
-                <w:tab w:val="left" w:pos="4413"/>
-              </w:tabs>
-              <w:rPr>
-                <w:rFonts w:ascii="Source Sans 3" w:hAnsi="Source Sans 3"/>
-                <w:sz w:val="23"/>
-                <w:szCs w:val="23"/>
-              </w:rPr>
-            </w:pPr>
-            <w:r>
-              <w:rPr>
-                <w:rFonts w:ascii="Source Sans 3" w:hAnsi="Source Sans 3"/>
-                <w:sz w:val="23"/>
-                <w:szCs w:val="23"/>
-              </w:rPr>
-              <w:t xml:space="preserve">Next,[90150] I'm[90420] going[90710] to[90810] tell[91040] you[91150] a[91230] little[91470] about[91710] the[91820] diet[92290] of[92400] the[92500] mountain[92850] gorilla.[93670] Interestingly,[94940] mountain[95470] gorillas[95880] are[96030] herbivores.[97130] In[97530] other[97710] words,[98170] they[98450] survive[99000] on[99100] a[99180] diet[99560] of[99700] plants.[100870] As[101500] you[101610] can[101780] see[102050] from[102230] this[102470] next[102850] picture,[103600] this[104070] gorilla[104550] is[104890] eating[105230] leaves.[106180] They[106700] also[107040] eat[107250] fruit[107610] and[107760] flowers.[108760] They[109250] occasionally[110130] eat[110440] insects[111050] too,[111550] but[111930] only[112240] when[112400] they're[112630] very[113020] hungry![114000] And[114770] it[114920] might[115220] interest[115650] you[115780] to[115900] know[116180] that[116380] mountain[116750] gorillas[117320] very[117750] rarely[118140] drink[118440] water,[119120] even[119650] though[119860] they[120010] live[120180] in[120250] a[120300] very[120570] warm[120930] climate.[121910] It[122420] appears[122820] they[122970] get[123230] all[123450] the[123570] water[123860] they[124050] need[124400] from[124610] plants.[125980]</w:t>
-            </w:r>
-          </w:p>
-          <w:p>
-            <w:pPr>
-              <w:tabs>
-                <w:tab w:val="left" w:pos="4413"/>
-              </w:tabs>
-              <w:rPr>
-                <w:rFonts w:ascii="Source Sans 3" w:hAnsi="Source Sans 3"/>
-                <w:sz w:val="23"/>
-                <w:szCs w:val="23"/>
-              </w:rPr>
-            </w:pPr>
-            <w:r>
-              <w:rPr>
-                <w:rFonts w:ascii="Source Sans 3" w:hAnsi="Source Sans 3"/>
-                <w:sz w:val="23"/>
-                <w:szCs w:val="23"/>
-              </w:rPr>
-              <w:t xml:space="preserve">I'd[126900] like[127140] to[127230] conclude[127970] by[128330] talking[128770] about[129100] some[129310] of[129400] the[129520] threats[130040] that[130260] mountain[130610] gorillas[131040] face.[131850] They[132370] are[132600] in[132850] serious[133460] danger[133880] of[134000] disappearing[134640] from[134800] our[134960] world[135280] altogether.[136350] Let's[137010] have[137170] a[137220] look[137390] at[137520] two[137790] reasons[138250] why[138460] they're[138660] in[138820] such[139200] danger.[139990] And[140410] both[140690] of[140780] these[141000] reasons[141560] are[141810] connected[142320] to[142470] human[142900] activity.[143980] Firstly,[145200] people[145800] are[145950] damaging[146470] the[146590] mountain[146990] forests[147490] where[147650] these[147850] gorillas[148280] live.[148970] They're[149480] cutting[149800] down[150010] the[150130] trees[150560] to[150680] build[150960] farms[151520] and[151660] towns.[152700] Mountain[153480] gorillas[154010] live[154290] in[154400] close[154870] family[155320] groups[156050] and[156410] this[156620] means[156930] that[157030] it's[157190] difficult[157640] for[157770] them[157930] to[158050] get[158240] enough[158500] to[158650] eat[158930] in[159030] the[159150] small[159530] areas[159980] they[160130] now[160330] have[160520] to[160640] live[160880] in.[161530] Secondly,[162680] gorillas[163370] are[163560] also[163930] suffering[164560] as[164800] a[164870] result[165330] of[165480] hunting.[166460] Sadly,[167560] some[167980] people[168330] find[168760] and[168940] kill[169230] them[169410] to[169580] sell.[170450] So[171180] it's[171540] a[171600] very[171930] sad[172360] situation[173110] indeed[173570] for[173690] these[173980] beautiful[174640] animals.[178440]</w:t>
+              <w:t xml:space="preserve">gorillas[40170] make[40410] them[40540] on[40660] the[40770] ground[41260] instead.[42150] And[42570] they[42720] sleep[43070] wherever[43390] they[43530] end[43690] their[43860] day[44370] and[44670] they[44820] rarely[45220] sleep[45520] in[45610] the[45740] same[46050] bed[46360] twice![47400] So,[47980] I'll[48650] move[48890] on[49080] to[49190] talk[49450] about[49720] the[49850] physical[50340] features[50760] of[50860] the[50960] mountain[51290] gorilla.[52020] In[52460] other[52640] words,[53170] what[53500] it[53650] looks[53960] like.[54750] So[55620] here[56210] are[56450] some[56670] more[56910] photographs[57570] on[57720] screen[58140] for[58290] you[58420] all[58590] to[58680] have[58850] a[58910] look[59150] at.[59800] This[60450] gorilla[60900] here[61150] on[61260] the[61400] left[61860] is[62050] a[62170] male[62660] gorilla.[63550] We[64120] know[64340] that[64500] he's[64700] an[64880] older[65290] male[65580] gorilla[66060] because[66410] of[66490] the[66590] colour[66960] of[67060] his[67220] coat.[67970] As[68500] you[68600] can[68780] see,[69280] his[69690] coat[70070] is[70260] grey.[71090] He's[71710] called[72240] a[72460] silverback.[73930] Younger[74940] male[75250] gorillas[75790] are[75970] </w:t>
+            </w:r>
+            <w:r>
+              <w:rPr>
+                <w:rFonts w:ascii="Source Sans 3" w:hAnsi="Source Sans 3"/>
+                <w:sz w:val="23"/>
+                <w:szCs w:val="23"/>
+              </w:rPr>
+              <w:lastRenderedPageBreak/>
+              <w:t>called[76500] blackbacks.[77840] And[78290] there's[78520] an[78680] obvious[79140] reason[79490] for[79630] that![80310] Yes,[81170] a[81410] young[81870] adult[82290] male[82750] has[83010] a[83100] black[83560] coat.[84510] As[85140] he[85260] gets[85610] older,[86240] his[86630] coat[86930] turns[87250] from[87420] black[87870] to[88030] grey.[89030]</w:t>
+            </w:r>
+          </w:p>
+          <w:p>
+            <w:pPr>
+              <w:tabs>
+                <w:tab w:val="left" w:pos="4413"/>
+              </w:tabs>
+              <w:rPr>
+                <w:rFonts w:ascii="Source Sans 3" w:hAnsi="Source Sans 3"/>
+                <w:sz w:val="23"/>
+                <w:szCs w:val="23"/>
+              </w:rPr>
+            </w:pPr>
+            <w:r>
+              <w:rPr>
+                <w:rFonts w:ascii="Source Sans 3" w:hAnsi="Source Sans 3"/>
+                <w:sz w:val="23"/>
+                <w:szCs w:val="23"/>
+              </w:rPr>
+              <w:t>Next,[90150] I'm[90420] going[90710] to[90810] tell[91040] you[91150] a[91230] little[91470] about[91710] the[91820] diet[92290] of[92400] the[92500] mountain[92850] gorilla.[93670] Interestingly,[94940] mountain[95470] gorillas[95880] are[96030] herbivores.[97130] In[97530] other[97710] words,[98170] they[98450] survive[99000] on[99100] a[99180] diet[99560] of[99700] plants.[100870] As[101500] you[101610] can[101780] see[102050] from[102230] this[102470] next[102850] picture,[103600] this[104070] gorilla[104550] is[104890] eating[105230] leaves.[106180] They[106700] also[107040] eat[107250] fruit[107610] and[107760] flowers.[108760] They[109250] occasionally[110130] eat[110440] insects[111050] too,[111550] but[111930] only[112240] when[112400] they're[112630] very[113020] hungry![114000] And[114770] it[114920] might[115220] interest[115650] you[115780] to[115900] know[116180] that[116380] mountain[116750] gorillas[117320] very[117750] rarely[118140] drink[118440] water,[119120] even[119650] though[119860] they[120010] live[120180] in[120250] a[120300] very[120570] warm[120930] climate.[121910] It[122420] appears[122820] they[122970] get[123230] all[123450] the[123570] water[123860] they[124050] need[124400] from[124610] plants.[125980]</w:t>
+            </w:r>
+          </w:p>
+          <w:p>
+            <w:pPr>
+              <w:tabs>
+                <w:tab w:val="left" w:pos="4413"/>
+              </w:tabs>
+              <w:rPr>
+                <w:rFonts w:ascii="Source Sans 3" w:hAnsi="Source Sans 3"/>
+                <w:sz w:val="23"/>
+                <w:szCs w:val="23"/>
+              </w:rPr>
+            </w:pPr>
+            <w:r>
+              <w:rPr>
+                <w:rFonts w:ascii="Source Sans 3" w:hAnsi="Source Sans 3"/>
+                <w:sz w:val="23"/>
+                <w:szCs w:val="23"/>
+              </w:rPr>
+              <w:t>I'd[126900] like[127140] to[127230] conclude[127970] by[128330] talking[128770] about[129100] some[129310] of[129400] the[129520] threats[130040] that[130260] mountain[130610] gorillas[131040] face.[131850] They[132370] are[132600] in[132850] serious[133460] danger[133880] of[134000] disappearing[134640] from[134800] our[134960] world[135280] altogether.[136350] Let's[137010] have[137170] a[137220] look[137390] at[137520] two[137790] reasons[138250] why[138460] they're[138660] in[138820] such[139200] danger.[139990] And[140410] both[140690] of[140780] these[141000] reasons[141560] are[141810] connected[142320] to[142470] human[142900] activity.[143980] Firstly,[145200] people[145800] are[145950] damaging[146470] the[146590] mountain[146990] forests[147490] where[147650] these[147850] gorillas[148280] live.[148970] They're[149480] cutting[149800] down[150010] the[150130] trees[150560] to[150680] build[150960] farms[151520] and[151660] towns.[152700] Mountain[153480] gorillas[154010] live[154290] in[154400] close[154870] family[155320] groups[156050] and[156410] this[156620] means[156930] that[157030] it's[157190] difficult[157640] for[157770] them[157930] to[158050] get[158240] enough[158500] to[158650] eat[158930] in[159030] the[159150] small[159530] areas[159980] they[160130] now[160330] have[160520] to[160640] live[160880] in.[161530] Secondly,[162680] gorillas[163370] are[163560] also[163930] suffering[164560] as[164800] a[164870] result[165330] of[165480] hunting.[166460] Sadly,[167560] some[167980] people[168330] find[168760] and[168940] kill[169230] them[169410] to[169580] sell.[170450] So[171180] it's[171540] a[171600] very[171930] sad[172360] situation[173110] indeed[173570] for[173690] these[173980] beautiful[174640] animals.[178440]</w:t>
             </w:r>
           </w:p>
         </w:tc>
@@ -15740,27 +15843,27 @@
                 <w:sz w:val="23"/>
                 <w:szCs w:val="23"/>
               </w:rPr>
-              <w:t xml:space="preserve">[2660]Good[2890] morning,[3330] everyone.[4150] In[4620] today's[5090] lecture[5670] I[5840] want[6040] to[6150] talk[6420] to[6530] you[6680] about[7030] a[7120] very[7510] unpopular[8430] animal[8890] here[9190] in[9310] Britain.[9960] In[10370] fact,[10830] you[11110] could[11400] say[11670] that[11840] it's[12090] one[12280] of[12400] our[12640] least[13120] loved[13610] animals![14500] It's[15020] called[15400] the[15600] American[16270] bullfrog[16990] and[17470] yes,[17950] it[18220] does[18480] in[18620] fact[19000] come[19310] from[19550] America[20270] -[20270] the[20680] east[21180] of[21370] America,[21760] to[21860] be[21970] exact[22800] -[22800] and[23250] it[23330] was[23490] brought[23830] to[23970] Britain[24390] in[24540] the[24730] early[25080] 19th[25690] century,[26430] so[26870] you[27060] could[27320] say[27580] that[27750] it's[27950] been[28210] here[28480] for[28700] quite[29120] a[29190] long[29460] time.[30280] It[30740] wasn't[31070] brought[31360] here[31530] on[31650] purpose[32300] -[32300] it[32590] actually[32940] arrived[33540] in[33650] a[33760] big[34030] container[34640] of[34760] aquatic[35360] plants.[36220] In[36650] other[36840] words,[37240] it[37420] was[37650] accidentally[38500] introduced[39160] into[39390] Britain.[40170]</w:t>
-            </w:r>
-          </w:p>
-          <w:p>
-            <w:pPr>
-              <w:tabs>
-                <w:tab w:val="left" w:pos="4413"/>
-              </w:tabs>
-              <w:rPr>
-                <w:rFonts w:ascii="Source Sans 3" w:hAnsi="Source Sans 3"/>
-                <w:sz w:val="23"/>
-                <w:szCs w:val="23"/>
-              </w:rPr>
-            </w:pPr>
-            <w:r>
-              <w:rPr>
-                <w:rFonts w:ascii="Source Sans 3" w:hAnsi="Source Sans 3"/>
-                <w:sz w:val="23"/>
-                <w:szCs w:val="23"/>
-              </w:rPr>
-              <w:t xml:space="preserve">Now,[40890] I'll[41120] tell[41360] you[41480] a[41540] little[41820] about[42080] its[42250] appearance.[43130] The[43480] American[43950] bullfrog[44560] is[44760] a[44830] very[45100] large[45660] -[45660] and[46110] ugly[46740] -[46740] species[47480] of[47700] frog.[48480] And[49120] when[49320] I[49440] say[49650] it's[49810] large,[50500] I[50800] mean[51360] large.[52430] Interestingly,[53410] female[54020] American[54510] bullfrogs[55140] are[55370] usually[55780] much[56150] larger[56680] than[56840] the[56960] males.[57770] In[58210] fact,[58610] they[58860] can[59040] weigh[59290] up[59430] to[59600] 750[60800] grams,[61560] whereas[62020] the[62170] males[62740] only[63060] go[63220] up[63430] to[63600] about[64050] 600[64850] grams.[65680] Take[66280] a[66360] look[66580] at[66690] its[66920] head[67510] -[67510] it's[67940] really[68310] broad[68840] and[69010] flat,[69510] isn't[69770] it?[70430] And[71090] you[71190] can[71360] see[71590] its[71800] mouth</w:t>
+              <w:t>[2660]Good[2890] morning,[3330] everyone.[4150] In[4620] today's[5090] lecture[5670] I[5840] want[6040] to[6150] talk[6420] to[6530] you[6680] about[7030] a[7120] very[7510] unpopular[8430] animal[8890] here[9190] in[9310] Britain.[9960] In[10370] fact,[10830] you[11110] could[11400] say[11670] that[11840] it's[12090] one[12280] of[12400] our[12640] least[13120] loved[13610] animals![14500] It's[15020] called[15400] the[15600] American[16270] bullfrog[16990] and[17470] yes,[17950] it[18220] does[18480] in[18620] fact[19000] come[19310] from[19550] America[20270] -[20270] the[20680] east[21180] of[21370] America,[21760] to[21860] be[21970] exact[22800] -[22800] and[23250] it[23330] was[23490] brought[23830] to[23970] Britain[24390] in[24540] the[24730] early[25080] 19th[25690] century,[26430] so[26870] you[27060] could[27320] say[27580] that[27750] it's[27950] been[28210] here[28480] for[28700] quite[29120] a[29190] long[29460] time.[30280] It[30740] wasn't[31070] brought[31360] here[31530] on[31650] purpose[32300] -[32300] it[32590] actually[32940] arrived[33540] in[33650] a[33760] big[34030] container[34640] of[34760] aquatic[35360] plants.[36220] In[36650] other[36840] words,[37240] it[37420] was[37650] accidentally[38500] introduced[39160] into[39390] Britain.[40170]</w:t>
+            </w:r>
+          </w:p>
+          <w:p>
+            <w:pPr>
+              <w:tabs>
+                <w:tab w:val="left" w:pos="4413"/>
+              </w:tabs>
+              <w:rPr>
+                <w:rFonts w:ascii="Source Sans 3" w:hAnsi="Source Sans 3"/>
+                <w:sz w:val="23"/>
+                <w:szCs w:val="23"/>
+              </w:rPr>
+            </w:pPr>
+            <w:r>
+              <w:rPr>
+                <w:rFonts w:ascii="Source Sans 3" w:hAnsi="Source Sans 3"/>
+                <w:sz w:val="23"/>
+                <w:szCs w:val="23"/>
+              </w:rPr>
+              <w:t>Now,[40890] I'll[41120] tell[41360] you[41480] a[41540] little[41820] about[42080] its[42250] appearance.[43130] The[43480] American[43950] bullfrog[44560] is[44760] a[44830] very[45100] large[45660] -[45660] and[46110] ugly[46740] -[46740] species[47480] of[47700] frog.[48480] And[49120] when[49320] I[49440] say[49650] it's[49810] large,[50500] I[50800] mean[51360] large.[52430] Interestingly,[53410] female[54020] American[54510] bullfrogs[55140] are[55370] usually[55780] much[56150] larger[56680] than[56840] the[56960] males.[57770] In[58210] fact,[58610] they[58860] can[59040] weigh[59290] up[59430] to[59600] 750[60800] grams,[61560] whereas[62020] the[62170] males[62740] only[63060] go[63220] up[63430] to[63600] about[64050] 600[64850] grams.[65680] Take[66280] a[66360] look[66580] at[66690] its[66920] head[67510] -[67510] it's[67940] really[68310] broad[68840] and[69010] flat,[69510] isn't[69770] it?[70430] And[71090] you[71190] can[71360] see[71590] its[71800] mouth</w:t>
             </w:r>
             <w:r>
               <w:rPr>
@@ -15776,67 +15879,67 @@
                 <w:sz w:val="23"/>
                 <w:szCs w:val="23"/>
               </w:rPr>
-              <w:t xml:space="preserve">just[72980] here[73470] -[73470] that's[73970] quite[74390] large[74800] too.[75690]</w:t>
-            </w:r>
-          </w:p>
-          <w:p>
-            <w:pPr>
-              <w:tabs>
-                <w:tab w:val="left" w:pos="4413"/>
-              </w:tabs>
-              <w:rPr>
-                <w:rFonts w:ascii="Source Sans 3" w:hAnsi="Source Sans 3"/>
-                <w:sz w:val="23"/>
-                <w:szCs w:val="23"/>
-              </w:rPr>
-            </w:pPr>
-            <w:r>
-              <w:rPr>
-                <w:rFonts w:ascii="Source Sans 3" w:hAnsi="Source Sans 3"/>
-                <w:sz w:val="23"/>
-                <w:szCs w:val="23"/>
-              </w:rPr>
-              <w:t xml:space="preserve">Now,[76520] both[76890] the[77050] male[77520] and[77700] the[77860] female[78450] American[78920] bullfrogs[79590] have[79930] green[80450] or[80670] brown[81190] bodies[81920] and[82330] have[82620] dark[83040] spots[83660] on[83850] the[83960] top.[84540] But[85010] there's[85330] one[85590] important[86270] difference[86800] between[87260] them[87730] -[87730] the[88140] male's[88640] throat[89020] is[89200] yellow[89770] but[90100] the[90260] female[90860] has[91060] a[91160] white[91570] one[91780] instead.[92820] And[93470] the[93600] other[93830] difference[94350] is[94520] their[94780] eardrums,[95630] here[96150] just[96750] behind[97140] their[97360] eyes.[98160] Those[98850] of[98960] the[99120] male[99580] are[99760] much[100090] larger[100690] than[100840] the[100960] female's.[102140]</w:t>
-            </w:r>
-          </w:p>
-          <w:p>
-            <w:pPr>
-              <w:tabs>
-                <w:tab w:val="left" w:pos="4413"/>
-              </w:tabs>
-              <w:rPr>
-                <w:rFonts w:ascii="Source Sans 3" w:hAnsi="Source Sans 3"/>
-                <w:sz w:val="23"/>
-                <w:szCs w:val="23"/>
-              </w:rPr>
-            </w:pPr>
-            <w:r>
-              <w:rPr>
-                <w:rFonts w:ascii="Source Sans 3" w:hAnsi="Source Sans 3"/>
-                <w:sz w:val="23"/>
-                <w:szCs w:val="23"/>
-              </w:rPr>
-              <w:t xml:space="preserve">So,[102950] let's[103430] move[103740] on[103940] to[104100] why[104360] we[104540] so[104810] dislike[105550] the[105680] American[106190] bullfrog.[107050] Well,[107650] this[107930] is[108070] because[108560] it[108680] has[108840] threatened[109390] our[109610] own[109910] native[110410] species[110930] of[111060] frogs.[111870] Firstly,[112710] it[112970] breeds[113590] very[113960] quickly[114440] indeed.[115210] For[115550] example,[116120] female[116730] bullfrogs[117370] can[117560] lay[117750] up[117900] to[118080] 25,000[119610] eggs[119980] every[120370] single[120860] season.[121780] And[122470] secondly,[123190] the[123460] American[123930] bullfrog[124480] is[124720] very[125140] greedy.[126040] In[126530] fact,[126960] they[127250] eat[127550] just[127970] about[128500] anything[129160] they[129310] can[129460] put[129660] into[129860] their[130060] mouths![130950] As[131380] well[131590] as[131710] other[131960] frogs,[132620] they[132930] eat[133220] insects,[134170] fish[134850] and[135170] have[135340] even[135670] been[135860] known[136100] to[136240] eat[136440] birds[136970] and[137220] snakes![138180] So,[138760] in[139060] other[139240] words,[139640] they[139910] eat[140130] the[140290] food[140680] sources[141250] of[141400] our[141610] own[141900] native[142400] species.[143510] Thirdly,[144600] they[144880] carry[145290] a[145380] disease[146050] that[146200] is[146360] dangerous[146990] to[147170] other[147470] frogs.[148300] And[148820] finally,[149360] they[149560] don't[149790] just[150050] damage[150500] our[150700] natural[151280] world,[151780] they[152060] cause[152450] financial[153190] damage[153700] too.[154390] Around[155190] £100,000[156660] has[156810] been[157050] spent[157490] monitoring[158080] the[158200] American[158710] bullfrog[159280] in[159380] the[159510] wild.[160300]</w:t>
-            </w:r>
-          </w:p>
-          <w:p>
-            <w:pPr>
-              <w:tabs>
-                <w:tab w:val="left" w:pos="4413"/>
-              </w:tabs>
-              <w:rPr>
-                <w:rFonts w:ascii="Source Sans 3" w:hAnsi="Source Sans 3"/>
-                <w:sz w:val="23"/>
-                <w:szCs w:val="23"/>
-              </w:rPr>
-            </w:pPr>
-            <w:r>
-              <w:rPr>
-                <w:rFonts w:ascii="Source Sans 3" w:hAnsi="Source Sans 3"/>
-                <w:sz w:val="23"/>
-                <w:szCs w:val="23"/>
-              </w:rPr>
-              <w:t xml:space="preserve">So,[160900] as[161270] scientists,[162240] we[162510] can[162710] learn[162950] a[163040] lesson[163510] from[163740] this[164020] about[164340] the[164500] dangers[165120] of[165260] introducing[166150] any[166500] living[166900] species[167550] into[167870] a[167990] new[168250] environment.[172080]</w:t>
+              <w:t>just[72980] here[73470] -[73470] that's[73970] quite[74390] large[74800] too.[75690]</w:t>
+            </w:r>
+          </w:p>
+          <w:p>
+            <w:pPr>
+              <w:tabs>
+                <w:tab w:val="left" w:pos="4413"/>
+              </w:tabs>
+              <w:rPr>
+                <w:rFonts w:ascii="Source Sans 3" w:hAnsi="Source Sans 3"/>
+                <w:sz w:val="23"/>
+                <w:szCs w:val="23"/>
+              </w:rPr>
+            </w:pPr>
+            <w:r>
+              <w:rPr>
+                <w:rFonts w:ascii="Source Sans 3" w:hAnsi="Source Sans 3"/>
+                <w:sz w:val="23"/>
+                <w:szCs w:val="23"/>
+              </w:rPr>
+              <w:t>Now,[76520] both[76890] the[77050] male[77520] and[77700] the[77860] female[78450] American[78920] bullfrogs[79590] have[79930] green[80450] or[80670] brown[81190] bodies[81920] and[82330] have[82620] dark[83040] spots[83660] on[83850] the[83960] top.[84540] But[85010] there's[85330] one[85590] important[86270] difference[86800] between[87260] them[87730] -[87730] the[88140] male's[88640] throat[89020] is[89200] yellow[89770] but[90100] the[90260] female[90860] has[91060] a[91160] white[91570] one[91780] instead.[92820] And[93470] the[93600] other[93830] difference[94350] is[94520] their[94780] eardrums,[95630] here[96150] just[96750] behind[97140] their[97360] eyes.[98160] Those[98850] of[98960] the[99120] male[99580] are[99760] much[100090] larger[100690] than[100840] the[100960] female's.[102140]</w:t>
+            </w:r>
+          </w:p>
+          <w:p>
+            <w:pPr>
+              <w:tabs>
+                <w:tab w:val="left" w:pos="4413"/>
+              </w:tabs>
+              <w:rPr>
+                <w:rFonts w:ascii="Source Sans 3" w:hAnsi="Source Sans 3"/>
+                <w:sz w:val="23"/>
+                <w:szCs w:val="23"/>
+              </w:rPr>
+            </w:pPr>
+            <w:r>
+              <w:rPr>
+                <w:rFonts w:ascii="Source Sans 3" w:hAnsi="Source Sans 3"/>
+                <w:sz w:val="23"/>
+                <w:szCs w:val="23"/>
+              </w:rPr>
+              <w:t>So,[102950] let's[103430] move[103740] on[103940] to[104100] why[104360] we[104540] so[104810] dislike[105550] the[105680] American[106190] bullfrog.[107050] Well,[107650] this[107930] is[108070] because[108560] it[108680] has[108840] threatened[109390] our[109610] own[109910] native[110410] species[110930] of[111060] frogs.[111870] Firstly,[112710] it[112970] breeds[113590] very[113960] quickly[114440] indeed.[115210] For[115550] example,[116120] female[116730] bullfrogs[117370] can[117560] lay[117750] up[117900] to[118080] 25,000[119610] eggs[119980] every[120370] single[120860] season.[121780] And[122470] secondly,[123190] the[123460] American[123930] bullfrog[124480] is[124720] very[125140] greedy.[126040] In[126530] fact,[126960] they[127250] eat[127550] just[127970] about[128500] anything[129160] they[129310] can[129460] put[129660] into[129860] their[130060] mouths![130950] As[131380] well[131590] as[131710] other[131960] frogs,[132620] they[132930] eat[133220] insects,[134170] fish[134850] and[135170] have[135340] even[135670] been[135860] known[136100] to[136240] eat[136440] birds[136970] and[137220] snakes![138180] So,[138760] in[139060] other[139240] words,[139640] they[139910] eat[140130] the[140290] food[140680] sources[141250] of[141400] our[141610] own[141900] native[142400] species.[143510] Thirdly,[144600] they[144880] carry[145290] a[145380] disease[146050] that[146200] is[146360] dangerous[146990] to[147170] other[147470] frogs.[148300] And[148820] finally,[149360] they[149560] don't[149790] just[150050] damage[150500] our[150700] natural[151280] world,[151780] they[152060] cause[152450] financial[153190] damage[153700] too.[154390] Around[155190] £100,000[156660] has[156810] been[157050] spent[157490] monitoring[158080] the[158200] American[158710] bullfrog[159280] in[159380] the[159510] wild.[160300]</w:t>
+            </w:r>
+          </w:p>
+          <w:p>
+            <w:pPr>
+              <w:tabs>
+                <w:tab w:val="left" w:pos="4413"/>
+              </w:tabs>
+              <w:rPr>
+                <w:rFonts w:ascii="Source Sans 3" w:hAnsi="Source Sans 3"/>
+                <w:sz w:val="23"/>
+                <w:szCs w:val="23"/>
+              </w:rPr>
+            </w:pPr>
+            <w:r>
+              <w:rPr>
+                <w:rFonts w:ascii="Source Sans 3" w:hAnsi="Source Sans 3"/>
+                <w:sz w:val="23"/>
+                <w:szCs w:val="23"/>
+              </w:rPr>
+              <w:t>So,[160900] as[161270] scientists,[162240] we[162510] can[162710] learn[162950] a[163040] lesson[163510] from[163740] this[164020] about[164340] the[164500] dangers[165120] of[165260] introducing[166150] any[166500] living[166900] species[167550] into[167870] a[167990] new[168250] environment.[172080]</w:t>
             </w:r>
           </w:p>
         </w:tc>
@@ -15905,167 +16008,7 @@
                 <w:sz w:val="23"/>
                 <w:szCs w:val="23"/>
               </w:rPr>
-              <w:t xml:space="preserve">[2700]OK[2980] everyone,[3780] I[4160] think[4490] we're[4670] ready[4890] to[5030] make[5260] a[5350] start.[6380] Now,[7290] when[7600] you[7740] think[8000] of[8120] a[8190] dangerous[8770] animal,[9380] what[9720] do[9820] you[9960] think[10260] of?[10880] A[11350] tiger[11730] perhaps?[12550] Or[13010] maybe[13330] a[13430] leopard?[14370] Most[15160] people[15460] think[15720] that[15960] all[16210] dangerous[16800] animals[17310] live[17520] on[17660] land,[18280] but[18610] in[18760] fact,[19370] some[19720] of[19800] the[20010] most[20450] dangerous[20990] animals[21430] on[21530] the[21640] planet[22290] live[22690] in[22780] our[23000] seas[23340] and[23510] oceans.[24690] I'm[25400] going[25650] to[25770] talk[26060] today[26440] about[27010] one[27340] of[27410] these[28040] -[28040] the[28420] box[28780] jellyfish.[30140]</w:t>
-            </w:r>
-          </w:p>
-          <w:p>
-            <w:pPr>
-              <w:tabs>
-                <w:tab w:val="left" w:pos="4413"/>
-              </w:tabs>
-              <w:rPr>
-                <w:rFonts w:ascii="Source Sans 3" w:hAnsi="Source Sans 3"/>
-                <w:sz w:val="23"/>
-                <w:szCs w:val="23"/>
-              </w:rPr>
-            </w:pPr>
-            <w:r>
-              <w:rPr>
-                <w:rFonts w:ascii="Source Sans 3" w:hAnsi="Source Sans 3"/>
-                <w:sz w:val="23"/>
-                <w:szCs w:val="23"/>
-              </w:rPr>
-              <w:t xml:space="preserve">There[30990] are[31120] different[31480] types[31860] of[31990] box[32260] jellyfish,[33110] and[33430] they[33560] are[33710] found[34050] in[34190] warm[34570] coastal[35080] seas[35650] anywhere[36150] from[36340] the[36510] Indian[36960] Ocean[37570] to[37930] as[38100] far[38410] north[38680] as[38830] Japan,[39630] but[40020] the[40170] most[40530] dangerous[41120] ones[41500] are[41640] found[41920] in[42010] the[42160] oceans[42580] around[42870] Australia.[44300]</w:t>
-            </w:r>
-          </w:p>
-          <w:p>
-            <w:pPr>
-              <w:tabs>
-                <w:tab w:val="left" w:pos="4413"/>
-              </w:tabs>
-              <w:rPr>
-                <w:rFonts w:ascii="Source Sans 3" w:hAnsi="Source Sans 3"/>
-                <w:sz w:val="23"/>
-                <w:szCs w:val="23"/>
-              </w:rPr>
-            </w:pPr>
-            <w:r>
-              <w:rPr>
-                <w:rFonts w:ascii="Source Sans 3" w:hAnsi="Source Sans 3"/>
-                <w:sz w:val="23"/>
-                <w:szCs w:val="23"/>
-              </w:rPr>
-              <w:t xml:space="preserve">OK,[45600] so[46030] now[46240] let's[46470] examine[46940] what[47150] these[47410] box[47670] jellyfish[48250] look[48480] like.[49400] There[50080] are[50200] no[50320] prizes[50870] for[51020] guessing[51360] why[51560] it's[51730] called[52070] a[52140] box[52380] jellyfish![53260] You[53640] can[53860] see[54220] that[54420] it's[54640] shaped[55010] like[55230] a[55320] box[55760] or[55930] a[56000] cube,[56730] with[57180] four[57500] sides[58180] and[58430] rounded[58910] corners.[59900]</w:t>
-            </w:r>
-          </w:p>
-          <w:p>
-            <w:pPr>
-              <w:tabs>
-                <w:tab w:val="left" w:pos="4413"/>
-              </w:tabs>
-              <w:rPr>
-                <w:rFonts w:ascii="Source Sans 3" w:hAnsi="Source Sans 3"/>
-                <w:sz w:val="23"/>
-                <w:szCs w:val="23"/>
-              </w:rPr>
-            </w:pPr>
-            <w:r>
-              <w:rPr>
-                <w:rFonts w:ascii="Source Sans 3" w:hAnsi="Source Sans 3"/>
-                <w:sz w:val="23"/>
-                <w:szCs w:val="23"/>
-              </w:rPr>
-              <w:t xml:space="preserve">And[60460] you[60560] can[60710] also[61040] see[61290] that[61440] its[61610] body[61900] is[62080] light[62450] blue.[63610]</w:t>
-            </w:r>
-          </w:p>
-          <w:p>
-            <w:pPr>
-              <w:tabs>
-                <w:tab w:val="left" w:pos="4413"/>
-              </w:tabs>
-              <w:rPr>
-                <w:rFonts w:ascii="Source Sans 3" w:hAnsi="Source Sans 3"/>
-                <w:sz w:val="23"/>
-                <w:szCs w:val="23"/>
-              </w:rPr>
-            </w:pPr>
-            <w:r>
-              <w:rPr>
-                <w:rFonts w:ascii="Source Sans 3" w:hAnsi="Source Sans 3"/>
-                <w:sz w:val="23"/>
-                <w:szCs w:val="23"/>
-              </w:rPr>
-              <w:t xml:space="preserve">So,[64820] let's[65330] take[65530] a[65580] look[65740] at[65820] the[65950] tentacles[66800] of[66920] the[67050] box[67300] jellyfish[67890] more[68100] closely.[69080]</w:t>
-            </w:r>
-          </w:p>
-          <w:p>
-            <w:pPr>
-              <w:tabs>
-                <w:tab w:val="left" w:pos="4413"/>
-              </w:tabs>
-              <w:rPr>
-                <w:rFonts w:ascii="Source Sans 3" w:hAnsi="Source Sans 3"/>
-                <w:sz w:val="23"/>
-                <w:szCs w:val="23"/>
-              </w:rPr>
-            </w:pPr>
-            <w:r>
-              <w:rPr>
-                <w:rFonts w:ascii="Source Sans 3" w:hAnsi="Source Sans 3"/>
-                <w:sz w:val="23"/>
-                <w:szCs w:val="23"/>
-              </w:rPr>
-              <w:t xml:space="preserve">It's[69640] got[69870] 15[70540] of[70650] these[70940] growing[71330] from[71670] each[72050] of[72160] the[72290] four[72620] corners[73080] of[73190] the[73310] box.[74220] Now,[75140] you[75440] may[75680] be[75840] surprised[76450] to[76550] learn[76750] that[76900] these[77170] tentacles[77830] can[78280] grow[78680] to[78860] a[78950] length[79240] of[79410] three[79880] metres![81050] And[81750] another[82160] surprising[82780] thing[83340] is[83680] its[83910] large[84360] number[84640] of[84840] eyes,[85480] that's[85870] six[86170] eyes[86550] on[86730] each[87000] of[87100] its[87280] four[87580] sides,[88240] so[88650] 24[89550] altogether.[90900]</w:t>
-            </w:r>
-          </w:p>
-          <w:p>
-            <w:pPr>
-              <w:tabs>
-                <w:tab w:val="left" w:pos="4413"/>
-              </w:tabs>
-              <w:rPr>
-                <w:rFonts w:ascii="Source Sans 3" w:hAnsi="Source Sans 3"/>
-                <w:sz w:val="23"/>
-                <w:szCs w:val="23"/>
-              </w:rPr>
-            </w:pPr>
-            <w:r>
-              <w:rPr>
-                <w:rFonts w:ascii="Source Sans 3" w:hAnsi="Source Sans 3"/>
-                <w:sz w:val="23"/>
-                <w:szCs w:val="23"/>
-              </w:rPr>
-              <w:t xml:space="preserve">So[91790] now[92050] let's[92350] move[92620] on[92770] to[92890] talk[93140] about[93390] the[93570] sting[94140] of[94300] a[94380] box[94670] jellyfish.[95890] What[96670] is[96870] it?[97400] Well,[98100] a[98280] jellyfish[98850] has[99030] a[99150] lot[99450] of[99590] tentacles,[100360] and[100670] each[100970] tentacle[101560] has[101830] thousands[102400] of[102540] cells[103200] which[103540] can[103700] produce[104180] a[104290] poison.[105430] If[106120] the[106230] tentacles[106940] come[107150] into[107350] contact[107930] with[108070] a[108160] fish,[108670] or[108900] a[108980] person,[109830] they[110320] stick[110640] to[110760] their[110970] skin.[111980] If[112700] the[112830] tentacles[113380] are[113510] very[113780] long,[114450] they[114900] are[115050] in[115180] contact[115680] with[115820] a[115930] lot[116290] of[116460] the[116610] body,[117030] giving[117410] a[117530] bad[117960] sting[118310] which[118580] hurts[118940] terribly.[119970] This[120740] can[120930] be[121050] dangerous[121620] to[121740] the[121830] victim.[122790]</w:t>
-            </w:r>
-          </w:p>
-          <w:p>
-            <w:pPr>
-              <w:tabs>
-                <w:tab w:val="left" w:pos="4413"/>
-              </w:tabs>
-              <w:rPr>
-                <w:rFonts w:ascii="Source Sans 3" w:hAnsi="Source Sans 3"/>
-                <w:sz w:val="23"/>
-                <w:szCs w:val="23"/>
-              </w:rPr>
-            </w:pPr>
-            <w:r>
-              <w:rPr>
-                <w:rFonts w:ascii="Source Sans 3" w:hAnsi="Source Sans 3"/>
-                <w:sz w:val="23"/>
-                <w:szCs w:val="23"/>
-              </w:rPr>
-              <w:t xml:space="preserve">There[123540] are[123680] two[123970] ways[124320] that[124470] people[124750] can[124940] die[125400] as[125580] the[125700] result[126130] of[126230] a[126300] jellyfish[126830] sting.[127540] Firstly,[128700] a[129050] very[129410] severe[129850] sting[130170] can[130370] cause[130670] a[130730] person[131080] to[131210] have[131390] a[131470] heart[131760] attack.[132530] This[133140] can[133320] happen[133630] within[133930] minutes.[135010] Secondly,[136300] sometimes[137160] a[137270] swimmer[137610] goes[137850] into[138110] shock[138720] and[139050] can't[139380] make[139590] it[139700] back[139930] to[140060] the[140180] beach[140530] because[140810] they[140950] are[141080] in[141280] such[141670] extreme[142220] pain.[143190] If[143880] they're[144110] in[144200] the[144310] water[144680] alone,[145330] they'll[145750] die.[146910]</w:t>
-            </w:r>
-          </w:p>
-          <w:p>
-            <w:pPr>
-              <w:tabs>
-                <w:tab w:val="left" w:pos="4413"/>
-              </w:tabs>
-              <w:rPr>
-                <w:rFonts w:ascii="Source Sans 3" w:hAnsi="Source Sans 3"/>
-                <w:sz w:val="23"/>
-                <w:szCs w:val="23"/>
-              </w:rPr>
-            </w:pPr>
-            <w:r>
-              <w:rPr>
-                <w:rFonts w:ascii="Source Sans 3" w:hAnsi="Source Sans 3"/>
-                <w:sz w:val="23"/>
-                <w:szCs w:val="23"/>
-              </w:rPr>
-              <w:t xml:space="preserve">And[148080] now[148390] I'd[148520] like[148740] to[148830] conclude[149350] with[149480] advice[150060] on[150190] how[150380] to[150530] help[150850] someone[151240] who[151350] has[151500] been[151690] stung[151990] by[152180] a[152260] box[152530] jellyfish.[153720] If[154420] they[154590] have[154710] had[154850] a[154920] heart[155160] attack,[155630] of[155880] course[156280] the[156400] most[156650] important[157140] thing[157550] is[157740] to[157860] try[158100] to[158190] revive[158700] them[158890] first[159240] of[159350] all.[159880]</w:t>
+              <w:t>[2700]OK[2980] everyone,[3780] I[4160] think[4490] we're[4670] ready[4890] to[5030] make[5260] a[5350] start.[6380] Now,[7290] when[7600] you[7740] think[8000] of[8120] a[8190] dangerous[8770] animal,[9380] what[9720] do[9820] you[9960] think[10260] of?[10880] A[11350] tiger[11730] perhaps?[12550] Or[13010] maybe[13330] a[13430] leopard?[14370] Most[15160] people[15460] think[15720] that[15960] all[16210] dangerous[16800] animals[17310] live[17520] on[17660] land,[18280] but[18610] in[18760] fact,[19370] some[19720] of[19800] the[20010] most[20450] dangerous[20990] animals[21430] on[21530] the[21640] planet[22290] live[22690] in[22780] our[23000] seas[23340] and[23510] oceans.[24690] I'm[25400] going[25650] to[25770] talk[26060] today[26440] about[27010] one[27340] of[27410] these[28040] -[28040] the[28420] box[28780] jellyfish.[30140]</w:t>
             </w:r>
           </w:p>
           <w:p>
@@ -16086,7 +16029,167 @@
                 <w:szCs w:val="23"/>
               </w:rPr>
               <w:lastRenderedPageBreak/>
-              <w:t xml:space="preserve">And[160390] then,[160830] the[161100] best[161420] thing[161620] to[161750] help[161980] is[162110] vinegar.[162880] Yes,[163830] the[164210] same[164590] vinegar[164990] you[165180] use[165420] when[165560] you're[165710] cooking![166550] Many[167260] Australian[167850] beaches[168280] keep[168510] bottles[168860] of[168960] it[169090] near[169320] the[169440] jellyfish[170000] warning[170400] signs.[171330] You[171840] should[172110] pour[172490] a[172580] bottle[173060] over[173410] the[173530] tentacles[174080] for[174270] 30[174800] seconds,[175690] and[176070] then[176350] the[176470] tentacles[177040] can[177180] be[177300] removed.[178320] However,[179320] if[179620] you[179740] get[179970] stung[180470] and[180660] don't[180930] have[181170] any[181440] vinegar,[182060] you[182340] should[182530] pour[182830] seawater[183530] on[183630] the[183750] skin.[184360] This[184840] will[185020] help[185230] to[185410] ease[185780] the[185900] pain[186220] before[186570] you[186660] can[186830] get[187060] further[187510] medical[188000] help.[191520]</w:t>
+              <w:t>There[30990] are[31120] different[31480] types[31860] of[31990] box[32260] jellyfish,[33110] and[33430] they[33560] are[33710] found[34050] in[34190] warm[34570] coastal[35080] seas[35650] anywhere[36150] from[36340] the[36510] Indian[36960] Ocean[37570] to[37930] as[38100] far[38410] north[38680] as[38830] Japan,[39630] but[40020] the[40170] most[40530] dangerous[41120] ones[41500] are[41640] found[41920] in[42010] the[42160] oceans[42580] around[42870] Australia.[44300]</w:t>
+            </w:r>
+          </w:p>
+          <w:p>
+            <w:pPr>
+              <w:tabs>
+                <w:tab w:val="left" w:pos="4413"/>
+              </w:tabs>
+              <w:rPr>
+                <w:rFonts w:ascii="Source Sans 3" w:hAnsi="Source Sans 3"/>
+                <w:sz w:val="23"/>
+                <w:szCs w:val="23"/>
+              </w:rPr>
+            </w:pPr>
+            <w:r>
+              <w:rPr>
+                <w:rFonts w:ascii="Source Sans 3" w:hAnsi="Source Sans 3"/>
+                <w:sz w:val="23"/>
+                <w:szCs w:val="23"/>
+              </w:rPr>
+              <w:t>OK,[45600] so[46030] now[46240] let's[46470] examine[46940] what[47150] these[47410] box[47670] jellyfish[48250] look[48480] like.[49400] There[50080] are[50200] no[50320] prizes[50870] for[51020] guessing[51360] why[51560] it's[51730] called[52070] a[52140] box[52380] jellyfish![53260] You[53640] can[53860] see[54220] that[54420] it's[54640] shaped[55010] like[55230] a[55320] box[55760] or[55930] a[56000] cube,[56730] with[57180] four[57500] sides[58180] and[58430] rounded[58910] corners.[59900]</w:t>
+            </w:r>
+          </w:p>
+          <w:p>
+            <w:pPr>
+              <w:tabs>
+                <w:tab w:val="left" w:pos="4413"/>
+              </w:tabs>
+              <w:rPr>
+                <w:rFonts w:ascii="Source Sans 3" w:hAnsi="Source Sans 3"/>
+                <w:sz w:val="23"/>
+                <w:szCs w:val="23"/>
+              </w:rPr>
+            </w:pPr>
+            <w:r>
+              <w:rPr>
+                <w:rFonts w:ascii="Source Sans 3" w:hAnsi="Source Sans 3"/>
+                <w:sz w:val="23"/>
+                <w:szCs w:val="23"/>
+              </w:rPr>
+              <w:t>And[60460] you[60560] can[60710] also[61040] see[61290] that[61440] its[61610] body[61900] is[62080] light[62450] blue.[63610]</w:t>
+            </w:r>
+          </w:p>
+          <w:p>
+            <w:pPr>
+              <w:tabs>
+                <w:tab w:val="left" w:pos="4413"/>
+              </w:tabs>
+              <w:rPr>
+                <w:rFonts w:ascii="Source Sans 3" w:hAnsi="Source Sans 3"/>
+                <w:sz w:val="23"/>
+                <w:szCs w:val="23"/>
+              </w:rPr>
+            </w:pPr>
+            <w:r>
+              <w:rPr>
+                <w:rFonts w:ascii="Source Sans 3" w:hAnsi="Source Sans 3"/>
+                <w:sz w:val="23"/>
+                <w:szCs w:val="23"/>
+              </w:rPr>
+              <w:t>So,[64820] let's[65330] take[65530] a[65580] look[65740] at[65820] the[65950] tentacles[66800] of[66920] the[67050] box[67300] jellyfish[67890] more[68100] closely.[69080]</w:t>
+            </w:r>
+          </w:p>
+          <w:p>
+            <w:pPr>
+              <w:tabs>
+                <w:tab w:val="left" w:pos="4413"/>
+              </w:tabs>
+              <w:rPr>
+                <w:rFonts w:ascii="Source Sans 3" w:hAnsi="Source Sans 3"/>
+                <w:sz w:val="23"/>
+                <w:szCs w:val="23"/>
+              </w:rPr>
+            </w:pPr>
+            <w:r>
+              <w:rPr>
+                <w:rFonts w:ascii="Source Sans 3" w:hAnsi="Source Sans 3"/>
+                <w:sz w:val="23"/>
+                <w:szCs w:val="23"/>
+              </w:rPr>
+              <w:t>It's[69640] got[69870] 15[70540] of[70650] these[70940] growing[71330] from[71670] each[72050] of[72160] the[72290] four[72620] corners[73080] of[73190] the[73310] box.[74220] Now,[75140] you[75440] may[75680] be[75840] surprised[76450] to[76550] learn[76750] that[76900] these[77170] tentacles[77830] can[78280] grow[78680] to[78860] a[78950] length[79240] of[79410] three[79880] metres![81050] And[81750] another[82160] surprising[82780] thing[83340] is[83680] its[83910] large[84360] number[84640] of[84840] eyes,[85480] that's[85870] six[86170] eyes[86550] on[86730] each[87000] of[87100] its[87280] four[87580] sides,[88240] so[88650] 24[89550] altogether.[90900]</w:t>
+            </w:r>
+          </w:p>
+          <w:p>
+            <w:pPr>
+              <w:tabs>
+                <w:tab w:val="left" w:pos="4413"/>
+              </w:tabs>
+              <w:rPr>
+                <w:rFonts w:ascii="Source Sans 3" w:hAnsi="Source Sans 3"/>
+                <w:sz w:val="23"/>
+                <w:szCs w:val="23"/>
+              </w:rPr>
+            </w:pPr>
+            <w:r>
+              <w:rPr>
+                <w:rFonts w:ascii="Source Sans 3" w:hAnsi="Source Sans 3"/>
+                <w:sz w:val="23"/>
+                <w:szCs w:val="23"/>
+              </w:rPr>
+              <w:t>So[91790] now[92050] let's[92350] move[92620] on[92770] to[92890] talk[93140] about[93390] the[93570] sting[94140] of[94300] a[94380] box[94670] jellyfish.[95890] What[96670] is[96870] it?[97400] Well,[98100] a[98280] jellyfish[98850] has[99030] a[99150] lot[99450] of[99590] tentacles,[100360] and[100670] each[100970] tentacle[101560] has[101830] thousands[102400] of[102540] cells[103200] which[103540] can[103700] produce[104180] a[104290] poison.[105430] If[106120] the[106230] tentacles[106940] come[107150] into[107350] contact[107930] with[108070] a[108160] fish,[108670] or[108900] a[108980] person,[109830] they[110320] stick[110640] to[110760] their[110970] skin.[111980] If[112700] the[112830] tentacles[113380] are[113510] very[113780] long,[114450] they[114900] are[115050] in[115180] contact[115680] with[115820] a[115930] lot[116290] of[116460] the[116610] body,[117030] giving[117410] a[117530] bad[117960] sting[118310] which[118580] hurts[118940] terribly.[119970] This[120740] can[120930] be[121050] dangerous[121620] to[121740] the[121830] victim.[122790]</w:t>
+            </w:r>
+          </w:p>
+          <w:p>
+            <w:pPr>
+              <w:tabs>
+                <w:tab w:val="left" w:pos="4413"/>
+              </w:tabs>
+              <w:rPr>
+                <w:rFonts w:ascii="Source Sans 3" w:hAnsi="Source Sans 3"/>
+                <w:sz w:val="23"/>
+                <w:szCs w:val="23"/>
+              </w:rPr>
+            </w:pPr>
+            <w:r>
+              <w:rPr>
+                <w:rFonts w:ascii="Source Sans 3" w:hAnsi="Source Sans 3"/>
+                <w:sz w:val="23"/>
+                <w:szCs w:val="23"/>
+              </w:rPr>
+              <w:t>There[123540] are[123680] two[123970] ways[124320] that[124470] people[124750] can[124940] die[125400] as[125580] the[125700] result[126130] of[126230] a[126300] jellyfish[126830] sting.[127540] Firstly,[128700] a[129050] very[129410] severe[129850] sting[130170] can[130370] cause[130670] a[130730] person[131080] to[131210] have[131390] a[131470] heart[131760] attack.[132530] This[133140] can[133320] happen[133630] within[133930] minutes.[135010] Secondly,[136300] sometimes[137160] a[137270] swimmer[137610] goes[137850] into[138110] shock[138720] and[139050] can't[139380] make[139590] it[139700] back[139930] to[140060] the[140180] beach[140530] because[140810] they[140950] are[141080] in[141280] such[141670] extreme[142220] pain.[143190] If[143880] they're[144110] in[144200] the[144310] water[144680] alone,[145330] they'll[145750] die.[146910]</w:t>
+            </w:r>
+          </w:p>
+          <w:p>
+            <w:pPr>
+              <w:tabs>
+                <w:tab w:val="left" w:pos="4413"/>
+              </w:tabs>
+              <w:rPr>
+                <w:rFonts w:ascii="Source Sans 3" w:hAnsi="Source Sans 3"/>
+                <w:sz w:val="23"/>
+                <w:szCs w:val="23"/>
+              </w:rPr>
+            </w:pPr>
+            <w:r>
+              <w:rPr>
+                <w:rFonts w:ascii="Source Sans 3" w:hAnsi="Source Sans 3"/>
+                <w:sz w:val="23"/>
+                <w:szCs w:val="23"/>
+              </w:rPr>
+              <w:t>And[148080] now[148390] I'd[148520] like[148740] to[148830] conclude[149350] with[149480] advice[150060] on[150190] how[150380] to[150530] help[150850] someone[151240] who[151350] has[151500] been[151690] stung[151990] by[152180] a[152260] box[152530] jellyfish.[153720] If[154420] they[154590] have[154710] had[154850] a[154920] heart[155160] attack,[155630] of[155880] course[156280] the[156400] most[156650] important[157140] thing[157550] is[157740] to[157860] try[158100] to[158190] revive[158700] them[158890] first[159240] of[159350] all.[159880]</w:t>
+            </w:r>
+          </w:p>
+          <w:p>
+            <w:pPr>
+              <w:tabs>
+                <w:tab w:val="left" w:pos="4413"/>
+              </w:tabs>
+              <w:rPr>
+                <w:rFonts w:ascii="Source Sans 3" w:hAnsi="Source Sans 3"/>
+                <w:sz w:val="23"/>
+                <w:szCs w:val="23"/>
+              </w:rPr>
+            </w:pPr>
+            <w:r>
+              <w:rPr>
+                <w:rFonts w:ascii="Source Sans 3" w:hAnsi="Source Sans 3"/>
+                <w:sz w:val="23"/>
+                <w:szCs w:val="23"/>
+              </w:rPr>
+              <w:t>And[160390] then,[160830] the[161100] best[161420] thing[161620] to[161750] help[161980] is[162110] vinegar.[162880] Yes,[163830] the[164210] same[164590] vinegar[164990] you[165180] use[165420] when[165560] you're[165710] cooking![166550] Many[167260] Australian[167850] beaches[168280] keep[168510] bottles[168860] of[168960] it[169090] near[169320] the[169440] jellyfish[170000] warning[170400] signs.[171330] You[171840] should[172110] pour[172490] a[172580] bottle[173060] over[173410] the[173530] tentacles[174080] for[174270] 30[174800] seconds,[175690] and[176070] then[176350] the[176470] tentacles[177040] can[177180] be[177300] removed.[178320] However,[179320] if[179620] you[179740] get[179970] stung[180470] and[180660] don't[180930] have[181170] any[181440] vinegar,[182060] you[182340] should[182530] pour[182830] seawater[183530] on[183630] the[183750] skin.[184360] This[184840] will[185020] help[185230] to[185410] ease[185780] the[185900] pain[186220] before[186570] you[186660] can[186830] get[187060] further[187510] medical[188000] help.[191520]</w:t>
             </w:r>
           </w:p>
         </w:tc>
@@ -16159,7 +16262,7 @@
                 <w:sz w:val="23"/>
                 <w:szCs w:val="23"/>
               </w:rPr>
-              <w:t xml:space="preserve">[2160]1</w:t>
+              <w:t>[2160]1</w:t>
             </w:r>
             <w:r>
               <w:rPr>
@@ -16169,7 +16272,7 @@
                 <w:sz w:val="23"/>
                 <w:szCs w:val="23"/>
               </w:rPr>
-              <w:t xml:space="preserve">:[2360]</w:t>
+              <w:t>:[2360]</w:t>
             </w:r>
           </w:p>
           <w:p>
@@ -16195,33 +16298,33 @@
                 <w:sz w:val="23"/>
                 <w:szCs w:val="23"/>
               </w:rPr>
-              <w:t xml:space="preserve">What[3700] can[3920] governments[4450] do[4640] to[4830] prevent[5440] illegal[6070] hunting?[6540]</w:t>
-            </w:r>
-          </w:p>
-          <w:p>
-            <w:pPr>
-              <w:tabs>
-                <w:tab w:val="left" w:pos="4413"/>
-              </w:tabs>
-              <w:rPr>
-                <w:rFonts w:ascii="Source Sans 3" w:hAnsi="Source Sans 3"/>
-                <w:sz w:val="23"/>
-                <w:szCs w:val="23"/>
-              </w:rPr>
-            </w:pPr>
-            <w:r>
-              <w:rPr>
-                <w:rStyle w:val="NotSpokenChar"/>
-              </w:rPr>
-              <w:t xml:space="preserve">Student[6750] 1:</w:t>
-            </w:r>
-            <w:r>
-              <w:rPr>
-                <w:rFonts w:ascii="Source Sans 3" w:hAnsi="Source Sans 3"/>
-                <w:sz w:val="23"/>
-                <w:szCs w:val="23"/>
-              </w:rPr>
-              <w:t xml:space="preserve">[6960] There[7210] are[7400] two[7710] things[8290] the[8450] government[9080] can[9320] do[9550] to[9730] prevent[10260] illegal[10830] hunting.[11760] The[12290] first[13030] is[13360] to[13480] be[13610] more[13950] serious[14560] about[14910] punishing[15520] hunters,[16370] for[16790] example...[19030]</w:t>
+              <w:t>What[3700] can[3920] governments[4450] do[4640] to[4830] prevent[5440] illegal[6070] hunting?[6540]</w:t>
+            </w:r>
+          </w:p>
+          <w:p>
+            <w:pPr>
+              <w:tabs>
+                <w:tab w:val="left" w:pos="4413"/>
+              </w:tabs>
+              <w:rPr>
+                <w:rFonts w:ascii="Source Sans 3" w:hAnsi="Source Sans 3"/>
+                <w:sz w:val="23"/>
+                <w:szCs w:val="23"/>
+              </w:rPr>
+            </w:pPr>
+            <w:r>
+              <w:rPr>
+                <w:rStyle w:val="NotSpokenChar"/>
+              </w:rPr>
+              <w:t>Student[6750] 1:</w:t>
+            </w:r>
+            <w:r>
+              <w:rPr>
+                <w:rFonts w:ascii="Source Sans 3" w:hAnsi="Source Sans 3"/>
+                <w:sz w:val="23"/>
+                <w:szCs w:val="23"/>
+              </w:rPr>
+              <w:t>[6960] There[7210] are[7400] two[7710] things[8290] the[8450] government[9080] can[9320] do[9550] to[9730] prevent[10260] illegal[10830] hunting.[11760] The[12290] first[13030] is[13360] to[13480] be[13610] more[13950] serious[14560] about[14910] punishing[15520] hunters,[16370] for[16790] example...[19030]</w:t>
             </w:r>
           </w:p>
           <w:p>
@@ -16255,7 +16358,7 @@
                 <w:sz w:val="23"/>
                 <w:szCs w:val="23"/>
               </w:rPr>
-              <w:t xml:space="preserve">:[20960]</w:t>
+              <w:t>:[20960]</w:t>
             </w:r>
           </w:p>
           <w:p>
@@ -16281,33 +16384,33 @@
                 <w:sz w:val="23"/>
                 <w:szCs w:val="23"/>
               </w:rPr>
-              <w:t xml:space="preserve">Should[22380] the[22480] government[22880] provide[23330] more[23520] money[23810] for[24020] zoos?[24520]</w:t>
-            </w:r>
-          </w:p>
-          <w:p>
-            <w:pPr>
-              <w:tabs>
-                <w:tab w:val="left" w:pos="4413"/>
-              </w:tabs>
-              <w:rPr>
-                <w:rFonts w:ascii="Source Sans 3" w:hAnsi="Source Sans 3"/>
-                <w:sz w:val="23"/>
-                <w:szCs w:val="23"/>
-              </w:rPr>
-            </w:pPr>
-            <w:r>
-              <w:rPr>
-                <w:rStyle w:val="NotSpokenChar"/>
-              </w:rPr>
-              <w:t xml:space="preserve">Student[24800] 2:</w:t>
-            </w:r>
-            <w:r>
-              <w:rPr>
-                <w:rFonts w:ascii="Source Sans 3" w:hAnsi="Source Sans 3"/>
-                <w:sz w:val="23"/>
-                <w:szCs w:val="23"/>
-              </w:rPr>
-              <w:t xml:space="preserve">[25080] They[25260] definitely[25980] should.[26600] It[27090] seems[27480] to[27630] me[27810] that[28110] zoos[28520] need[28850] money[29220] now[29520] more[29760] than[29970] ever.[30610] Many[31220] of[31360] them[31550] have[31740] very[32080] old[32350] facilities[33120] for[33260] the[33410] animals...[34990]</w:t>
+              <w:t>Should[22380] the[22480] government[22880] provide[23330] more[23520] money[23810] for[24020] zoos?[24520]</w:t>
+            </w:r>
+          </w:p>
+          <w:p>
+            <w:pPr>
+              <w:tabs>
+                <w:tab w:val="left" w:pos="4413"/>
+              </w:tabs>
+              <w:rPr>
+                <w:rFonts w:ascii="Source Sans 3" w:hAnsi="Source Sans 3"/>
+                <w:sz w:val="23"/>
+                <w:szCs w:val="23"/>
+              </w:rPr>
+            </w:pPr>
+            <w:r>
+              <w:rPr>
+                <w:rStyle w:val="NotSpokenChar"/>
+              </w:rPr>
+              <w:t>Student[24800] 2:</w:t>
+            </w:r>
+            <w:r>
+              <w:rPr>
+                <w:rFonts w:ascii="Source Sans 3" w:hAnsi="Source Sans 3"/>
+                <w:sz w:val="23"/>
+                <w:szCs w:val="23"/>
+              </w:rPr>
+              <w:t>[25080] They[25260] definitely[25980] should.[26600] It[27090] seems[27480] to[27630] me[27810] that[28110] zoos[28520] need[28850] money[29220] now[29520] more[29760] than[29970] ever.[30610] Many[31220] of[31360] them[31550] have[31740] very[32080] old[32350] facilities[33120] for[33260] the[33410] animals...[34990]</w:t>
             </w:r>
           </w:p>
           <w:p>
@@ -16341,7 +16444,7 @@
                 <w:sz w:val="23"/>
                 <w:szCs w:val="23"/>
               </w:rPr>
-              <w:t xml:space="preserve">:[36380]</w:t>
+              <w:t>:[36380]</w:t>
             </w:r>
           </w:p>
           <w:p>
@@ -16367,33 +16470,33 @@
                 <w:sz w:val="23"/>
                 <w:szCs w:val="23"/>
               </w:rPr>
-              <w:t xml:space="preserve">How[37770] might[38070] we[38230] be[38410] able[38670] to[38790] protect[39270] wildlife[39940] in[40010] the[40130] future?[40560]</w:t>
-            </w:r>
-          </w:p>
-          <w:p>
-            <w:pPr>
-              <w:tabs>
-                <w:tab w:val="left" w:pos="4413"/>
-              </w:tabs>
-              <w:rPr>
-                <w:rFonts w:ascii="Source Sans 3" w:hAnsi="Source Sans 3"/>
-                <w:sz w:val="23"/>
-                <w:szCs w:val="23"/>
-              </w:rPr>
-            </w:pPr>
-            <w:r>
-              <w:rPr>
-                <w:rStyle w:val="NotSpokenChar"/>
-              </w:rPr>
-              <w:t xml:space="preserve">Student[40790] 3:</w:t>
-            </w:r>
-            <w:r>
-              <w:rPr>
-                <w:rFonts w:ascii="Source Sans 3" w:hAnsi="Source Sans 3"/>
-                <w:sz w:val="23"/>
-                <w:szCs w:val="23"/>
-              </w:rPr>
-              <w:t xml:space="preserve">[41020] Well,[41320] in[41520] the[41670] future,[42300] it[42600] might[42930] be[43070] a[43150] good[43400] idea[43760] to[43980] use[44250] technology[45250] to[45650] track[46330] where[46740] wild[47090] animals[47620] are...[47950]</w:t>
+              <w:t>How[37770] might[38070] we[38230] be[38410] able[38670] to[38790] protect[39270] wildlife[39940] in[40010] the[40130] future?[40560]</w:t>
+            </w:r>
+          </w:p>
+          <w:p>
+            <w:pPr>
+              <w:tabs>
+                <w:tab w:val="left" w:pos="4413"/>
+              </w:tabs>
+              <w:rPr>
+                <w:rFonts w:ascii="Source Sans 3" w:hAnsi="Source Sans 3"/>
+                <w:sz w:val="23"/>
+                <w:szCs w:val="23"/>
+              </w:rPr>
+            </w:pPr>
+            <w:r>
+              <w:rPr>
+                <w:rStyle w:val="NotSpokenChar"/>
+              </w:rPr>
+              <w:t>Student[40790] 3:</w:t>
+            </w:r>
+            <w:r>
+              <w:rPr>
+                <w:rFonts w:ascii="Source Sans 3" w:hAnsi="Source Sans 3"/>
+                <w:sz w:val="23"/>
+                <w:szCs w:val="23"/>
+              </w:rPr>
+              <w:t>[41020] Well,[41320] in[41520] the[41670] future,[42300] it[42600] might[42930] be[43070] a[43150] good[43400] idea[43760] to[43980] use[44250] technology[45250] to[45650] track[46330] where[46740] wild[47090] animals[47620] are...[47950]</w:t>
             </w:r>
           </w:p>
           <w:p>
@@ -16427,7 +16530,7 @@
                 <w:sz w:val="23"/>
                 <w:szCs w:val="23"/>
               </w:rPr>
-              <w:t xml:space="preserve">:[50440]</w:t>
+              <w:t>:[50440]</w:t>
             </w:r>
           </w:p>
           <w:p>
@@ -16456,33 +16559,33 @@
                 <w:sz w:val="23"/>
                 <w:szCs w:val="23"/>
               </w:rPr>
-              <w:t xml:space="preserve">s[51770] there[51950] any[52140] difference[52850] in[53100] how[53370] children[53870] learn[54200] about[54520] wildlife[55310] now[56050] than[56460] in[56550] the[56650] past?[57120]</w:t>
-            </w:r>
-          </w:p>
-          <w:p>
-            <w:pPr>
-              <w:tabs>
-                <w:tab w:val="left" w:pos="4413"/>
-              </w:tabs>
-              <w:rPr>
-                <w:rFonts w:ascii="Source Sans 3" w:hAnsi="Source Sans 3"/>
-                <w:sz w:val="23"/>
-                <w:szCs w:val="23"/>
-              </w:rPr>
-            </w:pPr>
-            <w:r>
-              <w:rPr>
-                <w:rStyle w:val="NotSpokenChar"/>
-              </w:rPr>
-              <w:t xml:space="preserve">Student[57440] 4:</w:t>
-            </w:r>
-            <w:r>
-              <w:rPr>
-                <w:rFonts w:ascii="Source Sans 3" w:hAnsi="Source Sans 3"/>
-                <w:sz w:val="23"/>
-                <w:szCs w:val="23"/>
-              </w:rPr>
-              <w:t xml:space="preserve">[57760] There's[58150] a[58260] big[58530] difference,[59160] I[59270] think.[59940] In[60410] the[60530] past,[61220] we[61560] used[61870] to[61970] go[62150] on[62370] more[62840] field[63260] trips[63670] to[63830] places[64460] to[64610] see[64830] wild[65260] animals,[66180] but[66850] now[67540] we[67880] mostly[68490] just[68940] see[69210] them[69570] on[69900] the[70090] internet.[74080]</w:t>
+              <w:t>s[51770] there[51950] any[52140] difference[52850] in[53100] how[53370] children[53870] learn[54200] about[54520] wildlife[55310] now[56050] than[56460] in[56550] the[56650] past?[57120]</w:t>
+            </w:r>
+          </w:p>
+          <w:p>
+            <w:pPr>
+              <w:tabs>
+                <w:tab w:val="left" w:pos="4413"/>
+              </w:tabs>
+              <w:rPr>
+                <w:rFonts w:ascii="Source Sans 3" w:hAnsi="Source Sans 3"/>
+                <w:sz w:val="23"/>
+                <w:szCs w:val="23"/>
+              </w:rPr>
+            </w:pPr>
+            <w:r>
+              <w:rPr>
+                <w:rStyle w:val="NotSpokenChar"/>
+              </w:rPr>
+              <w:t>Student[57440] 4:</w:t>
+            </w:r>
+            <w:r>
+              <w:rPr>
+                <w:rFonts w:ascii="Source Sans 3" w:hAnsi="Source Sans 3"/>
+                <w:sz w:val="23"/>
+                <w:szCs w:val="23"/>
+              </w:rPr>
+              <w:t>[57760] There's[58150] a[58260] big[58530] difference,[59160] I[59270] think.[59940] In[60410] the[60530] past,[61220] we[61560] used[61870] to[61970] go[62150] on[62370] more[62840] field[63260] trips[63670] to[63830] places[64460] to[64610] see[64830] wild[65260] animals,[66180] but[66850] now[67540] we[67880] mostly[68490] just[68940] see[69210] them[69570] on[69900] the[70090] internet.[74080]</w:t>
             </w:r>
           </w:p>
         </w:tc>
@@ -16555,7 +16658,7 @@
                 <w:sz w:val="23"/>
                 <w:szCs w:val="23"/>
               </w:rPr>
-              <w:t xml:space="preserve">[2440]1</w:t>
+              <w:t>[2440]1</w:t>
             </w:r>
             <w:r>
               <w:rPr>
@@ -16565,7 +16668,7 @@
                 <w:sz w:val="23"/>
                 <w:szCs w:val="23"/>
               </w:rPr>
-              <w:t xml:space="preserve">:[2680]</w:t>
+              <w:t>:[2680]</w:t>
             </w:r>
           </w:p>
           <w:p>
@@ -16591,7 +16694,7 @@
                 <w:sz w:val="23"/>
                 <w:szCs w:val="23"/>
               </w:rPr>
-              <w:t xml:space="preserve">What[4030] should[4260] be[4380] done[4730] to[4890] people[5370] caught[5880] hunting[6380] illegally?[6880]</w:t>
+              <w:t>What[4030] should[4260] be[4380] done[4730] to[4890] people[5370] caught[5880] hunting[6380] illegally?[6880]</w:t>
             </w:r>
           </w:p>
           <w:p>
@@ -16617,7 +16720,7 @@
                 <w:sz w:val="23"/>
                 <w:szCs w:val="23"/>
               </w:rPr>
-              <w:t xml:space="preserve">[7760] Well,[8120] if[8320] you[8550] ask[8970] me,[9680] I[10290] think[10590] people[11090] caught[11640] hunting[12250] should[12540] pay[12980] all[13290] the[13450] money[13750] they[13950] made[14420] to[14600] charities[15380] that[15620] help[15910] to[16050] protect[16530] animals.[17400] And[17920] the[18050] same[18380] for[18570] people[18990] caught[19510] buying[20010] these[20300] animal[20670] products.[21600] For[22120] example,[22940] I[23190] read[23520] that[23700] the[23840] government[24440] in[24680] Kenya[25430] took[26090] money[26480] from[26800] people[27280] who[27510] were[27830] caught[28330] buying[28780] animals'[29300] furs.[30090] The[30520] reason[31000] why[31480] is[31740] that[31970] it[32110] will[32330] help[32590] charities[33270] better[33620] protect[34230] wild[34640] animals,[35320] and[35790] hopefully[36540] make[36930] hunting[37370] more[37590] difficult.[39190]</w:t>
+              <w:t>[7760] Well,[8120] if[8320] you[8550] ask[8970] me,[9680] I[10290] think[10590] people[11090] caught[11640] hunting[12250] should[12540] pay[12980] all[13290] the[13450] money[13750] they[13950] made[14420] to[14600] charities[15380] that[15620] help[15910] to[16050] protect[16530] animals.[17400] And[17920] the[18050] same[18380] for[18570] people[18990] caught[19510] buying[20010] these[20300] animal[20670] products.[21600] For[22120] example,[22940] I[23190] read[23520] that[23700] the[23840] government[24440] in[24680] Kenya[25430] took[26090] money[26480] from[26800] people[27280] who[27510] were[27830] caught[28330] buying[28780] animals'[29300] furs.[30090] The[30520] reason[31000] why[31480] is[31740] that[31970] it[32110] will[32330] help[32590] charities[33270] better[33620] protect[34230] wild[34640] animals,[35320] and[35790] hopefully[36540] make[36930] hunting[37370] more[37590] difficult.[39190]</w:t>
             </w:r>
           </w:p>
           <w:p>
@@ -16651,24 +16754,25 @@
                 <w:sz w:val="23"/>
                 <w:szCs w:val="23"/>
               </w:rPr>
-              <w:t xml:space="preserve">:[40520]</w:t>
-            </w:r>
-          </w:p>
-          <w:p>
-            <w:pPr>
-              <w:tabs>
-                <w:tab w:val="left" w:pos="4413"/>
-              </w:tabs>
-              <w:rPr>
-                <w:rFonts w:ascii="Source Sans 3" w:hAnsi="Source Sans 3"/>
-                <w:sz w:val="23"/>
-                <w:szCs w:val="23"/>
-              </w:rPr>
-            </w:pPr>
-            <w:r>
-              <w:rPr>
-                <w:rStyle w:val="NotSpokenChar"/>
-              </w:rPr>
+              <w:t>:[40520]</w:t>
+            </w:r>
+          </w:p>
+          <w:p>
+            <w:pPr>
+              <w:tabs>
+                <w:tab w:val="left" w:pos="4413"/>
+              </w:tabs>
+              <w:rPr>
+                <w:rFonts w:ascii="Source Sans 3" w:hAnsi="Source Sans 3"/>
+                <w:sz w:val="23"/>
+                <w:szCs w:val="23"/>
+              </w:rPr>
+            </w:pPr>
+            <w:r>
+              <w:rPr>
+                <w:rStyle w:val="NotSpokenChar"/>
+              </w:rPr>
+              <w:lastRenderedPageBreak/>
               <w:t xml:space="preserve">Examiner:[41740] </w:t>
             </w:r>
             <w:r>
@@ -16677,7 +16781,7 @@
                 <w:sz w:val="23"/>
                 <w:szCs w:val="23"/>
               </w:rPr>
-              <w:t xml:space="preserve">Is[41870] there[42090] anything[42600] we[42890] as[43180] individuals[44080] can[44330] do[44620] to[44860] prevent[45320] hunting?[45700]</w:t>
+              <w:t>Is[41870] there[42090] anything[42600] we[42890] as[43180] individuals[44080] can[44330] do[44620] to[44860] prevent[45320] hunting?[45700]</w:t>
             </w:r>
           </w:p>
           <w:p>
@@ -16703,27 +16807,27 @@
                 <w:sz w:val="23"/>
                 <w:szCs w:val="23"/>
               </w:rPr>
-              <w:t xml:space="preserve">[46240] Yes,[46680] there[46930] are[47100] many[47460] things[47880] we[48040] can[48280] do,[48810] and[49320] perhaps[49710] the[49870] most[50170] important[50960] one[51350] is[51570] to[51690] stop[51970] buying[52490] things[52920] made[53160] from[53360] animals.[54310]</w:t>
-            </w:r>
-          </w:p>
-          <w:p>
-            <w:pPr>
-              <w:tabs>
-                <w:tab w:val="left" w:pos="4413"/>
-              </w:tabs>
-              <w:rPr>
-                <w:rFonts w:ascii="Source Sans 3" w:hAnsi="Source Sans 3"/>
-                <w:sz w:val="23"/>
-                <w:szCs w:val="23"/>
-              </w:rPr>
-            </w:pPr>
-            <w:r>
-              <w:rPr>
-                <w:rFonts w:ascii="Source Sans 3" w:hAnsi="Source Sans 3"/>
-                <w:sz w:val="23"/>
-                <w:szCs w:val="23"/>
-              </w:rPr>
-              <w:t xml:space="preserve">A[54790] good[55040] reason[55590] for[55830] this[56410] is[56790] that[57000] it[57140] might[57430] cause[58150] the[58350] demand[58890] for[59080] things[59480] made[59780] from[60040] animals[60580] to[60770] drop.[61690] For[62400] instance,[62940] many[63210] of[63320] the[63440] world's[63880] most[64230] famous[64720] fashion[65150] designers[65930] have[66230] stopped[66720] using[67270] real[67660] animal[68060] fur[68390] in[68490] their[68660] clothes.[70350]</w:t>
+              <w:t>[46240] Yes,[46680] there[46930] are[47100] many[47460] things[47880] we[48040] can[48280] do,[48810] and[49320] perhaps[49710] the[49870] most[50170] important[50960] one[51350] is[51570] to[51690] stop[51970] buying[52490] things[52920] made[53160] from[53360] animals.[54310]</w:t>
+            </w:r>
+          </w:p>
+          <w:p>
+            <w:pPr>
+              <w:tabs>
+                <w:tab w:val="left" w:pos="4413"/>
+              </w:tabs>
+              <w:rPr>
+                <w:rFonts w:ascii="Source Sans 3" w:hAnsi="Source Sans 3"/>
+                <w:sz w:val="23"/>
+                <w:szCs w:val="23"/>
+              </w:rPr>
+            </w:pPr>
+            <w:r>
+              <w:rPr>
+                <w:rFonts w:ascii="Source Sans 3" w:hAnsi="Source Sans 3"/>
+                <w:sz w:val="23"/>
+                <w:szCs w:val="23"/>
+              </w:rPr>
+              <w:t>A[54790] good[55040] reason[55590] for[55830] this[56410] is[56790] that[57000] it[57140] might[57430] cause[58150] the[58350] demand[58890] for[59080] things[59480] made[59780] from[60040] animals[60580] to[60770] drop.[61690] For[62400] instance,[62940] many[63210] of[63320] the[63440] world's[63880] most[64230] famous[64720] fashion[65150] designers[65930] have[66230] stopped[66720] using[67270] real[67660] animal[68060] fur[68390] in[68490] their[68660] clothes.[70350]</w:t>
             </w:r>
           </w:p>
           <w:p>
@@ -16757,7 +16861,7 @@
                 <w:sz w:val="23"/>
                 <w:szCs w:val="23"/>
               </w:rPr>
-              <w:t xml:space="preserve">:[71780]</w:t>
+              <w:t>:[71780]</w:t>
             </w:r>
           </w:p>
           <w:p>
@@ -16783,7 +16887,7 @@
                 <w:sz w:val="23"/>
                 <w:szCs w:val="23"/>
               </w:rPr>
-              <w:t xml:space="preserve">Will[73190] there[73370] be[73550] more[74030] or[74270] less[74640] hunting[75150] in[75250] the[75360] future?[75800]</w:t>
+              <w:t>Will[73190] there[73370] be[73550] more[74030] or[74270] less[74640] hunting[75150] in[75250] the[75360] future?[75800]</w:t>
             </w:r>
           </w:p>
           <w:p>
@@ -16809,7 +16913,7 @@
                 <w:sz w:val="23"/>
                 <w:szCs w:val="23"/>
               </w:rPr>
-              <w:t xml:space="preserve">[76400] In[76560] my[76810] opinion,[77350] there[77590] will[77750] be[77910] less[78400] hunting[79020] in[79180] the[79280] future.[80080] The[80600] reason[81070] for[81310] this[81760] is[81930] that[82190] many[82510] of[82690] our[82900] animals[83490] are[83730] already[84320] close[84830] to[84950] becoming[85460] extinct,[86610] so[87160] when[87370] they[87530] are[87710] gone,[88170] there[88370] will[88550] be[88700] nothing[89190] left[89630] to[89890] hunt.[90660] By[91280] way[91490] of[91710] example,[92470] the[92740] white[93170] rhino[93690] in[94070] Africa[94800] was[95310] hunted[95740] for[95980] many[96360] years,[97100] but[97600] now[97960] there[98160] are[98310] almost[98760] no[99080] white[99580] rhinos[100110] left[100470] to[100630] hunt.[104160]</w:t>
+              <w:t>[76400] In[76560] my[76810] opinion,[77350] there[77590] will[77750] be[77910] less[78400] hunting[79020] in[79180] the[79280] future.[80080] The[80600] reason[81070] for[81310] this[81760] is[81930] that[82190] many[82510] of[82690] our[82900] animals[83490] are[83730] already[84320] close[84830] to[84950] becoming[85460] extinct,[86610] so[87160] when[87370] they[87530] are[87710] gone,[88170] there[88370] will[88550] be[88700] nothing[89190] left[89630] to[89890] hunt.[90660] By[91280] way[91490] of[91710] example,[92470] the[92740] white[93170] rhino[93690] in[94070] Africa[94800] was[95310] hunted[95740] for[95980] many[96360] years,[97100] but[97600] now[97960] there[98160] are[98310] almost[98760] no[99080] white[99580] rhinos[100110] left[100470] to[100630] hunt.[104160]</w:t>
             </w:r>
           </w:p>
         </w:tc>
@@ -16828,7 +16932,7 @@
 </file>
 
 <file path=word/numbering.xml><?xml version="1.0" encoding="utf-8"?>
-<w:numbering xmlns:wpc="http://schemas.microsoft.com/office/word/2010/wordprocessingCanvas" xmlns:cx="http://schemas.microsoft.com/office/drawing/2014/chartex" xmlns:cx1="http://schemas.microsoft.com/office/drawing/2015/9/8/chartex" xmlns:cx2="http://schemas.microsoft.com/office/drawing/2015/10/21/chartex" xmlns:cx3="http://schemas.microsoft.com/office/drawing/2016/5/9/chartex" xmlns:cx4="http://schemas.microsoft.com/office/drawing/2016/5/10/chartex" xmlns:cx5="http://schemas.microsoft.com/office/drawing/2016/5/11/chartex" xmlns:cx6="http://schemas.microsoft.com/office/drawing/2016/5/12/chartex" xmlns:cx7="http://schemas.microsoft.com/office/drawing/2016/5/13/chartex" xmlns:cx8="http://schemas.microsoft.com/office/drawing/2016/5/14/chartex" xmlns:mc="http://schemas.openxmlformats.org/markup-compatibility/2006" xmlns:aink="http://schemas.microsoft.com/office/drawing/2016/ink" xmlns:am3d="http://schemas.microsoft.com/office/drawing/2017/model3d" xmlns:o="urn:schemas-microsoft-com:office:office" xmlns:oel="http://schemas.microsoft.com/office/2019/extlst" xmlns:r="http://schemas.openxmlformats.org/officeDocument/2006/relationships" xmlns:m="http://schemas.openxmlformats.org/officeDocument/2006/math" xmlns:v="urn:schemas-microsoft-com:vml" xmlns:wp14="http://schemas.microsoft.com/office/word/2010/wordprocessingDrawing" xmlns:wp="http://schemas.openxmlformats.org/drawingml/2006/wordprocessingDrawing" xmlns:w10="urn:schemas-microsoft-com:office:word" xmlns:w="http://schemas.openxmlformats.org/wordprocessingml/2006/main" xmlns:w14="http://schemas.microsoft.com/office/word/2010/wordml" xmlns:w15="http://schemas.microsoft.com/office/word/2012/wordml" xmlns:w16cex="http://schemas.microsoft.com/office/word/2018/wordml/cex" xmlns:w16cid="http://schemas.microsoft.com/office/word/2016/wordml/cid" xmlns:w16="http://schemas.microsoft.com/office/word/2018/wordml" xmlns:w16du="http://schemas.microsoft.com/office/word/2023/wordml/word16du" xmlns:w16sdtdh="http://schemas.microsoft.com/office/word/2020/wordml/sdtdatahash" xmlns:w16sdtfl="http://schemas.microsoft.com/office/word/2024/wordml/sdtformatlock" xmlns:w16se="http://schemas.microsoft.com/office/word/2015/wordml/symex" xmlns:wpg="http://schemas.microsoft.com/office/word/2010/wordprocessingGroup" xmlns:wpi="http://schemas.microsoft.com/office/word/2010/wordprocessingInk" xmlns:wne="http://schemas.microsoft.com/office/word/2006/wordml" xmlns:wps="http://schemas.microsoft.com/office/word/2010/wordprocessingShape" mc:Ignorable="w14 w15 w16se w16cid w16 w16cex w16sdtdh w16sdtfl w16du wp14">
+<w:numbering xmlns:wpc="http://schemas.microsoft.com/office/word/2010/wordprocessingCanvas" xmlns:cx="http://schemas.microsoft.com/office/drawing/2014/chartex" xmlns:cx1="http://schemas.microsoft.com/office/drawing/2015/9/8/chartex" xmlns:cx2="http://schemas.microsoft.com/office/drawing/2015/10/21/chartex" xmlns:cx3="http://schemas.microsoft.com/office/drawing/2016/5/9/chartex" xmlns:cx4="http://schemas.microsoft.com/office/drawing/2016/5/10/chartex" xmlns:cx5="http://schemas.microsoft.com/office/drawing/2016/5/11/chartex" xmlns:cx6="http://schemas.microsoft.com/office/drawing/2016/5/12/chartex" xmlns:cx7="http://schemas.microsoft.com/office/drawing/2016/5/13/chartex" xmlns:cx8="http://schemas.microsoft.com/office/drawing/2016/5/14/chartex" xmlns:mc="http://schemas.openxmlformats.org/markup-compatibility/2006" xmlns:aink="http://schemas.microsoft.com/office/drawing/2016/ink" xmlns:am3d="http://schemas.microsoft.com/office/drawing/2017/model3d" xmlns:o="urn:schemas-microsoft-com:office:office" xmlns:oel="http://schemas.microsoft.com/office/2019/extlst" xmlns:r="http://schemas.openxmlformats.org/officeDocument/2006/relationships" xmlns:m="http://schemas.openxmlformats.org/officeDocument/2006/math" xmlns:v="urn:schemas-microsoft-com:vml" xmlns:wp14="http://schemas.microsoft.com/office/word/2010/wordprocessingDrawing" xmlns:wp="http://schemas.openxmlformats.org/drawingml/2006/wordprocessingDrawing" xmlns:w10="urn:schemas-microsoft-com:office:word" xmlns:w="http://schemas.openxmlformats.org/wordprocessingml/2006/main" xmlns:w14="http://schemas.microsoft.com/office/word/2010/wordml" xmlns:w15="http://schemas.microsoft.com/office/word/2012/wordml" xmlns:w16cex="http://schemas.microsoft.com/office/word/2018/wordml/cex" xmlns:w16cid="http://schemas.microsoft.com/office/word/2016/wordml/cid" xmlns:w16="http://schemas.microsoft.com/office/word/2018/wordml" xmlns:w16sdtdh="http://schemas.microsoft.com/office/word/2020/wordml/sdtdatahash" xmlns:w16se="http://schemas.microsoft.com/office/word/2015/wordml/symex" xmlns:wpg="http://schemas.microsoft.com/office/word/2010/wordprocessingGroup" xmlns:wpi="http://schemas.microsoft.com/office/word/2010/wordprocessingInk" xmlns:wne="http://schemas.microsoft.com/office/word/2006/wordml" xmlns:wps="http://schemas.microsoft.com/office/word/2010/wordprocessingShape" mc:Ignorable="w14 w15 w16se w16cid w16 w16cex w16sdtdh wp14">
   <w:abstractNum w:abstractNumId="0" w15:restartNumberingAfterBreak="0">
     <w:nsid w:val="216960B9"/>
     <w:multiLevelType w:val="hybridMultilevel"/>
@@ -17211,7 +17315,7 @@
 </file>
 
 <file path=word/styles.xml><?xml version="1.0" encoding="utf-8"?>
-<w:styles xmlns:mc="http://schemas.openxmlformats.org/markup-compatibility/2006" xmlns:r="http://schemas.openxmlformats.org/officeDocument/2006/relationships" xmlns:w="http://schemas.openxmlformats.org/wordprocessingml/2006/main" xmlns:w14="http://schemas.microsoft.com/office/word/2010/wordml" xmlns:w15="http://schemas.microsoft.com/office/word/2012/wordml" xmlns:w16cex="http://schemas.microsoft.com/office/word/2018/wordml/cex" xmlns:w16cid="http://schemas.microsoft.com/office/word/2016/wordml/cid" xmlns:w16="http://schemas.microsoft.com/office/word/2018/wordml" xmlns:w16du="http://schemas.microsoft.com/office/word/2023/wordml/word16du" xmlns:w16sdtdh="http://schemas.microsoft.com/office/word/2020/wordml/sdtdatahash" xmlns:w16sdtfl="http://schemas.microsoft.com/office/word/2024/wordml/sdtformatlock" xmlns:w16se="http://schemas.microsoft.com/office/word/2015/wordml/symex" mc:Ignorable="w14 w15 w16se w16cid w16 w16cex w16sdtdh w16sdtfl w16du">
+<w:styles xmlns:mc="http://schemas.openxmlformats.org/markup-compatibility/2006" xmlns:r="http://schemas.openxmlformats.org/officeDocument/2006/relationships" xmlns:w="http://schemas.openxmlformats.org/wordprocessingml/2006/main" xmlns:w14="http://schemas.microsoft.com/office/word/2010/wordml" xmlns:w15="http://schemas.microsoft.com/office/word/2012/wordml" xmlns:w16cex="http://schemas.microsoft.com/office/word/2018/wordml/cex" xmlns:w16cid="http://schemas.microsoft.com/office/word/2016/wordml/cid" xmlns:w16="http://schemas.microsoft.com/office/word/2018/wordml" xmlns:w16sdtdh="http://schemas.microsoft.com/office/word/2020/wordml/sdtdatahash" xmlns:w16se="http://schemas.microsoft.com/office/word/2015/wordml/symex" mc:Ignorable="w14 w15 w16se w16cid w16 w16cex w16sdtdh">
   <w:docDefaults>
     <w:rPrDefault>
       <w:rPr>
